--- a/docs/current_state.docx
+++ b/docs/current_state.docx
@@ -4,83 +4,72 @@
   <w:body>
     <w:p>
       <w:pPr>
-        <w:spacing w:after="20"/>
+        <w:pStyle w:val="Title"/>
       </w:pPr>
+      <w:r>
+        <w:t>Supervisor briefing — update since the last meeting</w:t>
+      </w:r>
+    </w:p>
+    <w:p>
       <w:r>
         <w:rPr>
           <w:b/>
-          <w:color w:val="0E6262"/>
-          <w:sz w:val="16"/>
         </w:rPr>
-        <w:t>SUPERVISOR BRIEFING</w:t>
+        <w:t>Can a soundtrack's emotion predict a film's genre?</w:t>
+      </w:r>
+      <w:r>
+        <w:t xml:space="preserve"> This page covers only what happened since the fourth meeting (24 September 2026): the six notes from that meeting, what came of them, and the work on the thesis text that followed (state: 7 October 2026). Earlier rounds, the three routes (direct audio, emotion route, PCA-8 control), the definitions, every result table and the previous Q&amp;A are in </w:t>
+      </w:r>
+      <w:r>
+        <w:rPr>
+          <w:rFonts w:ascii="Consolas" w:hAnsi="Consolas"/>
+          <w:color w:val="404040"/>
+          <w:sz w:val="18"/>
+        </w:rPr>
+        <w:t>briefing_full.md</w:t>
+      </w:r>
+      <w:r>
+        <w:t xml:space="preserve">; every experiment in detail is in the technical log, </w:t>
+      </w:r>
+      <w:r>
+        <w:rPr>
+          <w:rFonts w:ascii="Consolas" w:hAnsi="Consolas"/>
+          <w:color w:val="404040"/>
+          <w:sz w:val="18"/>
+        </w:rPr>
+        <w:t>docs/README.md</w:t>
+      </w:r>
+      <w:r>
+        <w:t xml:space="preserve"> (section 22 for this round).</w:t>
       </w:r>
     </w:p>
     <w:p>
       <w:pPr>
-        <w:spacing w:after="80"/>
+        <w:pStyle w:val="Heading1"/>
       </w:pPr>
       <w:r>
-        <w:rPr>
-          <w:rFonts w:ascii="Calibri Light" w:hAnsi="Calibri Light"/>
-          <w:color w:val="1A1D24"/>
-          <w:sz w:val="38"/>
-        </w:rPr>
-        <w:t>Can a soundtrack’s emotion predict a film’s genre?</w:t>
-      </w:r>
-    </w:p>
-    <w:p>
-      <w:pPr>
-        <w:spacing w:after="160"/>
-      </w:pPr>
-      <w:r>
-        <w:rPr>
-          <w:b w:val="0"/>
-          <w:i w:val="0"/>
-          <w:color w:val="67717E"/>
-          <w:sz w:val="17"/>
-        </w:rPr>
-        <w:t xml:space="preserve">346 clips · 43 films · Eerola &amp; Vuoskoski (2011)      </w:t>
-      </w:r>
-      <w:r>
-        <w:rPr>
-          <w:b w:val="0"/>
-          <w:i w:val="0"/>
-          <w:color w:val="67717E"/>
-          <w:sz w:val="17"/>
-        </w:rPr>
-        <w:t>Implementation complete. Open item: content chapters.</w:t>
+        <w:t>1. Your notes from the last meeting</w:t>
       </w:r>
     </w:p>
     <w:tbl>
       <w:tblPr>
         <w:tblStyle w:val="TableGrid"/>
         <w:tblW w:type="auto" w:w="0"/>
-        <w:tblLayout w:type="fixed"/>
+        <w:jc w:val="center"/>
         <w:tblLook w:firstColumn="1" w:firstRow="1" w:lastColumn="0" w:lastRow="0" w:noHBand="0" w:noVBand="1" w:val="04A0"/>
       </w:tblPr>
       <w:tblGrid>
-        <w:gridCol w:w="9412"/>
+        <w:gridCol w:w="2493"/>
+        <w:gridCol w:w="2493"/>
+        <w:gridCol w:w="2493"/>
+        <w:gridCol w:w="2493"/>
       </w:tblGrid>
       <w:tr>
         <w:tc>
           <w:tcPr>
-            <w:tcW w:type="dxa" w:w="9411"/>
-            <w:shd w:val="clear" w:color="auto" w:fill="F2F5F5"/>
+            <w:tcW w:type="dxa" w:w="2493"/>
+            <w:shd w:val="clear" w:color="auto" w:fill="E8E8E8"/>
           </w:tcPr>
-          <w:p>
-            <w:pPr>
-              <w:spacing w:after="40"/>
-            </w:pPr>
-            <w:r/>
-            <w:r>
-              <w:rPr>
-                <w:b/>
-                <w:color w:val="0E6262"/>
-                <w:sz w:val="18"/>
-              </w:rPr>
-              <w:t>The three things to say first</w:t>
-            </w:r>
-          </w:p>
           <w:p>
             <w:pPr>
               <w:spacing w:after="0"/>
@@ -88,29 +77,526 @@
             <w:r>
               <w:rPr>
                 <w:b/>
-                <w:i w:val="0"/>
-                <w:color w:val="333A44"/>
-                <w:sz w:val="18"/>
+                <w:sz w:val="17"/>
               </w:rPr>
-              <w:t xml:space="preserve">1.  Emotion beats direct audio on all 8 genres — and it is now statistically significant (p = 0.031). Last time this was p = 0.62.    </w:t>
+              <w:t>#</w:t>
+            </w:r>
+          </w:p>
+        </w:tc>
+        <w:tc>
+          <w:tcPr>
+            <w:tcW w:type="dxa" w:w="2493"/>
+            <w:shd w:val="clear" w:color="auto" w:fill="E8E8E8"/>
+          </w:tcPr>
+          <w:p>
+            <w:pPr>
+              <w:spacing w:after="0"/>
+            </w:pPr>
+            <w:r>
+              <w:rPr>
+                <w:b/>
+                <w:sz w:val="17"/>
+              </w:rPr>
+              <w:t>Your note</w:t>
+            </w:r>
+          </w:p>
+        </w:tc>
+        <w:tc>
+          <w:tcPr>
+            <w:tcW w:type="dxa" w:w="2493"/>
+            <w:shd w:val="clear" w:color="auto" w:fill="E8E8E8"/>
+          </w:tcPr>
+          <w:p>
+            <w:pPr>
+              <w:spacing w:after="0"/>
+            </w:pPr>
+            <w:r>
+              <w:rPr>
+                <w:b/>
+                <w:sz w:val="17"/>
+              </w:rPr>
+              <w:t>What was done</w:t>
+            </w:r>
+          </w:p>
+        </w:tc>
+        <w:tc>
+          <w:tcPr>
+            <w:tcW w:type="dxa" w:w="2493"/>
+            <w:shd w:val="clear" w:color="auto" w:fill="E8E8E8"/>
+          </w:tcPr>
+          <w:p>
+            <w:pPr>
+              <w:spacing w:after="0"/>
+            </w:pPr>
+            <w:r>
+              <w:rPr>
+                <w:b/>
+                <w:sz w:val="17"/>
+              </w:rPr>
+              <w:t>Result</w:t>
+            </w:r>
+          </w:p>
+        </w:tc>
+      </w:tr>
+      <w:tr>
+        <w:tc>
+          <w:tcPr>
+            <w:tcW w:type="dxa" w:w="2493"/>
+          </w:tcPr>
+          <w:p>
+            <w:pPr>
+              <w:spacing w:after="0"/>
+            </w:pPr>
+            <w:r>
+              <w:rPr>
+                <w:sz w:val="17"/>
+              </w:rPr>
+              <w:t>1</w:t>
+            </w:r>
+          </w:p>
+        </w:tc>
+        <w:tc>
+          <w:tcPr>
+            <w:tcW w:type="dxa" w:w="2493"/>
+          </w:tcPr>
+          <w:p>
+            <w:pPr>
+              <w:spacing w:after="0"/>
+            </w:pPr>
+            <w:r>
+              <w:rPr>
+                <w:sz w:val="17"/>
+              </w:rPr>
+              <w:t>Explain the F1 metric more; is there a better approach?</w:t>
+            </w:r>
+          </w:p>
+        </w:tc>
+        <w:tc>
+          <w:tcPr>
+            <w:tcW w:type="dxa" w:w="2493"/>
+          </w:tcPr>
+          <w:p>
+            <w:pPr>
+              <w:spacing w:after="0"/>
+            </w:pPr>
+            <w:r>
+              <w:rPr>
+                <w:sz w:val="17"/>
+              </w:rPr>
+              <w:t>Every route scored under 13 metrics on the same predictions (section 2)</w:t>
+            </w:r>
+          </w:p>
+        </w:tc>
+        <w:tc>
+          <w:tcPr>
+            <w:tcW w:type="dxa" w:w="2493"/>
+          </w:tcPr>
+          <w:p>
+            <w:pPr>
+              <w:spacing w:after="0"/>
+            </w:pPr>
+            <w:r>
+              <w:rPr>
+                <w:b/>
+                <w:sz w:val="17"/>
+              </w:rPr>
+              <w:t>Macro-F1 stays the right headline</w:t>
+            </w:r>
+            <w:r>
+              <w:rPr>
+                <w:sz w:val="17"/>
+              </w:rPr>
+              <w:t xml:space="preserve">, but the in-domain lead </w:t>
             </w:r>
             <w:r>
               <w:rPr>
                 <w:b/>
-                <w:i w:val="0"/>
-                <w:color w:val="333A44"/>
-                <w:sz w:val="18"/>
+                <w:sz w:val="17"/>
               </w:rPr>
-              <w:t xml:space="preserve">2.  Audio-predicted emotions work as well as human ratings (p = 0.855), so the pipeline needs no emotion annotations.    </w:t>
+              <w:t>depends on the decision threshold</w:t>
+            </w:r>
+          </w:p>
+        </w:tc>
+      </w:tr>
+      <w:tr>
+        <w:tc>
+          <w:tcPr>
+            <w:tcW w:type="dxa" w:w="2493"/>
+          </w:tcPr>
+          <w:p>
+            <w:pPr>
+              <w:spacing w:after="0"/>
+            </w:pPr>
+            <w:r>
+              <w:rPr>
+                <w:sz w:val="17"/>
+              </w:rPr>
+              <w:t>2</w:t>
+            </w:r>
+          </w:p>
+        </w:tc>
+        <w:tc>
+          <w:tcPr>
+            <w:tcW w:type="dxa" w:w="2493"/>
+          </w:tcPr>
+          <w:p>
+            <w:pPr>
+              <w:spacing w:after="0"/>
+            </w:pPr>
+            <w:r>
+              <w:rPr>
+                <w:sz w:val="17"/>
+              </w:rPr>
+              <w:t>Standard deviation / variance of the cross-validation: stable and reproducible?</w:t>
+            </w:r>
+          </w:p>
+        </w:tc>
+        <w:tc>
+          <w:tcPr>
+            <w:tcW w:type="dxa" w:w="2493"/>
+          </w:tcPr>
+          <w:p>
+            <w:pPr>
+              <w:spacing w:after="0"/>
+            </w:pPr>
+            <w:r>
+              <w:rPr>
+                <w:sz w:val="17"/>
+              </w:rPr>
+              <w:t>Spread over repeats, folds, films and five master seeds (section 3)</w:t>
+            </w:r>
+          </w:p>
+        </w:tc>
+        <w:tc>
+          <w:tcPr>
+            <w:tcW w:type="dxa" w:w="2493"/>
+          </w:tcPr>
+          <w:p>
+            <w:pPr>
+              <w:spacing w:after="0"/>
+            </w:pPr>
+            <w:r>
+              <w:rPr>
+                <w:b/>
+                <w:sz w:val="17"/>
+              </w:rPr>
+              <w:t>Stable and reproducible</w:t>
+            </w:r>
+            <w:r>
+              <w:rPr>
+                <w:sz w:val="17"/>
+              </w:rPr>
+              <w:t>; the emotion lead is positive under every seed</w:t>
+            </w:r>
+          </w:p>
+        </w:tc>
+      </w:tr>
+      <w:tr>
+        <w:tc>
+          <w:tcPr>
+            <w:tcW w:type="dxa" w:w="2493"/>
+          </w:tcPr>
+          <w:p>
+            <w:pPr>
+              <w:spacing w:after="0"/>
+            </w:pPr>
+            <w:r>
+              <w:rPr>
+                <w:sz w:val="17"/>
+              </w:rPr>
+              <w:t>3</w:t>
+            </w:r>
+          </w:p>
+        </w:tc>
+        <w:tc>
+          <w:tcPr>
+            <w:tcW w:type="dxa" w:w="2493"/>
+          </w:tcPr>
+          <w:p>
+            <w:pPr>
+              <w:spacing w:after="0"/>
+            </w:pPr>
+            <w:r>
+              <w:rPr>
+                <w:sz w:val="17"/>
+              </w:rPr>
+              <w:t>Box office vs the Blockbuster dataset, under all metrics</w:t>
+            </w:r>
+          </w:p>
+        </w:tc>
+        <w:tc>
+          <w:tcPr>
+            <w:tcW w:type="dxa" w:w="2493"/>
+          </w:tcPr>
+          <w:p>
+            <w:pPr>
+              <w:spacing w:after="0"/>
+            </w:pPr>
+            <w:r>
+              <w:rPr>
+                <w:sz w:val="17"/>
+              </w:rPr>
+              <w:t>Worldwide gross for all 110 films; 6 per-film metrics, emotions, genre, prediction, all 140 MIR features (section 4)</w:t>
+            </w:r>
+          </w:p>
+        </w:tc>
+        <w:tc>
+          <w:tcPr>
+            <w:tcW w:type="dxa" w:w="2493"/>
+          </w:tcPr>
+          <w:p>
+            <w:pPr>
+              <w:spacing w:after="0"/>
+            </w:pPr>
+            <w:r>
+              <w:rPr>
+                <w:sz w:val="17"/>
+              </w:rPr>
+              <w:t xml:space="preserve">Classification quality: </w:t>
             </w:r>
             <w:r>
               <w:rPr>
                 <w:b/>
-                <w:i w:val="0"/>
-                <w:color w:val="333A44"/>
-                <w:sz w:val="18"/>
+                <w:sz w:val="17"/>
               </w:rPr>
-              <w:t>3.  The emotion regression’s R² = 0.56 is 62% of the maximum any model could reach — two listener panels only agree at 0.90.</w:t>
+              <w:t>no relation</w:t>
+            </w:r>
+            <w:r>
+              <w:rPr>
+                <w:sz w:val="17"/>
+              </w:rPr>
+              <w:t xml:space="preserve">. Emotions: </w:t>
+            </w:r>
+            <w:r>
+              <w:rPr>
+                <w:b/>
+                <w:sz w:val="17"/>
+              </w:rPr>
+              <w:t>only through the budget</w:t>
+            </w:r>
+            <w:r>
+              <w:rPr>
+                <w:sz w:val="17"/>
+              </w:rPr>
+              <w:t xml:space="preserve">. Then </w:t>
+            </w:r>
+            <w:r>
+              <w:rPr>
+                <w:b/>
+                <w:sz w:val="17"/>
+              </w:rPr>
+              <w:t>left out of the thesis</w:t>
+            </w:r>
+            <w:r>
+              <w:rPr>
+                <w:sz w:val="17"/>
+              </w:rPr>
+              <w:t xml:space="preserve"> (7 Oct)</w:t>
+            </w:r>
+          </w:p>
+        </w:tc>
+      </w:tr>
+      <w:tr>
+        <w:tc>
+          <w:tcPr>
+            <w:tcW w:type="dxa" w:w="2493"/>
+          </w:tcPr>
+          <w:p>
+            <w:pPr>
+              <w:spacing w:after="0"/>
+            </w:pPr>
+            <w:r>
+              <w:rPr>
+                <w:sz w:val="17"/>
+              </w:rPr>
+              <w:t>4</w:t>
+            </w:r>
+          </w:p>
+        </w:tc>
+        <w:tc>
+          <w:tcPr>
+            <w:tcW w:type="dxa" w:w="2493"/>
+          </w:tcPr>
+          <w:p>
+            <w:pPr>
+              <w:spacing w:after="0"/>
+            </w:pPr>
+            <w:r>
+              <w:rPr>
+                <w:sz w:val="17"/>
+              </w:rPr>
+              <w:t>Write the rest of the chapters</w:t>
+            </w:r>
+          </w:p>
+        </w:tc>
+        <w:tc>
+          <w:tcPr>
+            <w:tcW w:type="dxa" w:w="2493"/>
+          </w:tcPr>
+          <w:p>
+            <w:pPr>
+              <w:spacing w:after="0"/>
+            </w:pPr>
+            <w:r>
+              <w:rPr>
+                <w:sz w:val="17"/>
+              </w:rPr>
+              <w:t>Full drafts of every remaining chapter and the abstract (section 5)</w:t>
+            </w:r>
+          </w:p>
+        </w:tc>
+        <w:tc>
+          <w:tcPr>
+            <w:tcW w:type="dxa" w:w="2493"/>
+          </w:tcPr>
+          <w:p>
+            <w:pPr>
+              <w:spacing w:after="0"/>
+            </w:pPr>
+            <w:r>
+              <w:rPr>
+                <w:b/>
+                <w:sz w:val="17"/>
+              </w:rPr>
+              <w:t>On Overleaf, compiles with 0 errors</w:t>
+            </w:r>
+            <w:r>
+              <w:rPr>
+                <w:sz w:val="17"/>
+              </w:rPr>
+              <w:t>; reviewed, style-revised, references checked. Abstract, conclusions and contributions held back for the author</w:t>
+            </w:r>
+          </w:p>
+        </w:tc>
+      </w:tr>
+      <w:tr>
+        <w:tc>
+          <w:tcPr>
+            <w:tcW w:type="dxa" w:w="2493"/>
+          </w:tcPr>
+          <w:p>
+            <w:pPr>
+              <w:spacing w:after="0"/>
+            </w:pPr>
+            <w:r>
+              <w:rPr>
+                <w:sz w:val="17"/>
+              </w:rPr>
+              <w:t>5</w:t>
+            </w:r>
+          </w:p>
+        </w:tc>
+        <w:tc>
+          <w:tcPr>
+            <w:tcW w:type="dxa" w:w="2493"/>
+          </w:tcPr>
+          <w:p>
+            <w:pPr>
+              <w:spacing w:after="0"/>
+            </w:pPr>
+            <w:r>
+              <w:rPr>
+                <w:sz w:val="17"/>
+              </w:rPr>
+              <w:t>Results as graphs, not only tables</w:t>
+            </w:r>
+          </w:p>
+        </w:tc>
+        <w:tc>
+          <w:tcPr>
+            <w:tcW w:type="dxa" w:w="2493"/>
+          </w:tcPr>
+          <w:p>
+            <w:pPr>
+              <w:spacing w:after="0"/>
+            </w:pPr>
+            <w:r>
+              <w:rPr>
+                <w:sz w:val="17"/>
+              </w:rPr>
+              <w:t>Figures drawn directly from the results files (section 6)</w:t>
+            </w:r>
+          </w:p>
+        </w:tc>
+        <w:tc>
+          <w:tcPr>
+            <w:tcW w:type="dxa" w:w="2493"/>
+          </w:tcPr>
+          <w:p>
+            <w:pPr>
+              <w:spacing w:after="0"/>
+            </w:pPr>
+            <w:r>
+              <w:rPr>
+                <w:sz w:val="17"/>
+              </w:rPr>
+              <w:t>Eight figures in the Evaluation chapter, with short captions</w:t>
+            </w:r>
+          </w:p>
+        </w:tc>
+      </w:tr>
+      <w:tr>
+        <w:tc>
+          <w:tcPr>
+            <w:tcW w:type="dxa" w:w="2493"/>
+          </w:tcPr>
+          <w:p>
+            <w:pPr>
+              <w:spacing w:after="0"/>
+            </w:pPr>
+            <w:r>
+              <w:rPr>
+                <w:sz w:val="17"/>
+              </w:rPr>
+              <w:t>6</w:t>
+            </w:r>
+          </w:p>
+        </w:tc>
+        <w:tc>
+          <w:tcPr>
+            <w:tcW w:type="dxa" w:w="2493"/>
+          </w:tcPr>
+          <w:p>
+            <w:pPr>
+              <w:spacing w:after="0"/>
+            </w:pPr>
+            <w:r>
+              <w:rPr>
+                <w:sz w:val="17"/>
+              </w:rPr>
+              <w:t>Figures from other papers are allowed, with the source</w:t>
+            </w:r>
+          </w:p>
+        </w:tc>
+        <w:tc>
+          <w:tcPr>
+            <w:tcW w:type="dxa" w:w="2493"/>
+          </w:tcPr>
+          <w:p>
+            <w:pPr>
+              <w:spacing w:after="0"/>
+            </w:pPr>
+            <w:r>
+              <w:rPr>
+                <w:sz w:val="17"/>
+              </w:rPr>
+              <w:t>Noted (section 6)</w:t>
+            </w:r>
+          </w:p>
+        </w:tc>
+        <w:tc>
+          <w:tcPr>
+            <w:tcW w:type="dxa" w:w="2493"/>
+          </w:tcPr>
+          <w:p>
+            <w:pPr>
+              <w:spacing w:after="0"/>
+            </w:pPr>
+            <w:r>
+              <w:rPr>
+                <w:sz w:val="17"/>
+              </w:rPr>
+              <w:t>The circumplex figure could now be the original</w:t>
             </w:r>
           </w:p>
         </w:tc>
@@ -126,80 +612,174 @@
         <w:pStyle w:val="Heading1"/>
       </w:pPr>
       <w:r>
-        <w:t>Where the four research questions stand</w:t>
+        <w:t>2. Note 1 — the F1 metric, and whether there is a better one</w:t>
+      </w:r>
+    </w:p>
+    <w:p>
+      <w:pPr>
+        <w:pStyle w:val="Heading2"/>
+      </w:pPr>
+      <w:r>
+        <w:t>What F1 measures</w:t>
+      </w:r>
+    </w:p>
+    <w:p>
+      <w:r>
+        <w:t xml:space="preserve">For </w:t>
+      </w:r>
+      <w:r>
+        <w:rPr>
+          <w:b/>
+        </w:rPr>
+        <w:t>one genre</w:t>
+      </w:r>
+      <w:r>
+        <w:t>, say Horror:</w:t>
+      </w:r>
+    </w:p>
+    <w:p>
+      <w:pPr>
+        <w:pStyle w:val="ListBullet"/>
+        <w:spacing w:after="40"/>
+      </w:pPr>
+      <w:r>
+        <w:rPr>
+          <w:b/>
+        </w:rPr>
+        <w:t>Precision</w:t>
+      </w:r>
+      <w:r>
+        <w:t xml:space="preserve"> = of the clips the model </w:t>
+      </w:r>
+      <w:r>
+        <w:rPr>
+          <w:i/>
+        </w:rPr>
+        <w:t>called</w:t>
+      </w:r>
+      <w:r>
+        <w:t xml:space="preserve"> Horror, the share that really are.</w:t>
+      </w:r>
+    </w:p>
+    <w:p>
+      <w:pPr>
+        <w:pStyle w:val="ListBullet"/>
+        <w:spacing w:after="40"/>
+      </w:pPr>
+      <w:r>
+        <w:rPr>
+          <w:b/>
+        </w:rPr>
+        <w:t>Recall</w:t>
+      </w:r>
+      <w:r>
+        <w:t xml:space="preserve"> = of the clips that really </w:t>
+      </w:r>
+      <w:r>
+        <w:rPr>
+          <w:i/>
+        </w:rPr>
+        <w:t>are</w:t>
+      </w:r>
+      <w:r>
+        <w:t xml:space="preserve"> Horror, the share the model found.</w:t>
+      </w:r>
+    </w:p>
+    <w:p>
+      <w:pPr>
+        <w:pStyle w:val="ListBullet"/>
+        <w:spacing w:after="40"/>
+      </w:pPr>
+      <w:r>
+        <w:rPr>
+          <w:b/>
+        </w:rPr>
+        <w:t>F1</w:t>
+      </w:r>
+      <w:r>
+        <w:t xml:space="preserve"> = the harmonic mean of the two, </w:t>
+      </w:r>
+      <w:r>
+        <w:rPr>
+          <w:rFonts w:ascii="Consolas" w:hAnsi="Consolas"/>
+          <w:color w:val="404040"/>
+          <w:sz w:val="18"/>
+        </w:rPr>
+        <w:t>2·P·R / (P + R)</w:t>
+      </w:r>
+      <w:r>
+        <w:t>. It is high only when both are high: a model that calls everything Horror has recall 1 but poor precision, and one that calls almost nothing Horror has the opposite problem.</w:t>
+      </w:r>
+    </w:p>
+    <w:p>
+      <w:r>
+        <w:t>A clip can have several genres, so there is one F1 per genre, and they have to be combined into one number. That is where the variants differ:</w:t>
       </w:r>
     </w:p>
     <w:tbl>
       <w:tblPr>
         <w:tblStyle w:val="TableGrid"/>
         <w:tblW w:type="auto" w:w="0"/>
-        <w:jc w:val="left"/>
-        <w:tblLayout w:type="fixed"/>
+        <w:jc w:val="center"/>
         <w:tblLook w:firstColumn="1" w:firstRow="1" w:lastColumn="0" w:lastRow="0" w:noHBand="0" w:noVBand="1" w:val="04A0"/>
       </w:tblPr>
       <w:tblGrid>
-        <w:gridCol w:w="3137"/>
-        <w:gridCol w:w="3137"/>
-        <w:gridCol w:w="3137"/>
+        <w:gridCol w:w="3324"/>
+        <w:gridCol w:w="3324"/>
+        <w:gridCol w:w="3324"/>
       </w:tblGrid>
       <w:tr>
         <w:tc>
           <w:tcPr>
-            <w:tcW w:type="dxa" w:w="794"/>
-            <w:shd w:val="clear" w:color="auto" w:fill="E7EAEF"/>
+            <w:tcW w:type="dxa" w:w="3324"/>
+            <w:shd w:val="clear" w:color="auto" w:fill="E8E8E8"/>
           </w:tcPr>
           <w:p>
             <w:pPr>
-              <w:spacing w:after="20"/>
+              <w:spacing w:after="0"/>
             </w:pPr>
-            <w:r/>
             <w:r>
               <w:rPr>
                 <w:b/>
-                <w:color w:val="1A1D24"/>
                 <w:sz w:val="17"/>
               </w:rPr>
-              <w:t>RQ</w:t>
+              <w:t>averaging</w:t>
             </w:r>
           </w:p>
         </w:tc>
         <w:tc>
           <w:tcPr>
-            <w:tcW w:type="dxa" w:w="3742"/>
-            <w:shd w:val="clear" w:color="auto" w:fill="E7EAEF"/>
+            <w:tcW w:type="dxa" w:w="3324"/>
+            <w:shd w:val="clear" w:color="auto" w:fill="E8E8E8"/>
           </w:tcPr>
           <w:p>
             <w:pPr>
-              <w:spacing w:after="20"/>
+              <w:spacing w:after="0"/>
             </w:pPr>
-            <w:r/>
             <w:r>
               <w:rPr>
                 <w:b/>
-                <w:color w:val="1A1D24"/>
                 <w:sz w:val="17"/>
               </w:rPr>
-              <w:t>Question</w:t>
+              <w:t>how</w:t>
             </w:r>
           </w:p>
         </w:tc>
         <w:tc>
           <w:tcPr>
-            <w:tcW w:type="dxa" w:w="4876"/>
-            <w:shd w:val="clear" w:color="auto" w:fill="E7EAEF"/>
+            <w:tcW w:type="dxa" w:w="3324"/>
+            <w:shd w:val="clear" w:color="auto" w:fill="E8E8E8"/>
           </w:tcPr>
           <w:p>
             <w:pPr>
-              <w:spacing w:after="20"/>
+              <w:spacing w:after="0"/>
             </w:pPr>
-            <w:r/>
             <w:r>
               <w:rPr>
                 <w:b/>
-                <w:color w:val="1A1D24"/>
                 <w:sz w:val="17"/>
               </w:rPr>
-              <w:t>Status</w:t>
+              <w:t>what it rewards</w:t>
             </w:r>
           </w:p>
         </w:tc>
@@ -207,61 +787,56 @@
       <w:tr>
         <w:tc>
           <w:tcPr>
-            <w:tcW w:type="dxa" w:w="794"/>
+            <w:tcW w:type="dxa" w:w="3324"/>
           </w:tcPr>
           <w:p>
             <w:pPr>
-              <w:spacing w:after="20"/>
+              <w:spacing w:after="0"/>
             </w:pPr>
-            <w:r/>
             <w:r>
               <w:rPr>
                 <w:b/>
-                <w:i w:val="0"/>
-                <w:color w:val="333A44"/>
-                <w:sz w:val="18"/>
+                <w:sz w:val="17"/>
               </w:rPr>
-              <w:t>RQ1</w:t>
+              <w:t>macro-F1</w:t>
+            </w:r>
+            <w:r>
+              <w:rPr>
+                <w:sz w:val="17"/>
+              </w:rPr>
+              <w:t xml:space="preserve"> (ours)</w:t>
             </w:r>
           </w:p>
         </w:tc>
         <w:tc>
           <w:tcPr>
-            <w:tcW w:type="dxa" w:w="3742"/>
+            <w:tcW w:type="dxa" w:w="3324"/>
           </w:tcPr>
           <w:p>
             <w:pPr>
-              <w:spacing w:after="20"/>
+              <w:spacing w:after="0"/>
             </w:pPr>
-            <w:r/>
             <w:r>
               <w:rPr>
-                <w:b w:val="0"/>
-                <w:i w:val="0"/>
-                <w:color w:val="333A44"/>
-                <w:sz w:val="18"/>
+                <w:sz w:val="17"/>
               </w:rPr>
-              <w:t>Can emotion predict genre?</w:t>
+              <w:t>F1 per genre, then the plain mean</w:t>
             </w:r>
           </w:p>
         </w:tc>
         <w:tc>
           <w:tcPr>
-            <w:tcW w:type="dxa" w:w="4876"/>
+            <w:tcW w:type="dxa" w:w="3324"/>
           </w:tcPr>
           <w:p>
             <w:pPr>
-              <w:spacing w:after="20"/>
+              <w:spacing w:after="0"/>
             </w:pPr>
-            <w:r/>
             <w:r>
               <w:rPr>
-                <w:b/>
-                <w:i w:val="0"/>
-                <w:color w:val="2E6D45"/>
-                <w:sz w:val="18"/>
+                <w:sz w:val="17"/>
               </w:rPr>
-              <w:t>Yes — 0.397 on 5 genres vs 0.166 chance</w:t>
+              <w:t>every genre counts the same: Horror (28 clips) as much as Drama (239)</w:t>
             </w:r>
           </w:p>
         </w:tc>
@@ -269,61 +844,49 @@
       <w:tr>
         <w:tc>
           <w:tcPr>
-            <w:tcW w:type="dxa" w:w="794"/>
+            <w:tcW w:type="dxa" w:w="3324"/>
           </w:tcPr>
           <w:p>
             <w:pPr>
-              <w:spacing w:after="20"/>
+              <w:spacing w:after="0"/>
             </w:pPr>
-            <w:r/>
             <w:r>
               <w:rPr>
-                <w:b/>
-                <w:i w:val="0"/>
-                <w:color w:val="333A44"/>
-                <w:sz w:val="18"/>
+                <w:sz w:val="17"/>
               </w:rPr>
-              <w:t>RQ2a</w:t>
+              <w:t>micro-F1</w:t>
             </w:r>
           </w:p>
         </w:tc>
         <w:tc>
           <w:tcPr>
-            <w:tcW w:type="dxa" w:w="3742"/>
+            <w:tcW w:type="dxa" w:w="3324"/>
           </w:tcPr>
           <w:p>
             <w:pPr>
-              <w:spacing w:after="20"/>
+              <w:spacing w:after="0"/>
             </w:pPr>
-            <w:r/>
             <w:r>
               <w:rPr>
-                <w:b w:val="0"/>
-                <w:i w:val="0"/>
-                <w:color w:val="333A44"/>
-                <w:sz w:val="18"/>
+                <w:sz w:val="17"/>
               </w:rPr>
-              <w:t>Which emotions relate to which genres?</w:t>
+              <w:t>pool all clip–genre decisions, one F1</w:t>
             </w:r>
           </w:p>
         </w:tc>
         <w:tc>
           <w:tcPr>
-            <w:tcW w:type="dxa" w:w="4876"/>
+            <w:tcW w:type="dxa" w:w="3324"/>
           </w:tcPr>
           <w:p>
             <w:pPr>
-              <w:spacing w:after="20"/>
+              <w:spacing w:after="0"/>
             </w:pPr>
-            <w:r/>
             <w:r>
               <w:rPr>
-                <w:b/>
-                <w:i w:val="0"/>
-                <w:color w:val="2E6D45"/>
-                <w:sz w:val="18"/>
+                <w:sz w:val="17"/>
               </w:rPr>
-              <w:t>Done — per-genre Cohen’s d signatures</w:t>
+              <w:t>dominated by the frequent genres</w:t>
             </w:r>
           </w:p>
         </w:tc>
@@ -331,61 +894,49 @@
       <w:tr>
         <w:tc>
           <w:tcPr>
-            <w:tcW w:type="dxa" w:w="794"/>
+            <w:tcW w:type="dxa" w:w="3324"/>
           </w:tcPr>
           <w:p>
             <w:pPr>
-              <w:spacing w:after="20"/>
+              <w:spacing w:after="0"/>
             </w:pPr>
-            <w:r/>
             <w:r>
               <w:rPr>
-                <w:b/>
-                <w:i w:val="0"/>
-                <w:color w:val="333A44"/>
-                <w:sz w:val="18"/>
+                <w:sz w:val="17"/>
               </w:rPr>
-              <w:t>RQ2b</w:t>
+              <w:t>weighted-F1</w:t>
             </w:r>
           </w:p>
         </w:tc>
         <w:tc>
           <w:tcPr>
-            <w:tcW w:type="dxa" w:w="3742"/>
+            <w:tcW w:type="dxa" w:w="3324"/>
           </w:tcPr>
           <w:p>
             <w:pPr>
-              <w:spacing w:after="20"/>
+              <w:spacing w:after="0"/>
             </w:pPr>
-            <w:r/>
             <w:r>
               <w:rPr>
-                <w:b w:val="0"/>
-                <w:i w:val="0"/>
-                <w:color w:val="333A44"/>
-                <w:sz w:val="18"/>
+                <w:sz w:val="17"/>
               </w:rPr>
-              <w:t>Does the emotion intermediate help vs direct audio?</w:t>
+              <w:t>F1 per genre, mean weighted by genre size</w:t>
             </w:r>
           </w:p>
         </w:tc>
         <w:tc>
           <w:tcPr>
-            <w:tcW w:type="dxa" w:w="4876"/>
+            <w:tcW w:type="dxa" w:w="3324"/>
           </w:tcPr>
           <w:p>
             <w:pPr>
-              <w:spacing w:after="20"/>
+              <w:spacing w:after="0"/>
             </w:pPr>
-            <w:r/>
             <w:r>
               <w:rPr>
-                <w:b/>
-                <w:i w:val="0"/>
-                <w:color w:val="2E6D45"/>
-                <w:sz w:val="18"/>
+                <w:sz w:val="17"/>
               </w:rPr>
-              <w:t>Yes on 8 genres (p = 0.031); borderline on the 5-genre subset</w:t>
+              <w:t>in between</w:t>
             </w:r>
           </w:p>
         </w:tc>
@@ -393,61 +944,49 @@
       <w:tr>
         <w:tc>
           <w:tcPr>
-            <w:tcW w:type="dxa" w:w="794"/>
+            <w:tcW w:type="dxa" w:w="3324"/>
           </w:tcPr>
           <w:p>
             <w:pPr>
-              <w:spacing w:after="20"/>
+              <w:spacing w:after="0"/>
             </w:pPr>
-            <w:r/>
             <w:r>
               <w:rPr>
-                <w:b/>
-                <w:i w:val="0"/>
-                <w:color w:val="333A44"/>
-                <w:sz w:val="18"/>
+                <w:sz w:val="17"/>
               </w:rPr>
-              <w:t>RQ3</w:t>
+              <w:t>samples-F1</w:t>
             </w:r>
           </w:p>
         </w:tc>
         <w:tc>
           <w:tcPr>
-            <w:tcW w:type="dxa" w:w="3742"/>
+            <w:tcW w:type="dxa" w:w="3324"/>
           </w:tcPr>
           <w:p>
             <w:pPr>
-              <w:spacing w:after="20"/>
+              <w:spacing w:after="0"/>
             </w:pPr>
-            <w:r/>
             <w:r>
               <w:rPr>
-                <w:b w:val="0"/>
-                <w:i w:val="0"/>
-                <w:color w:val="333A44"/>
-                <w:sz w:val="18"/>
+                <w:sz w:val="17"/>
               </w:rPr>
-              <w:t>Which emotions are strongest per genre?</w:t>
+              <w:t>F1 per clip over its genre list, then the mean</w:t>
             </w:r>
           </w:p>
         </w:tc>
         <w:tc>
           <w:tcPr>
-            <w:tcW w:type="dxa" w:w="4876"/>
+            <w:tcW w:type="dxa" w:w="3324"/>
           </w:tcPr>
           <w:p>
             <w:pPr>
-              <w:spacing w:after="20"/>
+              <w:spacing w:after="0"/>
             </w:pPr>
-            <w:r/>
             <w:r>
               <w:rPr>
-                <w:b/>
-                <w:i w:val="0"/>
-                <w:color w:val="2E6D45"/>
-                <w:sz w:val="18"/>
+                <w:sz w:val="17"/>
               </w:rPr>
-              <w:t>Done — coefficients, RF importance and effect sizes agree</w:t>
+              <w:t>dominated by the frequent genres</w:t>
             </w:r>
           </w:p>
         </w:tc>
@@ -460,83 +999,168 @@
     </w:p>
     <w:p>
       <w:pPr>
-        <w:pStyle w:val="Heading1"/>
+        <w:pStyle w:val="Heading2"/>
       </w:pPr>
       <w:r>
-        <w:t>Four numbers changed since last time</w:t>
+        <w:t>What the alternatives show</w:t>
+      </w:r>
+    </w:p>
+    <w:p>
+      <w:r>
+        <w:t>Same predictions, 5 genres, mean of 10 repeats (</w:t>
+      </w:r>
+      <w:r>
+        <w:rPr>
+          <w:rFonts w:ascii="Consolas" w:hAnsi="Consolas"/>
+          <w:color w:val="404040"/>
+          <w:sz w:val="18"/>
+        </w:rPr>
+        <w:t>results/metrics_stability.json</w:t>
+      </w:r>
+      <w:r>
+        <w:t>). "Random" is a base-rate random guess, "most freq." always predicts the most common genres (in practice: Drama).</w:t>
       </w:r>
     </w:p>
     <w:tbl>
       <w:tblPr>
         <w:tblStyle w:val="TableGrid"/>
         <w:tblW w:type="auto" w:w="0"/>
-        <w:jc w:val="left"/>
-        <w:tblLayout w:type="fixed"/>
+        <w:jc w:val="center"/>
         <w:tblLook w:firstColumn="1" w:firstRow="1" w:lastColumn="0" w:lastRow="0" w:noHBand="0" w:noVBand="1" w:val="04A0"/>
       </w:tblPr>
       <w:tblGrid>
-        <w:gridCol w:w="3137"/>
-        <w:gridCol w:w="3137"/>
-        <w:gridCol w:w="3137"/>
+        <w:gridCol w:w="1425"/>
+        <w:gridCol w:w="1425"/>
+        <w:gridCol w:w="1425"/>
+        <w:gridCol w:w="1425"/>
+        <w:gridCol w:w="1425"/>
+        <w:gridCol w:w="1425"/>
+        <w:gridCol w:w="1425"/>
       </w:tblGrid>
       <w:tr>
         <w:tc>
           <w:tcPr>
-            <w:tcW w:type="dxa" w:w="3402"/>
-            <w:shd w:val="clear" w:color="auto" w:fill="E7EAEF"/>
+            <w:tcW w:type="dxa" w:w="1425"/>
+            <w:shd w:val="clear" w:color="auto" w:fill="E8E8E8"/>
           </w:tcPr>
           <w:p>
             <w:pPr>
-              <w:spacing w:after="20"/>
+              <w:spacing w:after="0"/>
             </w:pPr>
-            <w:r/>
             <w:r>
               <w:rPr>
                 <w:b/>
-                <w:color w:val="1A1D24"/>
                 <w:sz w:val="17"/>
               </w:rPr>
-              <w:t>Previously reported</w:t>
+              <w:t>metric</w:t>
             </w:r>
           </w:p>
         </w:tc>
         <w:tc>
           <w:tcPr>
-            <w:tcW w:type="dxa" w:w="2041"/>
-            <w:shd w:val="clear" w:color="auto" w:fill="E7EAEF"/>
+            <w:tcW w:type="dxa" w:w="1425"/>
+            <w:shd w:val="clear" w:color="auto" w:fill="E8E8E8"/>
           </w:tcPr>
           <w:p>
             <w:pPr>
-              <w:spacing w:after="20"/>
+              <w:spacing w:after="0"/>
             </w:pPr>
-            <w:r/>
             <w:r>
               <w:rPr>
                 <w:b/>
-                <w:color w:val="1A1D24"/>
                 <w:sz w:val="17"/>
               </w:rPr>
-              <w:t>Now</w:t>
+              <w:t>emotion route</w:t>
             </w:r>
           </w:p>
         </w:tc>
         <w:tc>
           <w:tcPr>
-            <w:tcW w:type="dxa" w:w="3969"/>
-            <w:shd w:val="clear" w:color="auto" w:fill="E7EAEF"/>
+            <w:tcW w:type="dxa" w:w="1425"/>
+            <w:shd w:val="clear" w:color="auto" w:fill="E8E8E8"/>
           </w:tcPr>
           <w:p>
             <w:pPr>
-              <w:spacing w:after="20"/>
+              <w:spacing w:after="0"/>
             </w:pPr>
-            <w:r/>
             <w:r>
               <w:rPr>
                 <w:b/>
-                <w:color w:val="1A1D24"/>
                 <w:sz w:val="17"/>
               </w:rPr>
-              <w:t>Why</w:t>
+              <w:t>direct VGGish</w:t>
+            </w:r>
+          </w:p>
+        </w:tc>
+        <w:tc>
+          <w:tcPr>
+            <w:tcW w:type="dxa" w:w="1425"/>
+            <w:shd w:val="clear" w:color="auto" w:fill="E8E8E8"/>
+          </w:tcPr>
+          <w:p>
+            <w:pPr>
+              <w:spacing w:after="0"/>
+            </w:pPr>
+            <w:r>
+              <w:rPr>
+                <w:b/>
+                <w:sz w:val="17"/>
+              </w:rPr>
+              <w:t>direct AST</w:t>
+            </w:r>
+          </w:p>
+        </w:tc>
+        <w:tc>
+          <w:tcPr>
+            <w:tcW w:type="dxa" w:w="1425"/>
+            <w:shd w:val="clear" w:color="auto" w:fill="E8E8E8"/>
+          </w:tcPr>
+          <w:p>
+            <w:pPr>
+              <w:spacing w:after="0"/>
+            </w:pPr>
+            <w:r>
+              <w:rPr>
+                <w:b/>
+                <w:sz w:val="17"/>
+              </w:rPr>
+              <w:t>PCA-8 control</w:t>
+            </w:r>
+          </w:p>
+        </w:tc>
+        <w:tc>
+          <w:tcPr>
+            <w:tcW w:type="dxa" w:w="1425"/>
+            <w:shd w:val="clear" w:color="auto" w:fill="E8E8E8"/>
+          </w:tcPr>
+          <w:p>
+            <w:pPr>
+              <w:spacing w:after="0"/>
+            </w:pPr>
+            <w:r>
+              <w:rPr>
+                <w:b/>
+                <w:sz w:val="17"/>
+              </w:rPr>
+              <w:t>most freq.</w:t>
+            </w:r>
+          </w:p>
+        </w:tc>
+        <w:tc>
+          <w:tcPr>
+            <w:tcW w:type="dxa" w:w="1425"/>
+            <w:shd w:val="clear" w:color="auto" w:fill="E8E8E8"/>
+          </w:tcPr>
+          <w:p>
+            <w:pPr>
+              <w:spacing w:after="0"/>
+            </w:pPr>
+            <w:r>
+              <w:rPr>
+                <w:b/>
+                <w:sz w:val="17"/>
+              </w:rPr>
+              <w:t>random</w:t>
             </w:r>
           </w:p>
         </w:tc>
@@ -544,61 +1168,121 @@
       <w:tr>
         <w:tc>
           <w:tcPr>
-            <w:tcW w:type="dxa" w:w="3402"/>
+            <w:tcW w:type="dxa" w:w="1425"/>
           </w:tcPr>
           <w:p>
             <w:pPr>
-              <w:spacing w:after="20"/>
+              <w:spacing w:after="0"/>
             </w:pPr>
-            <w:r/>
             <w:r>
               <w:rPr>
-                <w:b w:val="0"/>
-                <w:i w:val="0"/>
-                <w:color w:val="333A44"/>
-                <w:sz w:val="18"/>
+                <w:b/>
+                <w:sz w:val="17"/>
               </w:rPr>
-              <w:t>Emotion vs AST “within noise”, p = 0.62</w:t>
+              <w:t>macro-F1 (headline)</w:t>
             </w:r>
           </w:p>
         </w:tc>
         <w:tc>
           <w:tcPr>
-            <w:tcW w:type="dxa" w:w="2041"/>
+            <w:tcW w:type="dxa" w:w="1425"/>
           </w:tcPr>
           <w:p>
             <w:pPr>
-              <w:spacing w:after="20"/>
+              <w:spacing w:after="0"/>
+              <w:jc w:val="right"/>
             </w:pPr>
-            <w:r/>
             <w:r>
               <w:rPr>
                 <w:b/>
-                <w:i w:val="0"/>
-                <w:color w:val="333A44"/>
-                <w:sz w:val="18"/>
+                <w:sz w:val="17"/>
               </w:rPr>
-              <w:t>Significant, p = 0.031</w:t>
+              <w:t>0.417</w:t>
             </w:r>
           </w:p>
         </w:tc>
         <w:tc>
           <w:tcPr>
-            <w:tcW w:type="dxa" w:w="3969"/>
+            <w:tcW w:type="dxa" w:w="1425"/>
           </w:tcPr>
           <w:p>
             <w:pPr>
-              <w:spacing w:after="20"/>
+              <w:spacing w:after="0"/>
+              <w:jc w:val="right"/>
             </w:pPr>
-            <w:r/>
             <w:r>
               <w:rPr>
-                <w:b w:val="0"/>
-                <w:i w:val="0"/>
-                <w:color w:val="333A44"/>
-                <w:sz w:val="18"/>
+                <w:sz w:val="17"/>
               </w:rPr>
-              <w:t>5 folds can’t resolve that gap; 50 folds + tuning can</w:t>
+              <w:t>0.377</w:t>
+            </w:r>
+          </w:p>
+        </w:tc>
+        <w:tc>
+          <w:tcPr>
+            <w:tcW w:type="dxa" w:w="1425"/>
+          </w:tcPr>
+          <w:p>
+            <w:pPr>
+              <w:spacing w:after="0"/>
+              <w:jc w:val="right"/>
+            </w:pPr>
+            <w:r>
+              <w:rPr>
+                <w:sz w:val="17"/>
+              </w:rPr>
+              <w:t>0.371</w:t>
+            </w:r>
+          </w:p>
+        </w:tc>
+        <w:tc>
+          <w:tcPr>
+            <w:tcW w:type="dxa" w:w="1425"/>
+          </w:tcPr>
+          <w:p>
+            <w:pPr>
+              <w:spacing w:after="0"/>
+              <w:jc w:val="right"/>
+            </w:pPr>
+            <w:r>
+              <w:rPr>
+                <w:sz w:val="17"/>
+              </w:rPr>
+              <w:t>0.372</w:t>
+            </w:r>
+          </w:p>
+        </w:tc>
+        <w:tc>
+          <w:tcPr>
+            <w:tcW w:type="dxa" w:w="1425"/>
+          </w:tcPr>
+          <w:p>
+            <w:pPr>
+              <w:spacing w:after="0"/>
+              <w:jc w:val="right"/>
+            </w:pPr>
+            <w:r>
+              <w:rPr>
+                <w:sz w:val="17"/>
+              </w:rPr>
+              <w:t>0.168</w:t>
+            </w:r>
+          </w:p>
+        </w:tc>
+        <w:tc>
+          <w:tcPr>
+            <w:tcW w:type="dxa" w:w="1425"/>
+          </w:tcPr>
+          <w:p>
+            <w:pPr>
+              <w:spacing w:after="0"/>
+              <w:jc w:val="right"/>
+            </w:pPr>
+            <w:r>
+              <w:rPr>
+                <w:sz w:val="17"/>
+              </w:rPr>
+              <w:t>0.308</w:t>
             </w:r>
           </w:p>
         </w:tc>
@@ -606,61 +1290,120 @@
       <w:tr>
         <w:tc>
           <w:tcPr>
-            <w:tcW w:type="dxa" w:w="3402"/>
+            <w:tcW w:type="dxa" w:w="1425"/>
           </w:tcPr>
           <w:p>
             <w:pPr>
-              <w:spacing w:after="20"/>
+              <w:spacing w:after="0"/>
             </w:pPr>
-            <w:r/>
             <w:r>
               <w:rPr>
-                <w:b w:val="0"/>
-                <w:i w:val="0"/>
-                <w:color w:val="333A44"/>
-                <w:sz w:val="18"/>
+                <w:sz w:val="17"/>
               </w:rPr>
-              <w:t>0.281 is a “robust ceiling”</w:t>
+              <w:t>macro-F1, threshold tuned per genre</w:t>
             </w:r>
           </w:p>
         </w:tc>
         <w:tc>
           <w:tcPr>
-            <w:tcW w:type="dxa" w:w="2041"/>
+            <w:tcW w:type="dxa" w:w="1425"/>
           </w:tcPr>
           <w:p>
             <w:pPr>
-              <w:spacing w:after="20"/>
+              <w:spacing w:after="0"/>
+              <w:jc w:val="right"/>
             </w:pPr>
-            <w:r/>
             <w:r>
               <w:rPr>
-                <w:b/>
-                <w:i w:val="0"/>
-                <w:color w:val="333A44"/>
-                <w:sz w:val="18"/>
+                <w:sz w:val="17"/>
               </w:rPr>
-              <w:t>Ceiling is 0.299</w:t>
+              <w:t>0.440</w:t>
             </w:r>
           </w:p>
         </w:tc>
         <w:tc>
           <w:tcPr>
-            <w:tcW w:type="dxa" w:w="3969"/>
+            <w:tcW w:type="dxa" w:w="1425"/>
           </w:tcPr>
           <w:p>
             <w:pPr>
-              <w:spacing w:after="20"/>
+              <w:spacing w:after="0"/>
+              <w:jc w:val="right"/>
             </w:pPr>
-            <w:r/>
             <w:r>
               <w:rPr>
-                <w:b w:val="0"/>
-                <w:i w:val="0"/>
-                <w:color w:val="333A44"/>
-                <w:sz w:val="18"/>
+                <w:sz w:val="17"/>
               </w:rPr>
-              <w:t>Regularisation was never tested; tuning alone beats it</w:t>
+              <w:t>0.429</w:t>
+            </w:r>
+          </w:p>
+        </w:tc>
+        <w:tc>
+          <w:tcPr>
+            <w:tcW w:type="dxa" w:w="1425"/>
+          </w:tcPr>
+          <w:p>
+            <w:pPr>
+              <w:spacing w:after="0"/>
+              <w:jc w:val="right"/>
+            </w:pPr>
+            <w:r>
+              <w:rPr>
+                <w:sz w:val="17"/>
+              </w:rPr>
+              <w:t>0.427</w:t>
+            </w:r>
+          </w:p>
+        </w:tc>
+        <w:tc>
+          <w:tcPr>
+            <w:tcW w:type="dxa" w:w="1425"/>
+          </w:tcPr>
+          <w:p>
+            <w:pPr>
+              <w:spacing w:after="0"/>
+              <w:jc w:val="right"/>
+            </w:pPr>
+            <w:r>
+              <w:rPr>
+                <w:b/>
+                <w:sz w:val="17"/>
+              </w:rPr>
+              <w:t>0.441</w:t>
+            </w:r>
+          </w:p>
+        </w:tc>
+        <w:tc>
+          <w:tcPr>
+            <w:tcW w:type="dxa" w:w="1425"/>
+          </w:tcPr>
+          <w:p>
+            <w:pPr>
+              <w:spacing w:after="0"/>
+              <w:jc w:val="right"/>
+            </w:pPr>
+            <w:r>
+              <w:rPr>
+                <w:sz w:val="17"/>
+              </w:rPr>
+              <w:t>0.168</w:t>
+            </w:r>
+          </w:p>
+        </w:tc>
+        <w:tc>
+          <w:tcPr>
+            <w:tcW w:type="dxa" w:w="1425"/>
+          </w:tcPr>
+          <w:p>
+            <w:pPr>
+              <w:spacing w:after="0"/>
+              <w:jc w:val="right"/>
+            </w:pPr>
+            <w:r>
+              <w:rPr>
+                <w:sz w:val="17"/>
+              </w:rPr>
+              <w:t>0.308</w:t>
             </w:r>
           </w:p>
         </w:tc>
@@ -668,61 +1411,120 @@
       <w:tr>
         <w:tc>
           <w:tcPr>
-            <w:tcW w:type="dxa" w:w="3402"/>
+            <w:tcW w:type="dxa" w:w="1425"/>
           </w:tcPr>
           <w:p>
             <w:pPr>
-              <w:spacing w:after="20"/>
+              <w:spacing w:after="0"/>
             </w:pPr>
-            <w:r/>
             <w:r>
               <w:rPr>
-                <w:b w:val="0"/>
-                <w:i w:val="0"/>
-                <w:color w:val="333A44"/>
-                <w:sz w:val="18"/>
+                <w:sz w:val="17"/>
               </w:rPr>
-              <w:t>Predicted-emotion pipeline = 0.406</w:t>
+              <w:t>macro average precision (no threshold)</w:t>
             </w:r>
           </w:p>
         </w:tc>
         <w:tc>
           <w:tcPr>
-            <w:tcW w:type="dxa" w:w="2041"/>
+            <w:tcW w:type="dxa" w:w="1425"/>
           </w:tcPr>
           <w:p>
             <w:pPr>
-              <w:spacing w:after="20"/>
+              <w:spacing w:after="0"/>
+              <w:jc w:val="right"/>
             </w:pPr>
-            <w:r/>
             <w:r>
               <w:rPr>
                 <w:b/>
-                <w:i w:val="0"/>
-                <w:color w:val="333A44"/>
-                <w:sz w:val="18"/>
+                <w:sz w:val="17"/>
               </w:rPr>
-              <w:t>0.394</w:t>
+              <w:t>0.372</w:t>
             </w:r>
           </w:p>
         </w:tc>
         <w:tc>
           <w:tcPr>
-            <w:tcW w:type="dxa" w:w="3969"/>
+            <w:tcW w:type="dxa" w:w="1425"/>
           </w:tcPr>
           <w:p>
             <w:pPr>
-              <w:spacing w:after="20"/>
+              <w:spacing w:after="0"/>
+              <w:jc w:val="right"/>
             </w:pPr>
-            <w:r/>
             <w:r>
               <w:rPr>
-                <w:b w:val="0"/>
-                <w:i w:val="0"/>
-                <w:color w:val="333A44"/>
-                <w:sz w:val="18"/>
+                <w:sz w:val="17"/>
               </w:rPr>
-              <w:t>One split was optimistic; 50 folds regress it</w:t>
+              <w:t>0.361</w:t>
+            </w:r>
+          </w:p>
+        </w:tc>
+        <w:tc>
+          <w:tcPr>
+            <w:tcW w:type="dxa" w:w="1425"/>
+          </w:tcPr>
+          <w:p>
+            <w:pPr>
+              <w:spacing w:after="0"/>
+              <w:jc w:val="right"/>
+            </w:pPr>
+            <w:r>
+              <w:rPr>
+                <w:sz w:val="17"/>
+              </w:rPr>
+              <w:t>0.359</w:t>
+            </w:r>
+          </w:p>
+        </w:tc>
+        <w:tc>
+          <w:tcPr>
+            <w:tcW w:type="dxa" w:w="1425"/>
+          </w:tcPr>
+          <w:p>
+            <w:pPr>
+              <w:spacing w:after="0"/>
+              <w:jc w:val="right"/>
+            </w:pPr>
+            <w:r>
+              <w:rPr>
+                <w:sz w:val="17"/>
+              </w:rPr>
+              <w:t>0.356</w:t>
+            </w:r>
+          </w:p>
+        </w:tc>
+        <w:tc>
+          <w:tcPr>
+            <w:tcW w:type="dxa" w:w="1425"/>
+          </w:tcPr>
+          <w:p>
+            <w:pPr>
+              <w:spacing w:after="0"/>
+              <w:jc w:val="right"/>
+            </w:pPr>
+            <w:r>
+              <w:rPr>
+                <w:sz w:val="17"/>
+              </w:rPr>
+              <w:t>0.309</w:t>
+            </w:r>
+          </w:p>
+        </w:tc>
+        <w:tc>
+          <w:tcPr>
+            <w:tcW w:type="dxa" w:w="1425"/>
+          </w:tcPr>
+          <w:p>
+            <w:pPr>
+              <w:spacing w:after="0"/>
+              <w:jc w:val="right"/>
+            </w:pPr>
+            <w:r>
+              <w:rPr>
+                <w:sz w:val="17"/>
+              </w:rPr>
+              <w:t>0.321</w:t>
             </w:r>
           </w:p>
         </w:tc>
@@ -730,61 +1532,604 @@
       <w:tr>
         <w:tc>
           <w:tcPr>
-            <w:tcW w:type="dxa" w:w="3402"/>
+            <w:tcW w:type="dxa" w:w="1425"/>
           </w:tcPr>
           <w:p>
             <w:pPr>
-              <w:spacing w:after="20"/>
+              <w:spacing w:after="0"/>
             </w:pPr>
-            <w:r/>
             <w:r>
               <w:rPr>
-                <w:b w:val="0"/>
-                <w:i w:val="0"/>
-                <w:color w:val="333A44"/>
-                <w:sz w:val="18"/>
+                <w:sz w:val="17"/>
               </w:rPr>
-              <w:t>338 clips</w:t>
+              <w:t>macro ROC-AUC (no threshold)</w:t>
             </w:r>
           </w:p>
         </w:tc>
         <w:tc>
           <w:tcPr>
-            <w:tcW w:type="dxa" w:w="2041"/>
+            <w:tcW w:type="dxa" w:w="1425"/>
           </w:tcPr>
           <w:p>
             <w:pPr>
-              <w:spacing w:after="20"/>
+              <w:spacing w:after="0"/>
+              <w:jc w:val="right"/>
             </w:pPr>
-            <w:r/>
             <w:r>
               <w:rPr>
                 <w:b/>
-                <w:i w:val="0"/>
-                <w:color w:val="333A44"/>
-                <w:sz w:val="18"/>
+                <w:sz w:val="17"/>
               </w:rPr>
-              <w:t>346 clips</w:t>
+              <w:t>0.608</w:t>
             </w:r>
           </w:p>
         </w:tc>
         <w:tc>
           <w:tcPr>
-            <w:tcW w:type="dxa" w:w="3969"/>
+            <w:tcW w:type="dxa" w:w="1425"/>
           </w:tcPr>
           <w:p>
             <w:pPr>
-              <w:spacing w:after="20"/>
+              <w:spacing w:after="0"/>
+              <w:jc w:val="right"/>
             </w:pPr>
-            <w:r/>
             <w:r>
               <w:rPr>
-                <w:b w:val="0"/>
-                <w:i w:val="0"/>
-                <w:color w:val="333A44"/>
-                <w:sz w:val="18"/>
+                <w:sz w:val="17"/>
               </w:rPr>
-              <w:t>Corrected inclusion rule</w:t>
+              <w:t>0.567</w:t>
+            </w:r>
+          </w:p>
+        </w:tc>
+        <w:tc>
+          <w:tcPr>
+            <w:tcW w:type="dxa" w:w="1425"/>
+          </w:tcPr>
+          <w:p>
+            <w:pPr>
+              <w:spacing w:after="0"/>
+              <w:jc w:val="right"/>
+            </w:pPr>
+            <w:r>
+              <w:rPr>
+                <w:sz w:val="17"/>
+              </w:rPr>
+              <w:t>0.571</w:t>
+            </w:r>
+          </w:p>
+        </w:tc>
+        <w:tc>
+          <w:tcPr>
+            <w:tcW w:type="dxa" w:w="1425"/>
+          </w:tcPr>
+          <w:p>
+            <w:pPr>
+              <w:spacing w:after="0"/>
+              <w:jc w:val="right"/>
+            </w:pPr>
+            <w:r>
+              <w:rPr>
+                <w:sz w:val="17"/>
+              </w:rPr>
+              <w:t>0.567</w:t>
+            </w:r>
+          </w:p>
+        </w:tc>
+        <w:tc>
+          <w:tcPr>
+            <w:tcW w:type="dxa" w:w="1425"/>
+          </w:tcPr>
+          <w:p>
+            <w:pPr>
+              <w:spacing w:after="0"/>
+              <w:jc w:val="right"/>
+            </w:pPr>
+            <w:r>
+              <w:rPr>
+                <w:sz w:val="17"/>
+              </w:rPr>
+              <w:t>0.500</w:t>
+            </w:r>
+          </w:p>
+        </w:tc>
+        <w:tc>
+          <w:tcPr>
+            <w:tcW w:type="dxa" w:w="1425"/>
+          </w:tcPr>
+          <w:p>
+            <w:pPr>
+              <w:spacing w:after="0"/>
+              <w:jc w:val="right"/>
+            </w:pPr>
+            <w:r>
+              <w:rPr>
+                <w:sz w:val="17"/>
+              </w:rPr>
+              <w:t>0.501</w:t>
+            </w:r>
+          </w:p>
+        </w:tc>
+      </w:tr>
+      <w:tr>
+        <w:tc>
+          <w:tcPr>
+            <w:tcW w:type="dxa" w:w="1425"/>
+          </w:tcPr>
+          <w:p>
+            <w:pPr>
+              <w:spacing w:after="0"/>
+            </w:pPr>
+            <w:r>
+              <w:rPr>
+                <w:sz w:val="17"/>
+              </w:rPr>
+              <w:t>macro-F1 per film (clips averaged)</w:t>
+            </w:r>
+          </w:p>
+        </w:tc>
+        <w:tc>
+          <w:tcPr>
+            <w:tcW w:type="dxa" w:w="1425"/>
+          </w:tcPr>
+          <w:p>
+            <w:pPr>
+              <w:spacing w:after="0"/>
+              <w:jc w:val="right"/>
+            </w:pPr>
+            <w:r>
+              <w:rPr>
+                <w:b/>
+                <w:sz w:val="17"/>
+              </w:rPr>
+              <w:t>0.469</w:t>
+            </w:r>
+          </w:p>
+        </w:tc>
+        <w:tc>
+          <w:tcPr>
+            <w:tcW w:type="dxa" w:w="1425"/>
+          </w:tcPr>
+          <w:p>
+            <w:pPr>
+              <w:spacing w:after="0"/>
+              <w:jc w:val="right"/>
+            </w:pPr>
+            <w:r>
+              <w:rPr>
+                <w:sz w:val="17"/>
+              </w:rPr>
+              <w:t>0.375</w:t>
+            </w:r>
+          </w:p>
+        </w:tc>
+        <w:tc>
+          <w:tcPr>
+            <w:tcW w:type="dxa" w:w="1425"/>
+          </w:tcPr>
+          <w:p>
+            <w:pPr>
+              <w:spacing w:after="0"/>
+              <w:jc w:val="right"/>
+            </w:pPr>
+            <w:r>
+              <w:rPr>
+                <w:sz w:val="17"/>
+              </w:rPr>
+              <w:t>0.307</w:t>
+            </w:r>
+          </w:p>
+        </w:tc>
+        <w:tc>
+          <w:tcPr>
+            <w:tcW w:type="dxa" w:w="1425"/>
+          </w:tcPr>
+          <w:p>
+            <w:pPr>
+              <w:spacing w:after="0"/>
+              <w:jc w:val="right"/>
+            </w:pPr>
+            <w:r>
+              <w:rPr>
+                <w:sz w:val="17"/>
+              </w:rPr>
+              <w:t>0.418</w:t>
+            </w:r>
+          </w:p>
+        </w:tc>
+        <w:tc>
+          <w:tcPr>
+            <w:tcW w:type="dxa" w:w="1425"/>
+          </w:tcPr>
+          <w:p>
+            <w:pPr>
+              <w:spacing w:after="0"/>
+              <w:jc w:val="right"/>
+            </w:pPr>
+            <w:r>
+              <w:rPr>
+                <w:sz w:val="17"/>
+              </w:rPr>
+              <w:t>0.169</w:t>
+            </w:r>
+          </w:p>
+        </w:tc>
+        <w:tc>
+          <w:tcPr>
+            <w:tcW w:type="dxa" w:w="1425"/>
+          </w:tcPr>
+          <w:p>
+            <w:pPr>
+              <w:spacing w:after="0"/>
+              <w:jc w:val="right"/>
+            </w:pPr>
+            <w:r>
+              <w:rPr>
+                <w:sz w:val="17"/>
+              </w:rPr>
+              <w:t>0.301</w:t>
+            </w:r>
+          </w:p>
+        </w:tc>
+      </w:tr>
+      <w:tr>
+        <w:tc>
+          <w:tcPr>
+            <w:tcW w:type="dxa" w:w="1425"/>
+          </w:tcPr>
+          <w:p>
+            <w:pPr>
+              <w:spacing w:after="0"/>
+            </w:pPr>
+            <w:r>
+              <w:rPr>
+                <w:sz w:val="17"/>
+              </w:rPr>
+              <w:t>micro-F1</w:t>
+            </w:r>
+          </w:p>
+        </w:tc>
+        <w:tc>
+          <w:tcPr>
+            <w:tcW w:type="dxa" w:w="1425"/>
+          </w:tcPr>
+          <w:p>
+            <w:pPr>
+              <w:spacing w:after="0"/>
+              <w:jc w:val="right"/>
+            </w:pPr>
+            <w:r>
+              <w:rPr>
+                <w:sz w:val="17"/>
+              </w:rPr>
+              <w:t>0.482</w:t>
+            </w:r>
+          </w:p>
+        </w:tc>
+        <w:tc>
+          <w:tcPr>
+            <w:tcW w:type="dxa" w:w="1425"/>
+          </w:tcPr>
+          <w:p>
+            <w:pPr>
+              <w:spacing w:after="0"/>
+              <w:jc w:val="right"/>
+            </w:pPr>
+            <w:r>
+              <w:rPr>
+                <w:sz w:val="17"/>
+              </w:rPr>
+              <w:t>0.471</w:t>
+            </w:r>
+          </w:p>
+        </w:tc>
+        <w:tc>
+          <w:tcPr>
+            <w:tcW w:type="dxa" w:w="1425"/>
+          </w:tcPr>
+          <w:p>
+            <w:pPr>
+              <w:spacing w:after="0"/>
+              <w:jc w:val="right"/>
+            </w:pPr>
+            <w:r>
+              <w:rPr>
+                <w:sz w:val="17"/>
+              </w:rPr>
+              <w:t>0.515</w:t>
+            </w:r>
+          </w:p>
+        </w:tc>
+        <w:tc>
+          <w:tcPr>
+            <w:tcW w:type="dxa" w:w="1425"/>
+          </w:tcPr>
+          <w:p>
+            <w:pPr>
+              <w:spacing w:after="0"/>
+              <w:jc w:val="right"/>
+            </w:pPr>
+            <w:r>
+              <w:rPr>
+                <w:sz w:val="17"/>
+              </w:rPr>
+              <w:t>0.446</w:t>
+            </w:r>
+          </w:p>
+        </w:tc>
+        <w:tc>
+          <w:tcPr>
+            <w:tcW w:type="dxa" w:w="1425"/>
+          </w:tcPr>
+          <w:p>
+            <w:pPr>
+              <w:spacing w:after="0"/>
+              <w:jc w:val="right"/>
+            </w:pPr>
+            <w:r>
+              <w:rPr>
+                <w:b/>
+                <w:sz w:val="17"/>
+              </w:rPr>
+              <w:t>0.571</w:t>
+            </w:r>
+          </w:p>
+        </w:tc>
+        <w:tc>
+          <w:tcPr>
+            <w:tcW w:type="dxa" w:w="1425"/>
+          </w:tcPr>
+          <w:p>
+            <w:pPr>
+              <w:spacing w:after="0"/>
+              <w:jc w:val="right"/>
+            </w:pPr>
+            <w:r>
+              <w:rPr>
+                <w:sz w:val="17"/>
+              </w:rPr>
+              <w:t>0.477</w:t>
+            </w:r>
+          </w:p>
+        </w:tc>
+      </w:tr>
+      <w:tr>
+        <w:tc>
+          <w:tcPr>
+            <w:tcW w:type="dxa" w:w="1425"/>
+          </w:tcPr>
+          <w:p>
+            <w:pPr>
+              <w:spacing w:after="0"/>
+            </w:pPr>
+            <w:r>
+              <w:rPr>
+                <w:sz w:val="17"/>
+              </w:rPr>
+              <w:t>exact match</w:t>
+            </w:r>
+          </w:p>
+        </w:tc>
+        <w:tc>
+          <w:tcPr>
+            <w:tcW w:type="dxa" w:w="1425"/>
+          </w:tcPr>
+          <w:p>
+            <w:pPr>
+              <w:spacing w:after="0"/>
+              <w:jc w:val="right"/>
+            </w:pPr>
+            <w:r>
+              <w:rPr>
+                <w:sz w:val="17"/>
+              </w:rPr>
+              <w:t>0.082</w:t>
+            </w:r>
+          </w:p>
+        </w:tc>
+        <w:tc>
+          <w:tcPr>
+            <w:tcW w:type="dxa" w:w="1425"/>
+          </w:tcPr>
+          <w:p>
+            <w:pPr>
+              <w:spacing w:after="0"/>
+              <w:jc w:val="right"/>
+            </w:pPr>
+            <w:r>
+              <w:rPr>
+                <w:sz w:val="17"/>
+              </w:rPr>
+              <w:t>0.105</w:t>
+            </w:r>
+          </w:p>
+        </w:tc>
+        <w:tc>
+          <w:tcPr>
+            <w:tcW w:type="dxa" w:w="1425"/>
+          </w:tcPr>
+          <w:p>
+            <w:pPr>
+              <w:spacing w:after="0"/>
+              <w:jc w:val="right"/>
+            </w:pPr>
+            <w:r>
+              <w:rPr>
+                <w:sz w:val="17"/>
+              </w:rPr>
+              <w:t>0.170</w:t>
+            </w:r>
+          </w:p>
+        </w:tc>
+        <w:tc>
+          <w:tcPr>
+            <w:tcW w:type="dxa" w:w="1425"/>
+          </w:tcPr>
+          <w:p>
+            <w:pPr>
+              <w:spacing w:after="0"/>
+              <w:jc w:val="right"/>
+            </w:pPr>
+            <w:r>
+              <w:rPr>
+                <w:sz w:val="17"/>
+              </w:rPr>
+              <w:t>0.095</w:t>
+            </w:r>
+          </w:p>
+        </w:tc>
+        <w:tc>
+          <w:tcPr>
+            <w:tcW w:type="dxa" w:w="1425"/>
+          </w:tcPr>
+          <w:p>
+            <w:pPr>
+              <w:spacing w:after="0"/>
+              <w:jc w:val="right"/>
+            </w:pPr>
+            <w:r>
+              <w:rPr>
+                <w:b/>
+                <w:sz w:val="17"/>
+              </w:rPr>
+              <w:t>0.283</w:t>
+            </w:r>
+          </w:p>
+        </w:tc>
+        <w:tc>
+          <w:tcPr>
+            <w:tcW w:type="dxa" w:w="1425"/>
+          </w:tcPr>
+          <w:p>
+            <w:pPr>
+              <w:spacing w:after="0"/>
+              <w:jc w:val="right"/>
+            </w:pPr>
+            <w:r>
+              <w:rPr>
+                <w:sz w:val="17"/>
+              </w:rPr>
+              <w:t>0.133</w:t>
+            </w:r>
+          </w:p>
+        </w:tc>
+      </w:tr>
+      <w:tr>
+        <w:tc>
+          <w:tcPr>
+            <w:tcW w:type="dxa" w:w="1425"/>
+          </w:tcPr>
+          <w:p>
+            <w:pPr>
+              <w:spacing w:after="0"/>
+            </w:pPr>
+            <w:r>
+              <w:rPr>
+                <w:sz w:val="17"/>
+              </w:rPr>
+              <w:t>Hamming loss (lower is better)</w:t>
+            </w:r>
+          </w:p>
+        </w:tc>
+        <w:tc>
+          <w:tcPr>
+            <w:tcW w:type="dxa" w:w="1425"/>
+          </w:tcPr>
+          <w:p>
+            <w:pPr>
+              <w:spacing w:after="0"/>
+              <w:jc w:val="right"/>
+            </w:pPr>
+            <w:r>
+              <w:rPr>
+                <w:sz w:val="17"/>
+              </w:rPr>
+              <w:t>0.404</w:t>
+            </w:r>
+          </w:p>
+        </w:tc>
+        <w:tc>
+          <w:tcPr>
+            <w:tcW w:type="dxa" w:w="1425"/>
+          </w:tcPr>
+          <w:p>
+            <w:pPr>
+              <w:spacing w:after="0"/>
+              <w:jc w:val="right"/>
+            </w:pPr>
+            <w:r>
+              <w:rPr>
+                <w:sz w:val="17"/>
+              </w:rPr>
+              <w:t>0.359</w:t>
+            </w:r>
+          </w:p>
+        </w:tc>
+        <w:tc>
+          <w:tcPr>
+            <w:tcW w:type="dxa" w:w="1425"/>
+          </w:tcPr>
+          <w:p>
+            <w:pPr>
+              <w:spacing w:after="0"/>
+              <w:jc w:val="right"/>
+            </w:pPr>
+            <w:r>
+              <w:rPr>
+                <w:sz w:val="17"/>
+              </w:rPr>
+              <w:t>0.314</w:t>
+            </w:r>
+          </w:p>
+        </w:tc>
+        <w:tc>
+          <w:tcPr>
+            <w:tcW w:type="dxa" w:w="1425"/>
+          </w:tcPr>
+          <w:p>
+            <w:pPr>
+              <w:spacing w:after="0"/>
+              <w:jc w:val="right"/>
+            </w:pPr>
+            <w:r>
+              <w:rPr>
+                <w:sz w:val="17"/>
+              </w:rPr>
+              <w:t>0.393</w:t>
+            </w:r>
+          </w:p>
+        </w:tc>
+        <w:tc>
+          <w:tcPr>
+            <w:tcW w:type="dxa" w:w="1425"/>
+          </w:tcPr>
+          <w:p>
+            <w:pPr>
+              <w:spacing w:after="0"/>
+              <w:jc w:val="right"/>
+            </w:pPr>
+            <w:r>
+              <w:rPr>
+                <w:b/>
+                <w:sz w:val="17"/>
+              </w:rPr>
+              <w:t>0.218</w:t>
+            </w:r>
+          </w:p>
+        </w:tc>
+        <w:tc>
+          <w:tcPr>
+            <w:tcW w:type="dxa" w:w="1425"/>
+          </w:tcPr>
+          <w:p>
+            <w:pPr>
+              <w:spacing w:after="0"/>
+              <w:jc w:val="right"/>
+            </w:pPr>
+            <w:r>
+              <w:rPr>
+                <w:sz w:val="17"/>
+              </w:rPr>
+              <w:t>0.323</w:t>
             </w:r>
           </w:p>
         </w:tc>
@@ -796,35 +2141,121 @@
       </w:pPr>
     </w:p>
     <w:p>
+      <w:r>
+        <w:rPr>
+          <w:b/>
+        </w:rPr>
+        <w:t>Three findings.</w:t>
+      </w:r>
+    </w:p>
+    <w:p>
       <w:pPr>
-        <w:spacing w:after="80"/>
+        <w:spacing w:after="40"/>
+        <w:ind w:left="510" w:hanging="340"/>
       </w:pPr>
       <w:r>
-        <w:rPr>
-          <w:b w:val="0"/>
-          <w:i w:val="0"/>
-          <w:color w:val="333A44"/>
-          <w:sz w:val="20"/>
-        </w:rPr>
-        <w:t xml:space="preserve">Three of the four moved because the </w:t>
+        <w:t xml:space="preserve">1. </w:t>
       </w:r>
       <w:r>
         <w:rPr>
           <w:b/>
-          <w:i w:val="0"/>
-          <w:color w:val="333A44"/>
-          <w:sz w:val="20"/>
         </w:rPr>
-        <w:t>evaluation got stricter</w:t>
+        <w:t>Macro-F1 is the right headline.</w:t>
+      </w:r>
+      <w:r>
+        <w:t xml:space="preserve"> Micro-F1, samples-F1, exact match, Hamming loss and Jaccard are all </w:t>
       </w:r>
       <w:r>
         <w:rPr>
-          <w:b w:val="0"/>
-          <w:i w:val="0"/>
-          <w:color w:val="333A44"/>
-          <w:sz w:val="20"/>
+          <w:i/>
         </w:rPr>
-        <w:t>, not because the models improved. That progression — p = 0.62 → 0.092 → 0.031 — is itself a reportable finding about how little one cross-validation run can tell you.</w:t>
+        <w:t>won by the most-frequent baseline</w:t>
+      </w:r>
+      <w:r>
+        <w:t>, a model that has learned nothing but "say Drama". A metric that ranks it first cannot answer a question about Horror or Comedy.</w:t>
+      </w:r>
+    </w:p>
+    <w:p>
+      <w:pPr>
+        <w:spacing w:after="40"/>
+        <w:ind w:left="510" w:hanging="340"/>
+      </w:pPr>
+      <w:r>
+        <w:t xml:space="preserve">2. </w:t>
+      </w:r>
+      <w:r>
+        <w:rPr>
+          <w:b/>
+        </w:rPr>
+        <w:t>Among the metrics that treat genres equally, the emotion route is first</w:t>
+      </w:r>
+      <w:r>
+        <w:t>: macro-F1, weighted-F1, both threshold-free metrics and the film-level score (0.469 vs 0.375, p = 0.041).</w:t>
+      </w:r>
+    </w:p>
+    <w:p>
+      <w:pPr>
+        <w:spacing w:after="40"/>
+        <w:ind w:left="510" w:hanging="340"/>
+      </w:pPr>
+      <w:r>
+        <w:t xml:space="preserve">3. </w:t>
+      </w:r>
+      <w:r>
+        <w:rPr>
+          <w:b/>
+        </w:rPr>
+        <w:t>But the in-domain lead depends on where the probability is cut.</w:t>
+      </w:r>
+      <w:r>
+        <w:t xml:space="preserve"> Our classifiers say "yes, this genre" when their probability exceeds 0.5. If each genre's cut is instead tuned on the training data, every route improves and they converge (0.427–0.441). The emotion lead is then no longer significant (+0.011 vs VGGish, p = 0.44; level with PCA-8). The threshold-free metrics, which measure only how well clips are </w:t>
+      </w:r>
+      <w:r>
+        <w:rPr>
+          <w:i/>
+        </w:rPr>
+        <w:t>ranked</w:t>
+      </w:r>
+      <w:r>
+        <w:t xml:space="preserve">, still put the emotion route first, but not significantly. At the default cut the emotion route wins mainly through </w:t>
+      </w:r>
+      <w:r>
+        <w:rPr>
+          <w:b/>
+        </w:rPr>
+        <w:t>recall</w:t>
+      </w:r>
+      <w:r>
+        <w:t xml:space="preserve"> (0.596 vs 0.439).</w:t>
+      </w:r>
+    </w:p>
+    <w:p>
+      <w:r>
+        <w:rPr>
+          <w:b/>
+        </w:rPr>
+        <w:t>The honest statement for the thesis:</w:t>
+      </w:r>
+      <w:r>
+        <w:t xml:space="preserve"> in-domain, the emotion route loses nothing against direct audio and is ahead at the standard operating point; it is not better under every way of scoring. The </w:t>
+      </w:r>
+      <w:r>
+        <w:rPr>
+          <w:b/>
+        </w:rPr>
+        <w:t>zero-shot</w:t>
+      </w:r>
+      <w:r>
+        <w:t xml:space="preserve"> result (0.511 vs 0.407) is a different situation: there are no labels on the target dataset to tune a threshold with. Whether that advantage survives a threshold tuned on the </w:t>
+      </w:r>
+      <w:r>
+        <w:rPr>
+          <w:i/>
+        </w:rPr>
+        <w:t>source</w:t>
+      </w:r>
+      <w:r>
+        <w:t xml:space="preserve"> dataset has not been tested yet; it is the one open check this raises (section 7).</w:t>
       </w:r>
     </w:p>
     <w:p>
@@ -832,94 +2263,116 @@
         <w:pStyle w:val="Heading1"/>
       </w:pPr>
       <w:r>
-        <w:t>The result</w:t>
+        <w:t>3. Note 2 — standard deviation, stability, reproducibility</w:t>
       </w:r>
     </w:p>
     <w:p>
-      <w:pPr>
-        <w:spacing w:after="80"/>
-      </w:pPr>
       <w:r>
-        <w:rPr>
-          <w:b w:val="0"/>
-          <w:i w:val="0"/>
-          <w:color w:val="67717E"/>
-          <w:sz w:val="18"/>
-        </w:rPr>
-        <w:t>Audio → emotion → genre, against classifying genre straight from audio. 10×5 repeated GroupKFold by film, nested-CV-tuned, Macro-F1.</w:t>
+        <w:t>Macro-F1, 5 genres. Three sources of variation, measured separately:</w:t>
       </w:r>
     </w:p>
     <w:tbl>
       <w:tblPr>
         <w:tblStyle w:val="TableGrid"/>
         <w:tblW w:type="auto" w:w="0"/>
-        <w:jc w:val="left"/>
-        <w:tblLayout w:type="fixed"/>
+        <w:jc w:val="center"/>
         <w:tblLook w:firstColumn="1" w:firstRow="1" w:lastColumn="0" w:lastRow="0" w:noHBand="0" w:noVBand="1" w:val="04A0"/>
       </w:tblPr>
       <w:tblGrid>
-        <w:gridCol w:w="3137"/>
-        <w:gridCol w:w="3137"/>
-        <w:gridCol w:w="3137"/>
+        <w:gridCol w:w="1994"/>
+        <w:gridCol w:w="1994"/>
+        <w:gridCol w:w="1994"/>
+        <w:gridCol w:w="1994"/>
+        <w:gridCol w:w="1994"/>
       </w:tblGrid>
       <w:tr>
         <w:tc>
           <w:tcPr>
-            <w:tcW w:type="dxa" w:w="5329"/>
-            <w:shd w:val="clear" w:color="auto" w:fill="E7EAEF"/>
+            <w:tcW w:type="dxa" w:w="1994"/>
+            <w:shd w:val="clear" w:color="auto" w:fill="E8E8E8"/>
           </w:tcPr>
           <w:p>
             <w:pPr>
-              <w:spacing w:after="20"/>
+              <w:spacing w:after="0"/>
             </w:pPr>
-            <w:r/>
             <w:r>
               <w:rPr>
                 <w:b/>
-                <w:color w:val="1A1D24"/>
                 <w:sz w:val="17"/>
               </w:rPr>
-              <w:t>Five-genre subset (329 clips, 41 films)</w:t>
+              <w:t>route</w:t>
             </w:r>
           </w:p>
         </w:tc>
         <w:tc>
           <w:tcPr>
-            <w:tcW w:type="dxa" w:w="1361"/>
-            <w:shd w:val="clear" w:color="auto" w:fill="E7EAEF"/>
+            <w:tcW w:type="dxa" w:w="1994"/>
+            <w:shd w:val="clear" w:color="auto" w:fill="E8E8E8"/>
           </w:tcPr>
           <w:p>
             <w:pPr>
-              <w:spacing w:after="20"/>
+              <w:spacing w:after="0"/>
             </w:pPr>
-            <w:r/>
             <w:r>
               <w:rPr>
                 <w:b/>
-                <w:color w:val="1A1D24"/>
                 <w:sz w:val="17"/>
               </w:rPr>
-              <w:t>Macro-F1</w:t>
+              <w:t>SD over the 10 repeats (fold assignment)</w:t>
             </w:r>
           </w:p>
         </w:tc>
         <w:tc>
           <w:tcPr>
-            <w:tcW w:type="dxa" w:w="2721"/>
-            <w:shd w:val="clear" w:color="auto" w:fill="E7EAEF"/>
+            <w:tcW w:type="dxa" w:w="1994"/>
+            <w:shd w:val="clear" w:color="auto" w:fill="E8E8E8"/>
           </w:tcPr>
           <w:p>
             <w:pPr>
-              <w:spacing w:after="20"/>
+              <w:spacing w:after="0"/>
             </w:pPr>
-            <w:r/>
             <w:r>
               <w:rPr>
                 <w:b/>
-                <w:color w:val="1A1D24"/>
                 <w:sz w:val="17"/>
               </w:rPr>
-              <w:t>95% CI</w:t>
+              <w:t>SD over the 50 single folds</w:t>
+            </w:r>
+          </w:p>
+        </w:tc>
+        <w:tc>
+          <w:tcPr>
+            <w:tcW w:type="dxa" w:w="1994"/>
+            <w:shd w:val="clear" w:color="auto" w:fill="E8E8E8"/>
+          </w:tcPr>
+          <w:p>
+            <w:pPr>
+              <w:spacing w:after="0"/>
+            </w:pPr>
+            <w:r>
+              <w:rPr>
+                <w:b/>
+                <w:sz w:val="17"/>
+              </w:rPr>
+              <w:t>film bootstrap SE (which films)</w:t>
+            </w:r>
+          </w:p>
+        </w:tc>
+        <w:tc>
+          <w:tcPr>
+            <w:tcW w:type="dxa" w:w="1994"/>
+            <w:shd w:val="clear" w:color="auto" w:fill="E8E8E8"/>
+          </w:tcPr>
+          <w:p>
+            <w:pPr>
+              <w:spacing w:after="0"/>
+            </w:pPr>
+            <w:r>
+              <w:rPr>
+                <w:b/>
+                <w:sz w:val="17"/>
+              </w:rPr>
+              <w:t>SD of the mean over 5 seeds</w:t>
             </w:r>
           </w:p>
         </w:tc>
@@ -927,64 +2380,85 @@
       <w:tr>
         <w:tc>
           <w:tcPr>
-            <w:tcW w:type="dxa" w:w="5329"/>
+            <w:tcW w:type="dxa" w:w="1994"/>
           </w:tcPr>
           <w:p>
             <w:pPr>
-              <w:spacing w:after="20"/>
+              <w:spacing w:after="0"/>
             </w:pPr>
-            <w:r/>
             <w:r>
               <w:rPr>
-                <w:b/>
-                <w:i w:val="0"/>
-                <w:color w:val="333A44"/>
-                <w:sz w:val="18"/>
+                <w:sz w:val="17"/>
               </w:rPr>
-              <w:t>Ground-truth emotion — ceiling of the emotion path</w:t>
+              <w:t>human ratings (ceiling)</w:t>
             </w:r>
           </w:p>
         </w:tc>
         <w:tc>
           <w:tcPr>
-            <w:tcW w:type="dxa" w:w="1361"/>
+            <w:tcW w:type="dxa" w:w="1994"/>
           </w:tcPr>
           <w:p>
             <w:pPr>
-              <w:spacing w:after="20"/>
+              <w:spacing w:after="0"/>
               <w:jc w:val="right"/>
             </w:pPr>
-            <w:r/>
             <w:r>
               <w:rPr>
-                <w:rFonts w:ascii="Consolas" w:hAnsi="Consolas"/>
-                <w:b/>
-                <w:i w:val="0"/>
-                <w:color w:val="333A44"/>
-                <w:sz w:val="18"/>
+                <w:sz w:val="17"/>
               </w:rPr>
-              <w:t>0.397</w:t>
+              <w:t>0.009</w:t>
             </w:r>
           </w:p>
         </w:tc>
         <w:tc>
           <w:tcPr>
-            <w:tcW w:type="dxa" w:w="2721"/>
+            <w:tcW w:type="dxa" w:w="1994"/>
           </w:tcPr>
           <w:p>
             <w:pPr>
-              <w:spacing w:after="20"/>
+              <w:spacing w:after="0"/>
+              <w:jc w:val="right"/>
             </w:pPr>
-            <w:r/>
             <w:r>
               <w:rPr>
-                <w:rFonts w:ascii="Consolas" w:hAnsi="Consolas"/>
-                <w:b w:val="0"/>
-                <w:i w:val="0"/>
-                <w:color w:val="333A44"/>
-                <w:sz w:val="18"/>
+                <w:sz w:val="17"/>
               </w:rPr>
-              <w:t>0.388–0.407</w:t>
+              <w:t>0.057</w:t>
+            </w:r>
+          </w:p>
+        </w:tc>
+        <w:tc>
+          <w:tcPr>
+            <w:tcW w:type="dxa" w:w="1994"/>
+          </w:tcPr>
+          <w:p>
+            <w:pPr>
+              <w:spacing w:after="0"/>
+              <w:jc w:val="right"/>
+            </w:pPr>
+            <w:r>
+              <w:rPr>
+                <w:sz w:val="17"/>
+              </w:rPr>
+              <w:t>0.027</w:t>
+            </w:r>
+          </w:p>
+        </w:tc>
+        <w:tc>
+          <w:tcPr>
+            <w:tcW w:type="dxa" w:w="1994"/>
+          </w:tcPr>
+          <w:p>
+            <w:pPr>
+              <w:spacing w:after="0"/>
+              <w:jc w:val="right"/>
+            </w:pPr>
+            <w:r>
+              <w:rPr>
+                <w:sz w:val="17"/>
+              </w:rPr>
+              <w:t>0.002</w:t>
             </w:r>
           </w:p>
         </w:tc>
@@ -992,64 +2466,87 @@
       <w:tr>
         <w:tc>
           <w:tcPr>
-            <w:tcW w:type="dxa" w:w="5329"/>
+            <w:tcW w:type="dxa" w:w="1994"/>
           </w:tcPr>
           <w:p>
             <w:pPr>
-              <w:spacing w:after="20"/>
+              <w:spacing w:after="0"/>
             </w:pPr>
-            <w:r/>
             <w:r>
               <w:rPr>
                 <w:b/>
-                <w:i w:val="0"/>
-                <w:color w:val="333A44"/>
-                <w:sz w:val="18"/>
+                <w:sz w:val="17"/>
               </w:rPr>
-              <w:t>VGGish → predicted emotion — the real pipeline</w:t>
+              <w:t>emotion route</w:t>
             </w:r>
           </w:p>
         </w:tc>
         <w:tc>
           <w:tcPr>
-            <w:tcW w:type="dxa" w:w="1361"/>
+            <w:tcW w:type="dxa" w:w="1994"/>
           </w:tcPr>
           <w:p>
             <w:pPr>
-              <w:spacing w:after="20"/>
+              <w:spacing w:after="0"/>
               <w:jc w:val="right"/>
             </w:pPr>
-            <w:r/>
             <w:r>
               <w:rPr>
-                <w:rFonts w:ascii="Consolas" w:hAnsi="Consolas"/>
                 <w:b/>
-                <w:i w:val="0"/>
-                <w:color w:val="333A44"/>
-                <w:sz w:val="18"/>
+                <w:sz w:val="17"/>
               </w:rPr>
-              <w:t>0.394</w:t>
+              <w:t>0.011</w:t>
             </w:r>
           </w:p>
         </w:tc>
         <w:tc>
           <w:tcPr>
-            <w:tcW w:type="dxa" w:w="2721"/>
+            <w:tcW w:type="dxa" w:w="1994"/>
           </w:tcPr>
           <w:p>
             <w:pPr>
-              <w:spacing w:after="20"/>
+              <w:spacing w:after="0"/>
+              <w:jc w:val="right"/>
             </w:pPr>
-            <w:r/>
             <w:r>
               <w:rPr>
-                <w:rFonts w:ascii="Consolas" w:hAnsi="Consolas"/>
-                <w:b w:val="0"/>
-                <w:i w:val="0"/>
-                <w:color w:val="333A44"/>
-                <w:sz w:val="18"/>
+                <w:sz w:val="17"/>
               </w:rPr>
-              <w:t>0.389–0.400</w:t>
+              <w:t>0.054</w:t>
+            </w:r>
+          </w:p>
+        </w:tc>
+        <w:tc>
+          <w:tcPr>
+            <w:tcW w:type="dxa" w:w="1994"/>
+          </w:tcPr>
+          <w:p>
+            <w:pPr>
+              <w:spacing w:after="0"/>
+              <w:jc w:val="right"/>
+            </w:pPr>
+            <w:r>
+              <w:rPr>
+                <w:sz w:val="17"/>
+              </w:rPr>
+              <w:t>0.024</w:t>
+            </w:r>
+          </w:p>
+        </w:tc>
+        <w:tc>
+          <w:tcPr>
+            <w:tcW w:type="dxa" w:w="1994"/>
+          </w:tcPr>
+          <w:p>
+            <w:pPr>
+              <w:spacing w:after="0"/>
+              <w:jc w:val="right"/>
+            </w:pPr>
+            <w:r>
+              <w:rPr>
+                <w:sz w:val="17"/>
+              </w:rPr>
+              <w:t>0.003</w:t>
             </w:r>
           </w:p>
         </w:tc>
@@ -1057,64 +2554,85 @@
       <w:tr>
         <w:tc>
           <w:tcPr>
-            <w:tcW w:type="dxa" w:w="5329"/>
+            <w:tcW w:type="dxa" w:w="1994"/>
           </w:tcPr>
           <w:p>
             <w:pPr>
-              <w:spacing w:after="20"/>
+              <w:spacing w:after="0"/>
             </w:pPr>
-            <w:r/>
             <w:r>
               <w:rPr>
-                <w:b w:val="0"/>
-                <w:i w:val="0"/>
-                <w:color w:val="333A44"/>
-                <w:sz w:val="18"/>
+                <w:sz w:val="17"/>
               </w:rPr>
-              <w:t>VGGish-128, direct</w:t>
+              <w:t>direct VGGish</w:t>
             </w:r>
           </w:p>
         </w:tc>
         <w:tc>
           <w:tcPr>
-            <w:tcW w:type="dxa" w:w="1361"/>
+            <w:tcW w:type="dxa" w:w="1994"/>
           </w:tcPr>
           <w:p>
             <w:pPr>
-              <w:spacing w:after="20"/>
+              <w:spacing w:after="0"/>
               <w:jc w:val="right"/>
             </w:pPr>
-            <w:r/>
             <w:r>
               <w:rPr>
-                <w:rFonts w:ascii="Consolas" w:hAnsi="Consolas"/>
-                <w:b w:val="0"/>
-                <w:i w:val="0"/>
-                <w:color w:val="333A44"/>
-                <w:sz w:val="18"/>
+                <w:sz w:val="17"/>
               </w:rPr>
-              <w:t>0.350</w:t>
+              <w:t>0.020</w:t>
             </w:r>
           </w:p>
         </w:tc>
         <w:tc>
           <w:tcPr>
-            <w:tcW w:type="dxa" w:w="2721"/>
+            <w:tcW w:type="dxa" w:w="1994"/>
           </w:tcPr>
           <w:p>
             <w:pPr>
-              <w:spacing w:after="20"/>
+              <w:spacing w:after="0"/>
+              <w:jc w:val="right"/>
             </w:pPr>
-            <w:r/>
             <w:r>
               <w:rPr>
-                <w:rFonts w:ascii="Consolas" w:hAnsi="Consolas"/>
-                <w:b w:val="0"/>
-                <w:i w:val="0"/>
-                <w:color w:val="333A44"/>
-                <w:sz w:val="18"/>
+                <w:sz w:val="17"/>
               </w:rPr>
-              <w:t>0.335–0.365</w:t>
+              <w:t>0.057</w:t>
+            </w:r>
+          </w:p>
+        </w:tc>
+        <w:tc>
+          <w:tcPr>
+            <w:tcW w:type="dxa" w:w="1994"/>
+          </w:tcPr>
+          <w:p>
+            <w:pPr>
+              <w:spacing w:after="0"/>
+              <w:jc w:val="right"/>
+            </w:pPr>
+            <w:r>
+              <w:rPr>
+                <w:sz w:val="17"/>
+              </w:rPr>
+              <w:t>0.023</w:t>
+            </w:r>
+          </w:p>
+        </w:tc>
+        <w:tc>
+          <w:tcPr>
+            <w:tcW w:type="dxa" w:w="1994"/>
+          </w:tcPr>
+          <w:p>
+            <w:pPr>
+              <w:spacing w:after="0"/>
+              <w:jc w:val="right"/>
+            </w:pPr>
+            <w:r>
+              <w:rPr>
+                <w:sz w:val="17"/>
+              </w:rPr>
+              <w:t>0.008</w:t>
             </w:r>
           </w:p>
         </w:tc>
@@ -1122,64 +2640,85 @@
       <w:tr>
         <w:tc>
           <w:tcPr>
-            <w:tcW w:type="dxa" w:w="5329"/>
+            <w:tcW w:type="dxa" w:w="1994"/>
           </w:tcPr>
           <w:p>
             <w:pPr>
-              <w:spacing w:after="20"/>
+              <w:spacing w:after="0"/>
             </w:pPr>
-            <w:r/>
             <w:r>
               <w:rPr>
-                <w:b w:val="0"/>
-                <w:i w:val="0"/>
-                <w:color w:val="333A44"/>
-                <w:sz w:val="18"/>
+                <w:sz w:val="17"/>
               </w:rPr>
-              <w:t>AST-768, direct</w:t>
+              <w:t>direct AST</w:t>
             </w:r>
           </w:p>
         </w:tc>
         <w:tc>
           <w:tcPr>
-            <w:tcW w:type="dxa" w:w="1361"/>
+            <w:tcW w:type="dxa" w:w="1994"/>
           </w:tcPr>
           <w:p>
             <w:pPr>
-              <w:spacing w:after="20"/>
+              <w:spacing w:after="0"/>
               <w:jc w:val="right"/>
             </w:pPr>
-            <w:r/>
             <w:r>
               <w:rPr>
-                <w:rFonts w:ascii="Consolas" w:hAnsi="Consolas"/>
-                <w:b w:val="0"/>
-                <w:i w:val="0"/>
-                <w:color w:val="333A44"/>
-                <w:sz w:val="18"/>
+                <w:sz w:val="17"/>
               </w:rPr>
-              <w:t>0.345</w:t>
+              <w:t>0.023</w:t>
             </w:r>
           </w:p>
         </w:tc>
         <w:tc>
           <w:tcPr>
-            <w:tcW w:type="dxa" w:w="2721"/>
+            <w:tcW w:type="dxa" w:w="1994"/>
           </w:tcPr>
           <w:p>
             <w:pPr>
-              <w:spacing w:after="20"/>
+              <w:spacing w:after="0"/>
+              <w:jc w:val="right"/>
             </w:pPr>
-            <w:r/>
             <w:r>
               <w:rPr>
-                <w:rFonts w:ascii="Consolas" w:hAnsi="Consolas"/>
-                <w:b w:val="0"/>
-                <w:i w:val="0"/>
-                <w:color w:val="333A44"/>
-                <w:sz w:val="18"/>
+                <w:sz w:val="17"/>
               </w:rPr>
-              <w:t>0.328–0.361</w:t>
+              <w:t>0.050</w:t>
+            </w:r>
+          </w:p>
+        </w:tc>
+        <w:tc>
+          <w:tcPr>
+            <w:tcW w:type="dxa" w:w="1994"/>
+          </w:tcPr>
+          <w:p>
+            <w:pPr>
+              <w:spacing w:after="0"/>
+              <w:jc w:val="right"/>
+            </w:pPr>
+            <w:r>
+              <w:rPr>
+                <w:sz w:val="17"/>
+              </w:rPr>
+              <w:t>0.018</w:t>
+            </w:r>
+          </w:p>
+        </w:tc>
+        <w:tc>
+          <w:tcPr>
+            <w:tcW w:type="dxa" w:w="1994"/>
+          </w:tcPr>
+          <w:p>
+            <w:pPr>
+              <w:spacing w:after="0"/>
+              <w:jc w:val="right"/>
+            </w:pPr>
+            <w:r>
+              <w:rPr>
+                <w:sz w:val="17"/>
+              </w:rPr>
+              <w:t>0.001</w:t>
             </w:r>
           </w:p>
         </w:tc>
@@ -1187,1017 +2726,85 @@
       <w:tr>
         <w:tc>
           <w:tcPr>
-            <w:tcW w:type="dxa" w:w="5329"/>
+            <w:tcW w:type="dxa" w:w="1994"/>
           </w:tcPr>
           <w:p>
             <w:pPr>
-              <w:spacing w:after="20"/>
+              <w:spacing w:after="0"/>
             </w:pPr>
-            <w:r/>
             <w:r>
               <w:rPr>
-                <w:b w:val="0"/>
-                <w:i w:val="0"/>
-                <w:color w:val="333A44"/>
-                <w:sz w:val="18"/>
+                <w:sz w:val="17"/>
               </w:rPr>
-              <w:t>PCA-8 of VGGish — control for “any 8-d bottleneck”</w:t>
+              <w:t>PCA-8 control</w:t>
             </w:r>
           </w:p>
         </w:tc>
         <w:tc>
           <w:tcPr>
-            <w:tcW w:type="dxa" w:w="1361"/>
+            <w:tcW w:type="dxa" w:w="1994"/>
           </w:tcPr>
           <w:p>
             <w:pPr>
-              <w:spacing w:after="20"/>
+              <w:spacing w:after="0"/>
               <w:jc w:val="right"/>
             </w:pPr>
-            <w:r/>
             <w:r>
               <w:rPr>
-                <w:rFonts w:ascii="Consolas" w:hAnsi="Consolas"/>
-                <w:b w:val="0"/>
-                <w:i w:val="0"/>
-                <w:color w:val="333A44"/>
-                <w:sz w:val="18"/>
+                <w:sz w:val="17"/>
               </w:rPr>
-              <w:t>0.343</w:t>
+              <w:t>0.015</w:t>
             </w:r>
           </w:p>
         </w:tc>
         <w:tc>
           <w:tcPr>
-            <w:tcW w:type="dxa" w:w="2721"/>
+            <w:tcW w:type="dxa" w:w="1994"/>
           </w:tcPr>
           <w:p>
             <w:pPr>
-              <w:spacing w:after="20"/>
+              <w:spacing w:after="0"/>
+              <w:jc w:val="right"/>
             </w:pPr>
-            <w:r/>
             <w:r>
               <w:rPr>
-                <w:rFonts w:ascii="Consolas" w:hAnsi="Consolas"/>
-                <w:b w:val="0"/>
-                <w:i w:val="0"/>
-                <w:color w:val="333A44"/>
-                <w:sz w:val="18"/>
+                <w:sz w:val="17"/>
               </w:rPr>
-              <w:t>0.330–0.355</w:t>
-            </w:r>
-          </w:p>
-        </w:tc>
-      </w:tr>
-      <w:tr>
-        <w:tc>
-          <w:tcPr>
-            <w:tcW w:type="dxa" w:w="5329"/>
-          </w:tcPr>
-          <w:p>
-            <w:pPr>
-              <w:spacing w:after="20"/>
-            </w:pPr>
-            <w:r/>
-            <w:r>
-              <w:rPr>
-                <w:b w:val="0"/>
-                <w:i w:val="0"/>
-                <w:color w:val="333A44"/>
-                <w:sz w:val="18"/>
-              </w:rPr>
-              <w:t>CLAP-512, direct</w:t>
+              <w:t>0.061</w:t>
             </w:r>
           </w:p>
         </w:tc>
         <w:tc>
           <w:tcPr>
-            <w:tcW w:type="dxa" w:w="1361"/>
+            <w:tcW w:type="dxa" w:w="1994"/>
           </w:tcPr>
           <w:p>
             <w:pPr>
-              <w:spacing w:after="20"/>
+              <w:spacing w:after="0"/>
               <w:jc w:val="right"/>
             </w:pPr>
-            <w:r/>
             <w:r>
               <w:rPr>
-                <w:rFonts w:ascii="Consolas" w:hAnsi="Consolas"/>
-                <w:b w:val="0"/>
-                <w:i w:val="0"/>
-                <w:color w:val="333A44"/>
-                <w:sz w:val="18"/>
+                <w:sz w:val="17"/>
               </w:rPr>
-              <w:t>0.335</w:t>
+              <w:t>0.026</w:t>
             </w:r>
           </w:p>
         </w:tc>
         <w:tc>
           <w:tcPr>
-            <w:tcW w:type="dxa" w:w="2721"/>
+            <w:tcW w:type="dxa" w:w="1994"/>
           </w:tcPr>
           <w:p>
             <w:pPr>
-              <w:spacing w:after="20"/>
+              <w:spacing w:after="0"/>
+              <w:jc w:val="right"/>
             </w:pPr>
-            <w:r/>
             <w:r>
               <w:rPr>
-                <w:rFonts w:ascii="Consolas" w:hAnsi="Consolas"/>
-                <w:b w:val="0"/>
-                <w:i w:val="0"/>
-                <w:color w:val="333A44"/>
-                <w:sz w:val="18"/>
-              </w:rPr>
-              <w:t>0.323–0.347</w:t>
-            </w:r>
-          </w:p>
-        </w:tc>
-      </w:tr>
-      <w:tr>
-        <w:tc>
-          <w:tcPr>
-            <w:tcW w:type="dxa" w:w="5329"/>
-          </w:tcPr>
-          <w:p>
-            <w:pPr>
-              <w:spacing w:after="20"/>
-            </w:pPr>
-            <w:r/>
-            <w:r>
-              <w:rPr>
-                <w:b w:val="0"/>
-                <w:i w:val="0"/>
-                <w:color w:val="333A44"/>
-                <w:sz w:val="18"/>
-              </w:rPr>
-              <w:t>Most-frequent dummy</w:t>
-            </w:r>
-          </w:p>
-        </w:tc>
-        <w:tc>
-          <w:tcPr>
-            <w:tcW w:type="dxa" w:w="1361"/>
-          </w:tcPr>
-          <w:p>
-            <w:pPr>
-              <w:spacing w:after="20"/>
-              <w:jc w:val="right"/>
-            </w:pPr>
-            <w:r/>
-            <w:r>
-              <w:rPr>
-                <w:rFonts w:ascii="Consolas" w:hAnsi="Consolas"/>
-                <w:b w:val="0"/>
-                <w:i w:val="0"/>
-                <w:color w:val="333A44"/>
-                <w:sz w:val="18"/>
-              </w:rPr>
-              <w:t>0.166</w:t>
-            </w:r>
-          </w:p>
-        </w:tc>
-        <w:tc>
-          <w:tcPr>
-            <w:tcW w:type="dxa" w:w="2721"/>
-          </w:tcPr>
-          <w:p>
-            <w:pPr>
-              <w:spacing w:after="20"/>
-            </w:pPr>
-            <w:r/>
-            <w:r>
-              <w:rPr>
-                <w:rFonts w:ascii="Consolas" w:hAnsi="Consolas"/>
-                <w:b w:val="0"/>
-                <w:i w:val="0"/>
-                <w:color w:val="333A44"/>
-                <w:sz w:val="18"/>
-              </w:rPr>
-              <w:t>0.165–0.167</w:t>
-            </w:r>
-          </w:p>
-        </w:tc>
-      </w:tr>
-    </w:tbl>
-    <w:p>
-      <w:pPr>
-        <w:spacing w:after="40"/>
-      </w:pPr>
-    </w:p>
-    <w:p>
-      <w:pPr>
-        <w:spacing w:after="120"/>
-      </w:pPr>
-      <w:r>
-        <w:rPr>
-          <w:b w:val="0"/>
-          <w:i w:val="0"/>
-          <w:color w:val="333A44"/>
-          <w:sz w:val="20"/>
-        </w:rPr>
-        <w:t xml:space="preserve">On all eight genres: emotion </w:t>
-      </w:r>
-      <w:r>
-        <w:rPr>
-          <w:rFonts w:ascii="Consolas" w:hAnsi="Consolas"/>
-          <w:b/>
-          <w:i w:val="0"/>
-          <w:color w:val="333A44"/>
-          <w:sz w:val="20"/>
-        </w:rPr>
-        <w:t>0.300</w:t>
-      </w:r>
-      <w:r>
-        <w:rPr>
-          <w:b w:val="0"/>
-          <w:i w:val="0"/>
-          <w:color w:val="333A44"/>
-          <w:sz w:val="20"/>
-        </w:rPr>
-        <w:t xml:space="preserve"> vs AST </w:t>
-      </w:r>
-      <w:r>
-        <w:rPr>
-          <w:rFonts w:ascii="Consolas" w:hAnsi="Consolas"/>
-          <w:b w:val="0"/>
-          <w:i w:val="0"/>
-          <w:color w:val="333A44"/>
-          <w:sz w:val="20"/>
-        </w:rPr>
-        <w:t>0.257</w:t>
-      </w:r>
-      <w:r>
-        <w:rPr>
-          <w:b w:val="0"/>
-          <w:i w:val="0"/>
-          <w:color w:val="333A44"/>
-          <w:sz w:val="20"/>
-        </w:rPr>
-        <w:t>, dummy 0.101.</w:t>
-      </w:r>
-    </w:p>
-    <w:tbl>
-      <w:tblPr>
-        <w:tblStyle w:val="TableGrid"/>
-        <w:tblW w:type="auto" w:w="0"/>
-        <w:jc w:val="left"/>
-        <w:tblLayout w:type="fixed"/>
-        <w:tblLook w:firstColumn="1" w:firstRow="1" w:lastColumn="0" w:lastRow="0" w:noHBand="0" w:noVBand="1" w:val="04A0"/>
-      </w:tblPr>
-      <w:tblGrid>
-        <w:gridCol w:w="1882"/>
-        <w:gridCol w:w="1882"/>
-        <w:gridCol w:w="1882"/>
-        <w:gridCol w:w="1882"/>
-        <w:gridCol w:w="1882"/>
-      </w:tblGrid>
-      <w:tr>
-        <w:tc>
-          <w:tcPr>
-            <w:tcW w:type="dxa" w:w="3402"/>
-            <w:shd w:val="clear" w:color="auto" w:fill="E7EAEF"/>
-          </w:tcPr>
-          <w:p>
-            <w:pPr>
-              <w:spacing w:after="20"/>
-            </w:pPr>
-            <w:r/>
-            <w:r>
-              <w:rPr>
-                <w:b/>
-                <w:color w:val="1A1D24"/>
                 <w:sz w:val="17"/>
               </w:rPr>
-              <w:t>Comparison</w:t>
-            </w:r>
-          </w:p>
-        </w:tc>
-        <w:tc>
-          <w:tcPr>
-            <w:tcW w:type="dxa" w:w="1020"/>
-            <w:shd w:val="clear" w:color="auto" w:fill="E7EAEF"/>
-          </w:tcPr>
-          <w:p>
-            <w:pPr>
-              <w:spacing w:after="20"/>
-            </w:pPr>
-            <w:r/>
-            <w:r>
-              <w:rPr>
-                <w:b/>
-                <w:color w:val="1A1D24"/>
-                <w:sz w:val="17"/>
-              </w:rPr>
-              <w:t>Δ</w:t>
-            </w:r>
-          </w:p>
-        </w:tc>
-        <w:tc>
-          <w:tcPr>
-            <w:tcW w:type="dxa" w:w="907"/>
-            <w:shd w:val="clear" w:color="auto" w:fill="E7EAEF"/>
-          </w:tcPr>
-          <w:p>
-            <w:pPr>
-              <w:spacing w:after="20"/>
-            </w:pPr>
-            <w:r/>
-            <w:r>
-              <w:rPr>
-                <w:b/>
-                <w:color w:val="1A1D24"/>
-                <w:sz w:val="17"/>
-              </w:rPr>
-              <w:t>p</w:t>
-            </w:r>
-          </w:p>
-        </w:tc>
-        <w:tc>
-          <w:tcPr>
-            <w:tcW w:type="dxa" w:w="1247"/>
-            <w:shd w:val="clear" w:color="auto" w:fill="E7EAEF"/>
-          </w:tcPr>
-          <w:p>
-            <w:pPr>
-              <w:spacing w:after="20"/>
-            </w:pPr>
-            <w:r/>
-            <w:r>
-              <w:rPr>
-                <w:b/>
-                <w:color w:val="1A1D24"/>
-                <w:sz w:val="17"/>
-              </w:rPr>
-              <w:t>Folds won</w:t>
-            </w:r>
-          </w:p>
-        </w:tc>
-        <w:tc>
-          <w:tcPr>
-            <w:tcW w:type="dxa" w:w="2835"/>
-            <w:shd w:val="clear" w:color="auto" w:fill="E7EAEF"/>
-          </w:tcPr>
-          <w:p>
-            <w:pPr>
-              <w:spacing w:after="20"/>
-            </w:pPr>
-            <w:r/>
-            <w:r>
-              <w:rPr>
-                <w:b/>
-                <w:color w:val="1A1D24"/>
-                <w:sz w:val="17"/>
-              </w:rPr>
-              <w:t>Verdict</w:t>
-            </w:r>
-          </w:p>
-        </w:tc>
-      </w:tr>
-      <w:tr>
-        <w:tc>
-          <w:tcPr>
-            <w:tcW w:type="dxa" w:w="3402"/>
-          </w:tcPr>
-          <w:p>
-            <w:pPr>
-              <w:spacing w:after="20"/>
-            </w:pPr>
-            <w:r/>
-            <w:r>
-              <w:rPr>
-                <w:b w:val="0"/>
-                <w:i w:val="0"/>
-                <w:color w:val="333A44"/>
-                <w:sz w:val="18"/>
-              </w:rPr>
-              <w:t>Emotion vs AST, 8 genres</w:t>
-            </w:r>
-          </w:p>
-        </w:tc>
-        <w:tc>
-          <w:tcPr>
-            <w:tcW w:type="dxa" w:w="1020"/>
-          </w:tcPr>
-          <w:p>
-            <w:pPr>
-              <w:spacing w:after="20"/>
-              <w:jc w:val="right"/>
-            </w:pPr>
-            <w:r/>
-            <w:r>
-              <w:rPr>
-                <w:rFonts w:ascii="Consolas" w:hAnsi="Consolas"/>
-                <w:b w:val="0"/>
-                <w:i w:val="0"/>
-                <w:color w:val="333A44"/>
-                <w:sz w:val="18"/>
-              </w:rPr>
-              <w:t>+0.043</w:t>
-            </w:r>
-          </w:p>
-        </w:tc>
-        <w:tc>
-          <w:tcPr>
-            <w:tcW w:type="dxa" w:w="907"/>
-          </w:tcPr>
-          <w:p>
-            <w:pPr>
-              <w:spacing w:after="20"/>
-              <w:jc w:val="right"/>
-            </w:pPr>
-            <w:r/>
-            <w:r>
-              <w:rPr>
-                <w:rFonts w:ascii="Consolas" w:hAnsi="Consolas"/>
-                <w:b w:val="0"/>
-                <w:i w:val="0"/>
-                <w:color w:val="333A44"/>
-                <w:sz w:val="18"/>
-              </w:rPr>
-              <w:t>0.031</w:t>
-            </w:r>
-          </w:p>
-        </w:tc>
-        <w:tc>
-          <w:tcPr>
-            <w:tcW w:type="dxa" w:w="1247"/>
-          </w:tcPr>
-          <w:p>
-            <w:pPr>
-              <w:spacing w:after="20"/>
-              <w:jc w:val="right"/>
-            </w:pPr>
-            <w:r/>
-            <w:r>
-              <w:rPr>
-                <w:rFonts w:ascii="Consolas" w:hAnsi="Consolas"/>
-                <w:b w:val="0"/>
-                <w:i w:val="0"/>
-                <w:color w:val="333A44"/>
-                <w:sz w:val="18"/>
-              </w:rPr>
-              <w:t>92%</w:t>
-            </w:r>
-          </w:p>
-        </w:tc>
-        <w:tc>
-          <w:tcPr>
-            <w:tcW w:type="dxa" w:w="2835"/>
-          </w:tcPr>
-          <w:p>
-            <w:pPr>
-              <w:spacing w:after="20"/>
-            </w:pPr>
-            <w:r/>
-            <w:r>
-              <w:rPr>
-                <w:b/>
-                <w:i w:val="0"/>
-                <w:color w:val="2E6D45"/>
-                <w:sz w:val="18"/>
-              </w:rPr>
-              <w:t>Significant</w:t>
-            </w:r>
-          </w:p>
-        </w:tc>
-      </w:tr>
-      <w:tr>
-        <w:tc>
-          <w:tcPr>
-            <w:tcW w:type="dxa" w:w="3402"/>
-          </w:tcPr>
-          <w:p>
-            <w:pPr>
-              <w:spacing w:after="20"/>
-            </w:pPr>
-            <w:r/>
-            <w:r>
-              <w:rPr>
-                <w:b w:val="0"/>
-                <w:i w:val="0"/>
-                <w:color w:val="333A44"/>
-                <w:sz w:val="18"/>
-              </w:rPr>
-              <w:t>Emotion vs CLAP, 5 genres</w:t>
-            </w:r>
-          </w:p>
-        </w:tc>
-        <w:tc>
-          <w:tcPr>
-            <w:tcW w:type="dxa" w:w="1020"/>
-          </w:tcPr>
-          <w:p>
-            <w:pPr>
-              <w:spacing w:after="20"/>
-              <w:jc w:val="right"/>
-            </w:pPr>
-            <w:r/>
-            <w:r>
-              <w:rPr>
-                <w:rFonts w:ascii="Consolas" w:hAnsi="Consolas"/>
-                <w:b w:val="0"/>
-                <w:i w:val="0"/>
-                <w:color w:val="333A44"/>
-                <w:sz w:val="18"/>
-              </w:rPr>
-              <w:t>+0.062</w:t>
-            </w:r>
-          </w:p>
-        </w:tc>
-        <w:tc>
-          <w:tcPr>
-            <w:tcW w:type="dxa" w:w="907"/>
-          </w:tcPr>
-          <w:p>
-            <w:pPr>
-              <w:spacing w:after="20"/>
-              <w:jc w:val="right"/>
-            </w:pPr>
-            <w:r/>
-            <w:r>
-              <w:rPr>
-                <w:rFonts w:ascii="Consolas" w:hAnsi="Consolas"/>
-                <w:b w:val="0"/>
-                <w:i w:val="0"/>
-                <w:color w:val="333A44"/>
-                <w:sz w:val="18"/>
-              </w:rPr>
-              <w:t>0.036</w:t>
-            </w:r>
-          </w:p>
-        </w:tc>
-        <w:tc>
-          <w:tcPr>
-            <w:tcW w:type="dxa" w:w="1247"/>
-          </w:tcPr>
-          <w:p>
-            <w:pPr>
-              <w:spacing w:after="20"/>
-              <w:jc w:val="right"/>
-            </w:pPr>
-            <w:r/>
-            <w:r>
-              <w:rPr>
-                <w:rFonts w:ascii="Consolas" w:hAnsi="Consolas"/>
-                <w:b w:val="0"/>
-                <w:i w:val="0"/>
-                <w:color w:val="333A44"/>
-                <w:sz w:val="18"/>
-              </w:rPr>
-              <w:t>86%</w:t>
-            </w:r>
-          </w:p>
-        </w:tc>
-        <w:tc>
-          <w:tcPr>
-            <w:tcW w:type="dxa" w:w="2835"/>
-          </w:tcPr>
-          <w:p>
-            <w:pPr>
-              <w:spacing w:after="20"/>
-            </w:pPr>
-            <w:r/>
-            <w:r>
-              <w:rPr>
-                <w:b/>
-                <w:i w:val="0"/>
-                <w:color w:val="2E6D45"/>
-                <w:sz w:val="18"/>
-              </w:rPr>
-              <w:t>Significant</w:t>
-            </w:r>
-          </w:p>
-        </w:tc>
-      </w:tr>
-      <w:tr>
-        <w:tc>
-          <w:tcPr>
-            <w:tcW w:type="dxa" w:w="3402"/>
-          </w:tcPr>
-          <w:p>
-            <w:pPr>
-              <w:spacing w:after="20"/>
-            </w:pPr>
-            <w:r/>
-            <w:r>
-              <w:rPr>
-                <w:b w:val="0"/>
-                <w:i w:val="0"/>
-                <w:color w:val="333A44"/>
-                <w:sz w:val="18"/>
-              </w:rPr>
-              <w:t>Predicted emotion vs PCA-8 control</w:t>
-            </w:r>
-          </w:p>
-        </w:tc>
-        <w:tc>
-          <w:tcPr>
-            <w:tcW w:type="dxa" w:w="1020"/>
-          </w:tcPr>
-          <w:p>
-            <w:pPr>
-              <w:spacing w:after="20"/>
-              <w:jc w:val="right"/>
-            </w:pPr>
-            <w:r/>
-            <w:r>
-              <w:rPr>
-                <w:rFonts w:ascii="Consolas" w:hAnsi="Consolas"/>
-                <w:b w:val="0"/>
-                <w:i w:val="0"/>
-                <w:color w:val="333A44"/>
-                <w:sz w:val="18"/>
-              </w:rPr>
-              <w:t>+0.052</w:t>
-            </w:r>
-          </w:p>
-        </w:tc>
-        <w:tc>
-          <w:tcPr>
-            <w:tcW w:type="dxa" w:w="907"/>
-          </w:tcPr>
-          <w:p>
-            <w:pPr>
-              <w:spacing w:after="20"/>
-              <w:jc w:val="right"/>
-            </w:pPr>
-            <w:r/>
-            <w:r>
-              <w:rPr>
-                <w:rFonts w:ascii="Consolas" w:hAnsi="Consolas"/>
-                <w:b w:val="0"/>
-                <w:i w:val="0"/>
-                <w:color w:val="333A44"/>
-                <w:sz w:val="18"/>
-              </w:rPr>
-              <w:t>0.060</w:t>
-            </w:r>
-          </w:p>
-        </w:tc>
-        <w:tc>
-          <w:tcPr>
-            <w:tcW w:type="dxa" w:w="1247"/>
-          </w:tcPr>
-          <w:p>
-            <w:pPr>
-              <w:spacing w:after="20"/>
-              <w:jc w:val="right"/>
-            </w:pPr>
-            <w:r/>
-            <w:r>
-              <w:rPr>
-                <w:rFonts w:ascii="Consolas" w:hAnsi="Consolas"/>
-                <w:b w:val="0"/>
-                <w:i w:val="0"/>
-                <w:color w:val="333A44"/>
-                <w:sz w:val="18"/>
-              </w:rPr>
-              <w:t>88%</w:t>
-            </w:r>
-          </w:p>
-        </w:tc>
-        <w:tc>
-          <w:tcPr>
-            <w:tcW w:type="dxa" w:w="2835"/>
-          </w:tcPr>
-          <w:p>
-            <w:pPr>
-              <w:spacing w:after="20"/>
-            </w:pPr>
-            <w:r/>
-            <w:r>
-              <w:rPr>
-                <w:b/>
-                <w:i w:val="0"/>
-                <w:color w:val="8A5E05"/>
-                <w:sz w:val="18"/>
-              </w:rPr>
-              <w:t>Borderline</w:t>
-            </w:r>
-          </w:p>
-        </w:tc>
-      </w:tr>
-      <w:tr>
-        <w:tc>
-          <w:tcPr>
-            <w:tcW w:type="dxa" w:w="3402"/>
-          </w:tcPr>
-          <w:p>
-            <w:pPr>
-              <w:spacing w:after="20"/>
-            </w:pPr>
-            <w:r/>
-            <w:r>
-              <w:rPr>
-                <w:b w:val="0"/>
-                <w:i w:val="0"/>
-                <w:color w:val="333A44"/>
-                <w:sz w:val="18"/>
-              </w:rPr>
-              <w:t>Predicted emotion vs AST, 5 genres</w:t>
-            </w:r>
-          </w:p>
-        </w:tc>
-        <w:tc>
-          <w:tcPr>
-            <w:tcW w:type="dxa" w:w="1020"/>
-          </w:tcPr>
-          <w:p>
-            <w:pPr>
-              <w:spacing w:after="20"/>
-              <w:jc w:val="right"/>
-            </w:pPr>
-            <w:r/>
-            <w:r>
-              <w:rPr>
-                <w:rFonts w:ascii="Consolas" w:hAnsi="Consolas"/>
-                <w:b w:val="0"/>
-                <w:i w:val="0"/>
-                <w:color w:val="333A44"/>
-                <w:sz w:val="18"/>
-              </w:rPr>
-              <w:t>+0.050</w:t>
-            </w:r>
-          </w:p>
-        </w:tc>
-        <w:tc>
-          <w:tcPr>
-            <w:tcW w:type="dxa" w:w="907"/>
-          </w:tcPr>
-          <w:p>
-            <w:pPr>
-              <w:spacing w:after="20"/>
-              <w:jc w:val="right"/>
-            </w:pPr>
-            <w:r/>
-            <w:r>
-              <w:rPr>
-                <w:rFonts w:ascii="Consolas" w:hAnsi="Consolas"/>
-                <w:b w:val="0"/>
-                <w:i w:val="0"/>
-                <w:color w:val="333A44"/>
-                <w:sz w:val="18"/>
-              </w:rPr>
-              <w:t>0.078</w:t>
-            </w:r>
-          </w:p>
-        </w:tc>
-        <w:tc>
-          <w:tcPr>
-            <w:tcW w:type="dxa" w:w="1247"/>
-          </w:tcPr>
-          <w:p>
-            <w:pPr>
-              <w:spacing w:after="20"/>
-              <w:jc w:val="right"/>
-            </w:pPr>
-            <w:r/>
-            <w:r>
-              <w:rPr>
-                <w:rFonts w:ascii="Consolas" w:hAnsi="Consolas"/>
-                <w:b w:val="0"/>
-                <w:i w:val="0"/>
-                <w:color w:val="333A44"/>
-                <w:sz w:val="18"/>
-              </w:rPr>
-              <w:t>82%</w:t>
-            </w:r>
-          </w:p>
-        </w:tc>
-        <w:tc>
-          <w:tcPr>
-            <w:tcW w:type="dxa" w:w="2835"/>
-          </w:tcPr>
-          <w:p>
-            <w:pPr>
-              <w:spacing w:after="20"/>
-            </w:pPr>
-            <w:r/>
-            <w:r>
-              <w:rPr>
-                <w:b/>
-                <w:i w:val="0"/>
-                <w:color w:val="8A5E05"/>
-                <w:sz w:val="18"/>
-              </w:rPr>
-              <w:t>Borderline</w:t>
-            </w:r>
-          </w:p>
-        </w:tc>
-      </w:tr>
-      <w:tr>
-        <w:tc>
-          <w:tcPr>
-            <w:tcW w:type="dxa" w:w="3402"/>
-          </w:tcPr>
-          <w:p>
-            <w:pPr>
-              <w:spacing w:after="20"/>
-            </w:pPr>
-            <w:r/>
-            <w:r>
-              <w:rPr>
-                <w:b w:val="0"/>
-                <w:i w:val="0"/>
-                <w:color w:val="333A44"/>
-                <w:sz w:val="18"/>
-              </w:rPr>
-              <w:t>Predicted vs ground-truth emotion</w:t>
-            </w:r>
-          </w:p>
-        </w:tc>
-        <w:tc>
-          <w:tcPr>
-            <w:tcW w:type="dxa" w:w="1020"/>
-          </w:tcPr>
-          <w:p>
-            <w:pPr>
-              <w:spacing w:after="20"/>
-              <w:jc w:val="right"/>
-            </w:pPr>
-            <w:r/>
-            <w:r>
-              <w:rPr>
-                <w:rFonts w:ascii="Consolas" w:hAnsi="Consolas"/>
-                <w:b w:val="0"/>
-                <w:i w:val="0"/>
-                <w:color w:val="333A44"/>
-                <w:sz w:val="18"/>
-              </w:rPr>
-              <w:t>−0.003</w:t>
-            </w:r>
-          </w:p>
-        </w:tc>
-        <w:tc>
-          <w:tcPr>
-            <w:tcW w:type="dxa" w:w="907"/>
-          </w:tcPr>
-          <w:p>
-            <w:pPr>
-              <w:spacing w:after="20"/>
-              <w:jc w:val="right"/>
-            </w:pPr>
-            <w:r/>
-            <w:r>
-              <w:rPr>
-                <w:rFonts w:ascii="Consolas" w:hAnsi="Consolas"/>
-                <w:b w:val="0"/>
-                <w:i w:val="0"/>
-                <w:color w:val="333A44"/>
-                <w:sz w:val="18"/>
-              </w:rPr>
-              <w:t>0.855</w:t>
-            </w:r>
-          </w:p>
-        </w:tc>
-        <w:tc>
-          <w:tcPr>
-            <w:tcW w:type="dxa" w:w="1247"/>
-          </w:tcPr>
-          <w:p>
-            <w:pPr>
-              <w:spacing w:after="20"/>
-              <w:jc w:val="right"/>
-            </w:pPr>
-            <w:r/>
-            <w:r>
-              <w:rPr>
-                <w:rFonts w:ascii="Consolas" w:hAnsi="Consolas"/>
-                <w:b w:val="0"/>
-                <w:i w:val="0"/>
-                <w:color w:val="333A44"/>
-                <w:sz w:val="18"/>
-              </w:rPr>
-              <w:t>54%</w:t>
-            </w:r>
-          </w:p>
-        </w:tc>
-        <w:tc>
-          <w:tcPr>
-            <w:tcW w:type="dxa" w:w="2835"/>
-          </w:tcPr>
-          <w:p>
-            <w:pPr>
-              <w:spacing w:after="20"/>
-            </w:pPr>
-            <w:r/>
-            <w:r>
-              <w:rPr>
-                <w:b/>
-                <w:i w:val="0"/>
-                <w:color w:val="67717E"/>
-                <w:sz w:val="18"/>
-              </w:rPr>
-              <w:t>Same</w:t>
-            </w:r>
-          </w:p>
-        </w:tc>
-      </w:tr>
-      <w:tr>
-        <w:tc>
-          <w:tcPr>
-            <w:tcW w:type="dxa" w:w="3402"/>
-          </w:tcPr>
-          <w:p>
-            <w:pPr>
-              <w:spacing w:after="20"/>
-            </w:pPr>
-            <w:r/>
-            <w:r>
-              <w:rPr>
-                <w:b w:val="0"/>
-                <w:i w:val="0"/>
-                <w:color w:val="333A44"/>
-                <w:sz w:val="18"/>
-              </w:rPr>
-              <w:t>AST vs CLAP</w:t>
-            </w:r>
-          </w:p>
-        </w:tc>
-        <w:tc>
-          <w:tcPr>
-            <w:tcW w:type="dxa" w:w="1020"/>
-          </w:tcPr>
-          <w:p>
-            <w:pPr>
-              <w:spacing w:after="20"/>
-              <w:jc w:val="right"/>
-            </w:pPr>
-            <w:r/>
-            <w:r>
-              <w:rPr>
-                <w:rFonts w:ascii="Consolas" w:hAnsi="Consolas"/>
-                <w:b w:val="0"/>
-                <w:i w:val="0"/>
-                <w:color w:val="333A44"/>
-                <w:sz w:val="18"/>
-              </w:rPr>
-              <w:t>+0.010</w:t>
-            </w:r>
-          </w:p>
-        </w:tc>
-        <w:tc>
-          <w:tcPr>
-            <w:tcW w:type="dxa" w:w="907"/>
-          </w:tcPr>
-          <w:p>
-            <w:pPr>
-              <w:spacing w:after="20"/>
-              <w:jc w:val="right"/>
-            </w:pPr>
-            <w:r/>
-            <w:r>
-              <w:rPr>
-                <w:rFonts w:ascii="Consolas" w:hAnsi="Consolas"/>
-                <w:b w:val="0"/>
-                <w:i w:val="0"/>
-                <w:color w:val="333A44"/>
-                <w:sz w:val="18"/>
-              </w:rPr>
-              <w:t>0.752</w:t>
-            </w:r>
-          </w:p>
-        </w:tc>
-        <w:tc>
-          <w:tcPr>
-            <w:tcW w:type="dxa" w:w="1247"/>
-          </w:tcPr>
-          <w:p>
-            <w:pPr>
-              <w:spacing w:after="20"/>
-              <w:jc w:val="right"/>
-            </w:pPr>
-            <w:r/>
-            <w:r>
-              <w:rPr>
-                <w:rFonts w:ascii="Consolas" w:hAnsi="Consolas"/>
-                <w:b w:val="0"/>
-                <w:i w:val="0"/>
-                <w:color w:val="333A44"/>
-                <w:sz w:val="18"/>
-              </w:rPr>
-              <w:t>62%</w:t>
-            </w:r>
-          </w:p>
-        </w:tc>
-        <w:tc>
-          <w:tcPr>
-            <w:tcW w:type="dxa" w:w="2835"/>
-          </w:tcPr>
-          <w:p>
-            <w:pPr>
-              <w:spacing w:after="20"/>
-            </w:pPr>
-            <w:r/>
-            <w:r>
-              <w:rPr>
-                <w:b/>
-                <w:i w:val="0"/>
-                <w:color w:val="67717E"/>
-                <w:sz w:val="18"/>
-              </w:rPr>
-              <w:t>Same</w:t>
+              <w:t>0.004</w:t>
             </w:r>
           </w:p>
         </w:tc>
@@ -2211,49 +2818,112 @@
     <w:p>
       <w:pPr>
         <w:pStyle w:val="ListBullet"/>
-        <w:spacing w:after="60"/>
+        <w:spacing w:after="40"/>
       </w:pPr>
       <w:r>
         <w:rPr>
           <w:b/>
-          <w:i w:val="0"/>
-          <w:color w:val="333A44"/>
-          <w:sz w:val="20"/>
         </w:rPr>
-        <w:t>The three pretrained embeddings are indistinguishable from each other</w:t>
+        <w:t>Repeats</w:t>
       </w:r>
       <w:r>
-        <w:rPr>
-          <w:b w:val="0"/>
-          <w:i w:val="0"/>
-          <w:color w:val="333A44"/>
-          <w:sz w:val="20"/>
-        </w:rPr>
-        <w:t xml:space="preserve"> (AST 0.345, VGGish 0.350, CLAP 0.335) and emotion beats all three — so the baseline wasn’t just a badly chosen audio model.</w:t>
+        <w:t xml:space="preserve"> vary little (≤ 0.023); the emotion route is among the steadiest.</w:t>
       </w:r>
     </w:p>
     <w:p>
       <w:pPr>
         <w:pStyle w:val="ListBullet"/>
-        <w:spacing w:after="60"/>
+        <w:spacing w:after="40"/>
       </w:pPr>
       <w:r>
         <w:rPr>
           <w:b/>
-          <w:i w:val="0"/>
-          <w:color w:val="333A44"/>
-          <w:sz w:val="20"/>
         </w:rPr>
-        <w:t>Predicted emotion = ground-truth emotion.</w:t>
+        <w:t>Single folds</w:t>
+      </w:r>
+      <w:r>
+        <w:t xml:space="preserve"> vary a lot (≈ 0.055), because a fold holds only about 8 films. That is why one 5-fold run cannot resolve differences of 0.04, and why we repeat 10 times.</w:t>
+      </w:r>
+    </w:p>
+    <w:p>
+      <w:pPr>
+        <w:pStyle w:val="ListBullet"/>
+        <w:spacing w:after="40"/>
+      </w:pPr>
+      <w:r>
+        <w:rPr>
+          <w:b/>
+        </w:rPr>
+        <w:t>Which films are in the dataset</w:t>
+      </w:r>
+      <w:r>
+        <w:t xml:space="preserve"> is the largest source (0.018–0.027). Only more films can reduce it.</w:t>
+      </w:r>
+    </w:p>
+    <w:p>
+      <w:pPr>
+        <w:pStyle w:val="ListBullet"/>
+        <w:spacing w:after="40"/>
+      </w:pPr>
+      <w:r>
+        <w:rPr>
+          <w:b/>
+        </w:rPr>
+        <w:t>Seeds.</w:t>
+      </w:r>
+      <w:r>
+        <w:t xml:space="preserve"> The whole 10×5 protocol was re-run under five master seeds (42, 1, 2, 3, 4), which changes both the fold assignment and the random forest. The emotion route scores 0.410–0.417 under every seed. Its lead over direct VGGish is positive under </w:t>
       </w:r>
       <w:r>
         <w:rPr>
-          <w:b w:val="0"/>
-          <w:i w:val="0"/>
-          <w:color w:val="333A44"/>
-          <w:sz w:val="20"/>
+          <w:b/>
         </w:rPr>
-        <w:t xml:space="preserve"> The pipeline doesn’t depend on human ratings, which is what makes it usable at all.</w:t>
+        <w:t>every</w:t>
+      </w:r>
+      <w:r>
+        <w:t xml:space="preserve"> seed (+0.037 to +0.059), as are its leads over AST and PCA-8. The PCA-8-vs-VGGish difference flips sign between seeds (−0.005 to +0.012), which is what "no effect" looks like.</w:t>
+      </w:r>
+    </w:p>
+    <w:p>
+      <w:pPr>
+        <w:pStyle w:val="ListBullet"/>
+        <w:spacing w:after="40"/>
+      </w:pPr>
+      <w:r>
+        <w:rPr>
+          <w:b/>
+        </w:rPr>
+        <w:t>Reproducibility.</w:t>
+      </w:r>
+      <w:r>
+        <w:t xml:space="preserve"> Under seed 42 the new script reproduces the per-repeat scores of the main analysis (</w:t>
+      </w:r>
+      <w:r>
+        <w:rPr>
+          <w:rFonts w:ascii="Consolas" w:hAnsi="Consolas"/>
+          <w:color w:val="404040"/>
+          <w:sz w:val="18"/>
+        </w:rPr>
+        <w:t>cv_corrected.json</w:t>
+      </w:r>
+      <w:r>
+        <w:t>) exactly, for every route.</w:t>
+      </w:r>
+    </w:p>
+    <w:p>
+      <w:r>
+        <w:t xml:space="preserve">Figure: </w:t>
+      </w:r>
+      <w:r>
+        <w:rPr>
+          <w:rFonts w:ascii="Consolas" w:hAnsi="Consolas"/>
+          <w:color w:val="404040"/>
+          <w:sz w:val="18"/>
+        </w:rPr>
+        <w:t>figures/stability_repeats.pdf</w:t>
+      </w:r>
+      <w:r>
+        <w:t>.</w:t>
       </w:r>
     </w:p>
     <w:p>
@@ -2261,80 +2931,74 @@
         <w:pStyle w:val="Heading1"/>
       </w:pPr>
       <w:r>
-        <w:t>How it is actually built</w:t>
+        <w:t>4. Note 3 — box office on Blockbuster (done, then left out of the thesis)</w:t>
+      </w:r>
+    </w:p>
+    <w:p>
+      <w:r>
+        <w:rPr>
+          <w:b/>
+        </w:rPr>
+        <w:t>Data.</w:t>
+      </w:r>
+      <w:r>
+        <w:t xml:space="preserve"> Blockbuster ships only title slugs, so each film was matched to Wikidata by title and release year, and its </w:t>
+      </w:r>
+      <w:r>
+        <w:rPr>
+          <w:b/>
+        </w:rPr>
+        <w:t>worldwide</w:t>
+      </w:r>
+      <w:r>
+        <w:t xml:space="preserve"> gross taken from Box Office Mojo: all 110 films, one source, USD 9 million to 2.8 billion. The budget was found for 84 films. Blockbuster has no ratings, so the emotions are those the Eerola-trained model predicts per cue. Every correlation is Spearman with a permutation p-value and a Benjamini–Hochberg correction for multiple tests.</w:t>
       </w:r>
     </w:p>
     <w:tbl>
       <w:tblPr>
         <w:tblStyle w:val="TableGrid"/>
         <w:tblW w:type="auto" w:w="0"/>
-        <w:jc w:val="left"/>
-        <w:tblLayout w:type="fixed"/>
+        <w:jc w:val="center"/>
         <w:tblLook w:firstColumn="1" w:firstRow="1" w:lastColumn="0" w:lastRow="0" w:noHBand="0" w:noVBand="1" w:val="04A0"/>
       </w:tblPr>
       <w:tblGrid>
-        <w:gridCol w:w="3137"/>
-        <w:gridCol w:w="3137"/>
-        <w:gridCol w:w="3137"/>
+        <w:gridCol w:w="4986"/>
+        <w:gridCol w:w="4986"/>
       </w:tblGrid>
       <w:tr>
         <w:tc>
           <w:tcPr>
-            <w:tcW w:type="dxa" w:w="2041"/>
-            <w:shd w:val="clear" w:color="auto" w:fill="E7EAEF"/>
+            <w:tcW w:type="dxa" w:w="4986"/>
+            <w:shd w:val="clear" w:color="auto" w:fill="E8E8E8"/>
           </w:tcPr>
           <w:p>
             <w:pPr>
-              <w:spacing w:after="20"/>
+              <w:spacing w:after="0"/>
             </w:pPr>
-            <w:r/>
             <w:r>
               <w:rPr>
                 <w:b/>
-                <w:color w:val="1A1D24"/>
                 <w:sz w:val="17"/>
               </w:rPr>
-              <w:t>Stage</w:t>
+              <w:t>question</w:t>
             </w:r>
           </w:p>
         </w:tc>
         <w:tc>
           <w:tcPr>
-            <w:tcW w:type="dxa" w:w="2608"/>
-            <w:shd w:val="clear" w:color="auto" w:fill="E7EAEF"/>
+            <w:tcW w:type="dxa" w:w="4986"/>
+            <w:shd w:val="clear" w:color="auto" w:fill="E8E8E8"/>
           </w:tcPr>
           <w:p>
             <w:pPr>
-              <w:spacing w:after="20"/>
+              <w:spacing w:after="0"/>
             </w:pPr>
-            <w:r/>
             <w:r>
               <w:rPr>
                 <w:b/>
-                <w:color w:val="1A1D24"/>
                 <w:sz w:val="17"/>
               </w:rPr>
-              <w:t>What runs</w:t>
-            </w:r>
-          </w:p>
-        </w:tc>
-        <w:tc>
-          <w:tcPr>
-            <w:tcW w:type="dxa" w:w="4762"/>
-            <w:shd w:val="clear" w:color="auto" w:fill="E7EAEF"/>
-          </w:tcPr>
-          <w:p>
-            <w:pPr>
-              <w:spacing w:after="20"/>
-            </w:pPr>
-            <w:r/>
-            <w:r>
-              <w:rPr>
-                <w:b/>
-                <w:color w:val="1A1D24"/>
-                <w:sz w:val="17"/>
-              </w:rPr>
-              <w:t>Detail</w:t>
+              <w:t>answer</w:t>
             </w:r>
           </w:p>
         </w:tc>
@@ -2342,61 +3006,40 @@
       <w:tr>
         <w:tc>
           <w:tcPr>
-            <w:tcW w:type="dxa" w:w="2041"/>
+            <w:tcW w:type="dxa" w:w="4986"/>
           </w:tcPr>
           <w:p>
             <w:pPr>
-              <w:spacing w:after="20"/>
+              <w:spacing w:after="0"/>
             </w:pPr>
-            <w:r/>
             <w:r>
               <w:rPr>
-                <w:b/>
-                <w:i w:val="0"/>
-                <w:color w:val="333A44"/>
-                <w:sz w:val="18"/>
+                <w:sz w:val="17"/>
               </w:rPr>
-              <w:t>Audio → vector</w:t>
+              <w:t>Is a film's genre easier to predict when it grossed more? 6 per-film metrics × every route, in-domain and zero-shot: 42 tests</w:t>
             </w:r>
           </w:p>
         </w:tc>
         <w:tc>
           <w:tcPr>
-            <w:tcW w:type="dxa" w:w="2608"/>
+            <w:tcW w:type="dxa" w:w="4986"/>
           </w:tcPr>
           <w:p>
             <w:pPr>
-              <w:spacing w:after="20"/>
+              <w:spacing w:after="0"/>
             </w:pPr>
-            <w:r/>
             <w:r>
               <w:rPr>
-                <w:b w:val="0"/>
-                <w:i w:val="0"/>
-                <w:color w:val="333A44"/>
-                <w:sz w:val="18"/>
+                <w:b/>
+                <w:sz w:val="17"/>
               </w:rPr>
-              <w:t>Frozen pretrained model, mean-pooled over time</w:t>
+              <w:t>No.</w:t>
             </w:r>
-          </w:p>
-        </w:tc>
-        <w:tc>
-          <w:tcPr>
-            <w:tcW w:type="dxa" w:w="4762"/>
-          </w:tcPr>
-          <w:p>
-            <w:pPr>
-              <w:spacing w:after="20"/>
-            </w:pPr>
-            <w:r/>
             <w:r>
               <w:rPr>
-                <w:b w:val="0"/>
-                <w:i w:val="0"/>
-                <w:color w:val="333A44"/>
-                <w:sz w:val="18"/>
+                <w:sz w:val="17"/>
               </w:rPr>
-              <w:t>AST 768-d (primary), VGGish 128-d, CLAP 512-d, librosa-MIR 103-d. No fine-tuning anywhere — pure feature extraction, cached per clip.</w:t>
+              <w:t xml:space="preserve"> Nothing survives the correction; the largest correlation is ρ = +0.24</w:t>
             </w:r>
           </w:p>
         </w:tc>
@@ -2404,61 +3047,47 @@
       <w:tr>
         <w:tc>
           <w:tcPr>
-            <w:tcW w:type="dxa" w:w="2041"/>
+            <w:tcW w:type="dxa" w:w="4986"/>
           </w:tcPr>
           <w:p>
             <w:pPr>
-              <w:spacing w:after="20"/>
+              <w:spacing w:after="0"/>
             </w:pPr>
-            <w:r/>
             <w:r>
               <w:rPr>
-                <w:b/>
-                <w:i w:val="0"/>
-                <w:color w:val="333A44"/>
-                <w:sz w:val="18"/>
+                <w:sz w:val="17"/>
               </w:rPr>
-              <w:t>Stage 1: vector → 8 emotions</w:t>
+              <w:t>Do the soundtrack's emotions track gross?</w:t>
             </w:r>
           </w:p>
         </w:tc>
         <w:tc>
           <w:tcPr>
-            <w:tcW w:type="dxa" w:w="2608"/>
+            <w:tcW w:type="dxa" w:w="4986"/>
           </w:tcPr>
           <w:p>
             <w:pPr>
-              <w:spacing w:after="20"/>
+              <w:spacing w:after="0"/>
             </w:pPr>
-            <w:r/>
             <w:r>
               <w:rPr>
-                <w:b w:val="0"/>
-                <w:i w:val="0"/>
-                <w:color w:val="333A44"/>
-                <w:sz w:val="18"/>
+                <w:b/>
+                <w:sz w:val="17"/>
               </w:rPr>
-              <w:t>RandomForestRegressor, 300 trees</w:t>
+              <w:t>Yes, at first sight</w:t>
             </w:r>
-          </w:p>
-        </w:tc>
-        <w:tc>
-          <w:tcPr>
-            <w:tcW w:type="dxa" w:w="4762"/>
-          </w:tcPr>
-          <w:p>
-            <w:pPr>
-              <w:spacing w:after="20"/>
-            </w:pPr>
-            <w:r/>
             <w:r>
               <w:rPr>
-                <w:b w:val="0"/>
-                <w:i w:val="0"/>
-                <w:color w:val="333A44"/>
-                <w:sz w:val="18"/>
+                <w:sz w:val="17"/>
               </w:rPr>
-              <w:t>One multi-output forest predicting all 8 emotions jointly. Chosen empirically: Ridge 0.37, SVR-RBF 0.54, RF 0.56 — the regressor mattered more than the features.</w:t>
+              <w:t xml:space="preserve">: anger ρ = +0.43, tension +0.36, fear +0.30, tenderness −0.37, valence −0.32, all significant after correction. </w:t>
+            </w:r>
+            <w:r>
+              <w:rPr>
+                <w:b/>
+                <w:sz w:val="17"/>
+              </w:rPr>
+              <w:t>With the budget controlled, every one is within ±0.11.</w:t>
             </w:r>
           </w:p>
         </w:tc>
@@ -2466,61 +3095,33 @@
       <w:tr>
         <w:tc>
           <w:tcPr>
-            <w:tcW w:type="dxa" w:w="2041"/>
+            <w:tcW w:type="dxa" w:w="4986"/>
           </w:tcPr>
           <w:p>
             <w:pPr>
-              <w:spacing w:after="20"/>
+              <w:spacing w:after="0"/>
             </w:pPr>
-            <w:r/>
             <w:r>
               <w:rPr>
-                <w:b/>
-                <w:i w:val="0"/>
-                <w:color w:val="333A44"/>
-                <w:sz w:val="18"/>
+                <w:sz w:val="17"/>
               </w:rPr>
-              <w:t>Stage 2: 8 → 11 → genre</w:t>
+              <w:t>Does genre?</w:t>
             </w:r>
           </w:p>
         </w:tc>
         <w:tc>
           <w:tcPr>
-            <w:tcW w:type="dxa" w:w="2608"/>
+            <w:tcW w:type="dxa" w:w="4986"/>
           </w:tcPr>
           <w:p>
             <w:pPr>
-              <w:spacing w:after="20"/>
+              <w:spacing w:after="0"/>
             </w:pPr>
-            <w:r/>
             <w:r>
               <w:rPr>
-                <w:b w:val="0"/>
-                <w:i w:val="0"/>
-                <w:color w:val="333A44"/>
-                <w:sz w:val="18"/>
+                <w:sz w:val="17"/>
               </w:rPr>
-              <w:t>Binary relevance logistic regression</w:t>
-            </w:r>
-          </w:p>
-        </w:tc>
-        <w:tc>
-          <w:tcPr>
-            <w:tcW w:type="dxa" w:w="4762"/>
-          </w:tcPr>
-          <w:p>
-            <w:pPr>
-              <w:spacing w:after="20"/>
-            </w:pPr>
-            <w:r/>
-            <w:r>
-              <w:rPr>
-                <w:b w:val="0"/>
-                <w:i w:val="0"/>
-                <w:color w:val="333A44"/>
-                <w:sz w:val="18"/>
-              </w:rPr>
-              <w:t>8 emotions plus valence×energy and a positive/negative composite. StandardScaler → one L2 LogReg per genre, class_weight=balanced, C≈0.003 chosen by nested CV.</w:t>
+              <w:t>Action (median $475M vs $129M) and Sci-Fi ($615M vs $159M) gross more; Drama and Comedy less</w:t>
             </w:r>
           </w:p>
         </w:tc>
@@ -2528,61 +3129,46 @@
       <w:tr>
         <w:tc>
           <w:tcPr>
-            <w:tcW w:type="dxa" w:w="2041"/>
+            <w:tcW w:type="dxa" w:w="4986"/>
           </w:tcPr>
           <w:p>
             <w:pPr>
-              <w:spacing w:after="20"/>
+              <w:spacing w:after="0"/>
             </w:pPr>
-            <w:r/>
             <w:r>
               <w:rPr>
-                <w:b/>
-                <w:i w:val="0"/>
-                <w:color w:val="333A44"/>
-                <w:sz w:val="18"/>
+                <w:sz w:val="17"/>
               </w:rPr>
-              <w:t>Per fold</w:t>
+              <w:t>Can gross be predicted from the soundtrack?</w:t>
             </w:r>
           </w:p>
         </w:tc>
         <w:tc>
           <w:tcPr>
-            <w:tcW w:type="dxa" w:w="2608"/>
+            <w:tcW w:type="dxa" w:w="4986"/>
           </w:tcPr>
           <w:p>
             <w:pPr>
-              <w:spacing w:after="20"/>
+              <w:spacing w:after="0"/>
             </w:pPr>
-            <w:r/>
             <w:r>
               <w:rPr>
-                <w:b w:val="0"/>
-                <w:i w:val="0"/>
-                <w:color w:val="333A44"/>
-                <w:sz w:val="18"/>
+                <w:sz w:val="17"/>
               </w:rPr>
-              <w:t>Everything fit on training clips only</w:t>
+              <w:t xml:space="preserve">Partly (emotion R² = 0.28, VGGish 0.35), but the </w:t>
             </w:r>
-          </w:p>
-        </w:tc>
-        <w:tc>
-          <w:tcPr>
-            <w:tcW w:type="dxa" w:w="4762"/>
-          </w:tcPr>
-          <w:p>
-            <w:pPr>
-              <w:spacing w:after="20"/>
-            </w:pPr>
-            <w:r/>
             <w:r>
               <w:rPr>
-                <w:b w:val="0"/>
-                <w:i w:val="0"/>
-                <w:color w:val="333A44"/>
-                <w:sz w:val="18"/>
+                <w:b/>
+                <w:sz w:val="17"/>
               </w:rPr>
-              <w:t>Scaler, PCA, forest and the C value are all fit inside the fold; no test clip touches any model. Seed 42 throughout — re-runs are bit-identical.</w:t>
+              <w:t>budget alone does better (0.49)</w:t>
+            </w:r>
+            <w:r>
+              <w:rPr>
+                <w:sz w:val="17"/>
+              </w:rPr>
+              <w:t>, and adding the emotions to it does not help (0.45)</w:t>
             </w:r>
           </w:p>
         </w:tc>
@@ -2593,102 +3179,925 @@
         <w:spacing w:after="40"/>
       </w:pPr>
     </w:p>
+    <w:p>
+      <w:r>
+        <w:rPr>
+          <w:b/>
+        </w:rPr>
+        <w:t>Reading:</w:t>
+      </w:r>
+      <w:r>
+        <w:t xml:space="preserve"> blockbuster music mirrors the </w:t>
+      </w:r>
+      <w:r>
+        <w:rPr>
+          <w:i/>
+        </w:rPr>
+        <w:t>scale and kind of production</w:t>
+      </w:r>
+      <w:r>
+        <w:t>. Expensive action and sci-fi films are scored with tense, angry, energetic music and earn more; budget and gross themselves correlate at ρ = +0.78. Once the budget is known, the soundtrack adds nothing. Exploratory, not causal.</w:t>
+      </w:r>
+    </w:p>
+    <w:p>
+      <w:r>
+        <w:rPr>
+          <w:b/>
+        </w:rPr>
+        <w:t>A bug found on the way.</w:t>
+      </w:r>
+      <w:r>
+        <w:t xml:space="preserve"> The Box Office Mojo parser read the navigation menu and stored US-only figures. Fixed; on Eerola 7 grosses changed and every conclusion stayed the same (quality vs gross ρ = +0.197, p = 0.246).</w:t>
+      </w:r>
+    </w:p>
+    <w:p>
+      <w:r>
+        <w:rPr>
+          <w:b/>
+        </w:rPr>
+        <w:t>Decision (7 Oct):</w:t>
+      </w:r>
+      <w:r>
+        <w:t xml:space="preserve"> the box-office analysis is </w:t>
+      </w:r>
+      <w:r>
+        <w:rPr>
+          <w:b/>
+        </w:rPr>
+        <w:t>not in the thesis</w:t>
+      </w:r>
+      <w:r>
+        <w:t xml:space="preserve">: it answers a question about commercial success, not about genre. The text is kept in </w:t>
+      </w:r>
+      <w:r>
+        <w:rPr>
+          <w:rFonts w:ascii="Consolas" w:hAnsi="Consolas"/>
+          <w:color w:val="404040"/>
+          <w:sz w:val="18"/>
+        </w:rPr>
+        <w:t>docs/latex/held_back/box_office.tex</w:t>
+      </w:r>
+      <w:r>
+        <w:t xml:space="preserve"> and the analysis in the repository.</w:t>
+      </w:r>
+    </w:p>
+    <w:p>
+      <w:pPr>
+        <w:pStyle w:val="Heading1"/>
+      </w:pPr>
+      <w:r>
+        <w:t>5. Note 4 — the chapters (now on Overleaf)</w:t>
+      </w:r>
+    </w:p>
+    <w:p>
+      <w:r>
+        <w:t xml:space="preserve">All chapters are written and </w:t>
+      </w:r>
+      <w:r>
+        <w:rPr>
+          <w:b/>
+        </w:rPr>
+        <w:t>on Overleaf; the thesis compiles with 0 errors</w:t>
+      </w:r>
+      <w:r>
+        <w:t>.</w:t>
+      </w:r>
+    </w:p>
     <w:tbl>
       <w:tblPr>
         <w:tblStyle w:val="TableGrid"/>
         <w:tblW w:type="auto" w:w="0"/>
-        <w:tblLayout w:type="fixed"/>
+        <w:jc w:val="center"/>
         <w:tblLook w:firstColumn="1" w:firstRow="1" w:lastColumn="0" w:lastRow="0" w:noHBand="0" w:noVBand="1" w:val="04A0"/>
       </w:tblPr>
       <w:tblGrid>
-        <w:gridCol w:w="9412"/>
+        <w:gridCol w:w="4986"/>
+        <w:gridCol w:w="4986"/>
       </w:tblGrid>
       <w:tr>
         <w:tc>
           <w:tcPr>
-            <w:tcW w:type="dxa" w:w="9411"/>
-            <w:shd w:val="clear" w:color="auto" w:fill="F7F2E8"/>
+            <w:tcW w:type="dxa" w:w="4986"/>
+            <w:shd w:val="clear" w:color="auto" w:fill="E8E8E8"/>
           </w:tcPr>
-          <w:p>
-            <w:pPr>
-              <w:spacing w:after="40"/>
-            </w:pPr>
-            <w:r/>
-            <w:r>
-              <w:rPr>
-                <w:b/>
-                <w:color w:val="0E6262"/>
-                <w:sz w:val="18"/>
-              </w:rPr>
-              <w:t>The one technical detail worth pre-empting</w:t>
-            </w:r>
-          </w:p>
           <w:p>
             <w:pPr>
               <w:spacing w:after="0"/>
             </w:pPr>
             <w:r>
               <w:rPr>
-                <w:b w:val="0"/>
-                <w:i w:val="0"/>
-                <w:color w:val="333A44"/>
-                <w:sz w:val="18"/>
+                <w:b/>
+                <w:sz w:val="17"/>
               </w:rPr>
-              <w:t xml:space="preserve">The genre classifier is trained on the forest’s </w:t>
+              <w:t>chapter</w:t>
+            </w:r>
+          </w:p>
+        </w:tc>
+        <w:tc>
+          <w:tcPr>
+            <w:tcW w:type="dxa" w:w="4986"/>
+            <w:shd w:val="clear" w:color="auto" w:fill="E8E8E8"/>
+          </w:tcPr>
+          <w:p>
+            <w:pPr>
+              <w:spacing w:after="0"/>
+            </w:pPr>
+            <w:r>
+              <w:rPr>
+                <w:b/>
+                <w:sz w:val="17"/>
+              </w:rPr>
+              <w:t>state</w:t>
+            </w:r>
+          </w:p>
+        </w:tc>
+      </w:tr>
+      <w:tr>
+        <w:tc>
+          <w:tcPr>
+            <w:tcW w:type="dxa" w:w="4986"/>
+          </w:tcPr>
+          <w:p>
+            <w:pPr>
+              <w:spacing w:after="0"/>
+            </w:pPr>
+            <w:r>
+              <w:rPr>
+                <w:sz w:val="17"/>
+              </w:rPr>
+              <w:t>1 Introduction</w:t>
+            </w:r>
+          </w:p>
+        </w:tc>
+        <w:tc>
+          <w:tcPr>
+            <w:tcW w:type="dxa" w:w="4986"/>
+          </w:tcPr>
+          <w:p>
+            <w:pPr>
+              <w:spacing w:after="0"/>
+            </w:pPr>
+            <w:r>
+              <w:rPr>
+                <w:sz w:val="17"/>
+              </w:rPr>
+              <w:t xml:space="preserve">drafted; the list of contributions is </w:t>
             </w:r>
             <w:r>
               <w:rPr>
-                <w:b w:val="0"/>
-                <w:i/>
-                <w:color w:val="333A44"/>
-                <w:sz w:val="18"/>
+                <w:b/>
+                <w:sz w:val="17"/>
               </w:rPr>
-              <w:t>in-sample</w:t>
+              <w:t>held back</w:t>
             </w:r>
             <w:r>
               <w:rPr>
-                <w:b w:val="0"/>
-                <w:i w:val="0"/>
-                <w:color w:val="333A44"/>
-                <w:sz w:val="18"/>
+                <w:sz w:val="17"/>
               </w:rPr>
-              <w:t xml:space="preserve"> emotion predictions (R² = 0.94 on training clips) but evaluated on out-of-sample ones (R² = 0.60). That is a train/test distribution mismatch, </w:t>
+              <w:t xml:space="preserve"> for the author to write</w:t>
+            </w:r>
+          </w:p>
+        </w:tc>
+      </w:tr>
+      <w:tr>
+        <w:tc>
+          <w:tcPr>
+            <w:tcW w:type="dxa" w:w="4986"/>
+          </w:tcPr>
+          <w:p>
+            <w:pPr>
+              <w:spacing w:after="0"/>
+            </w:pPr>
+            <w:r>
+              <w:rPr>
+                <w:sz w:val="17"/>
+              </w:rPr>
+              <w:t>2 Fundamentals, 3 Related Work</w:t>
+            </w:r>
+          </w:p>
+        </w:tc>
+        <w:tc>
+          <w:tcPr>
+            <w:tcW w:type="dxa" w:w="4986"/>
+          </w:tcPr>
+          <w:p>
+            <w:pPr>
+              <w:spacing w:after="0"/>
+            </w:pPr>
+            <w:r>
+              <w:rPr>
+                <w:sz w:val="17"/>
+              </w:rPr>
+              <w:t>written earlier; revised</w:t>
+            </w:r>
+          </w:p>
+        </w:tc>
+      </w:tr>
+      <w:tr>
+        <w:tc>
+          <w:tcPr>
+            <w:tcW w:type="dxa" w:w="4986"/>
+          </w:tcPr>
+          <w:p>
+            <w:pPr>
+              <w:spacing w:after="0"/>
+            </w:pPr>
+            <w:r>
+              <w:rPr>
+                <w:sz w:val="17"/>
+              </w:rPr>
+              <w:t>4 Methods</w:t>
+            </w:r>
+          </w:p>
+        </w:tc>
+        <w:tc>
+          <w:tcPr>
+            <w:tcW w:type="dxa" w:w="4986"/>
+          </w:tcPr>
+          <w:p>
+            <w:pPr>
+              <w:spacing w:after="0"/>
+            </w:pPr>
+            <w:r>
+              <w:rPr>
+                <w:sz w:val="17"/>
+              </w:rPr>
+              <w:t>drafted (datasets, three label spaces, six representations, Stage 1 with the three derived features, Stage 2, baselines, protocol, implementation; TikZ pipeline figure)</w:t>
+            </w:r>
+          </w:p>
+        </w:tc>
+      </w:tr>
+      <w:tr>
+        <w:tc>
+          <w:tcPr>
+            <w:tcW w:type="dxa" w:w="4986"/>
+          </w:tcPr>
+          <w:p>
+            <w:pPr>
+              <w:spacing w:after="0"/>
+            </w:pPr>
+            <w:r>
+              <w:rPr>
+                <w:sz w:val="17"/>
+              </w:rPr>
+              <w:t>5 Experiments and Evaluation</w:t>
+            </w:r>
+          </w:p>
+        </w:tc>
+        <w:tc>
+          <w:tcPr>
+            <w:tcW w:type="dxa" w:w="4986"/>
+          </w:tcPr>
+          <w:p>
+            <w:pPr>
+              <w:spacing w:after="0"/>
+            </w:pPr>
+            <w:r>
+              <w:rPr>
+                <w:sz w:val="17"/>
+              </w:rPr>
+              <w:t>drafted, with the result figures and the new section on metric and stability</w:t>
+            </w:r>
+          </w:p>
+        </w:tc>
+      </w:tr>
+      <w:tr>
+        <w:tc>
+          <w:tcPr>
+            <w:tcW w:type="dxa" w:w="4986"/>
+          </w:tcPr>
+          <w:p>
+            <w:pPr>
+              <w:spacing w:after="0"/>
+            </w:pPr>
+            <w:r>
+              <w:rPr>
+                <w:sz w:val="17"/>
+              </w:rPr>
+              <w:t>6 Discussion</w:t>
+            </w:r>
+          </w:p>
+        </w:tc>
+        <w:tc>
+          <w:tcPr>
+            <w:tcW w:type="dxa" w:w="4986"/>
+          </w:tcPr>
+          <w:p>
+            <w:pPr>
+              <w:spacing w:after="0"/>
+            </w:pPr>
+            <w:r>
+              <w:rPr>
+                <w:sz w:val="17"/>
+              </w:rPr>
+              <w:t>drafted</w:t>
+            </w:r>
+          </w:p>
+        </w:tc>
+      </w:tr>
+      <w:tr>
+        <w:tc>
+          <w:tcPr>
+            <w:tcW w:type="dxa" w:w="4986"/>
+          </w:tcPr>
+          <w:p>
+            <w:pPr>
+              <w:spacing w:after="0"/>
+            </w:pPr>
+            <w:r>
+              <w:rPr>
+                <w:sz w:val="17"/>
+              </w:rPr>
+              <w:t>7 Conclusions and Future Work, abstract</w:t>
+            </w:r>
+          </w:p>
+        </w:tc>
+        <w:tc>
+          <w:tcPr>
+            <w:tcW w:type="dxa" w:w="4986"/>
+          </w:tcPr>
+          <w:p>
+            <w:pPr>
+              <w:spacing w:after="0"/>
+            </w:pPr>
+            <w:r>
+              <w:rPr>
+                <w:b/>
+                <w:sz w:val="17"/>
+              </w:rPr>
+              <w:t>held back</w:t>
             </w:r>
             <w:r>
               <w:rPr>
-                <w:b w:val="0"/>
-                <w:i/>
-                <w:color w:val="333A44"/>
-                <w:sz w:val="18"/>
+                <w:sz w:val="17"/>
               </w:rPr>
-              <w:t>not</w:t>
+              <w:t xml:space="preserve">: only headings and placeholders on Overleaf; drafts in </w:t>
             </w:r>
             <w:r>
               <w:rPr>
-                <w:b w:val="0"/>
-                <w:i w:val="0"/>
-                <w:color w:val="333A44"/>
-                <w:sz w:val="18"/>
+                <w:rFonts w:ascii="Consolas" w:hAnsi="Consolas"/>
+                <w:color w:val="404040"/>
+                <w:sz w:val="17"/>
               </w:rPr>
-              <w:t xml:space="preserve"> leakage — no test clip or label influences either fit, so the score stays an honest generalisation estimate. The direction matters: the classifier is calibrated on clean features and then handed noisy ones, so 0.394 is if anything a slight </w:t>
+              <w:t>docs/latex/held_back/</w:t>
             </w:r>
+          </w:p>
+        </w:tc>
+      </w:tr>
+    </w:tbl>
+    <w:p>
+      <w:pPr>
+        <w:spacing w:after="40"/>
+      </w:pPr>
+    </w:p>
+    <w:p>
+      <w:r>
+        <w:t>What was done to the text after drafting:</w:t>
+      </w:r>
+    </w:p>
+    <w:p>
+      <w:pPr>
+        <w:spacing w:after="40"/>
+        <w:ind w:left="510" w:hanging="340"/>
+      </w:pPr>
+      <w:r>
+        <w:t xml:space="preserve">1. </w:t>
+      </w:r>
+      <w:r>
+        <w:rPr>
+          <w:b/>
+        </w:rPr>
+        <w:t>Missing references added</w:t>
+      </w:r>
+      <w:r>
+        <w:t xml:space="preserve"> (librosa, scikit-learn, PyTorch, transformers, Lipton et al. 2014 on F1 thresholds; LAION-CLAP, see below).</w:t>
+      </w:r>
+    </w:p>
+    <w:p>
+      <w:pPr>
+        <w:spacing w:after="40"/>
+        <w:ind w:left="510" w:hanging="340"/>
+      </w:pPr>
+      <w:r>
+        <w:t xml:space="preserve">2. </w:t>
+      </w:r>
+      <w:r>
+        <w:rPr>
+          <w:b/>
+        </w:rPr>
+        <w:t>An examiner-style review</w:t>
+      </w:r>
+      <w:r>
+        <w:t xml:space="preserve"> found factual slips, all corrected:</w:t>
+      </w:r>
+    </w:p>
+    <w:p>
+      <w:pPr>
+        <w:pStyle w:val="ListBullet2"/>
+        <w:spacing w:after="40"/>
+        <w:ind w:left="907"/>
+      </w:pPr>
+      <w:r>
+        <w:t>CLAP was cited to the wrong model (the checkpoint used is LAION-CLAP).</w:t>
+      </w:r>
+    </w:p>
+    <w:p>
+      <w:pPr>
+        <w:pStyle w:val="ListBullet2"/>
+        <w:spacing w:after="40"/>
+        <w:ind w:left="907"/>
+      </w:pPr>
+      <w:r>
+        <w:t>VGGish was said to be trained on AudioSet (it was trained on YouTube videos and is distributed with AudioSet).</w:t>
+      </w:r>
+    </w:p>
+    <w:p>
+      <w:pPr>
+        <w:pStyle w:val="ListBullet2"/>
+        <w:spacing w:after="40"/>
+        <w:ind w:left="907"/>
+      </w:pPr>
+      <w:r>
+        <w:t>The reliability ceiling 0.897 is an intraclass correlation, not r².</w:t>
+      </w:r>
+    </w:p>
+    <w:p>
+      <w:pPr>
+        <w:pStyle w:val="ListBullet2"/>
+        <w:spacing w:after="40"/>
+        <w:ind w:left="907"/>
+      </w:pPr>
+      <w:r>
+        <w:t>Clip length, film counts and dataset size were stated wrongly in places.</w:t>
+      </w:r>
+    </w:p>
+    <w:p>
+      <w:pPr>
+        <w:pStyle w:val="ListBullet2"/>
+        <w:spacing w:after="40"/>
+        <w:ind w:left="907"/>
+      </w:pPr>
+      <w:r>
+        <w:t>One argument was circular (the scaling ablation), one compared margins across label spaces that are not comparable.</w:t>
+      </w:r>
+    </w:p>
+    <w:p>
+      <w:pPr>
+        <w:pStyle w:val="ListBullet2"/>
+        <w:spacing w:after="40"/>
+        <w:ind w:left="907"/>
+      </w:pPr>
+      <w:r>
+        <w:t>A limitation was added: the five-genre subset was chosen partly by emotional signature.</w:t>
+      </w:r>
+    </w:p>
+    <w:p>
+      <w:pPr>
+        <w:spacing w:after="40"/>
+        <w:ind w:left="510" w:hanging="340"/>
+      </w:pPr>
+      <w:r>
+        <w:t xml:space="preserve">3. </w:t>
+      </w:r>
+      <w:r>
+        <w:rPr>
+          <w:b/>
+        </w:rPr>
+        <w:t>A consistency pass</w:t>
+      </w:r>
+      <w:r>
+        <w:t xml:space="preserve"> over the whole thesis: about 25 wording and pointer fixes (numbers stated two ways, wrong cross-references, British spelling).</w:t>
+      </w:r>
+    </w:p>
+    <w:p>
+      <w:pPr>
+        <w:spacing w:after="40"/>
+        <w:ind w:left="510" w:hanging="340"/>
+      </w:pPr>
+      <w:r>
+        <w:t xml:space="preserve">4. </w:t>
+      </w:r>
+      <w:r>
+        <w:rPr>
+          <w:b/>
+        </w:rPr>
+        <w:t>Style revision</w:t>
+      </w:r>
+      <w:r>
+        <w:t xml:space="preserve"> of the prose of every chapter (plainer sentences, fewer set phrases and dashes). A script checked that no number, reference, citation, table or figure changed.</w:t>
+      </w:r>
+    </w:p>
+    <w:p>
+      <w:pPr>
+        <w:spacing w:after="40"/>
+        <w:ind w:left="510" w:hanging="340"/>
+      </w:pPr>
+      <w:r>
+        <w:t xml:space="preserve">5. </w:t>
+      </w:r>
+      <w:r>
+        <w:rPr>
+          <w:b/>
+        </w:rPr>
+        <w:t>Captions shortened</w:t>
+      </w:r>
+      <w:r>
+        <w:t>: every figure and table has a one-line caption; the legend (colours, whiskers, columns) moved into the text after the first mention.</w:t>
+      </w:r>
+    </w:p>
+    <w:p>
+      <w:pPr>
+        <w:spacing w:after="40"/>
+        <w:ind w:left="510" w:hanging="340"/>
+      </w:pPr>
+      <w:r>
+        <w:t xml:space="preserve">6. </w:t>
+      </w:r>
+      <w:r>
+        <w:rPr>
+          <w:b/>
+        </w:rPr>
+        <w:t>Every reference and link checked</w:t>
+      </w:r>
+      <w:r>
+        <w:t>: all 36 bibliography entries against Crossref and OpenAlex (all real, all matching); the GitHub link and the three Hugging Face models resolve.</w:t>
+      </w:r>
+    </w:p>
+    <w:p>
+      <w:pPr>
+        <w:spacing w:after="40"/>
+        <w:ind w:left="510" w:hanging="340"/>
+      </w:pPr>
+      <w:r>
+        <w:t xml:space="preserve">7. </w:t>
+      </w:r>
+      <w:r>
+        <w:rPr>
+          <w:b/>
+        </w:rPr>
+        <w:t>AI-usage declaration filled in</w:t>
+      </w:r>
+      <w:r>
+        <w:t xml:space="preserve"> from the repository and Overleaf history: models Claude Opus 5 and Claude Opus 5.5, July to October 2026, which parts were drafted, edited or generated. Three red notes remain that only the author can fill.</w:t>
+      </w:r>
+    </w:p>
+    <w:p>
+      <w:pPr>
+        <w:pStyle w:val="Heading1"/>
+      </w:pPr>
+      <w:r>
+        <w:t>6. Notes 5–6 — figures</w:t>
+      </w:r>
+    </w:p>
+    <w:p>
+      <w:r>
+        <w:t xml:space="preserve">Eight figures, drawn by </w:t>
+      </w:r>
+      <w:r>
+        <w:rPr>
+          <w:rFonts w:ascii="Consolas" w:hAnsi="Consolas"/>
+          <w:color w:val="404040"/>
+          <w:sz w:val="18"/>
+        </w:rPr>
+        <w:t>experiments/make_figures.py</w:t>
+      </w:r>
+      <w:r>
+        <w:t xml:space="preserve"> directly from the results files, so a figure can never disagree with a table.</w:t>
+      </w:r>
+    </w:p>
+    <w:tbl>
+      <w:tblPr>
+        <w:tblStyle w:val="TableGrid"/>
+        <w:tblW w:type="auto" w:w="0"/>
+        <w:jc w:val="center"/>
+        <w:tblLook w:firstColumn="1" w:firstRow="1" w:lastColumn="0" w:lastRow="0" w:noHBand="0" w:noVBand="1" w:val="04A0"/>
+      </w:tblPr>
+      <w:tblGrid>
+        <w:gridCol w:w="4986"/>
+        <w:gridCol w:w="4986"/>
+      </w:tblGrid>
+      <w:tr>
+        <w:tc>
+          <w:tcPr>
+            <w:tcW w:type="dxa" w:w="4986"/>
+            <w:shd w:val="clear" w:color="auto" w:fill="E8E8E8"/>
+          </w:tcPr>
+          <w:p>
+            <w:pPr>
+              <w:spacing w:after="0"/>
+            </w:pPr>
             <w:r>
               <w:rPr>
-                <w:b w:val="0"/>
-                <w:i/>
-                <w:color w:val="333A44"/>
-                <w:sz w:val="18"/>
+                <w:b/>
+                <w:sz w:val="17"/>
               </w:rPr>
-              <w:t>under</w:t>
+              <w:t>figure</w:t>
             </w:r>
+          </w:p>
+        </w:tc>
+        <w:tc>
+          <w:tcPr>
+            <w:tcW w:type="dxa" w:w="4986"/>
+            <w:shd w:val="clear" w:color="auto" w:fill="E8E8E8"/>
+          </w:tcPr>
+          <w:p>
+            <w:pPr>
+              <w:spacing w:after="0"/>
+            </w:pPr>
             <w:r>
               <w:rPr>
-                <w:b w:val="0"/>
-                <w:i w:val="0"/>
-                <w:color w:val="333A44"/>
-                <w:sz w:val="18"/>
+                <w:b/>
+                <w:sz w:val="17"/>
               </w:rPr>
-              <w:t>-estimate. The textbook fix is an inner cross_val_predict so both sides share a distribution. Better to state this than to have it drawn out.</w:t>
+              <w:t>shows</w:t>
+            </w:r>
+          </w:p>
+        </w:tc>
+      </w:tr>
+      <w:tr>
+        <w:tc>
+          <w:tcPr>
+            <w:tcW w:type="dxa" w:w="4986"/>
+          </w:tcPr>
+          <w:p>
+            <w:pPr>
+              <w:spacing w:after="0"/>
+            </w:pPr>
+            <w:r>
+              <w:rPr>
+                <w:rFonts w:ascii="Consolas" w:hAnsi="Consolas"/>
+                <w:color w:val="404040"/>
+                <w:sz w:val="17"/>
+              </w:rPr>
+              <w:t>indomain_eerola5</w:t>
+            </w:r>
+          </w:p>
+        </w:tc>
+        <w:tc>
+          <w:tcPr>
+            <w:tcW w:type="dxa" w:w="4986"/>
+          </w:tcPr>
+          <w:p>
+            <w:pPr>
+              <w:spacing w:after="0"/>
+            </w:pPr>
+            <w:r>
+              <w:rPr>
+                <w:sz w:val="17"/>
+              </w:rPr>
+              <w:t>every representation and route on 5 genres, with 95 % intervals and both chance levels</w:t>
+            </w:r>
+          </w:p>
+        </w:tc>
+      </w:tr>
+      <w:tr>
+        <w:tc>
+          <w:tcPr>
+            <w:tcW w:type="dxa" w:w="4986"/>
+          </w:tcPr>
+          <w:p>
+            <w:pPr>
+              <w:spacing w:after="0"/>
+            </w:pPr>
+            <w:r>
+              <w:rPr>
+                <w:rFonts w:ascii="Consolas" w:hAnsi="Consolas"/>
+                <w:color w:val="404040"/>
+                <w:sz w:val="17"/>
+              </w:rPr>
+              <w:t>stability_repeats</w:t>
+            </w:r>
+          </w:p>
+        </w:tc>
+        <w:tc>
+          <w:tcPr>
+            <w:tcW w:type="dxa" w:w="4986"/>
+          </w:tcPr>
+          <w:p>
+            <w:pPr>
+              <w:spacing w:after="0"/>
+            </w:pPr>
+            <w:r>
+              <w:rPr>
+                <w:sz w:val="17"/>
+              </w:rPr>
+              <w:t>the 10 repeats per route, and the mean under each of 5 seeds</w:t>
+            </w:r>
+          </w:p>
+        </w:tc>
+      </w:tr>
+      <w:tr>
+        <w:tc>
+          <w:tcPr>
+            <w:tcW w:type="dxa" w:w="4986"/>
+          </w:tcPr>
+          <w:p>
+            <w:pPr>
+              <w:spacing w:after="0"/>
+            </w:pPr>
+            <w:r>
+              <w:rPr>
+                <w:rFonts w:ascii="Consolas" w:hAnsi="Consolas"/>
+                <w:color w:val="404040"/>
+                <w:sz w:val="17"/>
+              </w:rPr>
+              <w:t>metric_family</w:t>
+            </w:r>
+          </w:p>
+        </w:tc>
+        <w:tc>
+          <w:tcPr>
+            <w:tcW w:type="dxa" w:w="4986"/>
+          </w:tcPr>
+          <w:p>
+            <w:pPr>
+              <w:spacing w:after="0"/>
+            </w:pPr>
+            <w:r>
+              <w:rPr>
+                <w:sz w:val="17"/>
+              </w:rPr>
+              <w:t>the routes under 7 metrics, as distance above random guessing</w:t>
+            </w:r>
+          </w:p>
+        </w:tc>
+      </w:tr>
+      <w:tr>
+        <w:tc>
+          <w:tcPr>
+            <w:tcW w:type="dxa" w:w="4986"/>
+          </w:tcPr>
+          <w:p>
+            <w:pPr>
+              <w:spacing w:after="0"/>
+            </w:pPr>
+            <w:r>
+              <w:rPr>
+                <w:rFonts w:ascii="Consolas" w:hAnsi="Consolas"/>
+                <w:color w:val="404040"/>
+                <w:sz w:val="17"/>
+              </w:rPr>
+              <w:t>stage1_r2</w:t>
+            </w:r>
+          </w:p>
+        </w:tc>
+        <w:tc>
+          <w:tcPr>
+            <w:tcW w:type="dxa" w:w="4986"/>
+          </w:tcPr>
+          <w:p>
+            <w:pPr>
+              <w:spacing w:after="0"/>
+            </w:pPr>
+            <w:r>
+              <w:rPr>
+                <w:sz w:val="17"/>
+              </w:rPr>
+              <w:t>emotion-prediction R² per emotion × representation (heatmap)</w:t>
+            </w:r>
+          </w:p>
+        </w:tc>
+      </w:tr>
+      <w:tr>
+        <w:tc>
+          <w:tcPr>
+            <w:tcW w:type="dxa" w:w="4986"/>
+          </w:tcPr>
+          <w:p>
+            <w:pPr>
+              <w:spacing w:after="0"/>
+            </w:pPr>
+            <w:r>
+              <w:rPr>
+                <w:rFonts w:ascii="Consolas" w:hAnsi="Consolas"/>
+                <w:color w:val="404040"/>
+                <w:sz w:val="17"/>
+              </w:rPr>
+              <w:t>ablation</w:t>
+            </w:r>
+          </w:p>
+        </w:tc>
+        <w:tc>
+          <w:tcPr>
+            <w:tcW w:type="dxa" w:w="4986"/>
+          </w:tcPr>
+          <w:p>
+            <w:pPr>
+              <w:spacing w:after="0"/>
+            </w:pPr>
+            <w:r>
+              <w:rPr>
+                <w:sz w:val="17"/>
+              </w:rPr>
+              <w:t>removing each emotion: difference to all eight, with intervals</w:t>
+            </w:r>
+          </w:p>
+        </w:tc>
+      </w:tr>
+      <w:tr>
+        <w:tc>
+          <w:tcPr>
+            <w:tcW w:type="dxa" w:w="4986"/>
+          </w:tcPr>
+          <w:p>
+            <w:pPr>
+              <w:spacing w:after="0"/>
+            </w:pPr>
+            <w:r>
+              <w:rPr>
+                <w:rFonts w:ascii="Consolas" w:hAnsi="Consolas"/>
+                <w:color w:val="404040"/>
+                <w:sz w:val="17"/>
+              </w:rPr>
+              <w:t>signatures</w:t>
+            </w:r>
+          </w:p>
+        </w:tc>
+        <w:tc>
+          <w:tcPr>
+            <w:tcW w:type="dxa" w:w="4986"/>
+          </w:tcPr>
+          <w:p>
+            <w:pPr>
+              <w:spacing w:after="0"/>
+            </w:pPr>
+            <w:r>
+              <w:rPr>
+                <w:sz w:val="17"/>
+              </w:rPr>
+              <w:t>each genre's emotional signature, Eerola vs Blockbuster side by side</w:t>
+            </w:r>
+          </w:p>
+        </w:tc>
+      </w:tr>
+      <w:tr>
+        <w:tc>
+          <w:tcPr>
+            <w:tcW w:type="dxa" w:w="4986"/>
+          </w:tcPr>
+          <w:p>
+            <w:pPr>
+              <w:spacing w:after="0"/>
+            </w:pPr>
+            <w:r>
+              <w:rPr>
+                <w:rFonts w:ascii="Consolas" w:hAnsi="Consolas"/>
+                <w:color w:val="404040"/>
+                <w:sz w:val="17"/>
+              </w:rPr>
+              <w:t>zero_shot</w:t>
+            </w:r>
+          </w:p>
+        </w:tc>
+        <w:tc>
+          <w:tcPr>
+            <w:tcW w:type="dxa" w:w="4986"/>
+          </w:tcPr>
+          <w:p>
+            <w:pPr>
+              <w:spacing w:after="0"/>
+            </w:pPr>
+            <w:r>
+              <w:rPr>
+                <w:sz w:val="17"/>
+              </w:rPr>
+              <w:t>Eerola → Blockbuster: emotion 0.511 vs PCA-8 0.421 vs direct 0.407</w:t>
+            </w:r>
+          </w:p>
+        </w:tc>
+      </w:tr>
+      <w:tr>
+        <w:tc>
+          <w:tcPr>
+            <w:tcW w:type="dxa" w:w="4986"/>
+          </w:tcPr>
+          <w:p>
+            <w:pPr>
+              <w:spacing w:after="0"/>
+            </w:pPr>
+            <w:r>
+              <w:rPr>
+                <w:rFonts w:ascii="Consolas" w:hAnsi="Consolas"/>
+                <w:color w:val="404040"/>
+                <w:sz w:val="17"/>
+              </w:rPr>
+              <w:t>cross_dataset</w:t>
+            </w:r>
+          </w:p>
+        </w:tc>
+        <w:tc>
+          <w:tcPr>
+            <w:tcW w:type="dxa" w:w="4986"/>
+          </w:tcPr>
+          <w:p>
+            <w:pPr>
+              <w:spacing w:after="0"/>
+            </w:pPr>
+            <w:r>
+              <w:rPr>
+                <w:sz w:val="17"/>
+              </w:rPr>
+              <w:t>both transfer directions and the pooled design</w:t>
             </w:r>
           </w:p>
         </w:tc>
@@ -2701,62 +4110,292 @@
     </w:p>
     <w:p>
       <w:pPr>
+        <w:jc w:val="center"/>
+      </w:pPr>
+      <w:r>
+        <w:drawing>
+          <wp:inline xmlns:a="http://schemas.openxmlformats.org/drawingml/2006/main" xmlns:pic="http://schemas.openxmlformats.org/drawingml/2006/picture">
+            <wp:extent cx="5580000" cy="2193434"/>
+            <wp:docPr id="1" name="Picture 1"/>
+            <wp:cNvGraphicFramePr>
+              <a:graphicFrameLocks noChangeAspect="1"/>
+            </wp:cNvGraphicFramePr>
+            <a:graphic>
+              <a:graphicData uri="http://schemas.openxmlformats.org/drawingml/2006/picture">
+                <pic:pic>
+                  <pic:nvPicPr>
+                    <pic:cNvPr id="0" name="indomain_eerola5.png"/>
+                    <pic:cNvPicPr/>
+                  </pic:nvPicPr>
+                  <pic:blipFill>
+                    <a:blip r:embed="rId9"/>
+                    <a:stretch>
+                      <a:fillRect/>
+                    </a:stretch>
+                  </pic:blipFill>
+                  <pic:spPr>
+                    <a:xfrm>
+                      <a:off x="0" y="0"/>
+                      <a:ext cx="5580000" cy="2193434"/>
+                    </a:xfrm>
+                    <a:prstGeom prst="rect"/>
+                  </pic:spPr>
+                </pic:pic>
+              </a:graphicData>
+            </a:graphic>
+          </wp:inline>
+        </w:drawing>
+      </w:r>
+    </w:p>
+    <w:p>
+      <w:pPr>
+        <w:jc w:val="center"/>
+      </w:pPr>
+      <w:r>
+        <w:rPr>
+          <w:i/>
+        </w:rPr>
+        <w:t>In-domain, five genres: every route with 95 % intervals</w:t>
+      </w:r>
+    </w:p>
+    <w:p>
+      <w:pPr>
+        <w:jc w:val="center"/>
+      </w:pPr>
+      <w:r>
+        <w:drawing>
+          <wp:inline xmlns:a="http://schemas.openxmlformats.org/drawingml/2006/main" xmlns:pic="http://schemas.openxmlformats.org/drawingml/2006/picture">
+            <wp:extent cx="5580000" cy="2117990"/>
+            <wp:docPr id="2" name="Picture 2"/>
+            <wp:cNvGraphicFramePr>
+              <a:graphicFrameLocks noChangeAspect="1"/>
+            </wp:cNvGraphicFramePr>
+            <a:graphic>
+              <a:graphicData uri="http://schemas.openxmlformats.org/drawingml/2006/picture">
+                <pic:pic>
+                  <pic:nvPicPr>
+                    <pic:cNvPr id="0" name="zero_shot.png"/>
+                    <pic:cNvPicPr/>
+                  </pic:nvPicPr>
+                  <pic:blipFill>
+                    <a:blip r:embed="rId10"/>
+                    <a:stretch>
+                      <a:fillRect/>
+                    </a:stretch>
+                  </pic:blipFill>
+                  <pic:spPr>
+                    <a:xfrm>
+                      <a:off x="0" y="0"/>
+                      <a:ext cx="5580000" cy="2117990"/>
+                    </a:xfrm>
+                    <a:prstGeom prst="rect"/>
+                  </pic:spPr>
+                </pic:pic>
+              </a:graphicData>
+            </a:graphic>
+          </wp:inline>
+        </w:drawing>
+      </w:r>
+    </w:p>
+    <w:p>
+      <w:pPr>
+        <w:jc w:val="center"/>
+      </w:pPr>
+      <w:r>
+        <w:rPr>
+          <w:i/>
+        </w:rPr>
+        <w:t>Zero-shot transfer from Eerola to Blockbuster</w:t>
+      </w:r>
+    </w:p>
+    <w:p>
+      <w:pPr>
+        <w:jc w:val="center"/>
+      </w:pPr>
+      <w:r>
+        <w:drawing>
+          <wp:inline xmlns:a="http://schemas.openxmlformats.org/drawingml/2006/main" xmlns:pic="http://schemas.openxmlformats.org/drawingml/2006/picture">
+            <wp:extent cx="5580000" cy="2585854"/>
+            <wp:docPr id="3" name="Picture 3"/>
+            <wp:cNvGraphicFramePr>
+              <a:graphicFrameLocks noChangeAspect="1"/>
+            </wp:cNvGraphicFramePr>
+            <a:graphic>
+              <a:graphicData uri="http://schemas.openxmlformats.org/drawingml/2006/picture">
+                <pic:pic>
+                  <pic:nvPicPr>
+                    <pic:cNvPr id="0" name="stability_repeats.png"/>
+                    <pic:cNvPicPr/>
+                  </pic:nvPicPr>
+                  <pic:blipFill>
+                    <a:blip r:embed="rId11"/>
+                    <a:stretch>
+                      <a:fillRect/>
+                    </a:stretch>
+                  </pic:blipFill>
+                  <pic:spPr>
+                    <a:xfrm>
+                      <a:off x="0" y="0"/>
+                      <a:ext cx="5580000" cy="2585854"/>
+                    </a:xfrm>
+                    <a:prstGeom prst="rect"/>
+                  </pic:spPr>
+                </pic:pic>
+              </a:graphicData>
+            </a:graphic>
+          </wp:inline>
+        </w:drawing>
+      </w:r>
+    </w:p>
+    <w:p>
+      <w:pPr>
+        <w:jc w:val="center"/>
+      </w:pPr>
+      <w:r>
+        <w:rPr>
+          <w:i/>
+        </w:rPr>
+        <w:t>Stability over repeats and seeds</w:t>
+      </w:r>
+    </w:p>
+    <w:p>
+      <w:pPr>
+        <w:jc w:val="center"/>
+      </w:pPr>
+      <w:r>
+        <w:drawing>
+          <wp:inline xmlns:a="http://schemas.openxmlformats.org/drawingml/2006/main" xmlns:pic="http://schemas.openxmlformats.org/drawingml/2006/picture">
+            <wp:extent cx="5580000" cy="2609694"/>
+            <wp:docPr id="4" name="Picture 4"/>
+            <wp:cNvGraphicFramePr>
+              <a:graphicFrameLocks noChangeAspect="1"/>
+            </wp:cNvGraphicFramePr>
+            <a:graphic>
+              <a:graphicData uri="http://schemas.openxmlformats.org/drawingml/2006/picture">
+                <pic:pic>
+                  <pic:nvPicPr>
+                    <pic:cNvPr id="0" name="metric_family.png"/>
+                    <pic:cNvPicPr/>
+                  </pic:nvPicPr>
+                  <pic:blipFill>
+                    <a:blip r:embed="rId12"/>
+                    <a:stretch>
+                      <a:fillRect/>
+                    </a:stretch>
+                  </pic:blipFill>
+                  <pic:spPr>
+                    <a:xfrm>
+                      <a:off x="0" y="0"/>
+                      <a:ext cx="5580000" cy="2609694"/>
+                    </a:xfrm>
+                    <a:prstGeom prst="rect"/>
+                  </pic:spPr>
+                </pic:pic>
+              </a:graphicData>
+            </a:graphic>
+          </wp:inline>
+        </w:drawing>
+      </w:r>
+    </w:p>
+    <w:p>
+      <w:pPr>
+        <w:jc w:val="center"/>
+      </w:pPr>
+      <w:r>
+        <w:rPr>
+          <w:i/>
+        </w:rPr>
+        <w:t>The routes under seven metrics</w:t>
+      </w:r>
+    </w:p>
+    <w:p>
+      <w:r>
+        <w:rPr>
+          <w:b/>
+        </w:rPr>
+        <w:t>Figures from other papers.</w:t>
+      </w:r>
+      <w:r>
+        <w:t xml:space="preserve"> The circumplex figure in Fundamentals is redrawn "after Russell (1980)"; the original could replace it with its source. Ma et al. (2021) is published under CC BY 4.0, so its figures may be reused with attribution.</w:t>
+      </w:r>
+    </w:p>
+    <w:p>
+      <w:pPr>
         <w:pStyle w:val="Heading1"/>
       </w:pPr>
       <w:r>
-        <w:t>Why the method holds up</w:t>
+        <w:t>7. A correction since: the pooled cross-dataset design</w:t>
+      </w:r>
+    </w:p>
+    <w:p>
+      <w:r>
+        <w:t>The results file of the pooled design (both datasets in training) came from a 3×5 run, while the script and the text said 5×5. It was re-run at 5×5 (7 Oct). The two transfer directions reproduce exactly; the pooled numbers move slightly and the conclusion stays:</w:t>
       </w:r>
     </w:p>
     <w:tbl>
       <w:tblPr>
         <w:tblStyle w:val="TableGrid"/>
         <w:tblW w:type="auto" w:w="0"/>
-        <w:jc w:val="left"/>
-        <w:tblLayout w:type="fixed"/>
+        <w:jc w:val="center"/>
         <w:tblLook w:firstColumn="1" w:firstRow="1" w:lastColumn="0" w:lastRow="0" w:noHBand="0" w:noVBand="1" w:val="04A0"/>
       </w:tblPr>
       <w:tblGrid>
-        <w:gridCol w:w="4706"/>
-        <w:gridCol w:w="4706"/>
+        <w:gridCol w:w="3324"/>
+        <w:gridCol w:w="3324"/>
+        <w:gridCol w:w="3324"/>
       </w:tblGrid>
       <w:tr>
         <w:tc>
           <w:tcPr>
-            <w:tcW w:type="dxa" w:w="2608"/>
-            <w:shd w:val="clear" w:color="auto" w:fill="E7EAEF"/>
+            <w:tcW w:type="dxa" w:w="3324"/>
+            <w:shd w:val="clear" w:color="auto" w:fill="E8E8E8"/>
           </w:tcPr>
           <w:p>
             <w:pPr>
-              <w:spacing w:after="20"/>
+              <w:spacing w:after="0"/>
             </w:pPr>
-            <w:r/>
             <w:r>
               <w:rPr>
                 <w:b/>
-                <w:color w:val="1A1D24"/>
                 <w:sz w:val="17"/>
               </w:rPr>
-              <w:t>Decision</w:t>
+              <w:t>pooled design</w:t>
             </w:r>
           </w:p>
         </w:tc>
         <w:tc>
           <w:tcPr>
-            <w:tcW w:type="dxa" w:w="6803"/>
-            <w:shd w:val="clear" w:color="auto" w:fill="E7EAEF"/>
+            <w:tcW w:type="dxa" w:w="3324"/>
+            <w:shd w:val="clear" w:color="auto" w:fill="E8E8E8"/>
           </w:tcPr>
           <w:p>
             <w:pPr>
-              <w:spacing w:after="20"/>
+              <w:spacing w:after="0"/>
             </w:pPr>
-            <w:r/>
             <w:r>
               <w:rPr>
                 <w:b/>
-                <w:color w:val="1A1D24"/>
                 <w:sz w:val="17"/>
               </w:rPr>
-              <w:t>Why it is defensible</w:t>
+              <w:t>before (3×5)</w:t>
+            </w:r>
+          </w:p>
+        </w:tc>
+        <w:tc>
+          <w:tcPr>
+            <w:tcW w:type="dxa" w:w="3324"/>
+            <w:shd w:val="clear" w:color="auto" w:fill="E8E8E8"/>
+          </w:tcPr>
+          <w:p>
+            <w:pPr>
+              <w:spacing w:after="0"/>
+            </w:pPr>
+            <w:r>
+              <w:rPr>
+                <w:b/>
+                <w:sz w:val="17"/>
+              </w:rPr>
+              <w:t>now (5×5)</w:t>
             </w:r>
           </w:p>
         </w:tc>
@@ -2764,41 +4403,52 @@
       <w:tr>
         <w:tc>
           <w:tcPr>
-            <w:tcW w:type="dxa" w:w="2608"/>
+            <w:tcW w:type="dxa" w:w="3324"/>
           </w:tcPr>
           <w:p>
             <w:pPr>
-              <w:spacing w:after="20"/>
+              <w:spacing w:after="0"/>
             </w:pPr>
-            <w:r/>
             <w:r>
               <w:rPr>
-                <w:b/>
-                <w:i w:val="0"/>
-                <w:color w:val="333A44"/>
-                <w:sz w:val="18"/>
+                <w:sz w:val="17"/>
               </w:rPr>
-              <w:t>Cross-validation grouped by film</w:t>
+              <w:t>emotion route / direct / PCA-8</w:t>
             </w:r>
           </w:p>
         </w:tc>
         <w:tc>
           <w:tcPr>
-            <w:tcW w:type="dxa" w:w="6803"/>
+            <w:tcW w:type="dxa" w:w="3324"/>
           </w:tcPr>
           <w:p>
             <w:pPr>
-              <w:spacing w:after="20"/>
+              <w:spacing w:after="0"/>
+              <w:jc w:val="right"/>
             </w:pPr>
-            <w:r/>
             <w:r>
               <w:rPr>
-                <w:b w:val="0"/>
-                <w:i w:val="0"/>
-                <w:color w:val="333A44"/>
-                <w:sz w:val="18"/>
+                <w:sz w:val="17"/>
               </w:rPr>
-              <w:t>AST scores 0.44 ungrouped vs 0.26 grouped — a +0.18 gap. ~40% of its apparent performance was recognising which film a clip came from. Emotion features leak only +0.05.</w:t>
+              <w:t>0.424 / 0.421 / 0.398</w:t>
+            </w:r>
+          </w:p>
+        </w:tc>
+        <w:tc>
+          <w:tcPr>
+            <w:tcW w:type="dxa" w:w="3324"/>
+          </w:tcPr>
+          <w:p>
+            <w:pPr>
+              <w:spacing w:after="0"/>
+              <w:jc w:val="right"/>
+            </w:pPr>
+            <w:r>
+              <w:rPr>
+                <w:b/>
+                <w:sz w:val="17"/>
+              </w:rPr>
+              <w:t>0.432 / 0.428 / 0.405</w:t>
             </w:r>
           </w:p>
         </w:tc>
@@ -2806,251 +4456,52 @@
       <w:tr>
         <w:tc>
           <w:tcPr>
-            <w:tcW w:type="dxa" w:w="2608"/>
+            <w:tcW w:type="dxa" w:w="3324"/>
           </w:tcPr>
           <w:p>
             <w:pPr>
-              <w:spacing w:after="20"/>
+              <w:spacing w:after="0"/>
             </w:pPr>
-            <w:r/>
             <w:r>
               <w:rPr>
-                <w:b/>
-                <w:i w:val="0"/>
-                <w:color w:val="333A44"/>
-                <w:sz w:val="18"/>
+                <w:sz w:val="17"/>
               </w:rPr>
-              <w:t>Macro-F1 as headline metric</w:t>
+              <w:t>emotion vs direct</w:t>
             </w:r>
           </w:p>
         </w:tc>
         <w:tc>
           <w:tcPr>
-            <w:tcW w:type="dxa" w:w="6803"/>
+            <w:tcW w:type="dxa" w:w="3324"/>
           </w:tcPr>
           <w:p>
             <w:pPr>
-              <w:spacing w:after="20"/>
+              <w:spacing w:after="0"/>
+              <w:jc w:val="right"/>
             </w:pPr>
-            <w:r/>
             <w:r>
               <w:rPr>
-                <w:b w:val="0"/>
-                <w:i w:val="0"/>
-                <w:color w:val="333A44"/>
-                <w:sz w:val="18"/>
+                <w:sz w:val="17"/>
               </w:rPr>
-              <w:t>Under this imbalance the dummy wins exact-match and Hamming loss. Macro-F1 weights every genre equally, so predicting only Drama scores badly.</w:t>
-            </w:r>
-          </w:p>
-        </w:tc>
-      </w:tr>
-      <w:tr>
-        <w:tc>
-          <w:tcPr>
-            <w:tcW w:type="dxa" w:w="2608"/>
-          </w:tcPr>
-          <w:p>
-            <w:pPr>
-              <w:spacing w:after="20"/>
-            </w:pPr>
-            <w:r/>
-            <w:r>
-              <w:rPr>
-                <w:b/>
-                <w:i w:val="0"/>
-                <w:color w:val="333A44"/>
-                <w:sz w:val="18"/>
-              </w:rPr>
-              <w:t>50 folds, not 5</w:t>
+              <w:t>+0.003, p = 0.906</w:t>
             </w:r>
           </w:p>
         </w:tc>
         <w:tc>
           <w:tcPr>
-            <w:tcW w:type="dxa" w:w="6803"/>
+            <w:tcW w:type="dxa" w:w="3324"/>
           </w:tcPr>
           <w:p>
             <w:pPr>
-              <w:spacing w:after="20"/>
+              <w:spacing w:after="0"/>
+              <w:jc w:val="right"/>
             </w:pPr>
-            <w:r/>
-            <w:r>
-              <w:rPr>
-                <w:b w:val="0"/>
-                <w:i w:val="0"/>
-                <w:color w:val="333A44"/>
-                <w:sz w:val="18"/>
-              </w:rPr>
-              <w:t>Five folds can’t separate a 0.05 difference from partition noise. Significance uses the Nadeau–Bengio corrected test, since overlapping training sets break the ordinary t-test.</w:t>
-            </w:r>
-          </w:p>
-        </w:tc>
-      </w:tr>
-      <w:tr>
-        <w:tc>
-          <w:tcPr>
-            <w:tcW w:type="dxa" w:w="2608"/>
-          </w:tcPr>
-          <w:p>
-            <w:pPr>
-              <w:spacing w:after="20"/>
-            </w:pPr>
-            <w:r/>
             <w:r>
               <w:rPr>
                 <w:b/>
-                <w:i w:val="0"/>
-                <w:color w:val="333A44"/>
-                <w:sz w:val="18"/>
+                <w:sz w:val="17"/>
               </w:rPr>
-              <w:t>Regularisation tuned by nested CV</w:t>
-            </w:r>
-          </w:p>
-        </w:tc>
-        <w:tc>
-          <w:tcPr>
-            <w:tcW w:type="dxa" w:w="6803"/>
-          </w:tcPr>
-          <w:p>
-            <w:pPr>
-              <w:spacing w:after="20"/>
-            </w:pPr>
-            <w:r/>
-            <w:r>
-              <w:rPr>
-                <w:b w:val="0"/>
-                <w:i w:val="0"/>
-                <w:color w:val="333A44"/>
-                <w:sz w:val="18"/>
-              </w:rPr>
-              <w:t>The default C = 1.0 was the worst setting for every feature set. Tuning helped the baselines more than emotion (+0.033 CLAP vs +0.018 emotion), so it doesn’t flatter us.</w:t>
-            </w:r>
-          </w:p>
-        </w:tc>
-      </w:tr>
-      <w:tr>
-        <w:tc>
-          <w:tcPr>
-            <w:tcW w:type="dxa" w:w="2608"/>
-          </w:tcPr>
-          <w:p>
-            <w:pPr>
-              <w:spacing w:after="20"/>
-            </w:pPr>
-            <w:r/>
-            <w:r>
-              <w:rPr>
-                <w:b/>
-                <w:i w:val="0"/>
-                <w:color w:val="333A44"/>
-                <w:sz w:val="18"/>
-              </w:rPr>
-              <w:t>Both 5 and 8 genres reported</w:t>
-            </w:r>
-          </w:p>
-        </w:tc>
-        <w:tc>
-          <w:tcPr>
-            <w:tcW w:type="dxa" w:w="6803"/>
-          </w:tcPr>
-          <w:p>
-            <w:pPr>
-              <w:spacing w:after="20"/>
-            </w:pPr>
-            <w:r/>
-            <w:r>
-              <w:rPr>
-                <w:b w:val="0"/>
-                <w:i w:val="0"/>
-                <w:color w:val="333A44"/>
-                <w:sz w:val="18"/>
-              </w:rPr>
-              <w:t>Genre count scales with corpus size (Austin: 4 over 98 films; Ma: 6 over 110). Biography (24) and Documentary (17) are too rare; Adventure has no emotional signature at all.</w:t>
-            </w:r>
-          </w:p>
-        </w:tc>
-      </w:tr>
-      <w:tr>
-        <w:tc>
-          <w:tcPr>
-            <w:tcW w:type="dxa" w:w="2608"/>
-          </w:tcPr>
-          <w:p>
-            <w:pPr>
-              <w:spacing w:after="20"/>
-            </w:pPr>
-            <w:r/>
-            <w:r>
-              <w:rPr>
-                <w:b/>
-                <w:i w:val="0"/>
-                <w:color w:val="333A44"/>
-                <w:sz w:val="18"/>
-              </w:rPr>
-              <w:t>Binary relevance, not chains</w:t>
-            </w:r>
-          </w:p>
-        </w:tc>
-        <w:tc>
-          <w:tcPr>
-            <w:tcW w:type="dxa" w:w="6803"/>
-          </w:tcPr>
-          <w:p>
-            <w:pPr>
-              <w:spacing w:after="20"/>
-            </w:pPr>
-            <w:r/>
-            <w:r>
-              <w:rPr>
-                <w:b w:val="0"/>
-                <w:i w:val="0"/>
-                <w:color w:val="333A44"/>
-                <w:sz w:val="18"/>
-              </w:rPr>
-              <w:t>Chains were tested and are significantly worse (p = 0.024) — rejected empirically, not assumed.</w:t>
-            </w:r>
-          </w:p>
-        </w:tc>
-      </w:tr>
-      <w:tr>
-        <w:tc>
-          <w:tcPr>
-            <w:tcW w:type="dxa" w:w="2608"/>
-          </w:tcPr>
-          <w:p>
-            <w:pPr>
-              <w:spacing w:after="20"/>
-            </w:pPr>
-            <w:r/>
-            <w:r>
-              <w:rPr>
-                <w:b/>
-                <w:i w:val="0"/>
-                <w:color w:val="333A44"/>
-                <w:sz w:val="18"/>
-              </w:rPr>
-              <w:t>Single 10.24 s window</w:t>
-            </w:r>
-          </w:p>
-        </w:tc>
-        <w:tc>
-          <w:tcPr>
-            <w:tcW w:type="dxa" w:w="6803"/>
-          </w:tcPr>
-          <w:p>
-            <w:pPr>
-              <w:spacing w:after="20"/>
-            </w:pPr>
-            <w:r/>
-            <w:r>
-              <w:rPr>
-                <w:b w:val="0"/>
-                <w:i w:val="0"/>
-                <w:color w:val="333A44"/>
-                <w:sz w:val="18"/>
-              </w:rPr>
-              <w:t>Full-clip pooling (first/centre/mean/max) was tested; all differences ≤ 0.006. Short homogeneous cues — the opening 10 s already characterises the clip.</w:t>
+              <w:t>+0.004, p = 0.850</w:t>
             </w:r>
           </w:p>
         </w:tc>
@@ -3062,84 +4513,282 @@
       </w:pPr>
     </w:p>
     <w:p>
+      <w:r>
+        <w:t>Once both datasets are in training, the two routes tie: the emotion advantage is a generalisation advantage.</w:t>
+      </w:r>
+    </w:p>
+    <w:p>
       <w:pPr>
         <w:pStyle w:val="Heading1"/>
       </w:pPr>
       <w:r>
-        <w:t>How the pipeline compares with related work</w:t>
+        <w:t>8. Open items</w:t>
+      </w:r>
+    </w:p>
+    <w:p>
+      <w:pPr>
+        <w:spacing w:after="40"/>
+        <w:ind w:left="510" w:hanging="340"/>
+      </w:pPr>
+      <w:r>
+        <w:t xml:space="preserve">1. </w:t>
+      </w:r>
+      <w:r>
+        <w:rPr>
+          <w:b/>
+        </w:rPr>
+        <w:t>Write the held-back parts</w:t>
+      </w:r>
+      <w:r>
+        <w:t>: abstract, Chapter 7 (Conclusions and Future Work) and the list of contributions. Future Work must keep the experiment the Discussion points to (below).</w:t>
+      </w:r>
+    </w:p>
+    <w:p>
+      <w:pPr>
+        <w:spacing w:after="40"/>
+        <w:ind w:left="510" w:hanging="340"/>
+      </w:pPr>
+      <w:r>
+        <w:t xml:space="preserve">2. </w:t>
+      </w:r>
+      <w:r>
+        <w:rPr>
+          <w:b/>
+        </w:rPr>
+        <w:t>Zero-shot with a threshold tuned on the source dataset</w:t>
+      </w:r>
+      <w:r>
+        <w:t>: the one check the metric analysis raises that has not been run.</w:t>
+      </w:r>
+    </w:p>
+    <w:p>
+      <w:pPr>
+        <w:spacing w:after="40"/>
+        <w:ind w:left="510" w:hanging="340"/>
+      </w:pPr>
+      <w:r>
+        <w:t xml:space="preserve">3. </w:t>
+      </w:r>
+      <w:r>
+        <w:rPr>
+          <w:b/>
+        </w:rPr>
+        <w:t>AI-usage declaration</w:t>
+      </w:r>
+      <w:r>
+        <w:t>: three red notes (other tools, how the drafts were revised, the level for the held-back parts) and the date.</w:t>
+      </w:r>
+    </w:p>
+    <w:p>
+      <w:pPr>
+        <w:spacing w:after="40"/>
+        <w:ind w:left="510" w:hanging="340"/>
+      </w:pPr>
+      <w:r>
+        <w:t xml:space="preserve">4. </w:t>
+      </w:r>
+      <w:r>
+        <w:rPr>
+          <w:b/>
+        </w:rPr>
+        <w:t>Read the whole thesis once</w:t>
+      </w:r>
+      <w:r>
+        <w:t xml:space="preserve">, using </w:t>
+      </w:r>
+      <w:r>
+        <w:rPr>
+          <w:rFonts w:ascii="Consolas" w:hAnsi="Consolas"/>
+          <w:color w:val="404040"/>
+          <w:sz w:val="18"/>
+        </w:rPr>
+        <w:t>docs/verification_checklist.md</w:t>
+      </w:r>
+      <w:r>
+        <w:t>: what to check, the numbers that no results file stores, every correction made, and what to look at in the PDF (the two TikZ diagrams have not been checked visually).</w:t>
+      </w:r>
+    </w:p>
+    <w:p>
+      <w:pPr>
+        <w:pStyle w:val="Heading1"/>
+      </w:pPr>
+      <w:r>
+        <w:t>9. Questions to expect, and the answers</w:t>
+      </w:r>
+    </w:p>
+    <w:p>
+      <w:r>
+        <w:rPr>
+          <w:b/>
+        </w:rPr>
+        <w:t>Why macro-F1 and not accuracy or Hamming loss?</w:t>
+      </w:r>
+      <w:r>
+        <w:t xml:space="preserve"> Because on this data those are won by a model that always says "Drama": exact match 0.283 and Hamming loss 0.218, better than every real model. Macro-F1 gives each genre the same weight, so it cannot be won by ignoring the rare ones.</w:t>
+      </w:r>
+    </w:p>
+    <w:p>
+      <w:r>
+        <w:rPr>
+          <w:b/>
+        </w:rPr>
+        <w:t>Is the emotion route better in-domain or not?</w:t>
+      </w:r>
+      <w:r>
+        <w:t xml:space="preserve"> At the standard decision threshold, yes: ahead of every direct representation in all 10 repeats and all 5 seeds, significant under the film bootstrap (p = 0.042) and borderline under Nadeau–Bengio (p = 0.151). With per-genre thresholds tuned on the training data, the routes converge and the lead is not significant. So in-domain it "loses nothing and is ahead at the default operating point", not "better under every metric".</w:t>
+      </w:r>
+    </w:p>
+    <w:p>
+      <w:r>
+        <w:rPr>
+          <w:b/>
+        </w:rPr>
+        <w:t>Then what is left of the main claim?</w:t>
+      </w:r>
+      <w:r>
+        <w:t xml:space="preserve"> The cross-dataset result: 0.511 vs 0.407 (p = 0.018) from Eerola to Blockbuster, the reverse direction agreeing (p &lt; 0.001), a tie once both datasets are in training (p = 0.850), and interpretable predictions whose emotional signatures replicate on a second dataset (r = 0.836). The advantage is a generalisation advantage; the thesis says so.</w:t>
+      </w:r>
+    </w:p>
+    <w:p>
+      <w:r>
+        <w:rPr>
+          <w:b/>
+        </w:rPr>
+        <w:t>Would threshold tuning also erase the zero-shot advantage?</w:t>
+      </w:r>
+      <w:r>
+        <w:t xml:space="preserve"> Unknown: not tested yet (open item 2).</w:t>
+      </w:r>
+    </w:p>
+    <w:p>
+      <w:r>
+        <w:rPr>
+          <w:b/>
+        </w:rPr>
+        <w:t>How stable are the numbers?</w:t>
+      </w:r>
+      <w:r>
+        <w:t xml:space="preserve"> Very: the 10-repeat mean moves by at most 0.008 between seeds, and the emotion lead over VGGish stays between +0.037 and +0.059 under every seed. The main uncertainty is which 41 films the dataset contains (bootstrap SE about 0.02).</w:t>
+      </w:r>
+    </w:p>
+    <w:p>
+      <w:r>
+        <w:rPr>
+          <w:b/>
+        </w:rPr>
+        <w:t>Why is the box-office analysis not in the thesis?</w:t>
+      </w:r>
+      <w:r>
+        <w:t xml:space="preserve"> It was done (section 4) and its answer is clear: classification quality does not relate to gross, and the emotions of the score relate to it only through the budget. It answers a question about commercial success rather than about genre, so it was left out.</w:t>
+      </w:r>
+    </w:p>
+    <w:p>
+      <w:r>
+        <w:rPr>
+          <w:b/>
+        </w:rPr>
+        <w:t>How was AI used?</w:t>
+      </w:r>
+      <w:r>
+        <w:t xml:space="preserve"> As a programming and writing assistant (Claude Opus 5 and 5.5): code, documentation, chapter drafts, figures and reference checking. The declaration at the end of the thesis lists every part and its level; the research questions, datasets and decisions are the author's.</w:t>
+      </w:r>
+    </w:p>
+    <w:p>
+      <w:pPr>
+        <w:pStyle w:val="Heading1"/>
+      </w:pPr>
+      <w:r>
+        <w:t>Headline numbers as they stand</w:t>
+      </w:r>
+    </w:p>
+    <w:p>
+      <w:r>
+        <w:t>Each row is its own label space, compared only against its own chance level (base-rate random guess):</w:t>
       </w:r>
     </w:p>
     <w:tbl>
       <w:tblPr>
         <w:tblStyle w:val="TableGrid"/>
         <w:tblW w:type="auto" w:w="0"/>
-        <w:jc w:val="left"/>
-        <w:tblLayout w:type="fixed"/>
+        <w:jc w:val="center"/>
         <w:tblLook w:firstColumn="1" w:firstRow="1" w:lastColumn="0" w:lastRow="0" w:noHBand="0" w:noVBand="1" w:val="04A0"/>
       </w:tblPr>
       <w:tblGrid>
-        <w:gridCol w:w="3137"/>
-        <w:gridCol w:w="3137"/>
-        <w:gridCol w:w="3137"/>
+        <w:gridCol w:w="2493"/>
+        <w:gridCol w:w="2493"/>
+        <w:gridCol w:w="2493"/>
+        <w:gridCol w:w="2493"/>
       </w:tblGrid>
       <w:tr>
         <w:tc>
           <w:tcPr>
-            <w:tcW w:type="dxa" w:w="1587"/>
-            <w:shd w:val="clear" w:color="auto" w:fill="E7EAEF"/>
+            <w:tcW w:type="dxa" w:w="2493"/>
+            <w:shd w:val="clear" w:color="auto" w:fill="E8E8E8"/>
           </w:tcPr>
           <w:p>
             <w:pPr>
-              <w:spacing w:after="20"/>
+              <w:spacing w:after="0"/>
             </w:pPr>
-            <w:r/>
             <w:r>
               <w:rPr>
                 <w:b/>
-                <w:color w:val="1A1D24"/>
                 <w:sz w:val="17"/>
               </w:rPr>
-              <w:t>Stage</w:t>
+              <w:t>setting</w:t>
             </w:r>
           </w:p>
         </w:tc>
         <w:tc>
           <w:tcPr>
-            <w:tcW w:type="dxa" w:w="2494"/>
-            <w:shd w:val="clear" w:color="auto" w:fill="E7EAEF"/>
+            <w:tcW w:type="dxa" w:w="2493"/>
+            <w:shd w:val="clear" w:color="auto" w:fill="E8E8E8"/>
           </w:tcPr>
           <w:p>
             <w:pPr>
-              <w:spacing w:after="20"/>
+              <w:spacing w:after="0"/>
             </w:pPr>
-            <w:r/>
             <w:r>
               <w:rPr>
                 <w:b/>
-                <w:color w:val="1A1D24"/>
                 <w:sz w:val="17"/>
               </w:rPr>
-              <w:t>This thesis</w:t>
+              <w:t>emotion route</w:t>
             </w:r>
           </w:p>
         </w:tc>
         <w:tc>
           <w:tcPr>
-            <w:tcW w:type="dxa" w:w="5329"/>
-            <w:shd w:val="clear" w:color="auto" w:fill="E7EAEF"/>
+            <w:tcW w:type="dxa" w:w="2493"/>
+            <w:shd w:val="clear" w:color="auto" w:fill="E8E8E8"/>
           </w:tcPr>
           <w:p>
             <w:pPr>
-              <w:spacing w:after="20"/>
+              <w:spacing w:after="0"/>
             </w:pPr>
-            <w:r/>
             <w:r>
               <w:rPr>
                 <w:b/>
-                <w:color w:val="1A1D24"/>
                 <w:sz w:val="17"/>
               </w:rPr>
-              <w:t>Related work says</w:t>
+              <w:t>best direct audio</w:t>
+            </w:r>
+          </w:p>
+        </w:tc>
+        <w:tc>
+          <w:tcPr>
+            <w:tcW w:type="dxa" w:w="2493"/>
+            <w:shd w:val="clear" w:color="auto" w:fill="E8E8E8"/>
+          </w:tcPr>
+          <w:p>
+            <w:pPr>
+              <w:spacing w:after="0"/>
+            </w:pPr>
+            <w:r>
+              <w:rPr>
+                <w:b/>
+                <w:sz w:val="17"/>
+              </w:rPr>
+              <w:t>random guess</w:t>
             </w:r>
           </w:p>
         </w:tc>
@@ -3147,61 +4796,68 @@
       <w:tr>
         <w:tc>
           <w:tcPr>
-            <w:tcW w:type="dxa" w:w="1587"/>
+            <w:tcW w:type="dxa" w:w="2493"/>
           </w:tcPr>
           <w:p>
             <w:pPr>
-              <w:spacing w:after="20"/>
+              <w:spacing w:after="0"/>
             </w:pPr>
-            <w:r/>
             <w:r>
               <w:rPr>
-                <w:b/>
-                <w:i w:val="0"/>
-                <w:color w:val="333A44"/>
-                <w:sz w:val="18"/>
+                <w:sz w:val="17"/>
               </w:rPr>
-              <w:t>Embedding</w:t>
+              <w:t>Eerola, 5 genres, in-domain (default threshold)</w:t>
             </w:r>
           </w:p>
         </w:tc>
         <w:tc>
           <w:tcPr>
-            <w:tcW w:type="dxa" w:w="2494"/>
+            <w:tcW w:type="dxa" w:w="2493"/>
           </w:tcPr>
           <w:p>
             <w:pPr>
-              <w:spacing w:after="20"/>
+              <w:spacing w:after="0"/>
+              <w:jc w:val="right"/>
             </w:pPr>
-            <w:r/>
             <w:r>
               <w:rPr>
-                <w:b w:val="0"/>
-                <w:i w:val="0"/>
-                <w:color w:val="333A44"/>
-                <w:sz w:val="18"/>
+                <w:sz w:val="17"/>
               </w:rPr>
-              <w:t>AST-768 (frozen)</w:t>
+              <w:t>0.417</w:t>
             </w:r>
           </w:p>
         </w:tc>
         <w:tc>
           <w:tcPr>
-            <w:tcW w:type="dxa" w:w="5329"/>
+            <w:tcW w:type="dxa" w:w="2493"/>
           </w:tcPr>
           <w:p>
             <w:pPr>
-              <w:spacing w:after="20"/>
+              <w:spacing w:after="0"/>
+              <w:jc w:val="right"/>
             </w:pPr>
-            <w:r/>
             <w:r>
               <w:rPr>
-                <w:b w:val="0"/>
-                <w:i w:val="0"/>
-                <w:color w:val="333A44"/>
-                <w:sz w:val="18"/>
+                <w:sz w:val="17"/>
               </w:rPr>
-              <w:t>Kang &amp; Herremans (2025) name AST a leading pretrained embedding for MER.</w:t>
+              <w:t>0.377</w:t>
+            </w:r>
+          </w:p>
+        </w:tc>
+        <w:tc>
+          <w:tcPr>
+            <w:tcW w:type="dxa" w:w="2493"/>
+          </w:tcPr>
+          <w:p>
+            <w:pPr>
+              <w:spacing w:after="0"/>
+              <w:jc w:val="right"/>
+            </w:pPr>
+            <w:r>
+              <w:rPr>
+                <w:sz w:val="17"/>
+              </w:rPr>
+              <w:t>0.308</w:t>
             </w:r>
           </w:p>
         </w:tc>
@@ -3209,61 +4865,68 @@
       <w:tr>
         <w:tc>
           <w:tcPr>
-            <w:tcW w:type="dxa" w:w="1587"/>
+            <w:tcW w:type="dxa" w:w="2493"/>
           </w:tcPr>
           <w:p>
             <w:pPr>
-              <w:spacing w:after="20"/>
+              <w:spacing w:after="0"/>
             </w:pPr>
-            <w:r/>
             <w:r>
               <w:rPr>
-                <w:b/>
-                <w:i w:val="0"/>
-                <w:color w:val="333A44"/>
-                <w:sz w:val="18"/>
+                <w:sz w:val="17"/>
               </w:rPr>
-              <w:t>Pooling</w:t>
+              <w:t>Eerola, 5 genres, in-domain (tuned thresholds)</w:t>
             </w:r>
           </w:p>
         </w:tc>
         <w:tc>
           <w:tcPr>
-            <w:tcW w:type="dxa" w:w="2494"/>
+            <w:tcW w:type="dxa" w:w="2493"/>
           </w:tcPr>
           <w:p>
             <w:pPr>
-              <w:spacing w:after="20"/>
+              <w:spacing w:after="0"/>
+              <w:jc w:val="right"/>
             </w:pPr>
-            <w:r/>
             <w:r>
               <w:rPr>
-                <w:b w:val="0"/>
-                <w:i w:val="0"/>
-                <w:color w:val="333A44"/>
-                <w:sz w:val="18"/>
+                <w:sz w:val="17"/>
               </w:rPr>
-              <w:t>Mean-pool over time</w:t>
+              <w:t>0.440</w:t>
             </w:r>
           </w:p>
         </w:tc>
         <w:tc>
           <w:tcPr>
-            <w:tcW w:type="dxa" w:w="5329"/>
+            <w:tcW w:type="dxa" w:w="2493"/>
           </w:tcPr>
           <w:p>
             <w:pPr>
-              <w:spacing w:after="20"/>
+              <w:spacing w:after="0"/>
+              <w:jc w:val="right"/>
             </w:pPr>
-            <w:r/>
             <w:r>
               <w:rPr>
-                <w:b w:val="0"/>
-                <w:i w:val="0"/>
-                <w:color w:val="333A44"/>
-                <w:sz w:val="18"/>
+                <w:sz w:val="17"/>
               </w:rPr>
-              <w:t>Behrouzi (2023) mean-pools MFCC per section; Ma (2021) resamples VGGish frames to 1 Hz.</w:t>
+              <w:t>0.429</w:t>
+            </w:r>
+          </w:p>
+        </w:tc>
+        <w:tc>
+          <w:tcPr>
+            <w:tcW w:type="dxa" w:w="2493"/>
+          </w:tcPr>
+          <w:p>
+            <w:pPr>
+              <w:spacing w:after="0"/>
+              <w:jc w:val="right"/>
+            </w:pPr>
+            <w:r>
+              <w:rPr>
+                <w:sz w:val="17"/>
+              </w:rPr>
+              <w:t>0.308</w:t>
             </w:r>
           </w:p>
         </w:tc>
@@ -3271,61 +4934,69 @@
       <w:tr>
         <w:tc>
           <w:tcPr>
-            <w:tcW w:type="dxa" w:w="1587"/>
+            <w:tcW w:type="dxa" w:w="2493"/>
           </w:tcPr>
           <w:p>
             <w:pPr>
-              <w:spacing w:after="20"/>
+              <w:spacing w:after="0"/>
             </w:pPr>
-            <w:r/>
             <w:r>
               <w:rPr>
-                <w:b/>
-                <w:i w:val="0"/>
-                <w:color w:val="333A44"/>
-                <w:sz w:val="18"/>
+                <w:sz w:val="17"/>
               </w:rPr>
-              <w:t>Multi-label</w:t>
+              <w:t>Eerola → Blockbuster, zero-shot (6 genres)</w:t>
             </w:r>
           </w:p>
         </w:tc>
         <w:tc>
           <w:tcPr>
-            <w:tcW w:type="dxa" w:w="2494"/>
+            <w:tcW w:type="dxa" w:w="2493"/>
           </w:tcPr>
           <w:p>
             <w:pPr>
-              <w:spacing w:after="20"/>
+              <w:spacing w:after="0"/>
+              <w:jc w:val="right"/>
             </w:pPr>
-            <w:r/>
             <w:r>
               <w:rPr>
-                <w:b w:val="0"/>
-                <w:i w:val="0"/>
-                <w:color w:val="333A44"/>
-                <w:sz w:val="18"/>
+                <w:b/>
+                <w:sz w:val="17"/>
               </w:rPr>
-              <w:t>Binary relevance</w:t>
+              <w:t>0.511</w:t>
             </w:r>
           </w:p>
         </w:tc>
         <w:tc>
           <w:tcPr>
-            <w:tcW w:type="dxa" w:w="5329"/>
+            <w:tcW w:type="dxa" w:w="2493"/>
           </w:tcPr>
           <w:p>
             <w:pPr>
-              <w:spacing w:after="20"/>
+              <w:spacing w:after="0"/>
+              <w:jc w:val="right"/>
             </w:pPr>
-            <w:r/>
             <w:r>
               <w:rPr>
-                <w:b w:val="0"/>
-                <w:i w:val="0"/>
-                <w:color w:val="333A44"/>
-                <w:sz w:val="18"/>
+                <w:sz w:val="17"/>
               </w:rPr>
-              <w:t>Mangolin (2020) uses BR + ML-kNN; Behrouzi (2023) explicitly corroborates BR with a discriminative classifier.</w:t>
+              <w:t>0.407</w:t>
+            </w:r>
+          </w:p>
+        </w:tc>
+        <w:tc>
+          <w:tcPr>
+            <w:tcW w:type="dxa" w:w="2493"/>
+          </w:tcPr>
+          <w:p>
+            <w:pPr>
+              <w:spacing w:after="0"/>
+              <w:jc w:val="right"/>
+            </w:pPr>
+            <w:r>
+              <w:rPr>
+                <w:sz w:val="17"/>
+              </w:rPr>
+              <w:t>0.292</w:t>
             </w:r>
           </w:p>
         </w:tc>
@@ -3333,387 +5004,68 @@
       <w:tr>
         <w:tc>
           <w:tcPr>
-            <w:tcW w:type="dxa" w:w="1587"/>
+            <w:tcW w:type="dxa" w:w="2493"/>
           </w:tcPr>
-          <w:p>
-            <w:pPr>
-              <w:spacing w:after="20"/>
-            </w:pPr>
-            <w:r/>
-            <w:r>
-              <w:rPr>
-                <w:b/>
-                <w:i w:val="0"/>
-                <w:color w:val="333A44"/>
-                <w:sz w:val="18"/>
-              </w:rPr>
-              <w:t>Metric</w:t>
-            </w:r>
-          </w:p>
-        </w:tc>
-        <w:tc>
-          <w:tcPr>
-            <w:tcW w:type="dxa" w:w="2494"/>
-          </w:tcPr>
-          <w:p>
-            <w:pPr>
-              <w:spacing w:after="20"/>
-            </w:pPr>
-            <w:r/>
-            <w:r>
-              <w:rPr>
-                <w:b w:val="0"/>
-                <w:i w:val="0"/>
-                <w:color w:val="333A44"/>
-                <w:sz w:val="18"/>
-              </w:rPr>
-              <w:t>Macro-F1</w:t>
-            </w:r>
-          </w:p>
-        </w:tc>
-        <w:tc>
-          <w:tcPr>
-            <w:tcW w:type="dxa" w:w="5329"/>
-          </w:tcPr>
-          <w:p>
-            <w:pPr>
-              <w:spacing w:after="20"/>
-            </w:pPr>
-            <w:r/>
-            <w:r>
-              <w:rPr>
-                <w:b w:val="0"/>
-                <w:i w:val="0"/>
-                <w:color w:val="333A44"/>
-                <w:sz w:val="18"/>
-              </w:rPr>
-              <w:t>Ma (2021), the closest comparator, also reports macro-F1.</w:t>
-            </w:r>
-          </w:p>
-        </w:tc>
-      </w:tr>
-      <w:tr>
-        <w:tc>
-          <w:tcPr>
-            <w:tcW w:type="dxa" w:w="1587"/>
-          </w:tcPr>
-          <w:p>
-            <w:pPr>
-              <w:spacing w:after="20"/>
-            </w:pPr>
-            <w:r/>
-            <w:r>
-              <w:rPr>
-                <w:b/>
-                <w:i w:val="0"/>
-                <w:color w:val="333A44"/>
-                <w:sz w:val="18"/>
-              </w:rPr>
-              <w:t>Emotion stage</w:t>
-            </w:r>
-          </w:p>
-        </w:tc>
-        <w:tc>
-          <w:tcPr>
-            <w:tcW w:type="dxa" w:w="2494"/>
-          </w:tcPr>
-          <w:p>
-            <w:pPr>
-              <w:spacing w:after="20"/>
-            </w:pPr>
-            <w:r/>
-            <w:r>
-              <w:rPr>
-                <w:b w:val="0"/>
-                <w:i w:val="0"/>
-                <w:color w:val="333A44"/>
-                <w:sz w:val="18"/>
-              </w:rPr>
-              <w:t>Audio → emotion → genre</w:t>
-            </w:r>
-          </w:p>
-        </w:tc>
-        <w:tc>
-          <w:tcPr>
-            <w:tcW w:type="dxa" w:w="5329"/>
-          </w:tcPr>
-          <w:p>
-            <w:pPr>
-              <w:spacing w:after="20"/>
-            </w:pPr>
-            <w:r/>
-            <w:r>
-              <w:rPr>
-                <w:b w:val="0"/>
-                <w:i w:val="0"/>
-                <w:color w:val="333A44"/>
-                <w:sz w:val="18"/>
-              </w:rPr>
-              <w:t>None of the four genre studies has one — this is the contribution.</w:t>
-            </w:r>
-          </w:p>
-        </w:tc>
-      </w:tr>
-      <w:tr>
-        <w:tc>
-          <w:tcPr>
-            <w:tcW w:type="dxa" w:w="1587"/>
-          </w:tcPr>
-          <w:p>
-            <w:pPr>
-              <w:spacing w:after="20"/>
-            </w:pPr>
-            <w:r/>
-            <w:r>
-              <w:rPr>
-                <w:b/>
-                <w:i w:val="0"/>
-                <w:color w:val="333A44"/>
-                <w:sz w:val="18"/>
-              </w:rPr>
-              <w:t>Grouped CV</w:t>
-            </w:r>
-          </w:p>
-        </w:tc>
-        <w:tc>
-          <w:tcPr>
-            <w:tcW w:type="dxa" w:w="2494"/>
-          </w:tcPr>
-          <w:p>
-            <w:pPr>
-              <w:spacing w:after="20"/>
-            </w:pPr>
-            <w:r/>
-            <w:r>
-              <w:rPr>
-                <w:b w:val="0"/>
-                <w:i w:val="0"/>
-                <w:color w:val="333A44"/>
-                <w:sz w:val="18"/>
-              </w:rPr>
-              <w:t>GroupKFold by film</w:t>
-            </w:r>
-          </w:p>
-        </w:tc>
-        <w:tc>
-          <w:tcPr>
-            <w:tcW w:type="dxa" w:w="5329"/>
-          </w:tcPr>
-          <w:p>
-            <w:pPr>
-              <w:spacing w:after="20"/>
-            </w:pPr>
-            <w:r/>
-            <w:r>
-              <w:rPr>
-                <w:b w:val="0"/>
-                <w:i w:val="0"/>
-                <w:color w:val="333A44"/>
-                <w:sz w:val="18"/>
-              </w:rPr>
-              <w:t>Only Ma (2021) gets it implicitly, via film-level MIL bags. Austin, Mangolin and Behrouzi do not guard against leakage.</w:t>
-            </w:r>
-          </w:p>
-        </w:tc>
-      </w:tr>
-      <w:tr>
-        <w:tc>
-          <w:tcPr>
-            <w:tcW w:type="dxa" w:w="1587"/>
-          </w:tcPr>
-          <w:p>
-            <w:pPr>
-              <w:spacing w:after="20"/>
-            </w:pPr>
-            <w:r/>
-            <w:r>
-              <w:rPr>
-                <w:b/>
-                <w:i w:val="0"/>
-                <w:color w:val="333A44"/>
-                <w:sz w:val="18"/>
-              </w:rPr>
-              <w:t>Significance</w:t>
-            </w:r>
-          </w:p>
-        </w:tc>
-        <w:tc>
-          <w:tcPr>
-            <w:tcW w:type="dxa" w:w="2494"/>
-          </w:tcPr>
-          <w:p>
-            <w:pPr>
-              <w:spacing w:after="20"/>
-            </w:pPr>
-            <w:r/>
-            <w:r>
-              <w:rPr>
-                <w:b w:val="0"/>
-                <w:i w:val="0"/>
-                <w:color w:val="333A44"/>
-                <w:sz w:val="18"/>
-              </w:rPr>
-              <w:t>Repeated CV + corrected t-test</w:t>
-            </w:r>
-          </w:p>
-        </w:tc>
-        <w:tc>
-          <w:tcPr>
-            <w:tcW w:type="dxa" w:w="5329"/>
-          </w:tcPr>
-          <w:p>
-            <w:pPr>
-              <w:spacing w:after="20"/>
-            </w:pPr>
-            <w:r/>
-            <w:r>
-              <w:rPr>
-                <w:b w:val="0"/>
-                <w:i w:val="0"/>
-                <w:color w:val="333A44"/>
-                <w:sz w:val="18"/>
-              </w:rPr>
-              <w:t>Not done anywhere in the reviewed literature — above field norm.</w:t>
-            </w:r>
-          </w:p>
-        </w:tc>
-      </w:tr>
-    </w:tbl>
-    <w:p>
-      <w:pPr>
-        <w:spacing w:after="40"/>
-      </w:pPr>
-    </w:p>
-    <w:tbl>
-      <w:tblPr>
-        <w:tblStyle w:val="TableGrid"/>
-        <w:tblW w:type="auto" w:w="0"/>
-        <w:tblLayout w:type="fixed"/>
-        <w:tblLook w:firstColumn="1" w:firstRow="1" w:lastColumn="0" w:lastRow="0" w:noHBand="0" w:noVBand="1" w:val="04A0"/>
-      </w:tblPr>
-      <w:tblGrid>
-        <w:gridCol w:w="9412"/>
-      </w:tblGrid>
-      <w:tr>
-        <w:tc>
-          <w:tcPr>
-            <w:tcW w:type="dxa" w:w="9411"/>
-            <w:shd w:val="clear" w:color="auto" w:fill="F2F5F5"/>
-          </w:tcPr>
-          <w:p>
-            <w:pPr>
-              <w:spacing w:after="40"/>
-            </w:pPr>
-            <w:r/>
-            <w:r>
-              <w:rPr>
-                <w:b/>
-                <w:color w:val="0E6262"/>
-                <w:sz w:val="18"/>
-              </w:rPr>
-              <w:t>Two things to raise before they are asked</w:t>
-            </w:r>
-          </w:p>
           <w:p>
             <w:pPr>
               <w:spacing w:after="0"/>
             </w:pPr>
             <w:r>
               <w:rPr>
-                <w:b/>
-                <w:i w:val="0"/>
-                <w:color w:val="333A44"/>
-                <w:sz w:val="18"/>
+                <w:sz w:val="17"/>
               </w:rPr>
-              <w:t xml:space="preserve">Emotion R² against the MER benchmark. </w:t>
-            </w:r>
-            <w:r>
-              <w:rPr>
-                <w:b w:val="0"/>
-                <w:i w:val="0"/>
-                <w:color w:val="333A44"/>
-                <w:sz w:val="18"/>
-              </w:rPr>
-              <w:t xml:space="preserve">Kang &amp; Herremans report R² = 0.55 for valence and 0.79 for arousal. Ours: valence 0.616 (above), tension 0.664 and energy 0.612 (below). We beat the field on the hard dimension and trail it on the easy one — different datasets, so positioning rather than a head-to-head.    </w:t>
-            </w:r>
-            <w:r>
-              <w:rPr>
-                <w:b/>
-                <w:i w:val="0"/>
-                <w:color w:val="333A44"/>
-                <w:sz w:val="18"/>
-              </w:rPr>
-              <w:t xml:space="preserve">Our Blockbuster result diverges from Ma et al. </w:t>
-            </w:r>
-            <w:r>
-              <w:rPr>
-                <w:b w:val="0"/>
-                <w:i w:val="0"/>
-                <w:color w:val="333A44"/>
-                <w:sz w:val="18"/>
-              </w:rPr>
-              <w:t>They report VGGish not substantially beating hand-crafted MIR; we find VGGish 0.582 vs MFCC 0.455. But we use 78 of their 140 MIR features (MFCC family only) and mean-pool cues instead of MIL attention pooling — so this is most likely the reduced feature set and simpler pooling, not a refutation. State the caveat first.</w:t>
+              <w:t>Blockbuster, in-domain (6 genres)</w:t>
             </w:r>
           </w:p>
         </w:tc>
-      </w:tr>
-    </w:tbl>
-    <w:p>
-      <w:pPr>
-        <w:spacing w:after="40"/>
-      </w:pPr>
-    </w:p>
-    <w:tbl>
-      <w:tblPr>
-        <w:tblStyle w:val="TableGrid"/>
-        <w:tblW w:type="auto" w:w="0"/>
-        <w:tblLayout w:type="fixed"/>
-        <w:tblLook w:firstColumn="1" w:firstRow="1" w:lastColumn="0" w:lastRow="0" w:noHBand="0" w:noVBand="1" w:val="04A0"/>
-      </w:tblPr>
-      <w:tblGrid>
-        <w:gridCol w:w="9412"/>
-      </w:tblGrid>
-      <w:tr>
         <w:tc>
           <w:tcPr>
-            <w:tcW w:type="dxa" w:w="9411"/>
-            <w:shd w:val="clear" w:color="auto" w:fill="F7F2E8"/>
+            <w:tcW w:type="dxa" w:w="2493"/>
           </w:tcPr>
           <w:p>
             <w:pPr>
-              <w:spacing w:after="40"/>
+              <w:spacing w:after="0"/>
+              <w:jc w:val="right"/>
             </w:pPr>
-            <w:r/>
             <w:r>
               <w:rPr>
-                <w:b/>
-                <w:color w:val="0E6262"/>
-                <w:sz w:val="18"/>
+                <w:sz w:val="17"/>
               </w:rPr>
-              <w:t>If they compare our 0.397 with Ma’s 0.65</w:t>
+              <w:t>0.616</w:t>
             </w:r>
           </w:p>
+        </w:tc>
+        <w:tc>
+          <w:tcPr>
+            <w:tcW w:type="dxa" w:w="2493"/>
+          </w:tcPr>
           <w:p>
             <w:pPr>
               <w:spacing w:after="0"/>
+              <w:jc w:val="right"/>
             </w:pPr>
             <w:r>
               <w:rPr>
-                <w:b/>
-                <w:i w:val="0"/>
-                <w:color w:val="333A44"/>
-                <w:sz w:val="18"/>
+                <w:sz w:val="17"/>
               </w:rPr>
-              <w:t xml:space="preserve">Not comparable, for three reasons. </w:t>
+              <w:t>0.593</w:t>
             </w:r>
+          </w:p>
+        </w:tc>
+        <w:tc>
+          <w:tcPr>
+            <w:tcW w:type="dxa" w:w="2493"/>
+          </w:tcPr>
+          <w:p>
+            <w:pPr>
+              <w:spacing w:after="0"/>
+              <w:jc w:val="right"/>
+            </w:pPr>
             <w:r>
               <w:rPr>
-                <w:b w:val="0"/>
-                <w:i w:val="0"/>
-                <w:color w:val="333A44"/>
-                <w:sz w:val="18"/>
+                <w:sz w:val="17"/>
               </w:rPr>
-              <w:t>(1) Ma classifies films, we classify clips — our own film-level Blockbuster run reaches 0.582, much closer to theirs. (2) Different corpus: 110 blockbusters with a Score Stamper filter vs 43 films of curated excerpts. (3) Our evaluation is leakage-safe and theirs largely is not — part of the apparent deficit is a deliberate methodological choice, and our own +0.18 leakage measurement shows its size.</w:t>
+              <w:t>0.295</w:t>
             </w:r>
           </w:p>
         </w:tc>
@@ -3725,2380 +5077,24 @@
       </w:pPr>
     </w:p>
     <w:p>
-      <w:pPr>
-        <w:pStyle w:val="Heading1"/>
-      </w:pPr>
       <w:r>
-        <w:t>How good could any model possibly be?</w:t>
-      </w:r>
-    </w:p>
-    <w:p>
-      <w:pPr>
-        <w:spacing w:after="100"/>
-      </w:pPr>
-      <w:r>
-        <w:rPr>
-          <w:b w:val="0"/>
-          <w:i w:val="0"/>
-          <w:color w:val="333A44"/>
-          <w:sz w:val="20"/>
-        </w:rPr>
-        <w:t xml:space="preserve">Set 2 re-rates 110 of the same excerpts with a </w:t>
-      </w:r>
-      <w:r>
-        <w:rPr>
-          <w:b/>
-          <w:i w:val="0"/>
-          <w:color w:val="333A44"/>
-          <w:sz w:val="20"/>
-        </w:rPr>
-        <w:t>different listener panel</w:t>
-      </w:r>
-      <w:r>
-        <w:rPr>
-          <w:b w:val="0"/>
-          <w:i w:val="0"/>
-          <w:color w:val="333A44"/>
-          <w:sz w:val="20"/>
-        </w:rPr>
-        <w:t>, which gives the one thing Set 1 alone cannot: how much of the emotion signal is real.</w:t>
-      </w:r>
-    </w:p>
-    <w:tbl>
-      <w:tblPr>
-        <w:tblStyle w:val="TableGrid"/>
-        <w:tblW w:type="auto" w:w="0"/>
-        <w:jc w:val="left"/>
-        <w:tblLayout w:type="fixed"/>
-        <w:tblLook w:firstColumn="1" w:firstRow="1" w:lastColumn="0" w:lastRow="0" w:noHBand="0" w:noVBand="1" w:val="04A0"/>
-      </w:tblPr>
-      <w:tblGrid>
-        <w:gridCol w:w="3137"/>
-        <w:gridCol w:w="3137"/>
-        <w:gridCol w:w="3137"/>
-      </w:tblGrid>
-      <w:tr>
-        <w:tc>
-          <w:tcPr>
-            <w:tcW w:type="dxa" w:w="2948"/>
-            <w:shd w:val="clear" w:color="auto" w:fill="E7EAEF"/>
-          </w:tcPr>
-          <w:p>
-            <w:pPr>
-              <w:spacing w:after="20"/>
-            </w:pPr>
-            <w:r/>
-            <w:r>
-              <w:rPr>
-                <w:b/>
-                <w:color w:val="1A1D24"/>
-                <w:sz w:val="17"/>
-              </w:rPr>
-              <w:t>Quantity</w:t>
-            </w:r>
-          </w:p>
-        </w:tc>
-        <w:tc>
-          <w:tcPr>
-            <w:tcW w:type="dxa" w:w="1361"/>
-            <w:shd w:val="clear" w:color="auto" w:fill="E7EAEF"/>
-          </w:tcPr>
-          <w:p>
-            <w:pPr>
-              <w:spacing w:after="20"/>
-            </w:pPr>
-            <w:r/>
-            <w:r>
-              <w:rPr>
-                <w:b/>
-                <w:color w:val="1A1D24"/>
-                <w:sz w:val="17"/>
-              </w:rPr>
-              <w:t>Value</w:t>
-            </w:r>
-          </w:p>
-        </w:tc>
-        <w:tc>
-          <w:tcPr>
-            <w:tcW w:type="dxa" w:w="5102"/>
-            <w:shd w:val="clear" w:color="auto" w:fill="E7EAEF"/>
-          </w:tcPr>
-          <w:p>
-            <w:pPr>
-              <w:spacing w:after="20"/>
-            </w:pPr>
-            <w:r/>
-            <w:r>
-              <w:rPr>
-                <w:b/>
-                <w:color w:val="1A1D24"/>
-                <w:sz w:val="17"/>
-              </w:rPr>
-              <w:t>Reading</w:t>
-            </w:r>
-          </w:p>
-        </w:tc>
-      </w:tr>
-      <w:tr>
-        <w:tc>
-          <w:tcPr>
-            <w:tcW w:type="dxa" w:w="2948"/>
-          </w:tcPr>
-          <w:p>
-            <w:pPr>
-              <w:spacing w:after="20"/>
-            </w:pPr>
-            <w:r/>
-            <w:r>
-              <w:rPr>
-                <w:b w:val="0"/>
-                <w:i w:val="0"/>
-                <w:color w:val="333A44"/>
-                <w:sz w:val="18"/>
-              </w:rPr>
-              <w:t>Between-panel agreement</w:t>
-            </w:r>
-          </w:p>
-        </w:tc>
-        <w:tc>
-          <w:tcPr>
-            <w:tcW w:type="dxa" w:w="1361"/>
-          </w:tcPr>
-          <w:p>
-            <w:pPr>
-              <w:spacing w:after="20"/>
-            </w:pPr>
-            <w:r/>
-            <w:r>
-              <w:rPr>
-                <w:rFonts w:ascii="Consolas" w:hAnsi="Consolas"/>
-                <w:b w:val="0"/>
-                <w:i w:val="0"/>
-                <w:color w:val="333A44"/>
-                <w:sz w:val="18"/>
-              </w:rPr>
-              <w:t>r = 0.912</w:t>
-            </w:r>
-          </w:p>
-        </w:tc>
-        <w:tc>
-          <w:tcPr>
-            <w:tcW w:type="dxa" w:w="5102"/>
-          </w:tcPr>
-          <w:p>
-            <w:pPr>
-              <w:spacing w:after="20"/>
-            </w:pPr>
-            <w:r/>
-            <w:r>
-              <w:rPr>
-                <w:b w:val="0"/>
-                <w:i w:val="0"/>
-                <w:color w:val="333A44"/>
-                <w:sz w:val="18"/>
-              </w:rPr>
-              <w:t>Two panels, same excerpts</w:t>
-            </w:r>
-          </w:p>
-        </w:tc>
-      </w:tr>
-      <w:tr>
-        <w:tc>
-          <w:tcPr>
-            <w:tcW w:type="dxa" w:w="2948"/>
-          </w:tcPr>
-          <w:p>
-            <w:pPr>
-              <w:spacing w:after="20"/>
-            </w:pPr>
-            <w:r/>
-            <w:r>
-              <w:rPr>
-                <w:b w:val="0"/>
-                <w:i w:val="0"/>
-                <w:color w:val="333A44"/>
-                <w:sz w:val="18"/>
-              </w:rPr>
-              <w:t>Within-panel repeat trials</w:t>
-            </w:r>
-          </w:p>
-        </w:tc>
-        <w:tc>
-          <w:tcPr>
-            <w:tcW w:type="dxa" w:w="1361"/>
-          </w:tcPr>
-          <w:p>
-            <w:pPr>
-              <w:spacing w:after="20"/>
-            </w:pPr>
-            <w:r/>
-            <w:r>
-              <w:rPr>
-                <w:rFonts w:ascii="Consolas" w:hAnsi="Consolas"/>
-                <w:b w:val="0"/>
-                <w:i w:val="0"/>
-                <w:color w:val="333A44"/>
-                <w:sz w:val="18"/>
-              </w:rPr>
-              <w:t>r = 0.988</w:t>
-            </w:r>
-          </w:p>
-        </w:tc>
-        <w:tc>
-          <w:tcPr>
-            <w:tcW w:type="dxa" w:w="5102"/>
-          </w:tcPr>
-          <w:p>
-            <w:pPr>
-              <w:spacing w:after="20"/>
-            </w:pPr>
-            <w:r/>
-            <w:r>
-              <w:rPr>
-                <w:b w:val="0"/>
-                <w:i w:val="0"/>
-                <w:color w:val="333A44"/>
-                <w:sz w:val="18"/>
-              </w:rPr>
-              <w:t>Same panel, excerpt shown twice</w:t>
-            </w:r>
-          </w:p>
-        </w:tc>
-      </w:tr>
-      <w:tr>
-        <w:tc>
-          <w:tcPr>
-            <w:tcW w:type="dxa" w:w="2948"/>
-          </w:tcPr>
-          <w:p>
-            <w:pPr>
-              <w:spacing w:after="20"/>
-            </w:pPr>
-            <w:r/>
-            <w:r>
-              <w:rPr>
-                <w:b/>
-                <w:i w:val="0"/>
-                <w:color w:val="333A44"/>
-                <w:sz w:val="18"/>
-              </w:rPr>
-              <w:t>Ceiling on R² this implies</w:t>
-            </w:r>
-          </w:p>
-        </w:tc>
-        <w:tc>
-          <w:tcPr>
-            <w:tcW w:type="dxa" w:w="1361"/>
-          </w:tcPr>
-          <w:p>
-            <w:pPr>
-              <w:spacing w:after="20"/>
-            </w:pPr>
-            <w:r/>
-            <w:r>
-              <w:rPr>
-                <w:rFonts w:ascii="Consolas" w:hAnsi="Consolas"/>
-                <w:b/>
-                <w:i w:val="0"/>
-                <w:color w:val="333A44"/>
-                <w:sz w:val="18"/>
-              </w:rPr>
-              <w:t>0.897</w:t>
-            </w:r>
-          </w:p>
-        </w:tc>
-        <w:tc>
-          <w:tcPr>
-            <w:tcW w:type="dxa" w:w="5102"/>
-          </w:tcPr>
-          <w:p>
-            <w:pPr>
-              <w:spacing w:after="20"/>
-            </w:pPr>
-            <w:r/>
-            <w:r>
-              <w:rPr>
-                <w:b w:val="0"/>
-                <w:i w:val="0"/>
-                <w:color w:val="333A44"/>
-                <w:sz w:val="18"/>
-              </w:rPr>
-              <w:t>The best any predictor could reach</w:t>
-            </w:r>
-          </w:p>
-        </w:tc>
-      </w:tr>
-      <w:tr>
-        <w:tc>
-          <w:tcPr>
-            <w:tcW w:type="dxa" w:w="2948"/>
-          </w:tcPr>
-          <w:p>
-            <w:pPr>
-              <w:spacing w:after="20"/>
-            </w:pPr>
-            <w:r/>
-            <w:r>
-              <w:rPr>
-                <w:b/>
-                <w:i w:val="0"/>
-                <w:color w:val="333A44"/>
-                <w:sz w:val="18"/>
-              </w:rPr>
-              <w:t>Achieved R² (random forest)</w:t>
-            </w:r>
-          </w:p>
-        </w:tc>
-        <w:tc>
-          <w:tcPr>
-            <w:tcW w:type="dxa" w:w="1361"/>
-          </w:tcPr>
-          <w:p>
-            <w:pPr>
-              <w:spacing w:after="20"/>
-            </w:pPr>
-            <w:r/>
-            <w:r>
-              <w:rPr>
-                <w:rFonts w:ascii="Consolas" w:hAnsi="Consolas"/>
-                <w:b/>
-                <w:i w:val="0"/>
-                <w:color w:val="333A44"/>
-                <w:sz w:val="18"/>
-              </w:rPr>
-              <w:t>0.560</w:t>
-            </w:r>
-          </w:p>
-        </w:tc>
-        <w:tc>
-          <w:tcPr>
-            <w:tcW w:type="dxa" w:w="5102"/>
-          </w:tcPr>
-          <w:p>
-            <w:pPr>
-              <w:spacing w:after="20"/>
-            </w:pPr>
-            <w:r/>
-            <w:r>
-              <w:rPr>
-                <w:b/>
-                <w:i w:val="0"/>
-                <w:color w:val="333A44"/>
-                <w:sz w:val="18"/>
-              </w:rPr>
-              <w:t>62% of attainable variance</w:t>
-            </w:r>
-          </w:p>
-        </w:tc>
-      </w:tr>
-    </w:tbl>
-    <w:p>
-      <w:pPr>
-        <w:spacing w:after="40"/>
-      </w:pPr>
-    </w:p>
-    <w:p>
-      <w:pPr>
-        <w:spacing w:after="100"/>
-      </w:pPr>
-      <w:r>
-        <w:rPr>
-          <w:b w:val="0"/>
-          <w:i w:val="0"/>
-          <w:color w:val="333A44"/>
-          <w:sz w:val="20"/>
-        </w:rPr>
-        <w:t xml:space="preserve">Per emotion the spread is wide: tension </w:t>
+        <w:t xml:space="preserve">In-domain significance (default threshold): emotion vs VGGish film bootstrap p = 0.042, Nadeau–Bengio p = 0.151. Zero-shot: +0.106 [+0.015, +0.186], p = 0.018. On 8 genres the pipeline scores 0.318 against 0.276 for AST (most-frequent baseline 0.102). The 5-genre random guess is 0.308, the simulated value stored in </w:t>
       </w:r>
       <w:r>
         <w:rPr>
           <w:rFonts w:ascii="Consolas" w:hAnsi="Consolas"/>
-          <w:b w:val="0"/>
-          <w:i w:val="0"/>
-          <w:color w:val="333A44"/>
-          <w:sz w:val="20"/>
+          <w:color w:val="404040"/>
+          <w:sz w:val="18"/>
         </w:rPr>
-        <w:t>0.664</w:t>
+        <w:t>metrics_stability.json</w:t>
       </w:r>
       <w:r>
-        <w:rPr>
-          <w:b w:val="0"/>
-          <w:i w:val="0"/>
-          <w:color w:val="333A44"/>
-          <w:sz w:val="20"/>
-        </w:rPr>
-        <w:t xml:space="preserve">, anger </w:t>
-      </w:r>
-      <w:r>
-        <w:rPr>
-          <w:rFonts w:ascii="Consolas" w:hAnsi="Consolas"/>
-          <w:b w:val="0"/>
-          <w:i w:val="0"/>
-          <w:color w:val="333A44"/>
-          <w:sz w:val="20"/>
-        </w:rPr>
-        <w:t>0.630</w:t>
-      </w:r>
-      <w:r>
-        <w:rPr>
-          <w:b w:val="0"/>
-          <w:i w:val="0"/>
-          <w:color w:val="333A44"/>
-          <w:sz w:val="20"/>
-        </w:rPr>
-        <w:t xml:space="preserve">, valence </w:t>
-      </w:r>
-      <w:r>
-        <w:rPr>
-          <w:rFonts w:ascii="Consolas" w:hAnsi="Consolas"/>
-          <w:b w:val="0"/>
-          <w:i w:val="0"/>
-          <w:color w:val="333A44"/>
-          <w:sz w:val="20"/>
-        </w:rPr>
-        <w:t>0.616</w:t>
-      </w:r>
-      <w:r>
-        <w:rPr>
-          <w:b w:val="0"/>
-          <w:i w:val="0"/>
-          <w:color w:val="333A44"/>
-          <w:sz w:val="20"/>
-        </w:rPr>
-        <w:t xml:space="preserve"> are easy; </w:t>
-      </w:r>
-      <w:r>
-        <w:rPr>
-          <w:rFonts w:ascii="Consolas" w:hAnsi="Consolas"/>
-          <w:b/>
-          <w:i w:val="0"/>
-          <w:color w:val="333A44"/>
-          <w:sz w:val="20"/>
-        </w:rPr>
-        <w:t>sad 0.437</w:t>
-      </w:r>
-      <w:r>
-        <w:rPr>
-          <w:b w:val="0"/>
-          <w:i w:val="0"/>
-          <w:color w:val="333A44"/>
-          <w:sz w:val="20"/>
-        </w:rPr>
-        <w:t xml:space="preserve"> and </w:t>
-      </w:r>
-      <w:r>
-        <w:rPr>
-          <w:rFonts w:ascii="Consolas" w:hAnsi="Consolas"/>
-          <w:b/>
-          <w:i w:val="0"/>
-          <w:color w:val="333A44"/>
-          <w:sz w:val="20"/>
-        </w:rPr>
-        <w:t>happy 0.314</w:t>
-      </w:r>
-      <w:r>
-        <w:rPr>
-          <w:b w:val="0"/>
-          <w:i w:val="0"/>
-          <w:color w:val="333A44"/>
-          <w:sz w:val="20"/>
-        </w:rPr>
-        <w:t xml:space="preserve"> are hard — the classic “valence problem”, documented by both Kim (2010) and Kang &amp; Herremans (2025). Our valence (0.616) actually beats their reported 0.55 benchmark.</w:t>
+        <w:t>.</w:t>
       </w:r>
     </w:p>
-    <w:p>
-      <w:pPr>
-        <w:pStyle w:val="ListBullet"/>
-        <w:spacing w:after="60"/>
-      </w:pPr>
-      <w:r>
-        <w:rPr>
-          <w:b/>
-          <w:i w:val="0"/>
-          <w:color w:val="333A44"/>
-          <w:sz w:val="20"/>
-        </w:rPr>
-        <w:t>R² ≈ 1.0 was never achievable</w:t>
-      </w:r>
-      <w:r>
-        <w:rPr>
-          <w:b w:val="0"/>
-          <w:i w:val="0"/>
-          <w:color w:val="333A44"/>
-          <w:sz w:val="20"/>
-        </w:rPr>
-        <w:t xml:space="preserve"> — read 0.56 against a ceiling of 0.90, not 1.0.</w:t>
-      </w:r>
-    </w:p>
-    <w:p>
-      <w:pPr>
-        <w:pStyle w:val="ListBullet"/>
-        <w:spacing w:after="60"/>
-      </w:pPr>
-      <w:r>
-        <w:rPr>
-          <w:b/>
-          <w:i w:val="0"/>
-          <w:color w:val="333A44"/>
-          <w:sz w:val="20"/>
-        </w:rPr>
-        <w:t>Rating noise does not excuse the gap</w:t>
-      </w:r>
-      <w:r>
-        <w:rPr>
-          <w:b w:val="0"/>
-          <w:i w:val="0"/>
-          <w:color w:val="333A44"/>
-          <w:sz w:val="20"/>
-        </w:rPr>
-        <w:t xml:space="preserve"> — a third of attainable variance is still unexplained, so the limit is the audio representation and corpus size, not the labels.</w:t>
-      </w:r>
-    </w:p>
-    <w:p>
-      <w:pPr>
-        <w:pStyle w:val="Heading1"/>
-      </w:pPr>
-      <w:r>
-        <w:t>Which emotions mark which genres</w:t>
-      </w:r>
-    </w:p>
-    <w:tbl>
-      <w:tblPr>
-        <w:tblStyle w:val="TableGrid"/>
-        <w:tblW w:type="auto" w:w="0"/>
-        <w:jc w:val="left"/>
-        <w:tblLayout w:type="fixed"/>
-        <w:tblLook w:firstColumn="1" w:firstRow="1" w:lastColumn="0" w:lastRow="0" w:noHBand="0" w:noVBand="1" w:val="04A0"/>
-      </w:tblPr>
-      <w:tblGrid>
-        <w:gridCol w:w="1176"/>
-        <w:gridCol w:w="1176"/>
-        <w:gridCol w:w="1176"/>
-        <w:gridCol w:w="1176"/>
-        <w:gridCol w:w="1176"/>
-        <w:gridCol w:w="1176"/>
-        <w:gridCol w:w="1176"/>
-        <w:gridCol w:w="1176"/>
-      </w:tblGrid>
-      <w:tr>
-        <w:tc>
-          <w:tcPr>
-            <w:tcW w:type="dxa" w:w="1077"/>
-            <w:shd w:val="clear" w:color="auto" w:fill="E7EAEF"/>
-          </w:tcPr>
-          <w:p>
-            <w:pPr>
-              <w:spacing w:after="20"/>
-            </w:pPr>
-            <w:r/>
-            <w:r>
-              <w:rPr>
-                <w:b/>
-                <w:color w:val="1A1D24"/>
-                <w:sz w:val="17"/>
-              </w:rPr>
-              <w:t>Genre</w:t>
-            </w:r>
-          </w:p>
-        </w:tc>
-        <w:tc>
-          <w:tcPr>
-            <w:tcW w:type="dxa" w:w="510"/>
-            <w:shd w:val="clear" w:color="auto" w:fill="E7EAEF"/>
-          </w:tcPr>
-          <w:p>
-            <w:pPr>
-              <w:spacing w:after="20"/>
-            </w:pPr>
-            <w:r/>
-            <w:r>
-              <w:rPr>
-                <w:b/>
-                <w:color w:val="1A1D24"/>
-                <w:sz w:val="17"/>
-              </w:rPr>
-              <w:t>n</w:t>
-            </w:r>
-          </w:p>
-        </w:tc>
-        <w:tc>
-          <w:tcPr>
-            <w:tcW w:type="dxa" w:w="1814"/>
-            <w:shd w:val="clear" w:color="auto" w:fill="E7EAEF"/>
-          </w:tcPr>
-          <w:p>
-            <w:pPr>
-              <w:spacing w:after="20"/>
-            </w:pPr>
-            <w:r/>
-            <w:r>
-              <w:rPr>
-                <w:b/>
-                <w:color w:val="1A1D24"/>
-                <w:sz w:val="17"/>
-              </w:rPr>
-              <w:t>Signature</w:t>
-            </w:r>
-          </w:p>
-        </w:tc>
-        <w:tc>
-          <w:tcPr>
-            <w:tcW w:type="dxa" w:w="907"/>
-            <w:shd w:val="clear" w:color="auto" w:fill="E7EAEF"/>
-          </w:tcPr>
-          <w:p>
-            <w:pPr>
-              <w:spacing w:after="20"/>
-            </w:pPr>
-            <w:r/>
-            <w:r>
-              <w:rPr>
-                <w:b/>
-                <w:color w:val="1A1D24"/>
-                <w:sz w:val="17"/>
-              </w:rPr>
-              <w:t>d</w:t>
-            </w:r>
-          </w:p>
-        </w:tc>
-        <w:tc>
-          <w:tcPr>
-            <w:tcW w:type="dxa" w:w="1247"/>
-            <w:shd w:val="clear" w:color="auto" w:fill="E7EAEF"/>
-          </w:tcPr>
-          <w:p>
-            <w:pPr>
-              <w:spacing w:after="20"/>
-            </w:pPr>
-            <w:r/>
-            <w:r>
-              <w:rPr>
-                <w:b/>
-                <w:color w:val="1A1D24"/>
-                <w:sz w:val="17"/>
-              </w:rPr>
-              <w:t>Genre</w:t>
-            </w:r>
-          </w:p>
-        </w:tc>
-        <w:tc>
-          <w:tcPr>
-            <w:tcW w:type="dxa" w:w="510"/>
-            <w:shd w:val="clear" w:color="auto" w:fill="E7EAEF"/>
-          </w:tcPr>
-          <w:p>
-            <w:pPr>
-              <w:spacing w:after="20"/>
-            </w:pPr>
-            <w:r/>
-            <w:r>
-              <w:rPr>
-                <w:b/>
-                <w:color w:val="1A1D24"/>
-                <w:sz w:val="17"/>
-              </w:rPr>
-              <w:t>n</w:t>
-            </w:r>
-          </w:p>
-        </w:tc>
-        <w:tc>
-          <w:tcPr>
-            <w:tcW w:type="dxa" w:w="2041"/>
-            <w:shd w:val="clear" w:color="auto" w:fill="E7EAEF"/>
-          </w:tcPr>
-          <w:p>
-            <w:pPr>
-              <w:spacing w:after="20"/>
-            </w:pPr>
-            <w:r/>
-            <w:r>
-              <w:rPr>
-                <w:b/>
-                <w:color w:val="1A1D24"/>
-                <w:sz w:val="17"/>
-              </w:rPr>
-              <w:t>Signature</w:t>
-            </w:r>
-          </w:p>
-        </w:tc>
-        <w:tc>
-          <w:tcPr>
-            <w:tcW w:type="dxa" w:w="907"/>
-            <w:shd w:val="clear" w:color="auto" w:fill="E7EAEF"/>
-          </w:tcPr>
-          <w:p>
-            <w:pPr>
-              <w:spacing w:after="20"/>
-            </w:pPr>
-            <w:r/>
-            <w:r>
-              <w:rPr>
-                <w:b/>
-                <w:color w:val="1A1D24"/>
-                <w:sz w:val="17"/>
-              </w:rPr>
-              <w:t>d</w:t>
-            </w:r>
-          </w:p>
-        </w:tc>
-      </w:tr>
-      <w:tr>
-        <w:tc>
-          <w:tcPr>
-            <w:tcW w:type="dxa" w:w="1077"/>
-          </w:tcPr>
-          <w:p>
-            <w:pPr>
-              <w:spacing w:after="20"/>
-            </w:pPr>
-            <w:r/>
-            <w:r>
-              <w:rPr>
-                <w:b w:val="0"/>
-                <w:i w:val="0"/>
-                <w:color w:val="333A44"/>
-                <w:sz w:val="17"/>
-              </w:rPr>
-              <w:t>Horror</w:t>
-            </w:r>
-          </w:p>
-        </w:tc>
-        <w:tc>
-          <w:tcPr>
-            <w:tcW w:type="dxa" w:w="510"/>
-          </w:tcPr>
-          <w:p>
-            <w:pPr>
-              <w:spacing w:after="20"/>
-              <w:jc w:val="right"/>
-            </w:pPr>
-            <w:r/>
-            <w:r>
-              <w:rPr>
-                <w:rFonts w:ascii="Consolas" w:hAnsi="Consolas"/>
-                <w:b w:val="0"/>
-                <w:i w:val="0"/>
-                <w:color w:val="333A44"/>
-                <w:sz w:val="17"/>
-              </w:rPr>
-              <w:t>28</w:t>
-            </w:r>
-          </w:p>
-        </w:tc>
-        <w:tc>
-          <w:tcPr>
-            <w:tcW w:type="dxa" w:w="1814"/>
-          </w:tcPr>
-          <w:p>
-            <w:pPr>
-              <w:spacing w:after="20"/>
-            </w:pPr>
-            <w:r/>
-            <w:r>
-              <w:rPr>
-                <w:b w:val="0"/>
-                <w:i w:val="0"/>
-                <w:color w:val="333A44"/>
-                <w:sz w:val="17"/>
-              </w:rPr>
-              <w:t>high fear</w:t>
-            </w:r>
-          </w:p>
-        </w:tc>
-        <w:tc>
-          <w:tcPr>
-            <w:tcW w:type="dxa" w:w="907"/>
-          </w:tcPr>
-          <w:p>
-            <w:pPr>
-              <w:spacing w:after="20"/>
-              <w:jc w:val="right"/>
-            </w:pPr>
-            <w:r/>
-            <w:r>
-              <w:rPr>
-                <w:rFonts w:ascii="Consolas" w:hAnsi="Consolas"/>
-                <w:b w:val="0"/>
-                <w:i w:val="0"/>
-                <w:color w:val="333A44"/>
-                <w:sz w:val="17"/>
-              </w:rPr>
-              <w:t>+0.75</w:t>
-            </w:r>
-          </w:p>
-        </w:tc>
-        <w:tc>
-          <w:tcPr>
-            <w:tcW w:type="dxa" w:w="1247"/>
-          </w:tcPr>
-          <w:p>
-            <w:pPr>
-              <w:spacing w:after="20"/>
-            </w:pPr>
-            <w:r/>
-            <w:r>
-              <w:rPr>
-                <w:b w:val="0"/>
-                <w:i w:val="0"/>
-                <w:color w:val="333A44"/>
-                <w:sz w:val="17"/>
-              </w:rPr>
-              <w:t>Documentary</w:t>
-            </w:r>
-          </w:p>
-        </w:tc>
-        <w:tc>
-          <w:tcPr>
-            <w:tcW w:type="dxa" w:w="510"/>
-          </w:tcPr>
-          <w:p>
-            <w:pPr>
-              <w:spacing w:after="20"/>
-              <w:jc w:val="right"/>
-            </w:pPr>
-            <w:r/>
-            <w:r>
-              <w:rPr>
-                <w:rFonts w:ascii="Consolas" w:hAnsi="Consolas"/>
-                <w:b w:val="0"/>
-                <w:i w:val="0"/>
-                <w:color w:val="333A44"/>
-                <w:sz w:val="17"/>
-              </w:rPr>
-              <w:t>17</w:t>
-            </w:r>
-          </w:p>
-        </w:tc>
-        <w:tc>
-          <w:tcPr>
-            <w:tcW w:type="dxa" w:w="2041"/>
-          </w:tcPr>
-          <w:p>
-            <w:pPr>
-              <w:spacing w:after="20"/>
-            </w:pPr>
-            <w:r/>
-            <w:r>
-              <w:rPr>
-                <w:b w:val="0"/>
-                <w:i w:val="0"/>
-                <w:color w:val="333A44"/>
-                <w:sz w:val="17"/>
-              </w:rPr>
-              <w:t>low anger</w:t>
-            </w:r>
-          </w:p>
-        </w:tc>
-        <w:tc>
-          <w:tcPr>
-            <w:tcW w:type="dxa" w:w="907"/>
-          </w:tcPr>
-          <w:p>
-            <w:pPr>
-              <w:spacing w:after="20"/>
-              <w:jc w:val="right"/>
-            </w:pPr>
-            <w:r/>
-            <w:r>
-              <w:rPr>
-                <w:rFonts w:ascii="Consolas" w:hAnsi="Consolas"/>
-                <w:b w:val="0"/>
-                <w:i w:val="0"/>
-                <w:color w:val="333A44"/>
-                <w:sz w:val="17"/>
-              </w:rPr>
-              <w:t>−0.51</w:t>
-            </w:r>
-          </w:p>
-        </w:tc>
-      </w:tr>
-      <w:tr>
-        <w:tc>
-          <w:tcPr>
-            <w:tcW w:type="dxa" w:w="1077"/>
-          </w:tcPr>
-          <w:p>
-            <w:pPr>
-              <w:spacing w:after="20"/>
-            </w:pPr>
-            <w:r/>
-            <w:r>
-              <w:rPr>
-                <w:b w:val="0"/>
-                <w:i w:val="0"/>
-                <w:color w:val="333A44"/>
-                <w:sz w:val="17"/>
-              </w:rPr>
-              <w:t>Biography</w:t>
-            </w:r>
-          </w:p>
-        </w:tc>
-        <w:tc>
-          <w:tcPr>
-            <w:tcW w:type="dxa" w:w="510"/>
-          </w:tcPr>
-          <w:p>
-            <w:pPr>
-              <w:spacing w:after="20"/>
-              <w:jc w:val="right"/>
-            </w:pPr>
-            <w:r/>
-            <w:r>
-              <w:rPr>
-                <w:rFonts w:ascii="Consolas" w:hAnsi="Consolas"/>
-                <w:b w:val="0"/>
-                <w:i w:val="0"/>
-                <w:color w:val="333A44"/>
-                <w:sz w:val="17"/>
-              </w:rPr>
-              <w:t>24</w:t>
-            </w:r>
-          </w:p>
-        </w:tc>
-        <w:tc>
-          <w:tcPr>
-            <w:tcW w:type="dxa" w:w="1814"/>
-          </w:tcPr>
-          <w:p>
-            <w:pPr>
-              <w:spacing w:after="20"/>
-            </w:pPr>
-            <w:r/>
-            <w:r>
-              <w:rPr>
-                <w:b w:val="0"/>
-                <w:i w:val="0"/>
-                <w:color w:val="333A44"/>
-                <w:sz w:val="17"/>
-              </w:rPr>
-              <w:t>high happy</w:t>
-            </w:r>
-          </w:p>
-        </w:tc>
-        <w:tc>
-          <w:tcPr>
-            <w:tcW w:type="dxa" w:w="907"/>
-          </w:tcPr>
-          <w:p>
-            <w:pPr>
-              <w:spacing w:after="20"/>
-              <w:jc w:val="right"/>
-            </w:pPr>
-            <w:r/>
-            <w:r>
-              <w:rPr>
-                <w:rFonts w:ascii="Consolas" w:hAnsi="Consolas"/>
-                <w:b w:val="0"/>
-                <w:i w:val="0"/>
-                <w:color w:val="333A44"/>
-                <w:sz w:val="17"/>
-              </w:rPr>
-              <w:t>+0.67</w:t>
-            </w:r>
-          </w:p>
-        </w:tc>
-        <w:tc>
-          <w:tcPr>
-            <w:tcW w:type="dxa" w:w="1247"/>
-          </w:tcPr>
-          <w:p>
-            <w:pPr>
-              <w:spacing w:after="20"/>
-            </w:pPr>
-            <w:r/>
-            <w:r>
-              <w:rPr>
-                <w:b w:val="0"/>
-                <w:i w:val="0"/>
-                <w:color w:val="333A44"/>
-                <w:sz w:val="17"/>
-              </w:rPr>
-              <w:t>Action</w:t>
-            </w:r>
-          </w:p>
-        </w:tc>
-        <w:tc>
-          <w:tcPr>
-            <w:tcW w:type="dxa" w:w="510"/>
-          </w:tcPr>
-          <w:p>
-            <w:pPr>
-              <w:spacing w:after="20"/>
-              <w:jc w:val="right"/>
-            </w:pPr>
-            <w:r/>
-            <w:r>
-              <w:rPr>
-                <w:rFonts w:ascii="Consolas" w:hAnsi="Consolas"/>
-                <w:b w:val="0"/>
-                <w:i w:val="0"/>
-                <w:color w:val="333A44"/>
-                <w:sz w:val="17"/>
-              </w:rPr>
-              <w:t>103</w:t>
-            </w:r>
-          </w:p>
-        </w:tc>
-        <w:tc>
-          <w:tcPr>
-            <w:tcW w:type="dxa" w:w="2041"/>
-          </w:tcPr>
-          <w:p>
-            <w:pPr>
-              <w:spacing w:after="20"/>
-            </w:pPr>
-            <w:r/>
-            <w:r>
-              <w:rPr>
-                <w:b w:val="0"/>
-                <w:i w:val="0"/>
-                <w:color w:val="333A44"/>
-                <w:sz w:val="17"/>
-              </w:rPr>
-              <w:t>low happy / tension</w:t>
-            </w:r>
-          </w:p>
-        </w:tc>
-        <w:tc>
-          <w:tcPr>
-            <w:tcW w:type="dxa" w:w="907"/>
-          </w:tcPr>
-          <w:p>
-            <w:pPr>
-              <w:spacing w:after="20"/>
-              <w:jc w:val="right"/>
-            </w:pPr>
-            <w:r/>
-            <w:r>
-              <w:rPr>
-                <w:rFonts w:ascii="Consolas" w:hAnsi="Consolas"/>
-                <w:b w:val="0"/>
-                <w:i w:val="0"/>
-                <w:color w:val="333A44"/>
-                <w:sz w:val="17"/>
-              </w:rPr>
-              <w:t>−0.50</w:t>
-            </w:r>
-          </w:p>
-        </w:tc>
-      </w:tr>
-      <w:tr>
-        <w:tc>
-          <w:tcPr>
-            <w:tcW w:type="dxa" w:w="1077"/>
-          </w:tcPr>
-          <w:p>
-            <w:pPr>
-              <w:spacing w:after="20"/>
-            </w:pPr>
-            <w:r/>
-            <w:r>
-              <w:rPr>
-                <w:b w:val="0"/>
-                <w:i w:val="0"/>
-                <w:color w:val="333A44"/>
-                <w:sz w:val="17"/>
-              </w:rPr>
-              <w:t>Comedy</w:t>
-            </w:r>
-          </w:p>
-        </w:tc>
-        <w:tc>
-          <w:tcPr>
-            <w:tcW w:type="dxa" w:w="510"/>
-          </w:tcPr>
-          <w:p>
-            <w:pPr>
-              <w:spacing w:after="20"/>
-              <w:jc w:val="right"/>
-            </w:pPr>
-            <w:r/>
-            <w:r>
-              <w:rPr>
-                <w:rFonts w:ascii="Consolas" w:hAnsi="Consolas"/>
-                <w:b w:val="0"/>
-                <w:i w:val="0"/>
-                <w:color w:val="333A44"/>
-                <w:sz w:val="17"/>
-              </w:rPr>
-              <w:t>40</w:t>
-            </w:r>
-          </w:p>
-        </w:tc>
-        <w:tc>
-          <w:tcPr>
-            <w:tcW w:type="dxa" w:w="1814"/>
-          </w:tcPr>
-          <w:p>
-            <w:pPr>
-              <w:spacing w:after="20"/>
-            </w:pPr>
-            <w:r/>
-            <w:r>
-              <w:rPr>
-                <w:b w:val="0"/>
-                <w:i w:val="0"/>
-                <w:color w:val="333A44"/>
-                <w:sz w:val="17"/>
-              </w:rPr>
-              <w:t>low fear</w:t>
-            </w:r>
-          </w:p>
-        </w:tc>
-        <w:tc>
-          <w:tcPr>
-            <w:tcW w:type="dxa" w:w="907"/>
-          </w:tcPr>
-          <w:p>
-            <w:pPr>
-              <w:spacing w:after="20"/>
-              <w:jc w:val="right"/>
-            </w:pPr>
-            <w:r/>
-            <w:r>
-              <w:rPr>
-                <w:rFonts w:ascii="Consolas" w:hAnsi="Consolas"/>
-                <w:b w:val="0"/>
-                <w:i w:val="0"/>
-                <w:color w:val="333A44"/>
-                <w:sz w:val="17"/>
-              </w:rPr>
-              <w:t>−0.61</w:t>
-            </w:r>
-          </w:p>
-        </w:tc>
-        <w:tc>
-          <w:tcPr>
-            <w:tcW w:type="dxa" w:w="1247"/>
-          </w:tcPr>
-          <w:p>
-            <w:pPr>
-              <w:spacing w:after="20"/>
-            </w:pPr>
-            <w:r/>
-            <w:r>
-              <w:rPr>
-                <w:b w:val="0"/>
-                <w:i w:val="0"/>
-                <w:color w:val="333A44"/>
-                <w:sz w:val="17"/>
-              </w:rPr>
-              <w:t>Crime</w:t>
-            </w:r>
-          </w:p>
-        </w:tc>
-        <w:tc>
-          <w:tcPr>
-            <w:tcW w:type="dxa" w:w="510"/>
-          </w:tcPr>
-          <w:p>
-            <w:pPr>
-              <w:spacing w:after="20"/>
-              <w:jc w:val="right"/>
-            </w:pPr>
-            <w:r/>
-            <w:r>
-              <w:rPr>
-                <w:rFonts w:ascii="Consolas" w:hAnsi="Consolas"/>
-                <w:b w:val="0"/>
-                <w:i w:val="0"/>
-                <w:color w:val="333A44"/>
-                <w:sz w:val="17"/>
-              </w:rPr>
-              <w:t>98</w:t>
-            </w:r>
-          </w:p>
-        </w:tc>
-        <w:tc>
-          <w:tcPr>
-            <w:tcW w:type="dxa" w:w="2041"/>
-          </w:tcPr>
-          <w:p>
-            <w:pPr>
-              <w:spacing w:after="20"/>
-            </w:pPr>
-            <w:r/>
-            <w:r>
-              <w:rPr>
-                <w:b w:val="0"/>
-                <w:i w:val="0"/>
-                <w:color w:val="333A44"/>
-                <w:sz w:val="17"/>
-              </w:rPr>
-              <w:t>high fear / low sad</w:t>
-            </w:r>
-          </w:p>
-        </w:tc>
-        <w:tc>
-          <w:tcPr>
-            <w:tcW w:type="dxa" w:w="907"/>
-          </w:tcPr>
-          <w:p>
-            <w:pPr>
-              <w:spacing w:after="20"/>
-              <w:jc w:val="right"/>
-            </w:pPr>
-            <w:r/>
-            <w:r>
-              <w:rPr>
-                <w:rFonts w:ascii="Consolas" w:hAnsi="Consolas"/>
-                <w:b w:val="0"/>
-                <w:i w:val="0"/>
-                <w:color w:val="333A44"/>
-                <w:sz w:val="17"/>
-              </w:rPr>
-              <w:t>+0.40</w:t>
-            </w:r>
-          </w:p>
-        </w:tc>
-      </w:tr>
-      <w:tr>
-        <w:tc>
-          <w:tcPr>
-            <w:tcW w:type="dxa" w:w="1077"/>
-          </w:tcPr>
-          <w:p>
-            <w:pPr>
-              <w:spacing w:after="20"/>
-            </w:pPr>
-            <w:r/>
-            <w:r>
-              <w:rPr>
-                <w:b w:val="0"/>
-                <w:i w:val="0"/>
-                <w:color w:val="333A44"/>
-                <w:sz w:val="17"/>
-              </w:rPr>
-              <w:t>Drama</w:t>
-            </w:r>
-          </w:p>
-        </w:tc>
-        <w:tc>
-          <w:tcPr>
-            <w:tcW w:type="dxa" w:w="510"/>
-          </w:tcPr>
-          <w:p>
-            <w:pPr>
-              <w:spacing w:after="20"/>
-              <w:jc w:val="right"/>
-            </w:pPr>
-            <w:r/>
-            <w:r>
-              <w:rPr>
-                <w:rFonts w:ascii="Consolas" w:hAnsi="Consolas"/>
-                <w:b w:val="0"/>
-                <w:i w:val="0"/>
-                <w:color w:val="333A44"/>
-                <w:sz w:val="17"/>
-              </w:rPr>
-              <w:t>239</w:t>
-            </w:r>
-          </w:p>
-        </w:tc>
-        <w:tc>
-          <w:tcPr>
-            <w:tcW w:type="dxa" w:w="1814"/>
-          </w:tcPr>
-          <w:p>
-            <w:pPr>
-              <w:spacing w:after="20"/>
-            </w:pPr>
-            <w:r/>
-            <w:r>
-              <w:rPr>
-                <w:b w:val="0"/>
-                <w:i w:val="0"/>
-                <w:color w:val="333A44"/>
-                <w:sz w:val="17"/>
-              </w:rPr>
-              <w:t>high valence</w:t>
-            </w:r>
-          </w:p>
-        </w:tc>
-        <w:tc>
-          <w:tcPr>
-            <w:tcW w:type="dxa" w:w="907"/>
-          </w:tcPr>
-          <w:p>
-            <w:pPr>
-              <w:spacing w:after="20"/>
-              <w:jc w:val="right"/>
-            </w:pPr>
-            <w:r/>
-            <w:r>
-              <w:rPr>
-                <w:rFonts w:ascii="Consolas" w:hAnsi="Consolas"/>
-                <w:b w:val="0"/>
-                <w:i w:val="0"/>
-                <w:color w:val="333A44"/>
-                <w:sz w:val="17"/>
-              </w:rPr>
-              <w:t>+0.57</w:t>
-            </w:r>
-          </w:p>
-        </w:tc>
-        <w:tc>
-          <w:tcPr>
-            <w:tcW w:type="dxa" w:w="1247"/>
-          </w:tcPr>
-          <w:p>
-            <w:pPr>
-              <w:spacing w:after="20"/>
-            </w:pPr>
-            <w:r/>
-            <w:r>
-              <w:rPr>
-                <w:b w:val="0"/>
-                <w:i w:val="0"/>
-                <w:color w:val="333A44"/>
-                <w:sz w:val="17"/>
-              </w:rPr>
-              <w:t>Adventure</w:t>
-            </w:r>
-          </w:p>
-        </w:tc>
-        <w:tc>
-          <w:tcPr>
-            <w:tcW w:type="dxa" w:w="510"/>
-          </w:tcPr>
-          <w:p>
-            <w:pPr>
-              <w:spacing w:after="20"/>
-              <w:jc w:val="right"/>
-            </w:pPr>
-            <w:r/>
-            <w:r>
-              <w:rPr>
-                <w:rFonts w:ascii="Consolas" w:hAnsi="Consolas"/>
-                <w:b w:val="0"/>
-                <w:i w:val="0"/>
-                <w:color w:val="333A44"/>
-                <w:sz w:val="17"/>
-              </w:rPr>
-              <w:t>97</w:t>
-            </w:r>
-          </w:p>
-        </w:tc>
-        <w:tc>
-          <w:tcPr>
-            <w:tcW w:type="dxa" w:w="2041"/>
-          </w:tcPr>
-          <w:p>
-            <w:pPr>
-              <w:spacing w:after="20"/>
-            </w:pPr>
-            <w:r/>
-            <w:r>
-              <w:rPr>
-                <w:b w:val="0"/>
-                <w:i/>
-                <w:color w:val="333A44"/>
-                <w:sz w:val="17"/>
-              </w:rPr>
-              <w:t>none</w:t>
-            </w:r>
-          </w:p>
-        </w:tc>
-        <w:tc>
-          <w:tcPr>
-            <w:tcW w:type="dxa" w:w="907"/>
-          </w:tcPr>
-          <w:p>
-            <w:pPr>
-              <w:spacing w:after="20"/>
-              <w:jc w:val="right"/>
-            </w:pPr>
-            <w:r/>
-            <w:r>
-              <w:rPr>
-                <w:rFonts w:ascii="Consolas" w:hAnsi="Consolas"/>
-                <w:b w:val="0"/>
-                <w:i w:val="0"/>
-                <w:color w:val="333A44"/>
-                <w:sz w:val="17"/>
-              </w:rPr>
-              <w:t>±0.25</w:t>
-            </w:r>
-          </w:p>
-        </w:tc>
-      </w:tr>
-    </w:tbl>
-    <w:p>
-      <w:pPr>
-        <w:spacing w:after="40"/>
-      </w:pPr>
-    </w:p>
-    <w:p>
-      <w:pPr>
-        <w:spacing w:after="80"/>
-      </w:pPr>
-      <w:r>
-        <w:rPr>
-          <w:b/>
-          <w:i w:val="0"/>
-          <w:color w:val="333A44"/>
-          <w:sz w:val="20"/>
-        </w:rPr>
-        <w:t>Fear is the master discriminator</w:t>
-      </w:r>
-      <w:r>
-        <w:rPr>
-          <w:b w:val="0"/>
-          <w:i w:val="0"/>
-          <w:color w:val="333A44"/>
-          <w:sz w:val="20"/>
-        </w:rPr>
-        <w:t xml:space="preserve"> (threat genres vs light genres), valence the second axis. Adventure having no signature </w:t>
-      </w:r>
-      <w:r>
-        <w:rPr>
-          <w:b w:val="0"/>
-          <w:i/>
-          <w:color w:val="333A44"/>
-          <w:sz w:val="20"/>
-        </w:rPr>
-        <w:t>explains</w:t>
-      </w:r>
-      <w:r>
-        <w:rPr>
-          <w:b w:val="0"/>
-          <w:i w:val="0"/>
-          <w:color w:val="333A44"/>
-          <w:sz w:val="20"/>
-        </w:rPr>
-        <w:t xml:space="preserve"> its near-chance predictability rather than leaving it unexplained.</w:t>
-      </w:r>
-    </w:p>
-    <w:tbl>
-      <w:tblPr>
-        <w:tblStyle w:val="TableGrid"/>
-        <w:tblW w:type="auto" w:w="0"/>
-        <w:tblLayout w:type="fixed"/>
-        <w:tblLook w:firstColumn="1" w:firstRow="1" w:lastColumn="0" w:lastRow="0" w:noHBand="0" w:noVBand="1" w:val="04A0"/>
-      </w:tblPr>
-      <w:tblGrid>
-        <w:gridCol w:w="9412"/>
-      </w:tblGrid>
-      <w:tr>
-        <w:tc>
-          <w:tcPr>
-            <w:tcW w:type="dxa" w:w="9411"/>
-            <w:shd w:val="clear" w:color="auto" w:fill="F7F2E8"/>
-          </w:tcPr>
-          <w:p>
-            <w:pPr>
-              <w:spacing w:after="40"/>
-            </w:pPr>
-            <w:r/>
-            <w:r>
-              <w:rPr>
-                <w:b/>
-                <w:color w:val="0E6262"/>
-                <w:sz w:val="18"/>
-              </w:rPr>
-              <w:t>Fix before submission</w:t>
-            </w:r>
-          </w:p>
-          <w:p>
-            <w:pPr>
-              <w:spacing w:after="0"/>
-            </w:pPr>
-            <w:r>
-              <w:rPr>
-                <w:b w:val="0"/>
-                <w:i w:val="0"/>
-                <w:color w:val="333A44"/>
-                <w:sz w:val="18"/>
-              </w:rPr>
-              <w:t xml:space="preserve">chapter/fundamentals.tex gives Horror’s anger effect as d ≈ 0.51 and fear as 0.77. The correct values are 0.34 and 0.75 — which makes the argument there </w:t>
-            </w:r>
-            <w:r>
-              <w:rPr>
-                <w:b w:val="0"/>
-                <w:i/>
-                <w:color w:val="333A44"/>
-                <w:sz w:val="18"/>
-              </w:rPr>
-              <w:t>stronger</w:t>
-            </w:r>
-            <w:r>
-              <w:rPr>
-                <w:b w:val="0"/>
-                <w:i w:val="0"/>
-                <w:color w:val="333A44"/>
-                <w:sz w:val="18"/>
-              </w:rPr>
-              <w:t>, not weaker.</w:t>
-            </w:r>
-          </w:p>
-        </w:tc>
-      </w:tr>
-    </w:tbl>
-    <w:p>
-      <w:pPr>
-        <w:spacing w:after="40"/>
-      </w:pPr>
-    </w:p>
-    <w:p>
-      <w:pPr>
-        <w:pStyle w:val="Heading1"/>
-      </w:pPr>
-      <w:r>
-        <w:t>Questions to expect</w:t>
-      </w:r>
-    </w:p>
-    <w:p>
-      <w:pPr>
-        <w:keepNext/>
-        <w:spacing w:after="20" w:before="100"/>
-      </w:pPr>
-      <w:r>
-        <w:rPr>
-          <w:b/>
-          <w:color w:val="1A1D24"/>
-          <w:sz w:val="19"/>
-        </w:rPr>
-        <w:t>Is the emotion advantage real, or noise?</w:t>
-      </w:r>
-    </w:p>
-    <w:p>
-      <w:pPr>
-        <w:spacing w:after="60"/>
-        <w:ind w:left="227"/>
-      </w:pPr>
-      <w:r>
-        <w:rPr>
-          <w:color w:val="333A44"/>
-          <w:sz w:val="18"/>
-        </w:rPr>
-        <w:t>Significant on 8 genres (p = 0.031, 92% of folds). On the 5-genre subset the margins are consistent (80–88% of folds) but p = 0.060–0.104, so it is reported as borderline, deliberately.</w:t>
-      </w:r>
-    </w:p>
-    <w:p>
-      <w:pPr>
-        <w:keepNext/>
-        <w:spacing w:after="20" w:before="100"/>
-      </w:pPr>
-      <w:r>
-        <w:rPr>
-          <w:b/>
-          <w:color w:val="1A1D24"/>
-          <w:sz w:val="19"/>
-        </w:rPr>
-        <w:t>Isn’t emotion just a generic 8-d bottleneck? Any compression would help.</w:t>
-      </w:r>
-    </w:p>
-    <w:p>
-      <w:pPr>
-        <w:spacing w:after="60"/>
-        <w:ind w:left="227"/>
-      </w:pPr>
-      <w:r>
-        <w:rPr>
-          <w:color w:val="333A44"/>
-          <w:sz w:val="18"/>
-        </w:rPr>
-        <w:t>That control was run: PCA-8 of the same embedding scores 0.343 vs the emotion pipeline’s 0.394, winning 88% of folds. So it is not merely dimensionality reduction — but at p = 0.060 it stays borderline.</w:t>
-      </w:r>
-    </w:p>
-    <w:p>
-      <w:pPr>
-        <w:keepNext/>
-        <w:spacing w:after="20" w:before="100"/>
-      </w:pPr>
-      <w:r>
-        <w:rPr>
-          <w:b/>
-          <w:color w:val="1A1D24"/>
-          <w:sz w:val="19"/>
-        </w:rPr>
-        <w:t>Why is the emotion regression only R² = 0.56?</w:t>
-      </w:r>
-    </w:p>
-    <w:p>
-      <w:pPr>
-        <w:spacing w:after="60"/>
-        <w:ind w:left="227"/>
-      </w:pPr>
-      <w:r>
-        <w:rPr>
-          <w:color w:val="333A44"/>
-          <w:sz w:val="18"/>
-        </w:rPr>
-        <w:t>Because 1.0 was never attainable. Two listener panels agree at 0.897, so 0.56 is 62% of the ceiling. Label noise is therefore not what limits it.</w:t>
-      </w:r>
-    </w:p>
-    <w:p>
-      <w:pPr>
-        <w:keepNext/>
-        <w:spacing w:after="20" w:before="100"/>
-      </w:pPr>
-      <w:r>
-        <w:rPr>
-          <w:b/>
-          <w:color w:val="1A1D24"/>
-          <w:sz w:val="19"/>
-        </w:rPr>
-        <w:t>Did you tune, or use defaults?</w:t>
-      </w:r>
-    </w:p>
-    <w:p>
-      <w:pPr>
-        <w:spacing w:after="60"/>
-        <w:ind w:left="227"/>
-      </w:pPr>
-      <w:r>
-        <w:rPr>
-          <w:color w:val="333A44"/>
-          <w:sz w:val="18"/>
-        </w:rPr>
-        <w:t>Tuned by nested CV, inner loop also grouped by film. The default C = 1.0 was the worst setting for every feature set, and tuning helped the baselines more than emotion.</w:t>
-      </w:r>
-    </w:p>
-    <w:p>
-      <w:pPr>
-        <w:keepNext/>
-        <w:spacing w:after="20" w:before="100"/>
-      </w:pPr>
-      <w:r>
-        <w:rPr>
-          <w:b/>
-          <w:color w:val="1A1D24"/>
-          <w:sz w:val="19"/>
-        </w:rPr>
-        <w:t>Why not an end-to-end neural network?</w:t>
-      </w:r>
-    </w:p>
-    <w:p>
-      <w:pPr>
-        <w:spacing w:after="60"/>
-        <w:ind w:left="227"/>
-      </w:pPr>
-      <w:r>
-        <w:rPr>
-          <w:color w:val="333A44"/>
-          <w:sz w:val="18"/>
-        </w:rPr>
-        <w:t>346 clips from 43 films, with learning curves still rising at 100% of the data — already size-limited for linear models. Gradient boosting was tested and is the worst arm (0.198, p &lt; 0.001).</w:t>
-      </w:r>
-    </w:p>
-    <w:p>
-      <w:pPr>
-        <w:keepNext/>
-        <w:spacing w:after="20" w:before="100"/>
-      </w:pPr>
-      <w:r>
-        <w:rPr>
-          <w:b/>
-          <w:color w:val="1A1D24"/>
-          <w:sz w:val="19"/>
-        </w:rPr>
-        <w:t>Have you tried harder to improve the score?</w:t>
-      </w:r>
-    </w:p>
-    <w:p>
-      <w:pPr>
-        <w:spacing w:after="60"/>
-        <w:ind w:left="227"/>
-      </w:pPr>
-      <w:r>
-        <w:rPr>
-          <w:color w:val="333A44"/>
-          <w:sz w:val="18"/>
-        </w:rPr>
-        <w:t>Four angles: feature fusion, PCA fusion, gradient boosting, classifier chains, threshold and class-weight changes. Every alternative is below the baseline and wins at most 16% of folds.</w:t>
-      </w:r>
-    </w:p>
-    <w:p>
-      <w:pPr>
-        <w:keepNext/>
-        <w:spacing w:after="20" w:before="100"/>
-      </w:pPr>
-      <w:r>
-        <w:rPr>
-          <w:b/>
-          <w:color w:val="1A1D24"/>
-          <w:sz w:val="19"/>
-        </w:rPr>
-        <w:t>Does it transfer beyond this dataset?</w:t>
-      </w:r>
-    </w:p>
-    <w:p>
-      <w:pPr>
-        <w:spacing w:after="60"/>
-        <w:ind w:left="227"/>
-      </w:pPr>
-      <w:r>
-        <w:rPr>
-          <w:color w:val="333A44"/>
-          <w:sz w:val="18"/>
-        </w:rPr>
-        <w:t>Partly. Applied to Ma et al.’s Blockbuster corpus the predicted emotions are face-valid (horror → fear +0.99, romance → tenderness +1.05). On genre accuracy it ties the control there rather than beating it.</w:t>
-      </w:r>
-    </w:p>
-    <w:p>
-      <w:pPr>
-        <w:keepNext/>
-        <w:spacing w:after="20" w:before="100"/>
-      </w:pPr>
-      <w:r>
-        <w:rPr>
-          <w:b/>
-          <w:color w:val="1A1D24"/>
-          <w:sz w:val="19"/>
-        </w:rPr>
-        <w:t>Would more data fix the borderline results?</w:t>
-      </w:r>
-    </w:p>
-    <w:p>
-      <w:pPr>
-        <w:spacing w:after="60"/>
-        <w:ind w:left="227"/>
-      </w:pPr>
-      <w:r>
-        <w:rPr>
-          <w:color w:val="333A44"/>
-          <w:sz w:val="18"/>
-        </w:rPr>
-        <w:t>Yes — and it is provable. The corrected test has a floor that ten repeats already sit within 0.02 of, so the constraint is the 41 films, not the number of folds.</w:t>
-      </w:r>
-    </w:p>
-    <w:p>
-      <w:pPr>
-        <w:pStyle w:val="Heading1"/>
-      </w:pPr>
-      <w:r>
-        <w:t>Limitations, and what to ask</w:t>
-      </w:r>
-    </w:p>
-    <w:p>
-      <w:pPr>
-        <w:pStyle w:val="ListBullet"/>
-        <w:spacing w:after="60"/>
-      </w:pPr>
-      <w:r>
-        <w:rPr>
-          <w:b/>
-          <w:i w:val="0"/>
-          <w:color w:val="333A44"/>
-          <w:sz w:val="20"/>
-        </w:rPr>
-        <w:t>43 films</w:t>
-      </w:r>
-      <w:r>
-        <w:rPr>
-          <w:b w:val="0"/>
-          <w:i w:val="0"/>
-          <w:color w:val="333A44"/>
-          <w:sz w:val="20"/>
-        </w:rPr>
-        <w:t xml:space="preserve"> is the binding constraint on every borderline result — grouping by film means the effective sample size is films, not clips.</w:t>
-      </w:r>
-    </w:p>
-    <w:p>
-      <w:pPr>
-        <w:pStyle w:val="ListBullet"/>
-        <w:spacing w:after="60"/>
-      </w:pPr>
-      <w:r>
-        <w:rPr>
-          <w:b/>
-          <w:i w:val="0"/>
-          <w:color w:val="333A44"/>
-          <w:sz w:val="20"/>
-        </w:rPr>
-        <w:t>The 0.397 figure uses human ratings</w:t>
-      </w:r>
-      <w:r>
-        <w:rPr>
-          <w:b w:val="0"/>
-          <w:i w:val="0"/>
-          <w:color w:val="333A44"/>
-          <w:sz w:val="20"/>
-        </w:rPr>
-        <w:t xml:space="preserve"> — it is the ceiling of the emotion path. The honest end-to-end number is 0.394, which matches it.</w:t>
-      </w:r>
-    </w:p>
-    <w:p>
-      <w:pPr>
-        <w:pStyle w:val="ListBullet"/>
-        <w:spacing w:after="60"/>
-      </w:pPr>
-      <w:r>
-        <w:rPr>
-          <w:b/>
-          <w:i w:val="0"/>
-          <w:color w:val="333A44"/>
-          <w:sz w:val="20"/>
-        </w:rPr>
-        <w:t>Biography (17) and Documentary (24) are unlearnable</w:t>
-      </w:r>
-      <w:r>
-        <w:rPr>
-          <w:b w:val="0"/>
-          <w:i w:val="0"/>
-          <w:color w:val="333A44"/>
-          <w:sz w:val="20"/>
-        </w:rPr>
-        <w:t xml:space="preserve"> at this scale, and Adventure has no signature. That is why the 5-genre subset exists.</w:t>
-      </w:r>
-    </w:p>
-    <w:p>
-      <w:pPr>
-        <w:pStyle w:val="ListBullet"/>
-        <w:spacing w:after="60"/>
-      </w:pPr>
-      <w:r>
-        <w:rPr>
-          <w:b/>
-          <w:i w:val="0"/>
-          <w:color w:val="333A44"/>
-          <w:sz w:val="20"/>
-        </w:rPr>
-        <w:t>Blockbuster has no ground-truth emotions</w:t>
-      </w:r>
-      <w:r>
-        <w:rPr>
-          <w:b w:val="0"/>
-          <w:i w:val="0"/>
-          <w:color w:val="333A44"/>
-          <w:sz w:val="20"/>
-        </w:rPr>
-        <w:t xml:space="preserve"> — transferred predictions can be checked for face validity but not scored.</w:t>
-      </w:r>
-    </w:p>
-    <w:p>
-      <w:pPr>
-        <w:spacing w:after="60"/>
-      </w:pPr>
-      <w:r>
-        <w:rPr>
-          <w:b/>
-          <w:i w:val="0"/>
-          <w:color w:val="333A44"/>
-          <w:sz w:val="20"/>
-        </w:rPr>
-        <w:t>Three things worth deciding together:</w:t>
-      </w:r>
-    </w:p>
-    <w:p>
-      <w:pPr>
-        <w:pStyle w:val="ListNumber"/>
-        <w:spacing w:after="60"/>
-      </w:pPr>
-      <w:r>
-        <w:rPr>
-          <w:b/>
-          <w:color w:val="1A1D24"/>
-          <w:sz w:val="19"/>
-        </w:rPr>
-        <w:t>Is borderline good enough?</w:t>
-      </w:r>
-      <w:r>
-        <w:rPr>
-          <w:color w:val="333A44"/>
-          <w:sz w:val="18"/>
-        </w:rPr>
-        <w:t xml:space="preserve"> Report emotion-vs-control as a consistent but non-significant advantage, or lead with the 8-genre result that is significant? Your call on framing.</w:t>
-      </w:r>
-    </w:p>
-    <w:p>
-      <w:pPr>
-        <w:pStyle w:val="ListNumber"/>
-        <w:spacing w:after="60"/>
-      </w:pPr>
-      <w:r>
-        <w:rPr>
-          <w:b/>
-          <w:color w:val="1A1D24"/>
-          <w:sz w:val="19"/>
-        </w:rPr>
-        <w:t>Extend the corpus?</w:t>
-      </w:r>
-      <w:r>
-        <w:rPr>
-          <w:color w:val="333A44"/>
-          <w:sz w:val="18"/>
-        </w:rPr>
-        <w:t xml:space="preserve"> Every remaining uncertainty is corpus-bound — the only lever left, though likely out of scope.</w:t>
-      </w:r>
-    </w:p>
-    <w:p>
-      <w:pPr>
-        <w:pStyle w:val="ListNumber"/>
-        <w:spacing w:after="60"/>
-      </w:pPr>
-      <w:r>
-        <w:rPr>
-          <w:b/>
-          <w:color w:val="1A1D24"/>
-          <w:sz w:val="19"/>
-        </w:rPr>
-        <w:t>Which chapter to draft next?</w:t>
-      </w:r>
-      <w:r>
-        <w:rPr>
-          <w:color w:val="333A44"/>
-          <w:sz w:val="18"/>
-        </w:rPr>
-        <w:t xml:space="preserve"> Methods is still a stub and all the material exists; agreeing its structure makes the writing mechanical.</w:t>
-      </w:r>
-    </w:p>
-    <w:p>
-      <w:pPr>
-        <w:spacing w:after="160"/>
-      </w:pPr>
-      <w:r>
-        <w:rPr>
-          <w:b w:val="0"/>
-          <w:i w:val="0"/>
-          <w:color w:val="67717E"/>
-          <w:sz w:val="18"/>
-        </w:rPr>
-        <w:t>Status: 5 of 6 supervisor items done; content chapters (#5) is the open one. 17 experiments, reproducible from a clone, with every per-fold score committed. Five thesis-ready LaTeX sections written and mutually consistent.</w:t>
-      </w:r>
-    </w:p>
-    <w:p>
-      <w:pPr>
-        <w:pStyle w:val="Heading2"/>
-      </w:pPr>
-      <w:r>
-        <w:t>Terms, if they come up</w:t>
-      </w:r>
-    </w:p>
-    <w:tbl>
-      <w:tblPr>
-        <w:tblStyle w:val="TableGrid"/>
-        <w:tblW w:type="auto" w:w="0"/>
-        <w:jc w:val="left"/>
-        <w:tblLayout w:type="fixed"/>
-        <w:tblLook w:firstColumn="1" w:firstRow="1" w:lastColumn="0" w:lastRow="0" w:noHBand="0" w:noVBand="1" w:val="04A0"/>
-      </w:tblPr>
-      <w:tblGrid>
-        <w:gridCol w:w="2353"/>
-        <w:gridCol w:w="2353"/>
-        <w:gridCol w:w="2353"/>
-        <w:gridCol w:w="2353"/>
-      </w:tblGrid>
-      <w:tr>
-        <w:tc>
-          <w:tcPr>
-            <w:tcW w:type="dxa" w:w="1474"/>
-            <w:shd w:val="clear" w:color="auto" w:fill="E7EAEF"/>
-          </w:tcPr>
-          <w:p>
-            <w:pPr>
-              <w:spacing w:after="20"/>
-            </w:pPr>
-            <w:r/>
-            <w:r>
-              <w:rPr>
-                <w:b/>
-                <w:color w:val="1A1D24"/>
-                <w:sz w:val="17"/>
-              </w:rPr>
-              <w:t>Term</w:t>
-            </w:r>
-          </w:p>
-        </w:tc>
-        <w:tc>
-          <w:tcPr>
-            <w:tcW w:type="dxa" w:w="3175"/>
-            <w:shd w:val="clear" w:color="auto" w:fill="E7EAEF"/>
-          </w:tcPr>
-          <w:p>
-            <w:pPr>
-              <w:spacing w:after="20"/>
-            </w:pPr>
-            <w:r/>
-            <w:r>
-              <w:rPr>
-                <w:b/>
-                <w:color w:val="1A1D24"/>
-                <w:sz w:val="17"/>
-              </w:rPr>
-              <w:t>Meaning</w:t>
-            </w:r>
-          </w:p>
-        </w:tc>
-        <w:tc>
-          <w:tcPr>
-            <w:tcW w:type="dxa" w:w="1644"/>
-            <w:shd w:val="clear" w:color="auto" w:fill="E7EAEF"/>
-          </w:tcPr>
-          <w:p>
-            <w:pPr>
-              <w:spacing w:after="20"/>
-            </w:pPr>
-            <w:r/>
-            <w:r>
-              <w:rPr>
-                <w:b/>
-                <w:color w:val="1A1D24"/>
-                <w:sz w:val="17"/>
-              </w:rPr>
-              <w:t>Term</w:t>
-            </w:r>
-          </w:p>
-        </w:tc>
-        <w:tc>
-          <w:tcPr>
-            <w:tcW w:type="dxa" w:w="3118"/>
-            <w:shd w:val="clear" w:color="auto" w:fill="E7EAEF"/>
-          </w:tcPr>
-          <w:p>
-            <w:pPr>
-              <w:spacing w:after="20"/>
-            </w:pPr>
-            <w:r/>
-            <w:r>
-              <w:rPr>
-                <w:b/>
-                <w:color w:val="1A1D24"/>
-                <w:sz w:val="17"/>
-              </w:rPr>
-              <w:t>Meaning</w:t>
-            </w:r>
-          </w:p>
-        </w:tc>
-      </w:tr>
-      <w:tr>
-        <w:tc>
-          <w:tcPr>
-            <w:tcW w:type="dxa" w:w="1474"/>
-          </w:tcPr>
-          <w:p>
-            <w:pPr>
-              <w:spacing w:after="20"/>
-            </w:pPr>
-            <w:r/>
-            <w:r>
-              <w:rPr>
-                <w:b/>
-                <w:i w:val="0"/>
-                <w:color w:val="333A44"/>
-                <w:sz w:val="17"/>
-              </w:rPr>
-              <w:t>Macro-F1</w:t>
-            </w:r>
-          </w:p>
-        </w:tc>
-        <w:tc>
-          <w:tcPr>
-            <w:tcW w:type="dxa" w:w="3175"/>
-          </w:tcPr>
-          <w:p>
-            <w:pPr>
-              <w:spacing w:after="20"/>
-            </w:pPr>
-            <w:r/>
-            <w:r>
-              <w:rPr>
-                <w:b w:val="0"/>
-                <w:i w:val="0"/>
-                <w:color w:val="333A44"/>
-                <w:sz w:val="17"/>
-              </w:rPr>
-              <w:t>Mean F1 across genres, each weighted equally</w:t>
-            </w:r>
-          </w:p>
-        </w:tc>
-        <w:tc>
-          <w:tcPr>
-            <w:tcW w:type="dxa" w:w="1644"/>
-          </w:tcPr>
-          <w:p>
-            <w:pPr>
-              <w:spacing w:after="20"/>
-            </w:pPr>
-            <w:r/>
-            <w:r>
-              <w:rPr>
-                <w:b/>
-                <w:i w:val="0"/>
-                <w:color w:val="333A44"/>
-                <w:sz w:val="17"/>
-              </w:rPr>
-              <w:t>Nested CV</w:t>
-            </w:r>
-          </w:p>
-        </w:tc>
-        <w:tc>
-          <w:tcPr>
-            <w:tcW w:type="dxa" w:w="3118"/>
-          </w:tcPr>
-          <w:p>
-            <w:pPr>
-              <w:spacing w:after="20"/>
-            </w:pPr>
-            <w:r/>
-            <w:r>
-              <w:rPr>
-                <w:b w:val="0"/>
-                <w:i w:val="0"/>
-                <w:color w:val="333A44"/>
-                <w:sz w:val="17"/>
-              </w:rPr>
-              <w:t>Hyperparameters picked inside each training fold</w:t>
-            </w:r>
-          </w:p>
-        </w:tc>
-      </w:tr>
-      <w:tr>
-        <w:tc>
-          <w:tcPr>
-            <w:tcW w:type="dxa" w:w="1474"/>
-          </w:tcPr>
-          <w:p>
-            <w:pPr>
-              <w:spacing w:after="20"/>
-            </w:pPr>
-            <w:r/>
-            <w:r>
-              <w:rPr>
-                <w:b/>
-                <w:i w:val="0"/>
-                <w:color w:val="333A44"/>
-                <w:sz w:val="17"/>
-              </w:rPr>
-              <w:t>GroupKFold</w:t>
-            </w:r>
-          </w:p>
-        </w:tc>
-        <w:tc>
-          <w:tcPr>
-            <w:tcW w:type="dxa" w:w="3175"/>
-          </w:tcPr>
-          <w:p>
-            <w:pPr>
-              <w:spacing w:after="20"/>
-            </w:pPr>
-            <w:r/>
-            <w:r>
-              <w:rPr>
-                <w:b w:val="0"/>
-                <w:i w:val="0"/>
-                <w:color w:val="333A44"/>
-                <w:sz w:val="17"/>
-              </w:rPr>
-              <w:t>All clips of one film stay together in a split</w:t>
-            </w:r>
-          </w:p>
-        </w:tc>
-        <w:tc>
-          <w:tcPr>
-            <w:tcW w:type="dxa" w:w="1644"/>
-          </w:tcPr>
-          <w:p>
-            <w:pPr>
-              <w:spacing w:after="20"/>
-            </w:pPr>
-            <w:r/>
-            <w:r>
-              <w:rPr>
-                <w:b/>
-                <w:i w:val="0"/>
-                <w:color w:val="333A44"/>
-                <w:sz w:val="17"/>
-              </w:rPr>
-              <w:t>Nadeau–Bengio</w:t>
-            </w:r>
-          </w:p>
-        </w:tc>
-        <w:tc>
-          <w:tcPr>
-            <w:tcW w:type="dxa" w:w="3118"/>
-          </w:tcPr>
-          <w:p>
-            <w:pPr>
-              <w:spacing w:after="20"/>
-            </w:pPr>
-            <w:r/>
-            <w:r>
-              <w:rPr>
-                <w:b w:val="0"/>
-                <w:i w:val="0"/>
-                <w:color w:val="333A44"/>
-                <w:sz w:val="17"/>
-              </w:rPr>
-              <w:t>t-test corrected for folds sharing training data</w:t>
-            </w:r>
-          </w:p>
-        </w:tc>
-      </w:tr>
-      <w:tr>
-        <w:tc>
-          <w:tcPr>
-            <w:tcW w:type="dxa" w:w="1474"/>
-          </w:tcPr>
-          <w:p>
-            <w:pPr>
-              <w:spacing w:after="20"/>
-            </w:pPr>
-            <w:r/>
-            <w:r>
-              <w:rPr>
-                <w:b/>
-                <w:i w:val="0"/>
-                <w:color w:val="333A44"/>
-                <w:sz w:val="17"/>
-              </w:rPr>
-              <w:t>Binary relevance</w:t>
-            </w:r>
-          </w:p>
-        </w:tc>
-        <w:tc>
-          <w:tcPr>
-            <w:tcW w:type="dxa" w:w="3175"/>
-          </w:tcPr>
-          <w:p>
-            <w:pPr>
-              <w:spacing w:after="20"/>
-            </w:pPr>
-            <w:r/>
-            <w:r>
-              <w:rPr>
-                <w:b w:val="0"/>
-                <w:i w:val="0"/>
-                <w:color w:val="333A44"/>
-                <w:sz w:val="17"/>
-              </w:rPr>
-              <w:t>One yes/no classifier per genre</w:t>
-            </w:r>
-          </w:p>
-        </w:tc>
-        <w:tc>
-          <w:tcPr>
-            <w:tcW w:type="dxa" w:w="1644"/>
-          </w:tcPr>
-          <w:p>
-            <w:pPr>
-              <w:spacing w:after="20"/>
-            </w:pPr>
-            <w:r/>
-            <w:r>
-              <w:rPr>
-                <w:b/>
-                <w:i w:val="0"/>
-                <w:color w:val="333A44"/>
-                <w:sz w:val="17"/>
-              </w:rPr>
-              <w:t>ICC</w:t>
-            </w:r>
-          </w:p>
-        </w:tc>
-        <w:tc>
-          <w:tcPr>
-            <w:tcW w:type="dxa" w:w="3118"/>
-          </w:tcPr>
-          <w:p>
-            <w:pPr>
-              <w:spacing w:after="20"/>
-            </w:pPr>
-            <w:r/>
-            <w:r>
-              <w:rPr>
-                <w:b w:val="0"/>
-                <w:i w:val="0"/>
-                <w:color w:val="333A44"/>
-                <w:sz w:val="17"/>
-              </w:rPr>
-              <w:t>Rater agreement: ranking vs identical values</w:t>
-            </w:r>
-          </w:p>
-        </w:tc>
-      </w:tr>
-      <w:tr>
-        <w:tc>
-          <w:tcPr>
-            <w:tcW w:type="dxa" w:w="1474"/>
-          </w:tcPr>
-          <w:p>
-            <w:pPr>
-              <w:spacing w:after="20"/>
-            </w:pPr>
-            <w:r/>
-            <w:r>
-              <w:rPr>
-                <w:b/>
-                <w:i w:val="0"/>
-                <w:color w:val="333A44"/>
-                <w:sz w:val="17"/>
-              </w:rPr>
-              <w:t>Cohen’s d</w:t>
-            </w:r>
-          </w:p>
-        </w:tc>
-        <w:tc>
-          <w:tcPr>
-            <w:tcW w:type="dxa" w:w="3175"/>
-          </w:tcPr>
-          <w:p>
-            <w:pPr>
-              <w:spacing w:after="20"/>
-            </w:pPr>
-            <w:r/>
-            <w:r>
-              <w:rPr>
-                <w:b w:val="0"/>
-                <w:i w:val="0"/>
-                <w:color w:val="333A44"/>
-                <w:sz w:val="17"/>
-              </w:rPr>
-              <w:t>Standardised gap between two means (0.5 ≈ moderate)</w:t>
-            </w:r>
-          </w:p>
-        </w:tc>
-        <w:tc>
-          <w:tcPr>
-            <w:tcW w:type="dxa" w:w="1644"/>
-          </w:tcPr>
-          <w:p>
-            <w:pPr>
-              <w:spacing w:after="20"/>
-            </w:pPr>
-            <w:r/>
-            <w:r>
-              <w:rPr>
-                <w:b/>
-                <w:i w:val="0"/>
-                <w:color w:val="333A44"/>
-                <w:sz w:val="17"/>
-              </w:rPr>
-              <w:t>AST / VGGish / CLAP</w:t>
-            </w:r>
-          </w:p>
-        </w:tc>
-        <w:tc>
-          <w:tcPr>
-            <w:tcW w:type="dxa" w:w="3118"/>
-          </w:tcPr>
-          <w:p>
-            <w:pPr>
-              <w:spacing w:after="20"/>
-            </w:pPr>
-            <w:r/>
-            <w:r>
-              <w:rPr>
-                <w:b w:val="0"/>
-                <w:i w:val="0"/>
-                <w:color w:val="333A44"/>
-                <w:sz w:val="17"/>
-              </w:rPr>
-              <w:t>Pretrained audio models: 768-, 128-, 512-d</w:t>
-            </w:r>
-          </w:p>
-        </w:tc>
-      </w:tr>
-    </w:tbl>
-    <w:p>
-      <w:pPr>
-        <w:spacing w:after="40"/>
-      </w:pPr>
-    </w:p>
     <w:sectPr>
-      <w:pgSz w:w="11906" w:h="16838"/>
-      <w:pgMar w:top="1077" w:right="1247" w:bottom="1077" w:left="1247" w:header="720" w:footer="720" w:gutter="0"/>
+      <w:pgSz w:w="12240" w:h="15840"/>
+      <w:pgMar w:top="1020" w:right="1134" w:bottom="1020" w:left="1134" w:header="720" w:footer="720" w:gutter="0"/>
       <w:cols w:space="720"/>
       <w:docGrid w:linePitch="360"/>
     </w:sectPr>
@@ -6470,12 +5466,11 @@
     <w:qFormat/>
     <w:rsid w:val="00FC693F"/>
     <w:pPr>
-      <w:spacing w:after="120" w:line="269" w:lineRule="auto"/>
+      <w:spacing w:after="80"/>
     </w:pPr>
     <w:rPr>
       <w:rFonts w:ascii="Calibri" w:hAnsi="Calibri"/>
-      <w:color w:val="333A44"/>
-      <w:sz w:val="20"/>
+      <w:sz w:val="21"/>
     </w:rPr>
   </w:style>
   <w:style w:type="paragraph" w:styleId="Header">
@@ -6533,15 +5528,15 @@
     <w:pPr>
       <w:keepNext/>
       <w:keepLines/>
-      <w:spacing w:before="300" w:after="80"/>
+      <w:spacing w:before="480" w:after="0"/>
       <w:outlineLvl w:val="0"/>
     </w:pPr>
     <w:rPr>
-      <w:rFonts w:asciiTheme="majorHAnsi" w:eastAsiaTheme="majorEastAsia" w:hAnsiTheme="majorHAnsi" w:cstheme="majorBidi" w:ascii="Calibri" w:hAnsi="Calibri"/>
+      <w:rFonts w:asciiTheme="majorHAnsi" w:eastAsiaTheme="majorEastAsia" w:hAnsiTheme="majorHAnsi" w:cstheme="majorBidi"/>
       <w:b/>
       <w:bCs/>
-      <w:color w:val="1A1D24"/>
-      <w:sz w:val="29"/>
+      <w:color w:val="365F91" w:themeColor="accent1" w:themeShade="BF"/>
+      <w:sz w:val="28"/>
       <w:szCs w:val="28"/>
     </w:rPr>
   </w:style>
@@ -6557,15 +5552,15 @@
     <w:pPr>
       <w:keepNext/>
       <w:keepLines/>
-      <w:spacing w:before="200" w:after="80"/>
+      <w:spacing w:before="200" w:after="0"/>
       <w:outlineLvl w:val="1"/>
     </w:pPr>
     <w:rPr>
-      <w:rFonts w:asciiTheme="majorHAnsi" w:eastAsiaTheme="majorEastAsia" w:hAnsiTheme="majorHAnsi" w:cstheme="majorBidi" w:ascii="Calibri" w:hAnsi="Calibri"/>
+      <w:rFonts w:asciiTheme="majorHAnsi" w:eastAsiaTheme="majorEastAsia" w:hAnsiTheme="majorHAnsi" w:cstheme="majorBidi"/>
       <w:b/>
       <w:bCs/>
-      <w:color w:val="0E6262"/>
-      <w:sz w:val="21"/>
+      <w:color w:val="4F81BD" w:themeColor="accent1"/>
+      <w:sz w:val="26"/>
       <w:szCs w:val="26"/>
     </w:rPr>
   </w:style>

--- a/docs/current_state.docx
+++ b/docs/current_state.docx
@@ -713,7 +713,331 @@
     </w:p>
     <w:p>
       <w:r>
-        <w:t>A clip can have several genres, so there is one F1 per genre, and they have to be combined into one number. That is where the variants differ:</w:t>
+        <w:t xml:space="preserve">A clip can have several genres, so there is one F1 per genre, and they have to be combined into one number. Our headline, </w:t>
+      </w:r>
+      <w:r>
+        <w:rPr>
+          <w:b/>
+        </w:rPr>
+        <w:t>macro-F1</w:t>
+      </w:r>
+      <w:r>
+        <w:t>, takes the plain mean of the five per-genre F1 scores, so Horror (28 clips) counts as much as Drama (239 clips).</w:t>
+      </w:r>
+    </w:p>
+    <w:p>
+      <w:pPr>
+        <w:pStyle w:val="Heading2"/>
+      </w:pPr>
+      <w:r>
+        <w:t>The alternatives we tested, and what each one changes</w:t>
+      </w:r>
+    </w:p>
+    <w:p>
+      <w:r>
+        <w:t xml:space="preserve">Every alternative below was computed on </w:t>
+      </w:r>
+      <w:r>
+        <w:rPr>
+          <w:b/>
+        </w:rPr>
+        <w:t>the same predictions</w:t>
+      </w:r>
+      <w:r>
+        <w:t xml:space="preserve"> of the same models, so any difference between them comes from the metric alone. There are five families.</w:t>
+      </w:r>
+    </w:p>
+    <w:p>
+      <w:r>
+        <w:rPr>
+          <w:b/>
+        </w:rPr>
+        <w:t>A. Average the F1 scores differently.</w:t>
+      </w:r>
+    </w:p>
+    <w:p>
+      <w:pPr>
+        <w:pStyle w:val="ListBullet"/>
+        <w:spacing w:after="40"/>
+      </w:pPr>
+      <w:r>
+        <w:rPr>
+          <w:b/>
+        </w:rPr>
+        <w:t>Micro-F1</w:t>
+      </w:r>
+      <w:r>
+        <w:t xml:space="preserve"> pools every single clip–genre decision (329 clips × 5 genres) and computes one F1 over all of them. Drama is on 239 of the 329 clips and makes up almost half of all positive labels, so getting Drama right dominates the score.</w:t>
+      </w:r>
+    </w:p>
+    <w:p>
+      <w:pPr>
+        <w:pStyle w:val="ListBullet"/>
+        <w:spacing w:after="40"/>
+      </w:pPr>
+      <w:r>
+        <w:rPr>
+          <w:b/>
+        </w:rPr>
+        <w:t>Weighted-F1</w:t>
+      </w:r>
+      <w:r>
+        <w:t xml:space="preserve"> computes F1 per genre like macro-F1, but weights each genre by how many clips have it. It sits between macro and micro.</w:t>
+      </w:r>
+    </w:p>
+    <w:p>
+      <w:pPr>
+        <w:pStyle w:val="ListBullet"/>
+        <w:spacing w:after="40"/>
+      </w:pPr>
+      <w:r>
+        <w:rPr>
+          <w:b/>
+        </w:rPr>
+        <w:t>Samples-F1</w:t>
+      </w:r>
+      <w:r>
+        <w:t xml:space="preserve"> turns the view around: for </w:t>
+      </w:r>
+      <w:r>
+        <w:rPr>
+          <w:i/>
+        </w:rPr>
+        <w:t>each clip</w:t>
+      </w:r>
+      <w:r>
+        <w:t xml:space="preserve"> it compares the predicted genre list with the true one, computes F1, and averages over clips. Since most clips are Drama, it again rewards the frequent genres.</w:t>
+      </w:r>
+    </w:p>
+    <w:p>
+      <w:r>
+        <w:rPr>
+          <w:b/>
+        </w:rPr>
+        <w:t>B. Move the decision threshold.</w:t>
+      </w:r>
+      <w:r>
+        <w:t xml:space="preserve"> The classifier outputs a probability per genre, and by default a clip is called "Horror" when that probability exceeds 0.5. For rare genres the probabilities rarely reach 0.5, so they are under-predicted. In the </w:t>
+      </w:r>
+      <w:r>
+        <w:rPr>
+          <w:b/>
+        </w:rPr>
+        <w:t>tuned-threshold</w:t>
+      </w:r>
+      <w:r>
+        <w:t xml:space="preserve"> variant each genre gets its own cut (searched between 0.05 and 0.95), chosen to maximise F1 by an inner cross-validation </w:t>
+      </w:r>
+      <w:r>
+        <w:rPr>
+          <w:i/>
+        </w:rPr>
+        <w:t>on the training fold only</w:t>
+      </w:r>
+      <w:r>
+        <w:t>. The test fold is never used to pick the cut, so the result stays honest. It is still scored with macro-F1.</w:t>
+      </w:r>
+    </w:p>
+    <w:p>
+      <w:r>
+        <w:rPr>
+          <w:b/>
+        </w:rPr>
+        <w:t>C. Do not threshold at all: score the ranking.</w:t>
+      </w:r>
+      <w:r>
+        <w:t xml:space="preserve"> These two metrics ask only whether the model gives true clips higher probabilities than false ones, wherever the cut would lie.</w:t>
+      </w:r>
+    </w:p>
+    <w:p>
+      <w:pPr>
+        <w:pStyle w:val="ListBullet"/>
+        <w:spacing w:after="40"/>
+      </w:pPr>
+      <w:r>
+        <w:rPr>
+          <w:b/>
+        </w:rPr>
+        <w:t>Macro average precision (AP)</w:t>
+      </w:r>
+      <w:r>
+        <w:t>: per genre, the area under the precision–recall curve as the cut slides from strict to loose, then averaged over the genres. A random model scores about the genre's frequency.</w:t>
+      </w:r>
+    </w:p>
+    <w:p>
+      <w:pPr>
+        <w:pStyle w:val="ListBullet"/>
+        <w:spacing w:after="40"/>
+      </w:pPr>
+      <w:r>
+        <w:rPr>
+          <w:b/>
+        </w:rPr>
+        <w:t>Macro ROC-AUC</w:t>
+      </w:r>
+      <w:r>
+        <w:t>: per genre, the probability that a randomly chosen true clip gets a higher score than a randomly chosen false one; 0.5 is chance, 1 is perfect.</w:t>
+      </w:r>
+    </w:p>
+    <w:p>
+      <w:r>
+        <w:rPr>
+          <w:b/>
+        </w:rPr>
+        <w:t>D. Score films instead of clips.</w:t>
+      </w:r>
+      <w:r>
+        <w:t xml:space="preserve"> Genre is a property of the film, and each film has about eight clips. The </w:t>
+      </w:r>
+      <w:r>
+        <w:rPr>
+          <w:b/>
+        </w:rPr>
+        <w:t>film-level macro-F1</w:t>
+      </w:r>
+      <w:r>
+        <w:t xml:space="preserve"> averages the clip probabilities of each film and then scores the 41 films with macro-F1, so a film with many clips no longer counts more.</w:t>
+      </w:r>
+    </w:p>
+    <w:p>
+      <w:r>
+        <w:rPr>
+          <w:b/>
+        </w:rPr>
+        <w:t>E. Strict whole-clip metrics.</w:t>
+      </w:r>
+    </w:p>
+    <w:p>
+      <w:pPr>
+        <w:pStyle w:val="ListBullet"/>
+        <w:spacing w:after="40"/>
+      </w:pPr>
+      <w:r>
+        <w:rPr>
+          <w:b/>
+        </w:rPr>
+        <w:t>Exact match</w:t>
+      </w:r>
+      <w:r>
+        <w:t>: the share of clips whose whole genre list is exactly right.</w:t>
+      </w:r>
+    </w:p>
+    <w:p>
+      <w:pPr>
+        <w:pStyle w:val="ListBullet"/>
+        <w:spacing w:after="40"/>
+      </w:pPr>
+      <w:r>
+        <w:rPr>
+          <w:b/>
+        </w:rPr>
+        <w:t>Hamming loss</w:t>
+      </w:r>
+      <w:r>
+        <w:t>: the share of all individual clip–genre decisions that are wrong (lower is better).</w:t>
+      </w:r>
+    </w:p>
+    <w:p>
+      <w:pPr>
+        <w:pStyle w:val="ListBullet"/>
+        <w:spacing w:after="40"/>
+      </w:pPr>
+      <w:r>
+        <w:rPr>
+          <w:b/>
+        </w:rPr>
+        <w:t>Jaccard</w:t>
+      </w:r>
+      <w:r>
+        <w:t>: per clip, the genres both predicted and true divided by the genres predicted or true, averaged over clips.</w:t>
+      </w:r>
+    </w:p>
+    <w:p>
+      <w:r>
+        <w:t xml:space="preserve">Macro precision and macro recall are also stored separately, to see </w:t>
+      </w:r>
+      <w:r>
+        <w:rPr>
+          <w:i/>
+        </w:rPr>
+        <w:t>how</w:t>
+      </w:r>
+      <w:r>
+        <w:t xml:space="preserve"> each route reaches its F1.</w:t>
+      </w:r>
+    </w:p>
+    <w:p>
+      <w:pPr>
+        <w:pStyle w:val="Heading2"/>
+      </w:pPr>
+      <w:r>
+        <w:t>All results</w:t>
+      </w:r>
+    </w:p>
+    <w:p>
+      <w:r>
+        <w:t>Five genres, mean of 10 repeats under seed 42 (</w:t>
+      </w:r>
+      <w:r>
+        <w:rPr>
+          <w:rFonts w:ascii="Consolas" w:hAnsi="Consolas"/>
+          <w:color w:val="404040"/>
+          <w:sz w:val="18"/>
+        </w:rPr>
+        <w:t>results/metrics_stability.json</w:t>
+      </w:r>
+      <w:r>
+        <w:t>). The columns:</w:t>
+      </w:r>
+    </w:p>
+    <w:p>
+      <w:pPr>
+        <w:pStyle w:val="ListBullet"/>
+        <w:spacing w:after="40"/>
+      </w:pPr>
+      <w:r>
+        <w:rPr>
+          <w:b/>
+        </w:rPr>
+        <w:t>ratings (ceiling)</w:t>
+      </w:r>
+      <w:r>
+        <w:t>: the human emotion ratings in place of predicted ones;</w:t>
+      </w:r>
+    </w:p>
+    <w:p>
+      <w:pPr>
+        <w:pStyle w:val="ListBullet"/>
+        <w:spacing w:after="40"/>
+      </w:pPr>
+      <w:r>
+        <w:rPr>
+          <w:b/>
+        </w:rPr>
+        <w:t>most freq.</w:t>
+      </w:r>
+      <w:r>
+        <w:t>: a dummy that always predicts the most common genres (in practice Drama);</w:t>
+      </w:r>
+    </w:p>
+    <w:p>
+      <w:pPr>
+        <w:pStyle w:val="ListBullet"/>
+        <w:spacing w:after="40"/>
+      </w:pPr>
+      <w:r>
+        <w:rPr>
+          <w:b/>
+        </w:rPr>
+        <w:t>random</w:t>
+      </w:r>
+      <w:r>
+        <w:t>: guesses each genre at its base rate (simulated).</w:t>
+      </w:r>
+    </w:p>
+    <w:p>
+      <w:r>
+        <w:t>Bold is the best of the four audio routes (emotion, VGGish, AST, PCA-8).</w:t>
       </w:r>
     </w:p>
     <w:tbl>
@@ -724,14 +1048,20 @@
         <w:tblLook w:firstColumn="1" w:firstRow="1" w:lastColumn="0" w:lastRow="0" w:noHBand="0" w:noVBand="1" w:val="04A0"/>
       </w:tblPr>
       <w:tblGrid>
-        <w:gridCol w:w="3324"/>
-        <w:gridCol w:w="3324"/>
-        <w:gridCol w:w="3324"/>
+        <w:gridCol w:w="1108"/>
+        <w:gridCol w:w="1108"/>
+        <w:gridCol w:w="1108"/>
+        <w:gridCol w:w="1108"/>
+        <w:gridCol w:w="1108"/>
+        <w:gridCol w:w="1108"/>
+        <w:gridCol w:w="1108"/>
+        <w:gridCol w:w="1108"/>
+        <w:gridCol w:w="1108"/>
       </w:tblGrid>
       <w:tr>
         <w:tc>
           <w:tcPr>
-            <w:tcW w:type="dxa" w:w="3324"/>
+            <w:tcW w:type="dxa" w:w="1108"/>
             <w:shd w:val="clear" w:color="auto" w:fill="E8E8E8"/>
           </w:tcPr>
           <w:p>
@@ -743,13 +1073,13 @@
                 <w:b/>
                 <w:sz w:val="17"/>
               </w:rPr>
-              <w:t>averaging</w:t>
+              <w:t>family</w:t>
             </w:r>
           </w:p>
         </w:tc>
         <w:tc>
           <w:tcPr>
-            <w:tcW w:type="dxa" w:w="3324"/>
+            <w:tcW w:type="dxa" w:w="1108"/>
             <w:shd w:val="clear" w:color="auto" w:fill="E8E8E8"/>
           </w:tcPr>
           <w:p>
@@ -761,13 +1091,13 @@
                 <w:b/>
                 <w:sz w:val="17"/>
               </w:rPr>
-              <w:t>how</w:t>
+              <w:t>metric</w:t>
             </w:r>
           </w:p>
         </w:tc>
         <w:tc>
           <w:tcPr>
-            <w:tcW w:type="dxa" w:w="3324"/>
+            <w:tcW w:type="dxa" w:w="1108"/>
             <w:shd w:val="clear" w:color="auto" w:fill="E8E8E8"/>
           </w:tcPr>
           <w:p>
@@ -779,7 +1109,115 @@
                 <w:b/>
                 <w:sz w:val="17"/>
               </w:rPr>
-              <w:t>what it rewards</w:t>
+              <w:t>ratings (ceiling)</w:t>
+            </w:r>
+          </w:p>
+        </w:tc>
+        <w:tc>
+          <w:tcPr>
+            <w:tcW w:type="dxa" w:w="1108"/>
+            <w:shd w:val="clear" w:color="auto" w:fill="E8E8E8"/>
+          </w:tcPr>
+          <w:p>
+            <w:pPr>
+              <w:spacing w:after="0"/>
+            </w:pPr>
+            <w:r>
+              <w:rPr>
+                <w:b/>
+                <w:sz w:val="17"/>
+              </w:rPr>
+              <w:t>emotion route</w:t>
+            </w:r>
+          </w:p>
+        </w:tc>
+        <w:tc>
+          <w:tcPr>
+            <w:tcW w:type="dxa" w:w="1108"/>
+            <w:shd w:val="clear" w:color="auto" w:fill="E8E8E8"/>
+          </w:tcPr>
+          <w:p>
+            <w:pPr>
+              <w:spacing w:after="0"/>
+            </w:pPr>
+            <w:r>
+              <w:rPr>
+                <w:b/>
+                <w:sz w:val="17"/>
+              </w:rPr>
+              <w:t>direct VGGish</w:t>
+            </w:r>
+          </w:p>
+        </w:tc>
+        <w:tc>
+          <w:tcPr>
+            <w:tcW w:type="dxa" w:w="1108"/>
+            <w:shd w:val="clear" w:color="auto" w:fill="E8E8E8"/>
+          </w:tcPr>
+          <w:p>
+            <w:pPr>
+              <w:spacing w:after="0"/>
+            </w:pPr>
+            <w:r>
+              <w:rPr>
+                <w:b/>
+                <w:sz w:val="17"/>
+              </w:rPr>
+              <w:t>direct AST</w:t>
+            </w:r>
+          </w:p>
+        </w:tc>
+        <w:tc>
+          <w:tcPr>
+            <w:tcW w:type="dxa" w:w="1108"/>
+            <w:shd w:val="clear" w:color="auto" w:fill="E8E8E8"/>
+          </w:tcPr>
+          <w:p>
+            <w:pPr>
+              <w:spacing w:after="0"/>
+            </w:pPr>
+            <w:r>
+              <w:rPr>
+                <w:b/>
+                <w:sz w:val="17"/>
+              </w:rPr>
+              <w:t>PCA-8 control</w:t>
+            </w:r>
+          </w:p>
+        </w:tc>
+        <w:tc>
+          <w:tcPr>
+            <w:tcW w:type="dxa" w:w="1108"/>
+            <w:shd w:val="clear" w:color="auto" w:fill="E8E8E8"/>
+          </w:tcPr>
+          <w:p>
+            <w:pPr>
+              <w:spacing w:after="0"/>
+            </w:pPr>
+            <w:r>
+              <w:rPr>
+                <w:b/>
+                <w:sz w:val="17"/>
+              </w:rPr>
+              <w:t>most freq.</w:t>
+            </w:r>
+          </w:p>
+        </w:tc>
+        <w:tc>
+          <w:tcPr>
+            <w:tcW w:type="dxa" w:w="1108"/>
+            <w:shd w:val="clear" w:color="auto" w:fill="E8E8E8"/>
+          </w:tcPr>
+          <w:p>
+            <w:pPr>
+              <w:spacing w:after="0"/>
+            </w:pPr>
+            <w:r>
+              <w:rPr>
+                <w:b/>
+                <w:sz w:val="17"/>
+              </w:rPr>
+              <w:t>random</w:t>
             </w:r>
           </w:p>
         </w:tc>
@@ -787,7 +1225,7 @@
       <w:tr>
         <w:tc>
           <w:tcPr>
-            <w:tcW w:type="dxa" w:w="3324"/>
+            <w:tcW w:type="dxa" w:w="1108"/>
           </w:tcPr>
           <w:p>
             <w:pPr>
@@ -795,22 +1233,15 @@
             </w:pPr>
             <w:r>
               <w:rPr>
-                <w:b/>
-                <w:sz w:val="17"/>
-              </w:rPr>
-              <w:t>macro-F1</w:t>
-            </w:r>
-            <w:r>
-              <w:rPr>
-                <w:sz w:val="17"/>
-              </w:rPr>
-              <w:t xml:space="preserve"> (ours)</w:t>
+                <w:sz w:val="17"/>
+              </w:rPr>
+              <w:t>headline</w:t>
             </w:r>
           </w:p>
         </w:tc>
         <w:tc>
           <w:tcPr>
-            <w:tcW w:type="dxa" w:w="3324"/>
+            <w:tcW w:type="dxa" w:w="1108"/>
           </w:tcPr>
           <w:p>
             <w:pPr>
@@ -818,25 +1249,130 @@
             </w:pPr>
             <w:r>
               <w:rPr>
-                <w:sz w:val="17"/>
-              </w:rPr>
-              <w:t>F1 per genre, then the plain mean</w:t>
+                <w:b/>
+                <w:sz w:val="17"/>
+              </w:rPr>
+              <w:t>macro-F1</w:t>
             </w:r>
           </w:p>
         </w:tc>
         <w:tc>
           <w:tcPr>
-            <w:tcW w:type="dxa" w:w="3324"/>
+            <w:tcW w:type="dxa" w:w="1108"/>
           </w:tcPr>
           <w:p>
             <w:pPr>
               <w:spacing w:after="0"/>
+              <w:jc w:val="right"/>
             </w:pPr>
             <w:r>
               <w:rPr>
                 <w:sz w:val="17"/>
               </w:rPr>
-              <w:t>every genre counts the same: Horror (28 clips) as much as Drama (239)</w:t>
+              <w:t>0.428</w:t>
+            </w:r>
+          </w:p>
+        </w:tc>
+        <w:tc>
+          <w:tcPr>
+            <w:tcW w:type="dxa" w:w="1108"/>
+          </w:tcPr>
+          <w:p>
+            <w:pPr>
+              <w:spacing w:after="0"/>
+              <w:jc w:val="right"/>
+            </w:pPr>
+            <w:r>
+              <w:rPr>
+                <w:b/>
+                <w:sz w:val="17"/>
+              </w:rPr>
+              <w:t>0.417</w:t>
+            </w:r>
+          </w:p>
+        </w:tc>
+        <w:tc>
+          <w:tcPr>
+            <w:tcW w:type="dxa" w:w="1108"/>
+          </w:tcPr>
+          <w:p>
+            <w:pPr>
+              <w:spacing w:after="0"/>
+              <w:jc w:val="right"/>
+            </w:pPr>
+            <w:r>
+              <w:rPr>
+                <w:sz w:val="17"/>
+              </w:rPr>
+              <w:t>0.377</w:t>
+            </w:r>
+          </w:p>
+        </w:tc>
+        <w:tc>
+          <w:tcPr>
+            <w:tcW w:type="dxa" w:w="1108"/>
+          </w:tcPr>
+          <w:p>
+            <w:pPr>
+              <w:spacing w:after="0"/>
+              <w:jc w:val="right"/>
+            </w:pPr>
+            <w:r>
+              <w:rPr>
+                <w:sz w:val="17"/>
+              </w:rPr>
+              <w:t>0.371</w:t>
+            </w:r>
+          </w:p>
+        </w:tc>
+        <w:tc>
+          <w:tcPr>
+            <w:tcW w:type="dxa" w:w="1108"/>
+          </w:tcPr>
+          <w:p>
+            <w:pPr>
+              <w:spacing w:after="0"/>
+              <w:jc w:val="right"/>
+            </w:pPr>
+            <w:r>
+              <w:rPr>
+                <w:sz w:val="17"/>
+              </w:rPr>
+              <w:t>0.372</w:t>
+            </w:r>
+          </w:p>
+        </w:tc>
+        <w:tc>
+          <w:tcPr>
+            <w:tcW w:type="dxa" w:w="1108"/>
+          </w:tcPr>
+          <w:p>
+            <w:pPr>
+              <w:spacing w:after="0"/>
+              <w:jc w:val="right"/>
+            </w:pPr>
+            <w:r>
+              <w:rPr>
+                <w:sz w:val="17"/>
+              </w:rPr>
+              <w:t>0.168</w:t>
+            </w:r>
+          </w:p>
+        </w:tc>
+        <w:tc>
+          <w:tcPr>
+            <w:tcW w:type="dxa" w:w="1108"/>
+          </w:tcPr>
+          <w:p>
+            <w:pPr>
+              <w:spacing w:after="0"/>
+              <w:jc w:val="right"/>
+            </w:pPr>
+            <w:r>
+              <w:rPr>
+                <w:sz w:val="17"/>
+              </w:rPr>
+              <w:t>0.308</w:t>
             </w:r>
           </w:p>
         </w:tc>
@@ -844,7 +1380,7 @@
       <w:tr>
         <w:tc>
           <w:tcPr>
-            <w:tcW w:type="dxa" w:w="3324"/>
+            <w:tcW w:type="dxa" w:w="1108"/>
           </w:tcPr>
           <w:p>
             <w:pPr>
@@ -854,13 +1390,13 @@
               <w:rPr>
                 <w:sz w:val="17"/>
               </w:rPr>
-              <w:t>micro-F1</w:t>
+              <w:t>A</w:t>
             </w:r>
           </w:p>
         </w:tc>
         <w:tc>
           <w:tcPr>
-            <w:tcW w:type="dxa" w:w="3324"/>
+            <w:tcW w:type="dxa" w:w="1108"/>
           </w:tcPr>
           <w:p>
             <w:pPr>
@@ -870,23 +1406,127 @@
               <w:rPr>
                 <w:sz w:val="17"/>
               </w:rPr>
-              <w:t>pool all clip–genre decisions, one F1</w:t>
+              <w:t>micro-F1</w:t>
             </w:r>
           </w:p>
         </w:tc>
         <w:tc>
           <w:tcPr>
-            <w:tcW w:type="dxa" w:w="3324"/>
+            <w:tcW w:type="dxa" w:w="1108"/>
           </w:tcPr>
           <w:p>
             <w:pPr>
               <w:spacing w:after="0"/>
+              <w:jc w:val="right"/>
             </w:pPr>
             <w:r>
               <w:rPr>
                 <w:sz w:val="17"/>
               </w:rPr>
-              <w:t>dominated by the frequent genres</w:t>
+              <w:t>0.480</w:t>
+            </w:r>
+          </w:p>
+        </w:tc>
+        <w:tc>
+          <w:tcPr>
+            <w:tcW w:type="dxa" w:w="1108"/>
+          </w:tcPr>
+          <w:p>
+            <w:pPr>
+              <w:spacing w:after="0"/>
+              <w:jc w:val="right"/>
+            </w:pPr>
+            <w:r>
+              <w:rPr>
+                <w:sz w:val="17"/>
+              </w:rPr>
+              <w:t>0.482</w:t>
+            </w:r>
+          </w:p>
+        </w:tc>
+        <w:tc>
+          <w:tcPr>
+            <w:tcW w:type="dxa" w:w="1108"/>
+          </w:tcPr>
+          <w:p>
+            <w:pPr>
+              <w:spacing w:after="0"/>
+              <w:jc w:val="right"/>
+            </w:pPr>
+            <w:r>
+              <w:rPr>
+                <w:sz w:val="17"/>
+              </w:rPr>
+              <w:t>0.471</w:t>
+            </w:r>
+          </w:p>
+        </w:tc>
+        <w:tc>
+          <w:tcPr>
+            <w:tcW w:type="dxa" w:w="1108"/>
+          </w:tcPr>
+          <w:p>
+            <w:pPr>
+              <w:spacing w:after="0"/>
+              <w:jc w:val="right"/>
+            </w:pPr>
+            <w:r>
+              <w:rPr>
+                <w:b/>
+                <w:sz w:val="17"/>
+              </w:rPr>
+              <w:t>0.515</w:t>
+            </w:r>
+          </w:p>
+        </w:tc>
+        <w:tc>
+          <w:tcPr>
+            <w:tcW w:type="dxa" w:w="1108"/>
+          </w:tcPr>
+          <w:p>
+            <w:pPr>
+              <w:spacing w:after="0"/>
+              <w:jc w:val="right"/>
+            </w:pPr>
+            <w:r>
+              <w:rPr>
+                <w:sz w:val="17"/>
+              </w:rPr>
+              <w:t>0.446</w:t>
+            </w:r>
+          </w:p>
+        </w:tc>
+        <w:tc>
+          <w:tcPr>
+            <w:tcW w:type="dxa" w:w="1108"/>
+          </w:tcPr>
+          <w:p>
+            <w:pPr>
+              <w:spacing w:after="0"/>
+              <w:jc w:val="right"/>
+            </w:pPr>
+            <w:r>
+              <w:rPr>
+                <w:sz w:val="17"/>
+              </w:rPr>
+              <w:t>0.571</w:t>
+            </w:r>
+          </w:p>
+        </w:tc>
+        <w:tc>
+          <w:tcPr>
+            <w:tcW w:type="dxa" w:w="1108"/>
+          </w:tcPr>
+          <w:p>
+            <w:pPr>
+              <w:spacing w:after="0"/>
+              <w:jc w:val="right"/>
+            </w:pPr>
+            <w:r>
+              <w:rPr>
+                <w:sz w:val="17"/>
+              </w:rPr>
+              <w:t>0.477</w:t>
             </w:r>
           </w:p>
         </w:tc>
@@ -894,7 +1534,7 @@
       <w:tr>
         <w:tc>
           <w:tcPr>
-            <w:tcW w:type="dxa" w:w="3324"/>
+            <w:tcW w:type="dxa" w:w="1108"/>
           </w:tcPr>
           <w:p>
             <w:pPr>
@@ -904,13 +1544,13 @@
               <w:rPr>
                 <w:sz w:val="17"/>
               </w:rPr>
-              <w:t>weighted-F1</w:t>
+              <w:t>A</w:t>
             </w:r>
           </w:p>
         </w:tc>
         <w:tc>
           <w:tcPr>
-            <w:tcW w:type="dxa" w:w="3324"/>
+            <w:tcW w:type="dxa" w:w="1108"/>
           </w:tcPr>
           <w:p>
             <w:pPr>
@@ -920,23 +1560,127 @@
               <w:rPr>
                 <w:sz w:val="17"/>
               </w:rPr>
-              <w:t>F1 per genre, mean weighted by genre size</w:t>
+              <w:t>weighted-F1</w:t>
             </w:r>
           </w:p>
         </w:tc>
         <w:tc>
           <w:tcPr>
-            <w:tcW w:type="dxa" w:w="3324"/>
+            <w:tcW w:type="dxa" w:w="1108"/>
           </w:tcPr>
           <w:p>
             <w:pPr>
               <w:spacing w:after="0"/>
+              <w:jc w:val="right"/>
             </w:pPr>
             <w:r>
               <w:rPr>
                 <w:sz w:val="17"/>
               </w:rPr>
-              <w:t>in between</w:t>
+              <w:t>0.546</w:t>
+            </w:r>
+          </w:p>
+        </w:tc>
+        <w:tc>
+          <w:tcPr>
+            <w:tcW w:type="dxa" w:w="1108"/>
+          </w:tcPr>
+          <w:p>
+            <w:pPr>
+              <w:spacing w:after="0"/>
+              <w:jc w:val="right"/>
+            </w:pPr>
+            <w:r>
+              <w:rPr>
+                <w:b/>
+                <w:sz w:val="17"/>
+              </w:rPr>
+              <w:t>0.550</w:t>
+            </w:r>
+          </w:p>
+        </w:tc>
+        <w:tc>
+          <w:tcPr>
+            <w:tcW w:type="dxa" w:w="1108"/>
+          </w:tcPr>
+          <w:p>
+            <w:pPr>
+              <w:spacing w:after="0"/>
+              <w:jc w:val="right"/>
+            </w:pPr>
+            <w:r>
+              <w:rPr>
+                <w:sz w:val="17"/>
+              </w:rPr>
+              <w:t>0.504</w:t>
+            </w:r>
+          </w:p>
+        </w:tc>
+        <w:tc>
+          <w:tcPr>
+            <w:tcW w:type="dxa" w:w="1108"/>
+          </w:tcPr>
+          <w:p>
+            <w:pPr>
+              <w:spacing w:after="0"/>
+              <w:jc w:val="right"/>
+            </w:pPr>
+            <w:r>
+              <w:rPr>
+                <w:sz w:val="17"/>
+              </w:rPr>
+              <w:t>0.534</w:t>
+            </w:r>
+          </w:p>
+        </w:tc>
+        <w:tc>
+          <w:tcPr>
+            <w:tcW w:type="dxa" w:w="1108"/>
+          </w:tcPr>
+          <w:p>
+            <w:pPr>
+              <w:spacing w:after="0"/>
+              <w:jc w:val="right"/>
+            </w:pPr>
+            <w:r>
+              <w:rPr>
+                <w:sz w:val="17"/>
+              </w:rPr>
+              <w:t>0.491</w:t>
+            </w:r>
+          </w:p>
+        </w:tc>
+        <w:tc>
+          <w:tcPr>
+            <w:tcW w:type="dxa" w:w="1108"/>
+          </w:tcPr>
+          <w:p>
+            <w:pPr>
+              <w:spacing w:after="0"/>
+              <w:jc w:val="right"/>
+            </w:pPr>
+            <w:r>
+              <w:rPr>
+                <w:sz w:val="17"/>
+              </w:rPr>
+              <w:t>0.396</w:t>
+            </w:r>
+          </w:p>
+        </w:tc>
+        <w:tc>
+          <w:tcPr>
+            <w:tcW w:type="dxa" w:w="1108"/>
+          </w:tcPr>
+          <w:p>
+            <w:pPr>
+              <w:spacing w:after="0"/>
+              <w:jc w:val="right"/>
+            </w:pPr>
+            <w:r>
+              <w:rPr>
+                <w:sz w:val="17"/>
+              </w:rPr>
+              <w:t>0.477</w:t>
             </w:r>
           </w:p>
         </w:tc>
@@ -944,7 +1688,7 @@
       <w:tr>
         <w:tc>
           <w:tcPr>
-            <w:tcW w:type="dxa" w:w="3324"/>
+            <w:tcW w:type="dxa" w:w="1108"/>
           </w:tcPr>
           <w:p>
             <w:pPr>
@@ -954,13 +1698,13 @@
               <w:rPr>
                 <w:sz w:val="17"/>
               </w:rPr>
-              <w:t>samples-F1</w:t>
+              <w:t>A</w:t>
             </w:r>
           </w:p>
         </w:tc>
         <w:tc>
           <w:tcPr>
-            <w:tcW w:type="dxa" w:w="3324"/>
+            <w:tcW w:type="dxa" w:w="1108"/>
           </w:tcPr>
           <w:p>
             <w:pPr>
@@ -970,197 +1714,127 @@
               <w:rPr>
                 <w:sz w:val="17"/>
               </w:rPr>
-              <w:t>F1 per clip over its genre list, then the mean</w:t>
+              <w:t>samples-F1</w:t>
             </w:r>
           </w:p>
         </w:tc>
         <w:tc>
           <w:tcPr>
-            <w:tcW w:type="dxa" w:w="3324"/>
+            <w:tcW w:type="dxa" w:w="1108"/>
           </w:tcPr>
           <w:p>
             <w:pPr>
               <w:spacing w:after="0"/>
+              <w:jc w:val="right"/>
             </w:pPr>
             <w:r>
               <w:rPr>
                 <w:sz w:val="17"/>
               </w:rPr>
-              <w:t>dominated by the frequent genres</w:t>
+              <w:t>0.477</w:t>
             </w:r>
           </w:p>
         </w:tc>
-      </w:tr>
-    </w:tbl>
-    <w:p>
-      <w:pPr>
-        <w:spacing w:after="40"/>
-      </w:pPr>
-    </w:p>
-    <w:p>
-      <w:pPr>
-        <w:pStyle w:val="Heading2"/>
-      </w:pPr>
-      <w:r>
-        <w:t>What the alternatives show</w:t>
-      </w:r>
-    </w:p>
-    <w:p>
-      <w:r>
-        <w:t>Same predictions, 5 genres, mean of 10 repeats (</w:t>
-      </w:r>
-      <w:r>
-        <w:rPr>
-          <w:rFonts w:ascii="Consolas" w:hAnsi="Consolas"/>
-          <w:color w:val="404040"/>
-          <w:sz w:val="18"/>
-        </w:rPr>
-        <w:t>results/metrics_stability.json</w:t>
-      </w:r>
-      <w:r>
-        <w:t>). "Random" is a base-rate random guess, "most freq." always predicts the most common genres (in practice: Drama).</w:t>
-      </w:r>
-    </w:p>
-    <w:tbl>
-      <w:tblPr>
-        <w:tblStyle w:val="TableGrid"/>
-        <w:tblW w:type="auto" w:w="0"/>
-        <w:jc w:val="center"/>
-        <w:tblLook w:firstColumn="1" w:firstRow="1" w:lastColumn="0" w:lastRow="0" w:noHBand="0" w:noVBand="1" w:val="04A0"/>
-      </w:tblPr>
-      <w:tblGrid>
-        <w:gridCol w:w="1425"/>
-        <w:gridCol w:w="1425"/>
-        <w:gridCol w:w="1425"/>
-        <w:gridCol w:w="1425"/>
-        <w:gridCol w:w="1425"/>
-        <w:gridCol w:w="1425"/>
-        <w:gridCol w:w="1425"/>
-      </w:tblGrid>
-      <w:tr>
         <w:tc>
           <w:tcPr>
-            <w:tcW w:type="dxa" w:w="1425"/>
-            <w:shd w:val="clear" w:color="auto" w:fill="E8E8E8"/>
+            <w:tcW w:type="dxa" w:w="1108"/>
           </w:tcPr>
           <w:p>
             <w:pPr>
               <w:spacing w:after="0"/>
+              <w:jc w:val="right"/>
             </w:pPr>
             <w:r>
               <w:rPr>
-                <w:b/>
-                <w:sz w:val="17"/>
-              </w:rPr>
-              <w:t>metric</w:t>
+                <w:sz w:val="17"/>
+              </w:rPr>
+              <w:t>0.485</w:t>
             </w:r>
           </w:p>
         </w:tc>
         <w:tc>
           <w:tcPr>
-            <w:tcW w:type="dxa" w:w="1425"/>
-            <w:shd w:val="clear" w:color="auto" w:fill="E8E8E8"/>
+            <w:tcW w:type="dxa" w:w="1108"/>
           </w:tcPr>
           <w:p>
             <w:pPr>
               <w:spacing w:after="0"/>
+              <w:jc w:val="right"/>
             </w:pPr>
             <w:r>
               <w:rPr>
-                <w:b/>
-                <w:sz w:val="17"/>
-              </w:rPr>
-              <w:t>emotion route</w:t>
+                <w:sz w:val="17"/>
+              </w:rPr>
+              <w:t>0.451</w:t>
             </w:r>
           </w:p>
         </w:tc>
         <w:tc>
           <w:tcPr>
-            <w:tcW w:type="dxa" w:w="1425"/>
-            <w:shd w:val="clear" w:color="auto" w:fill="E8E8E8"/>
+            <w:tcW w:type="dxa" w:w="1108"/>
           </w:tcPr>
           <w:p>
             <w:pPr>
               <w:spacing w:after="0"/>
+              <w:jc w:val="right"/>
             </w:pPr>
             <w:r>
               <w:rPr>
                 <w:b/>
                 <w:sz w:val="17"/>
               </w:rPr>
-              <w:t>direct VGGish</w:t>
+              <w:t>0.495</w:t>
             </w:r>
           </w:p>
         </w:tc>
         <w:tc>
           <w:tcPr>
-            <w:tcW w:type="dxa" w:w="1425"/>
-            <w:shd w:val="clear" w:color="auto" w:fill="E8E8E8"/>
+            <w:tcW w:type="dxa" w:w="1108"/>
           </w:tcPr>
           <w:p>
             <w:pPr>
               <w:spacing w:after="0"/>
+              <w:jc w:val="right"/>
             </w:pPr>
             <w:r>
               <w:rPr>
-                <w:b/>
-                <w:sz w:val="17"/>
-              </w:rPr>
-              <w:t>direct AST</w:t>
+                <w:sz w:val="17"/>
+              </w:rPr>
+              <w:t>0.431</w:t>
             </w:r>
           </w:p>
         </w:tc>
         <w:tc>
           <w:tcPr>
-            <w:tcW w:type="dxa" w:w="1425"/>
-            <w:shd w:val="clear" w:color="auto" w:fill="E8E8E8"/>
+            <w:tcW w:type="dxa" w:w="1108"/>
           </w:tcPr>
           <w:p>
             <w:pPr>
               <w:spacing w:after="0"/>
+              <w:jc w:val="right"/>
             </w:pPr>
             <w:r>
               <w:rPr>
-                <w:b/>
-                <w:sz w:val="17"/>
-              </w:rPr>
-              <w:t>PCA-8 control</w:t>
+                <w:sz w:val="17"/>
+              </w:rPr>
+              <w:t>0.574</w:t>
             </w:r>
           </w:p>
         </w:tc>
         <w:tc>
           <w:tcPr>
-            <w:tcW w:type="dxa" w:w="1425"/>
-            <w:shd w:val="clear" w:color="auto" w:fill="E8E8E8"/>
+            <w:tcW w:type="dxa" w:w="1108"/>
           </w:tcPr>
           <w:p>
             <w:pPr>
               <w:spacing w:after="0"/>
+              <w:jc w:val="right"/>
             </w:pPr>
             <w:r>
               <w:rPr>
-                <w:b/>
-                <w:sz w:val="17"/>
-              </w:rPr>
-              <w:t>most freq.</w:t>
-            </w:r>
-          </w:p>
-        </w:tc>
-        <w:tc>
-          <w:tcPr>
-            <w:tcW w:type="dxa" w:w="1425"/>
-            <w:shd w:val="clear" w:color="auto" w:fill="E8E8E8"/>
-          </w:tcPr>
-          <w:p>
-            <w:pPr>
-              <w:spacing w:after="0"/>
-            </w:pPr>
-            <w:r>
-              <w:rPr>
-                <w:b/>
-                <w:sz w:val="17"/>
-              </w:rPr>
-              <w:t>random</w:t>
+                <w:sz w:val="17"/>
+              </w:rPr>
+              <w:t>0.438</w:t>
             </w:r>
           </w:p>
         </w:tc>
@@ -1168,7 +1842,7 @@
       <w:tr>
         <w:tc>
           <w:tcPr>
-            <w:tcW w:type="dxa" w:w="1425"/>
+            <w:tcW w:type="dxa" w:w="1108"/>
           </w:tcPr>
           <w:p>
             <w:pPr>
@@ -1176,16 +1850,31 @@
             </w:pPr>
             <w:r>
               <w:rPr>
-                <w:b/>
-                <w:sz w:val="17"/>
-              </w:rPr>
-              <w:t>macro-F1 (headline)</w:t>
+                <w:sz w:val="17"/>
+              </w:rPr>
+              <w:t>B</w:t>
             </w:r>
           </w:p>
         </w:tc>
         <w:tc>
           <w:tcPr>
-            <w:tcW w:type="dxa" w:w="1425"/>
+            <w:tcW w:type="dxa" w:w="1108"/>
+          </w:tcPr>
+          <w:p>
+            <w:pPr>
+              <w:spacing w:after="0"/>
+            </w:pPr>
+            <w:r>
+              <w:rPr>
+                <w:sz w:val="17"/>
+              </w:rPr>
+              <w:t>macro-F1, tuned threshold</w:t>
+            </w:r>
+          </w:p>
+        </w:tc>
+        <w:tc>
+          <w:tcPr>
+            <w:tcW w:type="dxa" w:w="1108"/>
           </w:tcPr>
           <w:p>
             <w:pPr>
@@ -1194,16 +1883,15 @@
             </w:pPr>
             <w:r>
               <w:rPr>
-                <w:b/>
-                <w:sz w:val="17"/>
-              </w:rPr>
-              <w:t>0.417</w:t>
+                <w:sz w:val="17"/>
+              </w:rPr>
+              <w:t>0.461</w:t>
             </w:r>
           </w:p>
         </w:tc>
         <w:tc>
           <w:tcPr>
-            <w:tcW w:type="dxa" w:w="1425"/>
+            <w:tcW w:type="dxa" w:w="1108"/>
           </w:tcPr>
           <w:p>
             <w:pPr>
@@ -1214,13 +1902,13 @@
               <w:rPr>
                 <w:sz w:val="17"/>
               </w:rPr>
-              <w:t>0.377</w:t>
+              <w:t>0.440</w:t>
             </w:r>
           </w:p>
         </w:tc>
         <w:tc>
           <w:tcPr>
-            <w:tcW w:type="dxa" w:w="1425"/>
+            <w:tcW w:type="dxa" w:w="1108"/>
           </w:tcPr>
           <w:p>
             <w:pPr>
@@ -1231,13 +1919,13 @@
               <w:rPr>
                 <w:sz w:val="17"/>
               </w:rPr>
-              <w:t>0.371</w:t>
+              <w:t>0.429</w:t>
             </w:r>
           </w:p>
         </w:tc>
         <w:tc>
           <w:tcPr>
-            <w:tcW w:type="dxa" w:w="1425"/>
+            <w:tcW w:type="dxa" w:w="1108"/>
           </w:tcPr>
           <w:p>
             <w:pPr>
@@ -1248,13 +1936,13 @@
               <w:rPr>
                 <w:sz w:val="17"/>
               </w:rPr>
-              <w:t>0.372</w:t>
+              <w:t>0.427</w:t>
             </w:r>
           </w:p>
         </w:tc>
         <w:tc>
           <w:tcPr>
-            <w:tcW w:type="dxa" w:w="1425"/>
+            <w:tcW w:type="dxa" w:w="1108"/>
           </w:tcPr>
           <w:p>
             <w:pPr>
@@ -1263,15 +1951,16 @@
             </w:pPr>
             <w:r>
               <w:rPr>
-                <w:sz w:val="17"/>
-              </w:rPr>
-              <w:t>0.168</w:t>
+                <w:b/>
+                <w:sz w:val="17"/>
+              </w:rPr>
+              <w:t>0.441</w:t>
             </w:r>
           </w:p>
         </w:tc>
         <w:tc>
           <w:tcPr>
-            <w:tcW w:type="dxa" w:w="1425"/>
+            <w:tcW w:type="dxa" w:w="1108"/>
           </w:tcPr>
           <w:p>
             <w:pPr>
@@ -1282,6 +1971,23 @@
               <w:rPr>
                 <w:sz w:val="17"/>
               </w:rPr>
+              <w:t>0.168</w:t>
+            </w:r>
+          </w:p>
+        </w:tc>
+        <w:tc>
+          <w:tcPr>
+            <w:tcW w:type="dxa" w:w="1108"/>
+          </w:tcPr>
+          <w:p>
+            <w:pPr>
+              <w:spacing w:after="0"/>
+              <w:jc w:val="right"/>
+            </w:pPr>
+            <w:r>
+              <w:rPr>
+                <w:sz w:val="17"/>
+              </w:rPr>
               <w:t>0.308</w:t>
             </w:r>
           </w:p>
@@ -1290,7 +1996,7 @@
       <w:tr>
         <w:tc>
           <w:tcPr>
-            <w:tcW w:type="dxa" w:w="1425"/>
+            <w:tcW w:type="dxa" w:w="1108"/>
           </w:tcPr>
           <w:p>
             <w:pPr>
@@ -1300,13 +2006,29 @@
               <w:rPr>
                 <w:sz w:val="17"/>
               </w:rPr>
-              <w:t>macro-F1, threshold tuned per genre</w:t>
+              <w:t>C</w:t>
             </w:r>
           </w:p>
         </w:tc>
         <w:tc>
           <w:tcPr>
-            <w:tcW w:type="dxa" w:w="1425"/>
+            <w:tcW w:type="dxa" w:w="1108"/>
+          </w:tcPr>
+          <w:p>
+            <w:pPr>
+              <w:spacing w:after="0"/>
+            </w:pPr>
+            <w:r>
+              <w:rPr>
+                <w:sz w:val="17"/>
+              </w:rPr>
+              <w:t>macro average precision</w:t>
+            </w:r>
+          </w:p>
+        </w:tc>
+        <w:tc>
+          <w:tcPr>
+            <w:tcW w:type="dxa" w:w="1108"/>
           </w:tcPr>
           <w:p>
             <w:pPr>
@@ -1317,13 +2039,13 @@
               <w:rPr>
                 <w:sz w:val="17"/>
               </w:rPr>
-              <w:t>0.440</w:t>
+              <w:t>0.364</w:t>
             </w:r>
           </w:p>
         </w:tc>
         <w:tc>
           <w:tcPr>
-            <w:tcW w:type="dxa" w:w="1425"/>
+            <w:tcW w:type="dxa" w:w="1108"/>
           </w:tcPr>
           <w:p>
             <w:pPr>
@@ -1332,15 +2054,16 @@
             </w:pPr>
             <w:r>
               <w:rPr>
-                <w:sz w:val="17"/>
-              </w:rPr>
-              <w:t>0.429</w:t>
+                <w:b/>
+                <w:sz w:val="17"/>
+              </w:rPr>
+              <w:t>0.372</w:t>
             </w:r>
           </w:p>
         </w:tc>
         <w:tc>
           <w:tcPr>
-            <w:tcW w:type="dxa" w:w="1425"/>
+            <w:tcW w:type="dxa" w:w="1108"/>
           </w:tcPr>
           <w:p>
             <w:pPr>
@@ -1351,13 +2074,13 @@
               <w:rPr>
                 <w:sz w:val="17"/>
               </w:rPr>
-              <w:t>0.427</w:t>
+              <w:t>0.361</w:t>
             </w:r>
           </w:p>
         </w:tc>
         <w:tc>
           <w:tcPr>
-            <w:tcW w:type="dxa" w:w="1425"/>
+            <w:tcW w:type="dxa" w:w="1108"/>
           </w:tcPr>
           <w:p>
             <w:pPr>
@@ -1366,16 +2089,15 @@
             </w:pPr>
             <w:r>
               <w:rPr>
-                <w:b/>
-                <w:sz w:val="17"/>
-              </w:rPr>
-              <w:t>0.441</w:t>
+                <w:sz w:val="17"/>
+              </w:rPr>
+              <w:t>0.359</w:t>
             </w:r>
           </w:p>
         </w:tc>
         <w:tc>
           <w:tcPr>
-            <w:tcW w:type="dxa" w:w="1425"/>
+            <w:tcW w:type="dxa" w:w="1108"/>
           </w:tcPr>
           <w:p>
             <w:pPr>
@@ -1386,13 +2108,13 @@
               <w:rPr>
                 <w:sz w:val="17"/>
               </w:rPr>
-              <w:t>0.168</w:t>
+              <w:t>0.356</w:t>
             </w:r>
           </w:p>
         </w:tc>
         <w:tc>
           <w:tcPr>
-            <w:tcW w:type="dxa" w:w="1425"/>
+            <w:tcW w:type="dxa" w:w="1108"/>
           </w:tcPr>
           <w:p>
             <w:pPr>
@@ -1403,7 +2125,24 @@
               <w:rPr>
                 <w:sz w:val="17"/>
               </w:rPr>
-              <w:t>0.308</w:t>
+              <w:t>0.309</w:t>
+            </w:r>
+          </w:p>
+        </w:tc>
+        <w:tc>
+          <w:tcPr>
+            <w:tcW w:type="dxa" w:w="1108"/>
+          </w:tcPr>
+          <w:p>
+            <w:pPr>
+              <w:spacing w:after="0"/>
+              <w:jc w:val="right"/>
+            </w:pPr>
+            <w:r>
+              <w:rPr>
+                <w:sz w:val="17"/>
+              </w:rPr>
+              <w:t>0.321</w:t>
             </w:r>
           </w:p>
         </w:tc>
@@ -1411,7 +2150,7 @@
       <w:tr>
         <w:tc>
           <w:tcPr>
-            <w:tcW w:type="dxa" w:w="1425"/>
+            <w:tcW w:type="dxa" w:w="1108"/>
           </w:tcPr>
           <w:p>
             <w:pPr>
@@ -1421,13 +2160,29 @@
               <w:rPr>
                 <w:sz w:val="17"/>
               </w:rPr>
-              <w:t>macro average precision (no threshold)</w:t>
+              <w:t>C</w:t>
             </w:r>
           </w:p>
         </w:tc>
         <w:tc>
           <w:tcPr>
-            <w:tcW w:type="dxa" w:w="1425"/>
+            <w:tcW w:type="dxa" w:w="1108"/>
+          </w:tcPr>
+          <w:p>
+            <w:pPr>
+              <w:spacing w:after="0"/>
+            </w:pPr>
+            <w:r>
+              <w:rPr>
+                <w:sz w:val="17"/>
+              </w:rPr>
+              <w:t>macro ROC-AUC</w:t>
+            </w:r>
+          </w:p>
+        </w:tc>
+        <w:tc>
+          <w:tcPr>
+            <w:tcW w:type="dxa" w:w="1108"/>
           </w:tcPr>
           <w:p>
             <w:pPr>
@@ -1436,16 +2191,15 @@
             </w:pPr>
             <w:r>
               <w:rPr>
-                <w:b/>
-                <w:sz w:val="17"/>
-              </w:rPr>
-              <w:t>0.372</w:t>
+                <w:sz w:val="17"/>
+              </w:rPr>
+              <w:t>0.619</w:t>
             </w:r>
           </w:p>
         </w:tc>
         <w:tc>
           <w:tcPr>
-            <w:tcW w:type="dxa" w:w="1425"/>
+            <w:tcW w:type="dxa" w:w="1108"/>
           </w:tcPr>
           <w:p>
             <w:pPr>
@@ -1454,15 +2208,16 @@
             </w:pPr>
             <w:r>
               <w:rPr>
-                <w:sz w:val="17"/>
-              </w:rPr>
-              <w:t>0.361</w:t>
+                <w:b/>
+                <w:sz w:val="17"/>
+              </w:rPr>
+              <w:t>0.608</w:t>
             </w:r>
           </w:p>
         </w:tc>
         <w:tc>
           <w:tcPr>
-            <w:tcW w:type="dxa" w:w="1425"/>
+            <w:tcW w:type="dxa" w:w="1108"/>
           </w:tcPr>
           <w:p>
             <w:pPr>
@@ -1473,13 +2228,13 @@
               <w:rPr>
                 <w:sz w:val="17"/>
               </w:rPr>
-              <w:t>0.359</w:t>
+              <w:t>0.567</w:t>
             </w:r>
           </w:p>
         </w:tc>
         <w:tc>
           <w:tcPr>
-            <w:tcW w:type="dxa" w:w="1425"/>
+            <w:tcW w:type="dxa" w:w="1108"/>
           </w:tcPr>
           <w:p>
             <w:pPr>
@@ -1490,13 +2245,13 @@
               <w:rPr>
                 <w:sz w:val="17"/>
               </w:rPr>
-              <w:t>0.356</w:t>
+              <w:t>0.571</w:t>
             </w:r>
           </w:p>
         </w:tc>
         <w:tc>
           <w:tcPr>
-            <w:tcW w:type="dxa" w:w="1425"/>
+            <w:tcW w:type="dxa" w:w="1108"/>
           </w:tcPr>
           <w:p>
             <w:pPr>
@@ -1507,13 +2262,13 @@
               <w:rPr>
                 <w:sz w:val="17"/>
               </w:rPr>
-              <w:t>0.309</w:t>
+              <w:t>0.567</w:t>
             </w:r>
           </w:p>
         </w:tc>
         <w:tc>
           <w:tcPr>
-            <w:tcW w:type="dxa" w:w="1425"/>
+            <w:tcW w:type="dxa" w:w="1108"/>
           </w:tcPr>
           <w:p>
             <w:pPr>
@@ -1524,7 +2279,24 @@
               <w:rPr>
                 <w:sz w:val="17"/>
               </w:rPr>
-              <w:t>0.321</w:t>
+              <w:t>0.500</w:t>
+            </w:r>
+          </w:p>
+        </w:tc>
+        <w:tc>
+          <w:tcPr>
+            <w:tcW w:type="dxa" w:w="1108"/>
+          </w:tcPr>
+          <w:p>
+            <w:pPr>
+              <w:spacing w:after="0"/>
+              <w:jc w:val="right"/>
+            </w:pPr>
+            <w:r>
+              <w:rPr>
+                <w:sz w:val="17"/>
+              </w:rPr>
+              <w:t>0.501</w:t>
             </w:r>
           </w:p>
         </w:tc>
@@ -1532,7 +2304,7 @@
       <w:tr>
         <w:tc>
           <w:tcPr>
-            <w:tcW w:type="dxa" w:w="1425"/>
+            <w:tcW w:type="dxa" w:w="1108"/>
           </w:tcPr>
           <w:p>
             <w:pPr>
@@ -1542,13 +2314,29 @@
               <w:rPr>
                 <w:sz w:val="17"/>
               </w:rPr>
-              <w:t>macro ROC-AUC (no threshold)</w:t>
+              <w:t>D</w:t>
             </w:r>
           </w:p>
         </w:tc>
         <w:tc>
           <w:tcPr>
-            <w:tcW w:type="dxa" w:w="1425"/>
+            <w:tcW w:type="dxa" w:w="1108"/>
+          </w:tcPr>
+          <w:p>
+            <w:pPr>
+              <w:spacing w:after="0"/>
+            </w:pPr>
+            <w:r>
+              <w:rPr>
+                <w:sz w:val="17"/>
+              </w:rPr>
+              <w:t>film-level macro-F1</w:t>
+            </w:r>
+          </w:p>
+        </w:tc>
+        <w:tc>
+          <w:tcPr>
+            <w:tcW w:type="dxa" w:w="1108"/>
           </w:tcPr>
           <w:p>
             <w:pPr>
@@ -1557,16 +2345,15 @@
             </w:pPr>
             <w:r>
               <w:rPr>
-                <w:b/>
-                <w:sz w:val="17"/>
-              </w:rPr>
-              <w:t>0.608</w:t>
+                <w:sz w:val="17"/>
+              </w:rPr>
+              <w:t>0.521</w:t>
             </w:r>
           </w:p>
         </w:tc>
         <w:tc>
           <w:tcPr>
-            <w:tcW w:type="dxa" w:w="1425"/>
+            <w:tcW w:type="dxa" w:w="1108"/>
           </w:tcPr>
           <w:p>
             <w:pPr>
@@ -1575,15 +2362,16 @@
             </w:pPr>
             <w:r>
               <w:rPr>
-                <w:sz w:val="17"/>
-              </w:rPr>
-              <w:t>0.567</w:t>
+                <w:b/>
+                <w:sz w:val="17"/>
+              </w:rPr>
+              <w:t>0.469</w:t>
             </w:r>
           </w:p>
         </w:tc>
         <w:tc>
           <w:tcPr>
-            <w:tcW w:type="dxa" w:w="1425"/>
+            <w:tcW w:type="dxa" w:w="1108"/>
           </w:tcPr>
           <w:p>
             <w:pPr>
@@ -1594,13 +2382,13 @@
               <w:rPr>
                 <w:sz w:val="17"/>
               </w:rPr>
-              <w:t>0.571</w:t>
+              <w:t>0.375</w:t>
             </w:r>
           </w:p>
         </w:tc>
         <w:tc>
           <w:tcPr>
-            <w:tcW w:type="dxa" w:w="1425"/>
+            <w:tcW w:type="dxa" w:w="1108"/>
           </w:tcPr>
           <w:p>
             <w:pPr>
@@ -1611,13 +2399,13 @@
               <w:rPr>
                 <w:sz w:val="17"/>
               </w:rPr>
-              <w:t>0.567</w:t>
+              <w:t>0.307</w:t>
             </w:r>
           </w:p>
         </w:tc>
         <w:tc>
           <w:tcPr>
-            <w:tcW w:type="dxa" w:w="1425"/>
+            <w:tcW w:type="dxa" w:w="1108"/>
           </w:tcPr>
           <w:p>
             <w:pPr>
@@ -1628,13 +2416,13 @@
               <w:rPr>
                 <w:sz w:val="17"/>
               </w:rPr>
-              <w:t>0.500</w:t>
+              <w:t>0.418</w:t>
             </w:r>
           </w:p>
         </w:tc>
         <w:tc>
           <w:tcPr>
-            <w:tcW w:type="dxa" w:w="1425"/>
+            <w:tcW w:type="dxa" w:w="1108"/>
           </w:tcPr>
           <w:p>
             <w:pPr>
@@ -1645,7 +2433,24 @@
               <w:rPr>
                 <w:sz w:val="17"/>
               </w:rPr>
-              <w:t>0.501</w:t>
+              <w:t>0.169</w:t>
+            </w:r>
+          </w:p>
+        </w:tc>
+        <w:tc>
+          <w:tcPr>
+            <w:tcW w:type="dxa" w:w="1108"/>
+          </w:tcPr>
+          <w:p>
+            <w:pPr>
+              <w:spacing w:after="0"/>
+              <w:jc w:val="right"/>
+            </w:pPr>
+            <w:r>
+              <w:rPr>
+                <w:sz w:val="17"/>
+              </w:rPr>
+              <w:t>0.301</w:t>
             </w:r>
           </w:p>
         </w:tc>
@@ -1653,7 +2458,7 @@
       <w:tr>
         <w:tc>
           <w:tcPr>
-            <w:tcW w:type="dxa" w:w="1425"/>
+            <w:tcW w:type="dxa" w:w="1108"/>
           </w:tcPr>
           <w:p>
             <w:pPr>
@@ -1663,13 +2468,29 @@
               <w:rPr>
                 <w:sz w:val="17"/>
               </w:rPr>
-              <w:t>macro-F1 per film (clips averaged)</w:t>
+              <w:t>E</w:t>
             </w:r>
           </w:p>
         </w:tc>
         <w:tc>
           <w:tcPr>
-            <w:tcW w:type="dxa" w:w="1425"/>
+            <w:tcW w:type="dxa" w:w="1108"/>
+          </w:tcPr>
+          <w:p>
+            <w:pPr>
+              <w:spacing w:after="0"/>
+            </w:pPr>
+            <w:r>
+              <w:rPr>
+                <w:sz w:val="17"/>
+              </w:rPr>
+              <w:t>exact match</w:t>
+            </w:r>
+          </w:p>
+        </w:tc>
+        <w:tc>
+          <w:tcPr>
+            <w:tcW w:type="dxa" w:w="1108"/>
           </w:tcPr>
           <w:p>
             <w:pPr>
@@ -1678,16 +2499,15 @@
             </w:pPr>
             <w:r>
               <w:rPr>
-                <w:b/>
-                <w:sz w:val="17"/>
-              </w:rPr>
-              <w:t>0.469</w:t>
+                <w:sz w:val="17"/>
+              </w:rPr>
+              <w:t>0.067</w:t>
             </w:r>
           </w:p>
         </w:tc>
         <w:tc>
           <w:tcPr>
-            <w:tcW w:type="dxa" w:w="1425"/>
+            <w:tcW w:type="dxa" w:w="1108"/>
           </w:tcPr>
           <w:p>
             <w:pPr>
@@ -1698,13 +2518,13 @@
               <w:rPr>
                 <w:sz w:val="17"/>
               </w:rPr>
-              <w:t>0.375</w:t>
+              <w:t>0.082</w:t>
             </w:r>
           </w:p>
         </w:tc>
         <w:tc>
           <w:tcPr>
-            <w:tcW w:type="dxa" w:w="1425"/>
+            <w:tcW w:type="dxa" w:w="1108"/>
           </w:tcPr>
           <w:p>
             <w:pPr>
@@ -1715,13 +2535,13 @@
               <w:rPr>
                 <w:sz w:val="17"/>
               </w:rPr>
-              <w:t>0.307</w:t>
+              <w:t>0.105</w:t>
             </w:r>
           </w:p>
         </w:tc>
         <w:tc>
           <w:tcPr>
-            <w:tcW w:type="dxa" w:w="1425"/>
+            <w:tcW w:type="dxa" w:w="1108"/>
           </w:tcPr>
           <w:p>
             <w:pPr>
@@ -1730,15 +2550,16 @@
             </w:pPr>
             <w:r>
               <w:rPr>
-                <w:sz w:val="17"/>
-              </w:rPr>
-              <w:t>0.418</w:t>
+                <w:b/>
+                <w:sz w:val="17"/>
+              </w:rPr>
+              <w:t>0.170</w:t>
             </w:r>
           </w:p>
         </w:tc>
         <w:tc>
           <w:tcPr>
-            <w:tcW w:type="dxa" w:w="1425"/>
+            <w:tcW w:type="dxa" w:w="1108"/>
           </w:tcPr>
           <w:p>
             <w:pPr>
@@ -1749,13 +2570,13 @@
               <w:rPr>
                 <w:sz w:val="17"/>
               </w:rPr>
-              <w:t>0.169</w:t>
+              <w:t>0.095</w:t>
             </w:r>
           </w:p>
         </w:tc>
         <w:tc>
           <w:tcPr>
-            <w:tcW w:type="dxa" w:w="1425"/>
+            <w:tcW w:type="dxa" w:w="1108"/>
           </w:tcPr>
           <w:p>
             <w:pPr>
@@ -1766,7 +2587,24 @@
               <w:rPr>
                 <w:sz w:val="17"/>
               </w:rPr>
-              <w:t>0.301</w:t>
+              <w:t>0.283</w:t>
+            </w:r>
+          </w:p>
+        </w:tc>
+        <w:tc>
+          <w:tcPr>
+            <w:tcW w:type="dxa" w:w="1108"/>
+          </w:tcPr>
+          <w:p>
+            <w:pPr>
+              <w:spacing w:after="0"/>
+              <w:jc w:val="right"/>
+            </w:pPr>
+            <w:r>
+              <w:rPr>
+                <w:sz w:val="17"/>
+              </w:rPr>
+              <w:t>0.133</w:t>
             </w:r>
           </w:p>
         </w:tc>
@@ -1774,7 +2612,7 @@
       <w:tr>
         <w:tc>
           <w:tcPr>
-            <w:tcW w:type="dxa" w:w="1425"/>
+            <w:tcW w:type="dxa" w:w="1108"/>
           </w:tcPr>
           <w:p>
             <w:pPr>
@@ -1784,13 +2622,29 @@
               <w:rPr>
                 <w:sz w:val="17"/>
               </w:rPr>
-              <w:t>micro-F1</w:t>
+              <w:t>E</w:t>
             </w:r>
           </w:p>
         </w:tc>
         <w:tc>
           <w:tcPr>
-            <w:tcW w:type="dxa" w:w="1425"/>
+            <w:tcW w:type="dxa" w:w="1108"/>
+          </w:tcPr>
+          <w:p>
+            <w:pPr>
+              <w:spacing w:after="0"/>
+            </w:pPr>
+            <w:r>
+              <w:rPr>
+                <w:sz w:val="17"/>
+              </w:rPr>
+              <w:t>Hamming loss (lower is better)</w:t>
+            </w:r>
+          </w:p>
+        </w:tc>
+        <w:tc>
+          <w:tcPr>
+            <w:tcW w:type="dxa" w:w="1108"/>
           </w:tcPr>
           <w:p>
             <w:pPr>
@@ -1801,13 +2655,13 @@
               <w:rPr>
                 <w:sz w:val="17"/>
               </w:rPr>
-              <w:t>0.482</w:t>
+              <w:t>0.417</w:t>
             </w:r>
           </w:p>
         </w:tc>
         <w:tc>
           <w:tcPr>
-            <w:tcW w:type="dxa" w:w="1425"/>
+            <w:tcW w:type="dxa" w:w="1108"/>
           </w:tcPr>
           <w:p>
             <w:pPr>
@@ -1818,13 +2672,13 @@
               <w:rPr>
                 <w:sz w:val="17"/>
               </w:rPr>
-              <w:t>0.471</w:t>
+              <w:t>0.404</w:t>
             </w:r>
           </w:p>
         </w:tc>
         <w:tc>
           <w:tcPr>
-            <w:tcW w:type="dxa" w:w="1425"/>
+            <w:tcW w:type="dxa" w:w="1108"/>
           </w:tcPr>
           <w:p>
             <w:pPr>
@@ -1835,13 +2689,13 @@
               <w:rPr>
                 <w:sz w:val="17"/>
               </w:rPr>
-              <w:t>0.515</w:t>
+              <w:t>0.359</w:t>
             </w:r>
           </w:p>
         </w:tc>
         <w:tc>
           <w:tcPr>
-            <w:tcW w:type="dxa" w:w="1425"/>
+            <w:tcW w:type="dxa" w:w="1108"/>
           </w:tcPr>
           <w:p>
             <w:pPr>
@@ -1850,15 +2704,16 @@
             </w:pPr>
             <w:r>
               <w:rPr>
-                <w:sz w:val="17"/>
-              </w:rPr>
-              <w:t>0.446</w:t>
+                <w:b/>
+                <w:sz w:val="17"/>
+              </w:rPr>
+              <w:t>0.314</w:t>
             </w:r>
           </w:p>
         </w:tc>
         <w:tc>
           <w:tcPr>
-            <w:tcW w:type="dxa" w:w="1425"/>
+            <w:tcW w:type="dxa" w:w="1108"/>
           </w:tcPr>
           <w:p>
             <w:pPr>
@@ -1867,16 +2722,15 @@
             </w:pPr>
             <w:r>
               <w:rPr>
-                <w:b/>
-                <w:sz w:val="17"/>
-              </w:rPr>
-              <w:t>0.571</w:t>
+                <w:sz w:val="17"/>
+              </w:rPr>
+              <w:t>0.393</w:t>
             </w:r>
           </w:p>
         </w:tc>
         <w:tc>
           <w:tcPr>
-            <w:tcW w:type="dxa" w:w="1425"/>
+            <w:tcW w:type="dxa" w:w="1108"/>
           </w:tcPr>
           <w:p>
             <w:pPr>
@@ -1887,7 +2741,24 @@
               <w:rPr>
                 <w:sz w:val="17"/>
               </w:rPr>
-              <w:t>0.477</w:t>
+              <w:t>0.218</w:t>
+            </w:r>
+          </w:p>
+        </w:tc>
+        <w:tc>
+          <w:tcPr>
+            <w:tcW w:type="dxa" w:w="1108"/>
+          </w:tcPr>
+          <w:p>
+            <w:pPr>
+              <w:spacing w:after="0"/>
+              <w:jc w:val="right"/>
+            </w:pPr>
+            <w:r>
+              <w:rPr>
+                <w:sz w:val="17"/>
+              </w:rPr>
+              <w:t>0.323</w:t>
             </w:r>
           </w:p>
         </w:tc>
@@ -1895,7 +2766,7 @@
       <w:tr>
         <w:tc>
           <w:tcPr>
-            <w:tcW w:type="dxa" w:w="1425"/>
+            <w:tcW w:type="dxa" w:w="1108"/>
           </w:tcPr>
           <w:p>
             <w:pPr>
@@ -1905,13 +2776,29 @@
               <w:rPr>
                 <w:sz w:val="17"/>
               </w:rPr>
-              <w:t>exact match</w:t>
+              <w:t>E</w:t>
             </w:r>
           </w:p>
         </w:tc>
         <w:tc>
           <w:tcPr>
-            <w:tcW w:type="dxa" w:w="1425"/>
+            <w:tcW w:type="dxa" w:w="1108"/>
+          </w:tcPr>
+          <w:p>
+            <w:pPr>
+              <w:spacing w:after="0"/>
+            </w:pPr>
+            <w:r>
+              <w:rPr>
+                <w:sz w:val="17"/>
+              </w:rPr>
+              <w:t>Jaccard</w:t>
+            </w:r>
+          </w:p>
+        </w:tc>
+        <w:tc>
+          <w:tcPr>
+            <w:tcW w:type="dxa" w:w="1108"/>
           </w:tcPr>
           <w:p>
             <w:pPr>
@@ -1922,13 +2809,13 @@
               <w:rPr>
                 <w:sz w:val="17"/>
               </w:rPr>
-              <w:t>0.082</w:t>
+              <w:t>0.357</w:t>
             </w:r>
           </w:p>
         </w:tc>
         <w:tc>
           <w:tcPr>
-            <w:tcW w:type="dxa" w:w="1425"/>
+            <w:tcW w:type="dxa" w:w="1108"/>
           </w:tcPr>
           <w:p>
             <w:pPr>
@@ -1939,13 +2826,13 @@
               <w:rPr>
                 <w:sz w:val="17"/>
               </w:rPr>
-              <w:t>0.105</w:t>
+              <w:t>0.367</w:t>
             </w:r>
           </w:p>
         </w:tc>
         <w:tc>
           <w:tcPr>
-            <w:tcW w:type="dxa" w:w="1425"/>
+            <w:tcW w:type="dxa" w:w="1108"/>
           </w:tcPr>
           <w:p>
             <w:pPr>
@@ -1956,13 +2843,13 @@
               <w:rPr>
                 <w:sz w:val="17"/>
               </w:rPr>
-              <w:t>0.170</w:t>
+              <w:t>0.356</w:t>
             </w:r>
           </w:p>
         </w:tc>
         <w:tc>
           <w:tcPr>
-            <w:tcW w:type="dxa" w:w="1425"/>
+            <w:tcW w:type="dxa" w:w="1108"/>
           </w:tcPr>
           <w:p>
             <w:pPr>
@@ -1971,15 +2858,16 @@
             </w:pPr>
             <w:r>
               <w:rPr>
-                <w:sz w:val="17"/>
-              </w:rPr>
-              <w:t>0.095</w:t>
+                <w:b/>
+                <w:sz w:val="17"/>
+              </w:rPr>
+              <w:t>0.408</w:t>
             </w:r>
           </w:p>
         </w:tc>
         <w:tc>
           <w:tcPr>
-            <w:tcW w:type="dxa" w:w="1425"/>
+            <w:tcW w:type="dxa" w:w="1108"/>
           </w:tcPr>
           <w:p>
             <w:pPr>
@@ -1988,16 +2876,15 @@
             </w:pPr>
             <w:r>
               <w:rPr>
-                <w:b/>
-                <w:sz w:val="17"/>
-              </w:rPr>
-              <w:t>0.283</w:t>
+                <w:sz w:val="17"/>
+              </w:rPr>
+              <w:t>0.335</w:t>
             </w:r>
           </w:p>
         </w:tc>
         <w:tc>
           <w:tcPr>
-            <w:tcW w:type="dxa" w:w="1425"/>
+            <w:tcW w:type="dxa" w:w="1108"/>
           </w:tcPr>
           <w:p>
             <w:pPr>
@@ -2008,7 +2895,24 @@
               <w:rPr>
                 <w:sz w:val="17"/>
               </w:rPr>
-              <w:t>0.133</w:t>
+              <w:t>0.500</w:t>
+            </w:r>
+          </w:p>
+        </w:tc>
+        <w:tc>
+          <w:tcPr>
+            <w:tcW w:type="dxa" w:w="1108"/>
+          </w:tcPr>
+          <w:p>
+            <w:pPr>
+              <w:spacing w:after="0"/>
+              <w:jc w:val="right"/>
+            </w:pPr>
+            <w:r>
+              <w:rPr>
+                <w:sz w:val="17"/>
+              </w:rPr>
+              <w:t>0.355</w:t>
             </w:r>
           </w:p>
         </w:tc>
@@ -2016,7 +2920,7 @@
       <w:tr>
         <w:tc>
           <w:tcPr>
-            <w:tcW w:type="dxa" w:w="1425"/>
+            <w:tcW w:type="dxa" w:w="1108"/>
           </w:tcPr>
           <w:p>
             <w:pPr>
@@ -2026,13 +2930,29 @@
               <w:rPr>
                 <w:sz w:val="17"/>
               </w:rPr>
-              <w:t>Hamming loss (lower is better)</w:t>
+              <w:t>parts</w:t>
             </w:r>
           </w:p>
         </w:tc>
         <w:tc>
           <w:tcPr>
-            <w:tcW w:type="dxa" w:w="1425"/>
+            <w:tcW w:type="dxa" w:w="1108"/>
+          </w:tcPr>
+          <w:p>
+            <w:pPr>
+              <w:spacing w:after="0"/>
+            </w:pPr>
+            <w:r>
+              <w:rPr>
+                <w:sz w:val="17"/>
+              </w:rPr>
+              <w:t>macro precision</w:t>
+            </w:r>
+          </w:p>
+        </w:tc>
+        <w:tc>
+          <w:tcPr>
+            <w:tcW w:type="dxa" w:w="1108"/>
           </w:tcPr>
           <w:p>
             <w:pPr>
@@ -2043,13 +2963,13 @@
               <w:rPr>
                 <w:sz w:val="17"/>
               </w:rPr>
-              <w:t>0.404</w:t>
+              <w:t>0.376</w:t>
             </w:r>
           </w:p>
         </w:tc>
         <w:tc>
           <w:tcPr>
-            <w:tcW w:type="dxa" w:w="1425"/>
+            <w:tcW w:type="dxa" w:w="1108"/>
           </w:tcPr>
           <w:p>
             <w:pPr>
@@ -2058,15 +2978,16 @@
             </w:pPr>
             <w:r>
               <w:rPr>
-                <w:sz w:val="17"/>
-              </w:rPr>
-              <w:t>0.359</w:t>
+                <w:b/>
+                <w:sz w:val="17"/>
+              </w:rPr>
+              <w:t>0.371</w:t>
             </w:r>
           </w:p>
         </w:tc>
         <w:tc>
           <w:tcPr>
-            <w:tcW w:type="dxa" w:w="1425"/>
+            <w:tcW w:type="dxa" w:w="1108"/>
           </w:tcPr>
           <w:p>
             <w:pPr>
@@ -2077,13 +2998,13 @@
               <w:rPr>
                 <w:sz w:val="17"/>
               </w:rPr>
-              <w:t>0.314</w:t>
+              <w:t>0.350</w:t>
             </w:r>
           </w:p>
         </w:tc>
         <w:tc>
           <w:tcPr>
-            <w:tcW w:type="dxa" w:w="1425"/>
+            <w:tcW w:type="dxa" w:w="1108"/>
           </w:tcPr>
           <w:p>
             <w:pPr>
@@ -2094,13 +3015,13 @@
               <w:rPr>
                 <w:sz w:val="17"/>
               </w:rPr>
-              <w:t>0.393</w:t>
+              <w:t>0.356</w:t>
             </w:r>
           </w:p>
         </w:tc>
         <w:tc>
           <w:tcPr>
-            <w:tcW w:type="dxa" w:w="1425"/>
+            <w:tcW w:type="dxa" w:w="1108"/>
           </w:tcPr>
           <w:p>
             <w:pPr>
@@ -2109,16 +3030,15 @@
             </w:pPr>
             <w:r>
               <w:rPr>
-                <w:b/>
-                <w:sz w:val="17"/>
-              </w:rPr>
-              <w:t>0.218</w:t>
+                <w:sz w:val="17"/>
+              </w:rPr>
+              <w:t>0.340</w:t>
             </w:r>
           </w:p>
         </w:tc>
         <w:tc>
           <w:tcPr>
-            <w:tcW w:type="dxa" w:w="1425"/>
+            <w:tcW w:type="dxa" w:w="1108"/>
           </w:tcPr>
           <w:p>
             <w:pPr>
@@ -2129,7 +3049,178 @@
               <w:rPr>
                 <w:sz w:val="17"/>
               </w:rPr>
-              <w:t>0.323</w:t>
+              <w:t>0.145</w:t>
+            </w:r>
+          </w:p>
+        </w:tc>
+        <w:tc>
+          <w:tcPr>
+            <w:tcW w:type="dxa" w:w="1108"/>
+          </w:tcPr>
+          <w:p>
+            <w:pPr>
+              <w:spacing w:after="0"/>
+              <w:jc w:val="right"/>
+            </w:pPr>
+            <w:r>
+              <w:rPr>
+                <w:sz w:val="17"/>
+              </w:rPr>
+              <w:t>0.308</w:t>
+            </w:r>
+          </w:p>
+        </w:tc>
+      </w:tr>
+      <w:tr>
+        <w:tc>
+          <w:tcPr>
+            <w:tcW w:type="dxa" w:w="1108"/>
+          </w:tcPr>
+          <w:p>
+            <w:pPr>
+              <w:spacing w:after="0"/>
+            </w:pPr>
+            <w:r>
+              <w:rPr>
+                <w:sz w:val="17"/>
+              </w:rPr>
+              <w:t>parts</w:t>
+            </w:r>
+          </w:p>
+        </w:tc>
+        <w:tc>
+          <w:tcPr>
+            <w:tcW w:type="dxa" w:w="1108"/>
+          </w:tcPr>
+          <w:p>
+            <w:pPr>
+              <w:spacing w:after="0"/>
+            </w:pPr>
+            <w:r>
+              <w:rPr>
+                <w:sz w:val="17"/>
+              </w:rPr>
+              <w:t>macro recall</w:t>
+            </w:r>
+          </w:p>
+        </w:tc>
+        <w:tc>
+          <w:tcPr>
+            <w:tcW w:type="dxa" w:w="1108"/>
+          </w:tcPr>
+          <w:p>
+            <w:pPr>
+              <w:spacing w:after="0"/>
+              <w:jc w:val="right"/>
+            </w:pPr>
+            <w:r>
+              <w:rPr>
+                <w:sz w:val="17"/>
+              </w:rPr>
+              <w:t>0.651</w:t>
+            </w:r>
+          </w:p>
+        </w:tc>
+        <w:tc>
+          <w:tcPr>
+            <w:tcW w:type="dxa" w:w="1108"/>
+          </w:tcPr>
+          <w:p>
+            <w:pPr>
+              <w:spacing w:after="0"/>
+              <w:jc w:val="right"/>
+            </w:pPr>
+            <w:r>
+              <w:rPr>
+                <w:b/>
+                <w:sz w:val="17"/>
+              </w:rPr>
+              <w:t>0.596</w:t>
+            </w:r>
+          </w:p>
+        </w:tc>
+        <w:tc>
+          <w:tcPr>
+            <w:tcW w:type="dxa" w:w="1108"/>
+          </w:tcPr>
+          <w:p>
+            <w:pPr>
+              <w:spacing w:after="0"/>
+              <w:jc w:val="right"/>
+            </w:pPr>
+            <w:r>
+              <w:rPr>
+                <w:sz w:val="17"/>
+              </w:rPr>
+              <w:t>0.439</w:t>
+            </w:r>
+          </w:p>
+        </w:tc>
+        <w:tc>
+          <w:tcPr>
+            <w:tcW w:type="dxa" w:w="1108"/>
+          </w:tcPr>
+          <w:p>
+            <w:pPr>
+              <w:spacing w:after="0"/>
+              <w:jc w:val="right"/>
+            </w:pPr>
+            <w:r>
+              <w:rPr>
+                <w:sz w:val="17"/>
+              </w:rPr>
+              <w:t>0.393</w:t>
+            </w:r>
+          </w:p>
+        </w:tc>
+        <w:tc>
+          <w:tcPr>
+            <w:tcW w:type="dxa" w:w="1108"/>
+          </w:tcPr>
+          <w:p>
+            <w:pPr>
+              <w:spacing w:after="0"/>
+              <w:jc w:val="right"/>
+            </w:pPr>
+            <w:r>
+              <w:rPr>
+                <w:sz w:val="17"/>
+              </w:rPr>
+              <w:t>0.476</w:t>
+            </w:r>
+          </w:p>
+        </w:tc>
+        <w:tc>
+          <w:tcPr>
+            <w:tcW w:type="dxa" w:w="1108"/>
+          </w:tcPr>
+          <w:p>
+            <w:pPr>
+              <w:spacing w:after="0"/>
+              <w:jc w:val="right"/>
+            </w:pPr>
+            <w:r>
+              <w:rPr>
+                <w:sz w:val="17"/>
+              </w:rPr>
+              <w:t>0.200</w:t>
+            </w:r>
+          </w:p>
+        </w:tc>
+        <w:tc>
+          <w:tcPr>
+            <w:tcW w:type="dxa" w:w="1108"/>
+          </w:tcPr>
+          <w:p>
+            <w:pPr>
+              <w:spacing w:after="0"/>
+              <w:jc w:val="right"/>
+            </w:pPr>
+            <w:r>
+              <w:rPr>
+                <w:sz w:val="17"/>
+              </w:rPr>
+              <w:t>0.308</w:t>
             </w:r>
           </w:p>
         </w:tc>
@@ -2142,10 +3233,708 @@
     </w:p>
     <w:p>
       <w:r>
+        <w:t>Is the emotion route's difference real? Emotion route minus each other route, with the paired film-bootstrap p-value (bold: p &lt; 0.05), and in brackets the number of the 10 repeats it wins:</w:t>
+      </w:r>
+    </w:p>
+    <w:tbl>
+      <w:tblPr>
+        <w:tblStyle w:val="TableGrid"/>
+        <w:tblW w:type="auto" w:w="0"/>
+        <w:jc w:val="center"/>
+        <w:tblLook w:firstColumn="1" w:firstRow="1" w:lastColumn="0" w:lastRow="0" w:noHBand="0" w:noVBand="1" w:val="04A0"/>
+      </w:tblPr>
+      <w:tblGrid>
+        <w:gridCol w:w="2493"/>
+        <w:gridCol w:w="2493"/>
+        <w:gridCol w:w="2493"/>
+        <w:gridCol w:w="2493"/>
+      </w:tblGrid>
+      <w:tr>
+        <w:tc>
+          <w:tcPr>
+            <w:tcW w:type="dxa" w:w="2493"/>
+            <w:shd w:val="clear" w:color="auto" w:fill="E8E8E8"/>
+          </w:tcPr>
+          <w:p>
+            <w:pPr>
+              <w:spacing w:after="0"/>
+            </w:pPr>
+            <w:r>
+              <w:rPr>
+                <w:b/>
+                <w:sz w:val="17"/>
+              </w:rPr>
+              <w:t>metric</w:t>
+            </w:r>
+          </w:p>
+        </w:tc>
+        <w:tc>
+          <w:tcPr>
+            <w:tcW w:type="dxa" w:w="2493"/>
+            <w:shd w:val="clear" w:color="auto" w:fill="E8E8E8"/>
+          </w:tcPr>
+          <w:p>
+            <w:pPr>
+              <w:spacing w:after="0"/>
+            </w:pPr>
+            <w:r>
+              <w:rPr>
+                <w:b/>
+                <w:sz w:val="17"/>
+              </w:rPr>
+              <w:t>vs direct VGGish</w:t>
+            </w:r>
+          </w:p>
+        </w:tc>
+        <w:tc>
+          <w:tcPr>
+            <w:tcW w:type="dxa" w:w="2493"/>
+            <w:shd w:val="clear" w:color="auto" w:fill="E8E8E8"/>
+          </w:tcPr>
+          <w:p>
+            <w:pPr>
+              <w:spacing w:after="0"/>
+            </w:pPr>
+            <w:r>
+              <w:rPr>
+                <w:b/>
+                <w:sz w:val="17"/>
+              </w:rPr>
+              <w:t>vs direct AST</w:t>
+            </w:r>
+          </w:p>
+        </w:tc>
+        <w:tc>
+          <w:tcPr>
+            <w:tcW w:type="dxa" w:w="2493"/>
+            <w:shd w:val="clear" w:color="auto" w:fill="E8E8E8"/>
+          </w:tcPr>
+          <w:p>
+            <w:pPr>
+              <w:spacing w:after="0"/>
+            </w:pPr>
+            <w:r>
+              <w:rPr>
+                <w:b/>
+                <w:sz w:val="17"/>
+              </w:rPr>
+              <w:t>vs PCA-8 control</w:t>
+            </w:r>
+          </w:p>
+        </w:tc>
+      </w:tr>
+      <w:tr>
+        <w:tc>
+          <w:tcPr>
+            <w:tcW w:type="dxa" w:w="2493"/>
+          </w:tcPr>
+          <w:p>
+            <w:pPr>
+              <w:spacing w:after="0"/>
+            </w:pPr>
+            <w:r>
+              <w:rPr>
+                <w:sz w:val="17"/>
+              </w:rPr>
+              <w:t>macro-F1</w:t>
+            </w:r>
+          </w:p>
+        </w:tc>
+        <w:tc>
+          <w:tcPr>
+            <w:tcW w:type="dxa" w:w="2493"/>
+          </w:tcPr>
+          <w:p>
+            <w:pPr>
+              <w:spacing w:after="0"/>
+            </w:pPr>
+            <w:r>
+              <w:rPr>
+                <w:b/>
+                <w:sz w:val="17"/>
+              </w:rPr>
+              <w:t>+0.041, p = 0.035</w:t>
+            </w:r>
+            <w:r>
+              <w:rPr>
+                <w:sz w:val="17"/>
+              </w:rPr>
+              <w:t xml:space="preserve"> (10/10)</w:t>
+            </w:r>
+          </w:p>
+        </w:tc>
+        <w:tc>
+          <w:tcPr>
+            <w:tcW w:type="dxa" w:w="2493"/>
+          </w:tcPr>
+          <w:p>
+            <w:pPr>
+              <w:spacing w:after="0"/>
+            </w:pPr>
+            <w:r>
+              <w:rPr>
+                <w:b/>
+                <w:sz w:val="17"/>
+              </w:rPr>
+              <w:t>+0.047, p = 0.020</w:t>
+            </w:r>
+            <w:r>
+              <w:rPr>
+                <w:sz w:val="17"/>
+              </w:rPr>
+              <w:t xml:space="preserve"> (10/10)</w:t>
+            </w:r>
+          </w:p>
+        </w:tc>
+        <w:tc>
+          <w:tcPr>
+            <w:tcW w:type="dxa" w:w="2493"/>
+          </w:tcPr>
+          <w:p>
+            <w:pPr>
+              <w:spacing w:after="0"/>
+            </w:pPr>
+            <w:r>
+              <w:rPr>
+                <w:b/>
+                <w:sz w:val="17"/>
+              </w:rPr>
+              <w:t>+0.045, p = 0.029</w:t>
+            </w:r>
+            <w:r>
+              <w:rPr>
+                <w:sz w:val="17"/>
+              </w:rPr>
+              <w:t xml:space="preserve"> (10/10)</w:t>
+            </w:r>
+          </w:p>
+        </w:tc>
+      </w:tr>
+      <w:tr>
+        <w:tc>
+          <w:tcPr>
+            <w:tcW w:type="dxa" w:w="2493"/>
+          </w:tcPr>
+          <w:p>
+            <w:pPr>
+              <w:spacing w:after="0"/>
+            </w:pPr>
+            <w:r>
+              <w:rPr>
+                <w:sz w:val="17"/>
+              </w:rPr>
+              <w:t>micro-F1</w:t>
+            </w:r>
+          </w:p>
+        </w:tc>
+        <w:tc>
+          <w:tcPr>
+            <w:tcW w:type="dxa" w:w="2493"/>
+          </w:tcPr>
+          <w:p>
+            <w:pPr>
+              <w:spacing w:after="0"/>
+            </w:pPr>
+            <w:r>
+              <w:rPr>
+                <w:sz w:val="17"/>
+              </w:rPr>
+              <w:t>+0.012, p = 0.56 (7/10)</w:t>
+            </w:r>
+          </w:p>
+        </w:tc>
+        <w:tc>
+          <w:tcPr>
+            <w:tcW w:type="dxa" w:w="2493"/>
+          </w:tcPr>
+          <w:p>
+            <w:pPr>
+              <w:spacing w:after="0"/>
+            </w:pPr>
+            <w:r>
+              <w:rPr>
+                <w:sz w:val="17"/>
+              </w:rPr>
+              <w:t>−0.032, p = 0.27 (1/10)</w:t>
+            </w:r>
+          </w:p>
+        </w:tc>
+        <w:tc>
+          <w:tcPr>
+            <w:tcW w:type="dxa" w:w="2493"/>
+          </w:tcPr>
+          <w:p>
+            <w:pPr>
+              <w:spacing w:after="0"/>
+            </w:pPr>
+            <w:r>
+              <w:rPr>
+                <w:sz w:val="17"/>
+              </w:rPr>
+              <w:t>+0.037, p = 0.078 (10/10)</w:t>
+            </w:r>
+          </w:p>
+        </w:tc>
+      </w:tr>
+      <w:tr>
+        <w:tc>
+          <w:tcPr>
+            <w:tcW w:type="dxa" w:w="2493"/>
+          </w:tcPr>
+          <w:p>
+            <w:pPr>
+              <w:spacing w:after="0"/>
+            </w:pPr>
+            <w:r>
+              <w:rPr>
+                <w:sz w:val="17"/>
+              </w:rPr>
+              <w:t>weighted-F1</w:t>
+            </w:r>
+          </w:p>
+        </w:tc>
+        <w:tc>
+          <w:tcPr>
+            <w:tcW w:type="dxa" w:w="2493"/>
+          </w:tcPr>
+          <w:p>
+            <w:pPr>
+              <w:spacing w:after="0"/>
+            </w:pPr>
+            <w:r>
+              <w:rPr>
+                <w:b/>
+                <w:sz w:val="17"/>
+              </w:rPr>
+              <w:t>+0.048, p = 0.004</w:t>
+            </w:r>
+            <w:r>
+              <w:rPr>
+                <w:sz w:val="17"/>
+              </w:rPr>
+              <w:t xml:space="preserve"> (10/10)</w:t>
+            </w:r>
+          </w:p>
+        </w:tc>
+        <w:tc>
+          <w:tcPr>
+            <w:tcW w:type="dxa" w:w="2493"/>
+          </w:tcPr>
+          <w:p>
+            <w:pPr>
+              <w:spacing w:after="0"/>
+            </w:pPr>
+            <w:r>
+              <w:rPr>
+                <w:sz w:val="17"/>
+              </w:rPr>
+              <w:t>+0.020, p = 0.42 (7/10)</w:t>
+            </w:r>
+          </w:p>
+        </w:tc>
+        <w:tc>
+          <w:tcPr>
+            <w:tcW w:type="dxa" w:w="2493"/>
+          </w:tcPr>
+          <w:p>
+            <w:pPr>
+              <w:spacing w:after="0"/>
+            </w:pPr>
+            <w:r>
+              <w:rPr>
+                <w:b/>
+                <w:sz w:val="17"/>
+              </w:rPr>
+              <w:t>+0.060, p &lt; 0.001</w:t>
+            </w:r>
+            <w:r>
+              <w:rPr>
+                <w:sz w:val="17"/>
+              </w:rPr>
+              <w:t xml:space="preserve"> (10/10)</w:t>
+            </w:r>
+          </w:p>
+        </w:tc>
+      </w:tr>
+      <w:tr>
+        <w:tc>
+          <w:tcPr>
+            <w:tcW w:type="dxa" w:w="2493"/>
+          </w:tcPr>
+          <w:p>
+            <w:pPr>
+              <w:spacing w:after="0"/>
+            </w:pPr>
+            <w:r>
+              <w:rPr>
+                <w:sz w:val="17"/>
+              </w:rPr>
+              <w:t>samples-F1</w:t>
+            </w:r>
+          </w:p>
+        </w:tc>
+        <w:tc>
+          <w:tcPr>
+            <w:tcW w:type="dxa" w:w="2493"/>
+          </w:tcPr>
+          <w:p>
+            <w:pPr>
+              <w:spacing w:after="0"/>
+            </w:pPr>
+            <w:r>
+              <w:rPr>
+                <w:sz w:val="17"/>
+              </w:rPr>
+              <w:t>+0.034, p = 0.12 (10/10)</w:t>
+            </w:r>
+          </w:p>
+        </w:tc>
+        <w:tc>
+          <w:tcPr>
+            <w:tcW w:type="dxa" w:w="2493"/>
+          </w:tcPr>
+          <w:p>
+            <w:pPr>
+              <w:spacing w:after="0"/>
+            </w:pPr>
+            <w:r>
+              <w:rPr>
+                <w:sz w:val="17"/>
+              </w:rPr>
+              <w:t>−0.010, p = 0.70 (3/10)</w:t>
+            </w:r>
+          </w:p>
+        </w:tc>
+        <w:tc>
+          <w:tcPr>
+            <w:tcW w:type="dxa" w:w="2493"/>
+          </w:tcPr>
+          <w:p>
+            <w:pPr>
+              <w:spacing w:after="0"/>
+            </w:pPr>
+            <w:r>
+              <w:rPr>
+                <w:b/>
+                <w:sz w:val="17"/>
+              </w:rPr>
+              <w:t>+0.054, p = 0.006</w:t>
+            </w:r>
+            <w:r>
+              <w:rPr>
+                <w:sz w:val="17"/>
+              </w:rPr>
+              <w:t xml:space="preserve"> (10/10)</w:t>
+            </w:r>
+          </w:p>
+        </w:tc>
+      </w:tr>
+      <w:tr>
+        <w:tc>
+          <w:tcPr>
+            <w:tcW w:type="dxa" w:w="2493"/>
+          </w:tcPr>
+          <w:p>
+            <w:pPr>
+              <w:spacing w:after="0"/>
+            </w:pPr>
+            <w:r>
+              <w:rPr>
+                <w:sz w:val="17"/>
+              </w:rPr>
+              <w:t>macro-F1, tuned threshold</w:t>
+            </w:r>
+          </w:p>
+        </w:tc>
+        <w:tc>
+          <w:tcPr>
+            <w:tcW w:type="dxa" w:w="2493"/>
+          </w:tcPr>
+          <w:p>
+            <w:pPr>
+              <w:spacing w:after="0"/>
+            </w:pPr>
+            <w:r>
+              <w:rPr>
+                <w:sz w:val="17"/>
+              </w:rPr>
+              <w:t>+0.011, p = 0.44 (7/10)</w:t>
+            </w:r>
+          </w:p>
+        </w:tc>
+        <w:tc>
+          <w:tcPr>
+            <w:tcW w:type="dxa" w:w="2493"/>
+          </w:tcPr>
+          <w:p>
+            <w:pPr>
+              <w:spacing w:after="0"/>
+            </w:pPr>
+            <w:r>
+              <w:rPr>
+                <w:sz w:val="17"/>
+              </w:rPr>
+              <w:t>+0.013, p = 0.38 (8/10)</w:t>
+            </w:r>
+          </w:p>
+        </w:tc>
+        <w:tc>
+          <w:tcPr>
+            <w:tcW w:type="dxa" w:w="2493"/>
+          </w:tcPr>
+          <w:p>
+            <w:pPr>
+              <w:spacing w:after="0"/>
+            </w:pPr>
+            <w:r>
+              <w:rPr>
+                <w:sz w:val="17"/>
+              </w:rPr>
+              <w:t>−0.001, p = 0.92 (4/10)</w:t>
+            </w:r>
+          </w:p>
+        </w:tc>
+      </w:tr>
+      <w:tr>
+        <w:tc>
+          <w:tcPr>
+            <w:tcW w:type="dxa" w:w="2493"/>
+          </w:tcPr>
+          <w:p>
+            <w:pPr>
+              <w:spacing w:after="0"/>
+            </w:pPr>
+            <w:r>
+              <w:rPr>
+                <w:sz w:val="17"/>
+              </w:rPr>
+              <w:t>macro average precision</w:t>
+            </w:r>
+          </w:p>
+        </w:tc>
+        <w:tc>
+          <w:tcPr>
+            <w:tcW w:type="dxa" w:w="2493"/>
+          </w:tcPr>
+          <w:p>
+            <w:pPr>
+              <w:spacing w:after="0"/>
+            </w:pPr>
+            <w:r>
+              <w:rPr>
+                <w:sz w:val="17"/>
+              </w:rPr>
+              <w:t>+0.011, p = 0.53 (8/10)</w:t>
+            </w:r>
+          </w:p>
+        </w:tc>
+        <w:tc>
+          <w:tcPr>
+            <w:tcW w:type="dxa" w:w="2493"/>
+          </w:tcPr>
+          <w:p>
+            <w:pPr>
+              <w:spacing w:after="0"/>
+            </w:pPr>
+            <w:r>
+              <w:rPr>
+                <w:sz w:val="17"/>
+              </w:rPr>
+              <w:t>+0.014, p = 0.43 (8/10)</w:t>
+            </w:r>
+          </w:p>
+        </w:tc>
+        <w:tc>
+          <w:tcPr>
+            <w:tcW w:type="dxa" w:w="2493"/>
+          </w:tcPr>
+          <w:p>
+            <w:pPr>
+              <w:spacing w:after="0"/>
+            </w:pPr>
+            <w:r>
+              <w:rPr>
+                <w:sz w:val="17"/>
+              </w:rPr>
+              <w:t>+0.015, p = 0.46 (8/10)</w:t>
+            </w:r>
+          </w:p>
+        </w:tc>
+      </w:tr>
+      <w:tr>
+        <w:tc>
+          <w:tcPr>
+            <w:tcW w:type="dxa" w:w="2493"/>
+          </w:tcPr>
+          <w:p>
+            <w:pPr>
+              <w:spacing w:after="0"/>
+            </w:pPr>
+            <w:r>
+              <w:rPr>
+                <w:sz w:val="17"/>
+              </w:rPr>
+              <w:t>macro ROC-AUC</w:t>
+            </w:r>
+          </w:p>
+        </w:tc>
+        <w:tc>
+          <w:tcPr>
+            <w:tcW w:type="dxa" w:w="2493"/>
+          </w:tcPr>
+          <w:p>
+            <w:pPr>
+              <w:spacing w:after="0"/>
+            </w:pPr>
+            <w:r>
+              <w:rPr>
+                <w:sz w:val="17"/>
+              </w:rPr>
+              <w:t>+0.041, p = 0.18 (10/10)</w:t>
+            </w:r>
+          </w:p>
+        </w:tc>
+        <w:tc>
+          <w:tcPr>
+            <w:tcW w:type="dxa" w:w="2493"/>
+          </w:tcPr>
+          <w:p>
+            <w:pPr>
+              <w:spacing w:after="0"/>
+            </w:pPr>
+            <w:r>
+              <w:rPr>
+                <w:sz w:val="17"/>
+              </w:rPr>
+              <w:t>+0.038, p = 0.19 (7/10)</w:t>
+            </w:r>
+          </w:p>
+        </w:tc>
+        <w:tc>
+          <w:tcPr>
+            <w:tcW w:type="dxa" w:w="2493"/>
+          </w:tcPr>
+          <w:p>
+            <w:pPr>
+              <w:spacing w:after="0"/>
+            </w:pPr>
+            <w:r>
+              <w:rPr>
+                <w:sz w:val="17"/>
+              </w:rPr>
+              <w:t>+0.041, p = 0.12 (10/10)</w:t>
+            </w:r>
+          </w:p>
+        </w:tc>
+      </w:tr>
+      <w:tr>
+        <w:tc>
+          <w:tcPr>
+            <w:tcW w:type="dxa" w:w="2493"/>
+          </w:tcPr>
+          <w:p>
+            <w:pPr>
+              <w:spacing w:after="0"/>
+            </w:pPr>
+            <w:r>
+              <w:rPr>
+                <w:sz w:val="17"/>
+              </w:rPr>
+              <w:t>film-level macro-F1</w:t>
+            </w:r>
+          </w:p>
+        </w:tc>
+        <w:tc>
+          <w:tcPr>
+            <w:tcW w:type="dxa" w:w="2493"/>
+          </w:tcPr>
+          <w:p>
+            <w:pPr>
+              <w:spacing w:after="0"/>
+            </w:pPr>
+            <w:r>
+              <w:rPr>
+                <w:b/>
+                <w:sz w:val="17"/>
+              </w:rPr>
+              <w:t>+0.096, p = 0.041</w:t>
+            </w:r>
+            <w:r>
+              <w:rPr>
+                <w:sz w:val="17"/>
+              </w:rPr>
+              <w:t xml:space="preserve"> (10/10)</w:t>
+            </w:r>
+          </w:p>
+        </w:tc>
+        <w:tc>
+          <w:tcPr>
+            <w:tcW w:type="dxa" w:w="2493"/>
+          </w:tcPr>
+          <w:p>
+            <w:pPr>
+              <w:spacing w:after="0"/>
+            </w:pPr>
+            <w:r>
+              <w:rPr>
+                <w:b/>
+                <w:sz w:val="17"/>
+              </w:rPr>
+              <w:t>+0.161, p &lt; 0.001</w:t>
+            </w:r>
+            <w:r>
+              <w:rPr>
+                <w:sz w:val="17"/>
+              </w:rPr>
+              <w:t xml:space="preserve"> (10/10)</w:t>
+            </w:r>
+          </w:p>
+        </w:tc>
+        <w:tc>
+          <w:tcPr>
+            <w:tcW w:type="dxa" w:w="2493"/>
+          </w:tcPr>
+          <w:p>
+            <w:pPr>
+              <w:spacing w:after="0"/>
+            </w:pPr>
+            <w:r>
+              <w:rPr>
+                <w:sz w:val="17"/>
+              </w:rPr>
+              <w:t>+0.053, p = 0.32 (9/10)</w:t>
+            </w:r>
+          </w:p>
+        </w:tc>
+      </w:tr>
+    </w:tbl>
+    <w:p>
+      <w:pPr>
+        <w:spacing w:after="40"/>
+      </w:pPr>
+    </w:p>
+    <w:p>
+      <w:r>
+        <w:t>The bootstrap p for macro-F1 vs VGGish here (0.035) is from this script's own bootstrap; the thesis quotes 0.042 from the main analysis (</w:t>
+      </w:r>
+      <w:r>
         <w:rPr>
-          <w:b/>
+          <w:rFonts w:ascii="Consolas" w:hAnsi="Consolas"/>
+          <w:color w:val="404040"/>
+          <w:sz w:val="18"/>
         </w:rPr>
-        <w:t>Three findings.</w:t>
+        <w:t>cv_corrected.json</w:t>
+      </w:r>
+      <w:r>
+        <w:t>), same data and a different random draw of films.</w:t>
+      </w:r>
+    </w:p>
+    <w:p>
+      <w:pPr>
+        <w:pStyle w:val="Heading2"/>
+      </w:pPr>
+      <w:r>
+        <w:t>What this shows</w:t>
       </w:r>
     </w:p>
     <w:p>
@@ -2169,10 +3958,10 @@
         <w:rPr>
           <w:i/>
         </w:rPr>
-        <w:t>won by the most-frequent baseline</w:t>
+        <w:t>won by the most-frequent dummy</w:t>
       </w:r>
       <w:r>
-        <w:t>, a model that has learned nothing but "say Drama". A metric that ranks it first cannot answer a question about Horror or Comedy.</w:t>
+        <w:t>, a model that has learned nothing but "say Drama". A metric that ranks it first cannot answer a question about Horror or Comedy. Among the real models these metrics prefer AST, the route with the lowest recall, which predicts the fewest genres per clip.</w:t>
       </w:r>
     </w:p>
     <w:p>
@@ -2187,10 +3976,10 @@
         <w:rPr>
           <w:b/>
         </w:rPr>
-        <w:t>Among the metrics that treat genres equally, the emotion route is first</w:t>
+        <w:t>Every metric that treats the genres equally puts the emotion route first</w:t>
       </w:r>
       <w:r>
-        <w:t>: macro-F1, weighted-F1, both threshold-free metrics and the film-level score (0.469 vs 0.375, p = 0.041).</w:t>
+        <w:t>: macro-F1, weighted-F1, both ranking metrics (C) and the film-level score (D). The differences are significant for macro-F1, weighted-F1 and the film level; the ranking metrics point the same way but not significantly.</w:t>
       </w:r>
     </w:p>
     <w:p>
@@ -2205,19 +3994,10 @@
         <w:rPr>
           <w:b/>
         </w:rPr>
-        <w:t>But the in-domain lead depends on where the probability is cut.</w:t>
+        <w:t>The in-domain lead depends on the threshold (B).</w:t>
       </w:r>
       <w:r>
-        <w:t xml:space="preserve"> Our classifiers say "yes, this genre" when their probability exceeds 0.5. If each genre's cut is instead tuned on the training data, every route improves and they converge (0.427–0.441). The emotion lead is then no longer significant (+0.011 vs VGGish, p = 0.44; level with PCA-8). The threshold-free metrics, which measure only how well clips are </w:t>
-      </w:r>
-      <w:r>
-        <w:rPr>
-          <w:i/>
-        </w:rPr>
-        <w:t>ranked</w:t>
-      </w:r>
-      <w:r>
-        <w:t xml:space="preserve">, still put the emotion route first, but not significantly. At the default cut the emotion route wins mainly through </w:t>
+        <w:t xml:space="preserve"> With a per-genre cut every route improves and they converge (0.427–0.441): the lead over VGGish shrinks to +0.011 (p = 0.44) and PCA-8 is level. The precision and recall rows show why. At the default cut the emotion route wins mainly through </w:t>
       </w:r>
       <w:r>
         <w:rPr>
@@ -2226,7 +4006,25 @@
         <w:t>recall</w:t>
       </w:r>
       <w:r>
-        <w:t xml:space="preserve"> (0.596 vs 0.439).</w:t>
+        <w:t xml:space="preserve"> (0.596 vs 0.439): its probabilities for rare genres reach 0.5 more often. Tuning the cut gives the other routes the same benefit.</w:t>
+      </w:r>
+    </w:p>
+    <w:p>
+      <w:pPr>
+        <w:spacing w:after="40"/>
+        <w:ind w:left="510" w:hanging="340"/>
+      </w:pPr>
+      <w:r>
+        <w:t xml:space="preserve">4. </w:t>
+      </w:r>
+      <w:r>
+        <w:rPr>
+          <w:b/>
+        </w:rPr>
+        <w:t>The ceiling column</w:t>
+      </w:r>
+      <w:r>
+        <w:t xml:space="preserve"> (human ratings) scores highest on macro-F1, the tuned threshold, ROC-AUC and the film level, so better emotion predictions would help.</w:t>
       </w:r>
     </w:p>
     <w:p>
@@ -2255,7 +4053,7 @@
         <w:t>source</w:t>
       </w:r>
       <w:r>
-        <w:t xml:space="preserve"> dataset has not been tested yet; it is the one open check this raises (section 7).</w:t>
+        <w:t xml:space="preserve"> dataset has not been tested yet; it is the one open check this raises (section 8).</w:t>
       </w:r>
     </w:p>
     <w:p>
@@ -2267,8 +4065,146 @@
       </w:r>
     </w:p>
     <w:p>
+      <w:pPr>
+        <w:pStyle w:val="Heading2"/>
+      </w:pPr>
       <w:r>
-        <w:t>Macro-F1, 5 genres. Three sources of variation, measured separately:</w:t>
+        <w:t>Why there are four different SDs</w:t>
+      </w:r>
+    </w:p>
+    <w:p>
+      <w:r>
+        <w:t xml:space="preserve">A cross-validated score is not one fixed number. It changes when anything random in the procedure changes, and there are four such things. Each SD below changes </w:t>
+      </w:r>
+      <w:r>
+        <w:rPr>
+          <w:b/>
+        </w:rPr>
+        <w:t>one</w:t>
+      </w:r>
+      <w:r>
+        <w:t xml:space="preserve"> of them and keeps the rest fixed, so it measures how much the result depends on that one thing. Small means stable.</w:t>
+      </w:r>
+    </w:p>
+    <w:p>
+      <w:pPr>
+        <w:spacing w:after="40"/>
+        <w:ind w:left="510" w:hanging="340"/>
+      </w:pPr>
+      <w:r>
+        <w:t xml:space="preserve">1. </w:t>
+      </w:r>
+      <w:r>
+        <w:rPr>
+          <w:b/>
+        </w:rPr>
+        <w:t>SD over the 10 repeats: the luck of the split.</w:t>
+      </w:r>
+      <w:r>
+        <w:t xml:space="preserve"> One 5-fold run splits the 41 films into 5 groups at random. We repeat that with 10 different splits and compute macro-F1 once per repeat (on all 329 clips' out-of-fold predictions). The SD of these 10 numbers says how much the score depends on </w:t>
+      </w:r>
+      <w:r>
+        <w:rPr>
+          <w:i/>
+        </w:rPr>
+        <w:t>which films happened to be tested together</w:t>
+      </w:r>
+      <w:r>
+        <w:t>. This is the stability of the number we report.</w:t>
+      </w:r>
+    </w:p>
+    <w:p>
+      <w:pPr>
+        <w:spacing w:after="40"/>
+        <w:ind w:left="510" w:hanging="340"/>
+      </w:pPr>
+      <w:r>
+        <w:t xml:space="preserve">2. </w:t>
+      </w:r>
+      <w:r>
+        <w:rPr>
+          <w:b/>
+        </w:rPr>
+        <w:t>SD over the 50 single folds: how noisy one test fold is.</w:t>
+      </w:r>
+      <w:r>
+        <w:t xml:space="preserve"> The same 10 × 5 = 50 test folds, but each scored on its own. A fold holds only about 8 films (≈ 65 clips), so a single fold's score swings a lot. This SD is not the uncertainty of our result; it shows why one 5-fold run would not be enough and why we pool and repeat. (Averaging 5 folds divides the swing by roughly √5, which is about where the repeat SD ends up.)</w:t>
+      </w:r>
+    </w:p>
+    <w:p>
+      <w:pPr>
+        <w:spacing w:after="40"/>
+        <w:ind w:left="510" w:hanging="340"/>
+      </w:pPr>
+      <w:r>
+        <w:t xml:space="preserve">3. </w:t>
+      </w:r>
+      <w:r>
+        <w:rPr>
+          <w:b/>
+        </w:rPr>
+        <w:t>Film bootstrap SE: the luck of the dataset.</w:t>
+      </w:r>
+      <w:r>
+        <w:t xml:space="preserve"> Even with a perfect procedure, the 41 films are one sample of all films that could have been in the dataset. The bootstrap draws 41 films </w:t>
+      </w:r>
+      <w:r>
+        <w:rPr>
+          <w:i/>
+        </w:rPr>
+        <w:t>with replacement</w:t>
+      </w:r>
+      <w:r>
+        <w:t xml:space="preserve"> 1000 times, re-scores the same predictions on each draw, and measures the spread. This is the </w:t>
+      </w:r>
+      <w:r>
+        <w:rPr>
+          <w:b/>
+        </w:rPr>
+        <w:t>standard error</w:t>
+      </w:r>
+      <w:r>
+        <w:t>: how far the score would move with a different set of films of the same size. It is the uncertainty the 95 % intervals in the thesis show (SE ≈ interval width / 3.92).</w:t>
+      </w:r>
+    </w:p>
+    <w:p>
+      <w:pPr>
+        <w:spacing w:after="40"/>
+        <w:ind w:left="510" w:hanging="340"/>
+      </w:pPr>
+      <w:r>
+        <w:t xml:space="preserve">4. </w:t>
+      </w:r>
+      <w:r>
+        <w:rPr>
+          <w:b/>
+        </w:rPr>
+        <w:t>SD over 5 seeds: the luck of the random numbers.</w:t>
+      </w:r>
+      <w:r>
+        <w:t xml:space="preserve"> The entire 10 × 5 protocol was re-run under five master seeds (42, 1, 2, 3, 4). A seed changes both the splits and the random forest that predicts the emotions. The SD of the five 10-repeat means says whether someone re-running the code with another seed would get the same result. This is </w:t>
+      </w:r>
+      <w:r>
+        <w:rPr>
+          <w:b/>
+        </w:rPr>
+        <w:t>reproducibility</w:t>
+      </w:r>
+      <w:r>
+        <w:t>.</w:t>
+      </w:r>
+    </w:p>
+    <w:p>
+      <w:pPr>
+        <w:pStyle w:val="Heading2"/>
+      </w:pPr>
+      <w:r>
+        <w:t>The numbers</w:t>
+      </w:r>
+    </w:p>
+    <w:p>
+      <w:r>
+        <w:t>Macro-F1, 5 genres:</w:t>
       </w:r>
     </w:p>
     <w:tbl>
@@ -2318,7 +4254,7 @@
                 <w:b/>
                 <w:sz w:val="17"/>
               </w:rPr>
-              <w:t>SD over the 10 repeats (fold assignment)</w:t>
+              <w:t>1. repeats (split)</w:t>
             </w:r>
           </w:p>
         </w:tc>
@@ -2336,7 +4272,7 @@
                 <w:b/>
                 <w:sz w:val="17"/>
               </w:rPr>
-              <w:t>SD over the 50 single folds</w:t>
+              <w:t>2. single folds</w:t>
             </w:r>
           </w:p>
         </w:tc>
@@ -2354,7 +4290,7 @@
                 <w:b/>
                 <w:sz w:val="17"/>
               </w:rPr>
-              <w:t>film bootstrap SE (which films)</w:t>
+              <w:t>3. bootstrap SE (films)</w:t>
             </w:r>
           </w:p>
         </w:tc>
@@ -2372,7 +4308,7 @@
                 <w:b/>
                 <w:sz w:val="17"/>
               </w:rPr>
-              <w:t>SD of the mean over 5 seeds</w:t>
+              <w:t>4. seeds (random numbers)</w:t>
             </w:r>
           </w:p>
         </w:tc>
@@ -2816,6 +4752,11 @@
       </w:pPr>
     </w:p>
     <w:p>
+      <w:r>
+        <w:t>How to read it, for the emotion route (score 0.417):</w:t>
+      </w:r>
+    </w:p>
+    <w:p>
       <w:pPr>
         <w:pStyle w:val="ListBullet"/>
         <w:spacing w:after="40"/>
@@ -2824,10 +4765,10 @@
         <w:rPr>
           <w:b/>
         </w:rPr>
-        <w:t>Repeats</w:t>
+        <w:t>Splits</w:t>
       </w:r>
       <w:r>
-        <w:t xml:space="preserve"> vary little (≤ 0.023); the emotion route is among the steadiest.</w:t>
+        <w:t>: the 10 repeats lie between 0.396 and 0.428 (SD 0.011, about 3 % of the score). The emotion route is the steadiest of the four audio routes; direct VGGish varies twice as much.</w:t>
       </w:r>
     </w:p>
     <w:p>
@@ -2842,7 +4783,7 @@
         <w:t>Single folds</w:t>
       </w:r>
       <w:r>
-        <w:t xml:space="preserve"> vary a lot (≈ 0.055), because a fold holds only about 8 films. That is why one 5-fold run cannot resolve differences of 0.04, and why we repeat 10 times.</w:t>
+        <w:t>: SD 0.054, five times the repeat SD. One fold alone could not separate two routes 0.04 apart; ten pooled repeats can.</w:t>
       </w:r>
     </w:p>
     <w:p>
@@ -2854,10 +4795,10 @@
         <w:rPr>
           <w:b/>
         </w:rPr>
-        <w:t>Which films are in the dataset</w:t>
+        <w:t>Which films</w:t>
       </w:r>
       <w:r>
-        <w:t xml:space="preserve"> is the largest source (0.018–0.027). Only more films can reduce it.</w:t>
+        <w:t>: SE 0.024, the largest of the meaningful sources. Only more films can reduce it. This is why the significance tests resample films.</w:t>
       </w:r>
     </w:p>
     <w:p>
@@ -2869,10 +4810,10 @@
         <w:rPr>
           <w:b/>
         </w:rPr>
-        <w:t>Seeds.</w:t>
+        <w:t>Seeds</w:t>
       </w:r>
       <w:r>
-        <w:t xml:space="preserve"> The whole 10×5 protocol was re-run under five master seeds (42, 1, 2, 3, 4), which changes both the fold assignment and the random forest. The emotion route scores 0.410–0.417 under every seed. Its lead over direct VGGish is positive under </w:t>
+        <w:t xml:space="preserve">: the mean moves by 0.003 (0.410 to 0.417 across the five seeds). The lead over direct VGGish is positive under </w:t>
       </w:r>
       <w:r>
         <w:rPr>
@@ -2881,19 +4822,26 @@
         <w:t>every</w:t>
       </w:r>
       <w:r>
-        <w:t xml:space="preserve"> seed (+0.037 to +0.059), as are its leads over AST and PCA-8. The PCA-8-vs-VGGish difference flips sign between seeds (−0.005 to +0.012), which is what "no effect" looks like.</w:t>
+        <w:t xml:space="preserve"> seed (+0.037 to +0.059), as are the leads over AST and PCA-8. For contrast, the PCA-8-vs-VGGish difference changes sign between seeds (−0.005 to +0.012), which is what "no effect" looks like.</w:t>
       </w:r>
     </w:p>
     <w:p>
-      <w:pPr>
-        <w:pStyle w:val="ListBullet"/>
-        <w:spacing w:after="40"/>
-      </w:pPr>
       <w:r>
         <w:rPr>
           <w:b/>
         </w:rPr>
-        <w:t>Reproducibility.</w:t>
+        <w:t>Ordering of the sources:</w:t>
+      </w:r>
+      <w:r>
+        <w:t xml:space="preserve"> seed (≤ 0.008) &lt; split (≤ 0.023) &lt; films (0.018–0.027) &lt; single fold (≈ 0.055). The result is stable against everything the code controls. What remains uncertain is the dataset itself.</w:t>
+      </w:r>
+    </w:p>
+    <w:p>
+      <w:r>
+        <w:rPr>
+          <w:b/>
+        </w:rPr>
+        <w:t>Reproducibility check.</w:t>
       </w:r>
       <w:r>
         <w:t xml:space="preserve"> Under seed 42 the new script reproduces the per-repeat scores of the main analysis (</w:t>
@@ -2923,7 +4871,7 @@
         <w:t>figures/stability_repeats.pdf</w:t>
       </w:r>
       <w:r>
-        <w:t>.</w:t>
+        <w:t xml:space="preserve"> (left: the 10 repeats per route; right: the mean under each of the five seeds).</w:t>
       </w:r>
     </w:p>
     <w:p>
@@ -4576,7 +6524,7 @@
         <w:t>AI-usage declaration</w:t>
       </w:r>
       <w:r>
-        <w:t>: three red notes (other tools, how the drafts were revised, the level for the held-back parts) and the date.</w:t>
+        <w:t>: two red notes (other tools, how the drafts were revised) and the date. The level for the held-back parts is filled in ("edited").</w:t>
       </w:r>
     </w:p>
     <w:p>

--- a/docs/current_state.docx
+++ b/docs/current_state.docx
@@ -1037,7 +1037,7 @@
     </w:p>
     <w:p>
       <w:r>
-        <w:t>Bold is the best of the four audio routes (emotion, VGGish, AST, PCA-8).</w:t>
+        <w:t>Bold is the best of the four audio routes (emotion, VGGish, AST, PCA-8). The last column is the emotion route minus the better of the two direct audio routes (VGGish or AST, named in brackets) under that metric; a positive value means the emotion route is ahead, except for Hamming loss, where lower is better. It is the difference of the two means, so it can differ by up to 0.002 from the bootstrap difference in the next table.</w:t>
       </w:r>
     </w:p>
     <w:tbl>
@@ -1048,20 +1048,21 @@
         <w:tblLook w:firstColumn="1" w:firstRow="1" w:lastColumn="0" w:lastRow="0" w:noHBand="0" w:noVBand="1" w:val="04A0"/>
       </w:tblPr>
       <w:tblGrid>
-        <w:gridCol w:w="1108"/>
-        <w:gridCol w:w="1108"/>
-        <w:gridCol w:w="1108"/>
-        <w:gridCol w:w="1108"/>
-        <w:gridCol w:w="1108"/>
-        <w:gridCol w:w="1108"/>
-        <w:gridCol w:w="1108"/>
-        <w:gridCol w:w="1108"/>
-        <w:gridCol w:w="1108"/>
+        <w:gridCol w:w="997"/>
+        <w:gridCol w:w="997"/>
+        <w:gridCol w:w="997"/>
+        <w:gridCol w:w="997"/>
+        <w:gridCol w:w="997"/>
+        <w:gridCol w:w="997"/>
+        <w:gridCol w:w="997"/>
+        <w:gridCol w:w="997"/>
+        <w:gridCol w:w="997"/>
+        <w:gridCol w:w="997"/>
       </w:tblGrid>
       <w:tr>
         <w:tc>
           <w:tcPr>
-            <w:tcW w:type="dxa" w:w="1108"/>
+            <w:tcW w:type="dxa" w:w="997"/>
             <w:shd w:val="clear" w:color="auto" w:fill="E8E8E8"/>
           </w:tcPr>
           <w:p>
@@ -1079,7 +1080,7 @@
         </w:tc>
         <w:tc>
           <w:tcPr>
-            <w:tcW w:type="dxa" w:w="1108"/>
+            <w:tcW w:type="dxa" w:w="997"/>
             <w:shd w:val="clear" w:color="auto" w:fill="E8E8E8"/>
           </w:tcPr>
           <w:p>
@@ -1097,7 +1098,7 @@
         </w:tc>
         <w:tc>
           <w:tcPr>
-            <w:tcW w:type="dxa" w:w="1108"/>
+            <w:tcW w:type="dxa" w:w="997"/>
             <w:shd w:val="clear" w:color="auto" w:fill="E8E8E8"/>
           </w:tcPr>
           <w:p>
@@ -1115,7 +1116,7 @@
         </w:tc>
         <w:tc>
           <w:tcPr>
-            <w:tcW w:type="dxa" w:w="1108"/>
+            <w:tcW w:type="dxa" w:w="997"/>
             <w:shd w:val="clear" w:color="auto" w:fill="E8E8E8"/>
           </w:tcPr>
           <w:p>
@@ -1133,7 +1134,7 @@
         </w:tc>
         <w:tc>
           <w:tcPr>
-            <w:tcW w:type="dxa" w:w="1108"/>
+            <w:tcW w:type="dxa" w:w="997"/>
             <w:shd w:val="clear" w:color="auto" w:fill="E8E8E8"/>
           </w:tcPr>
           <w:p>
@@ -1151,7 +1152,7 @@
         </w:tc>
         <w:tc>
           <w:tcPr>
-            <w:tcW w:type="dxa" w:w="1108"/>
+            <w:tcW w:type="dxa" w:w="997"/>
             <w:shd w:val="clear" w:color="auto" w:fill="E8E8E8"/>
           </w:tcPr>
           <w:p>
@@ -1169,7 +1170,7 @@
         </w:tc>
         <w:tc>
           <w:tcPr>
-            <w:tcW w:type="dxa" w:w="1108"/>
+            <w:tcW w:type="dxa" w:w="997"/>
             <w:shd w:val="clear" w:color="auto" w:fill="E8E8E8"/>
           </w:tcPr>
           <w:p>
@@ -1187,7 +1188,7 @@
         </w:tc>
         <w:tc>
           <w:tcPr>
-            <w:tcW w:type="dxa" w:w="1108"/>
+            <w:tcW w:type="dxa" w:w="997"/>
             <w:shd w:val="clear" w:color="auto" w:fill="E8E8E8"/>
           </w:tcPr>
           <w:p>
@@ -1205,7 +1206,7 @@
         </w:tc>
         <w:tc>
           <w:tcPr>
-            <w:tcW w:type="dxa" w:w="1108"/>
+            <w:tcW w:type="dxa" w:w="997"/>
             <w:shd w:val="clear" w:color="auto" w:fill="E8E8E8"/>
           </w:tcPr>
           <w:p>
@@ -1218,6 +1219,24 @@
                 <w:sz w:val="17"/>
               </w:rPr>
               <w:t>random</w:t>
+            </w:r>
+          </w:p>
+        </w:tc>
+        <w:tc>
+          <w:tcPr>
+            <w:tcW w:type="dxa" w:w="997"/>
+            <w:shd w:val="clear" w:color="auto" w:fill="E8E8E8"/>
+          </w:tcPr>
+          <w:p>
+            <w:pPr>
+              <w:spacing w:after="0"/>
+            </w:pPr>
+            <w:r>
+              <w:rPr>
+                <w:b/>
+                <w:sz w:val="17"/>
+              </w:rPr>
+              <w:t>Δ emotion − best direct</w:t>
             </w:r>
           </w:p>
         </w:tc>
@@ -1225,7 +1244,7 @@
       <w:tr>
         <w:tc>
           <w:tcPr>
-            <w:tcW w:type="dxa" w:w="1108"/>
+            <w:tcW w:type="dxa" w:w="997"/>
           </w:tcPr>
           <w:p>
             <w:pPr>
@@ -1241,7 +1260,7 @@
         </w:tc>
         <w:tc>
           <w:tcPr>
-            <w:tcW w:type="dxa" w:w="1108"/>
+            <w:tcW w:type="dxa" w:w="997"/>
           </w:tcPr>
           <w:p>
             <w:pPr>
@@ -1258,7 +1277,7 @@
         </w:tc>
         <w:tc>
           <w:tcPr>
-            <w:tcW w:type="dxa" w:w="1108"/>
+            <w:tcW w:type="dxa" w:w="997"/>
           </w:tcPr>
           <w:p>
             <w:pPr>
@@ -1275,7 +1294,7 @@
         </w:tc>
         <w:tc>
           <w:tcPr>
-            <w:tcW w:type="dxa" w:w="1108"/>
+            <w:tcW w:type="dxa" w:w="997"/>
           </w:tcPr>
           <w:p>
             <w:pPr>
@@ -1293,7 +1312,7 @@
         </w:tc>
         <w:tc>
           <w:tcPr>
-            <w:tcW w:type="dxa" w:w="1108"/>
+            <w:tcW w:type="dxa" w:w="997"/>
           </w:tcPr>
           <w:p>
             <w:pPr>
@@ -1310,7 +1329,7 @@
         </w:tc>
         <w:tc>
           <w:tcPr>
-            <w:tcW w:type="dxa" w:w="1108"/>
+            <w:tcW w:type="dxa" w:w="997"/>
           </w:tcPr>
           <w:p>
             <w:pPr>
@@ -1327,7 +1346,7 @@
         </w:tc>
         <w:tc>
           <w:tcPr>
-            <w:tcW w:type="dxa" w:w="1108"/>
+            <w:tcW w:type="dxa" w:w="997"/>
           </w:tcPr>
           <w:p>
             <w:pPr>
@@ -1344,7 +1363,7 @@
         </w:tc>
         <w:tc>
           <w:tcPr>
-            <w:tcW w:type="dxa" w:w="1108"/>
+            <w:tcW w:type="dxa" w:w="997"/>
           </w:tcPr>
           <w:p>
             <w:pPr>
@@ -1361,7 +1380,7 @@
         </w:tc>
         <w:tc>
           <w:tcPr>
-            <w:tcW w:type="dxa" w:w="1108"/>
+            <w:tcW w:type="dxa" w:w="997"/>
           </w:tcPr>
           <w:p>
             <w:pPr>
@@ -1373,6 +1392,30 @@
                 <w:sz w:val="17"/>
               </w:rPr>
               <w:t>0.308</w:t>
+            </w:r>
+          </w:p>
+        </w:tc>
+        <w:tc>
+          <w:tcPr>
+            <w:tcW w:type="dxa" w:w="997"/>
+          </w:tcPr>
+          <w:p>
+            <w:pPr>
+              <w:spacing w:after="0"/>
+              <w:jc w:val="right"/>
+            </w:pPr>
+            <w:r>
+              <w:rPr>
+                <w:b/>
+                <w:sz w:val="17"/>
+              </w:rPr>
+              <w:t>+0.040</w:t>
+            </w:r>
+            <w:r>
+              <w:rPr>
+                <w:sz w:val="17"/>
+              </w:rPr>
+              <w:t xml:space="preserve"> (VGGish)</w:t>
             </w:r>
           </w:p>
         </w:tc>
@@ -1380,7 +1423,7 @@
       <w:tr>
         <w:tc>
           <w:tcPr>
-            <w:tcW w:type="dxa" w:w="1108"/>
+            <w:tcW w:type="dxa" w:w="997"/>
           </w:tcPr>
           <w:p>
             <w:pPr>
@@ -1396,7 +1439,7 @@
         </w:tc>
         <w:tc>
           <w:tcPr>
-            <w:tcW w:type="dxa" w:w="1108"/>
+            <w:tcW w:type="dxa" w:w="997"/>
           </w:tcPr>
           <w:p>
             <w:pPr>
@@ -1412,7 +1455,7 @@
         </w:tc>
         <w:tc>
           <w:tcPr>
-            <w:tcW w:type="dxa" w:w="1108"/>
+            <w:tcW w:type="dxa" w:w="997"/>
           </w:tcPr>
           <w:p>
             <w:pPr>
@@ -1429,7 +1472,7 @@
         </w:tc>
         <w:tc>
           <w:tcPr>
-            <w:tcW w:type="dxa" w:w="1108"/>
+            <w:tcW w:type="dxa" w:w="997"/>
           </w:tcPr>
           <w:p>
             <w:pPr>
@@ -1446,7 +1489,7 @@
         </w:tc>
         <w:tc>
           <w:tcPr>
-            <w:tcW w:type="dxa" w:w="1108"/>
+            <w:tcW w:type="dxa" w:w="997"/>
           </w:tcPr>
           <w:p>
             <w:pPr>
@@ -1463,7 +1506,7 @@
         </w:tc>
         <w:tc>
           <w:tcPr>
-            <w:tcW w:type="dxa" w:w="1108"/>
+            <w:tcW w:type="dxa" w:w="997"/>
           </w:tcPr>
           <w:p>
             <w:pPr>
@@ -1481,7 +1524,7 @@
         </w:tc>
         <w:tc>
           <w:tcPr>
-            <w:tcW w:type="dxa" w:w="1108"/>
+            <w:tcW w:type="dxa" w:w="997"/>
           </w:tcPr>
           <w:p>
             <w:pPr>
@@ -1498,7 +1541,7 @@
         </w:tc>
         <w:tc>
           <w:tcPr>
-            <w:tcW w:type="dxa" w:w="1108"/>
+            <w:tcW w:type="dxa" w:w="997"/>
           </w:tcPr>
           <w:p>
             <w:pPr>
@@ -1515,7 +1558,7 @@
         </w:tc>
         <w:tc>
           <w:tcPr>
-            <w:tcW w:type="dxa" w:w="1108"/>
+            <w:tcW w:type="dxa" w:w="997"/>
           </w:tcPr>
           <w:p>
             <w:pPr>
@@ -1527,6 +1570,23 @@
                 <w:sz w:val="17"/>
               </w:rPr>
               <w:t>0.477</w:t>
+            </w:r>
+          </w:p>
+        </w:tc>
+        <w:tc>
+          <w:tcPr>
+            <w:tcW w:type="dxa" w:w="997"/>
+          </w:tcPr>
+          <w:p>
+            <w:pPr>
+              <w:spacing w:after="0"/>
+              <w:jc w:val="right"/>
+            </w:pPr>
+            <w:r>
+              <w:rPr>
+                <w:sz w:val="17"/>
+              </w:rPr>
+              <w:t>−0.033 (AST)</w:t>
             </w:r>
           </w:p>
         </w:tc>
@@ -1534,7 +1594,7 @@
       <w:tr>
         <w:tc>
           <w:tcPr>
-            <w:tcW w:type="dxa" w:w="1108"/>
+            <w:tcW w:type="dxa" w:w="997"/>
           </w:tcPr>
           <w:p>
             <w:pPr>
@@ -1550,7 +1610,7 @@
         </w:tc>
         <w:tc>
           <w:tcPr>
-            <w:tcW w:type="dxa" w:w="1108"/>
+            <w:tcW w:type="dxa" w:w="997"/>
           </w:tcPr>
           <w:p>
             <w:pPr>
@@ -1566,7 +1626,7 @@
         </w:tc>
         <w:tc>
           <w:tcPr>
-            <w:tcW w:type="dxa" w:w="1108"/>
+            <w:tcW w:type="dxa" w:w="997"/>
           </w:tcPr>
           <w:p>
             <w:pPr>
@@ -1583,7 +1643,7 @@
         </w:tc>
         <w:tc>
           <w:tcPr>
-            <w:tcW w:type="dxa" w:w="1108"/>
+            <w:tcW w:type="dxa" w:w="997"/>
           </w:tcPr>
           <w:p>
             <w:pPr>
@@ -1601,7 +1661,7 @@
         </w:tc>
         <w:tc>
           <w:tcPr>
-            <w:tcW w:type="dxa" w:w="1108"/>
+            <w:tcW w:type="dxa" w:w="997"/>
           </w:tcPr>
           <w:p>
             <w:pPr>
@@ -1618,7 +1678,7 @@
         </w:tc>
         <w:tc>
           <w:tcPr>
-            <w:tcW w:type="dxa" w:w="1108"/>
+            <w:tcW w:type="dxa" w:w="997"/>
           </w:tcPr>
           <w:p>
             <w:pPr>
@@ -1635,7 +1695,7 @@
         </w:tc>
         <w:tc>
           <w:tcPr>
-            <w:tcW w:type="dxa" w:w="1108"/>
+            <w:tcW w:type="dxa" w:w="997"/>
           </w:tcPr>
           <w:p>
             <w:pPr>
@@ -1652,7 +1712,7 @@
         </w:tc>
         <w:tc>
           <w:tcPr>
-            <w:tcW w:type="dxa" w:w="1108"/>
+            <w:tcW w:type="dxa" w:w="997"/>
           </w:tcPr>
           <w:p>
             <w:pPr>
@@ -1669,7 +1729,7 @@
         </w:tc>
         <w:tc>
           <w:tcPr>
-            <w:tcW w:type="dxa" w:w="1108"/>
+            <w:tcW w:type="dxa" w:w="997"/>
           </w:tcPr>
           <w:p>
             <w:pPr>
@@ -1681,6 +1741,23 @@
                 <w:sz w:val="17"/>
               </w:rPr>
               <w:t>0.477</w:t>
+            </w:r>
+          </w:p>
+        </w:tc>
+        <w:tc>
+          <w:tcPr>
+            <w:tcW w:type="dxa" w:w="997"/>
+          </w:tcPr>
+          <w:p>
+            <w:pPr>
+              <w:spacing w:after="0"/>
+              <w:jc w:val="right"/>
+            </w:pPr>
+            <w:r>
+              <w:rPr>
+                <w:sz w:val="17"/>
+              </w:rPr>
+              <w:t>+0.016 (AST)</w:t>
             </w:r>
           </w:p>
         </w:tc>
@@ -1688,7 +1765,7 @@
       <w:tr>
         <w:tc>
           <w:tcPr>
-            <w:tcW w:type="dxa" w:w="1108"/>
+            <w:tcW w:type="dxa" w:w="997"/>
           </w:tcPr>
           <w:p>
             <w:pPr>
@@ -1704,7 +1781,7 @@
         </w:tc>
         <w:tc>
           <w:tcPr>
-            <w:tcW w:type="dxa" w:w="1108"/>
+            <w:tcW w:type="dxa" w:w="997"/>
           </w:tcPr>
           <w:p>
             <w:pPr>
@@ -1720,7 +1797,7 @@
         </w:tc>
         <w:tc>
           <w:tcPr>
-            <w:tcW w:type="dxa" w:w="1108"/>
+            <w:tcW w:type="dxa" w:w="997"/>
           </w:tcPr>
           <w:p>
             <w:pPr>
@@ -1737,7 +1814,7 @@
         </w:tc>
         <w:tc>
           <w:tcPr>
-            <w:tcW w:type="dxa" w:w="1108"/>
+            <w:tcW w:type="dxa" w:w="997"/>
           </w:tcPr>
           <w:p>
             <w:pPr>
@@ -1754,7 +1831,7 @@
         </w:tc>
         <w:tc>
           <w:tcPr>
-            <w:tcW w:type="dxa" w:w="1108"/>
+            <w:tcW w:type="dxa" w:w="997"/>
           </w:tcPr>
           <w:p>
             <w:pPr>
@@ -1771,7 +1848,7 @@
         </w:tc>
         <w:tc>
           <w:tcPr>
-            <w:tcW w:type="dxa" w:w="1108"/>
+            <w:tcW w:type="dxa" w:w="997"/>
           </w:tcPr>
           <w:p>
             <w:pPr>
@@ -1789,7 +1866,7 @@
         </w:tc>
         <w:tc>
           <w:tcPr>
-            <w:tcW w:type="dxa" w:w="1108"/>
+            <w:tcW w:type="dxa" w:w="997"/>
           </w:tcPr>
           <w:p>
             <w:pPr>
@@ -1806,7 +1883,7 @@
         </w:tc>
         <w:tc>
           <w:tcPr>
-            <w:tcW w:type="dxa" w:w="1108"/>
+            <w:tcW w:type="dxa" w:w="997"/>
           </w:tcPr>
           <w:p>
             <w:pPr>
@@ -1823,7 +1900,7 @@
         </w:tc>
         <w:tc>
           <w:tcPr>
-            <w:tcW w:type="dxa" w:w="1108"/>
+            <w:tcW w:type="dxa" w:w="997"/>
           </w:tcPr>
           <w:p>
             <w:pPr>
@@ -1835,6 +1912,23 @@
                 <w:sz w:val="17"/>
               </w:rPr>
               <w:t>0.438</w:t>
+            </w:r>
+          </w:p>
+        </w:tc>
+        <w:tc>
+          <w:tcPr>
+            <w:tcW w:type="dxa" w:w="997"/>
+          </w:tcPr>
+          <w:p>
+            <w:pPr>
+              <w:spacing w:after="0"/>
+              <w:jc w:val="right"/>
+            </w:pPr>
+            <w:r>
+              <w:rPr>
+                <w:sz w:val="17"/>
+              </w:rPr>
+              <w:t>−0.011 (AST)</w:t>
             </w:r>
           </w:p>
         </w:tc>
@@ -1842,7 +1936,7 @@
       <w:tr>
         <w:tc>
           <w:tcPr>
-            <w:tcW w:type="dxa" w:w="1108"/>
+            <w:tcW w:type="dxa" w:w="997"/>
           </w:tcPr>
           <w:p>
             <w:pPr>
@@ -1858,7 +1952,7 @@
         </w:tc>
         <w:tc>
           <w:tcPr>
-            <w:tcW w:type="dxa" w:w="1108"/>
+            <w:tcW w:type="dxa" w:w="997"/>
           </w:tcPr>
           <w:p>
             <w:pPr>
@@ -1874,7 +1968,7 @@
         </w:tc>
         <w:tc>
           <w:tcPr>
-            <w:tcW w:type="dxa" w:w="1108"/>
+            <w:tcW w:type="dxa" w:w="997"/>
           </w:tcPr>
           <w:p>
             <w:pPr>
@@ -1891,7 +1985,7 @@
         </w:tc>
         <w:tc>
           <w:tcPr>
-            <w:tcW w:type="dxa" w:w="1108"/>
+            <w:tcW w:type="dxa" w:w="997"/>
           </w:tcPr>
           <w:p>
             <w:pPr>
@@ -1908,7 +2002,7 @@
         </w:tc>
         <w:tc>
           <w:tcPr>
-            <w:tcW w:type="dxa" w:w="1108"/>
+            <w:tcW w:type="dxa" w:w="997"/>
           </w:tcPr>
           <w:p>
             <w:pPr>
@@ -1925,7 +2019,7 @@
         </w:tc>
         <w:tc>
           <w:tcPr>
-            <w:tcW w:type="dxa" w:w="1108"/>
+            <w:tcW w:type="dxa" w:w="997"/>
           </w:tcPr>
           <w:p>
             <w:pPr>
@@ -1942,7 +2036,7 @@
         </w:tc>
         <w:tc>
           <w:tcPr>
-            <w:tcW w:type="dxa" w:w="1108"/>
+            <w:tcW w:type="dxa" w:w="997"/>
           </w:tcPr>
           <w:p>
             <w:pPr>
@@ -1960,7 +2054,7 @@
         </w:tc>
         <w:tc>
           <w:tcPr>
-            <w:tcW w:type="dxa" w:w="1108"/>
+            <w:tcW w:type="dxa" w:w="997"/>
           </w:tcPr>
           <w:p>
             <w:pPr>
@@ -1977,7 +2071,7 @@
         </w:tc>
         <w:tc>
           <w:tcPr>
-            <w:tcW w:type="dxa" w:w="1108"/>
+            <w:tcW w:type="dxa" w:w="997"/>
           </w:tcPr>
           <w:p>
             <w:pPr>
@@ -1989,6 +2083,23 @@
                 <w:sz w:val="17"/>
               </w:rPr>
               <w:t>0.308</w:t>
+            </w:r>
+          </w:p>
+        </w:tc>
+        <w:tc>
+          <w:tcPr>
+            <w:tcW w:type="dxa" w:w="997"/>
+          </w:tcPr>
+          <w:p>
+            <w:pPr>
+              <w:spacing w:after="0"/>
+              <w:jc w:val="right"/>
+            </w:pPr>
+            <w:r>
+              <w:rPr>
+                <w:sz w:val="17"/>
+              </w:rPr>
+              <w:t>+0.011 (VGGish)</w:t>
             </w:r>
           </w:p>
         </w:tc>
@@ -1996,7 +2107,7 @@
       <w:tr>
         <w:tc>
           <w:tcPr>
-            <w:tcW w:type="dxa" w:w="1108"/>
+            <w:tcW w:type="dxa" w:w="997"/>
           </w:tcPr>
           <w:p>
             <w:pPr>
@@ -2012,7 +2123,7 @@
         </w:tc>
         <w:tc>
           <w:tcPr>
-            <w:tcW w:type="dxa" w:w="1108"/>
+            <w:tcW w:type="dxa" w:w="997"/>
           </w:tcPr>
           <w:p>
             <w:pPr>
@@ -2028,7 +2139,7 @@
         </w:tc>
         <w:tc>
           <w:tcPr>
-            <w:tcW w:type="dxa" w:w="1108"/>
+            <w:tcW w:type="dxa" w:w="997"/>
           </w:tcPr>
           <w:p>
             <w:pPr>
@@ -2045,7 +2156,7 @@
         </w:tc>
         <w:tc>
           <w:tcPr>
-            <w:tcW w:type="dxa" w:w="1108"/>
+            <w:tcW w:type="dxa" w:w="997"/>
           </w:tcPr>
           <w:p>
             <w:pPr>
@@ -2063,7 +2174,7 @@
         </w:tc>
         <w:tc>
           <w:tcPr>
-            <w:tcW w:type="dxa" w:w="1108"/>
+            <w:tcW w:type="dxa" w:w="997"/>
           </w:tcPr>
           <w:p>
             <w:pPr>
@@ -2080,7 +2191,7 @@
         </w:tc>
         <w:tc>
           <w:tcPr>
-            <w:tcW w:type="dxa" w:w="1108"/>
+            <w:tcW w:type="dxa" w:w="997"/>
           </w:tcPr>
           <w:p>
             <w:pPr>
@@ -2097,7 +2208,7 @@
         </w:tc>
         <w:tc>
           <w:tcPr>
-            <w:tcW w:type="dxa" w:w="1108"/>
+            <w:tcW w:type="dxa" w:w="997"/>
           </w:tcPr>
           <w:p>
             <w:pPr>
@@ -2114,7 +2225,7 @@
         </w:tc>
         <w:tc>
           <w:tcPr>
-            <w:tcW w:type="dxa" w:w="1108"/>
+            <w:tcW w:type="dxa" w:w="997"/>
           </w:tcPr>
           <w:p>
             <w:pPr>
@@ -2131,7 +2242,7 @@
         </w:tc>
         <w:tc>
           <w:tcPr>
-            <w:tcW w:type="dxa" w:w="1108"/>
+            <w:tcW w:type="dxa" w:w="997"/>
           </w:tcPr>
           <w:p>
             <w:pPr>
@@ -2143,6 +2254,23 @@
                 <w:sz w:val="17"/>
               </w:rPr>
               <w:t>0.321</w:t>
+            </w:r>
+          </w:p>
+        </w:tc>
+        <w:tc>
+          <w:tcPr>
+            <w:tcW w:type="dxa" w:w="997"/>
+          </w:tcPr>
+          <w:p>
+            <w:pPr>
+              <w:spacing w:after="0"/>
+              <w:jc w:val="right"/>
+            </w:pPr>
+            <w:r>
+              <w:rPr>
+                <w:sz w:val="17"/>
+              </w:rPr>
+              <w:t>+0.011 (VGGish)</w:t>
             </w:r>
           </w:p>
         </w:tc>
@@ -2150,7 +2278,7 @@
       <w:tr>
         <w:tc>
           <w:tcPr>
-            <w:tcW w:type="dxa" w:w="1108"/>
+            <w:tcW w:type="dxa" w:w="997"/>
           </w:tcPr>
           <w:p>
             <w:pPr>
@@ -2166,7 +2294,7 @@
         </w:tc>
         <w:tc>
           <w:tcPr>
-            <w:tcW w:type="dxa" w:w="1108"/>
+            <w:tcW w:type="dxa" w:w="997"/>
           </w:tcPr>
           <w:p>
             <w:pPr>
@@ -2182,7 +2310,7 @@
         </w:tc>
         <w:tc>
           <w:tcPr>
-            <w:tcW w:type="dxa" w:w="1108"/>
+            <w:tcW w:type="dxa" w:w="997"/>
           </w:tcPr>
           <w:p>
             <w:pPr>
@@ -2199,7 +2327,7 @@
         </w:tc>
         <w:tc>
           <w:tcPr>
-            <w:tcW w:type="dxa" w:w="1108"/>
+            <w:tcW w:type="dxa" w:w="997"/>
           </w:tcPr>
           <w:p>
             <w:pPr>
@@ -2217,7 +2345,7 @@
         </w:tc>
         <w:tc>
           <w:tcPr>
-            <w:tcW w:type="dxa" w:w="1108"/>
+            <w:tcW w:type="dxa" w:w="997"/>
           </w:tcPr>
           <w:p>
             <w:pPr>
@@ -2234,7 +2362,7 @@
         </w:tc>
         <w:tc>
           <w:tcPr>
-            <w:tcW w:type="dxa" w:w="1108"/>
+            <w:tcW w:type="dxa" w:w="997"/>
           </w:tcPr>
           <w:p>
             <w:pPr>
@@ -2251,7 +2379,7 @@
         </w:tc>
         <w:tc>
           <w:tcPr>
-            <w:tcW w:type="dxa" w:w="1108"/>
+            <w:tcW w:type="dxa" w:w="997"/>
           </w:tcPr>
           <w:p>
             <w:pPr>
@@ -2268,7 +2396,7 @@
         </w:tc>
         <w:tc>
           <w:tcPr>
-            <w:tcW w:type="dxa" w:w="1108"/>
+            <w:tcW w:type="dxa" w:w="997"/>
           </w:tcPr>
           <w:p>
             <w:pPr>
@@ -2285,7 +2413,7 @@
         </w:tc>
         <w:tc>
           <w:tcPr>
-            <w:tcW w:type="dxa" w:w="1108"/>
+            <w:tcW w:type="dxa" w:w="997"/>
           </w:tcPr>
           <w:p>
             <w:pPr>
@@ -2297,6 +2425,23 @@
                 <w:sz w:val="17"/>
               </w:rPr>
               <w:t>0.501</w:t>
+            </w:r>
+          </w:p>
+        </w:tc>
+        <w:tc>
+          <w:tcPr>
+            <w:tcW w:type="dxa" w:w="997"/>
+          </w:tcPr>
+          <w:p>
+            <w:pPr>
+              <w:spacing w:after="0"/>
+              <w:jc w:val="right"/>
+            </w:pPr>
+            <w:r>
+              <w:rPr>
+                <w:sz w:val="17"/>
+              </w:rPr>
+              <w:t>+0.037 (AST)</w:t>
             </w:r>
           </w:p>
         </w:tc>
@@ -2304,7 +2449,7 @@
       <w:tr>
         <w:tc>
           <w:tcPr>
-            <w:tcW w:type="dxa" w:w="1108"/>
+            <w:tcW w:type="dxa" w:w="997"/>
           </w:tcPr>
           <w:p>
             <w:pPr>
@@ -2320,7 +2465,7 @@
         </w:tc>
         <w:tc>
           <w:tcPr>
-            <w:tcW w:type="dxa" w:w="1108"/>
+            <w:tcW w:type="dxa" w:w="997"/>
           </w:tcPr>
           <w:p>
             <w:pPr>
@@ -2336,7 +2481,7 @@
         </w:tc>
         <w:tc>
           <w:tcPr>
-            <w:tcW w:type="dxa" w:w="1108"/>
+            <w:tcW w:type="dxa" w:w="997"/>
           </w:tcPr>
           <w:p>
             <w:pPr>
@@ -2353,7 +2498,7 @@
         </w:tc>
         <w:tc>
           <w:tcPr>
-            <w:tcW w:type="dxa" w:w="1108"/>
+            <w:tcW w:type="dxa" w:w="997"/>
           </w:tcPr>
           <w:p>
             <w:pPr>
@@ -2371,7 +2516,7 @@
         </w:tc>
         <w:tc>
           <w:tcPr>
-            <w:tcW w:type="dxa" w:w="1108"/>
+            <w:tcW w:type="dxa" w:w="997"/>
           </w:tcPr>
           <w:p>
             <w:pPr>
@@ -2388,7 +2533,7 @@
         </w:tc>
         <w:tc>
           <w:tcPr>
-            <w:tcW w:type="dxa" w:w="1108"/>
+            <w:tcW w:type="dxa" w:w="997"/>
           </w:tcPr>
           <w:p>
             <w:pPr>
@@ -2405,7 +2550,7 @@
         </w:tc>
         <w:tc>
           <w:tcPr>
-            <w:tcW w:type="dxa" w:w="1108"/>
+            <w:tcW w:type="dxa" w:w="997"/>
           </w:tcPr>
           <w:p>
             <w:pPr>
@@ -2422,7 +2567,7 @@
         </w:tc>
         <w:tc>
           <w:tcPr>
-            <w:tcW w:type="dxa" w:w="1108"/>
+            <w:tcW w:type="dxa" w:w="997"/>
           </w:tcPr>
           <w:p>
             <w:pPr>
@@ -2439,7 +2584,7 @@
         </w:tc>
         <w:tc>
           <w:tcPr>
-            <w:tcW w:type="dxa" w:w="1108"/>
+            <w:tcW w:type="dxa" w:w="997"/>
           </w:tcPr>
           <w:p>
             <w:pPr>
@@ -2451,6 +2596,23 @@
                 <w:sz w:val="17"/>
               </w:rPr>
               <w:t>0.301</w:t>
+            </w:r>
+          </w:p>
+        </w:tc>
+        <w:tc>
+          <w:tcPr>
+            <w:tcW w:type="dxa" w:w="997"/>
+          </w:tcPr>
+          <w:p>
+            <w:pPr>
+              <w:spacing w:after="0"/>
+              <w:jc w:val="right"/>
+            </w:pPr>
+            <w:r>
+              <w:rPr>
+                <w:sz w:val="17"/>
+              </w:rPr>
+              <w:t>+0.094 (VGGish)</w:t>
             </w:r>
           </w:p>
         </w:tc>
@@ -2458,7 +2620,7 @@
       <w:tr>
         <w:tc>
           <w:tcPr>
-            <w:tcW w:type="dxa" w:w="1108"/>
+            <w:tcW w:type="dxa" w:w="997"/>
           </w:tcPr>
           <w:p>
             <w:pPr>
@@ -2474,7 +2636,7 @@
         </w:tc>
         <w:tc>
           <w:tcPr>
-            <w:tcW w:type="dxa" w:w="1108"/>
+            <w:tcW w:type="dxa" w:w="997"/>
           </w:tcPr>
           <w:p>
             <w:pPr>
@@ -2490,7 +2652,7 @@
         </w:tc>
         <w:tc>
           <w:tcPr>
-            <w:tcW w:type="dxa" w:w="1108"/>
+            <w:tcW w:type="dxa" w:w="997"/>
           </w:tcPr>
           <w:p>
             <w:pPr>
@@ -2507,7 +2669,7 @@
         </w:tc>
         <w:tc>
           <w:tcPr>
-            <w:tcW w:type="dxa" w:w="1108"/>
+            <w:tcW w:type="dxa" w:w="997"/>
           </w:tcPr>
           <w:p>
             <w:pPr>
@@ -2524,7 +2686,7 @@
         </w:tc>
         <w:tc>
           <w:tcPr>
-            <w:tcW w:type="dxa" w:w="1108"/>
+            <w:tcW w:type="dxa" w:w="997"/>
           </w:tcPr>
           <w:p>
             <w:pPr>
@@ -2541,7 +2703,7 @@
         </w:tc>
         <w:tc>
           <w:tcPr>
-            <w:tcW w:type="dxa" w:w="1108"/>
+            <w:tcW w:type="dxa" w:w="997"/>
           </w:tcPr>
           <w:p>
             <w:pPr>
@@ -2559,7 +2721,7 @@
         </w:tc>
         <w:tc>
           <w:tcPr>
-            <w:tcW w:type="dxa" w:w="1108"/>
+            <w:tcW w:type="dxa" w:w="997"/>
           </w:tcPr>
           <w:p>
             <w:pPr>
@@ -2576,7 +2738,7 @@
         </w:tc>
         <w:tc>
           <w:tcPr>
-            <w:tcW w:type="dxa" w:w="1108"/>
+            <w:tcW w:type="dxa" w:w="997"/>
           </w:tcPr>
           <w:p>
             <w:pPr>
@@ -2593,7 +2755,7 @@
         </w:tc>
         <w:tc>
           <w:tcPr>
-            <w:tcW w:type="dxa" w:w="1108"/>
+            <w:tcW w:type="dxa" w:w="997"/>
           </w:tcPr>
           <w:p>
             <w:pPr>
@@ -2605,6 +2767,23 @@
                 <w:sz w:val="17"/>
               </w:rPr>
               <w:t>0.133</w:t>
+            </w:r>
+          </w:p>
+        </w:tc>
+        <w:tc>
+          <w:tcPr>
+            <w:tcW w:type="dxa" w:w="997"/>
+          </w:tcPr>
+          <w:p>
+            <w:pPr>
+              <w:spacing w:after="0"/>
+              <w:jc w:val="right"/>
+            </w:pPr>
+            <w:r>
+              <w:rPr>
+                <w:sz w:val="17"/>
+              </w:rPr>
+              <w:t>−0.088 (AST)</w:t>
             </w:r>
           </w:p>
         </w:tc>
@@ -2612,7 +2791,7 @@
       <w:tr>
         <w:tc>
           <w:tcPr>
-            <w:tcW w:type="dxa" w:w="1108"/>
+            <w:tcW w:type="dxa" w:w="997"/>
           </w:tcPr>
           <w:p>
             <w:pPr>
@@ -2628,7 +2807,7 @@
         </w:tc>
         <w:tc>
           <w:tcPr>
-            <w:tcW w:type="dxa" w:w="1108"/>
+            <w:tcW w:type="dxa" w:w="997"/>
           </w:tcPr>
           <w:p>
             <w:pPr>
@@ -2644,7 +2823,7 @@
         </w:tc>
         <w:tc>
           <w:tcPr>
-            <w:tcW w:type="dxa" w:w="1108"/>
+            <w:tcW w:type="dxa" w:w="997"/>
           </w:tcPr>
           <w:p>
             <w:pPr>
@@ -2661,7 +2840,7 @@
         </w:tc>
         <w:tc>
           <w:tcPr>
-            <w:tcW w:type="dxa" w:w="1108"/>
+            <w:tcW w:type="dxa" w:w="997"/>
           </w:tcPr>
           <w:p>
             <w:pPr>
@@ -2678,7 +2857,7 @@
         </w:tc>
         <w:tc>
           <w:tcPr>
-            <w:tcW w:type="dxa" w:w="1108"/>
+            <w:tcW w:type="dxa" w:w="997"/>
           </w:tcPr>
           <w:p>
             <w:pPr>
@@ -2695,7 +2874,7 @@
         </w:tc>
         <w:tc>
           <w:tcPr>
-            <w:tcW w:type="dxa" w:w="1108"/>
+            <w:tcW w:type="dxa" w:w="997"/>
           </w:tcPr>
           <w:p>
             <w:pPr>
@@ -2713,7 +2892,7 @@
         </w:tc>
         <w:tc>
           <w:tcPr>
-            <w:tcW w:type="dxa" w:w="1108"/>
+            <w:tcW w:type="dxa" w:w="997"/>
           </w:tcPr>
           <w:p>
             <w:pPr>
@@ -2730,7 +2909,7 @@
         </w:tc>
         <w:tc>
           <w:tcPr>
-            <w:tcW w:type="dxa" w:w="1108"/>
+            <w:tcW w:type="dxa" w:w="997"/>
           </w:tcPr>
           <w:p>
             <w:pPr>
@@ -2747,7 +2926,7 @@
         </w:tc>
         <w:tc>
           <w:tcPr>
-            <w:tcW w:type="dxa" w:w="1108"/>
+            <w:tcW w:type="dxa" w:w="997"/>
           </w:tcPr>
           <w:p>
             <w:pPr>
@@ -2759,6 +2938,23 @@
                 <w:sz w:val="17"/>
               </w:rPr>
               <w:t>0.323</w:t>
+            </w:r>
+          </w:p>
+        </w:tc>
+        <w:tc>
+          <w:tcPr>
+            <w:tcW w:type="dxa" w:w="997"/>
+          </w:tcPr>
+          <w:p>
+            <w:pPr>
+              <w:spacing w:after="0"/>
+              <w:jc w:val="right"/>
+            </w:pPr>
+            <w:r>
+              <w:rPr>
+                <w:sz w:val="17"/>
+              </w:rPr>
+              <w:t>+0.090 (AST), worse</w:t>
             </w:r>
           </w:p>
         </w:tc>
@@ -2766,7 +2962,7 @@
       <w:tr>
         <w:tc>
           <w:tcPr>
-            <w:tcW w:type="dxa" w:w="1108"/>
+            <w:tcW w:type="dxa" w:w="997"/>
           </w:tcPr>
           <w:p>
             <w:pPr>
@@ -2782,7 +2978,7 @@
         </w:tc>
         <w:tc>
           <w:tcPr>
-            <w:tcW w:type="dxa" w:w="1108"/>
+            <w:tcW w:type="dxa" w:w="997"/>
           </w:tcPr>
           <w:p>
             <w:pPr>
@@ -2798,7 +2994,7 @@
         </w:tc>
         <w:tc>
           <w:tcPr>
-            <w:tcW w:type="dxa" w:w="1108"/>
+            <w:tcW w:type="dxa" w:w="997"/>
           </w:tcPr>
           <w:p>
             <w:pPr>
@@ -2815,7 +3011,7 @@
         </w:tc>
         <w:tc>
           <w:tcPr>
-            <w:tcW w:type="dxa" w:w="1108"/>
+            <w:tcW w:type="dxa" w:w="997"/>
           </w:tcPr>
           <w:p>
             <w:pPr>
@@ -2832,7 +3028,7 @@
         </w:tc>
         <w:tc>
           <w:tcPr>
-            <w:tcW w:type="dxa" w:w="1108"/>
+            <w:tcW w:type="dxa" w:w="997"/>
           </w:tcPr>
           <w:p>
             <w:pPr>
@@ -2849,7 +3045,7 @@
         </w:tc>
         <w:tc>
           <w:tcPr>
-            <w:tcW w:type="dxa" w:w="1108"/>
+            <w:tcW w:type="dxa" w:w="997"/>
           </w:tcPr>
           <w:p>
             <w:pPr>
@@ -2867,7 +3063,7 @@
         </w:tc>
         <w:tc>
           <w:tcPr>
-            <w:tcW w:type="dxa" w:w="1108"/>
+            <w:tcW w:type="dxa" w:w="997"/>
           </w:tcPr>
           <w:p>
             <w:pPr>
@@ -2884,7 +3080,7 @@
         </w:tc>
         <w:tc>
           <w:tcPr>
-            <w:tcW w:type="dxa" w:w="1108"/>
+            <w:tcW w:type="dxa" w:w="997"/>
           </w:tcPr>
           <w:p>
             <w:pPr>
@@ -2901,7 +3097,7 @@
         </w:tc>
         <w:tc>
           <w:tcPr>
-            <w:tcW w:type="dxa" w:w="1108"/>
+            <w:tcW w:type="dxa" w:w="997"/>
           </w:tcPr>
           <w:p>
             <w:pPr>
@@ -2913,6 +3109,23 @@
                 <w:sz w:val="17"/>
               </w:rPr>
               <w:t>0.355</w:t>
+            </w:r>
+          </w:p>
+        </w:tc>
+        <w:tc>
+          <w:tcPr>
+            <w:tcW w:type="dxa" w:w="997"/>
+          </w:tcPr>
+          <w:p>
+            <w:pPr>
+              <w:spacing w:after="0"/>
+              <w:jc w:val="right"/>
+            </w:pPr>
+            <w:r>
+              <w:rPr>
+                <w:sz w:val="17"/>
+              </w:rPr>
+              <w:t>−0.041 (AST)</w:t>
             </w:r>
           </w:p>
         </w:tc>
@@ -2920,7 +3133,7 @@
       <w:tr>
         <w:tc>
           <w:tcPr>
-            <w:tcW w:type="dxa" w:w="1108"/>
+            <w:tcW w:type="dxa" w:w="997"/>
           </w:tcPr>
           <w:p>
             <w:pPr>
@@ -2936,7 +3149,7 @@
         </w:tc>
         <w:tc>
           <w:tcPr>
-            <w:tcW w:type="dxa" w:w="1108"/>
+            <w:tcW w:type="dxa" w:w="997"/>
           </w:tcPr>
           <w:p>
             <w:pPr>
@@ -2952,7 +3165,7 @@
         </w:tc>
         <w:tc>
           <w:tcPr>
-            <w:tcW w:type="dxa" w:w="1108"/>
+            <w:tcW w:type="dxa" w:w="997"/>
           </w:tcPr>
           <w:p>
             <w:pPr>
@@ -2969,7 +3182,7 @@
         </w:tc>
         <w:tc>
           <w:tcPr>
-            <w:tcW w:type="dxa" w:w="1108"/>
+            <w:tcW w:type="dxa" w:w="997"/>
           </w:tcPr>
           <w:p>
             <w:pPr>
@@ -2987,7 +3200,7 @@
         </w:tc>
         <w:tc>
           <w:tcPr>
-            <w:tcW w:type="dxa" w:w="1108"/>
+            <w:tcW w:type="dxa" w:w="997"/>
           </w:tcPr>
           <w:p>
             <w:pPr>
@@ -3004,7 +3217,7 @@
         </w:tc>
         <w:tc>
           <w:tcPr>
-            <w:tcW w:type="dxa" w:w="1108"/>
+            <w:tcW w:type="dxa" w:w="997"/>
           </w:tcPr>
           <w:p>
             <w:pPr>
@@ -3021,7 +3234,7 @@
         </w:tc>
         <w:tc>
           <w:tcPr>
-            <w:tcW w:type="dxa" w:w="1108"/>
+            <w:tcW w:type="dxa" w:w="997"/>
           </w:tcPr>
           <w:p>
             <w:pPr>
@@ -3038,7 +3251,7 @@
         </w:tc>
         <w:tc>
           <w:tcPr>
-            <w:tcW w:type="dxa" w:w="1108"/>
+            <w:tcW w:type="dxa" w:w="997"/>
           </w:tcPr>
           <w:p>
             <w:pPr>
@@ -3055,7 +3268,7 @@
         </w:tc>
         <w:tc>
           <w:tcPr>
-            <w:tcW w:type="dxa" w:w="1108"/>
+            <w:tcW w:type="dxa" w:w="997"/>
           </w:tcPr>
           <w:p>
             <w:pPr>
@@ -3067,6 +3280,23 @@
                 <w:sz w:val="17"/>
               </w:rPr>
               <w:t>0.308</w:t>
+            </w:r>
+          </w:p>
+        </w:tc>
+        <w:tc>
+          <w:tcPr>
+            <w:tcW w:type="dxa" w:w="997"/>
+          </w:tcPr>
+          <w:p>
+            <w:pPr>
+              <w:spacing w:after="0"/>
+              <w:jc w:val="right"/>
+            </w:pPr>
+            <w:r>
+              <w:rPr>
+                <w:sz w:val="17"/>
+              </w:rPr>
+              <w:t>+0.015 (AST)</w:t>
             </w:r>
           </w:p>
         </w:tc>
@@ -3074,7 +3304,7 @@
       <w:tr>
         <w:tc>
           <w:tcPr>
-            <w:tcW w:type="dxa" w:w="1108"/>
+            <w:tcW w:type="dxa" w:w="997"/>
           </w:tcPr>
           <w:p>
             <w:pPr>
@@ -3090,7 +3320,7 @@
         </w:tc>
         <w:tc>
           <w:tcPr>
-            <w:tcW w:type="dxa" w:w="1108"/>
+            <w:tcW w:type="dxa" w:w="997"/>
           </w:tcPr>
           <w:p>
             <w:pPr>
@@ -3106,7 +3336,7 @@
         </w:tc>
         <w:tc>
           <w:tcPr>
-            <w:tcW w:type="dxa" w:w="1108"/>
+            <w:tcW w:type="dxa" w:w="997"/>
           </w:tcPr>
           <w:p>
             <w:pPr>
@@ -3123,7 +3353,7 @@
         </w:tc>
         <w:tc>
           <w:tcPr>
-            <w:tcW w:type="dxa" w:w="1108"/>
+            <w:tcW w:type="dxa" w:w="997"/>
           </w:tcPr>
           <w:p>
             <w:pPr>
@@ -3141,7 +3371,7 @@
         </w:tc>
         <w:tc>
           <w:tcPr>
-            <w:tcW w:type="dxa" w:w="1108"/>
+            <w:tcW w:type="dxa" w:w="997"/>
           </w:tcPr>
           <w:p>
             <w:pPr>
@@ -3158,7 +3388,7 @@
         </w:tc>
         <w:tc>
           <w:tcPr>
-            <w:tcW w:type="dxa" w:w="1108"/>
+            <w:tcW w:type="dxa" w:w="997"/>
           </w:tcPr>
           <w:p>
             <w:pPr>
@@ -3175,7 +3405,7 @@
         </w:tc>
         <w:tc>
           <w:tcPr>
-            <w:tcW w:type="dxa" w:w="1108"/>
+            <w:tcW w:type="dxa" w:w="997"/>
           </w:tcPr>
           <w:p>
             <w:pPr>
@@ -3192,7 +3422,7 @@
         </w:tc>
         <w:tc>
           <w:tcPr>
-            <w:tcW w:type="dxa" w:w="1108"/>
+            <w:tcW w:type="dxa" w:w="997"/>
           </w:tcPr>
           <w:p>
             <w:pPr>
@@ -3209,7 +3439,7 @@
         </w:tc>
         <w:tc>
           <w:tcPr>
-            <w:tcW w:type="dxa" w:w="1108"/>
+            <w:tcW w:type="dxa" w:w="997"/>
           </w:tcPr>
           <w:p>
             <w:pPr>
@@ -3221,6 +3451,23 @@
                 <w:sz w:val="17"/>
               </w:rPr>
               <w:t>0.308</w:t>
+            </w:r>
+          </w:p>
+        </w:tc>
+        <w:tc>
+          <w:tcPr>
+            <w:tcW w:type="dxa" w:w="997"/>
+          </w:tcPr>
+          <w:p>
+            <w:pPr>
+              <w:spacing w:after="0"/>
+              <w:jc w:val="right"/>
+            </w:pPr>
+            <w:r>
+              <w:rPr>
+                <w:sz w:val="17"/>
+              </w:rPr>
+              <w:t>+0.157 (VGGish)</w:t>
             </w:r>
           </w:p>
         </w:tc>
@@ -3244,15 +3491,16 @@
         <w:tblLook w:firstColumn="1" w:firstRow="1" w:lastColumn="0" w:lastRow="0" w:noHBand="0" w:noVBand="1" w:val="04A0"/>
       </w:tblPr>
       <w:tblGrid>
-        <w:gridCol w:w="2493"/>
-        <w:gridCol w:w="2493"/>
-        <w:gridCol w:w="2493"/>
-        <w:gridCol w:w="2493"/>
+        <w:gridCol w:w="1994"/>
+        <w:gridCol w:w="1994"/>
+        <w:gridCol w:w="1994"/>
+        <w:gridCol w:w="1994"/>
+        <w:gridCol w:w="1994"/>
       </w:tblGrid>
       <w:tr>
         <w:tc>
           <w:tcPr>
-            <w:tcW w:type="dxa" w:w="2493"/>
+            <w:tcW w:type="dxa" w:w="1994"/>
             <w:shd w:val="clear" w:color="auto" w:fill="E8E8E8"/>
           </w:tcPr>
           <w:p>
@@ -3270,7 +3518,7 @@
         </w:tc>
         <w:tc>
           <w:tcPr>
-            <w:tcW w:type="dxa" w:w="2493"/>
+            <w:tcW w:type="dxa" w:w="1994"/>
             <w:shd w:val="clear" w:color="auto" w:fill="E8E8E8"/>
           </w:tcPr>
           <w:p>
@@ -3288,7 +3536,7 @@
         </w:tc>
         <w:tc>
           <w:tcPr>
-            <w:tcW w:type="dxa" w:w="2493"/>
+            <w:tcW w:type="dxa" w:w="1994"/>
             <w:shd w:val="clear" w:color="auto" w:fill="E8E8E8"/>
           </w:tcPr>
           <w:p>
@@ -3306,7 +3554,7 @@
         </w:tc>
         <w:tc>
           <w:tcPr>
-            <w:tcW w:type="dxa" w:w="2493"/>
+            <w:tcW w:type="dxa" w:w="1994"/>
             <w:shd w:val="clear" w:color="auto" w:fill="E8E8E8"/>
           </w:tcPr>
           <w:p>
@@ -3319,6 +3567,24 @@
                 <w:sz w:val="17"/>
               </w:rPr>
               <w:t>vs PCA-8 control</w:t>
+            </w:r>
+          </w:p>
+        </w:tc>
+        <w:tc>
+          <w:tcPr>
+            <w:tcW w:type="dxa" w:w="1994"/>
+            <w:shd w:val="clear" w:color="auto" w:fill="E8E8E8"/>
+          </w:tcPr>
+          <w:p>
+            <w:pPr>
+              <w:spacing w:after="0"/>
+            </w:pPr>
+            <w:r>
+              <w:rPr>
+                <w:b/>
+                <w:sz w:val="17"/>
+              </w:rPr>
+              <w:t>vs best direct audio</w:t>
             </w:r>
           </w:p>
         </w:tc>
@@ -3326,7 +3592,7 @@
       <w:tr>
         <w:tc>
           <w:tcPr>
-            <w:tcW w:type="dxa" w:w="2493"/>
+            <w:tcW w:type="dxa" w:w="1994"/>
           </w:tcPr>
           <w:p>
             <w:pPr>
@@ -3342,7 +3608,7 @@
         </w:tc>
         <w:tc>
           <w:tcPr>
-            <w:tcW w:type="dxa" w:w="2493"/>
+            <w:tcW w:type="dxa" w:w="1994"/>
           </w:tcPr>
           <w:p>
             <w:pPr>
@@ -3365,7 +3631,7 @@
         </w:tc>
         <w:tc>
           <w:tcPr>
-            <w:tcW w:type="dxa" w:w="2493"/>
+            <w:tcW w:type="dxa" w:w="1994"/>
           </w:tcPr>
           <w:p>
             <w:pPr>
@@ -3388,7 +3654,7 @@
         </w:tc>
         <w:tc>
           <w:tcPr>
-            <w:tcW w:type="dxa" w:w="2493"/>
+            <w:tcW w:type="dxa" w:w="1994"/>
           </w:tcPr>
           <w:p>
             <w:pPr>
@@ -3400,6 +3666,35 @@
                 <w:sz w:val="17"/>
               </w:rPr>
               <w:t>+0.045, p = 0.029</w:t>
+            </w:r>
+            <w:r>
+              <w:rPr>
+                <w:sz w:val="17"/>
+              </w:rPr>
+              <w:t xml:space="preserve"> (10/10)</w:t>
+            </w:r>
+          </w:p>
+        </w:tc>
+        <w:tc>
+          <w:tcPr>
+            <w:tcW w:type="dxa" w:w="1994"/>
+          </w:tcPr>
+          <w:p>
+            <w:pPr>
+              <w:spacing w:after="0"/>
+            </w:pPr>
+            <w:r>
+              <w:rPr>
+                <w:sz w:val="17"/>
+              </w:rPr>
+              <w:t xml:space="preserve">VGGish: </w:t>
+            </w:r>
+            <w:r>
+              <w:rPr>
+                <w:b/>
+                <w:sz w:val="17"/>
+              </w:rPr>
+              <w:t>+0.041, p = 0.035</w:t>
             </w:r>
             <w:r>
               <w:rPr>
@@ -3413,7 +3708,7 @@
       <w:tr>
         <w:tc>
           <w:tcPr>
-            <w:tcW w:type="dxa" w:w="2493"/>
+            <w:tcW w:type="dxa" w:w="1994"/>
           </w:tcPr>
           <w:p>
             <w:pPr>
@@ -3429,7 +3724,7 @@
         </w:tc>
         <w:tc>
           <w:tcPr>
-            <w:tcW w:type="dxa" w:w="2493"/>
+            <w:tcW w:type="dxa" w:w="1994"/>
           </w:tcPr>
           <w:p>
             <w:pPr>
@@ -3445,7 +3740,7 @@
         </w:tc>
         <w:tc>
           <w:tcPr>
-            <w:tcW w:type="dxa" w:w="2493"/>
+            <w:tcW w:type="dxa" w:w="1994"/>
           </w:tcPr>
           <w:p>
             <w:pPr>
@@ -3461,7 +3756,7 @@
         </w:tc>
         <w:tc>
           <w:tcPr>
-            <w:tcW w:type="dxa" w:w="2493"/>
+            <w:tcW w:type="dxa" w:w="1994"/>
           </w:tcPr>
           <w:p>
             <w:pPr>
@@ -3472,6 +3767,22 @@
                 <w:sz w:val="17"/>
               </w:rPr>
               <w:t>+0.037, p = 0.078 (10/10)</w:t>
+            </w:r>
+          </w:p>
+        </w:tc>
+        <w:tc>
+          <w:tcPr>
+            <w:tcW w:type="dxa" w:w="1994"/>
+          </w:tcPr>
+          <w:p>
+            <w:pPr>
+              <w:spacing w:after="0"/>
+            </w:pPr>
+            <w:r>
+              <w:rPr>
+                <w:sz w:val="17"/>
+              </w:rPr>
+              <w:t>AST: −0.032, p = 0.27 (1/10)</w:t>
             </w:r>
           </w:p>
         </w:tc>
@@ -3479,7 +3790,7 @@
       <w:tr>
         <w:tc>
           <w:tcPr>
-            <w:tcW w:type="dxa" w:w="2493"/>
+            <w:tcW w:type="dxa" w:w="1994"/>
           </w:tcPr>
           <w:p>
             <w:pPr>
@@ -3495,7 +3806,7 @@
         </w:tc>
         <w:tc>
           <w:tcPr>
-            <w:tcW w:type="dxa" w:w="2493"/>
+            <w:tcW w:type="dxa" w:w="1994"/>
           </w:tcPr>
           <w:p>
             <w:pPr>
@@ -3518,7 +3829,7 @@
         </w:tc>
         <w:tc>
           <w:tcPr>
-            <w:tcW w:type="dxa" w:w="2493"/>
+            <w:tcW w:type="dxa" w:w="1994"/>
           </w:tcPr>
           <w:p>
             <w:pPr>
@@ -3534,7 +3845,7 @@
         </w:tc>
         <w:tc>
           <w:tcPr>
-            <w:tcW w:type="dxa" w:w="2493"/>
+            <w:tcW w:type="dxa" w:w="1994"/>
           </w:tcPr>
           <w:p>
             <w:pPr>
@@ -3552,6 +3863,22 @@
                 <w:sz w:val="17"/>
               </w:rPr>
               <w:t xml:space="preserve"> (10/10)</w:t>
+            </w:r>
+          </w:p>
+        </w:tc>
+        <w:tc>
+          <w:tcPr>
+            <w:tcW w:type="dxa" w:w="1994"/>
+          </w:tcPr>
+          <w:p>
+            <w:pPr>
+              <w:spacing w:after="0"/>
+            </w:pPr>
+            <w:r>
+              <w:rPr>
+                <w:sz w:val="17"/>
+              </w:rPr>
+              <w:t>AST: +0.020, p = 0.42 (7/10)</w:t>
             </w:r>
           </w:p>
         </w:tc>
@@ -3559,7 +3886,7 @@
       <w:tr>
         <w:tc>
           <w:tcPr>
-            <w:tcW w:type="dxa" w:w="2493"/>
+            <w:tcW w:type="dxa" w:w="1994"/>
           </w:tcPr>
           <w:p>
             <w:pPr>
@@ -3575,7 +3902,7 @@
         </w:tc>
         <w:tc>
           <w:tcPr>
-            <w:tcW w:type="dxa" w:w="2493"/>
+            <w:tcW w:type="dxa" w:w="1994"/>
           </w:tcPr>
           <w:p>
             <w:pPr>
@@ -3591,7 +3918,7 @@
         </w:tc>
         <w:tc>
           <w:tcPr>
-            <w:tcW w:type="dxa" w:w="2493"/>
+            <w:tcW w:type="dxa" w:w="1994"/>
           </w:tcPr>
           <w:p>
             <w:pPr>
@@ -3607,7 +3934,7 @@
         </w:tc>
         <w:tc>
           <w:tcPr>
-            <w:tcW w:type="dxa" w:w="2493"/>
+            <w:tcW w:type="dxa" w:w="1994"/>
           </w:tcPr>
           <w:p>
             <w:pPr>
@@ -3625,6 +3952,22 @@
                 <w:sz w:val="17"/>
               </w:rPr>
               <w:t xml:space="preserve"> (10/10)</w:t>
+            </w:r>
+          </w:p>
+        </w:tc>
+        <w:tc>
+          <w:tcPr>
+            <w:tcW w:type="dxa" w:w="1994"/>
+          </w:tcPr>
+          <w:p>
+            <w:pPr>
+              <w:spacing w:after="0"/>
+            </w:pPr>
+            <w:r>
+              <w:rPr>
+                <w:sz w:val="17"/>
+              </w:rPr>
+              <w:t>AST: −0.010, p = 0.70 (3/10)</w:t>
             </w:r>
           </w:p>
         </w:tc>
@@ -3632,7 +3975,7 @@
       <w:tr>
         <w:tc>
           <w:tcPr>
-            <w:tcW w:type="dxa" w:w="2493"/>
+            <w:tcW w:type="dxa" w:w="1994"/>
           </w:tcPr>
           <w:p>
             <w:pPr>
@@ -3648,7 +3991,7 @@
         </w:tc>
         <w:tc>
           <w:tcPr>
-            <w:tcW w:type="dxa" w:w="2493"/>
+            <w:tcW w:type="dxa" w:w="1994"/>
           </w:tcPr>
           <w:p>
             <w:pPr>
@@ -3664,7 +4007,7 @@
         </w:tc>
         <w:tc>
           <w:tcPr>
-            <w:tcW w:type="dxa" w:w="2493"/>
+            <w:tcW w:type="dxa" w:w="1994"/>
           </w:tcPr>
           <w:p>
             <w:pPr>
@@ -3680,7 +4023,7 @@
         </w:tc>
         <w:tc>
           <w:tcPr>
-            <w:tcW w:type="dxa" w:w="2493"/>
+            <w:tcW w:type="dxa" w:w="1994"/>
           </w:tcPr>
           <w:p>
             <w:pPr>
@@ -3691,6 +4034,22 @@
                 <w:sz w:val="17"/>
               </w:rPr>
               <w:t>−0.001, p = 0.92 (4/10)</w:t>
+            </w:r>
+          </w:p>
+        </w:tc>
+        <w:tc>
+          <w:tcPr>
+            <w:tcW w:type="dxa" w:w="1994"/>
+          </w:tcPr>
+          <w:p>
+            <w:pPr>
+              <w:spacing w:after="0"/>
+            </w:pPr>
+            <w:r>
+              <w:rPr>
+                <w:sz w:val="17"/>
+              </w:rPr>
+              <w:t>VGGish: +0.011, p = 0.44 (7/10)</w:t>
             </w:r>
           </w:p>
         </w:tc>
@@ -3698,7 +4057,7 @@
       <w:tr>
         <w:tc>
           <w:tcPr>
-            <w:tcW w:type="dxa" w:w="2493"/>
+            <w:tcW w:type="dxa" w:w="1994"/>
           </w:tcPr>
           <w:p>
             <w:pPr>
@@ -3714,7 +4073,7 @@
         </w:tc>
         <w:tc>
           <w:tcPr>
-            <w:tcW w:type="dxa" w:w="2493"/>
+            <w:tcW w:type="dxa" w:w="1994"/>
           </w:tcPr>
           <w:p>
             <w:pPr>
@@ -3730,7 +4089,7 @@
         </w:tc>
         <w:tc>
           <w:tcPr>
-            <w:tcW w:type="dxa" w:w="2493"/>
+            <w:tcW w:type="dxa" w:w="1994"/>
           </w:tcPr>
           <w:p>
             <w:pPr>
@@ -3746,7 +4105,7 @@
         </w:tc>
         <w:tc>
           <w:tcPr>
-            <w:tcW w:type="dxa" w:w="2493"/>
+            <w:tcW w:type="dxa" w:w="1994"/>
           </w:tcPr>
           <w:p>
             <w:pPr>
@@ -3757,6 +4116,22 @@
                 <w:sz w:val="17"/>
               </w:rPr>
               <w:t>+0.015, p = 0.46 (8/10)</w:t>
+            </w:r>
+          </w:p>
+        </w:tc>
+        <w:tc>
+          <w:tcPr>
+            <w:tcW w:type="dxa" w:w="1994"/>
+          </w:tcPr>
+          <w:p>
+            <w:pPr>
+              <w:spacing w:after="0"/>
+            </w:pPr>
+            <w:r>
+              <w:rPr>
+                <w:sz w:val="17"/>
+              </w:rPr>
+              <w:t>VGGish: +0.011, p = 0.53 (8/10)</w:t>
             </w:r>
           </w:p>
         </w:tc>
@@ -3764,7 +4139,7 @@
       <w:tr>
         <w:tc>
           <w:tcPr>
-            <w:tcW w:type="dxa" w:w="2493"/>
+            <w:tcW w:type="dxa" w:w="1994"/>
           </w:tcPr>
           <w:p>
             <w:pPr>
@@ -3780,7 +4155,7 @@
         </w:tc>
         <w:tc>
           <w:tcPr>
-            <w:tcW w:type="dxa" w:w="2493"/>
+            <w:tcW w:type="dxa" w:w="1994"/>
           </w:tcPr>
           <w:p>
             <w:pPr>
@@ -3796,7 +4171,7 @@
         </w:tc>
         <w:tc>
           <w:tcPr>
-            <w:tcW w:type="dxa" w:w="2493"/>
+            <w:tcW w:type="dxa" w:w="1994"/>
           </w:tcPr>
           <w:p>
             <w:pPr>
@@ -3812,7 +4187,7 @@
         </w:tc>
         <w:tc>
           <w:tcPr>
-            <w:tcW w:type="dxa" w:w="2493"/>
+            <w:tcW w:type="dxa" w:w="1994"/>
           </w:tcPr>
           <w:p>
             <w:pPr>
@@ -3823,6 +4198,22 @@
                 <w:sz w:val="17"/>
               </w:rPr>
               <w:t>+0.041, p = 0.12 (10/10)</w:t>
+            </w:r>
+          </w:p>
+        </w:tc>
+        <w:tc>
+          <w:tcPr>
+            <w:tcW w:type="dxa" w:w="1994"/>
+          </w:tcPr>
+          <w:p>
+            <w:pPr>
+              <w:spacing w:after="0"/>
+            </w:pPr>
+            <w:r>
+              <w:rPr>
+                <w:sz w:val="17"/>
+              </w:rPr>
+              <w:t>AST: +0.038, p = 0.19 (7/10)</w:t>
             </w:r>
           </w:p>
         </w:tc>
@@ -3830,7 +4221,7 @@
       <w:tr>
         <w:tc>
           <w:tcPr>
-            <w:tcW w:type="dxa" w:w="2493"/>
+            <w:tcW w:type="dxa" w:w="1994"/>
           </w:tcPr>
           <w:p>
             <w:pPr>
@@ -3846,7 +4237,7 @@
         </w:tc>
         <w:tc>
           <w:tcPr>
-            <w:tcW w:type="dxa" w:w="2493"/>
+            <w:tcW w:type="dxa" w:w="1994"/>
           </w:tcPr>
           <w:p>
             <w:pPr>
@@ -3869,7 +4260,7 @@
         </w:tc>
         <w:tc>
           <w:tcPr>
-            <w:tcW w:type="dxa" w:w="2493"/>
+            <w:tcW w:type="dxa" w:w="1994"/>
           </w:tcPr>
           <w:p>
             <w:pPr>
@@ -3892,7 +4283,7 @@
         </w:tc>
         <w:tc>
           <w:tcPr>
-            <w:tcW w:type="dxa" w:w="2493"/>
+            <w:tcW w:type="dxa" w:w="1994"/>
           </w:tcPr>
           <w:p>
             <w:pPr>
@@ -3903,6 +4294,35 @@
                 <w:sz w:val="17"/>
               </w:rPr>
               <w:t>+0.053, p = 0.32 (9/10)</w:t>
+            </w:r>
+          </w:p>
+        </w:tc>
+        <w:tc>
+          <w:tcPr>
+            <w:tcW w:type="dxa" w:w="1994"/>
+          </w:tcPr>
+          <w:p>
+            <w:pPr>
+              <w:spacing w:after="0"/>
+            </w:pPr>
+            <w:r>
+              <w:rPr>
+                <w:sz w:val="17"/>
+              </w:rPr>
+              <w:t xml:space="preserve">VGGish: </w:t>
+            </w:r>
+            <w:r>
+              <w:rPr>
+                <w:b/>
+                <w:sz w:val="17"/>
+              </w:rPr>
+              <w:t>+0.096, p = 0.041</w:t>
+            </w:r>
+            <w:r>
+              <w:rPr>
+                <w:sz w:val="17"/>
+              </w:rPr>
+              <w:t xml:space="preserve"> (10/10)</w:t>
             </w:r>
           </w:p>
         </w:tc>
@@ -6662,15 +7082,16 @@
         <w:tblLook w:firstColumn="1" w:firstRow="1" w:lastColumn="0" w:lastRow="0" w:noHBand="0" w:noVBand="1" w:val="04A0"/>
       </w:tblPr>
       <w:tblGrid>
-        <w:gridCol w:w="2493"/>
-        <w:gridCol w:w="2493"/>
-        <w:gridCol w:w="2493"/>
-        <w:gridCol w:w="2493"/>
+        <w:gridCol w:w="1994"/>
+        <w:gridCol w:w="1994"/>
+        <w:gridCol w:w="1994"/>
+        <w:gridCol w:w="1994"/>
+        <w:gridCol w:w="1994"/>
       </w:tblGrid>
       <w:tr>
         <w:tc>
           <w:tcPr>
-            <w:tcW w:type="dxa" w:w="2493"/>
+            <w:tcW w:type="dxa" w:w="1994"/>
             <w:shd w:val="clear" w:color="auto" w:fill="E8E8E8"/>
           </w:tcPr>
           <w:p>
@@ -6688,7 +7109,7 @@
         </w:tc>
         <w:tc>
           <w:tcPr>
-            <w:tcW w:type="dxa" w:w="2493"/>
+            <w:tcW w:type="dxa" w:w="1994"/>
             <w:shd w:val="clear" w:color="auto" w:fill="E8E8E8"/>
           </w:tcPr>
           <w:p>
@@ -6706,7 +7127,7 @@
         </w:tc>
         <w:tc>
           <w:tcPr>
-            <w:tcW w:type="dxa" w:w="2493"/>
+            <w:tcW w:type="dxa" w:w="1994"/>
             <w:shd w:val="clear" w:color="auto" w:fill="E8E8E8"/>
           </w:tcPr>
           <w:p>
@@ -6724,7 +7145,25 @@
         </w:tc>
         <w:tc>
           <w:tcPr>
-            <w:tcW w:type="dxa" w:w="2493"/>
+            <w:tcW w:type="dxa" w:w="1994"/>
+            <w:shd w:val="clear" w:color="auto" w:fill="E8E8E8"/>
+          </w:tcPr>
+          <w:p>
+            <w:pPr>
+              <w:spacing w:after="0"/>
+            </w:pPr>
+            <w:r>
+              <w:rPr>
+                <w:b/>
+                <w:sz w:val="17"/>
+              </w:rPr>
+              <w:t>Δ emotion − best direct</w:t>
+            </w:r>
+          </w:p>
+        </w:tc>
+        <w:tc>
+          <w:tcPr>
+            <w:tcW w:type="dxa" w:w="1994"/>
             <w:shd w:val="clear" w:color="auto" w:fill="E8E8E8"/>
           </w:tcPr>
           <w:p>
@@ -6744,7 +7183,7 @@
       <w:tr>
         <w:tc>
           <w:tcPr>
-            <w:tcW w:type="dxa" w:w="2493"/>
+            <w:tcW w:type="dxa" w:w="1994"/>
           </w:tcPr>
           <w:p>
             <w:pPr>
@@ -6760,7 +7199,7 @@
         </w:tc>
         <w:tc>
           <w:tcPr>
-            <w:tcW w:type="dxa" w:w="2493"/>
+            <w:tcW w:type="dxa" w:w="1994"/>
           </w:tcPr>
           <w:p>
             <w:pPr>
@@ -6777,7 +7216,7 @@
         </w:tc>
         <w:tc>
           <w:tcPr>
-            <w:tcW w:type="dxa" w:w="2493"/>
+            <w:tcW w:type="dxa" w:w="1994"/>
           </w:tcPr>
           <w:p>
             <w:pPr>
@@ -6788,13 +7227,30 @@
               <w:rPr>
                 <w:sz w:val="17"/>
               </w:rPr>
-              <w:t>0.377</w:t>
-            </w:r>
-          </w:p>
-        </w:tc>
-        <w:tc>
-          <w:tcPr>
-            <w:tcW w:type="dxa" w:w="2493"/>
+              <w:t>0.377 (VGGish)</w:t>
+            </w:r>
+          </w:p>
+        </w:tc>
+        <w:tc>
+          <w:tcPr>
+            <w:tcW w:type="dxa" w:w="1994"/>
+          </w:tcPr>
+          <w:p>
+            <w:pPr>
+              <w:spacing w:after="0"/>
+              <w:jc w:val="right"/>
+            </w:pPr>
+            <w:r>
+              <w:rPr>
+                <w:sz w:val="17"/>
+              </w:rPr>
+              <w:t>+0.040</w:t>
+            </w:r>
+          </w:p>
+        </w:tc>
+        <w:tc>
+          <w:tcPr>
+            <w:tcW w:type="dxa" w:w="1994"/>
           </w:tcPr>
           <w:p>
             <w:pPr>
@@ -6813,7 +7269,7 @@
       <w:tr>
         <w:tc>
           <w:tcPr>
-            <w:tcW w:type="dxa" w:w="2493"/>
+            <w:tcW w:type="dxa" w:w="1994"/>
           </w:tcPr>
           <w:p>
             <w:pPr>
@@ -6829,7 +7285,7 @@
         </w:tc>
         <w:tc>
           <w:tcPr>
-            <w:tcW w:type="dxa" w:w="2493"/>
+            <w:tcW w:type="dxa" w:w="1994"/>
           </w:tcPr>
           <w:p>
             <w:pPr>
@@ -6846,7 +7302,7 @@
         </w:tc>
         <w:tc>
           <w:tcPr>
-            <w:tcW w:type="dxa" w:w="2493"/>
+            <w:tcW w:type="dxa" w:w="1994"/>
           </w:tcPr>
           <w:p>
             <w:pPr>
@@ -6857,13 +7313,30 @@
               <w:rPr>
                 <w:sz w:val="17"/>
               </w:rPr>
-              <w:t>0.429</w:t>
-            </w:r>
-          </w:p>
-        </w:tc>
-        <w:tc>
-          <w:tcPr>
-            <w:tcW w:type="dxa" w:w="2493"/>
+              <w:t>0.429 (VGGish)</w:t>
+            </w:r>
+          </w:p>
+        </w:tc>
+        <w:tc>
+          <w:tcPr>
+            <w:tcW w:type="dxa" w:w="1994"/>
+          </w:tcPr>
+          <w:p>
+            <w:pPr>
+              <w:spacing w:after="0"/>
+              <w:jc w:val="right"/>
+            </w:pPr>
+            <w:r>
+              <w:rPr>
+                <w:sz w:val="17"/>
+              </w:rPr>
+              <w:t>+0.011</w:t>
+            </w:r>
+          </w:p>
+        </w:tc>
+        <w:tc>
+          <w:tcPr>
+            <w:tcW w:type="dxa" w:w="1994"/>
           </w:tcPr>
           <w:p>
             <w:pPr>
@@ -6882,7 +7355,7 @@
       <w:tr>
         <w:tc>
           <w:tcPr>
-            <w:tcW w:type="dxa" w:w="2493"/>
+            <w:tcW w:type="dxa" w:w="1994"/>
           </w:tcPr>
           <w:p>
             <w:pPr>
@@ -6898,7 +7371,7 @@
         </w:tc>
         <w:tc>
           <w:tcPr>
-            <w:tcW w:type="dxa" w:w="2493"/>
+            <w:tcW w:type="dxa" w:w="1994"/>
           </w:tcPr>
           <w:p>
             <w:pPr>
@@ -6916,7 +7389,7 @@
         </w:tc>
         <w:tc>
           <w:tcPr>
-            <w:tcW w:type="dxa" w:w="2493"/>
+            <w:tcW w:type="dxa" w:w="1994"/>
           </w:tcPr>
           <w:p>
             <w:pPr>
@@ -6927,13 +7400,31 @@
               <w:rPr>
                 <w:sz w:val="17"/>
               </w:rPr>
-              <w:t>0.407</w:t>
-            </w:r>
-          </w:p>
-        </w:tc>
-        <w:tc>
-          <w:tcPr>
-            <w:tcW w:type="dxa" w:w="2493"/>
+              <w:t>0.407 (VGGish)</w:t>
+            </w:r>
+          </w:p>
+        </w:tc>
+        <w:tc>
+          <w:tcPr>
+            <w:tcW w:type="dxa" w:w="1994"/>
+          </w:tcPr>
+          <w:p>
+            <w:pPr>
+              <w:spacing w:after="0"/>
+              <w:jc w:val="right"/>
+            </w:pPr>
+            <w:r>
+              <w:rPr>
+                <w:b/>
+                <w:sz w:val="17"/>
+              </w:rPr>
+              <w:t>+0.105</w:t>
+            </w:r>
+          </w:p>
+        </w:tc>
+        <w:tc>
+          <w:tcPr>
+            <w:tcW w:type="dxa" w:w="1994"/>
           </w:tcPr>
           <w:p>
             <w:pPr>
@@ -6952,7 +7443,7 @@
       <w:tr>
         <w:tc>
           <w:tcPr>
-            <w:tcW w:type="dxa" w:w="2493"/>
+            <w:tcW w:type="dxa" w:w="1994"/>
           </w:tcPr>
           <w:p>
             <w:pPr>
@@ -6968,7 +7459,7 @@
         </w:tc>
         <w:tc>
           <w:tcPr>
-            <w:tcW w:type="dxa" w:w="2493"/>
+            <w:tcW w:type="dxa" w:w="1994"/>
           </w:tcPr>
           <w:p>
             <w:pPr>
@@ -6985,7 +7476,7 @@
         </w:tc>
         <w:tc>
           <w:tcPr>
-            <w:tcW w:type="dxa" w:w="2493"/>
+            <w:tcW w:type="dxa" w:w="1994"/>
           </w:tcPr>
           <w:p>
             <w:pPr>
@@ -6996,13 +7487,30 @@
               <w:rPr>
                 <w:sz w:val="17"/>
               </w:rPr>
-              <w:t>0.593</w:t>
-            </w:r>
-          </w:p>
-        </w:tc>
-        <w:tc>
-          <w:tcPr>
-            <w:tcW w:type="dxa" w:w="2493"/>
+              <w:t>0.621 (VGGish, majority vote over cues)</w:t>
+            </w:r>
+          </w:p>
+        </w:tc>
+        <w:tc>
+          <w:tcPr>
+            <w:tcW w:type="dxa" w:w="1994"/>
+          </w:tcPr>
+          <w:p>
+            <w:pPr>
+              <w:spacing w:after="0"/>
+              <w:jc w:val="right"/>
+            </w:pPr>
+            <w:r>
+              <w:rPr>
+                <w:sz w:val="17"/>
+              </w:rPr>
+              <w:t>−0.005</w:t>
+            </w:r>
+          </w:p>
+        </w:tc>
+        <w:tc>
+          <w:tcPr>
+            <w:tcW w:type="dxa" w:w="1994"/>
           </w:tcPr>
           <w:p>
             <w:pPr>
@@ -7023,6 +7531,11 @@
       <w:pPr>
         <w:spacing w:after="40"/>
       </w:pPr>
+    </w:p>
+    <w:p>
+      <w:r>
+        <w:t>On Blockbuster in-domain the best direct route is VGGish classified per cue with a majority vote over each film's cues (the architecture of Ma et al., 0.621). It is 0.005 ahead of the emotion route. This pair was not tested; for scale, majority voting's own lead over plain averaging (+0.028) is not significant (p = 0.388). The matched comparison with the same film-level VGGish embedding the emotion route starts from (0.593) is the one the thesis tests: +0.023, Nadeau–Bengio p = 0.536. The zero-shot Δ of +0.105 is the difference of the two scores; the bootstrap mean quoted below is +0.106.</w:t>
+      </w:r>
     </w:p>
     <w:p>
       <w:r>

--- a/docs/current_state.docx
+++ b/docs/current_state.docx
@@ -18,7 +18,7 @@
         <w:t>Can a soundtrack's emotion predict a film's genre?</w:t>
       </w:r>
       <w:r>
-        <w:t xml:space="preserve"> This page covers only what happened since the fourth meeting (24 September 2026): the six notes from that meeting, what came of them, and the work on the thesis text that followed (state: 7 October 2026). Earlier rounds, the three routes (direct audio, emotion route, PCA-8 control), the definitions, every result table and the previous Q&amp;A are in </w:t>
+        <w:t xml:space="preserve"> This page covers only what happened since the fourth meeting (24 September 2026): the six notes from that meeting, what came of them, the work on the thesis text that followed, and the switch to film-level scoring (section 10; state: 7 October 2026). Earlier rounds, the three routes (direct audio, emotion route, PCA-8 control), the definitions, every result table and the previous Q&amp;A are in </w:t>
       </w:r>
       <w:r>
         <w:rPr>
@@ -6483,7 +6483,7 @@
       <w:r>
         <w:drawing>
           <wp:inline xmlns:a="http://schemas.openxmlformats.org/drawingml/2006/main" xmlns:pic="http://schemas.openxmlformats.org/drawingml/2006/picture">
-            <wp:extent cx="5580000" cy="2193434"/>
+            <wp:extent cx="5580000" cy="2233636"/>
             <wp:docPr id="1" name="Picture 1"/>
             <wp:cNvGraphicFramePr>
               <a:graphicFrameLocks noChangeAspect="1"/>
@@ -6504,7 +6504,7 @@
                   <pic:spPr>
                     <a:xfrm>
                       <a:off x="0" y="0"/>
-                      <a:ext cx="5580000" cy="2193434"/>
+                      <a:ext cx="5580000" cy="2233636"/>
                     </a:xfrm>
                     <a:prstGeom prst="rect"/>
                   </pic:spPr>
@@ -6633,7 +6633,7 @@
       <w:r>
         <w:drawing>
           <wp:inline xmlns:a="http://schemas.openxmlformats.org/drawingml/2006/main" xmlns:pic="http://schemas.openxmlformats.org/drawingml/2006/picture">
-            <wp:extent cx="5580000" cy="2609694"/>
+            <wp:extent cx="5580000" cy="2733061"/>
             <wp:docPr id="4" name="Picture 4"/>
             <wp:cNvGraphicFramePr>
               <a:graphicFrameLocks noChangeAspect="1"/>
@@ -6654,7 +6654,7 @@
                   <pic:spPr>
                     <a:xfrm>
                       <a:off x="0" y="0"/>
-                      <a:ext cx="5580000" cy="2609694"/>
+                      <a:ext cx="5580000" cy="2733061"/>
                     </a:xfrm>
                     <a:prstGeom prst="rect"/>
                   </pic:spPr>
@@ -6954,6 +6954,35 @@
       </w:pPr>
       <w:r>
         <w:t xml:space="preserve">4. </w:t>
+      </w:r>
+      <w:r>
+        <w:rPr>
+          <w:b/>
+        </w:rPr>
+        <w:t>Film-level switch (section 10)</w:t>
+      </w:r>
+      <w:r>
+        <w:t xml:space="preserve">: read the rewritten parts of Methods (evaluation protocol), Evaluation and Discussion, and the new Limitations paragraph "Unit of evaluation". The held-back drafts in </w:t>
+      </w:r>
+      <w:r>
+        <w:rPr>
+          <w:rFonts w:ascii="Consolas" w:hAnsi="Consolas"/>
+          <w:color w:val="404040"/>
+          <w:sz w:val="18"/>
+        </w:rPr>
+        <w:t>docs/latex/held_back/</w:t>
+      </w:r>
+      <w:r>
+        <w:t xml:space="preserve"> still quote clip-level numbers; use the film-level ones when writing the abstract and Chapter 7.</w:t>
+      </w:r>
+    </w:p>
+    <w:p>
+      <w:pPr>
+        <w:spacing w:after="40"/>
+        <w:ind w:left="510" w:hanging="340"/>
+      </w:pPr>
+      <w:r>
+        <w:t xml:space="preserve">5. </w:t>
       </w:r>
       <w:r>
         <w:rPr>
@@ -7055,10 +7084,1152 @@
         <w:rPr>
           <w:b/>
         </w:rPr>
+        <w:t>Why score per film rather than per clip, and was that chosen to favour the method?</w:t>
+      </w:r>
+      <w:r>
+        <w:t xml:space="preserve"> Genre is a film label, identical for all of a film's clips, and Blockbuster is scored per film anyway. The choice was made after the clip-level results were known, which the thesis states; the clip-level score of the same predictions is reported beside every result, and the conclusions that differ between the two (MusiCNN, PCA-8, predicted vs rated emotion, the reverse transfer) are named.</w:t>
+      </w:r>
+    </w:p>
+    <w:p>
+      <w:r>
+        <w:rPr>
+          <w:b/>
+        </w:rPr>
         <w:t>How was AI used?</w:t>
       </w:r>
       <w:r>
         <w:t xml:space="preserve"> As a programming and writing assistant (Claude Opus 5 and 5.5): code, documentation, chapter drafts, figures and reference checking. The declaration at the end of the thesis lists every part and its level; the research questions, datasets and decisions are the author's.</w:t>
+      </w:r>
+    </w:p>
+    <w:p>
+      <w:pPr>
+        <w:pStyle w:val="Heading1"/>
+      </w:pPr>
+      <w:r>
+        <w:t>10. Since then: film-level macro-F1 is the headline (7 Oct)</w:t>
+      </w:r>
+    </w:p>
+    <w:p>
+      <w:r>
+        <w:rPr>
+          <w:b/>
+        </w:rPr>
+        <w:t>Decision.</w:t>
+      </w:r>
+      <w:r>
+        <w:t xml:space="preserve"> Every genre evaluation in the thesis is now scored </w:t>
+      </w:r>
+      <w:r>
+        <w:rPr>
+          <w:b/>
+        </w:rPr>
+        <w:t>per film</w:t>
+      </w:r>
+      <w:r>
+        <w:t>: the predicted probabilities of a film's clips are averaged, a genre is predicted at ≥ 0.5, and macro-F1 is computed over the films (41 on five genres, 43 on eight). The clip-level score of the same predictions stays beside every result as the check.</w:t>
+      </w:r>
+    </w:p>
+    <w:p>
+      <w:r>
+        <w:rPr>
+          <w:b/>
+        </w:rPr>
+        <w:t>Why it is defensible.</w:t>
+      </w:r>
+    </w:p>
+    <w:p>
+      <w:pPr>
+        <w:pStyle w:val="ListBullet"/>
+        <w:spacing w:after="40"/>
+      </w:pPr>
+      <w:r>
+        <w:t>Genre is a film label: all clips of a film carry identical genres (checked for all 43).</w:t>
+      </w:r>
+    </w:p>
+    <w:p>
+      <w:pPr>
+        <w:pStyle w:val="ListBullet"/>
+        <w:spacing w:after="40"/>
+      </w:pPr>
+      <w:r>
+        <w:t>Clip scoring weights a film by its number of clips (1 to 18, median 8) and counts a film's clips as independent decisions.</w:t>
+      </w:r>
+    </w:p>
+    <w:p>
+      <w:pPr>
+        <w:pStyle w:val="ListBullet"/>
+        <w:spacing w:after="40"/>
+      </w:pPr>
+      <w:r>
+        <w:t>Blockbuster rows are films, and the zero-shot test is scored per film, so every result of the thesis is now on one unit.</w:t>
+      </w:r>
+    </w:p>
+    <w:p>
+      <w:r>
+        <w:rPr>
+          <w:b/>
+        </w:rPr>
+        <w:t>The catch, stated in the thesis.</w:t>
+      </w:r>
+    </w:p>
+    <w:p>
+      <w:pPr>
+        <w:pStyle w:val="ListBullet"/>
+        <w:spacing w:after="40"/>
+      </w:pPr>
+      <w:r>
+        <w:t xml:space="preserve">The unit was chosen </w:t>
+      </w:r>
+      <w:r>
+        <w:rPr>
+          <w:i/>
+        </w:rPr>
+        <w:t>after</w:t>
+      </w:r>
+      <w:r>
+        <w:t xml:space="preserve"> the clip-level results were known. The Limitations say so, and that is why the clip-level numbers stay.</w:t>
+      </w:r>
+    </w:p>
+    <w:p>
+      <w:pPr>
+        <w:pStyle w:val="ListBullet"/>
+        <w:spacing w:after="40"/>
+      </w:pPr>
+      <w:r>
+        <w:t>Comedy has 4 films and Horror 5, so the film scores spread about twice as much as the clip scores.</w:t>
+      </w:r>
+    </w:p>
+    <w:p>
+      <w:pPr>
+        <w:pStyle w:val="ListBullet"/>
+        <w:spacing w:after="40"/>
+      </w:pPr>
+      <w:r>
+        <w:t>Nadeau–Bengio needs a score per test fold (about 8 films), which is not defined per film. The thesis therefore gives the film bootstrap, plus the clip-level Nadeau–Bengio beside it.</w:t>
+      </w:r>
+    </w:p>
+    <w:p>
+      <w:r>
+        <w:rPr>
+          <w:b/>
+        </w:rPr>
+        <w:t>How.</w:t>
+      </w:r>
+      <w:r>
+        <w:t xml:space="preserve"> New experiment </w:t>
+      </w:r>
+      <w:r>
+        <w:rPr>
+          <w:rFonts w:ascii="Consolas" w:hAnsi="Consolas"/>
+          <w:color w:val="404040"/>
+          <w:sz w:val="18"/>
+        </w:rPr>
+        <w:t>experiments/evaluation/exp_film_level.py</w:t>
+      </w:r>
+      <w:r>
+        <w:t xml:space="preserve"> → </w:t>
+      </w:r>
+      <w:r>
+        <w:rPr>
+          <w:rFonts w:ascii="Consolas" w:hAnsi="Consolas"/>
+          <w:color w:val="404040"/>
+          <w:sz w:val="18"/>
+        </w:rPr>
+        <w:t>results/film_level.json</w:t>
+      </w:r>
+      <w:r>
+        <w:t xml:space="preserve"> (same arms, folds and seeds as before). It reproduces all 107 clip-level numbers of </w:t>
+      </w:r>
+      <w:r>
+        <w:rPr>
+          <w:rFonts w:ascii="Consolas" w:hAnsi="Consolas"/>
+          <w:color w:val="404040"/>
+          <w:sz w:val="18"/>
+        </w:rPr>
+        <w:t>cv_corrected.json</w:t>
+      </w:r>
+      <w:r>
+        <w:t xml:space="preserve"> and </w:t>
+      </w:r>
+      <w:r>
+        <w:rPr>
+          <w:rFonts w:ascii="Consolas" w:hAnsi="Consolas"/>
+          <w:color w:val="404040"/>
+          <w:sz w:val="18"/>
+        </w:rPr>
+        <w:t>metrics_stability.json</w:t>
+      </w:r>
+      <w:r>
+        <w:t xml:space="preserve"> exactly. </w:t>
+      </w:r>
+      <w:r>
+        <w:rPr>
+          <w:rFonts w:ascii="Consolas" w:hAnsi="Consolas"/>
+          <w:color w:val="404040"/>
+          <w:sz w:val="18"/>
+        </w:rPr>
+        <w:t>exp_cross_dataset_cv.py</w:t>
+      </w:r>
+      <w:r>
+        <w:t xml:space="preserve"> gained film-level blocks; its clip-level numbers are unchanged.</w:t>
+      </w:r>
+    </w:p>
+    <w:tbl>
+      <w:tblPr>
+        <w:tblStyle w:val="TableGrid"/>
+        <w:tblW w:type="auto" w:w="0"/>
+        <w:jc w:val="center"/>
+        <w:tblLook w:firstColumn="1" w:firstRow="1" w:lastColumn="0" w:lastRow="0" w:noHBand="0" w:noVBand="1" w:val="04A0"/>
+      </w:tblPr>
+      <w:tblGrid>
+        <w:gridCol w:w="3324"/>
+        <w:gridCol w:w="3324"/>
+        <w:gridCol w:w="3324"/>
+      </w:tblGrid>
+      <w:tr>
+        <w:tc>
+          <w:tcPr>
+            <w:tcW w:type="dxa" w:w="3324"/>
+            <w:shd w:val="clear" w:color="auto" w:fill="E8E8E8"/>
+          </w:tcPr>
+          <w:p>
+            <w:pPr>
+              <w:spacing w:after="0"/>
+            </w:pPr>
+            <w:r>
+              <w:rPr>
+                <w:b/>
+                <w:sz w:val="17"/>
+              </w:rPr>
+              <w:t>five genres, 41 films</w:t>
+            </w:r>
+          </w:p>
+        </w:tc>
+        <w:tc>
+          <w:tcPr>
+            <w:tcW w:type="dxa" w:w="3324"/>
+            <w:shd w:val="clear" w:color="auto" w:fill="E8E8E8"/>
+          </w:tcPr>
+          <w:p>
+            <w:pPr>
+              <w:spacing w:after="0"/>
+            </w:pPr>
+            <w:r>
+              <w:rPr>
+                <w:b/>
+                <w:sz w:val="17"/>
+              </w:rPr>
+              <w:t>film level</w:t>
+            </w:r>
+          </w:p>
+        </w:tc>
+        <w:tc>
+          <w:tcPr>
+            <w:tcW w:type="dxa" w:w="3324"/>
+            <w:shd w:val="clear" w:color="auto" w:fill="E8E8E8"/>
+          </w:tcPr>
+          <w:p>
+            <w:pPr>
+              <w:spacing w:after="0"/>
+            </w:pPr>
+            <w:r>
+              <w:rPr>
+                <w:b/>
+                <w:sz w:val="17"/>
+              </w:rPr>
+              <w:t>clip level</w:t>
+            </w:r>
+          </w:p>
+        </w:tc>
+      </w:tr>
+      <w:tr>
+        <w:tc>
+          <w:tcPr>
+            <w:tcW w:type="dxa" w:w="3324"/>
+          </w:tcPr>
+          <w:p>
+            <w:pPr>
+              <w:spacing w:after="0"/>
+            </w:pPr>
+            <w:r>
+              <w:rPr>
+                <w:sz w:val="17"/>
+              </w:rPr>
+              <w:t>ratings (ceiling)</w:t>
+            </w:r>
+          </w:p>
+        </w:tc>
+        <w:tc>
+          <w:tcPr>
+            <w:tcW w:type="dxa" w:w="3324"/>
+          </w:tcPr>
+          <w:p>
+            <w:pPr>
+              <w:spacing w:after="0"/>
+              <w:jc w:val="right"/>
+            </w:pPr>
+            <w:r>
+              <w:rPr>
+                <w:sz w:val="17"/>
+              </w:rPr>
+              <w:t>0.521</w:t>
+            </w:r>
+          </w:p>
+        </w:tc>
+        <w:tc>
+          <w:tcPr>
+            <w:tcW w:type="dxa" w:w="3324"/>
+          </w:tcPr>
+          <w:p>
+            <w:pPr>
+              <w:spacing w:after="0"/>
+              <w:jc w:val="right"/>
+            </w:pPr>
+            <w:r>
+              <w:rPr>
+                <w:sz w:val="17"/>
+              </w:rPr>
+              <w:t>0.428</w:t>
+            </w:r>
+          </w:p>
+        </w:tc>
+      </w:tr>
+      <w:tr>
+        <w:tc>
+          <w:tcPr>
+            <w:tcW w:type="dxa" w:w="3324"/>
+          </w:tcPr>
+          <w:p>
+            <w:pPr>
+              <w:spacing w:after="0"/>
+            </w:pPr>
+            <w:r>
+              <w:rPr>
+                <w:b/>
+                <w:sz w:val="17"/>
+              </w:rPr>
+              <w:t>emotion route</w:t>
+            </w:r>
+          </w:p>
+        </w:tc>
+        <w:tc>
+          <w:tcPr>
+            <w:tcW w:type="dxa" w:w="3324"/>
+          </w:tcPr>
+          <w:p>
+            <w:pPr>
+              <w:spacing w:after="0"/>
+              <w:jc w:val="right"/>
+            </w:pPr>
+            <w:r>
+              <w:rPr>
+                <w:b/>
+                <w:sz w:val="17"/>
+              </w:rPr>
+              <w:t>0.469</w:t>
+            </w:r>
+          </w:p>
+        </w:tc>
+        <w:tc>
+          <w:tcPr>
+            <w:tcW w:type="dxa" w:w="3324"/>
+          </w:tcPr>
+          <w:p>
+            <w:pPr>
+              <w:spacing w:after="0"/>
+              <w:jc w:val="right"/>
+            </w:pPr>
+            <w:r>
+              <w:rPr>
+                <w:sz w:val="17"/>
+              </w:rPr>
+              <w:t>0.417</w:t>
+            </w:r>
+          </w:p>
+        </w:tc>
+      </w:tr>
+      <w:tr>
+        <w:tc>
+          <w:tcPr>
+            <w:tcW w:type="dxa" w:w="3324"/>
+          </w:tcPr>
+          <w:p>
+            <w:pPr>
+              <w:spacing w:after="0"/>
+            </w:pPr>
+            <w:r>
+              <w:rPr>
+                <w:sz w:val="17"/>
+              </w:rPr>
+              <w:t>PCA-8 control</w:t>
+            </w:r>
+          </w:p>
+        </w:tc>
+        <w:tc>
+          <w:tcPr>
+            <w:tcW w:type="dxa" w:w="3324"/>
+          </w:tcPr>
+          <w:p>
+            <w:pPr>
+              <w:spacing w:after="0"/>
+              <w:jc w:val="right"/>
+            </w:pPr>
+            <w:r>
+              <w:rPr>
+                <w:sz w:val="17"/>
+              </w:rPr>
+              <w:t>0.418</w:t>
+            </w:r>
+          </w:p>
+        </w:tc>
+        <w:tc>
+          <w:tcPr>
+            <w:tcW w:type="dxa" w:w="3324"/>
+          </w:tcPr>
+          <w:p>
+            <w:pPr>
+              <w:spacing w:after="0"/>
+              <w:jc w:val="right"/>
+            </w:pPr>
+            <w:r>
+              <w:rPr>
+                <w:sz w:val="17"/>
+              </w:rPr>
+              <w:t>0.372</w:t>
+            </w:r>
+          </w:p>
+        </w:tc>
+      </w:tr>
+      <w:tr>
+        <w:tc>
+          <w:tcPr>
+            <w:tcW w:type="dxa" w:w="3324"/>
+          </w:tcPr>
+          <w:p>
+            <w:pPr>
+              <w:spacing w:after="0"/>
+            </w:pPr>
+            <w:r>
+              <w:rPr>
+                <w:sz w:val="17"/>
+              </w:rPr>
+              <w:t>best direct: MusiCNN / VGGish</w:t>
+            </w:r>
+          </w:p>
+        </w:tc>
+        <w:tc>
+          <w:tcPr>
+            <w:tcW w:type="dxa" w:w="3324"/>
+          </w:tcPr>
+          <w:p>
+            <w:pPr>
+              <w:spacing w:after="0"/>
+              <w:jc w:val="right"/>
+            </w:pPr>
+            <w:r>
+              <w:rPr>
+                <w:sz w:val="17"/>
+              </w:rPr>
+              <w:t>0.385 / 0.375</w:t>
+            </w:r>
+          </w:p>
+        </w:tc>
+        <w:tc>
+          <w:tcPr>
+            <w:tcW w:type="dxa" w:w="3324"/>
+          </w:tcPr>
+          <w:p>
+            <w:pPr>
+              <w:spacing w:after="0"/>
+              <w:jc w:val="right"/>
+            </w:pPr>
+            <w:r>
+              <w:rPr>
+                <w:sz w:val="17"/>
+              </w:rPr>
+              <w:t>0.363 / 0.377</w:t>
+            </w:r>
+          </w:p>
+        </w:tc>
+      </w:tr>
+      <w:tr>
+        <w:tc>
+          <w:tcPr>
+            <w:tcW w:type="dxa" w:w="3324"/>
+          </w:tcPr>
+          <w:p>
+            <w:pPr>
+              <w:spacing w:after="0"/>
+            </w:pPr>
+            <w:r>
+              <w:rPr>
+                <w:sz w:val="17"/>
+              </w:rPr>
+              <w:t>AST</w:t>
+            </w:r>
+          </w:p>
+        </w:tc>
+        <w:tc>
+          <w:tcPr>
+            <w:tcW w:type="dxa" w:w="3324"/>
+          </w:tcPr>
+          <w:p>
+            <w:pPr>
+              <w:spacing w:after="0"/>
+              <w:jc w:val="right"/>
+            </w:pPr>
+            <w:r>
+              <w:rPr>
+                <w:sz w:val="17"/>
+              </w:rPr>
+              <w:t>0.307</w:t>
+            </w:r>
+          </w:p>
+        </w:tc>
+        <w:tc>
+          <w:tcPr>
+            <w:tcW w:type="dxa" w:w="3324"/>
+          </w:tcPr>
+          <w:p>
+            <w:pPr>
+              <w:spacing w:after="0"/>
+              <w:jc w:val="right"/>
+            </w:pPr>
+            <w:r>
+              <w:rPr>
+                <w:sz w:val="17"/>
+              </w:rPr>
+              <w:t>0.371</w:t>
+            </w:r>
+          </w:p>
+        </w:tc>
+      </w:tr>
+      <w:tr>
+        <w:tc>
+          <w:tcPr>
+            <w:tcW w:type="dxa" w:w="3324"/>
+          </w:tcPr>
+          <w:p>
+            <w:pPr>
+              <w:spacing w:after="0"/>
+            </w:pPr>
+            <w:r>
+              <w:rPr>
+                <w:sz w:val="17"/>
+              </w:rPr>
+              <w:t>random guess / most frequent</w:t>
+            </w:r>
+          </w:p>
+        </w:tc>
+        <w:tc>
+          <w:tcPr>
+            <w:tcW w:type="dxa" w:w="3324"/>
+          </w:tcPr>
+          <w:p>
+            <w:pPr>
+              <w:spacing w:after="0"/>
+              <w:jc w:val="right"/>
+            </w:pPr>
+            <w:r>
+              <w:rPr>
+                <w:sz w:val="17"/>
+              </w:rPr>
+              <w:t>0.301 / 0.169</w:t>
+            </w:r>
+          </w:p>
+        </w:tc>
+        <w:tc>
+          <w:tcPr>
+            <w:tcW w:type="dxa" w:w="3324"/>
+          </w:tcPr>
+          <w:p>
+            <w:pPr>
+              <w:spacing w:after="0"/>
+              <w:jc w:val="right"/>
+            </w:pPr>
+            <w:r>
+              <w:rPr>
+                <w:sz w:val="17"/>
+              </w:rPr>
+              <w:t>0.308 / 0.168</w:t>
+            </w:r>
+          </w:p>
+        </w:tc>
+      </w:tr>
+    </w:tbl>
+    <w:p>
+      <w:pPr>
+        <w:spacing w:after="40"/>
+      </w:pPr>
+    </w:p>
+    <w:tbl>
+      <w:tblPr>
+        <w:tblStyle w:val="TableGrid"/>
+        <w:tblW w:type="auto" w:w="0"/>
+        <w:jc w:val="center"/>
+        <w:tblLook w:firstColumn="1" w:firstRow="1" w:lastColumn="0" w:lastRow="0" w:noHBand="0" w:noVBand="1" w:val="04A0"/>
+      </w:tblPr>
+      <w:tblGrid>
+        <w:gridCol w:w="3324"/>
+        <w:gridCol w:w="3324"/>
+        <w:gridCol w:w="3324"/>
+      </w:tblGrid>
+      <w:tr>
+        <w:tc>
+          <w:tcPr>
+            <w:tcW w:type="dxa" w:w="3324"/>
+            <w:shd w:val="clear" w:color="auto" w:fill="E8E8E8"/>
+          </w:tcPr>
+          <w:p>
+            <w:pPr>
+              <w:spacing w:after="0"/>
+            </w:pPr>
+            <w:r>
+              <w:rPr>
+                <w:b/>
+                <w:sz w:val="17"/>
+              </w:rPr>
+              <w:t>comparison (film bootstrap)</w:t>
+            </w:r>
+          </w:p>
+        </w:tc>
+        <w:tc>
+          <w:tcPr>
+            <w:tcW w:type="dxa" w:w="3324"/>
+            <w:shd w:val="clear" w:color="auto" w:fill="E8E8E8"/>
+          </w:tcPr>
+          <w:p>
+            <w:pPr>
+              <w:spacing w:after="0"/>
+            </w:pPr>
+            <w:r>
+              <w:rPr>
+                <w:b/>
+                <w:sz w:val="17"/>
+              </w:rPr>
+              <w:t>film level</w:t>
+            </w:r>
+          </w:p>
+        </w:tc>
+        <w:tc>
+          <w:tcPr>
+            <w:tcW w:type="dxa" w:w="3324"/>
+            <w:shd w:val="clear" w:color="auto" w:fill="E8E8E8"/>
+          </w:tcPr>
+          <w:p>
+            <w:pPr>
+              <w:spacing w:after="0"/>
+            </w:pPr>
+            <w:r>
+              <w:rPr>
+                <w:b/>
+                <w:sz w:val="17"/>
+              </w:rPr>
+              <w:t>clip level</w:t>
+            </w:r>
+          </w:p>
+        </w:tc>
+      </w:tr>
+      <w:tr>
+        <w:tc>
+          <w:tcPr>
+            <w:tcW w:type="dxa" w:w="3324"/>
+          </w:tcPr>
+          <w:p>
+            <w:pPr>
+              <w:spacing w:after="0"/>
+            </w:pPr>
+            <w:r>
+              <w:rPr>
+                <w:sz w:val="17"/>
+              </w:rPr>
+              <w:t>emotion vs VGGish</w:t>
+            </w:r>
+          </w:p>
+        </w:tc>
+        <w:tc>
+          <w:tcPr>
+            <w:tcW w:type="dxa" w:w="3324"/>
+          </w:tcPr>
+          <w:p>
+            <w:pPr>
+              <w:spacing w:after="0"/>
+            </w:pPr>
+            <w:r>
+              <w:rPr>
+                <w:sz w:val="17"/>
+              </w:rPr>
+              <w:t>+0.095, p = 0.047, 10/10 repeats</w:t>
+            </w:r>
+          </w:p>
+        </w:tc>
+        <w:tc>
+          <w:tcPr>
+            <w:tcW w:type="dxa" w:w="3324"/>
+          </w:tcPr>
+          <w:p>
+            <w:pPr>
+              <w:spacing w:after="0"/>
+            </w:pPr>
+            <w:r>
+              <w:rPr>
+                <w:sz w:val="17"/>
+              </w:rPr>
+              <w:t>+0.040, p = 0.042 (NB 0.151)</w:t>
+            </w:r>
+          </w:p>
+        </w:tc>
+      </w:tr>
+      <w:tr>
+        <w:tc>
+          <w:tcPr>
+            <w:tcW w:type="dxa" w:w="3324"/>
+          </w:tcPr>
+          <w:p>
+            <w:pPr>
+              <w:spacing w:after="0"/>
+            </w:pPr>
+            <w:r>
+              <w:rPr>
+                <w:sz w:val="17"/>
+              </w:rPr>
+              <w:t>emotion vs AST</w:t>
+            </w:r>
+          </w:p>
+        </w:tc>
+        <w:tc>
+          <w:tcPr>
+            <w:tcW w:type="dxa" w:w="3324"/>
+          </w:tcPr>
+          <w:p>
+            <w:pPr>
+              <w:spacing w:after="0"/>
+            </w:pPr>
+            <w:r>
+              <w:rPr>
+                <w:sz w:val="17"/>
+              </w:rPr>
+              <w:t>+0.160, p &lt; 0.001</w:t>
+            </w:r>
+          </w:p>
+        </w:tc>
+        <w:tc>
+          <w:tcPr>
+            <w:tcW w:type="dxa" w:w="3324"/>
+          </w:tcPr>
+          <w:p>
+            <w:pPr>
+              <w:spacing w:after="0"/>
+            </w:pPr>
+            <w:r>
+              <w:rPr>
+                <w:sz w:val="17"/>
+              </w:rPr>
+              <w:t>+0.047, p = 0.030</w:t>
+            </w:r>
+          </w:p>
+        </w:tc>
+      </w:tr>
+      <w:tr>
+        <w:tc>
+          <w:tcPr>
+            <w:tcW w:type="dxa" w:w="3324"/>
+          </w:tcPr>
+          <w:p>
+            <w:pPr>
+              <w:spacing w:after="0"/>
+            </w:pPr>
+            <w:r>
+              <w:rPr>
+                <w:sz w:val="17"/>
+              </w:rPr>
+              <w:t>emotion vs MusiCNN</w:t>
+            </w:r>
+          </w:p>
+        </w:tc>
+        <w:tc>
+          <w:tcPr>
+            <w:tcW w:type="dxa" w:w="3324"/>
+          </w:tcPr>
+          <w:p>
+            <w:pPr>
+              <w:spacing w:after="0"/>
+            </w:pPr>
+            <w:r>
+              <w:rPr>
+                <w:sz w:val="17"/>
+              </w:rPr>
+              <w:t xml:space="preserve">+0.085, </w:t>
+            </w:r>
+            <w:r>
+              <w:rPr>
+                <w:b/>
+                <w:sz w:val="17"/>
+              </w:rPr>
+              <w:t>p = 0.079</w:t>
+            </w:r>
+          </w:p>
+        </w:tc>
+        <w:tc>
+          <w:tcPr>
+            <w:tcW w:type="dxa" w:w="3324"/>
+          </w:tcPr>
+          <w:p>
+            <w:pPr>
+              <w:spacing w:after="0"/>
+            </w:pPr>
+            <w:r>
+              <w:rPr>
+                <w:sz w:val="17"/>
+              </w:rPr>
+              <w:t>+0.054, p = 0.018</w:t>
+            </w:r>
+          </w:p>
+        </w:tc>
+      </w:tr>
+      <w:tr>
+        <w:tc>
+          <w:tcPr>
+            <w:tcW w:type="dxa" w:w="3324"/>
+          </w:tcPr>
+          <w:p>
+            <w:pPr>
+              <w:spacing w:after="0"/>
+            </w:pPr>
+            <w:r>
+              <w:rPr>
+                <w:sz w:val="17"/>
+              </w:rPr>
+              <w:t>emotion vs PCA-8</w:t>
+            </w:r>
+          </w:p>
+        </w:tc>
+        <w:tc>
+          <w:tcPr>
+            <w:tcW w:type="dxa" w:w="3324"/>
+          </w:tcPr>
+          <w:p>
+            <w:pPr>
+              <w:spacing w:after="0"/>
+            </w:pPr>
+            <w:r>
+              <w:rPr>
+                <w:sz w:val="17"/>
+              </w:rPr>
+              <w:t xml:space="preserve">+0.051, </w:t>
+            </w:r>
+            <w:r>
+              <w:rPr>
+                <w:b/>
+                <w:sz w:val="17"/>
+              </w:rPr>
+              <w:t>p = 0.326</w:t>
+            </w:r>
+          </w:p>
+        </w:tc>
+        <w:tc>
+          <w:tcPr>
+            <w:tcW w:type="dxa" w:w="3324"/>
+          </w:tcPr>
+          <w:p>
+            <w:pPr>
+              <w:spacing w:after="0"/>
+            </w:pPr>
+            <w:r>
+              <w:rPr>
+                <w:sz w:val="17"/>
+              </w:rPr>
+              <w:t>+0.045, p = 0.029</w:t>
+            </w:r>
+          </w:p>
+        </w:tc>
+      </w:tr>
+      <w:tr>
+        <w:tc>
+          <w:tcPr>
+            <w:tcW w:type="dxa" w:w="3324"/>
+          </w:tcPr>
+          <w:p>
+            <w:pPr>
+              <w:spacing w:after="0"/>
+            </w:pPr>
+            <w:r>
+              <w:rPr>
+                <w:sz w:val="17"/>
+              </w:rPr>
+              <w:t>predicted vs rated emotion</w:t>
+            </w:r>
+          </w:p>
+        </w:tc>
+        <w:tc>
+          <w:tcPr>
+            <w:tcW w:type="dxa" w:w="3324"/>
+          </w:tcPr>
+          <w:p>
+            <w:pPr>
+              <w:spacing w:after="0"/>
+            </w:pPr>
+            <w:r>
+              <w:rPr>
+                <w:b/>
+                <w:sz w:val="17"/>
+              </w:rPr>
+              <w:t>−0.053, p = 0.053, 0/10</w:t>
+            </w:r>
+          </w:p>
+        </w:tc>
+        <w:tc>
+          <w:tcPr>
+            <w:tcW w:type="dxa" w:w="3324"/>
+          </w:tcPr>
+          <w:p>
+            <w:pPr>
+              <w:spacing w:after="0"/>
+            </w:pPr>
+            <w:r>
+              <w:rPr>
+                <w:sz w:val="17"/>
+              </w:rPr>
+              <w:t>−0.011, p = 0.325</w:t>
+            </w:r>
+          </w:p>
+        </w:tc>
+      </w:tr>
+      <w:tr>
+        <w:tc>
+          <w:tcPr>
+            <w:tcW w:type="dxa" w:w="3324"/>
+          </w:tcPr>
+          <w:p>
+            <w:pPr>
+              <w:spacing w:after="0"/>
+            </w:pPr>
+            <w:r>
+              <w:rPr>
+                <w:sz w:val="17"/>
+              </w:rPr>
+              <w:t>PCA-8 vs VGGish</w:t>
+            </w:r>
+          </w:p>
+        </w:tc>
+        <w:tc>
+          <w:tcPr>
+            <w:tcW w:type="dxa" w:w="3324"/>
+          </w:tcPr>
+          <w:p>
+            <w:pPr>
+              <w:spacing w:after="0"/>
+            </w:pPr>
+            <w:r>
+              <w:rPr>
+                <w:sz w:val="17"/>
+              </w:rPr>
+              <w:t>+0.043, p = 0.163; positive under every seed</w:t>
+            </w:r>
+          </w:p>
+        </w:tc>
+        <w:tc>
+          <w:tcPr>
+            <w:tcW w:type="dxa" w:w="3324"/>
+          </w:tcPr>
+          <w:p>
+            <w:pPr>
+              <w:spacing w:after="0"/>
+            </w:pPr>
+            <w:r>
+              <w:rPr>
+                <w:sz w:val="17"/>
+              </w:rPr>
+              <w:t>−0.005, p = 0.771</w:t>
+            </w:r>
+          </w:p>
+        </w:tc>
+      </w:tr>
+    </w:tbl>
+    <w:p>
+      <w:pPr>
+        <w:spacing w:after="40"/>
+      </w:pPr>
+    </w:p>
+    <w:p>
+      <w:r>
+        <w:rPr>
+          <w:b/>
+        </w:rPr>
+        <w:t>Other settings at film level.</w:t>
+      </w:r>
+    </w:p>
+    <w:p>
+      <w:pPr>
+        <w:pStyle w:val="ListBullet"/>
+        <w:spacing w:after="40"/>
+      </w:pPr>
+      <w:r>
+        <w:rPr>
+          <w:b/>
+        </w:rPr>
+        <w:t>8 genres:</w:t>
+      </w:r>
+      <w:r>
+        <w:t xml:space="preserve"> emotion 0.352 vs VGGish 0.256 (+0.096, p = 0.002) and AST 0.234 (+0.116, p &lt; 0.001); random guess 0.221.</w:t>
+      </w:r>
+    </w:p>
+    <w:p>
+      <w:pPr>
+        <w:pStyle w:val="ListBullet"/>
+        <w:spacing w:after="40"/>
+      </w:pPr>
+      <w:r>
+        <w:rPr>
+          <w:b/>
+        </w:rPr>
+        <w:t>Blockbuster → Eerola:</w:t>
+      </w:r>
+      <w:r>
+        <w:t xml:space="preserve"> 0.430 vs 0.356, +0.077, </w:t>
+      </w:r>
+      <w:r>
+        <w:rPr>
+          <w:b/>
+        </w:rPr>
+        <w:t>p = 0.127, no longer significant</w:t>
+      </w:r>
+      <w:r>
+        <w:t xml:space="preserve">. The clip-level p &lt; 0.001 came from a bootstrap over </w:t>
+      </w:r>
+      <w:r>
+        <w:rPr>
+          <w:i/>
+        </w:rPr>
+        <w:t>clips</w:t>
+      </w:r>
+      <w:r>
+        <w:t>, which overstates certainty; this is a correction.</w:t>
+      </w:r>
+    </w:p>
+    <w:p>
+      <w:pPr>
+        <w:pStyle w:val="ListBullet"/>
+        <w:spacing w:after="40"/>
+      </w:pPr>
+      <w:r>
+        <w:rPr>
+          <w:b/>
+        </w:rPr>
+        <w:t>Both datasets in training:</w:t>
+      </w:r>
+      <w:r>
+        <w:t xml:space="preserve"> emotion 0.529, direct 0.553 (−0.023, p = 0.571), a tie as before. On the Eerola films of the pooled folds emotion leads (0.537 vs 0.413); on the Blockbuster films direct audio leads.</w:t>
+      </w:r>
+    </w:p>
+    <w:p>
+      <w:pPr>
+        <w:pStyle w:val="ListBullet"/>
+        <w:spacing w:after="40"/>
+      </w:pPr>
+      <w:r>
+        <w:rPr>
+          <w:b/>
+        </w:rPr>
+        <w:t>Zero-shot and Blockbuster in-domain:</w:t>
+      </w:r>
+      <w:r>
+        <w:t xml:space="preserve"> unchanged (already scored per film).</w:t>
+      </w:r>
+    </w:p>
+    <w:p>
+      <w:pPr>
+        <w:pStyle w:val="ListBullet"/>
+        <w:spacing w:after="40"/>
+      </w:pPr>
+      <w:r>
+        <w:rPr>
+          <w:b/>
+        </w:rPr>
+        <w:t>Ablation:</w:t>
+      </w:r>
+      <w:r>
+        <w:t xml:space="preserve"> no single emotion is needed (at most ±0.010). Fear alone (0.485 vs 0.521) now loses a little in every repeat, but not significantly (p = 0.082).</w:t>
+      </w:r>
+    </w:p>
+    <w:p>
+      <w:r>
+        <w:rPr>
+          <w:b/>
+        </w:rPr>
+        <w:t>What the thesis now claims.</w:t>
+      </w:r>
+    </w:p>
+    <w:p>
+      <w:pPr>
+        <w:pStyle w:val="ListBullet"/>
+        <w:spacing w:after="40"/>
+      </w:pPr>
+      <w:r>
+        <w:t>In-domain on Eerola the emotion route is clearly ahead of direct audio: about +0.10 vs VGGish, positive under every seed (+0.093 to +0.128).</w:t>
+      </w:r>
+    </w:p>
+    <w:p>
+      <w:pPr>
+        <w:pStyle w:val="ListBullet"/>
+        <w:spacing w:after="40"/>
+      </w:pPr>
+      <w:r>
+        <w:t>Part of that gain is compression: PCA-8 also beats VGGish under every seed (+0.033 to +0.059), and emotion vs PCA-8 is not significant in-domain.</w:t>
+      </w:r>
+    </w:p>
+    <w:p>
+      <w:pPr>
+        <w:pStyle w:val="ListBullet"/>
+        <w:spacing w:after="40"/>
+      </w:pPr>
+      <w:r>
+        <w:t>Predicted emotions now fall a little short of the human ratings.</w:t>
+      </w:r>
+    </w:p>
+    <w:p>
+      <w:pPr>
+        <w:pStyle w:val="ListBullet"/>
+        <w:spacing w:after="40"/>
+      </w:pPr>
+      <w:r>
+        <w:t>Across datasets: zero-shot significant; reverse direction same sign but not significant; pooled a tie.</w:t>
+      </w:r>
+    </w:p>
+    <w:p>
+      <w:r>
+        <w:t xml:space="preserve">The main result is reworded from "a generalisation advantage" to </w:t>
+      </w:r>
+      <w:r>
+        <w:rPr>
+          <w:b/>
+        </w:rPr>
+        <w:t>"an advantage when the genre classifier is trained on few films (Eerola) or applied to another dataset; level when trained on the 110 Blockbuster films"</w:t>
+      </w:r>
+      <w:r>
+        <w:t xml:space="preserve">. Thesis: Overleaf </w:t>
+      </w:r>
+      <w:r>
+        <w:rPr>
+          <w:rFonts w:ascii="Consolas" w:hAnsi="Consolas"/>
+          <w:color w:val="404040"/>
+          <w:sz w:val="18"/>
+        </w:rPr>
+        <w:t>d84fe44</w:t>
+      </w:r>
+      <w:r>
+        <w:t xml:space="preserve">, </w:t>
+      </w:r>
+      <w:r>
+        <w:rPr>
+          <w:rFonts w:ascii="Consolas" w:hAnsi="Consolas"/>
+          <w:color w:val="404040"/>
+          <w:sz w:val="18"/>
+        </w:rPr>
+        <w:t>8658777</w:t>
+      </w:r>
+      <w:r>
+        <w:t>; technical log, section 23.</w:t>
       </w:r>
     </w:p>
     <w:p>
@@ -7193,7 +8364,20 @@
               <w:rPr>
                 <w:sz w:val="17"/>
               </w:rPr>
-              <w:t>Eerola, 5 genres, in-domain (default threshold)</w:t>
+              <w:t xml:space="preserve">Eerola, 5 genres, in-domain, </w:t>
+            </w:r>
+            <w:r>
+              <w:rPr>
+                <w:b/>
+                <w:sz w:val="17"/>
+              </w:rPr>
+              <w:t>film level</w:t>
+            </w:r>
+            <w:r>
+              <w:rPr>
+                <w:sz w:val="17"/>
+              </w:rPr>
+              <w:t xml:space="preserve"> (headline)</w:t>
             </w:r>
           </w:p>
         </w:tc>
@@ -7208,9 +8392,10 @@
             </w:pPr>
             <w:r>
               <w:rPr>
-                <w:sz w:val="17"/>
-              </w:rPr>
-              <w:t>0.417</w:t>
+                <w:b/>
+                <w:sz w:val="17"/>
+              </w:rPr>
+              <w:t>0.469</w:t>
             </w:r>
           </w:p>
         </w:tc>
@@ -7227,7 +8412,7 @@
               <w:rPr>
                 <w:sz w:val="17"/>
               </w:rPr>
-              <w:t>0.377 (VGGish)</w:t>
+              <w:t>0.385 (MusiCNN)</w:t>
             </w:r>
           </w:p>
         </w:tc>
@@ -7244,7 +8429,7 @@
               <w:rPr>
                 <w:sz w:val="17"/>
               </w:rPr>
-              <w:t>+0.040</w:t>
+              <w:t>+0.084</w:t>
             </w:r>
           </w:p>
         </w:tc>
@@ -7261,7 +8446,7 @@
               <w:rPr>
                 <w:sz w:val="17"/>
               </w:rPr>
-              <w:t>0.308</w:t>
+              <w:t>0.301</w:t>
             </w:r>
           </w:p>
         </w:tc>
@@ -7279,7 +8464,7 @@
               <w:rPr>
                 <w:sz w:val="17"/>
               </w:rPr>
-              <w:t>Eerola, 5 genres, in-domain (tuned thresholds)</w:t>
+              <w:t>Eerola, 5 genres, in-domain, clip level (default threshold)</w:t>
             </w:r>
           </w:p>
         </w:tc>
@@ -7296,7 +8481,7 @@
               <w:rPr>
                 <w:sz w:val="17"/>
               </w:rPr>
-              <w:t>0.440</w:t>
+              <w:t>0.417</w:t>
             </w:r>
           </w:p>
         </w:tc>
@@ -7313,7 +8498,7 @@
               <w:rPr>
                 <w:sz w:val="17"/>
               </w:rPr>
-              <w:t>0.429 (VGGish)</w:t>
+              <w:t>0.377 (VGGish)</w:t>
             </w:r>
           </w:p>
         </w:tc>
@@ -7330,7 +8515,7 @@
               <w:rPr>
                 <w:sz w:val="17"/>
               </w:rPr>
-              <w:t>+0.011</w:t>
+              <w:t>+0.040</w:t>
             </w:r>
           </w:p>
         </w:tc>
@@ -7365,7 +8550,7 @@
               <w:rPr>
                 <w:sz w:val="17"/>
               </w:rPr>
-              <w:t>Eerola → Blockbuster, zero-shot (6 genres)</w:t>
+              <w:t>Eerola, 5 genres, in-domain, clip level (tuned thresholds)</w:t>
             </w:r>
           </w:p>
         </w:tc>
@@ -7380,10 +8565,9 @@
             </w:pPr>
             <w:r>
               <w:rPr>
-                <w:b/>
-                <w:sz w:val="17"/>
-              </w:rPr>
-              <w:t>0.511</w:t>
+                <w:sz w:val="17"/>
+              </w:rPr>
+              <w:t>0.440</w:t>
             </w:r>
           </w:p>
         </w:tc>
@@ -7400,7 +8584,7 @@
               <w:rPr>
                 <w:sz w:val="17"/>
               </w:rPr>
-              <w:t>0.407 (VGGish)</w:t>
+              <w:t>0.429 (VGGish)</w:t>
             </w:r>
           </w:p>
         </w:tc>
@@ -7415,10 +8599,9 @@
             </w:pPr>
             <w:r>
               <w:rPr>
-                <w:b/>
-                <w:sz w:val="17"/>
-              </w:rPr>
-              <w:t>+0.105</w:t>
+                <w:sz w:val="17"/>
+              </w:rPr>
+              <w:t>+0.011</w:t>
             </w:r>
           </w:p>
         </w:tc>
@@ -7435,7 +8618,7 @@
               <w:rPr>
                 <w:sz w:val="17"/>
               </w:rPr>
-              <w:t>0.292</w:t>
+              <w:t>0.308</w:t>
             </w:r>
           </w:p>
         </w:tc>
@@ -7453,7 +8636,267 @@
               <w:rPr>
                 <w:sz w:val="17"/>
               </w:rPr>
-              <w:t>Blockbuster, in-domain (6 genres)</w:t>
+              <w:t>Eerola, 8 genres, in-domain, film level</w:t>
+            </w:r>
+          </w:p>
+        </w:tc>
+        <w:tc>
+          <w:tcPr>
+            <w:tcW w:type="dxa" w:w="1994"/>
+          </w:tcPr>
+          <w:p>
+            <w:pPr>
+              <w:spacing w:after="0"/>
+              <w:jc w:val="right"/>
+            </w:pPr>
+            <w:r>
+              <w:rPr>
+                <w:sz w:val="17"/>
+              </w:rPr>
+              <w:t>0.352</w:t>
+            </w:r>
+          </w:p>
+        </w:tc>
+        <w:tc>
+          <w:tcPr>
+            <w:tcW w:type="dxa" w:w="1994"/>
+          </w:tcPr>
+          <w:p>
+            <w:pPr>
+              <w:spacing w:after="0"/>
+              <w:jc w:val="right"/>
+            </w:pPr>
+            <w:r>
+              <w:rPr>
+                <w:sz w:val="17"/>
+              </w:rPr>
+              <w:t>0.256 (VGGish)</w:t>
+            </w:r>
+          </w:p>
+        </w:tc>
+        <w:tc>
+          <w:tcPr>
+            <w:tcW w:type="dxa" w:w="1994"/>
+          </w:tcPr>
+          <w:p>
+            <w:pPr>
+              <w:spacing w:after="0"/>
+              <w:jc w:val="right"/>
+            </w:pPr>
+            <w:r>
+              <w:rPr>
+                <w:sz w:val="17"/>
+              </w:rPr>
+              <w:t>+0.095</w:t>
+            </w:r>
+          </w:p>
+        </w:tc>
+        <w:tc>
+          <w:tcPr>
+            <w:tcW w:type="dxa" w:w="1994"/>
+          </w:tcPr>
+          <w:p>
+            <w:pPr>
+              <w:spacing w:after="0"/>
+              <w:jc w:val="right"/>
+            </w:pPr>
+            <w:r>
+              <w:rPr>
+                <w:sz w:val="17"/>
+              </w:rPr>
+              <w:t>0.221</w:t>
+            </w:r>
+          </w:p>
+        </w:tc>
+      </w:tr>
+      <w:tr>
+        <w:tc>
+          <w:tcPr>
+            <w:tcW w:type="dxa" w:w="1994"/>
+          </w:tcPr>
+          <w:p>
+            <w:pPr>
+              <w:spacing w:after="0"/>
+            </w:pPr>
+            <w:r>
+              <w:rPr>
+                <w:sz w:val="17"/>
+              </w:rPr>
+              <w:t>Eerola → Blockbuster, zero-shot (6 genres, films)</w:t>
+            </w:r>
+          </w:p>
+        </w:tc>
+        <w:tc>
+          <w:tcPr>
+            <w:tcW w:type="dxa" w:w="1994"/>
+          </w:tcPr>
+          <w:p>
+            <w:pPr>
+              <w:spacing w:after="0"/>
+              <w:jc w:val="right"/>
+            </w:pPr>
+            <w:r>
+              <w:rPr>
+                <w:b/>
+                <w:sz w:val="17"/>
+              </w:rPr>
+              <w:t>0.511</w:t>
+            </w:r>
+          </w:p>
+        </w:tc>
+        <w:tc>
+          <w:tcPr>
+            <w:tcW w:type="dxa" w:w="1994"/>
+          </w:tcPr>
+          <w:p>
+            <w:pPr>
+              <w:spacing w:after="0"/>
+              <w:jc w:val="right"/>
+            </w:pPr>
+            <w:r>
+              <w:rPr>
+                <w:sz w:val="17"/>
+              </w:rPr>
+              <w:t>0.407 (VGGish)</w:t>
+            </w:r>
+          </w:p>
+        </w:tc>
+        <w:tc>
+          <w:tcPr>
+            <w:tcW w:type="dxa" w:w="1994"/>
+          </w:tcPr>
+          <w:p>
+            <w:pPr>
+              <w:spacing w:after="0"/>
+              <w:jc w:val="right"/>
+            </w:pPr>
+            <w:r>
+              <w:rPr>
+                <w:b/>
+                <w:sz w:val="17"/>
+              </w:rPr>
+              <w:t>+0.105</w:t>
+            </w:r>
+          </w:p>
+        </w:tc>
+        <w:tc>
+          <w:tcPr>
+            <w:tcW w:type="dxa" w:w="1994"/>
+          </w:tcPr>
+          <w:p>
+            <w:pPr>
+              <w:spacing w:after="0"/>
+              <w:jc w:val="right"/>
+            </w:pPr>
+            <w:r>
+              <w:rPr>
+                <w:sz w:val="17"/>
+              </w:rPr>
+              <w:t>0.292</w:t>
+            </w:r>
+          </w:p>
+        </w:tc>
+      </w:tr>
+      <w:tr>
+        <w:tc>
+          <w:tcPr>
+            <w:tcW w:type="dxa" w:w="1994"/>
+          </w:tcPr>
+          <w:p>
+            <w:pPr>
+              <w:spacing w:after="0"/>
+            </w:pPr>
+            <w:r>
+              <w:rPr>
+                <w:sz w:val="17"/>
+              </w:rPr>
+              <w:t>Blockbuster → Eerola (6 genres, 41 films)</w:t>
+            </w:r>
+          </w:p>
+        </w:tc>
+        <w:tc>
+          <w:tcPr>
+            <w:tcW w:type="dxa" w:w="1994"/>
+          </w:tcPr>
+          <w:p>
+            <w:pPr>
+              <w:spacing w:after="0"/>
+              <w:jc w:val="right"/>
+            </w:pPr>
+            <w:r>
+              <w:rPr>
+                <w:sz w:val="17"/>
+              </w:rPr>
+              <w:t>0.430</w:t>
+            </w:r>
+          </w:p>
+        </w:tc>
+        <w:tc>
+          <w:tcPr>
+            <w:tcW w:type="dxa" w:w="1994"/>
+          </w:tcPr>
+          <w:p>
+            <w:pPr>
+              <w:spacing w:after="0"/>
+              <w:jc w:val="right"/>
+            </w:pPr>
+            <w:r>
+              <w:rPr>
+                <w:sz w:val="17"/>
+              </w:rPr>
+              <w:t>0.356 (VGGish)</w:t>
+            </w:r>
+          </w:p>
+        </w:tc>
+        <w:tc>
+          <w:tcPr>
+            <w:tcW w:type="dxa" w:w="1994"/>
+          </w:tcPr>
+          <w:p>
+            <w:pPr>
+              <w:spacing w:after="0"/>
+              <w:jc w:val="right"/>
+            </w:pPr>
+            <w:r>
+              <w:rPr>
+                <w:sz w:val="17"/>
+              </w:rPr>
+              <w:t>+0.074</w:t>
+            </w:r>
+          </w:p>
+        </w:tc>
+        <w:tc>
+          <w:tcPr>
+            <w:tcW w:type="dxa" w:w="1994"/>
+          </w:tcPr>
+          <w:p>
+            <w:pPr>
+              <w:spacing w:after="0"/>
+              <w:jc w:val="right"/>
+            </w:pPr>
+            <w:r>
+              <w:rPr>
+                <w:sz w:val="17"/>
+              </w:rPr>
+              <w:t>0.243</w:t>
+            </w:r>
+          </w:p>
+        </w:tc>
+      </w:tr>
+      <w:tr>
+        <w:tc>
+          <w:tcPr>
+            <w:tcW w:type="dxa" w:w="1994"/>
+          </w:tcPr>
+          <w:p>
+            <w:pPr>
+              <w:spacing w:after="0"/>
+            </w:pPr>
+            <w:r>
+              <w:rPr>
+                <w:sz w:val="17"/>
+              </w:rPr>
+              <w:t>Blockbuster, in-domain (6 genres, films)</w:t>
             </w:r>
           </w:p>
         </w:tc>
@@ -7534,12 +8977,12 @@
     </w:p>
     <w:p>
       <w:r>
-        <w:t>On Blockbuster in-domain the best direct route is VGGish classified per cue with a majority vote over each film's cues (the architecture of Ma et al., 0.621). It is 0.005 ahead of the emotion route. This pair was not tested; for scale, majority voting's own lead over plain averaging (+0.028) is not significant (p = 0.388). The matched comparison with the same film-level VGGish embedding the emotion route starts from (0.593) is the one the thesis tests: +0.023, Nadeau–Bengio p = 0.536. The zero-shot Δ of +0.105 is the difference of the two scores; the bootstrap mean quoted below is +0.106.</w:t>
+        <w:t>On five genres at film level the best direct representation is MusiCNN; against VGGish, the emotion route's own input, the lead is +0.095 (p = 0.047). On Blockbuster in-domain the best direct route is VGGish classified per cue with a majority vote over each film's cues (the architecture of Ma et al., 0.621). It is 0.005 ahead of the emotion route. This pair was not tested; for scale, majority voting's own lead over plain averaging (+0.028) is not significant (p = 0.388). The matched comparison with the same film-level VGGish embedding the emotion route starts from (0.593) is the one the thesis tests: +0.023, Nadeau–Bengio p = 0.536. The zero-shot Δ of +0.105 is the difference of the two scores; the bootstrap mean quoted below is +0.106.</w:t>
       </w:r>
     </w:p>
     <w:p>
       <w:r>
-        <w:t xml:space="preserve">In-domain significance (default threshold): emotion vs VGGish film bootstrap p = 0.042, Nadeau–Bengio p = 0.151. Zero-shot: +0.106 [+0.015, +0.186], p = 0.018. On 8 genres the pipeline scores 0.318 against 0.276 for AST (most-frequent baseline 0.102). The 5-genre random guess is 0.308, the simulated value stored in </w:t>
+        <w:t xml:space="preserve">In-domain significance (default threshold): emotion vs VGGish at film level +0.095, film bootstrap p = 0.047; over clips p = 0.042 (bootstrap) and 0.151 (Nadeau–Bengio). Zero-shot: +0.106 [+0.015, +0.186], p = 0.018. On 8 genres the pipeline scores 0.352 at film level against 0.234 for AST (clip level 0.318 against 0.276; most-frequent baseline 0.102 over clips). The 5-genre random guess is 0.308, the simulated value stored in </w:t>
       </w:r>
       <w:r>
         <w:rPr>

--- a/docs/current_state.docx
+++ b/docs/current_state.docx
@@ -4521,7 +4521,7 @@
         <w:t>SD over the 10 repeats: the luck of the split.</w:t>
       </w:r>
       <w:r>
-        <w:t xml:space="preserve"> One 5-fold run splits the 41 films into 5 groups at random. We repeat that with 10 different splits and compute macro-F1 once per repeat (on all 329 clips' out-of-fold predictions). The SD of these 10 numbers says how much the score depends on </w:t>
+        <w:t xml:space="preserve"> One 5-fold run splits the 41 films into 5 groups at random. We repeat that with 10 different splits and compute macro-F1 once per repeat (on the out-of-fold predictions of all 41 films, or all 329 clips). The SD of these 10 numbers says how much the score depends on </w:t>
       </w:r>
       <w:r>
         <w:rPr>
@@ -4575,7 +4575,7 @@
         <w:t>with replacement</w:t>
       </w:r>
       <w:r>
-        <w:t xml:space="preserve"> 1000 times, re-scores the same predictions on each draw, and measures the spread. This is the </w:t>
+        <w:t xml:space="preserve"> 2000 times (1000 in the clip-level metric analysis), re-scores the same predictions on each draw, and measures the spread. This is the </w:t>
       </w:r>
       <w:r>
         <w:rPr>
@@ -4624,7 +4624,27 @@
     </w:p>
     <w:p>
       <w:r>
-        <w:t>Macro-F1, 5 genres:</w:t>
+        <w:t xml:space="preserve">Five genres. </w:t>
+      </w:r>
+      <w:r>
+        <w:rPr>
+          <w:b/>
+        </w:rPr>
+        <w:t>Film level</w:t>
+      </w:r>
+      <w:r>
+        <w:t xml:space="preserve"> (the headline since 7 Oct; </w:t>
+      </w:r>
+      <w:r>
+        <w:rPr>
+          <w:rFonts w:ascii="Consolas" w:hAnsi="Consolas"/>
+          <w:color w:val="404040"/>
+          <w:sz w:val="18"/>
+        </w:rPr>
+        <w:t>results/film_level.json</w:t>
+      </w:r>
+      <w:r>
+        <w:t>). The single-fold SD has no film-level version, because a test fold holds about 8 films and most genres have no positive film in it.</w:t>
       </w:r>
     </w:p>
     <w:tbl>
@@ -4692,7 +4712,7 @@
                 <w:b/>
                 <w:sz w:val="17"/>
               </w:rPr>
-              <w:t>2. single folds</w:t>
+              <w:t>the 10 repeats lie in</w:t>
             </w:r>
           </w:p>
         </w:tc>
@@ -4763,7 +4783,7 @@
               <w:rPr>
                 <w:sz w:val="17"/>
               </w:rPr>
-              <w:t>0.009</w:t>
+              <w:t>0.017</w:t>
             </w:r>
           </w:p>
         </w:tc>
@@ -4774,13 +4794,29 @@
           <w:p>
             <w:pPr>
               <w:spacing w:after="0"/>
+            </w:pPr>
+            <w:r>
+              <w:rPr>
+                <w:sz w:val="17"/>
+              </w:rPr>
+              <w:t>0.486–0.543</w:t>
+            </w:r>
+          </w:p>
+        </w:tc>
+        <w:tc>
+          <w:tcPr>
+            <w:tcW w:type="dxa" w:w="1994"/>
+          </w:tcPr>
+          <w:p>
+            <w:pPr>
+              <w:spacing w:after="0"/>
               <w:jc w:val="right"/>
             </w:pPr>
             <w:r>
               <w:rPr>
                 <w:sz w:val="17"/>
               </w:rPr>
-              <w:t>0.057</w:t>
+              <w:t>0.038</w:t>
             </w:r>
           </w:p>
         </w:tc>
@@ -4797,24 +4833,7 @@
               <w:rPr>
                 <w:sz w:val="17"/>
               </w:rPr>
-              <w:t>0.027</w:t>
-            </w:r>
-          </w:p>
-        </w:tc>
-        <w:tc>
-          <w:tcPr>
-            <w:tcW w:type="dxa" w:w="1994"/>
-          </w:tcPr>
-          <w:p>
-            <w:pPr>
-              <w:spacing w:after="0"/>
-              <w:jc w:val="right"/>
-            </w:pPr>
-            <w:r>
-              <w:rPr>
-                <w:sz w:val="17"/>
-              </w:rPr>
-              <w:t>0.002</w:t>
+              <w:t>0.011</w:t>
             </w:r>
           </w:p>
         </w:tc>
@@ -4851,7 +4870,7 @@
                 <w:b/>
                 <w:sz w:val="17"/>
               </w:rPr>
-              <w:t>0.011</w:t>
+              <w:t>0.026</w:t>
             </w:r>
           </w:p>
         </w:tc>
@@ -4862,13 +4881,29 @@
           <w:p>
             <w:pPr>
               <w:spacing w:after="0"/>
+            </w:pPr>
+            <w:r>
+              <w:rPr>
+                <w:sz w:val="17"/>
+              </w:rPr>
+              <w:t>0.423–0.513</w:t>
+            </w:r>
+          </w:p>
+        </w:tc>
+        <w:tc>
+          <w:tcPr>
+            <w:tcW w:type="dxa" w:w="1994"/>
+          </w:tcPr>
+          <w:p>
+            <w:pPr>
+              <w:spacing w:after="0"/>
               <w:jc w:val="right"/>
             </w:pPr>
             <w:r>
               <w:rPr>
                 <w:sz w:val="17"/>
               </w:rPr>
-              <w:t>0.054</w:t>
+              <w:t>0.035</w:t>
             </w:r>
           </w:p>
         </w:tc>
@@ -4885,24 +4920,7 @@
               <w:rPr>
                 <w:sz w:val="17"/>
               </w:rPr>
-              <w:t>0.024</w:t>
-            </w:r>
-          </w:p>
-        </w:tc>
-        <w:tc>
-          <w:tcPr>
-            <w:tcW w:type="dxa" w:w="1994"/>
-          </w:tcPr>
-          <w:p>
-            <w:pPr>
-              <w:spacing w:after="0"/>
-              <w:jc w:val="right"/>
-            </w:pPr>
-            <w:r>
-              <w:rPr>
-                <w:sz w:val="17"/>
-              </w:rPr>
-              <w:t>0.003</w:t>
+              <w:t>0.010</w:t>
             </w:r>
           </w:p>
         </w:tc>
@@ -4937,7 +4955,7 @@
               <w:rPr>
                 <w:sz w:val="17"/>
               </w:rPr>
-              <w:t>0.020</w:t>
+              <w:t>0.055</w:t>
             </w:r>
           </w:p>
         </w:tc>
@@ -4948,13 +4966,29 @@
           <w:p>
             <w:pPr>
               <w:spacing w:after="0"/>
+            </w:pPr>
+            <w:r>
+              <w:rPr>
+                <w:sz w:val="17"/>
+              </w:rPr>
+              <w:t>0.281–0.442</w:t>
+            </w:r>
+          </w:p>
+        </w:tc>
+        <w:tc>
+          <w:tcPr>
+            <w:tcW w:type="dxa" w:w="1994"/>
+          </w:tcPr>
+          <w:p>
+            <w:pPr>
+              <w:spacing w:after="0"/>
               <w:jc w:val="right"/>
             </w:pPr>
             <w:r>
               <w:rPr>
                 <w:sz w:val="17"/>
               </w:rPr>
-              <w:t>0.057</w:t>
+              <w:t>0.037</w:t>
             </w:r>
           </w:p>
         </w:tc>
@@ -4971,24 +5005,7 @@
               <w:rPr>
                 <w:sz w:val="17"/>
               </w:rPr>
-              <w:t>0.023</w:t>
-            </w:r>
-          </w:p>
-        </w:tc>
-        <w:tc>
-          <w:tcPr>
-            <w:tcW w:type="dxa" w:w="1994"/>
-          </w:tcPr>
-          <w:p>
-            <w:pPr>
-              <w:spacing w:after="0"/>
-              <w:jc w:val="right"/>
-            </w:pPr>
-            <w:r>
-              <w:rPr>
-                <w:sz w:val="17"/>
-              </w:rPr>
-              <w:t>0.008</w:t>
+              <w:t>0.015</w:t>
             </w:r>
           </w:p>
         </w:tc>
@@ -5023,7 +5040,7 @@
               <w:rPr>
                 <w:sz w:val="17"/>
               </w:rPr>
-              <w:t>0.023</w:t>
+              <w:t>0.047</w:t>
             </w:r>
           </w:p>
         </w:tc>
@@ -5034,13 +5051,29 @@
           <w:p>
             <w:pPr>
               <w:spacing w:after="0"/>
+            </w:pPr>
+            <w:r>
+              <w:rPr>
+                <w:sz w:val="17"/>
+              </w:rPr>
+              <w:t>0.204–0.364</w:t>
+            </w:r>
+          </w:p>
+        </w:tc>
+        <w:tc>
+          <w:tcPr>
+            <w:tcW w:type="dxa" w:w="1994"/>
+          </w:tcPr>
+          <w:p>
+            <w:pPr>
+              <w:spacing w:after="0"/>
               <w:jc w:val="right"/>
             </w:pPr>
             <w:r>
               <w:rPr>
                 <w:sz w:val="17"/>
               </w:rPr>
-              <w:t>0.050</w:t>
+              <w:t>0.027</w:t>
             </w:r>
           </w:p>
         </w:tc>
@@ -5057,24 +5090,7 @@
               <w:rPr>
                 <w:sz w:val="17"/>
               </w:rPr>
-              <w:t>0.018</w:t>
-            </w:r>
-          </w:p>
-        </w:tc>
-        <w:tc>
-          <w:tcPr>
-            <w:tcW w:type="dxa" w:w="1994"/>
-          </w:tcPr>
-          <w:p>
-            <w:pPr>
-              <w:spacing w:after="0"/>
-              <w:jc w:val="right"/>
-            </w:pPr>
-            <w:r>
-              <w:rPr>
-                <w:sz w:val="17"/>
-              </w:rPr>
-              <w:t>0.001</w:t>
+              <w:t>0.008</w:t>
             </w:r>
           </w:p>
         </w:tc>
@@ -5109,7 +5125,7 @@
               <w:rPr>
                 <w:sz w:val="17"/>
               </w:rPr>
-              <w:t>0.015</w:t>
+              <w:t>0.028</w:t>
             </w:r>
           </w:p>
         </w:tc>
@@ -5120,13 +5136,29 @@
           <w:p>
             <w:pPr>
               <w:spacing w:after="0"/>
+            </w:pPr>
+            <w:r>
+              <w:rPr>
+                <w:sz w:val="17"/>
+              </w:rPr>
+              <w:t>0.372–0.449</w:t>
+            </w:r>
+          </w:p>
+        </w:tc>
+        <w:tc>
+          <w:tcPr>
+            <w:tcW w:type="dxa" w:w="1994"/>
+          </w:tcPr>
+          <w:p>
+            <w:pPr>
+              <w:spacing w:after="0"/>
               <w:jc w:val="right"/>
             </w:pPr>
             <w:r>
               <w:rPr>
                 <w:sz w:val="17"/>
               </w:rPr>
-              <w:t>0.061</w:t>
+              <w:t>0.044</w:t>
             </w:r>
           </w:p>
         </w:tc>
@@ -5143,24 +5175,7 @@
               <w:rPr>
                 <w:sz w:val="17"/>
               </w:rPr>
-              <w:t>0.026</w:t>
-            </w:r>
-          </w:p>
-        </w:tc>
-        <w:tc>
-          <w:tcPr>
-            <w:tcW w:type="dxa" w:w="1994"/>
-          </w:tcPr>
-          <w:p>
-            <w:pPr>
-              <w:spacing w:after="0"/>
-              <w:jc w:val="right"/>
-            </w:pPr>
-            <w:r>
-              <w:rPr>
-                <w:sz w:val="17"/>
-              </w:rPr>
-              <w:t>0.004</w:t>
+              <w:t>0.008</w:t>
             </w:r>
           </w:p>
         </w:tc>
@@ -5173,7 +5188,572 @@
     </w:p>
     <w:p>
       <w:r>
-        <w:t>How to read it, for the emotion route (score 0.417):</w:t>
+        <w:rPr>
+          <w:b/>
+        </w:rPr>
+        <w:t>Clip level</w:t>
+      </w:r>
+      <w:r>
+        <w:t xml:space="preserve"> (the check; </w:t>
+      </w:r>
+      <w:r>
+        <w:rPr>
+          <w:rFonts w:ascii="Consolas" w:hAnsi="Consolas"/>
+          <w:color w:val="404040"/>
+          <w:sz w:val="18"/>
+        </w:rPr>
+        <w:t>results/metrics_stability.json</w:t>
+      </w:r>
+      <w:r>
+        <w:t>):</w:t>
+      </w:r>
+    </w:p>
+    <w:tbl>
+      <w:tblPr>
+        <w:tblStyle w:val="TableGrid"/>
+        <w:tblW w:type="auto" w:w="0"/>
+        <w:jc w:val="center"/>
+        <w:tblLook w:firstColumn="1" w:firstRow="1" w:lastColumn="0" w:lastRow="0" w:noHBand="0" w:noVBand="1" w:val="04A0"/>
+      </w:tblPr>
+      <w:tblGrid>
+        <w:gridCol w:w="1994"/>
+        <w:gridCol w:w="1994"/>
+        <w:gridCol w:w="1994"/>
+        <w:gridCol w:w="1994"/>
+        <w:gridCol w:w="1994"/>
+      </w:tblGrid>
+      <w:tr>
+        <w:tc>
+          <w:tcPr>
+            <w:tcW w:type="dxa" w:w="1994"/>
+            <w:shd w:val="clear" w:color="auto" w:fill="E8E8E8"/>
+          </w:tcPr>
+          <w:p>
+            <w:pPr>
+              <w:spacing w:after="0"/>
+            </w:pPr>
+            <w:r>
+              <w:rPr>
+                <w:b/>
+                <w:sz w:val="17"/>
+              </w:rPr>
+              <w:t>route</w:t>
+            </w:r>
+          </w:p>
+        </w:tc>
+        <w:tc>
+          <w:tcPr>
+            <w:tcW w:type="dxa" w:w="1994"/>
+            <w:shd w:val="clear" w:color="auto" w:fill="E8E8E8"/>
+          </w:tcPr>
+          <w:p>
+            <w:pPr>
+              <w:spacing w:after="0"/>
+            </w:pPr>
+            <w:r>
+              <w:rPr>
+                <w:b/>
+                <w:sz w:val="17"/>
+              </w:rPr>
+              <w:t>1. repeats (split)</w:t>
+            </w:r>
+          </w:p>
+        </w:tc>
+        <w:tc>
+          <w:tcPr>
+            <w:tcW w:type="dxa" w:w="1994"/>
+            <w:shd w:val="clear" w:color="auto" w:fill="E8E8E8"/>
+          </w:tcPr>
+          <w:p>
+            <w:pPr>
+              <w:spacing w:after="0"/>
+            </w:pPr>
+            <w:r>
+              <w:rPr>
+                <w:b/>
+                <w:sz w:val="17"/>
+              </w:rPr>
+              <w:t>2. single folds</w:t>
+            </w:r>
+          </w:p>
+        </w:tc>
+        <w:tc>
+          <w:tcPr>
+            <w:tcW w:type="dxa" w:w="1994"/>
+            <w:shd w:val="clear" w:color="auto" w:fill="E8E8E8"/>
+          </w:tcPr>
+          <w:p>
+            <w:pPr>
+              <w:spacing w:after="0"/>
+            </w:pPr>
+            <w:r>
+              <w:rPr>
+                <w:b/>
+                <w:sz w:val="17"/>
+              </w:rPr>
+              <w:t>3. bootstrap SE (films)</w:t>
+            </w:r>
+          </w:p>
+        </w:tc>
+        <w:tc>
+          <w:tcPr>
+            <w:tcW w:type="dxa" w:w="1994"/>
+            <w:shd w:val="clear" w:color="auto" w:fill="E8E8E8"/>
+          </w:tcPr>
+          <w:p>
+            <w:pPr>
+              <w:spacing w:after="0"/>
+            </w:pPr>
+            <w:r>
+              <w:rPr>
+                <w:b/>
+                <w:sz w:val="17"/>
+              </w:rPr>
+              <w:t>4. seeds (random numbers)</w:t>
+            </w:r>
+          </w:p>
+        </w:tc>
+      </w:tr>
+      <w:tr>
+        <w:tc>
+          <w:tcPr>
+            <w:tcW w:type="dxa" w:w="1994"/>
+          </w:tcPr>
+          <w:p>
+            <w:pPr>
+              <w:spacing w:after="0"/>
+            </w:pPr>
+            <w:r>
+              <w:rPr>
+                <w:sz w:val="17"/>
+              </w:rPr>
+              <w:t>human ratings (ceiling)</w:t>
+            </w:r>
+          </w:p>
+        </w:tc>
+        <w:tc>
+          <w:tcPr>
+            <w:tcW w:type="dxa" w:w="1994"/>
+          </w:tcPr>
+          <w:p>
+            <w:pPr>
+              <w:spacing w:after="0"/>
+              <w:jc w:val="right"/>
+            </w:pPr>
+            <w:r>
+              <w:rPr>
+                <w:sz w:val="17"/>
+              </w:rPr>
+              <w:t>0.009</w:t>
+            </w:r>
+          </w:p>
+        </w:tc>
+        <w:tc>
+          <w:tcPr>
+            <w:tcW w:type="dxa" w:w="1994"/>
+          </w:tcPr>
+          <w:p>
+            <w:pPr>
+              <w:spacing w:after="0"/>
+              <w:jc w:val="right"/>
+            </w:pPr>
+            <w:r>
+              <w:rPr>
+                <w:sz w:val="17"/>
+              </w:rPr>
+              <w:t>0.057</w:t>
+            </w:r>
+          </w:p>
+        </w:tc>
+        <w:tc>
+          <w:tcPr>
+            <w:tcW w:type="dxa" w:w="1994"/>
+          </w:tcPr>
+          <w:p>
+            <w:pPr>
+              <w:spacing w:after="0"/>
+              <w:jc w:val="right"/>
+            </w:pPr>
+            <w:r>
+              <w:rPr>
+                <w:sz w:val="17"/>
+              </w:rPr>
+              <w:t>0.027</w:t>
+            </w:r>
+          </w:p>
+        </w:tc>
+        <w:tc>
+          <w:tcPr>
+            <w:tcW w:type="dxa" w:w="1994"/>
+          </w:tcPr>
+          <w:p>
+            <w:pPr>
+              <w:spacing w:after="0"/>
+              <w:jc w:val="right"/>
+            </w:pPr>
+            <w:r>
+              <w:rPr>
+                <w:sz w:val="17"/>
+              </w:rPr>
+              <w:t>0.002</w:t>
+            </w:r>
+          </w:p>
+        </w:tc>
+      </w:tr>
+      <w:tr>
+        <w:tc>
+          <w:tcPr>
+            <w:tcW w:type="dxa" w:w="1994"/>
+          </w:tcPr>
+          <w:p>
+            <w:pPr>
+              <w:spacing w:after="0"/>
+            </w:pPr>
+            <w:r>
+              <w:rPr>
+                <w:b/>
+                <w:sz w:val="17"/>
+              </w:rPr>
+              <w:t>emotion route</w:t>
+            </w:r>
+          </w:p>
+        </w:tc>
+        <w:tc>
+          <w:tcPr>
+            <w:tcW w:type="dxa" w:w="1994"/>
+          </w:tcPr>
+          <w:p>
+            <w:pPr>
+              <w:spacing w:after="0"/>
+              <w:jc w:val="right"/>
+            </w:pPr>
+            <w:r>
+              <w:rPr>
+                <w:sz w:val="17"/>
+              </w:rPr>
+              <w:t>0.011</w:t>
+            </w:r>
+          </w:p>
+        </w:tc>
+        <w:tc>
+          <w:tcPr>
+            <w:tcW w:type="dxa" w:w="1994"/>
+          </w:tcPr>
+          <w:p>
+            <w:pPr>
+              <w:spacing w:after="0"/>
+              <w:jc w:val="right"/>
+            </w:pPr>
+            <w:r>
+              <w:rPr>
+                <w:sz w:val="17"/>
+              </w:rPr>
+              <w:t>0.054</w:t>
+            </w:r>
+          </w:p>
+        </w:tc>
+        <w:tc>
+          <w:tcPr>
+            <w:tcW w:type="dxa" w:w="1994"/>
+          </w:tcPr>
+          <w:p>
+            <w:pPr>
+              <w:spacing w:after="0"/>
+              <w:jc w:val="right"/>
+            </w:pPr>
+            <w:r>
+              <w:rPr>
+                <w:sz w:val="17"/>
+              </w:rPr>
+              <w:t>0.024</w:t>
+            </w:r>
+          </w:p>
+        </w:tc>
+        <w:tc>
+          <w:tcPr>
+            <w:tcW w:type="dxa" w:w="1994"/>
+          </w:tcPr>
+          <w:p>
+            <w:pPr>
+              <w:spacing w:after="0"/>
+              <w:jc w:val="right"/>
+            </w:pPr>
+            <w:r>
+              <w:rPr>
+                <w:sz w:val="17"/>
+              </w:rPr>
+              <w:t>0.003</w:t>
+            </w:r>
+          </w:p>
+        </w:tc>
+      </w:tr>
+      <w:tr>
+        <w:tc>
+          <w:tcPr>
+            <w:tcW w:type="dxa" w:w="1994"/>
+          </w:tcPr>
+          <w:p>
+            <w:pPr>
+              <w:spacing w:after="0"/>
+            </w:pPr>
+            <w:r>
+              <w:rPr>
+                <w:sz w:val="17"/>
+              </w:rPr>
+              <w:t>direct VGGish</w:t>
+            </w:r>
+          </w:p>
+        </w:tc>
+        <w:tc>
+          <w:tcPr>
+            <w:tcW w:type="dxa" w:w="1994"/>
+          </w:tcPr>
+          <w:p>
+            <w:pPr>
+              <w:spacing w:after="0"/>
+              <w:jc w:val="right"/>
+            </w:pPr>
+            <w:r>
+              <w:rPr>
+                <w:sz w:val="17"/>
+              </w:rPr>
+              <w:t>0.020</w:t>
+            </w:r>
+          </w:p>
+        </w:tc>
+        <w:tc>
+          <w:tcPr>
+            <w:tcW w:type="dxa" w:w="1994"/>
+          </w:tcPr>
+          <w:p>
+            <w:pPr>
+              <w:spacing w:after="0"/>
+              <w:jc w:val="right"/>
+            </w:pPr>
+            <w:r>
+              <w:rPr>
+                <w:sz w:val="17"/>
+              </w:rPr>
+              <w:t>0.057</w:t>
+            </w:r>
+          </w:p>
+        </w:tc>
+        <w:tc>
+          <w:tcPr>
+            <w:tcW w:type="dxa" w:w="1994"/>
+          </w:tcPr>
+          <w:p>
+            <w:pPr>
+              <w:spacing w:after="0"/>
+              <w:jc w:val="right"/>
+            </w:pPr>
+            <w:r>
+              <w:rPr>
+                <w:sz w:val="17"/>
+              </w:rPr>
+              <w:t>0.023</w:t>
+            </w:r>
+          </w:p>
+        </w:tc>
+        <w:tc>
+          <w:tcPr>
+            <w:tcW w:type="dxa" w:w="1994"/>
+          </w:tcPr>
+          <w:p>
+            <w:pPr>
+              <w:spacing w:after="0"/>
+              <w:jc w:val="right"/>
+            </w:pPr>
+            <w:r>
+              <w:rPr>
+                <w:sz w:val="17"/>
+              </w:rPr>
+              <w:t>0.008</w:t>
+            </w:r>
+          </w:p>
+        </w:tc>
+      </w:tr>
+      <w:tr>
+        <w:tc>
+          <w:tcPr>
+            <w:tcW w:type="dxa" w:w="1994"/>
+          </w:tcPr>
+          <w:p>
+            <w:pPr>
+              <w:spacing w:after="0"/>
+            </w:pPr>
+            <w:r>
+              <w:rPr>
+                <w:sz w:val="17"/>
+              </w:rPr>
+              <w:t>direct AST</w:t>
+            </w:r>
+          </w:p>
+        </w:tc>
+        <w:tc>
+          <w:tcPr>
+            <w:tcW w:type="dxa" w:w="1994"/>
+          </w:tcPr>
+          <w:p>
+            <w:pPr>
+              <w:spacing w:after="0"/>
+              <w:jc w:val="right"/>
+            </w:pPr>
+            <w:r>
+              <w:rPr>
+                <w:sz w:val="17"/>
+              </w:rPr>
+              <w:t>0.023</w:t>
+            </w:r>
+          </w:p>
+        </w:tc>
+        <w:tc>
+          <w:tcPr>
+            <w:tcW w:type="dxa" w:w="1994"/>
+          </w:tcPr>
+          <w:p>
+            <w:pPr>
+              <w:spacing w:after="0"/>
+              <w:jc w:val="right"/>
+            </w:pPr>
+            <w:r>
+              <w:rPr>
+                <w:sz w:val="17"/>
+              </w:rPr>
+              <w:t>0.050</w:t>
+            </w:r>
+          </w:p>
+        </w:tc>
+        <w:tc>
+          <w:tcPr>
+            <w:tcW w:type="dxa" w:w="1994"/>
+          </w:tcPr>
+          <w:p>
+            <w:pPr>
+              <w:spacing w:after="0"/>
+              <w:jc w:val="right"/>
+            </w:pPr>
+            <w:r>
+              <w:rPr>
+                <w:sz w:val="17"/>
+              </w:rPr>
+              <w:t>0.018</w:t>
+            </w:r>
+          </w:p>
+        </w:tc>
+        <w:tc>
+          <w:tcPr>
+            <w:tcW w:type="dxa" w:w="1994"/>
+          </w:tcPr>
+          <w:p>
+            <w:pPr>
+              <w:spacing w:after="0"/>
+              <w:jc w:val="right"/>
+            </w:pPr>
+            <w:r>
+              <w:rPr>
+                <w:sz w:val="17"/>
+              </w:rPr>
+              <w:t>0.001</w:t>
+            </w:r>
+          </w:p>
+        </w:tc>
+      </w:tr>
+      <w:tr>
+        <w:tc>
+          <w:tcPr>
+            <w:tcW w:type="dxa" w:w="1994"/>
+          </w:tcPr>
+          <w:p>
+            <w:pPr>
+              <w:spacing w:after="0"/>
+            </w:pPr>
+            <w:r>
+              <w:rPr>
+                <w:sz w:val="17"/>
+              </w:rPr>
+              <w:t>PCA-8 control</w:t>
+            </w:r>
+          </w:p>
+        </w:tc>
+        <w:tc>
+          <w:tcPr>
+            <w:tcW w:type="dxa" w:w="1994"/>
+          </w:tcPr>
+          <w:p>
+            <w:pPr>
+              <w:spacing w:after="0"/>
+              <w:jc w:val="right"/>
+            </w:pPr>
+            <w:r>
+              <w:rPr>
+                <w:sz w:val="17"/>
+              </w:rPr>
+              <w:t>0.015</w:t>
+            </w:r>
+          </w:p>
+        </w:tc>
+        <w:tc>
+          <w:tcPr>
+            <w:tcW w:type="dxa" w:w="1994"/>
+          </w:tcPr>
+          <w:p>
+            <w:pPr>
+              <w:spacing w:after="0"/>
+              <w:jc w:val="right"/>
+            </w:pPr>
+            <w:r>
+              <w:rPr>
+                <w:sz w:val="17"/>
+              </w:rPr>
+              <w:t>0.061</w:t>
+            </w:r>
+          </w:p>
+        </w:tc>
+        <w:tc>
+          <w:tcPr>
+            <w:tcW w:type="dxa" w:w="1994"/>
+          </w:tcPr>
+          <w:p>
+            <w:pPr>
+              <w:spacing w:after="0"/>
+              <w:jc w:val="right"/>
+            </w:pPr>
+            <w:r>
+              <w:rPr>
+                <w:sz w:val="17"/>
+              </w:rPr>
+              <w:t>0.026</w:t>
+            </w:r>
+          </w:p>
+        </w:tc>
+        <w:tc>
+          <w:tcPr>
+            <w:tcW w:type="dxa" w:w="1994"/>
+          </w:tcPr>
+          <w:p>
+            <w:pPr>
+              <w:spacing w:after="0"/>
+              <w:jc w:val="right"/>
+            </w:pPr>
+            <w:r>
+              <w:rPr>
+                <w:sz w:val="17"/>
+              </w:rPr>
+              <w:t>0.004</w:t>
+            </w:r>
+          </w:p>
+        </w:tc>
+      </w:tr>
+    </w:tbl>
+    <w:p>
+      <w:pPr>
+        <w:spacing w:after="40"/>
+      </w:pPr>
+    </w:p>
+    <w:p>
+      <w:r>
+        <w:t>How to read it, for the emotion route (film level 0.469, clip level 0.417):</w:t>
       </w:r>
     </w:p>
     <w:p>
@@ -5188,7 +5768,7 @@
         <w:t>Splits</w:t>
       </w:r>
       <w:r>
-        <w:t>: the 10 repeats lie between 0.396 and 0.428 (SD 0.011, about 3 % of the score). The emotion route is the steadiest of the four audio routes; direct VGGish varies twice as much.</w:t>
+        <w:t>: the 10 repeats lie between 0.423 and 0.513 (SD 0.026, about 6 % of the score). Film-level SDs are about two to three times the clip-level ones (1.9 to 2.8), because each genre's F1 now rests on a few films (Comedy 4, Horror 5): one film more or less moves it a lot. The emotion route is still the steadiest of the four audio routes; direct VGGish varies twice as much (0.055; its repeats span 0.281 to 0.442).</w:t>
       </w:r>
     </w:p>
     <w:p>
@@ -5203,7 +5783,7 @@
         <w:t>Single folds</w:t>
       </w:r>
       <w:r>
-        <w:t>: SD 0.054, five times the repeat SD. One fold alone could not separate two routes 0.04 apart; ten pooled repeats can.</w:t>
+        <w:t xml:space="preserve"> (clip level only): SD 0.054, five times the clip-level repeat SD. One fold alone could not separate two routes 0.04 apart; ten pooled repeats can.</w:t>
       </w:r>
     </w:p>
     <w:p>
@@ -5218,7 +5798,7 @@
         <w:t>Which films</w:t>
       </w:r>
       <w:r>
-        <w:t>: SE 0.024, the largest of the meaningful sources. Only more films can reduce it. This is why the significance tests resample films.</w:t>
+        <w:t>: SE 0.035 at film level (0.024 over clips). Only more films can reduce it, which is why the significance tests resample films.</w:t>
       </w:r>
     </w:p>
     <w:p>
@@ -5233,7 +5813,7 @@
         <w:t>Seeds</w:t>
       </w:r>
       <w:r>
-        <w:t xml:space="preserve">: the mean moves by 0.003 (0.410 to 0.417 across the five seeds). The lead over direct VGGish is positive under </w:t>
+        <w:t xml:space="preserve">: the mean moves by 0.010 (0.463 to 0.489 across the five seeds). The lead over direct VGGish is positive under </w:t>
       </w:r>
       <w:r>
         <w:rPr>
@@ -5242,7 +5822,7 @@
         <w:t>every</w:t>
       </w:r>
       <w:r>
-        <w:t xml:space="preserve"> seed (+0.037 to +0.059), as are the leads over AST and PCA-8. For contrast, the PCA-8-vs-VGGish difference changes sign between seeds (−0.005 to +0.012), which is what "no effect" looks like.</w:t>
+        <w:t xml:space="preserve"> seed (+0.093 to +0.128), as are the leads over AST (+0.140 to +0.173) and PCA-8 (+0.040 to +0.070). Unlike over clips, where the PCA-8-vs-VGGish difference changed sign between seeds (−0.005 to +0.012), at film level PCA-8 is ahead of VGGish under every seed (+0.033 to +0.059): compression alone helps a little per film.</w:t>
       </w:r>
     </w:p>
     <w:p>
@@ -5250,10 +5830,10 @@
         <w:rPr>
           <w:b/>
         </w:rPr>
-        <w:t>Ordering of the sources:</w:t>
+        <w:t>Ordering of the sources at film level:</w:t>
       </w:r>
       <w:r>
-        <w:t xml:space="preserve"> seed (≤ 0.008) &lt; split (≤ 0.023) &lt; films (0.018–0.027) &lt; single fold (≈ 0.055). The result is stable against everything the code controls. What remains uncertain is the dataset itself.</w:t>
+        <w:t xml:space="preserve"> seed (0.008–0.015) &lt; split (0.017–0.055) ≈ films (0.027–0.044). For the emotion route, PCA-8 and the ratings the film sample is the larger source, as over clips. For the two direct embeddings the split now varies more. The result is stable against everything the code controls (the seed); what remains uncertain is the dataset itself.</w:t>
       </w:r>
     </w:p>
     <w:p>
@@ -5264,7 +5844,7 @@
         <w:t>Reproducibility check.</w:t>
       </w:r>
       <w:r>
-        <w:t xml:space="preserve"> Under seed 42 the new script reproduces the per-repeat scores of the main analysis (</w:t>
+        <w:t xml:space="preserve"> Under seed 42 the film-level script reproduces every clip-level per-repeat score of the main analysis (</w:t>
       </w:r>
       <w:r>
         <w:rPr>
@@ -5275,7 +5855,18 @@
         <w:t>cv_corrected.json</w:t>
       </w:r>
       <w:r>
-        <w:t>) exactly, for every route.</w:t>
+        <w:t xml:space="preserve">) and the clip-level seed means of </w:t>
+      </w:r>
+      <w:r>
+        <w:rPr>
+          <w:rFonts w:ascii="Consolas" w:hAnsi="Consolas"/>
+          <w:color w:val="404040"/>
+          <w:sz w:val="18"/>
+        </w:rPr>
+        <w:t>metrics_stability.json</w:t>
+      </w:r>
+      <w:r>
+        <w:t xml:space="preserve"> exactly (107 numbers).</w:t>
       </w:r>
     </w:p>
     <w:p>
@@ -5291,7 +5882,7 @@
         <w:t>figures/stability_repeats.pdf</w:t>
       </w:r>
       <w:r>
-        <w:t xml:space="preserve"> (left: the 10 repeats per route; right: the mean under each of the five seeds).</w:t>
+        <w:t>, film level (dots and boxes: the 10 repeats per route under seed 42; black dashes: the 10-repeat mean under each of the five seeds).</w:t>
       </w:r>
     </w:p>
     <w:p>
@@ -6213,7 +6804,20 @@
               <w:rPr>
                 <w:sz w:val="17"/>
               </w:rPr>
-              <w:t>every representation and route on 5 genres, with 95 % intervals and both chance levels</w:t>
+              <w:t xml:space="preserve">every representation and route on 5 genres, </w:t>
+            </w:r>
+            <w:r>
+              <w:rPr>
+                <w:b/>
+                <w:sz w:val="17"/>
+              </w:rPr>
+              <w:t>film level</w:t>
+            </w:r>
+            <w:r>
+              <w:rPr>
+                <w:sz w:val="17"/>
+              </w:rPr>
+              <w:t xml:space="preserve"> with 95 % intervals, the clip-level score as a hollow marker, and both chance levels</w:t>
             </w:r>
           </w:p>
         </w:tc>
@@ -6249,7 +6853,7 @@
               <w:rPr>
                 <w:sz w:val="17"/>
               </w:rPr>
-              <w:t>the 10 repeats per route, and the mean under each of 5 seeds</w:t>
+              <w:t>the 10 repeats per route, and the mean under each of 5 seeds (film level)</w:t>
             </w:r>
           </w:p>
         </w:tc>
@@ -6285,7 +6889,7 @@
               <w:rPr>
                 <w:sz w:val="17"/>
               </w:rPr>
-              <w:t>the routes under 7 metrics, as distance above random guessing</w:t>
+              <w:t>the routes under 7 metrics, as distance above random guessing (film-level headline first, the rest per clip)</w:t>
             </w:r>
           </w:p>
         </w:tc>
@@ -6357,7 +6961,7 @@
               <w:rPr>
                 <w:sz w:val="17"/>
               </w:rPr>
-              <w:t>removing each emotion: difference to all eight, with intervals</w:t>
+              <w:t>removing each emotion: difference to all eight, with intervals (film level)</w:t>
             </w:r>
           </w:p>
         </w:tc>
@@ -6465,7 +7069,7 @@
               <w:rPr>
                 <w:sz w:val="17"/>
               </w:rPr>
-              <w:t>both transfer directions and the pooled design</w:t>
+              <w:t>both transfer directions and the pooled design (film level)</w:t>
             </w:r>
           </w:p>
         </w:tc>
@@ -6882,7 +7486,7 @@
     </w:p>
     <w:p>
       <w:r>
-        <w:t>Once both datasets are in training, the two routes tie: the emotion advantage is a generalisation advantage.</w:t>
+        <w:t>Once both datasets are in training, the two routes tie. (Scored per film, section 10, the pooled design is still a tie.)</w:t>
       </w:r>
     </w:p>
     <w:p>
@@ -7032,7 +7636,7 @@
         <w:t>Is the emotion route better in-domain or not?</w:t>
       </w:r>
       <w:r>
-        <w:t xml:space="preserve"> At the standard decision threshold, yes: ahead of every direct representation in all 10 repeats and all 5 seeds, significant under the film bootstrap (p = 0.042) and borderline under Nadeau–Bengio (p = 0.151). With per-genre thresholds tuned on the training data, the routes converge and the lead is not significant. So in-domain it "loses nothing and is ahead at the default operating point", not "better under every metric".</w:t>
+        <w:t xml:space="preserve"> Scored per film (the headline), yes against direct audio: 0.469 vs 0.375 for VGGish (+0.095, p = 0.047), ahead in all 10 repeats and all 5 seeds. It is not significantly ahead of MusiCNN (p = 0.079) or the PCA-8 control (p = 0.326), and PCA-8 itself beats VGGish under every seed, so part of the gain is compression. Over clips the lead is +0.040, significant under the film bootstrap (p = 0.042) and borderline under Nadeau–Bengio (p = 0.151). With per-genre thresholds tuned on the training data, the routes converge over clips and the lead is not significant. So in-domain it "loses nothing and is ahead at the default operating point", not "better under every metric".</w:t>
       </w:r>
     </w:p>
     <w:p>
@@ -7043,7 +7647,7 @@
         <w:t>Then what is left of the main claim?</w:t>
       </w:r>
       <w:r>
-        <w:t xml:space="preserve"> The cross-dataset result: 0.511 vs 0.407 (p = 0.018) from Eerola to Blockbuster, the reverse direction agreeing (p &lt; 0.001), a tie once both datasets are in training (p = 0.850), and interpretable predictions whose emotional signatures replicate on a second dataset (r = 0.836). The advantage is a generalisation advantage; the thesis says so.</w:t>
+        <w:t xml:space="preserve"> The emotion route is clearly ahead where the genre classifier is trained on the 41 Eerola films: in-domain (5 and 8 genres) and from Eerola to Blockbuster (0.511 vs 0.407, p = 0.018). It is level where the classifier is trained on the 110 Blockbuster films or on both datasets. The reverse direction agrees in sign (+0.077 per film) but is not significant (p = 0.127). And its predictions are interpretable: the emotional signatures replicate on a second dataset (r = 0.836). The thesis calls this an advantage under scarce data and under a change of dataset (section 10).</w:t>
       </w:r>
     </w:p>
     <w:p>
@@ -7065,7 +7669,7 @@
         <w:t>How stable are the numbers?</w:t>
       </w:r>
       <w:r>
-        <w:t xml:space="preserve"> Very: the 10-repeat mean moves by at most 0.008 between seeds, and the emotion lead over VGGish stays between +0.037 and +0.059 under every seed. The main uncertainty is which 41 films the dataset contains (bootstrap SE about 0.02).</w:t>
+        <w:t xml:space="preserve"> Very. Per film, the 10-repeat mean moves by at most 0.015 between seeds, and the emotion lead over VGGish stays between +0.093 and +0.128 under every seed. Over clips the figures are 0.008 and +0.037 to +0.059. The main uncertainty is which 41 films the dataset contains (bootstrap SE about 0.02).</w:t>
       </w:r>
     </w:p>
     <w:p>

--- a/docs/current_state.docx
+++ b/docs/current_state.docx
@@ -7,7 +7,7 @@
         <w:pStyle w:val="Title"/>
       </w:pPr>
       <w:r>
-        <w:t>Supervisor briefing — update since the last meeting</w:t>
+        <w:t>Supervisor briefing — update since the fifth meeting (8 October 2026)</w:t>
       </w:r>
     </w:p>
     <w:p>
@@ -18,7 +18,18 @@
         <w:t>Can a soundtrack's emotion predict a film's genre?</w:t>
       </w:r>
       <w:r>
-        <w:t xml:space="preserve"> This page covers only what happened since the fourth meeting (24 September 2026): the six notes from that meeting, what came of them, the work on the thesis text that followed, and the switch to film-level scoring (section 10; state: 7 October 2026). Earlier rounds, the three routes (direct audio, emotion route, PCA-8 control), the definitions, every result table and the previous Q&amp;A are in </w:t>
+        <w:t xml:space="preserve"> This page covers what was done after the fifth meeting: the four notes, a data error found while answering the second one, and what both changed. The briefing for the fourth meeting is archived in </w:t>
+      </w:r>
+      <w:r>
+        <w:rPr>
+          <w:rFonts w:ascii="Consolas" w:hAnsi="Consolas"/>
+          <w:color w:val="404040"/>
+          <w:sz w:val="18"/>
+        </w:rPr>
+        <w:t>docs/archive/current_state_2026-10-07.md</w:t>
+      </w:r>
+      <w:r>
+        <w:t xml:space="preserve">; every earlier round is in </w:t>
       </w:r>
       <w:r>
         <w:rPr>
@@ -29,7 +40,7 @@
         <w:t>briefing_full.md</w:t>
       </w:r>
       <w:r>
-        <w:t xml:space="preserve">; every experiment in detail is in the technical log, </w:t>
+        <w:t xml:space="preserve">, and every experiment in detail in the technical log, </w:t>
       </w:r>
       <w:r>
         <w:rPr>
@@ -40,7 +51,21 @@
         <w:t>docs/README.md</w:t>
       </w:r>
       <w:r>
-        <w:t xml:space="preserve"> (section 22 for this round).</w:t>
+        <w:t xml:space="preserve"> (section 24 for this round). The thesis on Overleaf is up to date with everything below.</w:t>
+      </w:r>
+    </w:p>
+    <w:p>
+      <w:r>
+        <w:t xml:space="preserve">All genre scores are </w:t>
+      </w:r>
+      <w:r>
+        <w:rPr>
+          <w:b/>
+        </w:rPr>
+        <w:t>film-level macro-F1</w:t>
+      </w:r>
+      <w:r>
+        <w:t xml:space="preserve"> (the clip probabilities of a film are averaged and the film is scored once); the clip-level value of the same predictions is given where it matters.</w:t>
       </w:r>
     </w:p>
     <w:p>
@@ -48,7 +73,7 @@
         <w:pStyle w:val="Heading1"/>
       </w:pPr>
       <w:r>
-        <w:t>1. Your notes from the last meeting</w:t>
+        <w:t>1. Your notes from the meeting</w:t>
       </w:r>
     </w:p>
     <w:tbl>
@@ -167,7 +192,7 @@
               <w:rPr>
                 <w:sz w:val="17"/>
               </w:rPr>
-              <w:t>Explain the F1 metric more; is there a better approach?</w:t>
+              <w:t>Blockbuster cross-validation as a bar chart, but with SD</w:t>
             </w:r>
           </w:p>
         </w:tc>
@@ -183,7 +208,7 @@
               <w:rPr>
                 <w:sz w:val="17"/>
               </w:rPr>
-              <w:t>Every route scored under 13 metrics on the same predictions (section 2)</w:t>
+              <w:t>Two bar charts with error bars (section 3)</w:t>
             </w:r>
           </w:p>
         </w:tc>
@@ -197,23 +222,9 @@
             </w:pPr>
             <w:r>
               <w:rPr>
-                <w:b/>
                 <w:sz w:val="17"/>
               </w:rPr>
-              <w:t>Macro-F1 stays the right headline</w:t>
-            </w:r>
-            <w:r>
-              <w:rPr>
-                <w:sz w:val="17"/>
-              </w:rPr>
-              <w:t xml:space="preserve">, but the in-domain lead </w:t>
-            </w:r>
-            <w:r>
-              <w:rPr>
-                <w:b/>
-                <w:sz w:val="17"/>
-              </w:rPr>
-              <w:t>depends on the decision threshold</w:t>
+              <w:t>Blockbuster in-domain: the routes are level; across datasets the error bars show how much a single split can move</w:t>
             </w:r>
           </w:p>
         </w:tc>
@@ -247,7 +258,7 @@
               <w:rPr>
                 <w:sz w:val="17"/>
               </w:rPr>
-              <w:t>Standard deviation / variance of the cross-validation: stable and reproducible?</w:t>
+              <w:t>Films common to Eerola and Blockbuster (leakage)</w:t>
             </w:r>
           </w:p>
         </w:tc>
@@ -263,7 +274,7 @@
               <w:rPr>
                 <w:sz w:val="17"/>
               </w:rPr>
-              <w:t>Spread over repeats, folds, films and five master seeds (section 3)</w:t>
+              <w:t>Checked every IMDb id and title (section 4)</w:t>
             </w:r>
           </w:p>
         </w:tc>
@@ -280,13 +291,26 @@
                 <w:b/>
                 <w:sz w:val="17"/>
               </w:rPr>
-              <w:t>Stable and reproducible</w:t>
+              <w:t>No film is in both datasets.</w:t>
             </w:r>
             <w:r>
               <w:rPr>
                 <w:sz w:val="17"/>
               </w:rPr>
-              <w:t>; the emotion lead is positive under every seed</w:t>
+              <w:t xml:space="preserve"> But inside Eerola </w:t>
+            </w:r>
+            <w:r>
+              <w:rPr>
+                <w:b/>
+                <w:sz w:val="17"/>
+              </w:rPr>
+              <w:t>one film was counted twice</w:t>
+            </w:r>
+            <w:r>
+              <w:rPr>
+                <w:sz w:val="17"/>
+              </w:rPr>
+              <w:t xml:space="preserve"> — fixed, and every Eerola result re-run (section 2)</w:t>
             </w:r>
           </w:p>
         </w:tc>
@@ -320,7 +344,7 @@
               <w:rPr>
                 <w:sz w:val="17"/>
               </w:rPr>
-              <w:t>Box office vs the Blockbuster dataset, under all metrics</w:t>
+              <w:t>F1, precision and recall per genre; the best model per genre; a diagram</w:t>
             </w:r>
           </w:p>
         </w:tc>
@@ -336,7 +360,7 @@
               <w:rPr>
                 <w:sz w:val="17"/>
               </w:rPr>
-              <w:t>Worldwide gross for all 110 films; 6 per-film metrics, emotions, genre, prediction, all 140 MIR features (section 4)</w:t>
+              <w:t>Per-genre heatmap and table (section 5)</w:t>
             </w:r>
           </w:p>
         </w:tc>
@@ -352,46 +376,7 @@
               <w:rPr>
                 <w:sz w:val="17"/>
               </w:rPr>
-              <w:t xml:space="preserve">Classification quality: </w:t>
-            </w:r>
-            <w:r>
-              <w:rPr>
-                <w:b/>
-                <w:sz w:val="17"/>
-              </w:rPr>
-              <w:t>no relation</w:t>
-            </w:r>
-            <w:r>
-              <w:rPr>
-                <w:sz w:val="17"/>
-              </w:rPr>
-              <w:t xml:space="preserve">. Emotions: </w:t>
-            </w:r>
-            <w:r>
-              <w:rPr>
-                <w:b/>
-                <w:sz w:val="17"/>
-              </w:rPr>
-              <w:t>only through the budget</w:t>
-            </w:r>
-            <w:r>
-              <w:rPr>
-                <w:sz w:val="17"/>
-              </w:rPr>
-              <w:t xml:space="preserve">. Then </w:t>
-            </w:r>
-            <w:r>
-              <w:rPr>
-                <w:b/>
-                <w:sz w:val="17"/>
-              </w:rPr>
-              <w:t>left out of the thesis</w:t>
-            </w:r>
-            <w:r>
-              <w:rPr>
-                <w:sz w:val="17"/>
-              </w:rPr>
-              <w:t xml:space="preserve"> (7 Oct)</w:t>
+              <w:t>The emotion route is best on Action, Crime and Comedy; MIR on Drama; CLAP on Horror</w:t>
             </w:r>
           </w:p>
         </w:tc>
@@ -425,7 +410,7 @@
               <w:rPr>
                 <w:sz w:val="17"/>
               </w:rPr>
-              <w:t>Write the rest of the chapters</w:t>
+              <w:t>Focus the Evaluation on a few results; be more precise in the Discussion</w:t>
             </w:r>
           </w:p>
         </w:tc>
@@ -441,48 +426,7 @@
               <w:rPr>
                 <w:sz w:val="17"/>
               </w:rPr>
-              <w:t>Full drafts of every remaining chapter and the abstract (section 5)</w:t>
-            </w:r>
-          </w:p>
-        </w:tc>
-        <w:tc>
-          <w:tcPr>
-            <w:tcW w:type="dxa" w:w="2493"/>
-          </w:tcPr>
-          <w:p>
-            <w:pPr>
-              <w:spacing w:after="0"/>
-            </w:pPr>
-            <w:r>
-              <w:rPr>
-                <w:b/>
-                <w:sz w:val="17"/>
-              </w:rPr>
-              <w:t>On Overleaf, compiles with 0 errors</w:t>
-            </w:r>
-            <w:r>
-              <w:rPr>
-                <w:sz w:val="17"/>
-              </w:rPr>
-              <w:t>; reviewed, style-revised, references checked. Abstract, conclusions and contributions held back for the author</w:t>
-            </w:r>
-          </w:p>
-        </w:tc>
-      </w:tr>
-      <w:tr>
-        <w:tc>
-          <w:tcPr>
-            <w:tcW w:type="dxa" w:w="2493"/>
-          </w:tcPr>
-          <w:p>
-            <w:pPr>
-              <w:spacing w:after="0"/>
-            </w:pPr>
-            <w:r>
-              <w:rPr>
-                <w:sz w:val="17"/>
-              </w:rPr>
-              <w:t>5</w:t>
+              <w:t>Evaluation rebuilt around the core results, the rest in a new Appendix A; Discussion shortened (section 6)</w:t>
             </w:r>
           </w:p>
         </w:tc>
@@ -498,105 +442,7 @@
               <w:rPr>
                 <w:sz w:val="17"/>
               </w:rPr>
-              <w:t>Results as graphs, not only tables</w:t>
-            </w:r>
-          </w:p>
-        </w:tc>
-        <w:tc>
-          <w:tcPr>
-            <w:tcW w:type="dxa" w:w="2493"/>
-          </w:tcPr>
-          <w:p>
-            <w:pPr>
-              <w:spacing w:after="0"/>
-            </w:pPr>
-            <w:r>
-              <w:rPr>
-                <w:sz w:val="17"/>
-              </w:rPr>
-              <w:t>Figures drawn directly from the results files (section 6)</w:t>
-            </w:r>
-          </w:p>
-        </w:tc>
-        <w:tc>
-          <w:tcPr>
-            <w:tcW w:type="dxa" w:w="2493"/>
-          </w:tcPr>
-          <w:p>
-            <w:pPr>
-              <w:spacing w:after="0"/>
-            </w:pPr>
-            <w:r>
-              <w:rPr>
-                <w:sz w:val="17"/>
-              </w:rPr>
-              <w:t>Eight figures in the Evaluation chapter, with short captions</w:t>
-            </w:r>
-          </w:p>
-        </w:tc>
-      </w:tr>
-      <w:tr>
-        <w:tc>
-          <w:tcPr>
-            <w:tcW w:type="dxa" w:w="2493"/>
-          </w:tcPr>
-          <w:p>
-            <w:pPr>
-              <w:spacing w:after="0"/>
-            </w:pPr>
-            <w:r>
-              <w:rPr>
-                <w:sz w:val="17"/>
-              </w:rPr>
-              <w:t>6</w:t>
-            </w:r>
-          </w:p>
-        </w:tc>
-        <w:tc>
-          <w:tcPr>
-            <w:tcW w:type="dxa" w:w="2493"/>
-          </w:tcPr>
-          <w:p>
-            <w:pPr>
-              <w:spacing w:after="0"/>
-            </w:pPr>
-            <w:r>
-              <w:rPr>
-                <w:sz w:val="17"/>
-              </w:rPr>
-              <w:t>Figures from other papers are allowed, with the source</w:t>
-            </w:r>
-          </w:p>
-        </w:tc>
-        <w:tc>
-          <w:tcPr>
-            <w:tcW w:type="dxa" w:w="2493"/>
-          </w:tcPr>
-          <w:p>
-            <w:pPr>
-              <w:spacing w:after="0"/>
-            </w:pPr>
-            <w:r>
-              <w:rPr>
-                <w:sz w:val="17"/>
-              </w:rPr>
-              <w:t>Noted (section 6)</w:t>
-            </w:r>
-          </w:p>
-        </w:tc>
-        <w:tc>
-          <w:tcPr>
-            <w:tcW w:type="dxa" w:w="2493"/>
-          </w:tcPr>
-          <w:p>
-            <w:pPr>
-              <w:spacing w:after="0"/>
-            </w:pPr>
-            <w:r>
-              <w:rPr>
-                <w:sz w:val="17"/>
-              </w:rPr>
-              <w:t>The circumplex figure could now be the original</w:t>
+              <w:t>Evaluation 990 → about 530 lines, Discussion 340 → about 200</w:t>
             </w:r>
           </w:p>
         </w:tc>
@@ -612,29 +458,30 @@
         <w:pStyle w:val="Heading1"/>
       </w:pPr>
       <w:r>
-        <w:t>2. Note 1 — the F1 metric, and whether there is a better one</w:t>
-      </w:r>
-    </w:p>
-    <w:p>
-      <w:pPr>
-        <w:pStyle w:val="Heading2"/>
-      </w:pPr>
-      <w:r>
-        <w:t>What F1 measures</w:t>
+        <w:t>2. A data error found while checking note 2</w:t>
       </w:r>
     </w:p>
     <w:p>
       <w:r>
-        <w:t xml:space="preserve">For </w:t>
+        <w:t xml:space="preserve">Eerola clip 256 is labelled </w:t>
       </w:r>
       <w:r>
         <w:rPr>
           <w:b/>
         </w:rPr>
-        <w:t>one genre</w:t>
+        <w:t>"The Portait of a Lady"</w:t>
       </w:r>
       <w:r>
-        <w:t>, say Horror:</w:t>
+        <w:t xml:space="preserve"> (a typo), the film's six other clips </w:t>
+      </w:r>
+      <w:r>
+        <w:rPr>
+          <w:b/>
+        </w:rPr>
+        <w:t>"The Portrait of a Lady"</w:t>
+      </w:r>
+      <w:r>
+        <w:t xml:space="preserve"> — the same film (same IMDb id). Every split groups clips by this name, so the film counted as two films and one of its clips could be tested while the other six were in training: a small leak, and wrong film counts everywhere.</w:t>
       </w:r>
     </w:p>
     <w:p>
@@ -646,19 +493,28 @@
         <w:rPr>
           <w:b/>
         </w:rPr>
-        <w:t>Precision</w:t>
+        <w:t>Fixed in the loader</w:t>
       </w:r>
       <w:r>
-        <w:t xml:space="preserve"> = of the clips the model </w:t>
+        <w:t xml:space="preserve"> (the two spellings are merged); the dataset has </w:t>
       </w:r>
       <w:r>
         <w:rPr>
-          <w:i/>
+          <w:b/>
         </w:rPr>
-        <w:t>called</w:t>
+        <w:t>42 films</w:t>
       </w:r>
       <w:r>
-        <w:t xml:space="preserve"> Horror, the share that really are.</w:t>
+        <w:t xml:space="preserve"> on eight genres and </w:t>
+      </w:r>
+      <w:r>
+        <w:rPr>
+          <w:b/>
+        </w:rPr>
+        <w:t>40</w:t>
+      </w:r>
+      <w:r>
+        <w:t xml:space="preserve"> on five, not 43 and 41; clips per film range from 2 to 18.</w:t>
       </w:r>
     </w:p>
     <w:p>
@@ -670,19 +526,10 @@
         <w:rPr>
           <w:b/>
         </w:rPr>
-        <w:t>Recall</w:t>
+        <w:t>Every Eerola experiment that groups by film was re-run</w:t>
       </w:r>
       <w:r>
-        <w:t xml:space="preserve"> = of the clips that really </w:t>
-      </w:r>
-      <w:r>
-        <w:rPr>
-          <w:i/>
-        </w:rPr>
-        <w:t>are</w:t>
-      </w:r>
-      <w:r>
-        <w:t xml:space="preserve"> Horror, the share the model found.</w:t>
+        <w:t xml:space="preserve"> (16 scripts, about two hours). Each re-run reproduced the one before it exactly, so the changes come from the grouping alone.</w:t>
       </w:r>
     </w:p>
     <w:p>
@@ -691,60 +538,15 @@
         <w:spacing w:after="40"/>
       </w:pPr>
       <w:r>
-        <w:rPr>
-          <w:b/>
-        </w:rPr>
-        <w:t>F1</w:t>
-      </w:r>
-      <w:r>
-        <w:t xml:space="preserve"> = the harmonic mean of the two, </w:t>
-      </w:r>
-      <w:r>
-        <w:rPr>
-          <w:rFonts w:ascii="Consolas" w:hAnsi="Consolas"/>
-          <w:color w:val="404040"/>
-          <w:sz w:val="18"/>
-        </w:rPr>
-        <w:t>2·P·R / (P + R)</w:t>
-      </w:r>
-      <w:r>
-        <w:t>. It is high only when both are high: a model that calls everything Horror has recall 1 but poor precision, and one that calls almost nothing Horror has the opposite problem.</w:t>
-      </w:r>
-    </w:p>
-    <w:p>
-      <w:r>
-        <w:t xml:space="preserve">A clip can have several genres, so there is one F1 per genre, and they have to be combined into one number. Our headline, </w:t>
-      </w:r>
-      <w:r>
-        <w:rPr>
-          <w:b/>
-        </w:rPr>
-        <w:t>macro-F1</w:t>
-      </w:r>
-      <w:r>
-        <w:t>, takes the plain mean of the five per-genre F1 scores, so Horror (28 clips) counts as much as Drama (239 clips).</w:t>
+        <w:t>The numbers moved by about the size of the split noise (0.01 to 0.03), because merging the two names changes which films land in which fold. Some conclusions changed with them (section 7).</w:t>
       </w:r>
     </w:p>
     <w:p>
       <w:pPr>
-        <w:pStyle w:val="Heading2"/>
+        <w:pStyle w:val="Heading1"/>
       </w:pPr>
       <w:r>
-        <w:t>The alternatives we tested, and what each one changes</w:t>
-      </w:r>
-    </w:p>
-    <w:p>
-      <w:r>
-        <w:t xml:space="preserve">Every alternative below was computed on </w:t>
-      </w:r>
-      <w:r>
-        <w:rPr>
-          <w:b/>
-        </w:rPr>
-        <w:t>the same predictions</w:t>
-      </w:r>
-      <w:r>
-        <w:t xml:space="preserve"> of the same models, so any difference between them comes from the metric alone. There are five families.</w:t>
+        <w:t>3. Note 1 — bar charts with SD</w:t>
       </w:r>
     </w:p>
     <w:p>
@@ -752,61 +554,65 @@
         <w:rPr>
           <w:b/>
         </w:rPr>
-        <w:t>A. Average the F1 scores differently.</w:t>
+        <w:t>Blockbuster in-domain</w:t>
+      </w:r>
+      <w:r>
+        <w:t xml:space="preserve"> (10×5 cross-validation over the 110 films; error bars = SD of the 10 repeat means):</w:t>
       </w:r>
     </w:p>
     <w:p>
       <w:pPr>
-        <w:pStyle w:val="ListBullet"/>
-        <w:spacing w:after="40"/>
+        <w:jc w:val="center"/>
       </w:pPr>
       <w:r>
-        <w:rPr>
-          <w:b/>
-        </w:rPr>
-        <w:t>Micro-F1</w:t>
-      </w:r>
-      <w:r>
-        <w:t xml:space="preserve"> pools every single clip–genre decision (329 clips × 5 genres) and computes one F1 over all of them. Drama is on 239 of the 329 clips and makes up almost half of all positive labels, so getting Drama right dominates the score.</w:t>
+        <w:drawing>
+          <wp:inline xmlns:a="http://schemas.openxmlformats.org/drawingml/2006/main" xmlns:pic="http://schemas.openxmlformats.org/drawingml/2006/picture">
+            <wp:extent cx="5580000" cy="3059836"/>
+            <wp:docPr id="1" name="Picture 1"/>
+            <wp:cNvGraphicFramePr>
+              <a:graphicFrameLocks noChangeAspect="1"/>
+            </wp:cNvGraphicFramePr>
+            <a:graphic>
+              <a:graphicData uri="http://schemas.openxmlformats.org/drawingml/2006/picture">
+                <pic:pic>
+                  <pic:nvPicPr>
+                    <pic:cNvPr id="0" name="blockbuster_cv.png"/>
+                    <pic:cNvPicPr/>
+                  </pic:nvPicPr>
+                  <pic:blipFill>
+                    <a:blip r:embed="rId9"/>
+                    <a:stretch>
+                      <a:fillRect/>
+                    </a:stretch>
+                  </pic:blipFill>
+                  <pic:spPr>
+                    <a:xfrm>
+                      <a:off x="0" y="0"/>
+                      <a:ext cx="5580000" cy="3059836"/>
+                    </a:xfrm>
+                    <a:prstGeom prst="rect"/>
+                  </pic:spPr>
+                </pic:pic>
+              </a:graphicData>
+            </a:graphic>
+          </wp:inline>
+        </w:drawing>
       </w:r>
     </w:p>
     <w:p>
       <w:pPr>
-        <w:pStyle w:val="ListBullet"/>
-        <w:spacing w:after="40"/>
+        <w:jc w:val="center"/>
       </w:pPr>
-      <w:r>
-        <w:rPr>
-          <w:b/>
-        </w:rPr>
-        <w:t>Weighted-F1</w:t>
-      </w:r>
-      <w:r>
-        <w:t xml:space="preserve"> computes F1 per genre like macro-F1, but weights each genre by how many clips have it. It sits between macro and micro.</w:t>
-      </w:r>
-    </w:p>
-    <w:p>
-      <w:pPr>
-        <w:pStyle w:val="ListBullet"/>
-        <w:spacing w:after="40"/>
-      </w:pPr>
-      <w:r>
-        <w:rPr>
-          <w:b/>
-        </w:rPr>
-        <w:t>Samples-F1</w:t>
-      </w:r>
-      <w:r>
-        <w:t xml:space="preserve"> turns the view around: for </w:t>
-      </w:r>
       <w:r>
         <w:rPr>
           <w:i/>
         </w:rPr>
-        <w:t>each clip</w:t>
+        <w:t>Blockbuster in-domain cross-validation</w:t>
       </w:r>
+    </w:p>
+    <w:p>
       <w:r>
-        <w:t xml:space="preserve"> it compares the predicted genre list with the true one, computes F1, and averages over clips. Since most clips are Drama, it again rewards the frequent genres.</w:t>
+        <w:t>The emotion route (0.616 ± 0.022) is level with direct audio: VGGish film average 0.593 ± 0.028 (Nadeau–Bengio p = 0.536), VGGish with a majority vote over cues 0.621 ± 0.020, PCA-8 0.587, hand-crafted MIR 0.585; random guess 0.295.</w:t>
       </w:r>
     </w:p>
     <w:p>
@@ -814,2673 +620,60 @@
         <w:rPr>
           <w:b/>
         </w:rPr>
-        <w:t>B. Move the decision threshold.</w:t>
+        <w:t>Across datasets</w:t>
       </w:r>
       <w:r>
-        <w:t xml:space="preserve"> The classifier outputs a probability per genre, and by default a clip is called "Horror" when that probability exceeds 0.5. For rare genres the probabilities rarely reach 0.5, so they are under-predicted. In the </w:t>
+        <w:t xml:space="preserve"> (error bars: bootstrap SD over the test films for the two transfer directions, SD of the 5 repeat means for the pooled design):</w:t>
       </w:r>
+    </w:p>
+    <w:p>
+      <w:pPr>
+        <w:jc w:val="center"/>
+      </w:pPr>
       <w:r>
-        <w:rPr>
-          <w:b/>
-        </w:rPr>
-        <w:t>tuned-threshold</w:t>
+        <w:drawing>
+          <wp:inline xmlns:a="http://schemas.openxmlformats.org/drawingml/2006/main" xmlns:pic="http://schemas.openxmlformats.org/drawingml/2006/picture">
+            <wp:extent cx="5580000" cy="2552905"/>
+            <wp:docPr id="2" name="Picture 2"/>
+            <wp:cNvGraphicFramePr>
+              <a:graphicFrameLocks noChangeAspect="1"/>
+            </wp:cNvGraphicFramePr>
+            <a:graphic>
+              <a:graphicData uri="http://schemas.openxmlformats.org/drawingml/2006/picture">
+                <pic:pic>
+                  <pic:nvPicPr>
+                    <pic:cNvPr id="0" name="cross_dataset.png"/>
+                    <pic:cNvPicPr/>
+                  </pic:nvPicPr>
+                  <pic:blipFill>
+                    <a:blip r:embed="rId10"/>
+                    <a:stretch>
+                      <a:fillRect/>
+                    </a:stretch>
+                  </pic:blipFill>
+                  <pic:spPr>
+                    <a:xfrm>
+                      <a:off x="0" y="0"/>
+                      <a:ext cx="5580000" cy="2552905"/>
+                    </a:xfrm>
+                    <a:prstGeom prst="rect"/>
+                  </pic:spPr>
+                </pic:pic>
+              </a:graphicData>
+            </a:graphic>
+          </wp:inline>
+        </w:drawing>
       </w:r>
-      <w:r>
-        <w:t xml:space="preserve"> variant each genre gets its own cut (searched between 0.05 and 0.95), chosen to maximise F1 by an inner cross-validation </w:t>
-      </w:r>
+    </w:p>
+    <w:p>
+      <w:pPr>
+        <w:jc w:val="center"/>
+      </w:pPr>
       <w:r>
         <w:rPr>
           <w:i/>
         </w:rPr>
-        <w:t>on the training fold only</w:t>
-      </w:r>
-      <w:r>
-        <w:t>. The test fold is never used to pick the cut, so the result stays honest. It is still scored with macro-F1.</w:t>
-      </w:r>
-    </w:p>
-    <w:p>
-      <w:r>
-        <w:rPr>
-          <w:b/>
-        </w:rPr>
-        <w:t>C. Do not threshold at all: score the ranking.</w:t>
-      </w:r>
-      <w:r>
-        <w:t xml:space="preserve"> These two metrics ask only whether the model gives true clips higher probabilities than false ones, wherever the cut would lie.</w:t>
-      </w:r>
-    </w:p>
-    <w:p>
-      <w:pPr>
-        <w:pStyle w:val="ListBullet"/>
-        <w:spacing w:after="40"/>
-      </w:pPr>
-      <w:r>
-        <w:rPr>
-          <w:b/>
-        </w:rPr>
-        <w:t>Macro average precision (AP)</w:t>
-      </w:r>
-      <w:r>
-        <w:t>: per genre, the area under the precision–recall curve as the cut slides from strict to loose, then averaged over the genres. A random model scores about the genre's frequency.</w:t>
-      </w:r>
-    </w:p>
-    <w:p>
-      <w:pPr>
-        <w:pStyle w:val="ListBullet"/>
-        <w:spacing w:after="40"/>
-      </w:pPr>
-      <w:r>
-        <w:rPr>
-          <w:b/>
-        </w:rPr>
-        <w:t>Macro ROC-AUC</w:t>
-      </w:r>
-      <w:r>
-        <w:t>: per genre, the probability that a randomly chosen true clip gets a higher score than a randomly chosen false one; 0.5 is chance, 1 is perfect.</w:t>
-      </w:r>
-    </w:p>
-    <w:p>
-      <w:r>
-        <w:rPr>
-          <w:b/>
-        </w:rPr>
-        <w:t>D. Score films instead of clips.</w:t>
-      </w:r>
-      <w:r>
-        <w:t xml:space="preserve"> Genre is a property of the film, and each film has about eight clips. The </w:t>
-      </w:r>
-      <w:r>
-        <w:rPr>
-          <w:b/>
-        </w:rPr>
-        <w:t>film-level macro-F1</w:t>
-      </w:r>
-      <w:r>
-        <w:t xml:space="preserve"> averages the clip probabilities of each film and then scores the 41 films with macro-F1, so a film with many clips no longer counts more.</w:t>
-      </w:r>
-    </w:p>
-    <w:p>
-      <w:r>
-        <w:rPr>
-          <w:b/>
-        </w:rPr>
-        <w:t>E. Strict whole-clip metrics.</w:t>
-      </w:r>
-    </w:p>
-    <w:p>
-      <w:pPr>
-        <w:pStyle w:val="ListBullet"/>
-        <w:spacing w:after="40"/>
-      </w:pPr>
-      <w:r>
-        <w:rPr>
-          <w:b/>
-        </w:rPr>
-        <w:t>Exact match</w:t>
-      </w:r>
-      <w:r>
-        <w:t>: the share of clips whose whole genre list is exactly right.</w:t>
-      </w:r>
-    </w:p>
-    <w:p>
-      <w:pPr>
-        <w:pStyle w:val="ListBullet"/>
-        <w:spacing w:after="40"/>
-      </w:pPr>
-      <w:r>
-        <w:rPr>
-          <w:b/>
-        </w:rPr>
-        <w:t>Hamming loss</w:t>
-      </w:r>
-      <w:r>
-        <w:t>: the share of all individual clip–genre decisions that are wrong (lower is better).</w:t>
-      </w:r>
-    </w:p>
-    <w:p>
-      <w:pPr>
-        <w:pStyle w:val="ListBullet"/>
-        <w:spacing w:after="40"/>
-      </w:pPr>
-      <w:r>
-        <w:rPr>
-          <w:b/>
-        </w:rPr>
-        <w:t>Jaccard</w:t>
-      </w:r>
-      <w:r>
-        <w:t>: per clip, the genres both predicted and true divided by the genres predicted or true, averaged over clips.</w:t>
-      </w:r>
-    </w:p>
-    <w:p>
-      <w:r>
-        <w:t xml:space="preserve">Macro precision and macro recall are also stored separately, to see </w:t>
-      </w:r>
-      <w:r>
-        <w:rPr>
-          <w:i/>
-        </w:rPr>
-        <w:t>how</w:t>
-      </w:r>
-      <w:r>
-        <w:t xml:space="preserve"> each route reaches its F1.</w:t>
-      </w:r>
-    </w:p>
-    <w:p>
-      <w:pPr>
-        <w:pStyle w:val="Heading2"/>
-      </w:pPr>
-      <w:r>
-        <w:t>All results</w:t>
-      </w:r>
-    </w:p>
-    <w:p>
-      <w:r>
-        <w:t>Five genres, mean of 10 repeats under seed 42 (</w:t>
-      </w:r>
-      <w:r>
-        <w:rPr>
-          <w:rFonts w:ascii="Consolas" w:hAnsi="Consolas"/>
-          <w:color w:val="404040"/>
-          <w:sz w:val="18"/>
-        </w:rPr>
-        <w:t>results/metrics_stability.json</w:t>
-      </w:r>
-      <w:r>
-        <w:t>). The columns:</w:t>
-      </w:r>
-    </w:p>
-    <w:p>
-      <w:pPr>
-        <w:pStyle w:val="ListBullet"/>
-        <w:spacing w:after="40"/>
-      </w:pPr>
-      <w:r>
-        <w:rPr>
-          <w:b/>
-        </w:rPr>
-        <w:t>ratings (ceiling)</w:t>
-      </w:r>
-      <w:r>
-        <w:t>: the human emotion ratings in place of predicted ones;</w:t>
-      </w:r>
-    </w:p>
-    <w:p>
-      <w:pPr>
-        <w:pStyle w:val="ListBullet"/>
-        <w:spacing w:after="40"/>
-      </w:pPr>
-      <w:r>
-        <w:rPr>
-          <w:b/>
-        </w:rPr>
-        <w:t>most freq.</w:t>
-      </w:r>
-      <w:r>
-        <w:t>: a dummy that always predicts the most common genres (in practice Drama);</w:t>
-      </w:r>
-    </w:p>
-    <w:p>
-      <w:pPr>
-        <w:pStyle w:val="ListBullet"/>
-        <w:spacing w:after="40"/>
-      </w:pPr>
-      <w:r>
-        <w:rPr>
-          <w:b/>
-        </w:rPr>
-        <w:t>random</w:t>
-      </w:r>
-      <w:r>
-        <w:t>: guesses each genre at its base rate (simulated).</w:t>
-      </w:r>
-    </w:p>
-    <w:p>
-      <w:r>
-        <w:t>Bold is the best of the four audio routes (emotion, VGGish, AST, PCA-8). The last column is the emotion route minus the better of the two direct audio routes (VGGish or AST, named in brackets) under that metric; a positive value means the emotion route is ahead, except for Hamming loss, where lower is better. It is the difference of the two means, so it can differ by up to 0.002 from the bootstrap difference in the next table.</w:t>
-      </w:r>
-    </w:p>
-    <w:tbl>
-      <w:tblPr>
-        <w:tblStyle w:val="TableGrid"/>
-        <w:tblW w:type="auto" w:w="0"/>
-        <w:jc w:val="center"/>
-        <w:tblLook w:firstColumn="1" w:firstRow="1" w:lastColumn="0" w:lastRow="0" w:noHBand="0" w:noVBand="1" w:val="04A0"/>
-      </w:tblPr>
-      <w:tblGrid>
-        <w:gridCol w:w="997"/>
-        <w:gridCol w:w="997"/>
-        <w:gridCol w:w="997"/>
-        <w:gridCol w:w="997"/>
-        <w:gridCol w:w="997"/>
-        <w:gridCol w:w="997"/>
-        <w:gridCol w:w="997"/>
-        <w:gridCol w:w="997"/>
-        <w:gridCol w:w="997"/>
-        <w:gridCol w:w="997"/>
-      </w:tblGrid>
-      <w:tr>
-        <w:tc>
-          <w:tcPr>
-            <w:tcW w:type="dxa" w:w="997"/>
-            <w:shd w:val="clear" w:color="auto" w:fill="E8E8E8"/>
-          </w:tcPr>
-          <w:p>
-            <w:pPr>
-              <w:spacing w:after="0"/>
-            </w:pPr>
-            <w:r>
-              <w:rPr>
-                <w:b/>
-                <w:sz w:val="17"/>
-              </w:rPr>
-              <w:t>family</w:t>
-            </w:r>
-          </w:p>
-        </w:tc>
-        <w:tc>
-          <w:tcPr>
-            <w:tcW w:type="dxa" w:w="997"/>
-            <w:shd w:val="clear" w:color="auto" w:fill="E8E8E8"/>
-          </w:tcPr>
-          <w:p>
-            <w:pPr>
-              <w:spacing w:after="0"/>
-            </w:pPr>
-            <w:r>
-              <w:rPr>
-                <w:b/>
-                <w:sz w:val="17"/>
-              </w:rPr>
-              <w:t>metric</w:t>
-            </w:r>
-          </w:p>
-        </w:tc>
-        <w:tc>
-          <w:tcPr>
-            <w:tcW w:type="dxa" w:w="997"/>
-            <w:shd w:val="clear" w:color="auto" w:fill="E8E8E8"/>
-          </w:tcPr>
-          <w:p>
-            <w:pPr>
-              <w:spacing w:after="0"/>
-            </w:pPr>
-            <w:r>
-              <w:rPr>
-                <w:b/>
-                <w:sz w:val="17"/>
-              </w:rPr>
-              <w:t>ratings (ceiling)</w:t>
-            </w:r>
-          </w:p>
-        </w:tc>
-        <w:tc>
-          <w:tcPr>
-            <w:tcW w:type="dxa" w:w="997"/>
-            <w:shd w:val="clear" w:color="auto" w:fill="E8E8E8"/>
-          </w:tcPr>
-          <w:p>
-            <w:pPr>
-              <w:spacing w:after="0"/>
-            </w:pPr>
-            <w:r>
-              <w:rPr>
-                <w:b/>
-                <w:sz w:val="17"/>
-              </w:rPr>
-              <w:t>emotion route</w:t>
-            </w:r>
-          </w:p>
-        </w:tc>
-        <w:tc>
-          <w:tcPr>
-            <w:tcW w:type="dxa" w:w="997"/>
-            <w:shd w:val="clear" w:color="auto" w:fill="E8E8E8"/>
-          </w:tcPr>
-          <w:p>
-            <w:pPr>
-              <w:spacing w:after="0"/>
-            </w:pPr>
-            <w:r>
-              <w:rPr>
-                <w:b/>
-                <w:sz w:val="17"/>
-              </w:rPr>
-              <w:t>direct VGGish</w:t>
-            </w:r>
-          </w:p>
-        </w:tc>
-        <w:tc>
-          <w:tcPr>
-            <w:tcW w:type="dxa" w:w="997"/>
-            <w:shd w:val="clear" w:color="auto" w:fill="E8E8E8"/>
-          </w:tcPr>
-          <w:p>
-            <w:pPr>
-              <w:spacing w:after="0"/>
-            </w:pPr>
-            <w:r>
-              <w:rPr>
-                <w:b/>
-                <w:sz w:val="17"/>
-              </w:rPr>
-              <w:t>direct AST</w:t>
-            </w:r>
-          </w:p>
-        </w:tc>
-        <w:tc>
-          <w:tcPr>
-            <w:tcW w:type="dxa" w:w="997"/>
-            <w:shd w:val="clear" w:color="auto" w:fill="E8E8E8"/>
-          </w:tcPr>
-          <w:p>
-            <w:pPr>
-              <w:spacing w:after="0"/>
-            </w:pPr>
-            <w:r>
-              <w:rPr>
-                <w:b/>
-                <w:sz w:val="17"/>
-              </w:rPr>
-              <w:t>PCA-8 control</w:t>
-            </w:r>
-          </w:p>
-        </w:tc>
-        <w:tc>
-          <w:tcPr>
-            <w:tcW w:type="dxa" w:w="997"/>
-            <w:shd w:val="clear" w:color="auto" w:fill="E8E8E8"/>
-          </w:tcPr>
-          <w:p>
-            <w:pPr>
-              <w:spacing w:after="0"/>
-            </w:pPr>
-            <w:r>
-              <w:rPr>
-                <w:b/>
-                <w:sz w:val="17"/>
-              </w:rPr>
-              <w:t>most freq.</w:t>
-            </w:r>
-          </w:p>
-        </w:tc>
-        <w:tc>
-          <w:tcPr>
-            <w:tcW w:type="dxa" w:w="997"/>
-            <w:shd w:val="clear" w:color="auto" w:fill="E8E8E8"/>
-          </w:tcPr>
-          <w:p>
-            <w:pPr>
-              <w:spacing w:after="0"/>
-            </w:pPr>
-            <w:r>
-              <w:rPr>
-                <w:b/>
-                <w:sz w:val="17"/>
-              </w:rPr>
-              <w:t>random</w:t>
-            </w:r>
-          </w:p>
-        </w:tc>
-        <w:tc>
-          <w:tcPr>
-            <w:tcW w:type="dxa" w:w="997"/>
-            <w:shd w:val="clear" w:color="auto" w:fill="E8E8E8"/>
-          </w:tcPr>
-          <w:p>
-            <w:pPr>
-              <w:spacing w:after="0"/>
-            </w:pPr>
-            <w:r>
-              <w:rPr>
-                <w:b/>
-                <w:sz w:val="17"/>
-              </w:rPr>
-              <w:t>Δ emotion − best direct</w:t>
-            </w:r>
-          </w:p>
-        </w:tc>
-      </w:tr>
-      <w:tr>
-        <w:tc>
-          <w:tcPr>
-            <w:tcW w:type="dxa" w:w="997"/>
-          </w:tcPr>
-          <w:p>
-            <w:pPr>
-              <w:spacing w:after="0"/>
-            </w:pPr>
-            <w:r>
-              <w:rPr>
-                <w:sz w:val="17"/>
-              </w:rPr>
-              <w:t>headline</w:t>
-            </w:r>
-          </w:p>
-        </w:tc>
-        <w:tc>
-          <w:tcPr>
-            <w:tcW w:type="dxa" w:w="997"/>
-          </w:tcPr>
-          <w:p>
-            <w:pPr>
-              <w:spacing w:after="0"/>
-            </w:pPr>
-            <w:r>
-              <w:rPr>
-                <w:b/>
-                <w:sz w:val="17"/>
-              </w:rPr>
-              <w:t>macro-F1</w:t>
-            </w:r>
-          </w:p>
-        </w:tc>
-        <w:tc>
-          <w:tcPr>
-            <w:tcW w:type="dxa" w:w="997"/>
-          </w:tcPr>
-          <w:p>
-            <w:pPr>
-              <w:spacing w:after="0"/>
-              <w:jc w:val="right"/>
-            </w:pPr>
-            <w:r>
-              <w:rPr>
-                <w:sz w:val="17"/>
-              </w:rPr>
-              <w:t>0.428</w:t>
-            </w:r>
-          </w:p>
-        </w:tc>
-        <w:tc>
-          <w:tcPr>
-            <w:tcW w:type="dxa" w:w="997"/>
-          </w:tcPr>
-          <w:p>
-            <w:pPr>
-              <w:spacing w:after="0"/>
-              <w:jc w:val="right"/>
-            </w:pPr>
-            <w:r>
-              <w:rPr>
-                <w:b/>
-                <w:sz w:val="17"/>
-              </w:rPr>
-              <w:t>0.417</w:t>
-            </w:r>
-          </w:p>
-        </w:tc>
-        <w:tc>
-          <w:tcPr>
-            <w:tcW w:type="dxa" w:w="997"/>
-          </w:tcPr>
-          <w:p>
-            <w:pPr>
-              <w:spacing w:after="0"/>
-              <w:jc w:val="right"/>
-            </w:pPr>
-            <w:r>
-              <w:rPr>
-                <w:sz w:val="17"/>
-              </w:rPr>
-              <w:t>0.377</w:t>
-            </w:r>
-          </w:p>
-        </w:tc>
-        <w:tc>
-          <w:tcPr>
-            <w:tcW w:type="dxa" w:w="997"/>
-          </w:tcPr>
-          <w:p>
-            <w:pPr>
-              <w:spacing w:after="0"/>
-              <w:jc w:val="right"/>
-            </w:pPr>
-            <w:r>
-              <w:rPr>
-                <w:sz w:val="17"/>
-              </w:rPr>
-              <w:t>0.371</w:t>
-            </w:r>
-          </w:p>
-        </w:tc>
-        <w:tc>
-          <w:tcPr>
-            <w:tcW w:type="dxa" w:w="997"/>
-          </w:tcPr>
-          <w:p>
-            <w:pPr>
-              <w:spacing w:after="0"/>
-              <w:jc w:val="right"/>
-            </w:pPr>
-            <w:r>
-              <w:rPr>
-                <w:sz w:val="17"/>
-              </w:rPr>
-              <w:t>0.372</w:t>
-            </w:r>
-          </w:p>
-        </w:tc>
-        <w:tc>
-          <w:tcPr>
-            <w:tcW w:type="dxa" w:w="997"/>
-          </w:tcPr>
-          <w:p>
-            <w:pPr>
-              <w:spacing w:after="0"/>
-              <w:jc w:val="right"/>
-            </w:pPr>
-            <w:r>
-              <w:rPr>
-                <w:sz w:val="17"/>
-              </w:rPr>
-              <w:t>0.168</w:t>
-            </w:r>
-          </w:p>
-        </w:tc>
-        <w:tc>
-          <w:tcPr>
-            <w:tcW w:type="dxa" w:w="997"/>
-          </w:tcPr>
-          <w:p>
-            <w:pPr>
-              <w:spacing w:after="0"/>
-              <w:jc w:val="right"/>
-            </w:pPr>
-            <w:r>
-              <w:rPr>
-                <w:sz w:val="17"/>
-              </w:rPr>
-              <w:t>0.308</w:t>
-            </w:r>
-          </w:p>
-        </w:tc>
-        <w:tc>
-          <w:tcPr>
-            <w:tcW w:type="dxa" w:w="997"/>
-          </w:tcPr>
-          <w:p>
-            <w:pPr>
-              <w:spacing w:after="0"/>
-              <w:jc w:val="right"/>
-            </w:pPr>
-            <w:r>
-              <w:rPr>
-                <w:b/>
-                <w:sz w:val="17"/>
-              </w:rPr>
-              <w:t>+0.040</w:t>
-            </w:r>
-            <w:r>
-              <w:rPr>
-                <w:sz w:val="17"/>
-              </w:rPr>
-              <w:t xml:space="preserve"> (VGGish)</w:t>
-            </w:r>
-          </w:p>
-        </w:tc>
-      </w:tr>
-      <w:tr>
-        <w:tc>
-          <w:tcPr>
-            <w:tcW w:type="dxa" w:w="997"/>
-          </w:tcPr>
-          <w:p>
-            <w:pPr>
-              <w:spacing w:after="0"/>
-            </w:pPr>
-            <w:r>
-              <w:rPr>
-                <w:sz w:val="17"/>
-              </w:rPr>
-              <w:t>A</w:t>
-            </w:r>
-          </w:p>
-        </w:tc>
-        <w:tc>
-          <w:tcPr>
-            <w:tcW w:type="dxa" w:w="997"/>
-          </w:tcPr>
-          <w:p>
-            <w:pPr>
-              <w:spacing w:after="0"/>
-            </w:pPr>
-            <w:r>
-              <w:rPr>
-                <w:sz w:val="17"/>
-              </w:rPr>
-              <w:t>micro-F1</w:t>
-            </w:r>
-          </w:p>
-        </w:tc>
-        <w:tc>
-          <w:tcPr>
-            <w:tcW w:type="dxa" w:w="997"/>
-          </w:tcPr>
-          <w:p>
-            <w:pPr>
-              <w:spacing w:after="0"/>
-              <w:jc w:val="right"/>
-            </w:pPr>
-            <w:r>
-              <w:rPr>
-                <w:sz w:val="17"/>
-              </w:rPr>
-              <w:t>0.480</w:t>
-            </w:r>
-          </w:p>
-        </w:tc>
-        <w:tc>
-          <w:tcPr>
-            <w:tcW w:type="dxa" w:w="997"/>
-          </w:tcPr>
-          <w:p>
-            <w:pPr>
-              <w:spacing w:after="0"/>
-              <w:jc w:val="right"/>
-            </w:pPr>
-            <w:r>
-              <w:rPr>
-                <w:sz w:val="17"/>
-              </w:rPr>
-              <w:t>0.482</w:t>
-            </w:r>
-          </w:p>
-        </w:tc>
-        <w:tc>
-          <w:tcPr>
-            <w:tcW w:type="dxa" w:w="997"/>
-          </w:tcPr>
-          <w:p>
-            <w:pPr>
-              <w:spacing w:after="0"/>
-              <w:jc w:val="right"/>
-            </w:pPr>
-            <w:r>
-              <w:rPr>
-                <w:sz w:val="17"/>
-              </w:rPr>
-              <w:t>0.471</w:t>
-            </w:r>
-          </w:p>
-        </w:tc>
-        <w:tc>
-          <w:tcPr>
-            <w:tcW w:type="dxa" w:w="997"/>
-          </w:tcPr>
-          <w:p>
-            <w:pPr>
-              <w:spacing w:after="0"/>
-              <w:jc w:val="right"/>
-            </w:pPr>
-            <w:r>
-              <w:rPr>
-                <w:b/>
-                <w:sz w:val="17"/>
-              </w:rPr>
-              <w:t>0.515</w:t>
-            </w:r>
-          </w:p>
-        </w:tc>
-        <w:tc>
-          <w:tcPr>
-            <w:tcW w:type="dxa" w:w="997"/>
-          </w:tcPr>
-          <w:p>
-            <w:pPr>
-              <w:spacing w:after="0"/>
-              <w:jc w:val="right"/>
-            </w:pPr>
-            <w:r>
-              <w:rPr>
-                <w:sz w:val="17"/>
-              </w:rPr>
-              <w:t>0.446</w:t>
-            </w:r>
-          </w:p>
-        </w:tc>
-        <w:tc>
-          <w:tcPr>
-            <w:tcW w:type="dxa" w:w="997"/>
-          </w:tcPr>
-          <w:p>
-            <w:pPr>
-              <w:spacing w:after="0"/>
-              <w:jc w:val="right"/>
-            </w:pPr>
-            <w:r>
-              <w:rPr>
-                <w:sz w:val="17"/>
-              </w:rPr>
-              <w:t>0.571</w:t>
-            </w:r>
-          </w:p>
-        </w:tc>
-        <w:tc>
-          <w:tcPr>
-            <w:tcW w:type="dxa" w:w="997"/>
-          </w:tcPr>
-          <w:p>
-            <w:pPr>
-              <w:spacing w:after="0"/>
-              <w:jc w:val="right"/>
-            </w:pPr>
-            <w:r>
-              <w:rPr>
-                <w:sz w:val="17"/>
-              </w:rPr>
-              <w:t>0.477</w:t>
-            </w:r>
-          </w:p>
-        </w:tc>
-        <w:tc>
-          <w:tcPr>
-            <w:tcW w:type="dxa" w:w="997"/>
-          </w:tcPr>
-          <w:p>
-            <w:pPr>
-              <w:spacing w:after="0"/>
-              <w:jc w:val="right"/>
-            </w:pPr>
-            <w:r>
-              <w:rPr>
-                <w:sz w:val="17"/>
-              </w:rPr>
-              <w:t>−0.033 (AST)</w:t>
-            </w:r>
-          </w:p>
-        </w:tc>
-      </w:tr>
-      <w:tr>
-        <w:tc>
-          <w:tcPr>
-            <w:tcW w:type="dxa" w:w="997"/>
-          </w:tcPr>
-          <w:p>
-            <w:pPr>
-              <w:spacing w:after="0"/>
-            </w:pPr>
-            <w:r>
-              <w:rPr>
-                <w:sz w:val="17"/>
-              </w:rPr>
-              <w:t>A</w:t>
-            </w:r>
-          </w:p>
-        </w:tc>
-        <w:tc>
-          <w:tcPr>
-            <w:tcW w:type="dxa" w:w="997"/>
-          </w:tcPr>
-          <w:p>
-            <w:pPr>
-              <w:spacing w:after="0"/>
-            </w:pPr>
-            <w:r>
-              <w:rPr>
-                <w:sz w:val="17"/>
-              </w:rPr>
-              <w:t>weighted-F1</w:t>
-            </w:r>
-          </w:p>
-        </w:tc>
-        <w:tc>
-          <w:tcPr>
-            <w:tcW w:type="dxa" w:w="997"/>
-          </w:tcPr>
-          <w:p>
-            <w:pPr>
-              <w:spacing w:after="0"/>
-              <w:jc w:val="right"/>
-            </w:pPr>
-            <w:r>
-              <w:rPr>
-                <w:sz w:val="17"/>
-              </w:rPr>
-              <w:t>0.546</w:t>
-            </w:r>
-          </w:p>
-        </w:tc>
-        <w:tc>
-          <w:tcPr>
-            <w:tcW w:type="dxa" w:w="997"/>
-          </w:tcPr>
-          <w:p>
-            <w:pPr>
-              <w:spacing w:after="0"/>
-              <w:jc w:val="right"/>
-            </w:pPr>
-            <w:r>
-              <w:rPr>
-                <w:b/>
-                <w:sz w:val="17"/>
-              </w:rPr>
-              <w:t>0.550</w:t>
-            </w:r>
-          </w:p>
-        </w:tc>
-        <w:tc>
-          <w:tcPr>
-            <w:tcW w:type="dxa" w:w="997"/>
-          </w:tcPr>
-          <w:p>
-            <w:pPr>
-              <w:spacing w:after="0"/>
-              <w:jc w:val="right"/>
-            </w:pPr>
-            <w:r>
-              <w:rPr>
-                <w:sz w:val="17"/>
-              </w:rPr>
-              <w:t>0.504</w:t>
-            </w:r>
-          </w:p>
-        </w:tc>
-        <w:tc>
-          <w:tcPr>
-            <w:tcW w:type="dxa" w:w="997"/>
-          </w:tcPr>
-          <w:p>
-            <w:pPr>
-              <w:spacing w:after="0"/>
-              <w:jc w:val="right"/>
-            </w:pPr>
-            <w:r>
-              <w:rPr>
-                <w:sz w:val="17"/>
-              </w:rPr>
-              <w:t>0.534</w:t>
-            </w:r>
-          </w:p>
-        </w:tc>
-        <w:tc>
-          <w:tcPr>
-            <w:tcW w:type="dxa" w:w="997"/>
-          </w:tcPr>
-          <w:p>
-            <w:pPr>
-              <w:spacing w:after="0"/>
-              <w:jc w:val="right"/>
-            </w:pPr>
-            <w:r>
-              <w:rPr>
-                <w:sz w:val="17"/>
-              </w:rPr>
-              <w:t>0.491</w:t>
-            </w:r>
-          </w:p>
-        </w:tc>
-        <w:tc>
-          <w:tcPr>
-            <w:tcW w:type="dxa" w:w="997"/>
-          </w:tcPr>
-          <w:p>
-            <w:pPr>
-              <w:spacing w:after="0"/>
-              <w:jc w:val="right"/>
-            </w:pPr>
-            <w:r>
-              <w:rPr>
-                <w:sz w:val="17"/>
-              </w:rPr>
-              <w:t>0.396</w:t>
-            </w:r>
-          </w:p>
-        </w:tc>
-        <w:tc>
-          <w:tcPr>
-            <w:tcW w:type="dxa" w:w="997"/>
-          </w:tcPr>
-          <w:p>
-            <w:pPr>
-              <w:spacing w:after="0"/>
-              <w:jc w:val="right"/>
-            </w:pPr>
-            <w:r>
-              <w:rPr>
-                <w:sz w:val="17"/>
-              </w:rPr>
-              <w:t>0.477</w:t>
-            </w:r>
-          </w:p>
-        </w:tc>
-        <w:tc>
-          <w:tcPr>
-            <w:tcW w:type="dxa" w:w="997"/>
-          </w:tcPr>
-          <w:p>
-            <w:pPr>
-              <w:spacing w:after="0"/>
-              <w:jc w:val="right"/>
-            </w:pPr>
-            <w:r>
-              <w:rPr>
-                <w:sz w:val="17"/>
-              </w:rPr>
-              <w:t>+0.016 (AST)</w:t>
-            </w:r>
-          </w:p>
-        </w:tc>
-      </w:tr>
-      <w:tr>
-        <w:tc>
-          <w:tcPr>
-            <w:tcW w:type="dxa" w:w="997"/>
-          </w:tcPr>
-          <w:p>
-            <w:pPr>
-              <w:spacing w:after="0"/>
-            </w:pPr>
-            <w:r>
-              <w:rPr>
-                <w:sz w:val="17"/>
-              </w:rPr>
-              <w:t>A</w:t>
-            </w:r>
-          </w:p>
-        </w:tc>
-        <w:tc>
-          <w:tcPr>
-            <w:tcW w:type="dxa" w:w="997"/>
-          </w:tcPr>
-          <w:p>
-            <w:pPr>
-              <w:spacing w:after="0"/>
-            </w:pPr>
-            <w:r>
-              <w:rPr>
-                <w:sz w:val="17"/>
-              </w:rPr>
-              <w:t>samples-F1</w:t>
-            </w:r>
-          </w:p>
-        </w:tc>
-        <w:tc>
-          <w:tcPr>
-            <w:tcW w:type="dxa" w:w="997"/>
-          </w:tcPr>
-          <w:p>
-            <w:pPr>
-              <w:spacing w:after="0"/>
-              <w:jc w:val="right"/>
-            </w:pPr>
-            <w:r>
-              <w:rPr>
-                <w:sz w:val="17"/>
-              </w:rPr>
-              <w:t>0.477</w:t>
-            </w:r>
-          </w:p>
-        </w:tc>
-        <w:tc>
-          <w:tcPr>
-            <w:tcW w:type="dxa" w:w="997"/>
-          </w:tcPr>
-          <w:p>
-            <w:pPr>
-              <w:spacing w:after="0"/>
-              <w:jc w:val="right"/>
-            </w:pPr>
-            <w:r>
-              <w:rPr>
-                <w:sz w:val="17"/>
-              </w:rPr>
-              <w:t>0.485</w:t>
-            </w:r>
-          </w:p>
-        </w:tc>
-        <w:tc>
-          <w:tcPr>
-            <w:tcW w:type="dxa" w:w="997"/>
-          </w:tcPr>
-          <w:p>
-            <w:pPr>
-              <w:spacing w:after="0"/>
-              <w:jc w:val="right"/>
-            </w:pPr>
-            <w:r>
-              <w:rPr>
-                <w:sz w:val="17"/>
-              </w:rPr>
-              <w:t>0.451</w:t>
-            </w:r>
-          </w:p>
-        </w:tc>
-        <w:tc>
-          <w:tcPr>
-            <w:tcW w:type="dxa" w:w="997"/>
-          </w:tcPr>
-          <w:p>
-            <w:pPr>
-              <w:spacing w:after="0"/>
-              <w:jc w:val="right"/>
-            </w:pPr>
-            <w:r>
-              <w:rPr>
-                <w:b/>
-                <w:sz w:val="17"/>
-              </w:rPr>
-              <w:t>0.495</w:t>
-            </w:r>
-          </w:p>
-        </w:tc>
-        <w:tc>
-          <w:tcPr>
-            <w:tcW w:type="dxa" w:w="997"/>
-          </w:tcPr>
-          <w:p>
-            <w:pPr>
-              <w:spacing w:after="0"/>
-              <w:jc w:val="right"/>
-            </w:pPr>
-            <w:r>
-              <w:rPr>
-                <w:sz w:val="17"/>
-              </w:rPr>
-              <w:t>0.431</w:t>
-            </w:r>
-          </w:p>
-        </w:tc>
-        <w:tc>
-          <w:tcPr>
-            <w:tcW w:type="dxa" w:w="997"/>
-          </w:tcPr>
-          <w:p>
-            <w:pPr>
-              <w:spacing w:after="0"/>
-              <w:jc w:val="right"/>
-            </w:pPr>
-            <w:r>
-              <w:rPr>
-                <w:sz w:val="17"/>
-              </w:rPr>
-              <w:t>0.574</w:t>
-            </w:r>
-          </w:p>
-        </w:tc>
-        <w:tc>
-          <w:tcPr>
-            <w:tcW w:type="dxa" w:w="997"/>
-          </w:tcPr>
-          <w:p>
-            <w:pPr>
-              <w:spacing w:after="0"/>
-              <w:jc w:val="right"/>
-            </w:pPr>
-            <w:r>
-              <w:rPr>
-                <w:sz w:val="17"/>
-              </w:rPr>
-              <w:t>0.438</w:t>
-            </w:r>
-          </w:p>
-        </w:tc>
-        <w:tc>
-          <w:tcPr>
-            <w:tcW w:type="dxa" w:w="997"/>
-          </w:tcPr>
-          <w:p>
-            <w:pPr>
-              <w:spacing w:after="0"/>
-              <w:jc w:val="right"/>
-            </w:pPr>
-            <w:r>
-              <w:rPr>
-                <w:sz w:val="17"/>
-              </w:rPr>
-              <w:t>−0.011 (AST)</w:t>
-            </w:r>
-          </w:p>
-        </w:tc>
-      </w:tr>
-      <w:tr>
-        <w:tc>
-          <w:tcPr>
-            <w:tcW w:type="dxa" w:w="997"/>
-          </w:tcPr>
-          <w:p>
-            <w:pPr>
-              <w:spacing w:after="0"/>
-            </w:pPr>
-            <w:r>
-              <w:rPr>
-                <w:sz w:val="17"/>
-              </w:rPr>
-              <w:t>B</w:t>
-            </w:r>
-          </w:p>
-        </w:tc>
-        <w:tc>
-          <w:tcPr>
-            <w:tcW w:type="dxa" w:w="997"/>
-          </w:tcPr>
-          <w:p>
-            <w:pPr>
-              <w:spacing w:after="0"/>
-            </w:pPr>
-            <w:r>
-              <w:rPr>
-                <w:sz w:val="17"/>
-              </w:rPr>
-              <w:t>macro-F1, tuned threshold</w:t>
-            </w:r>
-          </w:p>
-        </w:tc>
-        <w:tc>
-          <w:tcPr>
-            <w:tcW w:type="dxa" w:w="997"/>
-          </w:tcPr>
-          <w:p>
-            <w:pPr>
-              <w:spacing w:after="0"/>
-              <w:jc w:val="right"/>
-            </w:pPr>
-            <w:r>
-              <w:rPr>
-                <w:sz w:val="17"/>
-              </w:rPr>
-              <w:t>0.461</w:t>
-            </w:r>
-          </w:p>
-        </w:tc>
-        <w:tc>
-          <w:tcPr>
-            <w:tcW w:type="dxa" w:w="997"/>
-          </w:tcPr>
-          <w:p>
-            <w:pPr>
-              <w:spacing w:after="0"/>
-              <w:jc w:val="right"/>
-            </w:pPr>
-            <w:r>
-              <w:rPr>
-                <w:sz w:val="17"/>
-              </w:rPr>
-              <w:t>0.440</w:t>
-            </w:r>
-          </w:p>
-        </w:tc>
-        <w:tc>
-          <w:tcPr>
-            <w:tcW w:type="dxa" w:w="997"/>
-          </w:tcPr>
-          <w:p>
-            <w:pPr>
-              <w:spacing w:after="0"/>
-              <w:jc w:val="right"/>
-            </w:pPr>
-            <w:r>
-              <w:rPr>
-                <w:sz w:val="17"/>
-              </w:rPr>
-              <w:t>0.429</w:t>
-            </w:r>
-          </w:p>
-        </w:tc>
-        <w:tc>
-          <w:tcPr>
-            <w:tcW w:type="dxa" w:w="997"/>
-          </w:tcPr>
-          <w:p>
-            <w:pPr>
-              <w:spacing w:after="0"/>
-              <w:jc w:val="right"/>
-            </w:pPr>
-            <w:r>
-              <w:rPr>
-                <w:sz w:val="17"/>
-              </w:rPr>
-              <w:t>0.427</w:t>
-            </w:r>
-          </w:p>
-        </w:tc>
-        <w:tc>
-          <w:tcPr>
-            <w:tcW w:type="dxa" w:w="997"/>
-          </w:tcPr>
-          <w:p>
-            <w:pPr>
-              <w:spacing w:after="0"/>
-              <w:jc w:val="right"/>
-            </w:pPr>
-            <w:r>
-              <w:rPr>
-                <w:b/>
-                <w:sz w:val="17"/>
-              </w:rPr>
-              <w:t>0.441</w:t>
-            </w:r>
-          </w:p>
-        </w:tc>
-        <w:tc>
-          <w:tcPr>
-            <w:tcW w:type="dxa" w:w="997"/>
-          </w:tcPr>
-          <w:p>
-            <w:pPr>
-              <w:spacing w:after="0"/>
-              <w:jc w:val="right"/>
-            </w:pPr>
-            <w:r>
-              <w:rPr>
-                <w:sz w:val="17"/>
-              </w:rPr>
-              <w:t>0.168</w:t>
-            </w:r>
-          </w:p>
-        </w:tc>
-        <w:tc>
-          <w:tcPr>
-            <w:tcW w:type="dxa" w:w="997"/>
-          </w:tcPr>
-          <w:p>
-            <w:pPr>
-              <w:spacing w:after="0"/>
-              <w:jc w:val="right"/>
-            </w:pPr>
-            <w:r>
-              <w:rPr>
-                <w:sz w:val="17"/>
-              </w:rPr>
-              <w:t>0.308</w:t>
-            </w:r>
-          </w:p>
-        </w:tc>
-        <w:tc>
-          <w:tcPr>
-            <w:tcW w:type="dxa" w:w="997"/>
-          </w:tcPr>
-          <w:p>
-            <w:pPr>
-              <w:spacing w:after="0"/>
-              <w:jc w:val="right"/>
-            </w:pPr>
-            <w:r>
-              <w:rPr>
-                <w:sz w:val="17"/>
-              </w:rPr>
-              <w:t>+0.011 (VGGish)</w:t>
-            </w:r>
-          </w:p>
-        </w:tc>
-      </w:tr>
-      <w:tr>
-        <w:tc>
-          <w:tcPr>
-            <w:tcW w:type="dxa" w:w="997"/>
-          </w:tcPr>
-          <w:p>
-            <w:pPr>
-              <w:spacing w:after="0"/>
-            </w:pPr>
-            <w:r>
-              <w:rPr>
-                <w:sz w:val="17"/>
-              </w:rPr>
-              <w:t>C</w:t>
-            </w:r>
-          </w:p>
-        </w:tc>
-        <w:tc>
-          <w:tcPr>
-            <w:tcW w:type="dxa" w:w="997"/>
-          </w:tcPr>
-          <w:p>
-            <w:pPr>
-              <w:spacing w:after="0"/>
-            </w:pPr>
-            <w:r>
-              <w:rPr>
-                <w:sz w:val="17"/>
-              </w:rPr>
-              <w:t>macro average precision</w:t>
-            </w:r>
-          </w:p>
-        </w:tc>
-        <w:tc>
-          <w:tcPr>
-            <w:tcW w:type="dxa" w:w="997"/>
-          </w:tcPr>
-          <w:p>
-            <w:pPr>
-              <w:spacing w:after="0"/>
-              <w:jc w:val="right"/>
-            </w:pPr>
-            <w:r>
-              <w:rPr>
-                <w:sz w:val="17"/>
-              </w:rPr>
-              <w:t>0.364</w:t>
-            </w:r>
-          </w:p>
-        </w:tc>
-        <w:tc>
-          <w:tcPr>
-            <w:tcW w:type="dxa" w:w="997"/>
-          </w:tcPr>
-          <w:p>
-            <w:pPr>
-              <w:spacing w:after="0"/>
-              <w:jc w:val="right"/>
-            </w:pPr>
-            <w:r>
-              <w:rPr>
-                <w:b/>
-                <w:sz w:val="17"/>
-              </w:rPr>
-              <w:t>0.372</w:t>
-            </w:r>
-          </w:p>
-        </w:tc>
-        <w:tc>
-          <w:tcPr>
-            <w:tcW w:type="dxa" w:w="997"/>
-          </w:tcPr>
-          <w:p>
-            <w:pPr>
-              <w:spacing w:after="0"/>
-              <w:jc w:val="right"/>
-            </w:pPr>
-            <w:r>
-              <w:rPr>
-                <w:sz w:val="17"/>
-              </w:rPr>
-              <w:t>0.361</w:t>
-            </w:r>
-          </w:p>
-        </w:tc>
-        <w:tc>
-          <w:tcPr>
-            <w:tcW w:type="dxa" w:w="997"/>
-          </w:tcPr>
-          <w:p>
-            <w:pPr>
-              <w:spacing w:after="0"/>
-              <w:jc w:val="right"/>
-            </w:pPr>
-            <w:r>
-              <w:rPr>
-                <w:sz w:val="17"/>
-              </w:rPr>
-              <w:t>0.359</w:t>
-            </w:r>
-          </w:p>
-        </w:tc>
-        <w:tc>
-          <w:tcPr>
-            <w:tcW w:type="dxa" w:w="997"/>
-          </w:tcPr>
-          <w:p>
-            <w:pPr>
-              <w:spacing w:after="0"/>
-              <w:jc w:val="right"/>
-            </w:pPr>
-            <w:r>
-              <w:rPr>
-                <w:sz w:val="17"/>
-              </w:rPr>
-              <w:t>0.356</w:t>
-            </w:r>
-          </w:p>
-        </w:tc>
-        <w:tc>
-          <w:tcPr>
-            <w:tcW w:type="dxa" w:w="997"/>
-          </w:tcPr>
-          <w:p>
-            <w:pPr>
-              <w:spacing w:after="0"/>
-              <w:jc w:val="right"/>
-            </w:pPr>
-            <w:r>
-              <w:rPr>
-                <w:sz w:val="17"/>
-              </w:rPr>
-              <w:t>0.309</w:t>
-            </w:r>
-          </w:p>
-        </w:tc>
-        <w:tc>
-          <w:tcPr>
-            <w:tcW w:type="dxa" w:w="997"/>
-          </w:tcPr>
-          <w:p>
-            <w:pPr>
-              <w:spacing w:after="0"/>
-              <w:jc w:val="right"/>
-            </w:pPr>
-            <w:r>
-              <w:rPr>
-                <w:sz w:val="17"/>
-              </w:rPr>
-              <w:t>0.321</w:t>
-            </w:r>
-          </w:p>
-        </w:tc>
-        <w:tc>
-          <w:tcPr>
-            <w:tcW w:type="dxa" w:w="997"/>
-          </w:tcPr>
-          <w:p>
-            <w:pPr>
-              <w:spacing w:after="0"/>
-              <w:jc w:val="right"/>
-            </w:pPr>
-            <w:r>
-              <w:rPr>
-                <w:sz w:val="17"/>
-              </w:rPr>
-              <w:t>+0.011 (VGGish)</w:t>
-            </w:r>
-          </w:p>
-        </w:tc>
-      </w:tr>
-      <w:tr>
-        <w:tc>
-          <w:tcPr>
-            <w:tcW w:type="dxa" w:w="997"/>
-          </w:tcPr>
-          <w:p>
-            <w:pPr>
-              <w:spacing w:after="0"/>
-            </w:pPr>
-            <w:r>
-              <w:rPr>
-                <w:sz w:val="17"/>
-              </w:rPr>
-              <w:t>C</w:t>
-            </w:r>
-          </w:p>
-        </w:tc>
-        <w:tc>
-          <w:tcPr>
-            <w:tcW w:type="dxa" w:w="997"/>
-          </w:tcPr>
-          <w:p>
-            <w:pPr>
-              <w:spacing w:after="0"/>
-            </w:pPr>
-            <w:r>
-              <w:rPr>
-                <w:sz w:val="17"/>
-              </w:rPr>
-              <w:t>macro ROC-AUC</w:t>
-            </w:r>
-          </w:p>
-        </w:tc>
-        <w:tc>
-          <w:tcPr>
-            <w:tcW w:type="dxa" w:w="997"/>
-          </w:tcPr>
-          <w:p>
-            <w:pPr>
-              <w:spacing w:after="0"/>
-              <w:jc w:val="right"/>
-            </w:pPr>
-            <w:r>
-              <w:rPr>
-                <w:sz w:val="17"/>
-              </w:rPr>
-              <w:t>0.619</w:t>
-            </w:r>
-          </w:p>
-        </w:tc>
-        <w:tc>
-          <w:tcPr>
-            <w:tcW w:type="dxa" w:w="997"/>
-          </w:tcPr>
-          <w:p>
-            <w:pPr>
-              <w:spacing w:after="0"/>
-              <w:jc w:val="right"/>
-            </w:pPr>
-            <w:r>
-              <w:rPr>
-                <w:b/>
-                <w:sz w:val="17"/>
-              </w:rPr>
-              <w:t>0.608</w:t>
-            </w:r>
-          </w:p>
-        </w:tc>
-        <w:tc>
-          <w:tcPr>
-            <w:tcW w:type="dxa" w:w="997"/>
-          </w:tcPr>
-          <w:p>
-            <w:pPr>
-              <w:spacing w:after="0"/>
-              <w:jc w:val="right"/>
-            </w:pPr>
-            <w:r>
-              <w:rPr>
-                <w:sz w:val="17"/>
-              </w:rPr>
-              <w:t>0.567</w:t>
-            </w:r>
-          </w:p>
-        </w:tc>
-        <w:tc>
-          <w:tcPr>
-            <w:tcW w:type="dxa" w:w="997"/>
-          </w:tcPr>
-          <w:p>
-            <w:pPr>
-              <w:spacing w:after="0"/>
-              <w:jc w:val="right"/>
-            </w:pPr>
-            <w:r>
-              <w:rPr>
-                <w:sz w:val="17"/>
-              </w:rPr>
-              <w:t>0.571</w:t>
-            </w:r>
-          </w:p>
-        </w:tc>
-        <w:tc>
-          <w:tcPr>
-            <w:tcW w:type="dxa" w:w="997"/>
-          </w:tcPr>
-          <w:p>
-            <w:pPr>
-              <w:spacing w:after="0"/>
-              <w:jc w:val="right"/>
-            </w:pPr>
-            <w:r>
-              <w:rPr>
-                <w:sz w:val="17"/>
-              </w:rPr>
-              <w:t>0.567</w:t>
-            </w:r>
-          </w:p>
-        </w:tc>
-        <w:tc>
-          <w:tcPr>
-            <w:tcW w:type="dxa" w:w="997"/>
-          </w:tcPr>
-          <w:p>
-            <w:pPr>
-              <w:spacing w:after="0"/>
-              <w:jc w:val="right"/>
-            </w:pPr>
-            <w:r>
-              <w:rPr>
-                <w:sz w:val="17"/>
-              </w:rPr>
-              <w:t>0.500</w:t>
-            </w:r>
-          </w:p>
-        </w:tc>
-        <w:tc>
-          <w:tcPr>
-            <w:tcW w:type="dxa" w:w="997"/>
-          </w:tcPr>
-          <w:p>
-            <w:pPr>
-              <w:spacing w:after="0"/>
-              <w:jc w:val="right"/>
-            </w:pPr>
-            <w:r>
-              <w:rPr>
-                <w:sz w:val="17"/>
-              </w:rPr>
-              <w:t>0.501</w:t>
-            </w:r>
-          </w:p>
-        </w:tc>
-        <w:tc>
-          <w:tcPr>
-            <w:tcW w:type="dxa" w:w="997"/>
-          </w:tcPr>
-          <w:p>
-            <w:pPr>
-              <w:spacing w:after="0"/>
-              <w:jc w:val="right"/>
-            </w:pPr>
-            <w:r>
-              <w:rPr>
-                <w:sz w:val="17"/>
-              </w:rPr>
-              <w:t>+0.037 (AST)</w:t>
-            </w:r>
-          </w:p>
-        </w:tc>
-      </w:tr>
-      <w:tr>
-        <w:tc>
-          <w:tcPr>
-            <w:tcW w:type="dxa" w:w="997"/>
-          </w:tcPr>
-          <w:p>
-            <w:pPr>
-              <w:spacing w:after="0"/>
-            </w:pPr>
-            <w:r>
-              <w:rPr>
-                <w:sz w:val="17"/>
-              </w:rPr>
-              <w:t>D</w:t>
-            </w:r>
-          </w:p>
-        </w:tc>
-        <w:tc>
-          <w:tcPr>
-            <w:tcW w:type="dxa" w:w="997"/>
-          </w:tcPr>
-          <w:p>
-            <w:pPr>
-              <w:spacing w:after="0"/>
-            </w:pPr>
-            <w:r>
-              <w:rPr>
-                <w:sz w:val="17"/>
-              </w:rPr>
-              <w:t>film-level macro-F1</w:t>
-            </w:r>
-          </w:p>
-        </w:tc>
-        <w:tc>
-          <w:tcPr>
-            <w:tcW w:type="dxa" w:w="997"/>
-          </w:tcPr>
-          <w:p>
-            <w:pPr>
-              <w:spacing w:after="0"/>
-              <w:jc w:val="right"/>
-            </w:pPr>
-            <w:r>
-              <w:rPr>
-                <w:sz w:val="17"/>
-              </w:rPr>
-              <w:t>0.521</w:t>
-            </w:r>
-          </w:p>
-        </w:tc>
-        <w:tc>
-          <w:tcPr>
-            <w:tcW w:type="dxa" w:w="997"/>
-          </w:tcPr>
-          <w:p>
-            <w:pPr>
-              <w:spacing w:after="0"/>
-              <w:jc w:val="right"/>
-            </w:pPr>
-            <w:r>
-              <w:rPr>
-                <w:b/>
-                <w:sz w:val="17"/>
-              </w:rPr>
-              <w:t>0.469</w:t>
-            </w:r>
-          </w:p>
-        </w:tc>
-        <w:tc>
-          <w:tcPr>
-            <w:tcW w:type="dxa" w:w="997"/>
-          </w:tcPr>
-          <w:p>
-            <w:pPr>
-              <w:spacing w:after="0"/>
-              <w:jc w:val="right"/>
-            </w:pPr>
-            <w:r>
-              <w:rPr>
-                <w:sz w:val="17"/>
-              </w:rPr>
-              <w:t>0.375</w:t>
-            </w:r>
-          </w:p>
-        </w:tc>
-        <w:tc>
-          <w:tcPr>
-            <w:tcW w:type="dxa" w:w="997"/>
-          </w:tcPr>
-          <w:p>
-            <w:pPr>
-              <w:spacing w:after="0"/>
-              <w:jc w:val="right"/>
-            </w:pPr>
-            <w:r>
-              <w:rPr>
-                <w:sz w:val="17"/>
-              </w:rPr>
-              <w:t>0.307</w:t>
-            </w:r>
-          </w:p>
-        </w:tc>
-        <w:tc>
-          <w:tcPr>
-            <w:tcW w:type="dxa" w:w="997"/>
-          </w:tcPr>
-          <w:p>
-            <w:pPr>
-              <w:spacing w:after="0"/>
-              <w:jc w:val="right"/>
-            </w:pPr>
-            <w:r>
-              <w:rPr>
-                <w:sz w:val="17"/>
-              </w:rPr>
-              <w:t>0.418</w:t>
-            </w:r>
-          </w:p>
-        </w:tc>
-        <w:tc>
-          <w:tcPr>
-            <w:tcW w:type="dxa" w:w="997"/>
-          </w:tcPr>
-          <w:p>
-            <w:pPr>
-              <w:spacing w:after="0"/>
-              <w:jc w:val="right"/>
-            </w:pPr>
-            <w:r>
-              <w:rPr>
-                <w:sz w:val="17"/>
-              </w:rPr>
-              <w:t>0.169</w:t>
-            </w:r>
-          </w:p>
-        </w:tc>
-        <w:tc>
-          <w:tcPr>
-            <w:tcW w:type="dxa" w:w="997"/>
-          </w:tcPr>
-          <w:p>
-            <w:pPr>
-              <w:spacing w:after="0"/>
-              <w:jc w:val="right"/>
-            </w:pPr>
-            <w:r>
-              <w:rPr>
-                <w:sz w:val="17"/>
-              </w:rPr>
-              <w:t>0.301</w:t>
-            </w:r>
-          </w:p>
-        </w:tc>
-        <w:tc>
-          <w:tcPr>
-            <w:tcW w:type="dxa" w:w="997"/>
-          </w:tcPr>
-          <w:p>
-            <w:pPr>
-              <w:spacing w:after="0"/>
-              <w:jc w:val="right"/>
-            </w:pPr>
-            <w:r>
-              <w:rPr>
-                <w:sz w:val="17"/>
-              </w:rPr>
-              <w:t>+0.094 (VGGish)</w:t>
-            </w:r>
-          </w:p>
-        </w:tc>
-      </w:tr>
-      <w:tr>
-        <w:tc>
-          <w:tcPr>
-            <w:tcW w:type="dxa" w:w="997"/>
-          </w:tcPr>
-          <w:p>
-            <w:pPr>
-              <w:spacing w:after="0"/>
-            </w:pPr>
-            <w:r>
-              <w:rPr>
-                <w:sz w:val="17"/>
-              </w:rPr>
-              <w:t>E</w:t>
-            </w:r>
-          </w:p>
-        </w:tc>
-        <w:tc>
-          <w:tcPr>
-            <w:tcW w:type="dxa" w:w="997"/>
-          </w:tcPr>
-          <w:p>
-            <w:pPr>
-              <w:spacing w:after="0"/>
-            </w:pPr>
-            <w:r>
-              <w:rPr>
-                <w:sz w:val="17"/>
-              </w:rPr>
-              <w:t>exact match</w:t>
-            </w:r>
-          </w:p>
-        </w:tc>
-        <w:tc>
-          <w:tcPr>
-            <w:tcW w:type="dxa" w:w="997"/>
-          </w:tcPr>
-          <w:p>
-            <w:pPr>
-              <w:spacing w:after="0"/>
-              <w:jc w:val="right"/>
-            </w:pPr>
-            <w:r>
-              <w:rPr>
-                <w:sz w:val="17"/>
-              </w:rPr>
-              <w:t>0.067</w:t>
-            </w:r>
-          </w:p>
-        </w:tc>
-        <w:tc>
-          <w:tcPr>
-            <w:tcW w:type="dxa" w:w="997"/>
-          </w:tcPr>
-          <w:p>
-            <w:pPr>
-              <w:spacing w:after="0"/>
-              <w:jc w:val="right"/>
-            </w:pPr>
-            <w:r>
-              <w:rPr>
-                <w:sz w:val="17"/>
-              </w:rPr>
-              <w:t>0.082</w:t>
-            </w:r>
-          </w:p>
-        </w:tc>
-        <w:tc>
-          <w:tcPr>
-            <w:tcW w:type="dxa" w:w="997"/>
-          </w:tcPr>
-          <w:p>
-            <w:pPr>
-              <w:spacing w:after="0"/>
-              <w:jc w:val="right"/>
-            </w:pPr>
-            <w:r>
-              <w:rPr>
-                <w:sz w:val="17"/>
-              </w:rPr>
-              <w:t>0.105</w:t>
-            </w:r>
-          </w:p>
-        </w:tc>
-        <w:tc>
-          <w:tcPr>
-            <w:tcW w:type="dxa" w:w="997"/>
-          </w:tcPr>
-          <w:p>
-            <w:pPr>
-              <w:spacing w:after="0"/>
-              <w:jc w:val="right"/>
-            </w:pPr>
-            <w:r>
-              <w:rPr>
-                <w:b/>
-                <w:sz w:val="17"/>
-              </w:rPr>
-              <w:t>0.170</w:t>
-            </w:r>
-          </w:p>
-        </w:tc>
-        <w:tc>
-          <w:tcPr>
-            <w:tcW w:type="dxa" w:w="997"/>
-          </w:tcPr>
-          <w:p>
-            <w:pPr>
-              <w:spacing w:after="0"/>
-              <w:jc w:val="right"/>
-            </w:pPr>
-            <w:r>
-              <w:rPr>
-                <w:sz w:val="17"/>
-              </w:rPr>
-              <w:t>0.095</w:t>
-            </w:r>
-          </w:p>
-        </w:tc>
-        <w:tc>
-          <w:tcPr>
-            <w:tcW w:type="dxa" w:w="997"/>
-          </w:tcPr>
-          <w:p>
-            <w:pPr>
-              <w:spacing w:after="0"/>
-              <w:jc w:val="right"/>
-            </w:pPr>
-            <w:r>
-              <w:rPr>
-                <w:sz w:val="17"/>
-              </w:rPr>
-              <w:t>0.283</w:t>
-            </w:r>
-          </w:p>
-        </w:tc>
-        <w:tc>
-          <w:tcPr>
-            <w:tcW w:type="dxa" w:w="997"/>
-          </w:tcPr>
-          <w:p>
-            <w:pPr>
-              <w:spacing w:after="0"/>
-              <w:jc w:val="right"/>
-            </w:pPr>
-            <w:r>
-              <w:rPr>
-                <w:sz w:val="17"/>
-              </w:rPr>
-              <w:t>0.133</w:t>
-            </w:r>
-          </w:p>
-        </w:tc>
-        <w:tc>
-          <w:tcPr>
-            <w:tcW w:type="dxa" w:w="997"/>
-          </w:tcPr>
-          <w:p>
-            <w:pPr>
-              <w:spacing w:after="0"/>
-              <w:jc w:val="right"/>
-            </w:pPr>
-            <w:r>
-              <w:rPr>
-                <w:sz w:val="17"/>
-              </w:rPr>
-              <w:t>−0.088 (AST)</w:t>
-            </w:r>
-          </w:p>
-        </w:tc>
-      </w:tr>
-      <w:tr>
-        <w:tc>
-          <w:tcPr>
-            <w:tcW w:type="dxa" w:w="997"/>
-          </w:tcPr>
-          <w:p>
-            <w:pPr>
-              <w:spacing w:after="0"/>
-            </w:pPr>
-            <w:r>
-              <w:rPr>
-                <w:sz w:val="17"/>
-              </w:rPr>
-              <w:t>E</w:t>
-            </w:r>
-          </w:p>
-        </w:tc>
-        <w:tc>
-          <w:tcPr>
-            <w:tcW w:type="dxa" w:w="997"/>
-          </w:tcPr>
-          <w:p>
-            <w:pPr>
-              <w:spacing w:after="0"/>
-            </w:pPr>
-            <w:r>
-              <w:rPr>
-                <w:sz w:val="17"/>
-              </w:rPr>
-              <w:t>Hamming loss (lower is better)</w:t>
-            </w:r>
-          </w:p>
-        </w:tc>
-        <w:tc>
-          <w:tcPr>
-            <w:tcW w:type="dxa" w:w="997"/>
-          </w:tcPr>
-          <w:p>
-            <w:pPr>
-              <w:spacing w:after="0"/>
-              <w:jc w:val="right"/>
-            </w:pPr>
-            <w:r>
-              <w:rPr>
-                <w:sz w:val="17"/>
-              </w:rPr>
-              <w:t>0.417</w:t>
-            </w:r>
-          </w:p>
-        </w:tc>
-        <w:tc>
-          <w:tcPr>
-            <w:tcW w:type="dxa" w:w="997"/>
-          </w:tcPr>
-          <w:p>
-            <w:pPr>
-              <w:spacing w:after="0"/>
-              <w:jc w:val="right"/>
-            </w:pPr>
-            <w:r>
-              <w:rPr>
-                <w:sz w:val="17"/>
-              </w:rPr>
-              <w:t>0.404</w:t>
-            </w:r>
-          </w:p>
-        </w:tc>
-        <w:tc>
-          <w:tcPr>
-            <w:tcW w:type="dxa" w:w="997"/>
-          </w:tcPr>
-          <w:p>
-            <w:pPr>
-              <w:spacing w:after="0"/>
-              <w:jc w:val="right"/>
-            </w:pPr>
-            <w:r>
-              <w:rPr>
-                <w:sz w:val="17"/>
-              </w:rPr>
-              <w:t>0.359</w:t>
-            </w:r>
-          </w:p>
-        </w:tc>
-        <w:tc>
-          <w:tcPr>
-            <w:tcW w:type="dxa" w:w="997"/>
-          </w:tcPr>
-          <w:p>
-            <w:pPr>
-              <w:spacing w:after="0"/>
-              <w:jc w:val="right"/>
-            </w:pPr>
-            <w:r>
-              <w:rPr>
-                <w:b/>
-                <w:sz w:val="17"/>
-              </w:rPr>
-              <w:t>0.314</w:t>
-            </w:r>
-          </w:p>
-        </w:tc>
-        <w:tc>
-          <w:tcPr>
-            <w:tcW w:type="dxa" w:w="997"/>
-          </w:tcPr>
-          <w:p>
-            <w:pPr>
-              <w:spacing w:after="0"/>
-              <w:jc w:val="right"/>
-            </w:pPr>
-            <w:r>
-              <w:rPr>
-                <w:sz w:val="17"/>
-              </w:rPr>
-              <w:t>0.393</w:t>
-            </w:r>
-          </w:p>
-        </w:tc>
-        <w:tc>
-          <w:tcPr>
-            <w:tcW w:type="dxa" w:w="997"/>
-          </w:tcPr>
-          <w:p>
-            <w:pPr>
-              <w:spacing w:after="0"/>
-              <w:jc w:val="right"/>
-            </w:pPr>
-            <w:r>
-              <w:rPr>
-                <w:sz w:val="17"/>
-              </w:rPr>
-              <w:t>0.218</w:t>
-            </w:r>
-          </w:p>
-        </w:tc>
-        <w:tc>
-          <w:tcPr>
-            <w:tcW w:type="dxa" w:w="997"/>
-          </w:tcPr>
-          <w:p>
-            <w:pPr>
-              <w:spacing w:after="0"/>
-              <w:jc w:val="right"/>
-            </w:pPr>
-            <w:r>
-              <w:rPr>
-                <w:sz w:val="17"/>
-              </w:rPr>
-              <w:t>0.323</w:t>
-            </w:r>
-          </w:p>
-        </w:tc>
-        <w:tc>
-          <w:tcPr>
-            <w:tcW w:type="dxa" w:w="997"/>
-          </w:tcPr>
-          <w:p>
-            <w:pPr>
-              <w:spacing w:after="0"/>
-              <w:jc w:val="right"/>
-            </w:pPr>
-            <w:r>
-              <w:rPr>
-                <w:sz w:val="17"/>
-              </w:rPr>
-              <w:t>+0.090 (AST), worse</w:t>
-            </w:r>
-          </w:p>
-        </w:tc>
-      </w:tr>
-      <w:tr>
-        <w:tc>
-          <w:tcPr>
-            <w:tcW w:type="dxa" w:w="997"/>
-          </w:tcPr>
-          <w:p>
-            <w:pPr>
-              <w:spacing w:after="0"/>
-            </w:pPr>
-            <w:r>
-              <w:rPr>
-                <w:sz w:val="17"/>
-              </w:rPr>
-              <w:t>E</w:t>
-            </w:r>
-          </w:p>
-        </w:tc>
-        <w:tc>
-          <w:tcPr>
-            <w:tcW w:type="dxa" w:w="997"/>
-          </w:tcPr>
-          <w:p>
-            <w:pPr>
-              <w:spacing w:after="0"/>
-            </w:pPr>
-            <w:r>
-              <w:rPr>
-                <w:sz w:val="17"/>
-              </w:rPr>
-              <w:t>Jaccard</w:t>
-            </w:r>
-          </w:p>
-        </w:tc>
-        <w:tc>
-          <w:tcPr>
-            <w:tcW w:type="dxa" w:w="997"/>
-          </w:tcPr>
-          <w:p>
-            <w:pPr>
-              <w:spacing w:after="0"/>
-              <w:jc w:val="right"/>
-            </w:pPr>
-            <w:r>
-              <w:rPr>
-                <w:sz w:val="17"/>
-              </w:rPr>
-              <w:t>0.357</w:t>
-            </w:r>
-          </w:p>
-        </w:tc>
-        <w:tc>
-          <w:tcPr>
-            <w:tcW w:type="dxa" w:w="997"/>
-          </w:tcPr>
-          <w:p>
-            <w:pPr>
-              <w:spacing w:after="0"/>
-              <w:jc w:val="right"/>
-            </w:pPr>
-            <w:r>
-              <w:rPr>
-                <w:sz w:val="17"/>
-              </w:rPr>
-              <w:t>0.367</w:t>
-            </w:r>
-          </w:p>
-        </w:tc>
-        <w:tc>
-          <w:tcPr>
-            <w:tcW w:type="dxa" w:w="997"/>
-          </w:tcPr>
-          <w:p>
-            <w:pPr>
-              <w:spacing w:after="0"/>
-              <w:jc w:val="right"/>
-            </w:pPr>
-            <w:r>
-              <w:rPr>
-                <w:sz w:val="17"/>
-              </w:rPr>
-              <w:t>0.356</w:t>
-            </w:r>
-          </w:p>
-        </w:tc>
-        <w:tc>
-          <w:tcPr>
-            <w:tcW w:type="dxa" w:w="997"/>
-          </w:tcPr>
-          <w:p>
-            <w:pPr>
-              <w:spacing w:after="0"/>
-              <w:jc w:val="right"/>
-            </w:pPr>
-            <w:r>
-              <w:rPr>
-                <w:b/>
-                <w:sz w:val="17"/>
-              </w:rPr>
-              <w:t>0.408</w:t>
-            </w:r>
-          </w:p>
-        </w:tc>
-        <w:tc>
-          <w:tcPr>
-            <w:tcW w:type="dxa" w:w="997"/>
-          </w:tcPr>
-          <w:p>
-            <w:pPr>
-              <w:spacing w:after="0"/>
-              <w:jc w:val="right"/>
-            </w:pPr>
-            <w:r>
-              <w:rPr>
-                <w:sz w:val="17"/>
-              </w:rPr>
-              <w:t>0.335</w:t>
-            </w:r>
-          </w:p>
-        </w:tc>
-        <w:tc>
-          <w:tcPr>
-            <w:tcW w:type="dxa" w:w="997"/>
-          </w:tcPr>
-          <w:p>
-            <w:pPr>
-              <w:spacing w:after="0"/>
-              <w:jc w:val="right"/>
-            </w:pPr>
-            <w:r>
-              <w:rPr>
-                <w:sz w:val="17"/>
-              </w:rPr>
-              <w:t>0.500</w:t>
-            </w:r>
-          </w:p>
-        </w:tc>
-        <w:tc>
-          <w:tcPr>
-            <w:tcW w:type="dxa" w:w="997"/>
-          </w:tcPr>
-          <w:p>
-            <w:pPr>
-              <w:spacing w:after="0"/>
-              <w:jc w:val="right"/>
-            </w:pPr>
-            <w:r>
-              <w:rPr>
-                <w:sz w:val="17"/>
-              </w:rPr>
-              <w:t>0.355</w:t>
-            </w:r>
-          </w:p>
-        </w:tc>
-        <w:tc>
-          <w:tcPr>
-            <w:tcW w:type="dxa" w:w="997"/>
-          </w:tcPr>
-          <w:p>
-            <w:pPr>
-              <w:spacing w:after="0"/>
-              <w:jc w:val="right"/>
-            </w:pPr>
-            <w:r>
-              <w:rPr>
-                <w:sz w:val="17"/>
-              </w:rPr>
-              <w:t>−0.041 (AST)</w:t>
-            </w:r>
-          </w:p>
-        </w:tc>
-      </w:tr>
-      <w:tr>
-        <w:tc>
-          <w:tcPr>
-            <w:tcW w:type="dxa" w:w="997"/>
-          </w:tcPr>
-          <w:p>
-            <w:pPr>
-              <w:spacing w:after="0"/>
-            </w:pPr>
-            <w:r>
-              <w:rPr>
-                <w:sz w:val="17"/>
-              </w:rPr>
-              <w:t>parts</w:t>
-            </w:r>
-          </w:p>
-        </w:tc>
-        <w:tc>
-          <w:tcPr>
-            <w:tcW w:type="dxa" w:w="997"/>
-          </w:tcPr>
-          <w:p>
-            <w:pPr>
-              <w:spacing w:after="0"/>
-            </w:pPr>
-            <w:r>
-              <w:rPr>
-                <w:sz w:val="17"/>
-              </w:rPr>
-              <w:t>macro precision</w:t>
-            </w:r>
-          </w:p>
-        </w:tc>
-        <w:tc>
-          <w:tcPr>
-            <w:tcW w:type="dxa" w:w="997"/>
-          </w:tcPr>
-          <w:p>
-            <w:pPr>
-              <w:spacing w:after="0"/>
-              <w:jc w:val="right"/>
-            </w:pPr>
-            <w:r>
-              <w:rPr>
-                <w:sz w:val="17"/>
-              </w:rPr>
-              <w:t>0.376</w:t>
-            </w:r>
-          </w:p>
-        </w:tc>
-        <w:tc>
-          <w:tcPr>
-            <w:tcW w:type="dxa" w:w="997"/>
-          </w:tcPr>
-          <w:p>
-            <w:pPr>
-              <w:spacing w:after="0"/>
-              <w:jc w:val="right"/>
-            </w:pPr>
-            <w:r>
-              <w:rPr>
-                <w:b/>
-                <w:sz w:val="17"/>
-              </w:rPr>
-              <w:t>0.371</w:t>
-            </w:r>
-          </w:p>
-        </w:tc>
-        <w:tc>
-          <w:tcPr>
-            <w:tcW w:type="dxa" w:w="997"/>
-          </w:tcPr>
-          <w:p>
-            <w:pPr>
-              <w:spacing w:after="0"/>
-              <w:jc w:val="right"/>
-            </w:pPr>
-            <w:r>
-              <w:rPr>
-                <w:sz w:val="17"/>
-              </w:rPr>
-              <w:t>0.350</w:t>
-            </w:r>
-          </w:p>
-        </w:tc>
-        <w:tc>
-          <w:tcPr>
-            <w:tcW w:type="dxa" w:w="997"/>
-          </w:tcPr>
-          <w:p>
-            <w:pPr>
-              <w:spacing w:after="0"/>
-              <w:jc w:val="right"/>
-            </w:pPr>
-            <w:r>
-              <w:rPr>
-                <w:sz w:val="17"/>
-              </w:rPr>
-              <w:t>0.356</w:t>
-            </w:r>
-          </w:p>
-        </w:tc>
-        <w:tc>
-          <w:tcPr>
-            <w:tcW w:type="dxa" w:w="997"/>
-          </w:tcPr>
-          <w:p>
-            <w:pPr>
-              <w:spacing w:after="0"/>
-              <w:jc w:val="right"/>
-            </w:pPr>
-            <w:r>
-              <w:rPr>
-                <w:sz w:val="17"/>
-              </w:rPr>
-              <w:t>0.340</w:t>
-            </w:r>
-          </w:p>
-        </w:tc>
-        <w:tc>
-          <w:tcPr>
-            <w:tcW w:type="dxa" w:w="997"/>
-          </w:tcPr>
-          <w:p>
-            <w:pPr>
-              <w:spacing w:after="0"/>
-              <w:jc w:val="right"/>
-            </w:pPr>
-            <w:r>
-              <w:rPr>
-                <w:sz w:val="17"/>
-              </w:rPr>
-              <w:t>0.145</w:t>
-            </w:r>
-          </w:p>
-        </w:tc>
-        <w:tc>
-          <w:tcPr>
-            <w:tcW w:type="dxa" w:w="997"/>
-          </w:tcPr>
-          <w:p>
-            <w:pPr>
-              <w:spacing w:after="0"/>
-              <w:jc w:val="right"/>
-            </w:pPr>
-            <w:r>
-              <w:rPr>
-                <w:sz w:val="17"/>
-              </w:rPr>
-              <w:t>0.308</w:t>
-            </w:r>
-          </w:p>
-        </w:tc>
-        <w:tc>
-          <w:tcPr>
-            <w:tcW w:type="dxa" w:w="997"/>
-          </w:tcPr>
-          <w:p>
-            <w:pPr>
-              <w:spacing w:after="0"/>
-              <w:jc w:val="right"/>
-            </w:pPr>
-            <w:r>
-              <w:rPr>
-                <w:sz w:val="17"/>
-              </w:rPr>
-              <w:t>+0.015 (AST)</w:t>
-            </w:r>
-          </w:p>
-        </w:tc>
-      </w:tr>
-      <w:tr>
-        <w:tc>
-          <w:tcPr>
-            <w:tcW w:type="dxa" w:w="997"/>
-          </w:tcPr>
-          <w:p>
-            <w:pPr>
-              <w:spacing w:after="0"/>
-            </w:pPr>
-            <w:r>
-              <w:rPr>
-                <w:sz w:val="17"/>
-              </w:rPr>
-              <w:t>parts</w:t>
-            </w:r>
-          </w:p>
-        </w:tc>
-        <w:tc>
-          <w:tcPr>
-            <w:tcW w:type="dxa" w:w="997"/>
-          </w:tcPr>
-          <w:p>
-            <w:pPr>
-              <w:spacing w:after="0"/>
-            </w:pPr>
-            <w:r>
-              <w:rPr>
-                <w:sz w:val="17"/>
-              </w:rPr>
-              <w:t>macro recall</w:t>
-            </w:r>
-          </w:p>
-        </w:tc>
-        <w:tc>
-          <w:tcPr>
-            <w:tcW w:type="dxa" w:w="997"/>
-          </w:tcPr>
-          <w:p>
-            <w:pPr>
-              <w:spacing w:after="0"/>
-              <w:jc w:val="right"/>
-            </w:pPr>
-            <w:r>
-              <w:rPr>
-                <w:sz w:val="17"/>
-              </w:rPr>
-              <w:t>0.651</w:t>
-            </w:r>
-          </w:p>
-        </w:tc>
-        <w:tc>
-          <w:tcPr>
-            <w:tcW w:type="dxa" w:w="997"/>
-          </w:tcPr>
-          <w:p>
-            <w:pPr>
-              <w:spacing w:after="0"/>
-              <w:jc w:val="right"/>
-            </w:pPr>
-            <w:r>
-              <w:rPr>
-                <w:b/>
-                <w:sz w:val="17"/>
-              </w:rPr>
-              <w:t>0.596</w:t>
-            </w:r>
-          </w:p>
-        </w:tc>
-        <w:tc>
-          <w:tcPr>
-            <w:tcW w:type="dxa" w:w="997"/>
-          </w:tcPr>
-          <w:p>
-            <w:pPr>
-              <w:spacing w:after="0"/>
-              <w:jc w:val="right"/>
-            </w:pPr>
-            <w:r>
-              <w:rPr>
-                <w:sz w:val="17"/>
-              </w:rPr>
-              <w:t>0.439</w:t>
-            </w:r>
-          </w:p>
-        </w:tc>
-        <w:tc>
-          <w:tcPr>
-            <w:tcW w:type="dxa" w:w="997"/>
-          </w:tcPr>
-          <w:p>
-            <w:pPr>
-              <w:spacing w:after="0"/>
-              <w:jc w:val="right"/>
-            </w:pPr>
-            <w:r>
-              <w:rPr>
-                <w:sz w:val="17"/>
-              </w:rPr>
-              <w:t>0.393</w:t>
-            </w:r>
-          </w:p>
-        </w:tc>
-        <w:tc>
-          <w:tcPr>
-            <w:tcW w:type="dxa" w:w="997"/>
-          </w:tcPr>
-          <w:p>
-            <w:pPr>
-              <w:spacing w:after="0"/>
-              <w:jc w:val="right"/>
-            </w:pPr>
-            <w:r>
-              <w:rPr>
-                <w:sz w:val="17"/>
-              </w:rPr>
-              <w:t>0.476</w:t>
-            </w:r>
-          </w:p>
-        </w:tc>
-        <w:tc>
-          <w:tcPr>
-            <w:tcW w:type="dxa" w:w="997"/>
-          </w:tcPr>
-          <w:p>
-            <w:pPr>
-              <w:spacing w:after="0"/>
-              <w:jc w:val="right"/>
-            </w:pPr>
-            <w:r>
-              <w:rPr>
-                <w:sz w:val="17"/>
-              </w:rPr>
-              <w:t>0.200</w:t>
-            </w:r>
-          </w:p>
-        </w:tc>
-        <w:tc>
-          <w:tcPr>
-            <w:tcW w:type="dxa" w:w="997"/>
-          </w:tcPr>
-          <w:p>
-            <w:pPr>
-              <w:spacing w:after="0"/>
-              <w:jc w:val="right"/>
-            </w:pPr>
-            <w:r>
-              <w:rPr>
-                <w:sz w:val="17"/>
-              </w:rPr>
-              <w:t>0.308</w:t>
-            </w:r>
-          </w:p>
-        </w:tc>
-        <w:tc>
-          <w:tcPr>
-            <w:tcW w:type="dxa" w:w="997"/>
-          </w:tcPr>
-          <w:p>
-            <w:pPr>
-              <w:spacing w:after="0"/>
-              <w:jc w:val="right"/>
-            </w:pPr>
-            <w:r>
-              <w:rPr>
-                <w:sz w:val="17"/>
-              </w:rPr>
-              <w:t>+0.157 (VGGish)</w:t>
-            </w:r>
-          </w:p>
-        </w:tc>
-      </w:tr>
-    </w:tbl>
-    <w:p>
-      <w:pPr>
-        <w:spacing w:after="40"/>
-      </w:pPr>
-    </w:p>
-    <w:p>
-      <w:r>
-        <w:t>Is the emotion route's difference real? Emotion route minus each other route, with the paired film-bootstrap p-value (bold: p &lt; 0.05), and in brackets the number of the 10 repeats it wins:</w:t>
+        <w:t>The three cross-dataset designs</w:t>
       </w:r>
     </w:p>
     <w:tbl>
@@ -3512,7 +705,7 @@
                 <w:b/>
                 <w:sz w:val="17"/>
               </w:rPr>
-              <w:t>metric</w:t>
+              <w:t>design</w:t>
             </w:r>
           </w:p>
         </w:tc>
@@ -3530,7 +723,7 @@
                 <w:b/>
                 <w:sz w:val="17"/>
               </w:rPr>
-              <w:t>vs direct VGGish</w:t>
+              <w:t>emotion</w:t>
             </w:r>
           </w:p>
         </w:tc>
@@ -3548,7 +741,7 @@
                 <w:b/>
                 <w:sz w:val="17"/>
               </w:rPr>
-              <w:t>vs direct AST</w:t>
+              <w:t>PCA-8</w:t>
             </w:r>
           </w:p>
         </w:tc>
@@ -3566,7 +759,7 @@
                 <w:b/>
                 <w:sz w:val="17"/>
               </w:rPr>
-              <w:t>vs PCA-8 control</w:t>
+              <w:t>direct</w:t>
             </w:r>
           </w:p>
         </w:tc>
@@ -3584,7 +777,7 @@
                 <w:b/>
                 <w:sz w:val="17"/>
               </w:rPr>
-              <w:t>vs best direct audio</w:t>
+              <w:t>emotion − direct</w:t>
             </w:r>
           </w:p>
         </w:tc>
@@ -3602,7 +795,7 @@
               <w:rPr>
                 <w:sz w:val="17"/>
               </w:rPr>
-              <w:t>macro-F1</w:t>
+              <w:t>Eerola → Blockbuster (re-implementation)</w:t>
             </w:r>
           </w:p>
         </w:tc>
@@ -3613,19 +806,13 @@
           <w:p>
             <w:pPr>
               <w:spacing w:after="0"/>
+              <w:jc w:val="right"/>
             </w:pPr>
-            <w:r>
-              <w:rPr>
-                <w:b/>
-                <w:sz w:val="17"/>
-              </w:rPr>
-              <w:t>+0.041, p = 0.035</w:t>
-            </w:r>
             <w:r>
               <w:rPr>
                 <w:sz w:val="17"/>
               </w:rPr>
-              <w:t xml:space="preserve"> (10/10)</w:t>
+              <w:t>0.503 ± 0.030</w:t>
             </w:r>
           </w:p>
         </w:tc>
@@ -3636,19 +823,13 @@
           <w:p>
             <w:pPr>
               <w:spacing w:after="0"/>
+              <w:jc w:val="right"/>
             </w:pPr>
-            <w:r>
-              <w:rPr>
-                <w:b/>
-                <w:sz w:val="17"/>
-              </w:rPr>
-              <w:t>+0.047, p = 0.020</w:t>
-            </w:r>
             <w:r>
               <w:rPr>
                 <w:sz w:val="17"/>
               </w:rPr>
-              <w:t xml:space="preserve"> (10/10)</w:t>
+              <w:t>0.457</w:t>
             </w:r>
           </w:p>
         </w:tc>
@@ -3659,19 +840,13 @@
           <w:p>
             <w:pPr>
               <w:spacing w:after="0"/>
+              <w:jc w:val="right"/>
             </w:pPr>
-            <w:r>
-              <w:rPr>
-                <w:b/>
-                <w:sz w:val="17"/>
-              </w:rPr>
-              <w:t>+0.045, p = 0.029</w:t>
-            </w:r>
             <w:r>
               <w:rPr>
                 <w:sz w:val="17"/>
               </w:rPr>
-              <w:t xml:space="preserve"> (10/10)</w:t>
+              <w:t>0.383 ± 0.037</w:t>
             </w:r>
           </w:p>
         </w:tc>
@@ -3687,20 +862,7 @@
               <w:rPr>
                 <w:sz w:val="17"/>
               </w:rPr>
-              <w:t xml:space="preserve">VGGish: </w:t>
-            </w:r>
-            <w:r>
-              <w:rPr>
-                <w:b/>
-                <w:sz w:val="17"/>
-              </w:rPr>
-              <w:t>+0.041, p = 0.035</w:t>
-            </w:r>
-            <w:r>
-              <w:rPr>
-                <w:sz w:val="17"/>
-              </w:rPr>
-              <w:t xml:space="preserve"> (10/10)</w:t>
+              <w:t>+0.121, p = 0.007</w:t>
             </w:r>
           </w:p>
         </w:tc>
@@ -3718,7 +880,58 @@
               <w:rPr>
                 <w:sz w:val="17"/>
               </w:rPr>
-              <w:t>micro-F1</w:t>
+              <w:t>Blockbuster → Eerola, 40 films</w:t>
+            </w:r>
+          </w:p>
+        </w:tc>
+        <w:tc>
+          <w:tcPr>
+            <w:tcW w:type="dxa" w:w="1994"/>
+          </w:tcPr>
+          <w:p>
+            <w:pPr>
+              <w:spacing w:after="0"/>
+              <w:jc w:val="right"/>
+            </w:pPr>
+            <w:r>
+              <w:rPr>
+                <w:sz w:val="17"/>
+              </w:rPr>
+              <w:t>0.458 ± 0.071</w:t>
+            </w:r>
+          </w:p>
+        </w:tc>
+        <w:tc>
+          <w:tcPr>
+            <w:tcW w:type="dxa" w:w="1994"/>
+          </w:tcPr>
+          <w:p>
+            <w:pPr>
+              <w:spacing w:after="0"/>
+              <w:jc w:val="right"/>
+            </w:pPr>
+            <w:r>
+              <w:rPr>
+                <w:sz w:val="17"/>
+              </w:rPr>
+              <w:t>0.381</w:t>
+            </w:r>
+          </w:p>
+        </w:tc>
+        <w:tc>
+          <w:tcPr>
+            <w:tcW w:type="dxa" w:w="1994"/>
+          </w:tcPr>
+          <w:p>
+            <w:pPr>
+              <w:spacing w:after="0"/>
+              <w:jc w:val="right"/>
+            </w:pPr>
+            <w:r>
+              <w:rPr>
+                <w:sz w:val="17"/>
+              </w:rPr>
+              <w:t>0.364 ± 0.050</w:t>
             </w:r>
           </w:p>
         </w:tc>
@@ -3734,55 +947,14 @@
               <w:rPr>
                 <w:sz w:val="17"/>
               </w:rPr>
-              <w:t>+0.012, p = 0.56 (7/10)</w:t>
+              <w:t xml:space="preserve">+0.089, </w:t>
             </w:r>
-          </w:p>
-        </w:tc>
-        <w:tc>
-          <w:tcPr>
-            <w:tcW w:type="dxa" w:w="1994"/>
-          </w:tcPr>
-          <w:p>
-            <w:pPr>
-              <w:spacing w:after="0"/>
-            </w:pPr>
             <w:r>
               <w:rPr>
+                <w:b/>
                 <w:sz w:val="17"/>
               </w:rPr>
-              <w:t>−0.032, p = 0.27 (1/10)</w:t>
-            </w:r>
-          </w:p>
-        </w:tc>
-        <w:tc>
-          <w:tcPr>
-            <w:tcW w:type="dxa" w:w="1994"/>
-          </w:tcPr>
-          <w:p>
-            <w:pPr>
-              <w:spacing w:after="0"/>
-            </w:pPr>
-            <w:r>
-              <w:rPr>
-                <w:sz w:val="17"/>
-              </w:rPr>
-              <w:t>+0.037, p = 0.078 (10/10)</w:t>
-            </w:r>
-          </w:p>
-        </w:tc>
-        <w:tc>
-          <w:tcPr>
-            <w:tcW w:type="dxa" w:w="1994"/>
-          </w:tcPr>
-          <w:p>
-            <w:pPr>
-              <w:spacing w:after="0"/>
-            </w:pPr>
-            <w:r>
-              <w:rPr>
-                <w:sz w:val="17"/>
-              </w:rPr>
-              <w:t>AST: −0.032, p = 0.27 (1/10)</w:t>
+              <w:t>p = 0.102</w:t>
             </w:r>
           </w:p>
         </w:tc>
@@ -3800,7 +972,7 @@
               <w:rPr>
                 <w:sz w:val="17"/>
               </w:rPr>
-              <w:t>weighted-F1</w:t>
+              <w:t>both in training (pooled, per film)</w:t>
             </w:r>
           </w:p>
         </w:tc>
@@ -3811,19 +983,47 @@
           <w:p>
             <w:pPr>
               <w:spacing w:after="0"/>
+              <w:jc w:val="right"/>
             </w:pPr>
-            <w:r>
-              <w:rPr>
-                <w:b/>
-                <w:sz w:val="17"/>
-              </w:rPr>
-              <w:t>+0.048, p = 0.004</w:t>
-            </w:r>
             <w:r>
               <w:rPr>
                 <w:sz w:val="17"/>
               </w:rPr>
-              <w:t xml:space="preserve"> (10/10)</w:t>
+              <w:t>0.531 ± 0.015</w:t>
+            </w:r>
+          </w:p>
+        </w:tc>
+        <w:tc>
+          <w:tcPr>
+            <w:tcW w:type="dxa" w:w="1994"/>
+          </w:tcPr>
+          <w:p>
+            <w:pPr>
+              <w:spacing w:after="0"/>
+              <w:jc w:val="right"/>
+            </w:pPr>
+            <w:r>
+              <w:rPr>
+                <w:sz w:val="17"/>
+              </w:rPr>
+              <w:t>0.531</w:t>
+            </w:r>
+          </w:p>
+        </w:tc>
+        <w:tc>
+          <w:tcPr>
+            <w:tcW w:type="dxa" w:w="1994"/>
+          </w:tcPr>
+          <w:p>
+            <w:pPr>
+              <w:spacing w:after="0"/>
+              <w:jc w:val="right"/>
+            </w:pPr>
+            <w:r>
+              <w:rPr>
+                <w:sz w:val="17"/>
+              </w:rPr>
+              <w:t>0.543 ± 0.016</w:t>
             </w:r>
           </w:p>
         </w:tc>
@@ -3839,490 +1039,7 @@
               <w:rPr>
                 <w:sz w:val="17"/>
               </w:rPr>
-              <w:t>+0.020, p = 0.42 (7/10)</w:t>
-            </w:r>
-          </w:p>
-        </w:tc>
-        <w:tc>
-          <w:tcPr>
-            <w:tcW w:type="dxa" w:w="1994"/>
-          </w:tcPr>
-          <w:p>
-            <w:pPr>
-              <w:spacing w:after="0"/>
-            </w:pPr>
-            <w:r>
-              <w:rPr>
-                <w:b/>
-                <w:sz w:val="17"/>
-              </w:rPr>
-              <w:t>+0.060, p &lt; 0.001</w:t>
-            </w:r>
-            <w:r>
-              <w:rPr>
-                <w:sz w:val="17"/>
-              </w:rPr>
-              <w:t xml:space="preserve"> (10/10)</w:t>
-            </w:r>
-          </w:p>
-        </w:tc>
-        <w:tc>
-          <w:tcPr>
-            <w:tcW w:type="dxa" w:w="1994"/>
-          </w:tcPr>
-          <w:p>
-            <w:pPr>
-              <w:spacing w:after="0"/>
-            </w:pPr>
-            <w:r>
-              <w:rPr>
-                <w:sz w:val="17"/>
-              </w:rPr>
-              <w:t>AST: +0.020, p = 0.42 (7/10)</w:t>
-            </w:r>
-          </w:p>
-        </w:tc>
-      </w:tr>
-      <w:tr>
-        <w:tc>
-          <w:tcPr>
-            <w:tcW w:type="dxa" w:w="1994"/>
-          </w:tcPr>
-          <w:p>
-            <w:pPr>
-              <w:spacing w:after="0"/>
-            </w:pPr>
-            <w:r>
-              <w:rPr>
-                <w:sz w:val="17"/>
-              </w:rPr>
-              <w:t>samples-F1</w:t>
-            </w:r>
-          </w:p>
-        </w:tc>
-        <w:tc>
-          <w:tcPr>
-            <w:tcW w:type="dxa" w:w="1994"/>
-          </w:tcPr>
-          <w:p>
-            <w:pPr>
-              <w:spacing w:after="0"/>
-            </w:pPr>
-            <w:r>
-              <w:rPr>
-                <w:sz w:val="17"/>
-              </w:rPr>
-              <w:t>+0.034, p = 0.12 (10/10)</w:t>
-            </w:r>
-          </w:p>
-        </w:tc>
-        <w:tc>
-          <w:tcPr>
-            <w:tcW w:type="dxa" w:w="1994"/>
-          </w:tcPr>
-          <w:p>
-            <w:pPr>
-              <w:spacing w:after="0"/>
-            </w:pPr>
-            <w:r>
-              <w:rPr>
-                <w:sz w:val="17"/>
-              </w:rPr>
-              <w:t>−0.010, p = 0.70 (3/10)</w:t>
-            </w:r>
-          </w:p>
-        </w:tc>
-        <w:tc>
-          <w:tcPr>
-            <w:tcW w:type="dxa" w:w="1994"/>
-          </w:tcPr>
-          <w:p>
-            <w:pPr>
-              <w:spacing w:after="0"/>
-            </w:pPr>
-            <w:r>
-              <w:rPr>
-                <w:b/>
-                <w:sz w:val="17"/>
-              </w:rPr>
-              <w:t>+0.054, p = 0.006</w:t>
-            </w:r>
-            <w:r>
-              <w:rPr>
-                <w:sz w:val="17"/>
-              </w:rPr>
-              <w:t xml:space="preserve"> (10/10)</w:t>
-            </w:r>
-          </w:p>
-        </w:tc>
-        <w:tc>
-          <w:tcPr>
-            <w:tcW w:type="dxa" w:w="1994"/>
-          </w:tcPr>
-          <w:p>
-            <w:pPr>
-              <w:spacing w:after="0"/>
-            </w:pPr>
-            <w:r>
-              <w:rPr>
-                <w:sz w:val="17"/>
-              </w:rPr>
-              <w:t>AST: −0.010, p = 0.70 (3/10)</w:t>
-            </w:r>
-          </w:p>
-        </w:tc>
-      </w:tr>
-      <w:tr>
-        <w:tc>
-          <w:tcPr>
-            <w:tcW w:type="dxa" w:w="1994"/>
-          </w:tcPr>
-          <w:p>
-            <w:pPr>
-              <w:spacing w:after="0"/>
-            </w:pPr>
-            <w:r>
-              <w:rPr>
-                <w:sz w:val="17"/>
-              </w:rPr>
-              <w:t>macro-F1, tuned threshold</w:t>
-            </w:r>
-          </w:p>
-        </w:tc>
-        <w:tc>
-          <w:tcPr>
-            <w:tcW w:type="dxa" w:w="1994"/>
-          </w:tcPr>
-          <w:p>
-            <w:pPr>
-              <w:spacing w:after="0"/>
-            </w:pPr>
-            <w:r>
-              <w:rPr>
-                <w:sz w:val="17"/>
-              </w:rPr>
-              <w:t>+0.011, p = 0.44 (7/10)</w:t>
-            </w:r>
-          </w:p>
-        </w:tc>
-        <w:tc>
-          <w:tcPr>
-            <w:tcW w:type="dxa" w:w="1994"/>
-          </w:tcPr>
-          <w:p>
-            <w:pPr>
-              <w:spacing w:after="0"/>
-            </w:pPr>
-            <w:r>
-              <w:rPr>
-                <w:sz w:val="17"/>
-              </w:rPr>
-              <w:t>+0.013, p = 0.38 (8/10)</w:t>
-            </w:r>
-          </w:p>
-        </w:tc>
-        <w:tc>
-          <w:tcPr>
-            <w:tcW w:type="dxa" w:w="1994"/>
-          </w:tcPr>
-          <w:p>
-            <w:pPr>
-              <w:spacing w:after="0"/>
-            </w:pPr>
-            <w:r>
-              <w:rPr>
-                <w:sz w:val="17"/>
-              </w:rPr>
-              <w:t>−0.001, p = 0.92 (4/10)</w:t>
-            </w:r>
-          </w:p>
-        </w:tc>
-        <w:tc>
-          <w:tcPr>
-            <w:tcW w:type="dxa" w:w="1994"/>
-          </w:tcPr>
-          <w:p>
-            <w:pPr>
-              <w:spacing w:after="0"/>
-            </w:pPr>
-            <w:r>
-              <w:rPr>
-                <w:sz w:val="17"/>
-              </w:rPr>
-              <w:t>VGGish: +0.011, p = 0.44 (7/10)</w:t>
-            </w:r>
-          </w:p>
-        </w:tc>
-      </w:tr>
-      <w:tr>
-        <w:tc>
-          <w:tcPr>
-            <w:tcW w:type="dxa" w:w="1994"/>
-          </w:tcPr>
-          <w:p>
-            <w:pPr>
-              <w:spacing w:after="0"/>
-            </w:pPr>
-            <w:r>
-              <w:rPr>
-                <w:sz w:val="17"/>
-              </w:rPr>
-              <w:t>macro average precision</w:t>
-            </w:r>
-          </w:p>
-        </w:tc>
-        <w:tc>
-          <w:tcPr>
-            <w:tcW w:type="dxa" w:w="1994"/>
-          </w:tcPr>
-          <w:p>
-            <w:pPr>
-              <w:spacing w:after="0"/>
-            </w:pPr>
-            <w:r>
-              <w:rPr>
-                <w:sz w:val="17"/>
-              </w:rPr>
-              <w:t>+0.011, p = 0.53 (8/10)</w:t>
-            </w:r>
-          </w:p>
-        </w:tc>
-        <w:tc>
-          <w:tcPr>
-            <w:tcW w:type="dxa" w:w="1994"/>
-          </w:tcPr>
-          <w:p>
-            <w:pPr>
-              <w:spacing w:after="0"/>
-            </w:pPr>
-            <w:r>
-              <w:rPr>
-                <w:sz w:val="17"/>
-              </w:rPr>
-              <w:t>+0.014, p = 0.43 (8/10)</w:t>
-            </w:r>
-          </w:p>
-        </w:tc>
-        <w:tc>
-          <w:tcPr>
-            <w:tcW w:type="dxa" w:w="1994"/>
-          </w:tcPr>
-          <w:p>
-            <w:pPr>
-              <w:spacing w:after="0"/>
-            </w:pPr>
-            <w:r>
-              <w:rPr>
-                <w:sz w:val="17"/>
-              </w:rPr>
-              <w:t>+0.015, p = 0.46 (8/10)</w:t>
-            </w:r>
-          </w:p>
-        </w:tc>
-        <w:tc>
-          <w:tcPr>
-            <w:tcW w:type="dxa" w:w="1994"/>
-          </w:tcPr>
-          <w:p>
-            <w:pPr>
-              <w:spacing w:after="0"/>
-            </w:pPr>
-            <w:r>
-              <w:rPr>
-                <w:sz w:val="17"/>
-              </w:rPr>
-              <w:t>VGGish: +0.011, p = 0.53 (8/10)</w:t>
-            </w:r>
-          </w:p>
-        </w:tc>
-      </w:tr>
-      <w:tr>
-        <w:tc>
-          <w:tcPr>
-            <w:tcW w:type="dxa" w:w="1994"/>
-          </w:tcPr>
-          <w:p>
-            <w:pPr>
-              <w:spacing w:after="0"/>
-            </w:pPr>
-            <w:r>
-              <w:rPr>
-                <w:sz w:val="17"/>
-              </w:rPr>
-              <w:t>macro ROC-AUC</w:t>
-            </w:r>
-          </w:p>
-        </w:tc>
-        <w:tc>
-          <w:tcPr>
-            <w:tcW w:type="dxa" w:w="1994"/>
-          </w:tcPr>
-          <w:p>
-            <w:pPr>
-              <w:spacing w:after="0"/>
-            </w:pPr>
-            <w:r>
-              <w:rPr>
-                <w:sz w:val="17"/>
-              </w:rPr>
-              <w:t>+0.041, p = 0.18 (10/10)</w:t>
-            </w:r>
-          </w:p>
-        </w:tc>
-        <w:tc>
-          <w:tcPr>
-            <w:tcW w:type="dxa" w:w="1994"/>
-          </w:tcPr>
-          <w:p>
-            <w:pPr>
-              <w:spacing w:after="0"/>
-            </w:pPr>
-            <w:r>
-              <w:rPr>
-                <w:sz w:val="17"/>
-              </w:rPr>
-              <w:t>+0.038, p = 0.19 (7/10)</w:t>
-            </w:r>
-          </w:p>
-        </w:tc>
-        <w:tc>
-          <w:tcPr>
-            <w:tcW w:type="dxa" w:w="1994"/>
-          </w:tcPr>
-          <w:p>
-            <w:pPr>
-              <w:spacing w:after="0"/>
-            </w:pPr>
-            <w:r>
-              <w:rPr>
-                <w:sz w:val="17"/>
-              </w:rPr>
-              <w:t>+0.041, p = 0.12 (10/10)</w:t>
-            </w:r>
-          </w:p>
-        </w:tc>
-        <w:tc>
-          <w:tcPr>
-            <w:tcW w:type="dxa" w:w="1994"/>
-          </w:tcPr>
-          <w:p>
-            <w:pPr>
-              <w:spacing w:after="0"/>
-            </w:pPr>
-            <w:r>
-              <w:rPr>
-                <w:sz w:val="17"/>
-              </w:rPr>
-              <w:t>AST: +0.038, p = 0.19 (7/10)</w:t>
-            </w:r>
-          </w:p>
-        </w:tc>
-      </w:tr>
-      <w:tr>
-        <w:tc>
-          <w:tcPr>
-            <w:tcW w:type="dxa" w:w="1994"/>
-          </w:tcPr>
-          <w:p>
-            <w:pPr>
-              <w:spacing w:after="0"/>
-            </w:pPr>
-            <w:r>
-              <w:rPr>
-                <w:sz w:val="17"/>
-              </w:rPr>
-              <w:t>film-level macro-F1</w:t>
-            </w:r>
-          </w:p>
-        </w:tc>
-        <w:tc>
-          <w:tcPr>
-            <w:tcW w:type="dxa" w:w="1994"/>
-          </w:tcPr>
-          <w:p>
-            <w:pPr>
-              <w:spacing w:after="0"/>
-            </w:pPr>
-            <w:r>
-              <w:rPr>
-                <w:b/>
-                <w:sz w:val="17"/>
-              </w:rPr>
-              <w:t>+0.096, p = 0.041</w:t>
-            </w:r>
-            <w:r>
-              <w:rPr>
-                <w:sz w:val="17"/>
-              </w:rPr>
-              <w:t xml:space="preserve"> (10/10)</w:t>
-            </w:r>
-          </w:p>
-        </w:tc>
-        <w:tc>
-          <w:tcPr>
-            <w:tcW w:type="dxa" w:w="1994"/>
-          </w:tcPr>
-          <w:p>
-            <w:pPr>
-              <w:spacing w:after="0"/>
-            </w:pPr>
-            <w:r>
-              <w:rPr>
-                <w:b/>
-                <w:sz w:val="17"/>
-              </w:rPr>
-              <w:t>+0.161, p &lt; 0.001</w:t>
-            </w:r>
-            <w:r>
-              <w:rPr>
-                <w:sz w:val="17"/>
-              </w:rPr>
-              <w:t xml:space="preserve"> (10/10)</w:t>
-            </w:r>
-          </w:p>
-        </w:tc>
-        <w:tc>
-          <w:tcPr>
-            <w:tcW w:type="dxa" w:w="1994"/>
-          </w:tcPr>
-          <w:p>
-            <w:pPr>
-              <w:spacing w:after="0"/>
-            </w:pPr>
-            <w:r>
-              <w:rPr>
-                <w:sz w:val="17"/>
-              </w:rPr>
-              <w:t>+0.053, p = 0.32 (9/10)</w:t>
-            </w:r>
-          </w:p>
-        </w:tc>
-        <w:tc>
-          <w:tcPr>
-            <w:tcW w:type="dxa" w:w="1994"/>
-          </w:tcPr>
-          <w:p>
-            <w:pPr>
-              <w:spacing w:after="0"/>
-            </w:pPr>
-            <w:r>
-              <w:rPr>
-                <w:sz w:val="17"/>
-              </w:rPr>
-              <w:t xml:space="preserve">VGGish: </w:t>
-            </w:r>
-            <w:r>
-              <w:rPr>
-                <w:b/>
-                <w:sz w:val="17"/>
-              </w:rPr>
-              <w:t>+0.096, p = 0.041</w:t>
-            </w:r>
-            <w:r>
-              <w:rPr>
-                <w:sz w:val="17"/>
-              </w:rPr>
-              <w:t xml:space="preserve"> (10/10)</w:t>
+              <w:t>-0.011, p = 0.688</w:t>
             </w:r>
           </w:p>
         </w:tc>
@@ -4335,145 +1052,7 @@
     </w:p>
     <w:p>
       <w:r>
-        <w:t>The bootstrap p for macro-F1 vs VGGish here (0.035) is from this script's own bootstrap; the thesis quotes 0.042 from the main analysis (</w:t>
-      </w:r>
-      <w:r>
-        <w:rPr>
-          <w:rFonts w:ascii="Consolas" w:hAnsi="Consolas"/>
-          <w:color w:val="404040"/>
-          <w:sz w:val="18"/>
-        </w:rPr>
-        <w:t>cv_corrected.json</w:t>
-      </w:r>
-      <w:r>
-        <w:t>), same data and a different random draw of films.</w:t>
-      </w:r>
-    </w:p>
-    <w:p>
-      <w:pPr>
-        <w:pStyle w:val="Heading2"/>
-      </w:pPr>
-      <w:r>
-        <w:t>What this shows</w:t>
-      </w:r>
-    </w:p>
-    <w:p>
-      <w:pPr>
-        <w:spacing w:after="40"/>
-        <w:ind w:left="510" w:hanging="340"/>
-      </w:pPr>
-      <w:r>
-        <w:t xml:space="preserve">1. </w:t>
-      </w:r>
-      <w:r>
-        <w:rPr>
-          <w:b/>
-        </w:rPr>
-        <w:t>Macro-F1 is the right headline.</w:t>
-      </w:r>
-      <w:r>
-        <w:t xml:space="preserve"> Micro-F1, samples-F1, exact match, Hamming loss and Jaccard are all </w:t>
-      </w:r>
-      <w:r>
-        <w:rPr>
-          <w:i/>
-        </w:rPr>
-        <w:t>won by the most-frequent dummy</w:t>
-      </w:r>
-      <w:r>
-        <w:t>, a model that has learned nothing but "say Drama". A metric that ranks it first cannot answer a question about Horror or Comedy. Among the real models these metrics prefer AST, the route with the lowest recall, which predicts the fewest genres per clip.</w:t>
-      </w:r>
-    </w:p>
-    <w:p>
-      <w:pPr>
-        <w:spacing w:after="40"/>
-        <w:ind w:left="510" w:hanging="340"/>
-      </w:pPr>
-      <w:r>
-        <w:t xml:space="preserve">2. </w:t>
-      </w:r>
-      <w:r>
-        <w:rPr>
-          <w:b/>
-        </w:rPr>
-        <w:t>Every metric that treats the genres equally puts the emotion route first</w:t>
-      </w:r>
-      <w:r>
-        <w:t>: macro-F1, weighted-F1, both ranking metrics (C) and the film-level score (D). The differences are significant for macro-F1, weighted-F1 and the film level; the ranking metrics point the same way but not significantly.</w:t>
-      </w:r>
-    </w:p>
-    <w:p>
-      <w:pPr>
-        <w:spacing w:after="40"/>
-        <w:ind w:left="510" w:hanging="340"/>
-      </w:pPr>
-      <w:r>
-        <w:t xml:space="preserve">3. </w:t>
-      </w:r>
-      <w:r>
-        <w:rPr>
-          <w:b/>
-        </w:rPr>
-        <w:t>The in-domain lead depends on the threshold (B).</w:t>
-      </w:r>
-      <w:r>
-        <w:t xml:space="preserve"> With a per-genre cut every route improves and they converge (0.427–0.441): the lead over VGGish shrinks to +0.011 (p = 0.44) and PCA-8 is level. The precision and recall rows show why. At the default cut the emotion route wins mainly through </w:t>
-      </w:r>
-      <w:r>
-        <w:rPr>
-          <w:b/>
-        </w:rPr>
-        <w:t>recall</w:t>
-      </w:r>
-      <w:r>
-        <w:t xml:space="preserve"> (0.596 vs 0.439): its probabilities for rare genres reach 0.5 more often. Tuning the cut gives the other routes the same benefit.</w:t>
-      </w:r>
-    </w:p>
-    <w:p>
-      <w:pPr>
-        <w:spacing w:after="40"/>
-        <w:ind w:left="510" w:hanging="340"/>
-      </w:pPr>
-      <w:r>
-        <w:t xml:space="preserve">4. </w:t>
-      </w:r>
-      <w:r>
-        <w:rPr>
-          <w:b/>
-        </w:rPr>
-        <w:t>The ceiling column</w:t>
-      </w:r>
-      <w:r>
-        <w:t xml:space="preserve"> (human ratings) scores highest on macro-F1, the tuned threshold, ROC-AUC and the film level, so better emotion predictions would help.</w:t>
-      </w:r>
-    </w:p>
-    <w:p>
-      <w:r>
-        <w:rPr>
-          <w:b/>
-        </w:rPr>
-        <w:t>The honest statement for the thesis:</w:t>
-      </w:r>
-      <w:r>
-        <w:t xml:space="preserve"> in-domain, the emotion route loses nothing against direct audio and is ahead at the standard operating point; it is not better under every way of scoring. The </w:t>
-      </w:r>
-      <w:r>
-        <w:rPr>
-          <w:b/>
-        </w:rPr>
-        <w:t>zero-shot</w:t>
-      </w:r>
-      <w:r>
-        <w:t xml:space="preserve"> result (0.511 vs 0.407) is a different situation: there are no labels on the target dataset to tune a threshold with. Whether that advantage survives a threshold tuned on the </w:t>
-      </w:r>
-      <w:r>
-        <w:rPr>
-          <w:i/>
-        </w:rPr>
-        <w:t>source</w:t>
-      </w:r>
-      <w:r>
-        <w:t xml:space="preserve"> dataset has not been tested yet; it is the one open check this raises (section 8).</w:t>
+        <w:t>The error bars of a single transfer split are large (about ±0.03 to ±0.07), which is why the comparisons rest on the paired bootstrap rather than on the bars overlapping or not.</w:t>
       </w:r>
     </w:p>
     <w:p>
@@ -4481,170 +1060,128 @@
         <w:pStyle w:val="Heading1"/>
       </w:pPr>
       <w:r>
-        <w:t>3. Note 2 — standard deviation, stability, reproducibility</w:t>
+        <w:t>4. Note 2 — leakage between the datasets</w:t>
       </w:r>
     </w:p>
     <w:p>
       <w:pPr>
-        <w:pStyle w:val="Heading2"/>
+        <w:pStyle w:val="ListBullet"/>
+        <w:spacing w:after="40"/>
       </w:pPr>
-      <w:r>
-        <w:t>Why there are four different SDs</w:t>
-      </w:r>
-    </w:p>
-    <w:p>
-      <w:r>
-        <w:t xml:space="preserve">A cross-validated score is not one fixed number. It changes when anything random in the procedure changes, and there are four such things. Each SD below changes </w:t>
-      </w:r>
       <w:r>
         <w:rPr>
           <w:b/>
         </w:rPr>
-        <w:t>one</w:t>
+        <w:t>No common film.</w:t>
       </w:r>
       <w:r>
-        <w:t xml:space="preserve"> of them and keeps the rest fixed, so it measures how much the result depends on that one thing. Small means stable.</w:t>
+        <w:t xml:space="preserve"> None of the 42 Eerola films' IMDb ids occurs among the 110 Blockbuster films, and no title matches (also not loosely). The Eerola films are all from before 2011, the Blockbuster films from 2014 to 2019.</w:t>
       </w:r>
     </w:p>
     <w:p>
       <w:pPr>
+        <w:pStyle w:val="ListBullet"/>
         <w:spacing w:after="40"/>
-        <w:ind w:left="510" w:hanging="340"/>
       </w:pPr>
-      <w:r>
-        <w:t xml:space="preserve">1. </w:t>
-      </w:r>
       <w:r>
         <w:rPr>
           <w:b/>
         </w:rPr>
-        <w:t>SD over the 10 repeats: the luck of the split.</w:t>
+        <w:t>Shared composers, not shared films.</w:t>
       </w:r>
       <w:r>
-        <w:t xml:space="preserve"> One 5-fold run splits the 41 films into 5 groups at random. We repeat that with 10 different splits and compute macro-F1 once per repeat (on the out-of-fold predictions of all 41 films, or all 329 clips). The SD of these 10 numbers says how much the score depends on </w:t>
+        <w:t xml:space="preserve"> Some composers scored films in both, e.g. Danny Elfman (</w:t>
       </w:r>
       <w:r>
         <w:rPr>
           <w:i/>
         </w:rPr>
-        <w:t>which films happened to be tested together</w:t>
+        <w:t>Batman</w:t>
       </w:r>
       <w:r>
-        <w:t>. This is the stability of the number we report.</w:t>
-      </w:r>
-    </w:p>
-    <w:p>
-      <w:pPr>
-        <w:spacing w:after="40"/>
-        <w:ind w:left="510" w:hanging="340"/>
-      </w:pPr>
-      <w:r>
-        <w:t xml:space="preserve">2. </w:t>
-      </w:r>
-      <w:r>
-        <w:rPr>
-          <w:b/>
-        </w:rPr>
-        <w:t>SD over the 50 single folds: how noisy one test fold is.</w:t>
-      </w:r>
-      <w:r>
-        <w:t xml:space="preserve"> The same 10 × 5 = 50 test folds, but each scored on its own. A fold holds only about 8 films (≈ 65 clips), so a single fold's score swings a lot. This SD is not the uncertainty of our result; it shows why one 5-fold run would not be enough and why we pool and repeat. (Averaging 5 folds divides the swing by roughly √5, which is about where the repeat SD ends up.)</w:t>
-      </w:r>
-    </w:p>
-    <w:p>
-      <w:pPr>
-        <w:spacing w:after="40"/>
-        <w:ind w:left="510" w:hanging="340"/>
-      </w:pPr>
-      <w:r>
-        <w:t xml:space="preserve">3. </w:t>
-      </w:r>
-      <w:r>
-        <w:rPr>
-          <w:b/>
-        </w:rPr>
-        <w:t>Film bootstrap SE: the luck of the dataset.</w:t>
-      </w:r>
-      <w:r>
-        <w:t xml:space="preserve"> Even with a perfect procedure, the 41 films are one sample of all films that could have been in the dataset. The bootstrap draws 41 films </w:t>
+        <w:t xml:space="preserve"> in Eerola, </w:t>
       </w:r>
       <w:r>
         <w:rPr>
           <w:i/>
         </w:rPr>
-        <w:t>with replacement</w:t>
+        <w:t>Justice League</w:t>
       </w:r>
       <w:r>
-        <w:t xml:space="preserve"> 2000 times (1000 in the clip-level metric analysis), re-scores the same predictions on each draw, and measures the spread. This is the </w:t>
+        <w:t xml:space="preserve"> in Blockbuster, which quotes his Batman theme). That is stylistic overlap, not a leak; the thesis names it as a limitation.</w:t>
       </w:r>
+    </w:p>
+    <w:p>
+      <w:pPr>
+        <w:pStyle w:val="ListBullet"/>
+        <w:spacing w:after="40"/>
+      </w:pPr>
       <w:r>
         <w:rPr>
           <w:b/>
         </w:rPr>
-        <w:t>standard error</w:t>
+        <w:t>The leak that did exist was inside Eerola</w:t>
       </w:r>
       <w:r>
-        <w:t>: how far the score would move with a different set of films of the same size. It is the uncertainty the 95 % intervals in the thesis show (SE ≈ interval width / 3.92).</w:t>
+        <w:t xml:space="preserve"> (section 2), and it is fixed.</w:t>
       </w:r>
     </w:p>
     <w:p>
       <w:pPr>
-        <w:spacing w:after="40"/>
-        <w:ind w:left="510" w:hanging="340"/>
+        <w:pStyle w:val="Heading1"/>
       </w:pPr>
       <w:r>
-        <w:t xml:space="preserve">4. </w:t>
-      </w:r>
-      <w:r>
-        <w:rPr>
-          <w:b/>
-        </w:rPr>
-        <w:t>SD over 5 seeds: the luck of the random numbers.</w:t>
-      </w:r>
-      <w:r>
-        <w:t xml:space="preserve"> The entire 10 × 5 protocol was re-run under five master seeds (42, 1, 2, 3, 4). A seed changes both the splits and the random forest that predicts the emotions. The SD of the five 10-repeat means says whether someone re-running the code with another seed would get the same result. This is </w:t>
-      </w:r>
-      <w:r>
-        <w:rPr>
-          <w:b/>
-        </w:rPr>
-        <w:t>reproducibility</w:t>
-      </w:r>
-      <w:r>
-        <w:t>.</w:t>
+        <w:t>5. Note 3 — results per genre</w:t>
       </w:r>
     </w:p>
     <w:p>
       <w:pPr>
-        <w:pStyle w:val="Heading2"/>
+        <w:jc w:val="center"/>
       </w:pPr>
       <w:r>
-        <w:t>The numbers</w:t>
+        <w:drawing>
+          <wp:inline xmlns:a="http://schemas.openxmlformats.org/drawingml/2006/main" xmlns:pic="http://schemas.openxmlformats.org/drawingml/2006/picture">
+            <wp:extent cx="5580000" cy="2521642"/>
+            <wp:docPr id="3" name="Picture 3"/>
+            <wp:cNvGraphicFramePr>
+              <a:graphicFrameLocks noChangeAspect="1"/>
+            </wp:cNvGraphicFramePr>
+            <a:graphic>
+              <a:graphicData uri="http://schemas.openxmlformats.org/drawingml/2006/picture">
+                <pic:pic>
+                  <pic:nvPicPr>
+                    <pic:cNvPr id="0" name="per_genre.png"/>
+                    <pic:cNvPicPr/>
+                  </pic:nvPicPr>
+                  <pic:blipFill>
+                    <a:blip r:embed="rId11"/>
+                    <a:stretch>
+                      <a:fillRect/>
+                    </a:stretch>
+                  </pic:blipFill>
+                  <pic:spPr>
+                    <a:xfrm>
+                      <a:off x="0" y="0"/>
+                      <a:ext cx="5580000" cy="2521642"/>
+                    </a:xfrm>
+                    <a:prstGeom prst="rect"/>
+                  </pic:spPr>
+                </pic:pic>
+              </a:graphicData>
+            </a:graphic>
+          </wp:inline>
+        </w:drawing>
       </w:r>
     </w:p>
     <w:p>
-      <w:r>
-        <w:t xml:space="preserve">Five genres. </w:t>
-      </w:r>
+      <w:pPr>
+        <w:jc w:val="center"/>
+      </w:pPr>
       <w:r>
         <w:rPr>
-          <w:b/>
+          <w:i/>
         </w:rPr>
-        <w:t>Film level</w:t>
-      </w:r>
-      <w:r>
-        <w:t xml:space="preserve"> (the headline since 7 Oct; </w:t>
-      </w:r>
-      <w:r>
-        <w:rPr>
-          <w:rFonts w:ascii="Consolas" w:hAnsi="Consolas"/>
-          <w:color w:val="404040"/>
-          <w:sz w:val="18"/>
-        </w:rPr>
-        <w:t>results/film_level.json</w:t>
-      </w:r>
-      <w:r>
-        <w:t>). The single-fold SD has no film-level version, because a test fold holds about 8 films and most genres have no positive film in it.</w:t>
+        <w:t>Film-level F1 per genre and route; the best route per genre is boxed</w:t>
       </w:r>
     </w:p>
     <w:tbl>
@@ -4676,7 +1213,7 @@
                 <w:b/>
                 <w:sz w:val="17"/>
               </w:rPr>
-              <w:t>route</w:t>
+              <w:t>genre</w:t>
             </w:r>
           </w:p>
         </w:tc>
@@ -4694,7 +1231,7 @@
                 <w:b/>
                 <w:sz w:val="17"/>
               </w:rPr>
-              <w:t>1. repeats (split)</w:t>
+              <w:t>films</w:t>
             </w:r>
           </w:p>
         </w:tc>
@@ -4712,7 +1249,7 @@
                 <w:b/>
                 <w:sz w:val="17"/>
               </w:rPr>
-              <w:t>the 10 repeats lie in</w:t>
+              <w:t>best route (F1)</w:t>
             </w:r>
           </w:p>
         </w:tc>
@@ -4730,7 +1267,7 @@
                 <w:b/>
                 <w:sz w:val="17"/>
               </w:rPr>
-              <w:t>3. bootstrap SE (films)</w:t>
+              <w:t>emotion route P / R / F1</w:t>
             </w:r>
           </w:p>
         </w:tc>
@@ -4748,7 +1285,7 @@
                 <w:b/>
                 <w:sz w:val="17"/>
               </w:rPr>
-              <w:t>4. seeds (random numbers)</w:t>
+              <w:t>VGGish P / R / F1</w:t>
             </w:r>
           </w:p>
         </w:tc>
@@ -4766,7 +1303,7 @@
               <w:rPr>
                 <w:sz w:val="17"/>
               </w:rPr>
-              <w:t>human ratings (ceiling)</w:t>
+              <w:t>Action</w:t>
             </w:r>
           </w:p>
         </w:tc>
@@ -4783,7 +1320,7 @@
               <w:rPr>
                 <w:sz w:val="17"/>
               </w:rPr>
-              <w:t>0.017</w:t>
+              <w:t>12</w:t>
             </w:r>
           </w:p>
         </w:tc>
@@ -4799,78 +1336,7 @@
               <w:rPr>
                 <w:sz w:val="17"/>
               </w:rPr>
-              <w:t>0.486–0.543</w:t>
-            </w:r>
-          </w:p>
-        </w:tc>
-        <w:tc>
-          <w:tcPr>
-            <w:tcW w:type="dxa" w:w="1994"/>
-          </w:tcPr>
-          <w:p>
-            <w:pPr>
-              <w:spacing w:after="0"/>
-              <w:jc w:val="right"/>
-            </w:pPr>
-            <w:r>
-              <w:rPr>
-                <w:sz w:val="17"/>
-              </w:rPr>
-              <w:t>0.038</w:t>
-            </w:r>
-          </w:p>
-        </w:tc>
-        <w:tc>
-          <w:tcPr>
-            <w:tcW w:type="dxa" w:w="1994"/>
-          </w:tcPr>
-          <w:p>
-            <w:pPr>
-              <w:spacing w:after="0"/>
-              <w:jc w:val="right"/>
-            </w:pPr>
-            <w:r>
-              <w:rPr>
-                <w:sz w:val="17"/>
-              </w:rPr>
-              <w:t>0.011</w:t>
-            </w:r>
-          </w:p>
-        </w:tc>
-      </w:tr>
-      <w:tr>
-        <w:tc>
-          <w:tcPr>
-            <w:tcW w:type="dxa" w:w="1994"/>
-          </w:tcPr>
-          <w:p>
-            <w:pPr>
-              <w:spacing w:after="0"/>
-            </w:pPr>
-            <w:r>
-              <w:rPr>
-                <w:b/>
-                <w:sz w:val="17"/>
-              </w:rPr>
-              <w:t>emotion route</w:t>
-            </w:r>
-          </w:p>
-        </w:tc>
-        <w:tc>
-          <w:tcPr>
-            <w:tcW w:type="dxa" w:w="1994"/>
-          </w:tcPr>
-          <w:p>
-            <w:pPr>
-              <w:spacing w:after="0"/>
-              <w:jc w:val="right"/>
-            </w:pPr>
-            <w:r>
-              <w:rPr>
-                <w:b/>
-                <w:sz w:val="17"/>
-              </w:rPr>
-              <w:t>0.026</w:t>
+              <w:t>emotion route (0.61)</w:t>
             </w:r>
           </w:p>
         </w:tc>
@@ -4886,7 +1352,14 @@
               <w:rPr>
                 <w:sz w:val="17"/>
               </w:rPr>
-              <w:t>0.423–0.513</w:t>
+              <w:t xml:space="preserve">0.52 / 0.76 / </w:t>
+            </w:r>
+            <w:r>
+              <w:rPr>
+                <w:b/>
+                <w:sz w:val="17"/>
+              </w:rPr>
+              <w:t>0.61</w:t>
             </w:r>
           </w:p>
         </w:tc>
@@ -4897,30 +1370,12 @@
           <w:p>
             <w:pPr>
               <w:spacing w:after="0"/>
-              <w:jc w:val="right"/>
             </w:pPr>
             <w:r>
               <w:rPr>
                 <w:sz w:val="17"/>
               </w:rPr>
-              <w:t>0.035</w:t>
-            </w:r>
-          </w:p>
-        </w:tc>
-        <w:tc>
-          <w:tcPr>
-            <w:tcW w:type="dxa" w:w="1994"/>
-          </w:tcPr>
-          <w:p>
-            <w:pPr>
-              <w:spacing w:after="0"/>
-              <w:jc w:val="right"/>
-            </w:pPr>
-            <w:r>
-              <w:rPr>
-                <w:sz w:val="17"/>
-              </w:rPr>
-              <w:t>0.010</w:t>
+              <w:t>0.39 / 0.47 / 0.43</w:t>
             </w:r>
           </w:p>
         </w:tc>
@@ -4938,7 +1393,7 @@
               <w:rPr>
                 <w:sz w:val="17"/>
               </w:rPr>
-              <w:t>direct VGGish</w:t>
+              <w:t>Crime</w:t>
             </w:r>
           </w:p>
         </w:tc>
@@ -4955,7 +1410,7 @@
               <w:rPr>
                 <w:sz w:val="17"/>
               </w:rPr>
-              <w:t>0.055</w:t>
+              <w:t>12</w:t>
             </w:r>
           </w:p>
         </w:tc>
@@ -4971,7 +1426,7 @@
               <w:rPr>
                 <w:sz w:val="17"/>
               </w:rPr>
-              <w:t>0.281–0.442</w:t>
+              <w:t>emotion route (0.35)</w:t>
             </w:r>
           </w:p>
         </w:tc>
@@ -4982,13 +1437,19 @@
           <w:p>
             <w:pPr>
               <w:spacing w:after="0"/>
-              <w:jc w:val="right"/>
             </w:pPr>
             <w:r>
               <w:rPr>
                 <w:sz w:val="17"/>
               </w:rPr>
-              <w:t>0.037</w:t>
+              <w:t xml:space="preserve">0.28 / 0.47 / </w:t>
+            </w:r>
+            <w:r>
+              <w:rPr>
+                <w:b/>
+                <w:sz w:val="17"/>
+              </w:rPr>
+              <w:t>0.35</w:t>
             </w:r>
           </w:p>
         </w:tc>
@@ -4999,13 +1460,12 @@
           <w:p>
             <w:pPr>
               <w:spacing w:after="0"/>
-              <w:jc w:val="right"/>
             </w:pPr>
             <w:r>
               <w:rPr>
                 <w:sz w:val="17"/>
               </w:rPr>
-              <w:t>0.015</w:t>
+              <w:t>0.29 / 0.37 / 0.32</w:t>
             </w:r>
           </w:p>
         </w:tc>
@@ -5023,7 +1483,7 @@
               <w:rPr>
                 <w:sz w:val="17"/>
               </w:rPr>
-              <w:t>direct AST</w:t>
+              <w:t>Drama</w:t>
             </w:r>
           </w:p>
         </w:tc>
@@ -5040,7 +1500,7 @@
               <w:rPr>
                 <w:sz w:val="17"/>
               </w:rPr>
-              <w:t>0.047</w:t>
+              <w:t>29</w:t>
             </w:r>
           </w:p>
         </w:tc>
@@ -5056,7 +1516,7 @@
               <w:rPr>
                 <w:sz w:val="17"/>
               </w:rPr>
-              <w:t>0.204–0.364</w:t>
+              <w:t>MIR (0.82)</w:t>
             </w:r>
           </w:p>
         </w:tc>
@@ -5067,13 +1527,19 @@
           <w:p>
             <w:pPr>
               <w:spacing w:after="0"/>
-              <w:jc w:val="right"/>
             </w:pPr>
             <w:r>
               <w:rPr>
                 <w:sz w:val="17"/>
               </w:rPr>
-              <w:t>0.027</w:t>
+              <w:t xml:space="preserve">0.87 / 0.68 / </w:t>
+            </w:r>
+            <w:r>
+              <w:rPr>
+                <w:b/>
+                <w:sz w:val="17"/>
+              </w:rPr>
+              <w:t>0.76</w:t>
             </w:r>
           </w:p>
         </w:tc>
@@ -5084,13 +1550,12 @@
           <w:p>
             <w:pPr>
               <w:spacing w:after="0"/>
-              <w:jc w:val="right"/>
             </w:pPr>
             <w:r>
               <w:rPr>
                 <w:sz w:val="17"/>
               </w:rPr>
-              <w:t>0.008</w:t>
+              <w:t>0.79 / 0.69 / 0.74</w:t>
             </w:r>
           </w:p>
         </w:tc>
@@ -5108,7 +1573,7 @@
               <w:rPr>
                 <w:sz w:val="17"/>
               </w:rPr>
-              <w:t>PCA-8 control</w:t>
+              <w:t>Comedy</w:t>
             </w:r>
           </w:p>
         </w:tc>
@@ -5125,7 +1590,7 @@
               <w:rPr>
                 <w:sz w:val="17"/>
               </w:rPr>
-              <w:t>0.028</w:t>
+              <w:t>4</w:t>
             </w:r>
           </w:p>
         </w:tc>
@@ -5141,7 +1606,7 @@
               <w:rPr>
                 <w:sz w:val="17"/>
               </w:rPr>
-              <w:t>0.372–0.449</w:t>
+              <w:t>emotion route (0.34)</w:t>
             </w:r>
           </w:p>
         </w:tc>
@@ -5152,13 +1617,19 @@
           <w:p>
             <w:pPr>
               <w:spacing w:after="0"/>
-              <w:jc w:val="right"/>
             </w:pPr>
             <w:r>
               <w:rPr>
                 <w:sz w:val="17"/>
               </w:rPr>
-              <w:t>0.044</w:t>
+              <w:t xml:space="preserve">0.22 / 0.78 / </w:t>
+            </w:r>
+            <w:r>
+              <w:rPr>
+                <w:b/>
+                <w:sz w:val="17"/>
+              </w:rPr>
+              <w:t>0.34</w:t>
             </w:r>
           </w:p>
         </w:tc>
@@ -5169,147 +1640,12 @@
           <w:p>
             <w:pPr>
               <w:spacing w:after="0"/>
-              <w:jc w:val="right"/>
             </w:pPr>
             <w:r>
               <w:rPr>
                 <w:sz w:val="17"/>
               </w:rPr>
-              <w:t>0.008</w:t>
-            </w:r>
-          </w:p>
-        </w:tc>
-      </w:tr>
-    </w:tbl>
-    <w:p>
-      <w:pPr>
-        <w:spacing w:after="40"/>
-      </w:pPr>
-    </w:p>
-    <w:p>
-      <w:r>
-        <w:rPr>
-          <w:b/>
-        </w:rPr>
-        <w:t>Clip level</w:t>
-      </w:r>
-      <w:r>
-        <w:t xml:space="preserve"> (the check; </w:t>
-      </w:r>
-      <w:r>
-        <w:rPr>
-          <w:rFonts w:ascii="Consolas" w:hAnsi="Consolas"/>
-          <w:color w:val="404040"/>
-          <w:sz w:val="18"/>
-        </w:rPr>
-        <w:t>results/metrics_stability.json</w:t>
-      </w:r>
-      <w:r>
-        <w:t>):</w:t>
-      </w:r>
-    </w:p>
-    <w:tbl>
-      <w:tblPr>
-        <w:tblStyle w:val="TableGrid"/>
-        <w:tblW w:type="auto" w:w="0"/>
-        <w:jc w:val="center"/>
-        <w:tblLook w:firstColumn="1" w:firstRow="1" w:lastColumn="0" w:lastRow="0" w:noHBand="0" w:noVBand="1" w:val="04A0"/>
-      </w:tblPr>
-      <w:tblGrid>
-        <w:gridCol w:w="1994"/>
-        <w:gridCol w:w="1994"/>
-        <w:gridCol w:w="1994"/>
-        <w:gridCol w:w="1994"/>
-        <w:gridCol w:w="1994"/>
-      </w:tblGrid>
-      <w:tr>
-        <w:tc>
-          <w:tcPr>
-            <w:tcW w:type="dxa" w:w="1994"/>
-            <w:shd w:val="clear" w:color="auto" w:fill="E8E8E8"/>
-          </w:tcPr>
-          <w:p>
-            <w:pPr>
-              <w:spacing w:after="0"/>
-            </w:pPr>
-            <w:r>
-              <w:rPr>
-                <w:b/>
-                <w:sz w:val="17"/>
-              </w:rPr>
-              <w:t>route</w:t>
-            </w:r>
-          </w:p>
-        </w:tc>
-        <w:tc>
-          <w:tcPr>
-            <w:tcW w:type="dxa" w:w="1994"/>
-            <w:shd w:val="clear" w:color="auto" w:fill="E8E8E8"/>
-          </w:tcPr>
-          <w:p>
-            <w:pPr>
-              <w:spacing w:after="0"/>
-            </w:pPr>
-            <w:r>
-              <w:rPr>
-                <w:b/>
-                <w:sz w:val="17"/>
-              </w:rPr>
-              <w:t>1. repeats (split)</w:t>
-            </w:r>
-          </w:p>
-        </w:tc>
-        <w:tc>
-          <w:tcPr>
-            <w:tcW w:type="dxa" w:w="1994"/>
-            <w:shd w:val="clear" w:color="auto" w:fill="E8E8E8"/>
-          </w:tcPr>
-          <w:p>
-            <w:pPr>
-              <w:spacing w:after="0"/>
-            </w:pPr>
-            <w:r>
-              <w:rPr>
-                <w:b/>
-                <w:sz w:val="17"/>
-              </w:rPr>
-              <w:t>2. single folds</w:t>
-            </w:r>
-          </w:p>
-        </w:tc>
-        <w:tc>
-          <w:tcPr>
-            <w:tcW w:type="dxa" w:w="1994"/>
-            <w:shd w:val="clear" w:color="auto" w:fill="E8E8E8"/>
-          </w:tcPr>
-          <w:p>
-            <w:pPr>
-              <w:spacing w:after="0"/>
-            </w:pPr>
-            <w:r>
-              <w:rPr>
-                <w:b/>
-                <w:sz w:val="17"/>
-              </w:rPr>
-              <w:t>3. bootstrap SE (films)</w:t>
-            </w:r>
-          </w:p>
-        </w:tc>
-        <w:tc>
-          <w:tcPr>
-            <w:tcW w:type="dxa" w:w="1994"/>
-            <w:shd w:val="clear" w:color="auto" w:fill="E8E8E8"/>
-          </w:tcPr>
-          <w:p>
-            <w:pPr>
-              <w:spacing w:after="0"/>
-            </w:pPr>
-            <w:r>
-              <w:rPr>
-                <w:b/>
-                <w:sz w:val="17"/>
-              </w:rPr>
-              <w:t>4. seeds (random numbers)</w:t>
+              <w:t>0.12 / 0.12 / 0.12</w:t>
             </w:r>
           </w:p>
         </w:tc>
@@ -5327,7 +1663,7 @@
               <w:rPr>
                 <w:sz w:val="17"/>
               </w:rPr>
-              <w:t>human ratings (ceiling)</w:t>
+              <w:t>Horror</w:t>
             </w:r>
           </w:p>
         </w:tc>
@@ -5344,150 +1680,10 @@
               <w:rPr>
                 <w:sz w:val="17"/>
               </w:rPr>
-              <w:t>0.009</w:t>
+              <w:t>5</w:t>
             </w:r>
           </w:p>
         </w:tc>
-        <w:tc>
-          <w:tcPr>
-            <w:tcW w:type="dxa" w:w="1994"/>
-          </w:tcPr>
-          <w:p>
-            <w:pPr>
-              <w:spacing w:after="0"/>
-              <w:jc w:val="right"/>
-            </w:pPr>
-            <w:r>
-              <w:rPr>
-                <w:sz w:val="17"/>
-              </w:rPr>
-              <w:t>0.057</w:t>
-            </w:r>
-          </w:p>
-        </w:tc>
-        <w:tc>
-          <w:tcPr>
-            <w:tcW w:type="dxa" w:w="1994"/>
-          </w:tcPr>
-          <w:p>
-            <w:pPr>
-              <w:spacing w:after="0"/>
-              <w:jc w:val="right"/>
-            </w:pPr>
-            <w:r>
-              <w:rPr>
-                <w:sz w:val="17"/>
-              </w:rPr>
-              <w:t>0.027</w:t>
-            </w:r>
-          </w:p>
-        </w:tc>
-        <w:tc>
-          <w:tcPr>
-            <w:tcW w:type="dxa" w:w="1994"/>
-          </w:tcPr>
-          <w:p>
-            <w:pPr>
-              <w:spacing w:after="0"/>
-              <w:jc w:val="right"/>
-            </w:pPr>
-            <w:r>
-              <w:rPr>
-                <w:sz w:val="17"/>
-              </w:rPr>
-              <w:t>0.002</w:t>
-            </w:r>
-          </w:p>
-        </w:tc>
-      </w:tr>
-      <w:tr>
-        <w:tc>
-          <w:tcPr>
-            <w:tcW w:type="dxa" w:w="1994"/>
-          </w:tcPr>
-          <w:p>
-            <w:pPr>
-              <w:spacing w:after="0"/>
-            </w:pPr>
-            <w:r>
-              <w:rPr>
-                <w:b/>
-                <w:sz w:val="17"/>
-              </w:rPr>
-              <w:t>emotion route</w:t>
-            </w:r>
-          </w:p>
-        </w:tc>
-        <w:tc>
-          <w:tcPr>
-            <w:tcW w:type="dxa" w:w="1994"/>
-          </w:tcPr>
-          <w:p>
-            <w:pPr>
-              <w:spacing w:after="0"/>
-              <w:jc w:val="right"/>
-            </w:pPr>
-            <w:r>
-              <w:rPr>
-                <w:sz w:val="17"/>
-              </w:rPr>
-              <w:t>0.011</w:t>
-            </w:r>
-          </w:p>
-        </w:tc>
-        <w:tc>
-          <w:tcPr>
-            <w:tcW w:type="dxa" w:w="1994"/>
-          </w:tcPr>
-          <w:p>
-            <w:pPr>
-              <w:spacing w:after="0"/>
-              <w:jc w:val="right"/>
-            </w:pPr>
-            <w:r>
-              <w:rPr>
-                <w:sz w:val="17"/>
-              </w:rPr>
-              <w:t>0.054</w:t>
-            </w:r>
-          </w:p>
-        </w:tc>
-        <w:tc>
-          <w:tcPr>
-            <w:tcW w:type="dxa" w:w="1994"/>
-          </w:tcPr>
-          <w:p>
-            <w:pPr>
-              <w:spacing w:after="0"/>
-              <w:jc w:val="right"/>
-            </w:pPr>
-            <w:r>
-              <w:rPr>
-                <w:sz w:val="17"/>
-              </w:rPr>
-              <w:t>0.024</w:t>
-            </w:r>
-          </w:p>
-        </w:tc>
-        <w:tc>
-          <w:tcPr>
-            <w:tcW w:type="dxa" w:w="1994"/>
-          </w:tcPr>
-          <w:p>
-            <w:pPr>
-              <w:spacing w:after="0"/>
-              <w:jc w:val="right"/>
-            </w:pPr>
-            <w:r>
-              <w:rPr>
-                <w:sz w:val="17"/>
-              </w:rPr>
-              <w:t>0.003</w:t>
-            </w:r>
-          </w:p>
-        </w:tc>
-      </w:tr>
-      <w:tr>
         <w:tc>
           <w:tcPr>
             <w:tcW w:type="dxa" w:w="1994"/>
@@ -5500,80 +1696,10 @@
               <w:rPr>
                 <w:sz w:val="17"/>
               </w:rPr>
-              <w:t>direct VGGish</w:t>
+              <w:t>CLAP (0.43)</w:t>
             </w:r>
           </w:p>
         </w:tc>
-        <w:tc>
-          <w:tcPr>
-            <w:tcW w:type="dxa" w:w="1994"/>
-          </w:tcPr>
-          <w:p>
-            <w:pPr>
-              <w:spacing w:after="0"/>
-              <w:jc w:val="right"/>
-            </w:pPr>
-            <w:r>
-              <w:rPr>
-                <w:sz w:val="17"/>
-              </w:rPr>
-              <w:t>0.020</w:t>
-            </w:r>
-          </w:p>
-        </w:tc>
-        <w:tc>
-          <w:tcPr>
-            <w:tcW w:type="dxa" w:w="1994"/>
-          </w:tcPr>
-          <w:p>
-            <w:pPr>
-              <w:spacing w:after="0"/>
-              <w:jc w:val="right"/>
-            </w:pPr>
-            <w:r>
-              <w:rPr>
-                <w:sz w:val="17"/>
-              </w:rPr>
-              <w:t>0.057</w:t>
-            </w:r>
-          </w:p>
-        </w:tc>
-        <w:tc>
-          <w:tcPr>
-            <w:tcW w:type="dxa" w:w="1994"/>
-          </w:tcPr>
-          <w:p>
-            <w:pPr>
-              <w:spacing w:after="0"/>
-              <w:jc w:val="right"/>
-            </w:pPr>
-            <w:r>
-              <w:rPr>
-                <w:sz w:val="17"/>
-              </w:rPr>
-              <w:t>0.023</w:t>
-            </w:r>
-          </w:p>
-        </w:tc>
-        <w:tc>
-          <w:tcPr>
-            <w:tcW w:type="dxa" w:w="1994"/>
-          </w:tcPr>
-          <w:p>
-            <w:pPr>
-              <w:spacing w:after="0"/>
-              <w:jc w:val="right"/>
-            </w:pPr>
-            <w:r>
-              <w:rPr>
-                <w:sz w:val="17"/>
-              </w:rPr>
-              <w:t>0.008</w:t>
-            </w:r>
-          </w:p>
-        </w:tc>
-      </w:tr>
-      <w:tr>
         <w:tc>
           <w:tcPr>
             <w:tcW w:type="dxa" w:w="1994"/>
@@ -5586,80 +1712,17 @@
               <w:rPr>
                 <w:sz w:val="17"/>
               </w:rPr>
-              <w:t>direct AST</w:t>
+              <w:t xml:space="preserve">0.15 / 0.50 / </w:t>
+            </w:r>
+            <w:r>
+              <w:rPr>
+                <w:b/>
+                <w:sz w:val="17"/>
+              </w:rPr>
+              <w:t>0.23</w:t>
             </w:r>
           </w:p>
         </w:tc>
-        <w:tc>
-          <w:tcPr>
-            <w:tcW w:type="dxa" w:w="1994"/>
-          </w:tcPr>
-          <w:p>
-            <w:pPr>
-              <w:spacing w:after="0"/>
-              <w:jc w:val="right"/>
-            </w:pPr>
-            <w:r>
-              <w:rPr>
-                <w:sz w:val="17"/>
-              </w:rPr>
-              <w:t>0.023</w:t>
-            </w:r>
-          </w:p>
-        </w:tc>
-        <w:tc>
-          <w:tcPr>
-            <w:tcW w:type="dxa" w:w="1994"/>
-          </w:tcPr>
-          <w:p>
-            <w:pPr>
-              <w:spacing w:after="0"/>
-              <w:jc w:val="right"/>
-            </w:pPr>
-            <w:r>
-              <w:rPr>
-                <w:sz w:val="17"/>
-              </w:rPr>
-              <w:t>0.050</w:t>
-            </w:r>
-          </w:p>
-        </w:tc>
-        <w:tc>
-          <w:tcPr>
-            <w:tcW w:type="dxa" w:w="1994"/>
-          </w:tcPr>
-          <w:p>
-            <w:pPr>
-              <w:spacing w:after="0"/>
-              <w:jc w:val="right"/>
-            </w:pPr>
-            <w:r>
-              <w:rPr>
-                <w:sz w:val="17"/>
-              </w:rPr>
-              <w:t>0.018</w:t>
-            </w:r>
-          </w:p>
-        </w:tc>
-        <w:tc>
-          <w:tcPr>
-            <w:tcW w:type="dxa" w:w="1994"/>
-          </w:tcPr>
-          <w:p>
-            <w:pPr>
-              <w:spacing w:after="0"/>
-              <w:jc w:val="right"/>
-            </w:pPr>
-            <w:r>
-              <w:rPr>
-                <w:sz w:val="17"/>
-              </w:rPr>
-              <w:t>0.001</w:t>
-            </w:r>
-          </w:p>
-        </w:tc>
-      </w:tr>
-      <w:tr>
         <w:tc>
           <w:tcPr>
             <w:tcW w:type="dxa" w:w="1994"/>
@@ -5672,1404 +1735,7 @@
               <w:rPr>
                 <w:sz w:val="17"/>
               </w:rPr>
-              <w:t>PCA-8 control</w:t>
-            </w:r>
-          </w:p>
-        </w:tc>
-        <w:tc>
-          <w:tcPr>
-            <w:tcW w:type="dxa" w:w="1994"/>
-          </w:tcPr>
-          <w:p>
-            <w:pPr>
-              <w:spacing w:after="0"/>
-              <w:jc w:val="right"/>
-            </w:pPr>
-            <w:r>
-              <w:rPr>
-                <w:sz w:val="17"/>
-              </w:rPr>
-              <w:t>0.015</w:t>
-            </w:r>
-          </w:p>
-        </w:tc>
-        <w:tc>
-          <w:tcPr>
-            <w:tcW w:type="dxa" w:w="1994"/>
-          </w:tcPr>
-          <w:p>
-            <w:pPr>
-              <w:spacing w:after="0"/>
-              <w:jc w:val="right"/>
-            </w:pPr>
-            <w:r>
-              <w:rPr>
-                <w:sz w:val="17"/>
-              </w:rPr>
-              <w:t>0.061</w:t>
-            </w:r>
-          </w:p>
-        </w:tc>
-        <w:tc>
-          <w:tcPr>
-            <w:tcW w:type="dxa" w:w="1994"/>
-          </w:tcPr>
-          <w:p>
-            <w:pPr>
-              <w:spacing w:after="0"/>
-              <w:jc w:val="right"/>
-            </w:pPr>
-            <w:r>
-              <w:rPr>
-                <w:sz w:val="17"/>
-              </w:rPr>
-              <w:t>0.026</w:t>
-            </w:r>
-          </w:p>
-        </w:tc>
-        <w:tc>
-          <w:tcPr>
-            <w:tcW w:type="dxa" w:w="1994"/>
-          </w:tcPr>
-          <w:p>
-            <w:pPr>
-              <w:spacing w:after="0"/>
-              <w:jc w:val="right"/>
-            </w:pPr>
-            <w:r>
-              <w:rPr>
-                <w:sz w:val="17"/>
-              </w:rPr>
-              <w:t>0.004</w:t>
-            </w:r>
-          </w:p>
-        </w:tc>
-      </w:tr>
-    </w:tbl>
-    <w:p>
-      <w:pPr>
-        <w:spacing w:after="40"/>
-      </w:pPr>
-    </w:p>
-    <w:p>
-      <w:r>
-        <w:t>How to read it, for the emotion route (film level 0.469, clip level 0.417):</w:t>
-      </w:r>
-    </w:p>
-    <w:p>
-      <w:pPr>
-        <w:pStyle w:val="ListBullet"/>
-        <w:spacing w:after="40"/>
-      </w:pPr>
-      <w:r>
-        <w:rPr>
-          <w:b/>
-        </w:rPr>
-        <w:t>Splits</w:t>
-      </w:r>
-      <w:r>
-        <w:t>: the 10 repeats lie between 0.423 and 0.513 (SD 0.026, about 6 % of the score). Film-level SDs are about two to three times the clip-level ones (1.9 to 2.8), because each genre's F1 now rests on a few films (Comedy 4, Horror 5): one film more or less moves it a lot. The emotion route is still the steadiest of the four audio routes; direct VGGish varies twice as much (0.055; its repeats span 0.281 to 0.442).</w:t>
-      </w:r>
-    </w:p>
-    <w:p>
-      <w:pPr>
-        <w:pStyle w:val="ListBullet"/>
-        <w:spacing w:after="40"/>
-      </w:pPr>
-      <w:r>
-        <w:rPr>
-          <w:b/>
-        </w:rPr>
-        <w:t>Single folds</w:t>
-      </w:r>
-      <w:r>
-        <w:t xml:space="preserve"> (clip level only): SD 0.054, five times the clip-level repeat SD. One fold alone could not separate two routes 0.04 apart; ten pooled repeats can.</w:t>
-      </w:r>
-    </w:p>
-    <w:p>
-      <w:pPr>
-        <w:pStyle w:val="ListBullet"/>
-        <w:spacing w:after="40"/>
-      </w:pPr>
-      <w:r>
-        <w:rPr>
-          <w:b/>
-        </w:rPr>
-        <w:t>Which films</w:t>
-      </w:r>
-      <w:r>
-        <w:t>: SE 0.035 at film level (0.024 over clips). Only more films can reduce it, which is why the significance tests resample films.</w:t>
-      </w:r>
-    </w:p>
-    <w:p>
-      <w:pPr>
-        <w:pStyle w:val="ListBullet"/>
-        <w:spacing w:after="40"/>
-      </w:pPr>
-      <w:r>
-        <w:rPr>
-          <w:b/>
-        </w:rPr>
-        <w:t>Seeds</w:t>
-      </w:r>
-      <w:r>
-        <w:t xml:space="preserve">: the mean moves by 0.010 (0.463 to 0.489 across the five seeds). The lead over direct VGGish is positive under </w:t>
-      </w:r>
-      <w:r>
-        <w:rPr>
-          <w:b/>
-        </w:rPr>
-        <w:t>every</w:t>
-      </w:r>
-      <w:r>
-        <w:t xml:space="preserve"> seed (+0.093 to +0.128), as are the leads over AST (+0.140 to +0.173) and PCA-8 (+0.040 to +0.070). Unlike over clips, where the PCA-8-vs-VGGish difference changed sign between seeds (−0.005 to +0.012), at film level PCA-8 is ahead of VGGish under every seed (+0.033 to +0.059): compression alone helps a little per film.</w:t>
-      </w:r>
-    </w:p>
-    <w:p>
-      <w:r>
-        <w:rPr>
-          <w:b/>
-        </w:rPr>
-        <w:t>Ordering of the sources at film level:</w:t>
-      </w:r>
-      <w:r>
-        <w:t xml:space="preserve"> seed (0.008–0.015) &lt; split (0.017–0.055) ≈ films (0.027–0.044). For the emotion route, PCA-8 and the ratings the film sample is the larger source, as over clips. For the two direct embeddings the split now varies more. The result is stable against everything the code controls (the seed); what remains uncertain is the dataset itself.</w:t>
-      </w:r>
-    </w:p>
-    <w:p>
-      <w:r>
-        <w:rPr>
-          <w:b/>
-        </w:rPr>
-        <w:t>Reproducibility check.</w:t>
-      </w:r>
-      <w:r>
-        <w:t xml:space="preserve"> Under seed 42 the film-level script reproduces every clip-level per-repeat score of the main analysis (</w:t>
-      </w:r>
-      <w:r>
-        <w:rPr>
-          <w:rFonts w:ascii="Consolas" w:hAnsi="Consolas"/>
-          <w:color w:val="404040"/>
-          <w:sz w:val="18"/>
-        </w:rPr>
-        <w:t>cv_corrected.json</w:t>
-      </w:r>
-      <w:r>
-        <w:t xml:space="preserve">) and the clip-level seed means of </w:t>
-      </w:r>
-      <w:r>
-        <w:rPr>
-          <w:rFonts w:ascii="Consolas" w:hAnsi="Consolas"/>
-          <w:color w:val="404040"/>
-          <w:sz w:val="18"/>
-        </w:rPr>
-        <w:t>metrics_stability.json</w:t>
-      </w:r>
-      <w:r>
-        <w:t xml:space="preserve"> exactly (107 numbers).</w:t>
-      </w:r>
-    </w:p>
-    <w:p>
-      <w:r>
-        <w:t xml:space="preserve">Figure: </w:t>
-      </w:r>
-      <w:r>
-        <w:rPr>
-          <w:rFonts w:ascii="Consolas" w:hAnsi="Consolas"/>
-          <w:color w:val="404040"/>
-          <w:sz w:val="18"/>
-        </w:rPr>
-        <w:t>figures/stability_repeats.pdf</w:t>
-      </w:r>
-      <w:r>
-        <w:t>, film level (dots and boxes: the 10 repeats per route under seed 42; black dashes: the 10-repeat mean under each of the five seeds).</w:t>
-      </w:r>
-    </w:p>
-    <w:p>
-      <w:pPr>
-        <w:pStyle w:val="Heading1"/>
-      </w:pPr>
-      <w:r>
-        <w:t>4. Note 3 — box office on Blockbuster (done, then left out of the thesis)</w:t>
-      </w:r>
-    </w:p>
-    <w:p>
-      <w:r>
-        <w:rPr>
-          <w:b/>
-        </w:rPr>
-        <w:t>Data.</w:t>
-      </w:r>
-      <w:r>
-        <w:t xml:space="preserve"> Blockbuster ships only title slugs, so each film was matched to Wikidata by title and release year, and its </w:t>
-      </w:r>
-      <w:r>
-        <w:rPr>
-          <w:b/>
-        </w:rPr>
-        <w:t>worldwide</w:t>
-      </w:r>
-      <w:r>
-        <w:t xml:space="preserve"> gross taken from Box Office Mojo: all 110 films, one source, USD 9 million to 2.8 billion. The budget was found for 84 films. Blockbuster has no ratings, so the emotions are those the Eerola-trained model predicts per cue. Every correlation is Spearman with a permutation p-value and a Benjamini–Hochberg correction for multiple tests.</w:t>
-      </w:r>
-    </w:p>
-    <w:tbl>
-      <w:tblPr>
-        <w:tblStyle w:val="TableGrid"/>
-        <w:tblW w:type="auto" w:w="0"/>
-        <w:jc w:val="center"/>
-        <w:tblLook w:firstColumn="1" w:firstRow="1" w:lastColumn="0" w:lastRow="0" w:noHBand="0" w:noVBand="1" w:val="04A0"/>
-      </w:tblPr>
-      <w:tblGrid>
-        <w:gridCol w:w="4986"/>
-        <w:gridCol w:w="4986"/>
-      </w:tblGrid>
-      <w:tr>
-        <w:tc>
-          <w:tcPr>
-            <w:tcW w:type="dxa" w:w="4986"/>
-            <w:shd w:val="clear" w:color="auto" w:fill="E8E8E8"/>
-          </w:tcPr>
-          <w:p>
-            <w:pPr>
-              <w:spacing w:after="0"/>
-            </w:pPr>
-            <w:r>
-              <w:rPr>
-                <w:b/>
-                <w:sz w:val="17"/>
-              </w:rPr>
-              <w:t>question</w:t>
-            </w:r>
-          </w:p>
-        </w:tc>
-        <w:tc>
-          <w:tcPr>
-            <w:tcW w:type="dxa" w:w="4986"/>
-            <w:shd w:val="clear" w:color="auto" w:fill="E8E8E8"/>
-          </w:tcPr>
-          <w:p>
-            <w:pPr>
-              <w:spacing w:after="0"/>
-            </w:pPr>
-            <w:r>
-              <w:rPr>
-                <w:b/>
-                <w:sz w:val="17"/>
-              </w:rPr>
-              <w:t>answer</w:t>
-            </w:r>
-          </w:p>
-        </w:tc>
-      </w:tr>
-      <w:tr>
-        <w:tc>
-          <w:tcPr>
-            <w:tcW w:type="dxa" w:w="4986"/>
-          </w:tcPr>
-          <w:p>
-            <w:pPr>
-              <w:spacing w:after="0"/>
-            </w:pPr>
-            <w:r>
-              <w:rPr>
-                <w:sz w:val="17"/>
-              </w:rPr>
-              <w:t>Is a film's genre easier to predict when it grossed more? 6 per-film metrics × every route, in-domain and zero-shot: 42 tests</w:t>
-            </w:r>
-          </w:p>
-        </w:tc>
-        <w:tc>
-          <w:tcPr>
-            <w:tcW w:type="dxa" w:w="4986"/>
-          </w:tcPr>
-          <w:p>
-            <w:pPr>
-              <w:spacing w:after="0"/>
-            </w:pPr>
-            <w:r>
-              <w:rPr>
-                <w:b/>
-                <w:sz w:val="17"/>
-              </w:rPr>
-              <w:t>No.</w:t>
-            </w:r>
-            <w:r>
-              <w:rPr>
-                <w:sz w:val="17"/>
-              </w:rPr>
-              <w:t xml:space="preserve"> Nothing survives the correction; the largest correlation is ρ = +0.24</w:t>
-            </w:r>
-          </w:p>
-        </w:tc>
-      </w:tr>
-      <w:tr>
-        <w:tc>
-          <w:tcPr>
-            <w:tcW w:type="dxa" w:w="4986"/>
-          </w:tcPr>
-          <w:p>
-            <w:pPr>
-              <w:spacing w:after="0"/>
-            </w:pPr>
-            <w:r>
-              <w:rPr>
-                <w:sz w:val="17"/>
-              </w:rPr>
-              <w:t>Do the soundtrack's emotions track gross?</w:t>
-            </w:r>
-          </w:p>
-        </w:tc>
-        <w:tc>
-          <w:tcPr>
-            <w:tcW w:type="dxa" w:w="4986"/>
-          </w:tcPr>
-          <w:p>
-            <w:pPr>
-              <w:spacing w:after="0"/>
-            </w:pPr>
-            <w:r>
-              <w:rPr>
-                <w:b/>
-                <w:sz w:val="17"/>
-              </w:rPr>
-              <w:t>Yes, at first sight</w:t>
-            </w:r>
-            <w:r>
-              <w:rPr>
-                <w:sz w:val="17"/>
-              </w:rPr>
-              <w:t xml:space="preserve">: anger ρ = +0.43, tension +0.36, fear +0.30, tenderness −0.37, valence −0.32, all significant after correction. </w:t>
-            </w:r>
-            <w:r>
-              <w:rPr>
-                <w:b/>
-                <w:sz w:val="17"/>
-              </w:rPr>
-              <w:t>With the budget controlled, every one is within ±0.11.</w:t>
-            </w:r>
-          </w:p>
-        </w:tc>
-      </w:tr>
-      <w:tr>
-        <w:tc>
-          <w:tcPr>
-            <w:tcW w:type="dxa" w:w="4986"/>
-          </w:tcPr>
-          <w:p>
-            <w:pPr>
-              <w:spacing w:after="0"/>
-            </w:pPr>
-            <w:r>
-              <w:rPr>
-                <w:sz w:val="17"/>
-              </w:rPr>
-              <w:t>Does genre?</w:t>
-            </w:r>
-          </w:p>
-        </w:tc>
-        <w:tc>
-          <w:tcPr>
-            <w:tcW w:type="dxa" w:w="4986"/>
-          </w:tcPr>
-          <w:p>
-            <w:pPr>
-              <w:spacing w:after="0"/>
-            </w:pPr>
-            <w:r>
-              <w:rPr>
-                <w:sz w:val="17"/>
-              </w:rPr>
-              <w:t>Action (median $475M vs $129M) and Sci-Fi ($615M vs $159M) gross more; Drama and Comedy less</w:t>
-            </w:r>
-          </w:p>
-        </w:tc>
-      </w:tr>
-      <w:tr>
-        <w:tc>
-          <w:tcPr>
-            <w:tcW w:type="dxa" w:w="4986"/>
-          </w:tcPr>
-          <w:p>
-            <w:pPr>
-              <w:spacing w:after="0"/>
-            </w:pPr>
-            <w:r>
-              <w:rPr>
-                <w:sz w:val="17"/>
-              </w:rPr>
-              <w:t>Can gross be predicted from the soundtrack?</w:t>
-            </w:r>
-          </w:p>
-        </w:tc>
-        <w:tc>
-          <w:tcPr>
-            <w:tcW w:type="dxa" w:w="4986"/>
-          </w:tcPr>
-          <w:p>
-            <w:pPr>
-              <w:spacing w:after="0"/>
-            </w:pPr>
-            <w:r>
-              <w:rPr>
-                <w:sz w:val="17"/>
-              </w:rPr>
-              <w:t xml:space="preserve">Partly (emotion R² = 0.28, VGGish 0.35), but the </w:t>
-            </w:r>
-            <w:r>
-              <w:rPr>
-                <w:b/>
-                <w:sz w:val="17"/>
-              </w:rPr>
-              <w:t>budget alone does better (0.49)</w:t>
-            </w:r>
-            <w:r>
-              <w:rPr>
-                <w:sz w:val="17"/>
-              </w:rPr>
-              <w:t>, and adding the emotions to it does not help (0.45)</w:t>
-            </w:r>
-          </w:p>
-        </w:tc>
-      </w:tr>
-    </w:tbl>
-    <w:p>
-      <w:pPr>
-        <w:spacing w:after="40"/>
-      </w:pPr>
-    </w:p>
-    <w:p>
-      <w:r>
-        <w:rPr>
-          <w:b/>
-        </w:rPr>
-        <w:t>Reading:</w:t>
-      </w:r>
-      <w:r>
-        <w:t xml:space="preserve"> blockbuster music mirrors the </w:t>
-      </w:r>
-      <w:r>
-        <w:rPr>
-          <w:i/>
-        </w:rPr>
-        <w:t>scale and kind of production</w:t>
-      </w:r>
-      <w:r>
-        <w:t>. Expensive action and sci-fi films are scored with tense, angry, energetic music and earn more; budget and gross themselves correlate at ρ = +0.78. Once the budget is known, the soundtrack adds nothing. Exploratory, not causal.</w:t>
-      </w:r>
-    </w:p>
-    <w:p>
-      <w:r>
-        <w:rPr>
-          <w:b/>
-        </w:rPr>
-        <w:t>A bug found on the way.</w:t>
-      </w:r>
-      <w:r>
-        <w:t xml:space="preserve"> The Box Office Mojo parser read the navigation menu and stored US-only figures. Fixed; on Eerola 7 grosses changed and every conclusion stayed the same (quality vs gross ρ = +0.197, p = 0.246).</w:t>
-      </w:r>
-    </w:p>
-    <w:p>
-      <w:r>
-        <w:rPr>
-          <w:b/>
-        </w:rPr>
-        <w:t>Decision (7 Oct):</w:t>
-      </w:r>
-      <w:r>
-        <w:t xml:space="preserve"> the box-office analysis is </w:t>
-      </w:r>
-      <w:r>
-        <w:rPr>
-          <w:b/>
-        </w:rPr>
-        <w:t>not in the thesis</w:t>
-      </w:r>
-      <w:r>
-        <w:t xml:space="preserve">: it answers a question about commercial success, not about genre. The text is kept in </w:t>
-      </w:r>
-      <w:r>
-        <w:rPr>
-          <w:rFonts w:ascii="Consolas" w:hAnsi="Consolas"/>
-          <w:color w:val="404040"/>
-          <w:sz w:val="18"/>
-        </w:rPr>
-        <w:t>docs/latex/held_back/box_office.tex</w:t>
-      </w:r>
-      <w:r>
-        <w:t xml:space="preserve"> and the analysis in the repository.</w:t>
-      </w:r>
-    </w:p>
-    <w:p>
-      <w:pPr>
-        <w:pStyle w:val="Heading1"/>
-      </w:pPr>
-      <w:r>
-        <w:t>5. Note 4 — the chapters (now on Overleaf)</w:t>
-      </w:r>
-    </w:p>
-    <w:p>
-      <w:r>
-        <w:t xml:space="preserve">All chapters are written and </w:t>
-      </w:r>
-      <w:r>
-        <w:rPr>
-          <w:b/>
-        </w:rPr>
-        <w:t>on Overleaf; the thesis compiles with 0 errors</w:t>
-      </w:r>
-      <w:r>
-        <w:t>.</w:t>
-      </w:r>
-    </w:p>
-    <w:tbl>
-      <w:tblPr>
-        <w:tblStyle w:val="TableGrid"/>
-        <w:tblW w:type="auto" w:w="0"/>
-        <w:jc w:val="center"/>
-        <w:tblLook w:firstColumn="1" w:firstRow="1" w:lastColumn="0" w:lastRow="0" w:noHBand="0" w:noVBand="1" w:val="04A0"/>
-      </w:tblPr>
-      <w:tblGrid>
-        <w:gridCol w:w="4986"/>
-        <w:gridCol w:w="4986"/>
-      </w:tblGrid>
-      <w:tr>
-        <w:tc>
-          <w:tcPr>
-            <w:tcW w:type="dxa" w:w="4986"/>
-            <w:shd w:val="clear" w:color="auto" w:fill="E8E8E8"/>
-          </w:tcPr>
-          <w:p>
-            <w:pPr>
-              <w:spacing w:after="0"/>
-            </w:pPr>
-            <w:r>
-              <w:rPr>
-                <w:b/>
-                <w:sz w:val="17"/>
-              </w:rPr>
-              <w:t>chapter</w:t>
-            </w:r>
-          </w:p>
-        </w:tc>
-        <w:tc>
-          <w:tcPr>
-            <w:tcW w:type="dxa" w:w="4986"/>
-            <w:shd w:val="clear" w:color="auto" w:fill="E8E8E8"/>
-          </w:tcPr>
-          <w:p>
-            <w:pPr>
-              <w:spacing w:after="0"/>
-            </w:pPr>
-            <w:r>
-              <w:rPr>
-                <w:b/>
-                <w:sz w:val="17"/>
-              </w:rPr>
-              <w:t>state</w:t>
-            </w:r>
-          </w:p>
-        </w:tc>
-      </w:tr>
-      <w:tr>
-        <w:tc>
-          <w:tcPr>
-            <w:tcW w:type="dxa" w:w="4986"/>
-          </w:tcPr>
-          <w:p>
-            <w:pPr>
-              <w:spacing w:after="0"/>
-            </w:pPr>
-            <w:r>
-              <w:rPr>
-                <w:sz w:val="17"/>
-              </w:rPr>
-              <w:t>1 Introduction</w:t>
-            </w:r>
-          </w:p>
-        </w:tc>
-        <w:tc>
-          <w:tcPr>
-            <w:tcW w:type="dxa" w:w="4986"/>
-          </w:tcPr>
-          <w:p>
-            <w:pPr>
-              <w:spacing w:after="0"/>
-            </w:pPr>
-            <w:r>
-              <w:rPr>
-                <w:sz w:val="17"/>
-              </w:rPr>
-              <w:t xml:space="preserve">drafted; the list of contributions is </w:t>
-            </w:r>
-            <w:r>
-              <w:rPr>
-                <w:b/>
-                <w:sz w:val="17"/>
-              </w:rPr>
-              <w:t>held back</w:t>
-            </w:r>
-            <w:r>
-              <w:rPr>
-                <w:sz w:val="17"/>
-              </w:rPr>
-              <w:t xml:space="preserve"> for the author to write</w:t>
-            </w:r>
-          </w:p>
-        </w:tc>
-      </w:tr>
-      <w:tr>
-        <w:tc>
-          <w:tcPr>
-            <w:tcW w:type="dxa" w:w="4986"/>
-          </w:tcPr>
-          <w:p>
-            <w:pPr>
-              <w:spacing w:after="0"/>
-            </w:pPr>
-            <w:r>
-              <w:rPr>
-                <w:sz w:val="17"/>
-              </w:rPr>
-              <w:t>2 Fundamentals, 3 Related Work</w:t>
-            </w:r>
-          </w:p>
-        </w:tc>
-        <w:tc>
-          <w:tcPr>
-            <w:tcW w:type="dxa" w:w="4986"/>
-          </w:tcPr>
-          <w:p>
-            <w:pPr>
-              <w:spacing w:after="0"/>
-            </w:pPr>
-            <w:r>
-              <w:rPr>
-                <w:sz w:val="17"/>
-              </w:rPr>
-              <w:t>written earlier; revised</w:t>
-            </w:r>
-          </w:p>
-        </w:tc>
-      </w:tr>
-      <w:tr>
-        <w:tc>
-          <w:tcPr>
-            <w:tcW w:type="dxa" w:w="4986"/>
-          </w:tcPr>
-          <w:p>
-            <w:pPr>
-              <w:spacing w:after="0"/>
-            </w:pPr>
-            <w:r>
-              <w:rPr>
-                <w:sz w:val="17"/>
-              </w:rPr>
-              <w:t>4 Methods</w:t>
-            </w:r>
-          </w:p>
-        </w:tc>
-        <w:tc>
-          <w:tcPr>
-            <w:tcW w:type="dxa" w:w="4986"/>
-          </w:tcPr>
-          <w:p>
-            <w:pPr>
-              <w:spacing w:after="0"/>
-            </w:pPr>
-            <w:r>
-              <w:rPr>
-                <w:sz w:val="17"/>
-              </w:rPr>
-              <w:t>drafted (datasets, three label spaces, six representations, Stage 1 with the three derived features, Stage 2, baselines, protocol, implementation; TikZ pipeline figure)</w:t>
-            </w:r>
-          </w:p>
-        </w:tc>
-      </w:tr>
-      <w:tr>
-        <w:tc>
-          <w:tcPr>
-            <w:tcW w:type="dxa" w:w="4986"/>
-          </w:tcPr>
-          <w:p>
-            <w:pPr>
-              <w:spacing w:after="0"/>
-            </w:pPr>
-            <w:r>
-              <w:rPr>
-                <w:sz w:val="17"/>
-              </w:rPr>
-              <w:t>5 Experiments and Evaluation</w:t>
-            </w:r>
-          </w:p>
-        </w:tc>
-        <w:tc>
-          <w:tcPr>
-            <w:tcW w:type="dxa" w:w="4986"/>
-          </w:tcPr>
-          <w:p>
-            <w:pPr>
-              <w:spacing w:after="0"/>
-            </w:pPr>
-            <w:r>
-              <w:rPr>
-                <w:sz w:val="17"/>
-              </w:rPr>
-              <w:t>drafted, with the result figures and the new section on metric and stability</w:t>
-            </w:r>
-          </w:p>
-        </w:tc>
-      </w:tr>
-      <w:tr>
-        <w:tc>
-          <w:tcPr>
-            <w:tcW w:type="dxa" w:w="4986"/>
-          </w:tcPr>
-          <w:p>
-            <w:pPr>
-              <w:spacing w:after="0"/>
-            </w:pPr>
-            <w:r>
-              <w:rPr>
-                <w:sz w:val="17"/>
-              </w:rPr>
-              <w:t>6 Discussion</w:t>
-            </w:r>
-          </w:p>
-        </w:tc>
-        <w:tc>
-          <w:tcPr>
-            <w:tcW w:type="dxa" w:w="4986"/>
-          </w:tcPr>
-          <w:p>
-            <w:pPr>
-              <w:spacing w:after="0"/>
-            </w:pPr>
-            <w:r>
-              <w:rPr>
-                <w:sz w:val="17"/>
-              </w:rPr>
-              <w:t>drafted</w:t>
-            </w:r>
-          </w:p>
-        </w:tc>
-      </w:tr>
-      <w:tr>
-        <w:tc>
-          <w:tcPr>
-            <w:tcW w:type="dxa" w:w="4986"/>
-          </w:tcPr>
-          <w:p>
-            <w:pPr>
-              <w:spacing w:after="0"/>
-            </w:pPr>
-            <w:r>
-              <w:rPr>
-                <w:sz w:val="17"/>
-              </w:rPr>
-              <w:t>7 Conclusions and Future Work, abstract</w:t>
-            </w:r>
-          </w:p>
-        </w:tc>
-        <w:tc>
-          <w:tcPr>
-            <w:tcW w:type="dxa" w:w="4986"/>
-          </w:tcPr>
-          <w:p>
-            <w:pPr>
-              <w:spacing w:after="0"/>
-            </w:pPr>
-            <w:r>
-              <w:rPr>
-                <w:b/>
-                <w:sz w:val="17"/>
-              </w:rPr>
-              <w:t>held back</w:t>
-            </w:r>
-            <w:r>
-              <w:rPr>
-                <w:sz w:val="17"/>
-              </w:rPr>
-              <w:t xml:space="preserve">: only headings and placeholders on Overleaf; drafts in </w:t>
-            </w:r>
-            <w:r>
-              <w:rPr>
-                <w:rFonts w:ascii="Consolas" w:hAnsi="Consolas"/>
-                <w:color w:val="404040"/>
-                <w:sz w:val="17"/>
-              </w:rPr>
-              <w:t>docs/latex/held_back/</w:t>
-            </w:r>
-          </w:p>
-        </w:tc>
-      </w:tr>
-    </w:tbl>
-    <w:p>
-      <w:pPr>
-        <w:spacing w:after="40"/>
-      </w:pPr>
-    </w:p>
-    <w:p>
-      <w:r>
-        <w:t>What was done to the text after drafting:</w:t>
-      </w:r>
-    </w:p>
-    <w:p>
-      <w:pPr>
-        <w:spacing w:after="40"/>
-        <w:ind w:left="510" w:hanging="340"/>
-      </w:pPr>
-      <w:r>
-        <w:t xml:space="preserve">1. </w:t>
-      </w:r>
-      <w:r>
-        <w:rPr>
-          <w:b/>
-        </w:rPr>
-        <w:t>Missing references added</w:t>
-      </w:r>
-      <w:r>
-        <w:t xml:space="preserve"> (librosa, scikit-learn, PyTorch, transformers, Lipton et al. 2014 on F1 thresholds; LAION-CLAP, see below).</w:t>
-      </w:r>
-    </w:p>
-    <w:p>
-      <w:pPr>
-        <w:spacing w:after="40"/>
-        <w:ind w:left="510" w:hanging="340"/>
-      </w:pPr>
-      <w:r>
-        <w:t xml:space="preserve">2. </w:t>
-      </w:r>
-      <w:r>
-        <w:rPr>
-          <w:b/>
-        </w:rPr>
-        <w:t>An examiner-style review</w:t>
-      </w:r>
-      <w:r>
-        <w:t xml:space="preserve"> found factual slips, all corrected:</w:t>
-      </w:r>
-    </w:p>
-    <w:p>
-      <w:pPr>
-        <w:pStyle w:val="ListBullet2"/>
-        <w:spacing w:after="40"/>
-        <w:ind w:left="907"/>
-      </w:pPr>
-      <w:r>
-        <w:t>CLAP was cited to the wrong model (the checkpoint used is LAION-CLAP).</w:t>
-      </w:r>
-    </w:p>
-    <w:p>
-      <w:pPr>
-        <w:pStyle w:val="ListBullet2"/>
-        <w:spacing w:after="40"/>
-        <w:ind w:left="907"/>
-      </w:pPr>
-      <w:r>
-        <w:t>VGGish was said to be trained on AudioSet (it was trained on YouTube videos and is distributed with AudioSet).</w:t>
-      </w:r>
-    </w:p>
-    <w:p>
-      <w:pPr>
-        <w:pStyle w:val="ListBullet2"/>
-        <w:spacing w:after="40"/>
-        <w:ind w:left="907"/>
-      </w:pPr>
-      <w:r>
-        <w:t>The reliability ceiling 0.897 is an intraclass correlation, not r².</w:t>
-      </w:r>
-    </w:p>
-    <w:p>
-      <w:pPr>
-        <w:pStyle w:val="ListBullet2"/>
-        <w:spacing w:after="40"/>
-        <w:ind w:left="907"/>
-      </w:pPr>
-      <w:r>
-        <w:t>Clip length, film counts and dataset size were stated wrongly in places.</w:t>
-      </w:r>
-    </w:p>
-    <w:p>
-      <w:pPr>
-        <w:pStyle w:val="ListBullet2"/>
-        <w:spacing w:after="40"/>
-        <w:ind w:left="907"/>
-      </w:pPr>
-      <w:r>
-        <w:t>One argument was circular (the scaling ablation), one compared margins across label spaces that are not comparable.</w:t>
-      </w:r>
-    </w:p>
-    <w:p>
-      <w:pPr>
-        <w:pStyle w:val="ListBullet2"/>
-        <w:spacing w:after="40"/>
-        <w:ind w:left="907"/>
-      </w:pPr>
-      <w:r>
-        <w:t>A limitation was added: the five-genre subset was chosen partly by emotional signature.</w:t>
-      </w:r>
-    </w:p>
-    <w:p>
-      <w:pPr>
-        <w:spacing w:after="40"/>
-        <w:ind w:left="510" w:hanging="340"/>
-      </w:pPr>
-      <w:r>
-        <w:t xml:space="preserve">3. </w:t>
-      </w:r>
-      <w:r>
-        <w:rPr>
-          <w:b/>
-        </w:rPr>
-        <w:t>A consistency pass</w:t>
-      </w:r>
-      <w:r>
-        <w:t xml:space="preserve"> over the whole thesis: about 25 wording and pointer fixes (numbers stated two ways, wrong cross-references, British spelling).</w:t>
-      </w:r>
-    </w:p>
-    <w:p>
-      <w:pPr>
-        <w:spacing w:after="40"/>
-        <w:ind w:left="510" w:hanging="340"/>
-      </w:pPr>
-      <w:r>
-        <w:t xml:space="preserve">4. </w:t>
-      </w:r>
-      <w:r>
-        <w:rPr>
-          <w:b/>
-        </w:rPr>
-        <w:t>Style revision</w:t>
-      </w:r>
-      <w:r>
-        <w:t xml:space="preserve"> of the prose of every chapter (plainer sentences, fewer set phrases and dashes). A script checked that no number, reference, citation, table or figure changed.</w:t>
-      </w:r>
-    </w:p>
-    <w:p>
-      <w:pPr>
-        <w:spacing w:after="40"/>
-        <w:ind w:left="510" w:hanging="340"/>
-      </w:pPr>
-      <w:r>
-        <w:t xml:space="preserve">5. </w:t>
-      </w:r>
-      <w:r>
-        <w:rPr>
-          <w:b/>
-        </w:rPr>
-        <w:t>Captions shortened</w:t>
-      </w:r>
-      <w:r>
-        <w:t>: every figure and table has a one-line caption; the legend (colours, whiskers, columns) moved into the text after the first mention.</w:t>
-      </w:r>
-    </w:p>
-    <w:p>
-      <w:pPr>
-        <w:spacing w:after="40"/>
-        <w:ind w:left="510" w:hanging="340"/>
-      </w:pPr>
-      <w:r>
-        <w:t xml:space="preserve">6. </w:t>
-      </w:r>
-      <w:r>
-        <w:rPr>
-          <w:b/>
-        </w:rPr>
-        <w:t>Every reference and link checked</w:t>
-      </w:r>
-      <w:r>
-        <w:t>: all 36 bibliography entries against Crossref and OpenAlex (all real, all matching); the GitHub link and the three Hugging Face models resolve.</w:t>
-      </w:r>
-    </w:p>
-    <w:p>
-      <w:pPr>
-        <w:spacing w:after="40"/>
-        <w:ind w:left="510" w:hanging="340"/>
-      </w:pPr>
-      <w:r>
-        <w:t xml:space="preserve">7. </w:t>
-      </w:r>
-      <w:r>
-        <w:rPr>
-          <w:b/>
-        </w:rPr>
-        <w:t>AI-usage declaration filled in</w:t>
-      </w:r>
-      <w:r>
-        <w:t xml:space="preserve"> from the repository and Overleaf history: models Claude Opus 5 and Claude Opus 5.5, July to October 2026, which parts were drafted, edited or generated. Three red notes remain that only the author can fill.</w:t>
-      </w:r>
-    </w:p>
-    <w:p>
-      <w:pPr>
-        <w:pStyle w:val="Heading1"/>
-      </w:pPr>
-      <w:r>
-        <w:t>6. Notes 5–6 — figures</w:t>
-      </w:r>
-    </w:p>
-    <w:p>
-      <w:r>
-        <w:t xml:space="preserve">Eight figures, drawn by </w:t>
-      </w:r>
-      <w:r>
-        <w:rPr>
-          <w:rFonts w:ascii="Consolas" w:hAnsi="Consolas"/>
-          <w:color w:val="404040"/>
-          <w:sz w:val="18"/>
-        </w:rPr>
-        <w:t>experiments/make_figures.py</w:t>
-      </w:r>
-      <w:r>
-        <w:t xml:space="preserve"> directly from the results files, so a figure can never disagree with a table.</w:t>
-      </w:r>
-    </w:p>
-    <w:tbl>
-      <w:tblPr>
-        <w:tblStyle w:val="TableGrid"/>
-        <w:tblW w:type="auto" w:w="0"/>
-        <w:jc w:val="center"/>
-        <w:tblLook w:firstColumn="1" w:firstRow="1" w:lastColumn="0" w:lastRow="0" w:noHBand="0" w:noVBand="1" w:val="04A0"/>
-      </w:tblPr>
-      <w:tblGrid>
-        <w:gridCol w:w="4986"/>
-        <w:gridCol w:w="4986"/>
-      </w:tblGrid>
-      <w:tr>
-        <w:tc>
-          <w:tcPr>
-            <w:tcW w:type="dxa" w:w="4986"/>
-            <w:shd w:val="clear" w:color="auto" w:fill="E8E8E8"/>
-          </w:tcPr>
-          <w:p>
-            <w:pPr>
-              <w:spacing w:after="0"/>
-            </w:pPr>
-            <w:r>
-              <w:rPr>
-                <w:b/>
-                <w:sz w:val="17"/>
-              </w:rPr>
-              <w:t>figure</w:t>
-            </w:r>
-          </w:p>
-        </w:tc>
-        <w:tc>
-          <w:tcPr>
-            <w:tcW w:type="dxa" w:w="4986"/>
-            <w:shd w:val="clear" w:color="auto" w:fill="E8E8E8"/>
-          </w:tcPr>
-          <w:p>
-            <w:pPr>
-              <w:spacing w:after="0"/>
-            </w:pPr>
-            <w:r>
-              <w:rPr>
-                <w:b/>
-                <w:sz w:val="17"/>
-              </w:rPr>
-              <w:t>shows</w:t>
-            </w:r>
-          </w:p>
-        </w:tc>
-      </w:tr>
-      <w:tr>
-        <w:tc>
-          <w:tcPr>
-            <w:tcW w:type="dxa" w:w="4986"/>
-          </w:tcPr>
-          <w:p>
-            <w:pPr>
-              <w:spacing w:after="0"/>
-            </w:pPr>
-            <w:r>
-              <w:rPr>
-                <w:rFonts w:ascii="Consolas" w:hAnsi="Consolas"/>
-                <w:color w:val="404040"/>
-                <w:sz w:val="17"/>
-              </w:rPr>
-              <w:t>indomain_eerola5</w:t>
-            </w:r>
-          </w:p>
-        </w:tc>
-        <w:tc>
-          <w:tcPr>
-            <w:tcW w:type="dxa" w:w="4986"/>
-          </w:tcPr>
-          <w:p>
-            <w:pPr>
-              <w:spacing w:after="0"/>
-            </w:pPr>
-            <w:r>
-              <w:rPr>
-                <w:sz w:val="17"/>
-              </w:rPr>
-              <w:t xml:space="preserve">every representation and route on 5 genres, </w:t>
-            </w:r>
-            <w:r>
-              <w:rPr>
-                <w:b/>
-                <w:sz w:val="17"/>
-              </w:rPr>
-              <w:t>film level</w:t>
-            </w:r>
-            <w:r>
-              <w:rPr>
-                <w:sz w:val="17"/>
-              </w:rPr>
-              <w:t xml:space="preserve"> with 95 % intervals, the clip-level score as a hollow marker, and both chance levels</w:t>
-            </w:r>
-          </w:p>
-        </w:tc>
-      </w:tr>
-      <w:tr>
-        <w:tc>
-          <w:tcPr>
-            <w:tcW w:type="dxa" w:w="4986"/>
-          </w:tcPr>
-          <w:p>
-            <w:pPr>
-              <w:spacing w:after="0"/>
-            </w:pPr>
-            <w:r>
-              <w:rPr>
-                <w:rFonts w:ascii="Consolas" w:hAnsi="Consolas"/>
-                <w:color w:val="404040"/>
-                <w:sz w:val="17"/>
-              </w:rPr>
-              <w:t>stability_repeats</w:t>
-            </w:r>
-          </w:p>
-        </w:tc>
-        <w:tc>
-          <w:tcPr>
-            <w:tcW w:type="dxa" w:w="4986"/>
-          </w:tcPr>
-          <w:p>
-            <w:pPr>
-              <w:spacing w:after="0"/>
-            </w:pPr>
-            <w:r>
-              <w:rPr>
-                <w:sz w:val="17"/>
-              </w:rPr>
-              <w:t>the 10 repeats per route, and the mean under each of 5 seeds (film level)</w:t>
-            </w:r>
-          </w:p>
-        </w:tc>
-      </w:tr>
-      <w:tr>
-        <w:tc>
-          <w:tcPr>
-            <w:tcW w:type="dxa" w:w="4986"/>
-          </w:tcPr>
-          <w:p>
-            <w:pPr>
-              <w:spacing w:after="0"/>
-            </w:pPr>
-            <w:r>
-              <w:rPr>
-                <w:rFonts w:ascii="Consolas" w:hAnsi="Consolas"/>
-                <w:color w:val="404040"/>
-                <w:sz w:val="17"/>
-              </w:rPr>
-              <w:t>metric_family</w:t>
-            </w:r>
-          </w:p>
-        </w:tc>
-        <w:tc>
-          <w:tcPr>
-            <w:tcW w:type="dxa" w:w="4986"/>
-          </w:tcPr>
-          <w:p>
-            <w:pPr>
-              <w:spacing w:after="0"/>
-            </w:pPr>
-            <w:r>
-              <w:rPr>
-                <w:sz w:val="17"/>
-              </w:rPr>
-              <w:t>the routes under 7 metrics, as distance above random guessing (film-level headline first, the rest per clip)</w:t>
-            </w:r>
-          </w:p>
-        </w:tc>
-      </w:tr>
-      <w:tr>
-        <w:tc>
-          <w:tcPr>
-            <w:tcW w:type="dxa" w:w="4986"/>
-          </w:tcPr>
-          <w:p>
-            <w:pPr>
-              <w:spacing w:after="0"/>
-            </w:pPr>
-            <w:r>
-              <w:rPr>
-                <w:rFonts w:ascii="Consolas" w:hAnsi="Consolas"/>
-                <w:color w:val="404040"/>
-                <w:sz w:val="17"/>
-              </w:rPr>
-              <w:t>stage1_r2</w:t>
-            </w:r>
-          </w:p>
-        </w:tc>
-        <w:tc>
-          <w:tcPr>
-            <w:tcW w:type="dxa" w:w="4986"/>
-          </w:tcPr>
-          <w:p>
-            <w:pPr>
-              <w:spacing w:after="0"/>
-            </w:pPr>
-            <w:r>
-              <w:rPr>
-                <w:sz w:val="17"/>
-              </w:rPr>
-              <w:t>emotion-prediction R² per emotion × representation (heatmap)</w:t>
-            </w:r>
-          </w:p>
-        </w:tc>
-      </w:tr>
-      <w:tr>
-        <w:tc>
-          <w:tcPr>
-            <w:tcW w:type="dxa" w:w="4986"/>
-          </w:tcPr>
-          <w:p>
-            <w:pPr>
-              <w:spacing w:after="0"/>
-            </w:pPr>
-            <w:r>
-              <w:rPr>
-                <w:rFonts w:ascii="Consolas" w:hAnsi="Consolas"/>
-                <w:color w:val="404040"/>
-                <w:sz w:val="17"/>
-              </w:rPr>
-              <w:t>ablation</w:t>
-            </w:r>
-          </w:p>
-        </w:tc>
-        <w:tc>
-          <w:tcPr>
-            <w:tcW w:type="dxa" w:w="4986"/>
-          </w:tcPr>
-          <w:p>
-            <w:pPr>
-              <w:spacing w:after="0"/>
-            </w:pPr>
-            <w:r>
-              <w:rPr>
-                <w:sz w:val="17"/>
-              </w:rPr>
-              <w:t>removing each emotion: difference to all eight, with intervals (film level)</w:t>
-            </w:r>
-          </w:p>
-        </w:tc>
-      </w:tr>
-      <w:tr>
-        <w:tc>
-          <w:tcPr>
-            <w:tcW w:type="dxa" w:w="4986"/>
-          </w:tcPr>
-          <w:p>
-            <w:pPr>
-              <w:spacing w:after="0"/>
-            </w:pPr>
-            <w:r>
-              <w:rPr>
-                <w:rFonts w:ascii="Consolas" w:hAnsi="Consolas"/>
-                <w:color w:val="404040"/>
-                <w:sz w:val="17"/>
-              </w:rPr>
-              <w:t>signatures</w:t>
-            </w:r>
-          </w:p>
-        </w:tc>
-        <w:tc>
-          <w:tcPr>
-            <w:tcW w:type="dxa" w:w="4986"/>
-          </w:tcPr>
-          <w:p>
-            <w:pPr>
-              <w:spacing w:after="0"/>
-            </w:pPr>
-            <w:r>
-              <w:rPr>
-                <w:sz w:val="17"/>
-              </w:rPr>
-              <w:t>each genre's emotional signature, Eerola vs Blockbuster side by side</w:t>
-            </w:r>
-          </w:p>
-        </w:tc>
-      </w:tr>
-      <w:tr>
-        <w:tc>
-          <w:tcPr>
-            <w:tcW w:type="dxa" w:w="4986"/>
-          </w:tcPr>
-          <w:p>
-            <w:pPr>
-              <w:spacing w:after="0"/>
-            </w:pPr>
-            <w:r>
-              <w:rPr>
-                <w:rFonts w:ascii="Consolas" w:hAnsi="Consolas"/>
-                <w:color w:val="404040"/>
-                <w:sz w:val="17"/>
-              </w:rPr>
-              <w:t>zero_shot</w:t>
-            </w:r>
-          </w:p>
-        </w:tc>
-        <w:tc>
-          <w:tcPr>
-            <w:tcW w:type="dxa" w:w="4986"/>
-          </w:tcPr>
-          <w:p>
-            <w:pPr>
-              <w:spacing w:after="0"/>
-            </w:pPr>
-            <w:r>
-              <w:rPr>
-                <w:sz w:val="17"/>
-              </w:rPr>
-              <w:t>Eerola → Blockbuster: emotion 0.511 vs PCA-8 0.421 vs direct 0.407</w:t>
-            </w:r>
-          </w:p>
-        </w:tc>
-      </w:tr>
-      <w:tr>
-        <w:tc>
-          <w:tcPr>
-            <w:tcW w:type="dxa" w:w="4986"/>
-          </w:tcPr>
-          <w:p>
-            <w:pPr>
-              <w:spacing w:after="0"/>
-            </w:pPr>
-            <w:r>
-              <w:rPr>
-                <w:rFonts w:ascii="Consolas" w:hAnsi="Consolas"/>
-                <w:color w:val="404040"/>
-                <w:sz w:val="17"/>
-              </w:rPr>
-              <w:t>cross_dataset</w:t>
-            </w:r>
-          </w:p>
-        </w:tc>
-        <w:tc>
-          <w:tcPr>
-            <w:tcW w:type="dxa" w:w="4986"/>
-          </w:tcPr>
-          <w:p>
-            <w:pPr>
-              <w:spacing w:after="0"/>
-            </w:pPr>
-            <w:r>
-              <w:rPr>
-                <w:sz w:val="17"/>
-              </w:rPr>
-              <w:t>both transfer directions and the pooled design (film level)</w:t>
+              <w:t>0.21 / 0.26 / 0.23</w:t>
             </w:r>
           </w:p>
         </w:tc>
@@ -7082,202 +1748,70 @@
     </w:p>
     <w:p>
       <w:pPr>
-        <w:jc w:val="center"/>
+        <w:pStyle w:val="ListBullet"/>
+        <w:spacing w:after="40"/>
       </w:pPr>
       <w:r>
-        <w:drawing>
-          <wp:inline xmlns:a="http://schemas.openxmlformats.org/drawingml/2006/main" xmlns:pic="http://schemas.openxmlformats.org/drawingml/2006/picture">
-            <wp:extent cx="5580000" cy="2233636"/>
-            <wp:docPr id="1" name="Picture 1"/>
-            <wp:cNvGraphicFramePr>
-              <a:graphicFrameLocks noChangeAspect="1"/>
-            </wp:cNvGraphicFramePr>
-            <a:graphic>
-              <a:graphicData uri="http://schemas.openxmlformats.org/drawingml/2006/picture">
-                <pic:pic>
-                  <pic:nvPicPr>
-                    <pic:cNvPr id="0" name="indomain_eerola5.png"/>
-                    <pic:cNvPicPr/>
-                  </pic:nvPicPr>
-                  <pic:blipFill>
-                    <a:blip r:embed="rId9"/>
-                    <a:stretch>
-                      <a:fillRect/>
-                    </a:stretch>
-                  </pic:blipFill>
-                  <pic:spPr>
-                    <a:xfrm>
-                      <a:off x="0" y="0"/>
-                      <a:ext cx="5580000" cy="2233636"/>
-                    </a:xfrm>
-                    <a:prstGeom prst="rect"/>
-                  </pic:spPr>
-                </pic:pic>
-              </a:graphicData>
-            </a:graphic>
-          </wp:inline>
-        </w:drawing>
+        <w:t xml:space="preserve">The emotion route is the </w:t>
+      </w:r>
+      <w:r>
+        <w:rPr>
+          <w:b/>
+        </w:rPr>
+        <w:t>best route for Action, Crime and Comedy</w:t>
+      </w:r>
+      <w:r>
+        <w:t>; the hand-crafted MIR features are best on Drama and CLAP on Horror.</w:t>
       </w:r>
     </w:p>
     <w:p>
       <w:pPr>
-        <w:jc w:val="center"/>
+        <w:pStyle w:val="ListBullet"/>
+        <w:spacing w:after="40"/>
       </w:pPr>
       <w:r>
+        <w:t xml:space="preserve">Its advantage is mostly </w:t>
+      </w:r>
+      <w:r>
         <w:rPr>
-          <w:i/>
+          <w:b/>
         </w:rPr>
-        <w:t>In-domain, five genres: every route with 95 % intervals</w:t>
+        <w:t>recall on the rare genres</w:t>
+      </w:r>
+      <w:r>
+        <w:t>: averaged over the five genres recall 0.64 vs 0.38 for VGGish, at precision 0.41 vs 0.36. Comedy is the clearest case (recall 0.78 vs 0.12).</w:t>
       </w:r>
     </w:p>
     <w:p>
       <w:pPr>
-        <w:jc w:val="center"/>
+        <w:pStyle w:val="ListBullet"/>
+        <w:spacing w:after="40"/>
       </w:pPr>
       <w:r>
-        <w:drawing>
-          <wp:inline xmlns:a="http://schemas.openxmlformats.org/drawingml/2006/main" xmlns:pic="http://schemas.openxmlformats.org/drawingml/2006/picture">
-            <wp:extent cx="5580000" cy="2117990"/>
-            <wp:docPr id="2" name="Picture 2"/>
-            <wp:cNvGraphicFramePr>
-              <a:graphicFrameLocks noChangeAspect="1"/>
-            </wp:cNvGraphicFramePr>
-            <a:graphic>
-              <a:graphicData uri="http://schemas.openxmlformats.org/drawingml/2006/picture">
-                <pic:pic>
-                  <pic:nvPicPr>
-                    <pic:cNvPr id="0" name="zero_shot.png"/>
-                    <pic:cNvPicPr/>
-                  </pic:nvPicPr>
-                  <pic:blipFill>
-                    <a:blip r:embed="rId10"/>
-                    <a:stretch>
-                      <a:fillRect/>
-                    </a:stretch>
-                  </pic:blipFill>
-                  <pic:spPr>
-                    <a:xfrm>
-                      <a:off x="0" y="0"/>
-                      <a:ext cx="5580000" cy="2117990"/>
-                    </a:xfrm>
-                    <a:prstGeom prst="rect"/>
-                  </pic:spPr>
-                </pic:pic>
-              </a:graphicData>
-            </a:graphic>
-          </wp:inline>
-        </w:drawing>
+        <w:rPr>
+          <w:b/>
+        </w:rPr>
+        <w:t>Horror is the exception</w:t>
+      </w:r>
+      <w:r>
+        <w:t>: the emotion route finds half the Horror films but predicts the genre for too many others (precision 0.15).</w:t>
       </w:r>
     </w:p>
     <w:p>
       <w:pPr>
-        <w:jc w:val="center"/>
+        <w:pStyle w:val="ListBullet"/>
+        <w:spacing w:after="40"/>
       </w:pPr>
       <w:r>
-        <w:rPr>
-          <w:i/>
-        </w:rPr>
-        <w:t>Zero-shot transfer from Eerola to Blockbuster</w:t>
+        <w:t>With 4 Comedy and 5 Horror films, one film moves a genre's F1 by about 0.2: this is a description, not a test.</w:t>
       </w:r>
     </w:p>
     <w:p>
       <w:pPr>
-        <w:jc w:val="center"/>
+        <w:pStyle w:val="Heading1"/>
       </w:pPr>
       <w:r>
-        <w:drawing>
-          <wp:inline xmlns:a="http://schemas.openxmlformats.org/drawingml/2006/main" xmlns:pic="http://schemas.openxmlformats.org/drawingml/2006/picture">
-            <wp:extent cx="5580000" cy="2585854"/>
-            <wp:docPr id="3" name="Picture 3"/>
-            <wp:cNvGraphicFramePr>
-              <a:graphicFrameLocks noChangeAspect="1"/>
-            </wp:cNvGraphicFramePr>
-            <a:graphic>
-              <a:graphicData uri="http://schemas.openxmlformats.org/drawingml/2006/picture">
-                <pic:pic>
-                  <pic:nvPicPr>
-                    <pic:cNvPr id="0" name="stability_repeats.png"/>
-                    <pic:cNvPicPr/>
-                  </pic:nvPicPr>
-                  <pic:blipFill>
-                    <a:blip r:embed="rId11"/>
-                    <a:stretch>
-                      <a:fillRect/>
-                    </a:stretch>
-                  </pic:blipFill>
-                  <pic:spPr>
-                    <a:xfrm>
-                      <a:off x="0" y="0"/>
-                      <a:ext cx="5580000" cy="2585854"/>
-                    </a:xfrm>
-                    <a:prstGeom prst="rect"/>
-                  </pic:spPr>
-                </pic:pic>
-              </a:graphicData>
-            </a:graphic>
-          </wp:inline>
-        </w:drawing>
-      </w:r>
-    </w:p>
-    <w:p>
-      <w:pPr>
-        <w:jc w:val="center"/>
-      </w:pPr>
-      <w:r>
-        <w:rPr>
-          <w:i/>
-        </w:rPr>
-        <w:t>Stability over repeats and seeds</w:t>
-      </w:r>
-    </w:p>
-    <w:p>
-      <w:pPr>
-        <w:jc w:val="center"/>
-      </w:pPr>
-      <w:r>
-        <w:drawing>
-          <wp:inline xmlns:a="http://schemas.openxmlformats.org/drawingml/2006/main" xmlns:pic="http://schemas.openxmlformats.org/drawingml/2006/picture">
-            <wp:extent cx="5580000" cy="2733061"/>
-            <wp:docPr id="4" name="Picture 4"/>
-            <wp:cNvGraphicFramePr>
-              <a:graphicFrameLocks noChangeAspect="1"/>
-            </wp:cNvGraphicFramePr>
-            <a:graphic>
-              <a:graphicData uri="http://schemas.openxmlformats.org/drawingml/2006/picture">
-                <pic:pic>
-                  <pic:nvPicPr>
-                    <pic:cNvPr id="0" name="metric_family.png"/>
-                    <pic:cNvPicPr/>
-                  </pic:nvPicPr>
-                  <pic:blipFill>
-                    <a:blip r:embed="rId12"/>
-                    <a:stretch>
-                      <a:fillRect/>
-                    </a:stretch>
-                  </pic:blipFill>
-                  <pic:spPr>
-                    <a:xfrm>
-                      <a:off x="0" y="0"/>
-                      <a:ext cx="5580000" cy="2733061"/>
-                    </a:xfrm>
-                    <a:prstGeom prst="rect"/>
-                  </pic:spPr>
-                </pic:pic>
-              </a:graphicData>
-            </a:graphic>
-          </wp:inline>
-        </w:drawing>
-      </w:r>
-    </w:p>
-    <w:p>
-      <w:pPr>
-        <w:jc w:val="center"/>
-      </w:pPr>
-      <w:r>
-        <w:rPr>
-          <w:i/>
-        </w:rPr>
-        <w:t>The routes under seven metrics</w:t>
+        <w:t>6. Note 4 — a focused Evaluation and a more precise Discussion</w:t>
       </w:r>
     </w:p>
     <w:p>
@@ -7285,10 +1819,50 @@
         <w:rPr>
           <w:b/>
         </w:rPr>
-        <w:t>Figures from other papers.</w:t>
+        <w:t>Main text of Chapter 5 now:</w:t>
       </w:r>
       <w:r>
-        <w:t xml:space="preserve"> The circumplex figure in Fundamentals is redrawn "after Russell (1980)"; the original could replace it with its source. Ma et al. (2021) is published under CC BY 4.0, so its figures may be reused with attribution.</w:t>
+        <w:t xml:space="preserve"> Stage 1 (emotion regression, short) → RQ1 → emotion vs direct audio with </w:t>
+      </w:r>
+      <w:r>
+        <w:rPr>
+          <w:b/>
+        </w:rPr>
+        <w:t>one 4-row comparison table</w:t>
+      </w:r>
+      <w:r>
+        <w:t xml:space="preserve"> → </w:t>
+      </w:r>
+      <w:r>
+        <w:rPr>
+          <w:b/>
+        </w:rPr>
+        <w:t>results per genre</w:t>
+      </w:r>
+      <w:r>
+        <w:t xml:space="preserve"> (new) → emotional signatures and their replication → transfer (Blockbuster in-domain chart, leakage check, zero-shot, the three cross-dataset designs with SD) → a one-page summary.</w:t>
+      </w:r>
+    </w:p>
+    <w:p>
+      <w:r>
+        <w:rPr>
+          <w:b/>
+        </w:rPr>
+        <w:t>Moved to the new Appendix A</w:t>
+      </w:r>
+      <w:r>
+        <w:t xml:space="preserve"> (each with one sentence and a pointer in the main text): all paired comparisons and the Nadeau–Bengio limit, the metric family and the threshold analysis, stability over seeds, the emotion ablation, the waveform representation, all eight genres, the reproduction of Ma et al. with the cue-level analysis, and the error analysis.</w:t>
+      </w:r>
+    </w:p>
+    <w:p>
+      <w:r>
+        <w:rPr>
+          <w:b/>
+        </w:rPr>
+        <w:t>Discussion:</w:t>
+      </w:r>
+      <w:r>
+        <w:t xml:space="preserve"> built around one table of all settings; one paragraph each for the in-domain and the cross-dataset result; the "why" section reduced to meaning vs compression, scarce data and domain shift; limitations as short paragraphs.</w:t>
       </w:r>
     </w:p>
     <w:p>
@@ -7296,12 +1870,7 @@
         <w:pStyle w:val="Heading1"/>
       </w:pPr>
       <w:r>
-        <w:t>7. A correction since: the pooled cross-dataset design</w:t>
-      </w:r>
-    </w:p>
-    <w:p>
-      <w:r>
-        <w:t>The results file of the pooled design (both datasets in training) came from a 3×5 run, while the script and the text said 5×5. It was re-run at 5×5 (7 Oct). The two transfer directions reproduce exactly; the pooled numbers move slightly and the conclusion stays:</w:t>
+        <w:t>7. What changed in the numbers (before → after the duplicate fix)</w:t>
       </w:r>
     </w:p>
     <w:tbl>
@@ -7326,12 +1895,23 @@
             <w:pPr>
               <w:spacing w:after="0"/>
             </w:pPr>
+          </w:p>
+        </w:tc>
+        <w:tc>
+          <w:tcPr>
+            <w:tcW w:type="dxa" w:w="3324"/>
+            <w:shd w:val="clear" w:color="auto" w:fill="E8E8E8"/>
+          </w:tcPr>
+          <w:p>
+            <w:pPr>
+              <w:spacing w:after="0"/>
+            </w:pPr>
             <w:r>
               <w:rPr>
                 <w:b/>
                 <w:sz w:val="17"/>
               </w:rPr>
-              <w:t>pooled design</w:t>
+              <w:t>before</w:t>
             </w:r>
           </w:p>
         </w:tc>
@@ -7349,25 +1929,7 @@
                 <w:b/>
                 <w:sz w:val="17"/>
               </w:rPr>
-              <w:t>before (3×5)</w:t>
-            </w:r>
-          </w:p>
-        </w:tc>
-        <w:tc>
-          <w:tcPr>
-            <w:tcW w:type="dxa" w:w="3324"/>
-            <w:shd w:val="clear" w:color="auto" w:fill="E8E8E8"/>
-          </w:tcPr>
-          <w:p>
-            <w:pPr>
-              <w:spacing w:after="0"/>
-            </w:pPr>
-            <w:r>
-              <w:rPr>
-                <w:b/>
-                <w:sz w:val="17"/>
-              </w:rPr>
-              <w:t>now (5×5)</w:t>
+              <w:t>after</w:t>
             </w:r>
           </w:p>
         </w:tc>
@@ -7385,7 +1947,7 @@
               <w:rPr>
                 <w:sz w:val="17"/>
               </w:rPr>
-              <w:t>emotion route / direct / PCA-8</w:t>
+              <w:t>emotion route, 5 genres (film level)</w:t>
             </w:r>
           </w:p>
         </w:tc>
@@ -7402,7 +1964,7 @@
               <w:rPr>
                 <w:sz w:val="17"/>
               </w:rPr>
-              <w:t>0.424 / 0.421 / 0.398</w:t>
+              <w:t>0.469</w:t>
             </w:r>
           </w:p>
         </w:tc>
@@ -7420,528 +1982,7 @@
                 <w:b/>
                 <w:sz w:val="17"/>
               </w:rPr>
-              <w:t>0.432 / 0.428 / 0.405</w:t>
-            </w:r>
-          </w:p>
-        </w:tc>
-      </w:tr>
-      <w:tr>
-        <w:tc>
-          <w:tcPr>
-            <w:tcW w:type="dxa" w:w="3324"/>
-          </w:tcPr>
-          <w:p>
-            <w:pPr>
-              <w:spacing w:after="0"/>
-            </w:pPr>
-            <w:r>
-              <w:rPr>
-                <w:sz w:val="17"/>
-              </w:rPr>
-              <w:t>emotion vs direct</w:t>
-            </w:r>
-          </w:p>
-        </w:tc>
-        <w:tc>
-          <w:tcPr>
-            <w:tcW w:type="dxa" w:w="3324"/>
-          </w:tcPr>
-          <w:p>
-            <w:pPr>
-              <w:spacing w:after="0"/>
-              <w:jc w:val="right"/>
-            </w:pPr>
-            <w:r>
-              <w:rPr>
-                <w:sz w:val="17"/>
-              </w:rPr>
-              <w:t>+0.003, p = 0.906</w:t>
-            </w:r>
-          </w:p>
-        </w:tc>
-        <w:tc>
-          <w:tcPr>
-            <w:tcW w:type="dxa" w:w="3324"/>
-          </w:tcPr>
-          <w:p>
-            <w:pPr>
-              <w:spacing w:after="0"/>
-              <w:jc w:val="right"/>
-            </w:pPr>
-            <w:r>
-              <w:rPr>
-                <w:b/>
-                <w:sz w:val="17"/>
-              </w:rPr>
-              <w:t>+0.004, p = 0.850</w:t>
-            </w:r>
-          </w:p>
-        </w:tc>
-      </w:tr>
-    </w:tbl>
-    <w:p>
-      <w:pPr>
-        <w:spacing w:after="40"/>
-      </w:pPr>
-    </w:p>
-    <w:p>
-      <w:r>
-        <w:t>Once both datasets are in training, the two routes tie. (Scored per film, section 10, the pooled design is still a tie.)</w:t>
-      </w:r>
-    </w:p>
-    <w:p>
-      <w:pPr>
-        <w:pStyle w:val="Heading1"/>
-      </w:pPr>
-      <w:r>
-        <w:t>8. Open items</w:t>
-      </w:r>
-    </w:p>
-    <w:p>
-      <w:pPr>
-        <w:spacing w:after="40"/>
-        <w:ind w:left="510" w:hanging="340"/>
-      </w:pPr>
-      <w:r>
-        <w:t xml:space="preserve">1. </w:t>
-      </w:r>
-      <w:r>
-        <w:rPr>
-          <w:b/>
-        </w:rPr>
-        <w:t>Write the held-back parts</w:t>
-      </w:r>
-      <w:r>
-        <w:t>: abstract, Chapter 7 (Conclusions and Future Work) and the list of contributions. Future Work must keep the experiment the Discussion points to (below).</w:t>
-      </w:r>
-    </w:p>
-    <w:p>
-      <w:pPr>
-        <w:spacing w:after="40"/>
-        <w:ind w:left="510" w:hanging="340"/>
-      </w:pPr>
-      <w:r>
-        <w:t xml:space="preserve">2. </w:t>
-      </w:r>
-      <w:r>
-        <w:rPr>
-          <w:b/>
-        </w:rPr>
-        <w:t>Zero-shot with a threshold tuned on the source dataset</w:t>
-      </w:r>
-      <w:r>
-        <w:t>: the one check the metric analysis raises that has not been run.</w:t>
-      </w:r>
-    </w:p>
-    <w:p>
-      <w:pPr>
-        <w:spacing w:after="40"/>
-        <w:ind w:left="510" w:hanging="340"/>
-      </w:pPr>
-      <w:r>
-        <w:t xml:space="preserve">3. </w:t>
-      </w:r>
-      <w:r>
-        <w:rPr>
-          <w:b/>
-        </w:rPr>
-        <w:t>AI-usage declaration</w:t>
-      </w:r>
-      <w:r>
-        <w:t>: two red notes (other tools, how the drafts were revised) and the date. The level for the held-back parts is filled in ("edited").</w:t>
-      </w:r>
-    </w:p>
-    <w:p>
-      <w:pPr>
-        <w:spacing w:after="40"/>
-        <w:ind w:left="510" w:hanging="340"/>
-      </w:pPr>
-      <w:r>
-        <w:t xml:space="preserve">4. </w:t>
-      </w:r>
-      <w:r>
-        <w:rPr>
-          <w:b/>
-        </w:rPr>
-        <w:t>Film-level switch (section 10)</w:t>
-      </w:r>
-      <w:r>
-        <w:t xml:space="preserve">: read the rewritten parts of Methods (evaluation protocol), Evaluation and Discussion, and the new Limitations paragraph "Unit of evaluation". The held-back drafts in </w:t>
-      </w:r>
-      <w:r>
-        <w:rPr>
-          <w:rFonts w:ascii="Consolas" w:hAnsi="Consolas"/>
-          <w:color w:val="404040"/>
-          <w:sz w:val="18"/>
-        </w:rPr>
-        <w:t>docs/latex/held_back/</w:t>
-      </w:r>
-      <w:r>
-        <w:t xml:space="preserve"> still quote clip-level numbers; use the film-level ones when writing the abstract and Chapter 7.</w:t>
-      </w:r>
-    </w:p>
-    <w:p>
-      <w:pPr>
-        <w:spacing w:after="40"/>
-        <w:ind w:left="510" w:hanging="340"/>
-      </w:pPr>
-      <w:r>
-        <w:t xml:space="preserve">5. </w:t>
-      </w:r>
-      <w:r>
-        <w:rPr>
-          <w:b/>
-        </w:rPr>
-        <w:t>Read the whole thesis once</w:t>
-      </w:r>
-      <w:r>
-        <w:t xml:space="preserve">, using </w:t>
-      </w:r>
-      <w:r>
-        <w:rPr>
-          <w:rFonts w:ascii="Consolas" w:hAnsi="Consolas"/>
-          <w:color w:val="404040"/>
-          <w:sz w:val="18"/>
-        </w:rPr>
-        <w:t>docs/verification_checklist.md</w:t>
-      </w:r>
-      <w:r>
-        <w:t>: what to check, the numbers that no results file stores, every correction made, and what to look at in the PDF (the two TikZ diagrams have not been checked visually).</w:t>
-      </w:r>
-    </w:p>
-    <w:p>
-      <w:pPr>
-        <w:pStyle w:val="Heading1"/>
-      </w:pPr>
-      <w:r>
-        <w:t>9. Questions to expect, and the answers</w:t>
-      </w:r>
-    </w:p>
-    <w:p>
-      <w:r>
-        <w:rPr>
-          <w:b/>
-        </w:rPr>
-        <w:t>Why macro-F1 and not accuracy or Hamming loss?</w:t>
-      </w:r>
-      <w:r>
-        <w:t xml:space="preserve"> Because on this data those are won by a model that always says "Drama": exact match 0.283 and Hamming loss 0.218, better than every real model. Macro-F1 gives each genre the same weight, so it cannot be won by ignoring the rare ones.</w:t>
-      </w:r>
-    </w:p>
-    <w:p>
-      <w:r>
-        <w:rPr>
-          <w:b/>
-        </w:rPr>
-        <w:t>Is the emotion route better in-domain or not?</w:t>
-      </w:r>
-      <w:r>
-        <w:t xml:space="preserve"> Scored per film (the headline), yes against direct audio: 0.469 vs 0.375 for VGGish (+0.095, p = 0.047), ahead in all 10 repeats and all 5 seeds. It is not significantly ahead of MusiCNN (p = 0.079) or the PCA-8 control (p = 0.326), and PCA-8 itself beats VGGish under every seed, so part of the gain is compression. Over clips the lead is +0.040, significant under the film bootstrap (p = 0.042) and borderline under Nadeau–Bengio (p = 0.151). With per-genre thresholds tuned on the training data, the routes converge over clips and the lead is not significant. So in-domain it "loses nothing and is ahead at the default operating point", not "better under every metric".</w:t>
-      </w:r>
-    </w:p>
-    <w:p>
-      <w:r>
-        <w:rPr>
-          <w:b/>
-        </w:rPr>
-        <w:t>Then what is left of the main claim?</w:t>
-      </w:r>
-      <w:r>
-        <w:t xml:space="preserve"> The emotion route is clearly ahead where the genre classifier is trained on the 41 Eerola films: in-domain (5 and 8 genres) and from Eerola to Blockbuster (0.511 vs 0.407, p = 0.018). It is level where the classifier is trained on the 110 Blockbuster films or on both datasets. The reverse direction agrees in sign (+0.077 per film) but is not significant (p = 0.127). And its predictions are interpretable: the emotional signatures replicate on a second dataset (r = 0.836). The thesis calls this an advantage under scarce data and under a change of dataset (section 10).</w:t>
-      </w:r>
-    </w:p>
-    <w:p>
-      <w:r>
-        <w:rPr>
-          <w:b/>
-        </w:rPr>
-        <w:t>Would threshold tuning also erase the zero-shot advantage?</w:t>
-      </w:r>
-      <w:r>
-        <w:t xml:space="preserve"> Unknown: not tested yet (open item 2).</w:t>
-      </w:r>
-    </w:p>
-    <w:p>
-      <w:r>
-        <w:rPr>
-          <w:b/>
-        </w:rPr>
-        <w:t>How stable are the numbers?</w:t>
-      </w:r>
-      <w:r>
-        <w:t xml:space="preserve"> Very. Per film, the 10-repeat mean moves by at most 0.015 between seeds, and the emotion lead over VGGish stays between +0.093 and +0.128 under every seed. Over clips the figures are 0.008 and +0.037 to +0.059. The main uncertainty is which 41 films the dataset contains (bootstrap SE about 0.02).</w:t>
-      </w:r>
-    </w:p>
-    <w:p>
-      <w:r>
-        <w:rPr>
-          <w:b/>
-        </w:rPr>
-        <w:t>Why is the box-office analysis not in the thesis?</w:t>
-      </w:r>
-      <w:r>
-        <w:t xml:space="preserve"> It was done (section 4) and its answer is clear: classification quality does not relate to gross, and the emotions of the score relate to it only through the budget. It answers a question about commercial success rather than about genre, so it was left out.</w:t>
-      </w:r>
-    </w:p>
-    <w:p>
-      <w:r>
-        <w:rPr>
-          <w:b/>
-        </w:rPr>
-        <w:t>Why score per film rather than per clip, and was that chosen to favour the method?</w:t>
-      </w:r>
-      <w:r>
-        <w:t xml:space="preserve"> Genre is a film label, identical for all of a film's clips, and Blockbuster is scored per film anyway. The choice was made after the clip-level results were known, which the thesis states; the clip-level score of the same predictions is reported beside every result, and the conclusions that differ between the two (MusiCNN, PCA-8, predicted vs rated emotion, the reverse transfer) are named.</w:t>
-      </w:r>
-    </w:p>
-    <w:p>
-      <w:r>
-        <w:rPr>
-          <w:b/>
-        </w:rPr>
-        <w:t>How was AI used?</w:t>
-      </w:r>
-      <w:r>
-        <w:t xml:space="preserve"> As a programming and writing assistant (Claude Opus 5 and 5.5): code, documentation, chapter drafts, figures and reference checking. The declaration at the end of the thesis lists every part and its level; the research questions, datasets and decisions are the author's.</w:t>
-      </w:r>
-    </w:p>
-    <w:p>
-      <w:pPr>
-        <w:pStyle w:val="Heading1"/>
-      </w:pPr>
-      <w:r>
-        <w:t>10. Since then: film-level macro-F1 is the headline (7 Oct)</w:t>
-      </w:r>
-    </w:p>
-    <w:p>
-      <w:r>
-        <w:rPr>
-          <w:b/>
-        </w:rPr>
-        <w:t>Decision.</w:t>
-      </w:r>
-      <w:r>
-        <w:t xml:space="preserve"> Every genre evaluation in the thesis is now scored </w:t>
-      </w:r>
-      <w:r>
-        <w:rPr>
-          <w:b/>
-        </w:rPr>
-        <w:t>per film</w:t>
-      </w:r>
-      <w:r>
-        <w:t>: the predicted probabilities of a film's clips are averaged, a genre is predicted at ≥ 0.5, and macro-F1 is computed over the films (41 on five genres, 43 on eight). The clip-level score of the same predictions stays beside every result as the check.</w:t>
-      </w:r>
-    </w:p>
-    <w:p>
-      <w:r>
-        <w:rPr>
-          <w:b/>
-        </w:rPr>
-        <w:t>Why it is defensible.</w:t>
-      </w:r>
-    </w:p>
-    <w:p>
-      <w:pPr>
-        <w:pStyle w:val="ListBullet"/>
-        <w:spacing w:after="40"/>
-      </w:pPr>
-      <w:r>
-        <w:t>Genre is a film label: all clips of a film carry identical genres (checked for all 43).</w:t>
-      </w:r>
-    </w:p>
-    <w:p>
-      <w:pPr>
-        <w:pStyle w:val="ListBullet"/>
-        <w:spacing w:after="40"/>
-      </w:pPr>
-      <w:r>
-        <w:t>Clip scoring weights a film by its number of clips (1 to 18, median 8) and counts a film's clips as independent decisions.</w:t>
-      </w:r>
-    </w:p>
-    <w:p>
-      <w:pPr>
-        <w:pStyle w:val="ListBullet"/>
-        <w:spacing w:after="40"/>
-      </w:pPr>
-      <w:r>
-        <w:t>Blockbuster rows are films, and the zero-shot test is scored per film, so every result of the thesis is now on one unit.</w:t>
-      </w:r>
-    </w:p>
-    <w:p>
-      <w:r>
-        <w:rPr>
-          <w:b/>
-        </w:rPr>
-        <w:t>The catch, stated in the thesis.</w:t>
-      </w:r>
-    </w:p>
-    <w:p>
-      <w:pPr>
-        <w:pStyle w:val="ListBullet"/>
-        <w:spacing w:after="40"/>
-      </w:pPr>
-      <w:r>
-        <w:t xml:space="preserve">The unit was chosen </w:t>
-      </w:r>
-      <w:r>
-        <w:rPr>
-          <w:i/>
-        </w:rPr>
-        <w:t>after</w:t>
-      </w:r>
-      <w:r>
-        <w:t xml:space="preserve"> the clip-level results were known. The Limitations say so, and that is why the clip-level numbers stay.</w:t>
-      </w:r>
-    </w:p>
-    <w:p>
-      <w:pPr>
-        <w:pStyle w:val="ListBullet"/>
-        <w:spacing w:after="40"/>
-      </w:pPr>
-      <w:r>
-        <w:t>Comedy has 4 films and Horror 5, so the film scores spread about twice as much as the clip scores.</w:t>
-      </w:r>
-    </w:p>
-    <w:p>
-      <w:pPr>
-        <w:pStyle w:val="ListBullet"/>
-        <w:spacing w:after="40"/>
-      </w:pPr>
-      <w:r>
-        <w:t>Nadeau–Bengio needs a score per test fold (about 8 films), which is not defined per film. The thesis therefore gives the film bootstrap, plus the clip-level Nadeau–Bengio beside it.</w:t>
-      </w:r>
-    </w:p>
-    <w:p>
-      <w:r>
-        <w:rPr>
-          <w:b/>
-        </w:rPr>
-        <w:t>How.</w:t>
-      </w:r>
-      <w:r>
-        <w:t xml:space="preserve"> New experiment </w:t>
-      </w:r>
-      <w:r>
-        <w:rPr>
-          <w:rFonts w:ascii="Consolas" w:hAnsi="Consolas"/>
-          <w:color w:val="404040"/>
-          <w:sz w:val="18"/>
-        </w:rPr>
-        <w:t>experiments/evaluation/exp_film_level.py</w:t>
-      </w:r>
-      <w:r>
-        <w:t xml:space="preserve"> → </w:t>
-      </w:r>
-      <w:r>
-        <w:rPr>
-          <w:rFonts w:ascii="Consolas" w:hAnsi="Consolas"/>
-          <w:color w:val="404040"/>
-          <w:sz w:val="18"/>
-        </w:rPr>
-        <w:t>results/film_level.json</w:t>
-      </w:r>
-      <w:r>
-        <w:t xml:space="preserve"> (same arms, folds and seeds as before). It reproduces all 107 clip-level numbers of </w:t>
-      </w:r>
-      <w:r>
-        <w:rPr>
-          <w:rFonts w:ascii="Consolas" w:hAnsi="Consolas"/>
-          <w:color w:val="404040"/>
-          <w:sz w:val="18"/>
-        </w:rPr>
-        <w:t>cv_corrected.json</w:t>
-      </w:r>
-      <w:r>
-        <w:t xml:space="preserve"> and </w:t>
-      </w:r>
-      <w:r>
-        <w:rPr>
-          <w:rFonts w:ascii="Consolas" w:hAnsi="Consolas"/>
-          <w:color w:val="404040"/>
-          <w:sz w:val="18"/>
-        </w:rPr>
-        <w:t>metrics_stability.json</w:t>
-      </w:r>
-      <w:r>
-        <w:t xml:space="preserve"> exactly. </w:t>
-      </w:r>
-      <w:r>
-        <w:rPr>
-          <w:rFonts w:ascii="Consolas" w:hAnsi="Consolas"/>
-          <w:color w:val="404040"/>
-          <w:sz w:val="18"/>
-        </w:rPr>
-        <w:t>exp_cross_dataset_cv.py</w:t>
-      </w:r>
-      <w:r>
-        <w:t xml:space="preserve"> gained film-level blocks; its clip-level numbers are unchanged.</w:t>
-      </w:r>
-    </w:p>
-    <w:tbl>
-      <w:tblPr>
-        <w:tblStyle w:val="TableGrid"/>
-        <w:tblW w:type="auto" w:w="0"/>
-        <w:jc w:val="center"/>
-        <w:tblLook w:firstColumn="1" w:firstRow="1" w:lastColumn="0" w:lastRow="0" w:noHBand="0" w:noVBand="1" w:val="04A0"/>
-      </w:tblPr>
-      <w:tblGrid>
-        <w:gridCol w:w="3324"/>
-        <w:gridCol w:w="3324"/>
-        <w:gridCol w:w="3324"/>
-      </w:tblGrid>
-      <w:tr>
-        <w:tc>
-          <w:tcPr>
-            <w:tcW w:type="dxa" w:w="3324"/>
-            <w:shd w:val="clear" w:color="auto" w:fill="E8E8E8"/>
-          </w:tcPr>
-          <w:p>
-            <w:pPr>
-              <w:spacing w:after="0"/>
-            </w:pPr>
-            <w:r>
-              <w:rPr>
-                <w:b/>
-                <w:sz w:val="17"/>
-              </w:rPr>
-              <w:t>five genres, 41 films</w:t>
-            </w:r>
-          </w:p>
-        </w:tc>
-        <w:tc>
-          <w:tcPr>
-            <w:tcW w:type="dxa" w:w="3324"/>
-            <w:shd w:val="clear" w:color="auto" w:fill="E8E8E8"/>
-          </w:tcPr>
-          <w:p>
-            <w:pPr>
-              <w:spacing w:after="0"/>
-            </w:pPr>
-            <w:r>
-              <w:rPr>
-                <w:b/>
-                <w:sz w:val="17"/>
-              </w:rPr>
-              <w:t>film level</w:t>
-            </w:r>
-          </w:p>
-        </w:tc>
-        <w:tc>
-          <w:tcPr>
-            <w:tcW w:type="dxa" w:w="3324"/>
-            <w:shd w:val="clear" w:color="auto" w:fill="E8E8E8"/>
-          </w:tcPr>
-          <w:p>
-            <w:pPr>
-              <w:spacing w:after="0"/>
-            </w:pPr>
-            <w:r>
-              <w:rPr>
-                <w:b/>
-                <w:sz w:val="17"/>
-              </w:rPr>
-              <w:t>clip level</w:t>
+              <w:t>0.460</w:t>
             </w:r>
           </w:p>
         </w:tc>
@@ -7993,7 +2034,7 @@
               <w:rPr>
                 <w:sz w:val="17"/>
               </w:rPr>
-              <w:t>0.428</w:t>
+              <w:t>0.491</w:t>
             </w:r>
           </w:p>
         </w:tc>
@@ -8009,28 +2050,9 @@
             </w:pPr>
             <w:r>
               <w:rPr>
-                <w:b/>
                 <w:sz w:val="17"/>
               </w:rPr>
-              <w:t>emotion route</w:t>
-            </w:r>
-          </w:p>
-        </w:tc>
-        <w:tc>
-          <w:tcPr>
-            <w:tcW w:type="dxa" w:w="3324"/>
-          </w:tcPr>
-          <w:p>
-            <w:pPr>
-              <w:spacing w:after="0"/>
-              <w:jc w:val="right"/>
-            </w:pPr>
-            <w:r>
-              <w:rPr>
-                <w:b/>
-                <w:sz w:val="17"/>
-              </w:rPr>
-              <w:t>0.469</w:t>
+              <w:t>direct VGGish / best direct (MusiCNN)</w:t>
             </w:r>
           </w:p>
         </w:tc>
@@ -8047,7 +2069,24 @@
               <w:rPr>
                 <w:sz w:val="17"/>
               </w:rPr>
-              <w:t>0.417</w:t>
+              <w:t>0.375 / 0.385</w:t>
+            </w:r>
+          </w:p>
+        </w:tc>
+        <w:tc>
+          <w:tcPr>
+            <w:tcW w:type="dxa" w:w="3324"/>
+          </w:tcPr>
+          <w:p>
+            <w:pPr>
+              <w:spacing w:after="0"/>
+              <w:jc w:val="right"/>
+            </w:pPr>
+            <w:r>
+              <w:rPr>
+                <w:sz w:val="17"/>
+              </w:rPr>
+              <w:t>0.367 / 0.396</w:t>
             </w:r>
           </w:p>
         </w:tc>
@@ -8099,7 +2138,7 @@
               <w:rPr>
                 <w:sz w:val="17"/>
               </w:rPr>
-              <w:t>0.372</w:t>
+              <w:t>0.390</w:t>
             </w:r>
           </w:p>
         </w:tc>
@@ -8117,7 +2156,7 @@
               <w:rPr>
                 <w:sz w:val="17"/>
               </w:rPr>
-              <w:t>best direct: MusiCNN / VGGish</w:t>
+              <w:t>emotion vs VGGish (film bootstrap)</w:t>
             </w:r>
           </w:p>
         </w:tc>
@@ -8134,7 +2173,7 @@
               <w:rPr>
                 <w:sz w:val="17"/>
               </w:rPr>
-              <w:t>0.385 / 0.375</w:t>
+              <w:t>+0.095, p = 0.047</w:t>
             </w:r>
           </w:p>
         </w:tc>
@@ -8151,342 +2190,14 @@
               <w:rPr>
                 <w:sz w:val="17"/>
               </w:rPr>
-              <w:t>0.363 / 0.377</w:t>
-            </w:r>
-          </w:p>
-        </w:tc>
-      </w:tr>
-      <w:tr>
-        <w:tc>
-          <w:tcPr>
-            <w:tcW w:type="dxa" w:w="3324"/>
-          </w:tcPr>
-          <w:p>
-            <w:pPr>
-              <w:spacing w:after="0"/>
-            </w:pPr>
-            <w:r>
-              <w:rPr>
-                <w:sz w:val="17"/>
-              </w:rPr>
-              <w:t>AST</w:t>
-            </w:r>
-          </w:p>
-        </w:tc>
-        <w:tc>
-          <w:tcPr>
-            <w:tcW w:type="dxa" w:w="3324"/>
-          </w:tcPr>
-          <w:p>
-            <w:pPr>
-              <w:spacing w:after="0"/>
-              <w:jc w:val="right"/>
-            </w:pPr>
-            <w:r>
-              <w:rPr>
-                <w:sz w:val="17"/>
-              </w:rPr>
-              <w:t>0.307</w:t>
-            </w:r>
-          </w:p>
-        </w:tc>
-        <w:tc>
-          <w:tcPr>
-            <w:tcW w:type="dxa" w:w="3324"/>
-          </w:tcPr>
-          <w:p>
-            <w:pPr>
-              <w:spacing w:after="0"/>
-              <w:jc w:val="right"/>
-            </w:pPr>
-            <w:r>
-              <w:rPr>
-                <w:sz w:val="17"/>
-              </w:rPr>
-              <w:t>0.371</w:t>
-            </w:r>
-          </w:p>
-        </w:tc>
-      </w:tr>
-      <w:tr>
-        <w:tc>
-          <w:tcPr>
-            <w:tcW w:type="dxa" w:w="3324"/>
-          </w:tcPr>
-          <w:p>
-            <w:pPr>
-              <w:spacing w:after="0"/>
-            </w:pPr>
-            <w:r>
-              <w:rPr>
-                <w:sz w:val="17"/>
-              </w:rPr>
-              <w:t>random guess / most frequent</w:t>
-            </w:r>
-          </w:p>
-        </w:tc>
-        <w:tc>
-          <w:tcPr>
-            <w:tcW w:type="dxa" w:w="3324"/>
-          </w:tcPr>
-          <w:p>
-            <w:pPr>
-              <w:spacing w:after="0"/>
-              <w:jc w:val="right"/>
-            </w:pPr>
-            <w:r>
-              <w:rPr>
-                <w:sz w:val="17"/>
-              </w:rPr>
-              <w:t>0.301 / 0.169</w:t>
-            </w:r>
-          </w:p>
-        </w:tc>
-        <w:tc>
-          <w:tcPr>
-            <w:tcW w:type="dxa" w:w="3324"/>
-          </w:tcPr>
-          <w:p>
-            <w:pPr>
-              <w:spacing w:after="0"/>
-              <w:jc w:val="right"/>
-            </w:pPr>
-            <w:r>
-              <w:rPr>
-                <w:sz w:val="17"/>
-              </w:rPr>
-              <w:t>0.308 / 0.168</w:t>
-            </w:r>
-          </w:p>
-        </w:tc>
-      </w:tr>
-    </w:tbl>
-    <w:p>
-      <w:pPr>
-        <w:spacing w:after="40"/>
-      </w:pPr>
-    </w:p>
-    <w:tbl>
-      <w:tblPr>
-        <w:tblStyle w:val="TableGrid"/>
-        <w:tblW w:type="auto" w:w="0"/>
-        <w:jc w:val="center"/>
-        <w:tblLook w:firstColumn="1" w:firstRow="1" w:lastColumn="0" w:lastRow="0" w:noHBand="0" w:noVBand="1" w:val="04A0"/>
-      </w:tblPr>
-      <w:tblGrid>
-        <w:gridCol w:w="3324"/>
-        <w:gridCol w:w="3324"/>
-        <w:gridCol w:w="3324"/>
-      </w:tblGrid>
-      <w:tr>
-        <w:tc>
-          <w:tcPr>
-            <w:tcW w:type="dxa" w:w="3324"/>
-            <w:shd w:val="clear" w:color="auto" w:fill="E8E8E8"/>
-          </w:tcPr>
-          <w:p>
-            <w:pPr>
-              <w:spacing w:after="0"/>
-            </w:pPr>
-            <w:r>
-              <w:rPr>
-                <w:b/>
-                <w:sz w:val="17"/>
-              </w:rPr>
-              <w:t>comparison (film bootstrap)</w:t>
-            </w:r>
-          </w:p>
-        </w:tc>
-        <w:tc>
-          <w:tcPr>
-            <w:tcW w:type="dxa" w:w="3324"/>
-            <w:shd w:val="clear" w:color="auto" w:fill="E8E8E8"/>
-          </w:tcPr>
-          <w:p>
-            <w:pPr>
-              <w:spacing w:after="0"/>
-            </w:pPr>
-            <w:r>
-              <w:rPr>
-                <w:b/>
-                <w:sz w:val="17"/>
-              </w:rPr>
-              <w:t>film level</w:t>
-            </w:r>
-          </w:p>
-        </w:tc>
-        <w:tc>
-          <w:tcPr>
-            <w:tcW w:type="dxa" w:w="3324"/>
-            <w:shd w:val="clear" w:color="auto" w:fill="E8E8E8"/>
-          </w:tcPr>
-          <w:p>
-            <w:pPr>
-              <w:spacing w:after="0"/>
-            </w:pPr>
-            <w:r>
-              <w:rPr>
-                <w:b/>
-                <w:sz w:val="17"/>
-              </w:rPr>
-              <w:t>clip level</w:t>
-            </w:r>
-          </w:p>
-        </w:tc>
-      </w:tr>
-      <w:tr>
-        <w:tc>
-          <w:tcPr>
-            <w:tcW w:type="dxa" w:w="3324"/>
-          </w:tcPr>
-          <w:p>
-            <w:pPr>
-              <w:spacing w:after="0"/>
-            </w:pPr>
-            <w:r>
-              <w:rPr>
-                <w:sz w:val="17"/>
-              </w:rPr>
-              <w:t>emotion vs VGGish</w:t>
-            </w:r>
-          </w:p>
-        </w:tc>
-        <w:tc>
-          <w:tcPr>
-            <w:tcW w:type="dxa" w:w="3324"/>
-          </w:tcPr>
-          <w:p>
-            <w:pPr>
-              <w:spacing w:after="0"/>
-            </w:pPr>
-            <w:r>
-              <w:rPr>
-                <w:sz w:val="17"/>
-              </w:rPr>
-              <w:t>+0.095, p = 0.047, 10/10 repeats</w:t>
-            </w:r>
-          </w:p>
-        </w:tc>
-        <w:tc>
-          <w:tcPr>
-            <w:tcW w:type="dxa" w:w="3324"/>
-          </w:tcPr>
-          <w:p>
-            <w:pPr>
-              <w:spacing w:after="0"/>
-            </w:pPr>
-            <w:r>
-              <w:rPr>
-                <w:sz w:val="17"/>
-              </w:rPr>
-              <w:t>+0.040, p = 0.042 (NB 0.151)</w:t>
-            </w:r>
-          </w:p>
-        </w:tc>
-      </w:tr>
-      <w:tr>
-        <w:tc>
-          <w:tcPr>
-            <w:tcW w:type="dxa" w:w="3324"/>
-          </w:tcPr>
-          <w:p>
-            <w:pPr>
-              <w:spacing w:after="0"/>
-            </w:pPr>
-            <w:r>
-              <w:rPr>
-                <w:sz w:val="17"/>
-              </w:rPr>
-              <w:t>emotion vs AST</w:t>
-            </w:r>
-          </w:p>
-        </w:tc>
-        <w:tc>
-          <w:tcPr>
-            <w:tcW w:type="dxa" w:w="3324"/>
-          </w:tcPr>
-          <w:p>
-            <w:pPr>
-              <w:spacing w:after="0"/>
-            </w:pPr>
-            <w:r>
-              <w:rPr>
-                <w:sz w:val="17"/>
-              </w:rPr>
-              <w:t>+0.160, p &lt; 0.001</w:t>
-            </w:r>
-          </w:p>
-        </w:tc>
-        <w:tc>
-          <w:tcPr>
-            <w:tcW w:type="dxa" w:w="3324"/>
-          </w:tcPr>
-          <w:p>
-            <w:pPr>
-              <w:spacing w:after="0"/>
-            </w:pPr>
-            <w:r>
-              <w:rPr>
-                <w:sz w:val="17"/>
-              </w:rPr>
-              <w:t>+0.047, p = 0.030</w:t>
-            </w:r>
-          </w:p>
-        </w:tc>
-      </w:tr>
-      <w:tr>
-        <w:tc>
-          <w:tcPr>
-            <w:tcW w:type="dxa" w:w="3324"/>
-          </w:tcPr>
-          <w:p>
-            <w:pPr>
-              <w:spacing w:after="0"/>
-            </w:pPr>
-            <w:r>
-              <w:rPr>
-                <w:sz w:val="17"/>
-              </w:rPr>
-              <w:t>emotion vs MusiCNN</w:t>
-            </w:r>
-          </w:p>
-        </w:tc>
-        <w:tc>
-          <w:tcPr>
-            <w:tcW w:type="dxa" w:w="3324"/>
-          </w:tcPr>
-          <w:p>
-            <w:pPr>
-              <w:spacing w:after="0"/>
-            </w:pPr>
-            <w:r>
-              <w:rPr>
-                <w:sz w:val="17"/>
-              </w:rPr>
-              <w:t xml:space="preserve">+0.085, </w:t>
+              <w:t xml:space="preserve">+0.093, </w:t>
             </w:r>
             <w:r>
               <w:rPr>
                 <w:b/>
                 <w:sz w:val="17"/>
               </w:rPr>
-              <w:t>p = 0.079</w:t>
-            </w:r>
-          </w:p>
-        </w:tc>
-        <w:tc>
-          <w:tcPr>
-            <w:tcW w:type="dxa" w:w="3324"/>
-          </w:tcPr>
-          <w:p>
-            <w:pPr>
-              <w:spacing w:after="0"/>
-            </w:pPr>
-            <w:r>
-              <w:rPr>
-                <w:sz w:val="17"/>
-              </w:rPr>
-              <w:t>+0.054, p = 0.018</w:t>
+              <w:t>p = 0.052</w:t>
             </w:r>
           </w:p>
         </w:tc>
@@ -8515,19 +2226,13 @@
           <w:p>
             <w:pPr>
               <w:spacing w:after="0"/>
+              <w:jc w:val="right"/>
             </w:pPr>
             <w:r>
               <w:rPr>
                 <w:sz w:val="17"/>
               </w:rPr>
-              <w:t xml:space="preserve">+0.051, </w:t>
-            </w:r>
-            <w:r>
-              <w:rPr>
-                <w:b/>
-                <w:sz w:val="17"/>
-              </w:rPr>
-              <w:t>p = 0.326</w:t>
+              <w:t>+0.051, p = 0.326</w:t>
             </w:r>
           </w:p>
         </w:tc>
@@ -8538,12 +2243,13 @@
           <w:p>
             <w:pPr>
               <w:spacing w:after="0"/>
+              <w:jc w:val="right"/>
             </w:pPr>
             <w:r>
               <w:rPr>
                 <w:sz w:val="17"/>
               </w:rPr>
-              <w:t>+0.045, p = 0.029</w:t>
+              <w:t>+0.070, p = 0.089</w:t>
             </w:r>
           </w:p>
         </w:tc>
@@ -8572,13 +2278,13 @@
           <w:p>
             <w:pPr>
               <w:spacing w:after="0"/>
+              <w:jc w:val="right"/>
             </w:pPr>
             <w:r>
               <w:rPr>
-                <w:b/>
                 <w:sz w:val="17"/>
               </w:rPr>
-              <w:t>−0.053, p = 0.053, 0/10</w:t>
+              <w:t>−0.053, p = 0.053</w:t>
             </w:r>
           </w:p>
         </w:tc>
@@ -8589,12 +2295,13 @@
           <w:p>
             <w:pPr>
               <w:spacing w:after="0"/>
+              <w:jc w:val="right"/>
             </w:pPr>
             <w:r>
               <w:rPr>
                 <w:sz w:val="17"/>
               </w:rPr>
-              <w:t>−0.011, p = 0.325</w:t>
+              <w:t>-0.032, p = 0.277</w:t>
             </w:r>
           </w:p>
         </w:tc>
@@ -8612,10 +2319,46 @@
               <w:rPr>
                 <w:sz w:val="17"/>
               </w:rPr>
-              <w:t>PCA-8 vs VGGish</w:t>
+              <w:t>8 genres: emotion vs VGGish</w:t>
             </w:r>
           </w:p>
         </w:tc>
+        <w:tc>
+          <w:tcPr>
+            <w:tcW w:type="dxa" w:w="3324"/>
+          </w:tcPr>
+          <w:p>
+            <w:pPr>
+              <w:spacing w:after="0"/>
+              <w:jc w:val="right"/>
+            </w:pPr>
+            <w:r>
+              <w:rPr>
+                <w:sz w:val="17"/>
+              </w:rPr>
+              <w:t>+0.096, p = 0.002</w:t>
+            </w:r>
+          </w:p>
+        </w:tc>
+        <w:tc>
+          <w:tcPr>
+            <w:tcW w:type="dxa" w:w="3324"/>
+          </w:tcPr>
+          <w:p>
+            <w:pPr>
+              <w:spacing w:after="0"/>
+              <w:jc w:val="right"/>
+            </w:pPr>
+            <w:r>
+              <w:rPr>
+                <w:sz w:val="17"/>
+              </w:rPr>
+              <w:t>+0.093, p = 0.001</w:t>
+            </w:r>
+          </w:p>
+        </w:tc>
+      </w:tr>
+      <w:tr>
         <w:tc>
           <w:tcPr>
             <w:tcW w:type="dxa" w:w="3324"/>
@@ -8628,10 +2371,46 @@
               <w:rPr>
                 <w:sz w:val="17"/>
               </w:rPr>
-              <w:t>+0.043, p = 0.163; positive under every seed</w:t>
+              <w:t>zero-shot: emotion vs direct</w:t>
             </w:r>
           </w:p>
         </w:tc>
+        <w:tc>
+          <w:tcPr>
+            <w:tcW w:type="dxa" w:w="3324"/>
+          </w:tcPr>
+          <w:p>
+            <w:pPr>
+              <w:spacing w:after="0"/>
+              <w:jc w:val="right"/>
+            </w:pPr>
+            <w:r>
+              <w:rPr>
+                <w:sz w:val="17"/>
+              </w:rPr>
+              <w:t>0.511 vs 0.407, p = 0.018</w:t>
+            </w:r>
+          </w:p>
+        </w:tc>
+        <w:tc>
+          <w:tcPr>
+            <w:tcW w:type="dxa" w:w="3324"/>
+          </w:tcPr>
+          <w:p>
+            <w:pPr>
+              <w:spacing w:after="0"/>
+              <w:jc w:val="right"/>
+            </w:pPr>
+            <w:r>
+              <w:rPr>
+                <w:sz w:val="17"/>
+              </w:rPr>
+              <w:t>0.508 vs 0.403, p = 0.013</w:t>
+            </w:r>
+          </w:p>
+        </w:tc>
+      </w:tr>
+      <w:tr>
         <w:tc>
           <w:tcPr>
             <w:tcW w:type="dxa" w:w="3324"/>
@@ -8644,7 +2423,93 @@
               <w:rPr>
                 <w:sz w:val="17"/>
               </w:rPr>
-              <w:t>−0.005, p = 0.771</w:t>
+              <w:t>Blockbuster → Eerola (per film)</w:t>
+            </w:r>
+          </w:p>
+        </w:tc>
+        <w:tc>
+          <w:tcPr>
+            <w:tcW w:type="dxa" w:w="3324"/>
+          </w:tcPr>
+          <w:p>
+            <w:pPr>
+              <w:spacing w:after="0"/>
+              <w:jc w:val="right"/>
+            </w:pPr>
+            <w:r>
+              <w:rPr>
+                <w:sz w:val="17"/>
+              </w:rPr>
+              <w:t>+0.077, p = 0.127</w:t>
+            </w:r>
+          </w:p>
+        </w:tc>
+        <w:tc>
+          <w:tcPr>
+            <w:tcW w:type="dxa" w:w="3324"/>
+          </w:tcPr>
+          <w:p>
+            <w:pPr>
+              <w:spacing w:after="0"/>
+              <w:jc w:val="right"/>
+            </w:pPr>
+            <w:r>
+              <w:rPr>
+                <w:sz w:val="17"/>
+              </w:rPr>
+              <w:t>+0.089, p = 0.102</w:t>
+            </w:r>
+          </w:p>
+        </w:tc>
+      </w:tr>
+      <w:tr>
+        <w:tc>
+          <w:tcPr>
+            <w:tcW w:type="dxa" w:w="3324"/>
+          </w:tcPr>
+          <w:p>
+            <w:pPr>
+              <w:spacing w:after="0"/>
+            </w:pPr>
+            <w:r>
+              <w:rPr>
+                <w:sz w:val="17"/>
+              </w:rPr>
+              <w:t>Stage 1, best R²</w:t>
+            </w:r>
+          </w:p>
+        </w:tc>
+        <w:tc>
+          <w:tcPr>
+            <w:tcW w:type="dxa" w:w="3324"/>
+          </w:tcPr>
+          <w:p>
+            <w:pPr>
+              <w:spacing w:after="0"/>
+              <w:jc w:val="right"/>
+            </w:pPr>
+            <w:r>
+              <w:rPr>
+                <w:sz w:val="17"/>
+              </w:rPr>
+              <w:t>0.561</w:t>
+            </w:r>
+          </w:p>
+        </w:tc>
+        <w:tc>
+          <w:tcPr>
+            <w:tcW w:type="dxa" w:w="3324"/>
+          </w:tcPr>
+          <w:p>
+            <w:pPr>
+              <w:spacing w:after="0"/>
+              <w:jc w:val="right"/>
+            </w:pPr>
+            <w:r>
+              <w:rPr>
+                <w:sz w:val="17"/>
+              </w:rPr>
+              <w:t>0.558</w:t>
             </w:r>
           </w:p>
         </w:tc>
@@ -8660,7 +2525,25 @@
         <w:rPr>
           <w:b/>
         </w:rPr>
-        <w:t>Other settings at film level.</w:t>
+        <w:t>What this changes in the thesis.</w:t>
+      </w:r>
+    </w:p>
+    <w:p>
+      <w:pPr>
+        <w:pStyle w:val="ListBullet"/>
+        <w:spacing w:after="40"/>
+      </w:pPr>
+      <w:r>
+        <w:t xml:space="preserve">In-domain, the emotion route is still ahead of every direct representation in nearly every repeat and under every seed, but its lead is now significant only against the weaker ones (AST, hand-crafted MIR, wav2vec 2.0). Against VGGish it </w:t>
+      </w:r>
+      <w:r>
+        <w:rPr>
+          <w:b/>
+        </w:rPr>
+        <w:t>just misses</w:t>
+      </w:r>
+      <w:r>
+        <w:t xml:space="preserve"> (p = 0.052), against CLAP, MusiCNN and PCA-8 it is not significant.</w:t>
       </w:r>
     </w:p>
     <w:p>
@@ -8672,10 +2555,10 @@
         <w:rPr>
           <w:b/>
         </w:rPr>
-        <w:t>8 genres:</w:t>
+        <w:t>Film level is the stricter unit.</w:t>
       </w:r>
       <w:r>
-        <w:t xml:space="preserve"> emotion 0.352 vs VGGish 0.256 (+0.096, p = 0.002) and AST 0.234 (+0.116, p &lt; 0.001); random guess 0.221.</w:t>
+        <w:t xml:space="preserve"> Over clips the film bootstrap finds the lead significant against VGGish, CLAP, MusiCNN and PCA-8; over films it does not. So the film-level choice does not favour the method — the thesis says so.</w:t>
       </w:r>
     </w:p>
     <w:p>
@@ -8684,76 +2567,115 @@
         <w:spacing w:after="40"/>
       </w:pPr>
       <w:r>
-        <w:rPr>
-          <w:b/>
-        </w:rPr>
-        <w:t>Blockbuster → Eerola:</w:t>
+        <w:t>The zero-shot result is unchanged in substance; the cross-dataset conclusions stand.</w:t>
       </w:r>
+    </w:p>
+    <w:p>
+      <w:pPr>
+        <w:pStyle w:val="Heading1"/>
+      </w:pPr>
       <w:r>
-        <w:t xml:space="preserve"> 0.430 vs 0.356, +0.077, </w:t>
+        <w:t>8. Open items</w:t>
+      </w:r>
+    </w:p>
+    <w:p>
+      <w:pPr>
+        <w:spacing w:after="40"/>
+        <w:ind w:left="510" w:hanging="340"/>
+      </w:pPr>
+      <w:r>
+        <w:t xml:space="preserve">1. </w:t>
       </w:r>
       <w:r>
         <w:rPr>
           <w:b/>
         </w:rPr>
-        <w:t>p = 0.127, no longer significant</w:t>
+        <w:t>Write the held-back parts</w:t>
       </w:r>
       <w:r>
-        <w:t xml:space="preserve">. The clip-level p &lt; 0.001 came from a bootstrap over </w:t>
+        <w:t xml:space="preserve"> (abstract, Chapter 7, contributions). The drafts in </w:t>
+      </w:r>
+      <w:r>
+        <w:rPr>
+          <w:rFonts w:ascii="Consolas" w:hAnsi="Consolas"/>
+          <w:color w:val="404040"/>
+          <w:sz w:val="18"/>
+        </w:rPr>
+        <w:t>docs/latex/held_back/</w:t>
+      </w:r>
+      <w:r>
+        <w:t xml:space="preserve"> quote numbers from before the film-level switch </w:t>
       </w:r>
       <w:r>
         <w:rPr>
           <w:i/>
         </w:rPr>
-        <w:t>clips</w:t>
+        <w:t>and</w:t>
       </w:r>
       <w:r>
-        <w:t>, which overstates certainty; this is a correction.</w:t>
+        <w:t xml:space="preserve"> the fix; use section 7 above.</w:t>
       </w:r>
     </w:p>
     <w:p>
       <w:pPr>
-        <w:pStyle w:val="ListBullet"/>
         <w:spacing w:after="40"/>
+        <w:ind w:left="510" w:hanging="340"/>
       </w:pPr>
+      <w:r>
+        <w:t xml:space="preserve">2. </w:t>
+      </w:r>
       <w:r>
         <w:rPr>
           <w:b/>
         </w:rPr>
-        <w:t>Both datasets in training:</w:t>
+        <w:t>Read Chapters 5, 6 and Appendix A in full.</w:t>
       </w:r>
       <w:r>
-        <w:t xml:space="preserve"> emotion 0.529, direct 0.553 (−0.023, p = 0.571), a tie as before. On the Eerola films of the pooled folds emotion leads (0.537 vs 0.413); on the Blockbuster films direct audio leads.</w:t>
+        <w:t xml:space="preserve"> They were rebuilt today; the Discussion's interpretation must become your own.</w:t>
       </w:r>
     </w:p>
     <w:p>
       <w:pPr>
-        <w:pStyle w:val="ListBullet"/>
         <w:spacing w:after="40"/>
+        <w:ind w:left="510" w:hanging="340"/>
       </w:pPr>
+      <w:r>
+        <w:t xml:space="preserve">3. </w:t>
+      </w:r>
       <w:r>
         <w:rPr>
           <w:b/>
         </w:rPr>
-        <w:t>Zero-shot and Blockbuster in-domain:</w:t>
+        <w:t>Zero-shot with a threshold tuned on the source dataset</w:t>
       </w:r>
       <w:r>
-        <w:t xml:space="preserve"> unchanged (already scored per film).</w:t>
+        <w:t xml:space="preserve"> — still not run.</w:t>
       </w:r>
     </w:p>
     <w:p>
       <w:pPr>
-        <w:pStyle w:val="ListBullet"/>
         <w:spacing w:after="40"/>
+        <w:ind w:left="510" w:hanging="340"/>
       </w:pPr>
+      <w:r>
+        <w:t xml:space="preserve">4. </w:t>
+      </w:r>
       <w:r>
         <w:rPr>
           <w:b/>
         </w:rPr>
-        <w:t>Ablation:</w:t>
+        <w:t>AI declaration</w:t>
       </w:r>
       <w:r>
-        <w:t xml:space="preserve"> no single emotion is needed (at most ±0.010). Fear alone (0.485 vs 0.521) now loses a little in every repeat, but not significantly (p = 0.082).</w:t>
+        <w:t>: two red notes and the date.</w:t>
+      </w:r>
+    </w:p>
+    <w:p>
+      <w:pPr>
+        <w:pStyle w:val="Heading1"/>
+      </w:pPr>
+      <w:r>
+        <w:t>9. Questions to expect, and the answers</w:t>
       </w:r>
     </w:p>
     <w:p>
@@ -8761,79 +2683,54 @@
         <w:rPr>
           <w:b/>
         </w:rPr>
-        <w:t>What the thesis now claims.</w:t>
+        <w:t>Is the emotion route better in-domain?</w:t>
       </w:r>
-    </w:p>
-    <w:p>
-      <w:pPr>
-        <w:pStyle w:val="ListBullet"/>
-        <w:spacing w:after="40"/>
-      </w:pPr>
       <w:r>
-        <w:t>In-domain on Eerola the emotion route is clearly ahead of direct audio: about +0.10 vs VGGish, positive under every seed (+0.093 to +0.128).</w:t>
-      </w:r>
-    </w:p>
-    <w:p>
-      <w:pPr>
-        <w:pStyle w:val="ListBullet"/>
-        <w:spacing w:after="40"/>
-      </w:pPr>
-      <w:r>
-        <w:t>Part of that gain is compression: PCA-8 also beats VGGish under every seed (+0.033 to +0.059), and emotion vs PCA-8 is not significant in-domain.</w:t>
-      </w:r>
-    </w:p>
-    <w:p>
-      <w:pPr>
-        <w:pStyle w:val="ListBullet"/>
-        <w:spacing w:after="40"/>
-      </w:pPr>
-      <w:r>
-        <w:t>Predicted emotions now fall a little short of the human ratings.</w:t>
-      </w:r>
-    </w:p>
-    <w:p>
-      <w:pPr>
-        <w:pStyle w:val="ListBullet"/>
-        <w:spacing w:after="40"/>
-      </w:pPr>
-      <w:r>
-        <w:t>Across datasets: zero-shot significant; reverse direction same sign but not significant; pooled a tie.</w:t>
+        <w:t xml:space="preserve"> It is ahead of every direct audio representation (by +0.093 over VGGish, its own input) in 9 or all ten repeats and under every seed, but on 40 films its lead is significant only against the weaker representations; against VGGish p = 0.052. Part of the gain is compression (PCA-8 is also ahead of VGGish under every seed) and part is the default threshold (with tuned thresholds the routes converge, 0.420–0.433 over clips).</w:t>
       </w:r>
     </w:p>
     <w:p>
       <w:r>
-        <w:t xml:space="preserve">The main result is reworded from "a generalisation advantage" to </w:t>
+        <w:rPr>
+          <w:b/>
+        </w:rPr>
+        <w:t>What is the main result then?</w:t>
       </w:r>
+      <w:r>
+        <w:t xml:space="preserve"> The emotion route is clearly ahead where the classifier is trained on the small Eerola dataset — in-domain and from Eerola to Blockbuster (0.508 vs 0.403, p = 0.013) — and level where it is trained on the 110 Blockbuster films or on both. Its emotional signatures replicate on Blockbuster (r = 0.836).</w:t>
+      </w:r>
+    </w:p>
+    <w:p>
       <w:r>
         <w:rPr>
           <w:b/>
         </w:rPr>
-        <w:t>"an advantage when the genre classifier is trained on few films (Eerola) or applied to another dataset; level when trained on the 110 Blockbuster films"</w:t>
+        <w:t>Could the transfer result come from films that are in both datasets?</w:t>
       </w:r>
       <w:r>
-        <w:t xml:space="preserve">. Thesis: Overleaf </w:t>
+        <w:t xml:space="preserve"> No: no film is in both (section 4).</w:t>
+      </w:r>
+    </w:p>
+    <w:p>
+      <w:r>
+        <w:rPr>
+          <w:b/>
+        </w:rPr>
+        <w:t>Why do the numbers differ from the last meeting?</w:t>
       </w:r>
       <w:r>
+        <w:t xml:space="preserve"> A film was counted twice in Eerola; fixing it changed every split (section 2).</w:t>
+      </w:r>
+    </w:p>
+    <w:p>
+      <w:r>
         <w:rPr>
-          <w:rFonts w:ascii="Consolas" w:hAnsi="Consolas"/>
-          <w:color w:val="404040"/>
-          <w:sz w:val="18"/>
+          <w:b/>
         </w:rPr>
-        <w:t>d84fe44</w:t>
+        <w:t>Why is box office not in the thesis?</w:t>
       </w:r>
       <w:r>
-        <w:t xml:space="preserve">, </w:t>
-      </w:r>
-      <w:r>
-        <w:rPr>
-          <w:rFonts w:ascii="Consolas" w:hAnsi="Consolas"/>
-          <w:color w:val="404040"/>
-          <w:sz w:val="18"/>
-        </w:rPr>
-        <w:t>8658777</w:t>
-      </w:r>
-      <w:r>
-        <w:t>; technical log, section 23.</w:t>
+        <w:t xml:space="preserve"> It answers a question about commercial success, not genre: classification quality does not relate to gross (Eerola ρ = +0.197), and the score's emotions relate to it only through the budget (anger ρ = +0.43, budget–gross ρ = +0.78).</w:t>
       </w:r>
     </w:p>
     <w:p>
@@ -8846,7 +2743,7 @@
     </w:p>
     <w:p>
       <w:r>
-        <w:t>Each row is its own label space, compared only against its own chance level (base-rate random guess):</w:t>
+        <w:t>Each row is its own label space, compared only against its own chance level:</w:t>
       </w:r>
     </w:p>
     <w:tbl>
@@ -8857,16 +2754,15 @@
         <w:tblLook w:firstColumn="1" w:firstRow="1" w:lastColumn="0" w:lastRow="0" w:noHBand="0" w:noVBand="1" w:val="04A0"/>
       </w:tblPr>
       <w:tblGrid>
-        <w:gridCol w:w="1994"/>
-        <w:gridCol w:w="1994"/>
-        <w:gridCol w:w="1994"/>
-        <w:gridCol w:w="1994"/>
-        <w:gridCol w:w="1994"/>
+        <w:gridCol w:w="2493"/>
+        <w:gridCol w:w="2493"/>
+        <w:gridCol w:w="2493"/>
+        <w:gridCol w:w="2493"/>
       </w:tblGrid>
       <w:tr>
         <w:tc>
           <w:tcPr>
-            <w:tcW w:type="dxa" w:w="1994"/>
+            <w:tcW w:type="dxa" w:w="2493"/>
             <w:shd w:val="clear" w:color="auto" w:fill="E8E8E8"/>
           </w:tcPr>
           <w:p>
@@ -8884,7 +2780,7 @@
         </w:tc>
         <w:tc>
           <w:tcPr>
-            <w:tcW w:type="dxa" w:w="1994"/>
+            <w:tcW w:type="dxa" w:w="2493"/>
             <w:shd w:val="clear" w:color="auto" w:fill="E8E8E8"/>
           </w:tcPr>
           <w:p>
@@ -8902,7 +2798,7 @@
         </w:tc>
         <w:tc>
           <w:tcPr>
-            <w:tcW w:type="dxa" w:w="1994"/>
+            <w:tcW w:type="dxa" w:w="2493"/>
             <w:shd w:val="clear" w:color="auto" w:fill="E8E8E8"/>
           </w:tcPr>
           <w:p>
@@ -8920,25 +2816,7 @@
         </w:tc>
         <w:tc>
           <w:tcPr>
-            <w:tcW w:type="dxa" w:w="1994"/>
-            <w:shd w:val="clear" w:color="auto" w:fill="E8E8E8"/>
-          </w:tcPr>
-          <w:p>
-            <w:pPr>
-              <w:spacing w:after="0"/>
-            </w:pPr>
-            <w:r>
-              <w:rPr>
-                <w:b/>
-                <w:sz w:val="17"/>
-              </w:rPr>
-              <w:t>Δ emotion − best direct</w:t>
-            </w:r>
-          </w:p>
-        </w:tc>
-        <w:tc>
-          <w:tcPr>
-            <w:tcW w:type="dxa" w:w="1994"/>
+            <w:tcW w:type="dxa" w:w="2493"/>
             <w:shd w:val="clear" w:color="auto" w:fill="E8E8E8"/>
           </w:tcPr>
           <w:p>
@@ -8958,7 +2836,7 @@
       <w:tr>
         <w:tc>
           <w:tcPr>
-            <w:tcW w:type="dxa" w:w="1994"/>
+            <w:tcW w:type="dxa" w:w="2493"/>
           </w:tcPr>
           <w:p>
             <w:pPr>
@@ -8968,26 +2846,13 @@
               <w:rPr>
                 <w:sz w:val="17"/>
               </w:rPr>
-              <w:t xml:space="preserve">Eerola, 5 genres, in-domain, </w:t>
-            </w:r>
-            <w:r>
-              <w:rPr>
-                <w:b/>
-                <w:sz w:val="17"/>
-              </w:rPr>
-              <w:t>film level</w:t>
-            </w:r>
-            <w:r>
-              <w:rPr>
-                <w:sz w:val="17"/>
-              </w:rPr>
-              <w:t xml:space="preserve"> (headline)</w:t>
+              <w:t>Eerola, 5 genres, in-domain, film level</w:t>
             </w:r>
           </w:p>
         </w:tc>
         <w:tc>
           <w:tcPr>
-            <w:tcW w:type="dxa" w:w="1994"/>
+            <w:tcW w:type="dxa" w:w="2493"/>
           </w:tcPr>
           <w:p>
             <w:pPr>
@@ -8999,13 +2864,13 @@
                 <w:b/>
                 <w:sz w:val="17"/>
               </w:rPr>
-              <w:t>0.469</w:t>
+              <w:t>0.460</w:t>
             </w:r>
           </w:p>
         </w:tc>
         <w:tc>
           <w:tcPr>
-            <w:tcW w:type="dxa" w:w="1994"/>
+            <w:tcW w:type="dxa" w:w="2493"/>
           </w:tcPr>
           <w:p>
             <w:pPr>
@@ -9016,13 +2881,13 @@
               <w:rPr>
                 <w:sz w:val="17"/>
               </w:rPr>
-              <w:t>0.385 (MusiCNN)</w:t>
+              <w:t>0.396 (MusiCNN); VGGish 0.367</w:t>
             </w:r>
           </w:p>
         </w:tc>
         <w:tc>
           <w:tcPr>
-            <w:tcW w:type="dxa" w:w="1994"/>
+            <w:tcW w:type="dxa" w:w="2493"/>
           </w:tcPr>
           <w:p>
             <w:pPr>
@@ -9033,13 +2898,31 @@
               <w:rPr>
                 <w:sz w:val="17"/>
               </w:rPr>
-              <w:t>+0.084</w:t>
+              <w:t>0.309</w:t>
+            </w:r>
+          </w:p>
+        </w:tc>
+      </w:tr>
+      <w:tr>
+        <w:tc>
+          <w:tcPr>
+            <w:tcW w:type="dxa" w:w="2493"/>
+          </w:tcPr>
+          <w:p>
+            <w:pPr>
+              <w:spacing w:after="0"/>
+            </w:pPr>
+            <w:r>
+              <w:rPr>
+                <w:sz w:val="17"/>
+              </w:rPr>
+              <w:t>Eerola, 5 genres, in-domain, clip level</w:t>
             </w:r>
           </w:p>
         </w:tc>
         <w:tc>
           <w:tcPr>
-            <w:tcW w:type="dxa" w:w="1994"/>
+            <w:tcW w:type="dxa" w:w="2493"/>
           </w:tcPr>
           <w:p>
             <w:pPr>
@@ -9050,31 +2933,13 @@
               <w:rPr>
                 <w:sz w:val="17"/>
               </w:rPr>
-              <w:t>0.301</w:t>
-            </w:r>
-          </w:p>
-        </w:tc>
-      </w:tr>
-      <w:tr>
-        <w:tc>
-          <w:tcPr>
-            <w:tcW w:type="dxa" w:w="1994"/>
-          </w:tcPr>
-          <w:p>
-            <w:pPr>
-              <w:spacing w:after="0"/>
-            </w:pPr>
-            <w:r>
-              <w:rPr>
-                <w:sz w:val="17"/>
-              </w:rPr>
-              <w:t>Eerola, 5 genres, in-domain, clip level (default threshold)</w:t>
+              <w:t>0.405</w:t>
             </w:r>
           </w:p>
         </w:tc>
         <w:tc>
           <w:tcPr>
-            <w:tcW w:type="dxa" w:w="1994"/>
+            <w:tcW w:type="dxa" w:w="2493"/>
           </w:tcPr>
           <w:p>
             <w:pPr>
@@ -9085,13 +2950,13 @@
               <w:rPr>
                 <w:sz w:val="17"/>
               </w:rPr>
-              <w:t>0.417</w:t>
+              <w:t>0.366 (VGGish)</w:t>
             </w:r>
           </w:p>
         </w:tc>
         <w:tc>
           <w:tcPr>
-            <w:tcW w:type="dxa" w:w="1994"/>
+            <w:tcW w:type="dxa" w:w="2493"/>
           </w:tcPr>
           <w:p>
             <w:pPr>
@@ -9102,13 +2967,31 @@
               <w:rPr>
                 <w:sz w:val="17"/>
               </w:rPr>
-              <w:t>0.377 (VGGish)</w:t>
+              <w:t>0.307</w:t>
+            </w:r>
+          </w:p>
+        </w:tc>
+      </w:tr>
+      <w:tr>
+        <w:tc>
+          <w:tcPr>
+            <w:tcW w:type="dxa" w:w="2493"/>
+          </w:tcPr>
+          <w:p>
+            <w:pPr>
+              <w:spacing w:after="0"/>
+            </w:pPr>
+            <w:r>
+              <w:rPr>
+                <w:sz w:val="17"/>
+              </w:rPr>
+              <w:t>Eerola, 5 genres, clip level, tuned thresholds</w:t>
             </w:r>
           </w:p>
         </w:tc>
         <w:tc>
           <w:tcPr>
-            <w:tcW w:type="dxa" w:w="1994"/>
+            <w:tcW w:type="dxa" w:w="2493"/>
           </w:tcPr>
           <w:p>
             <w:pPr>
@@ -9119,13 +3002,13 @@
               <w:rPr>
                 <w:sz w:val="17"/>
               </w:rPr>
-              <w:t>+0.040</w:t>
+              <w:t>0.420</w:t>
             </w:r>
           </w:p>
         </w:tc>
         <w:tc>
           <w:tcPr>
-            <w:tcW w:type="dxa" w:w="1994"/>
+            <w:tcW w:type="dxa" w:w="2493"/>
           </w:tcPr>
           <w:p>
             <w:pPr>
@@ -9136,31 +3019,13 @@
               <w:rPr>
                 <w:sz w:val="17"/>
               </w:rPr>
-              <w:t>0.308</w:t>
-            </w:r>
-          </w:p>
-        </w:tc>
-      </w:tr>
-      <w:tr>
-        <w:tc>
-          <w:tcPr>
-            <w:tcW w:type="dxa" w:w="1994"/>
-          </w:tcPr>
-          <w:p>
-            <w:pPr>
-              <w:spacing w:after="0"/>
-            </w:pPr>
-            <w:r>
-              <w:rPr>
-                <w:sz w:val="17"/>
-              </w:rPr>
-              <w:t>Eerola, 5 genres, in-domain, clip level (tuned thresholds)</w:t>
+              <w:t>0.423 (VGGish)</w:t>
             </w:r>
           </w:p>
         </w:tc>
         <w:tc>
           <w:tcPr>
-            <w:tcW w:type="dxa" w:w="1994"/>
+            <w:tcW w:type="dxa" w:w="2493"/>
           </w:tcPr>
           <w:p>
             <w:pPr>
@@ -9171,13 +3036,31 @@
               <w:rPr>
                 <w:sz w:val="17"/>
               </w:rPr>
-              <w:t>0.440</w:t>
+              <w:t>0.307</w:t>
+            </w:r>
+          </w:p>
+        </w:tc>
+      </w:tr>
+      <w:tr>
+        <w:tc>
+          <w:tcPr>
+            <w:tcW w:type="dxa" w:w="2493"/>
+          </w:tcPr>
+          <w:p>
+            <w:pPr>
+              <w:spacing w:after="0"/>
+            </w:pPr>
+            <w:r>
+              <w:rPr>
+                <w:sz w:val="17"/>
+              </w:rPr>
+              <w:t>Eerola, 8 genres, film level</w:t>
             </w:r>
           </w:p>
         </w:tc>
         <w:tc>
           <w:tcPr>
-            <w:tcW w:type="dxa" w:w="1994"/>
+            <w:tcW w:type="dxa" w:w="2493"/>
           </w:tcPr>
           <w:p>
             <w:pPr>
@@ -9188,13 +3071,13 @@
               <w:rPr>
                 <w:sz w:val="17"/>
               </w:rPr>
-              <w:t>0.429 (VGGish)</w:t>
+              <w:t>0.349</w:t>
             </w:r>
           </w:p>
         </w:tc>
         <w:tc>
           <w:tcPr>
-            <w:tcW w:type="dxa" w:w="1994"/>
+            <w:tcW w:type="dxa" w:w="2493"/>
           </w:tcPr>
           <w:p>
             <w:pPr>
@@ -9205,13 +3088,13 @@
               <w:rPr>
                 <w:sz w:val="17"/>
               </w:rPr>
-              <w:t>+0.011</w:t>
+              <w:t>0.257 (VGGish)</w:t>
             </w:r>
           </w:p>
         </w:tc>
         <w:tc>
           <w:tcPr>
-            <w:tcW w:type="dxa" w:w="1994"/>
+            <w:tcW w:type="dxa" w:w="2493"/>
           </w:tcPr>
           <w:p>
             <w:pPr>
@@ -9222,7 +3105,7 @@
               <w:rPr>
                 <w:sz w:val="17"/>
               </w:rPr>
-              <w:t>0.308</w:t>
+              <w:t>0.226</w:t>
             </w:r>
           </w:p>
         </w:tc>
@@ -9230,7 +3113,7 @@
       <w:tr>
         <w:tc>
           <w:tcPr>
-            <w:tcW w:type="dxa" w:w="1994"/>
+            <w:tcW w:type="dxa" w:w="2493"/>
           </w:tcPr>
           <w:p>
             <w:pPr>
@@ -9240,13 +3123,13 @@
               <w:rPr>
                 <w:sz w:val="17"/>
               </w:rPr>
-              <w:t>Eerola, 8 genres, in-domain, film level</w:t>
+              <w:t>Eerola, 8 genres, clip level</w:t>
             </w:r>
           </w:p>
         </w:tc>
         <w:tc>
           <w:tcPr>
-            <w:tcW w:type="dxa" w:w="1994"/>
+            <w:tcW w:type="dxa" w:w="2493"/>
           </w:tcPr>
           <w:p>
             <w:pPr>
@@ -9257,13 +3140,13 @@
               <w:rPr>
                 <w:sz w:val="17"/>
               </w:rPr>
-              <w:t>0.352</w:t>
+              <w:t>0.317</w:t>
             </w:r>
           </w:p>
         </w:tc>
         <w:tc>
           <w:tcPr>
-            <w:tcW w:type="dxa" w:w="1994"/>
+            <w:tcW w:type="dxa" w:w="2493"/>
           </w:tcPr>
           <w:p>
             <w:pPr>
@@ -9274,13 +3157,13 @@
               <w:rPr>
                 <w:sz w:val="17"/>
               </w:rPr>
-              <w:t>0.256 (VGGish)</w:t>
+              <w:t>0.278 (AST)</w:t>
             </w:r>
           </w:p>
         </w:tc>
         <w:tc>
           <w:tcPr>
-            <w:tcW w:type="dxa" w:w="1994"/>
+            <w:tcW w:type="dxa" w:w="2493"/>
           </w:tcPr>
           <w:p>
             <w:pPr>
@@ -9291,24 +3174,7 @@
               <w:rPr>
                 <w:sz w:val="17"/>
               </w:rPr>
-              <w:t>+0.095</w:t>
-            </w:r>
-          </w:p>
-        </w:tc>
-        <w:tc>
-          <w:tcPr>
-            <w:tcW w:type="dxa" w:w="1994"/>
-          </w:tcPr>
-          <w:p>
-            <w:pPr>
-              <w:spacing w:after="0"/>
-              <w:jc w:val="right"/>
-            </w:pPr>
-            <w:r>
-              <w:rPr>
-                <w:sz w:val="17"/>
-              </w:rPr>
-              <w:t>0.221</w:t>
+              <w:t>—</w:t>
             </w:r>
           </w:p>
         </w:tc>
@@ -9316,7 +3182,7 @@
       <w:tr>
         <w:tc>
           <w:tcPr>
-            <w:tcW w:type="dxa" w:w="1994"/>
+            <w:tcW w:type="dxa" w:w="2493"/>
           </w:tcPr>
           <w:p>
             <w:pPr>
@@ -9326,13 +3192,13 @@
               <w:rPr>
                 <w:sz w:val="17"/>
               </w:rPr>
-              <w:t>Eerola → Blockbuster, zero-shot (6 genres, films)</w:t>
+              <w:t>Eerola → Blockbuster, zero-shot</w:t>
             </w:r>
           </w:p>
         </w:tc>
         <w:tc>
           <w:tcPr>
-            <w:tcW w:type="dxa" w:w="1994"/>
+            <w:tcW w:type="dxa" w:w="2493"/>
           </w:tcPr>
           <w:p>
             <w:pPr>
@@ -9344,13 +3210,13 @@
                 <w:b/>
                 <w:sz w:val="17"/>
               </w:rPr>
-              <w:t>0.511</w:t>
+              <w:t>0.508</w:t>
             </w:r>
           </w:p>
         </w:tc>
         <w:tc>
           <w:tcPr>
-            <w:tcW w:type="dxa" w:w="1994"/>
+            <w:tcW w:type="dxa" w:w="2493"/>
           </w:tcPr>
           <w:p>
             <w:pPr>
@@ -9361,31 +3227,13 @@
               <w:rPr>
                 <w:sz w:val="17"/>
               </w:rPr>
-              <w:t>0.407 (VGGish)</w:t>
+              <w:t>0.403 (VGGish)</w:t>
             </w:r>
           </w:p>
         </w:tc>
         <w:tc>
           <w:tcPr>
-            <w:tcW w:type="dxa" w:w="1994"/>
-          </w:tcPr>
-          <w:p>
-            <w:pPr>
-              <w:spacing w:after="0"/>
-              <w:jc w:val="right"/>
-            </w:pPr>
-            <w:r>
-              <w:rPr>
-                <w:b/>
-                <w:sz w:val="17"/>
-              </w:rPr>
-              <w:t>+0.105</w:t>
-            </w:r>
-          </w:p>
-        </w:tc>
-        <w:tc>
-          <w:tcPr>
-            <w:tcW w:type="dxa" w:w="1994"/>
+            <w:tcW w:type="dxa" w:w="2493"/>
           </w:tcPr>
           <w:p>
             <w:pPr>
@@ -9404,7 +3252,7 @@
       <w:tr>
         <w:tc>
           <w:tcPr>
-            <w:tcW w:type="dxa" w:w="1994"/>
+            <w:tcW w:type="dxa" w:w="2493"/>
           </w:tcPr>
           <w:p>
             <w:pPr>
@@ -9414,13 +3262,13 @@
               <w:rPr>
                 <w:sz w:val="17"/>
               </w:rPr>
-              <w:t>Blockbuster → Eerola (6 genres, 41 films)</w:t>
+              <w:t>Blockbuster → Eerola, 40 films</w:t>
             </w:r>
           </w:p>
         </w:tc>
         <w:tc>
           <w:tcPr>
-            <w:tcW w:type="dxa" w:w="1994"/>
+            <w:tcW w:type="dxa" w:w="2493"/>
           </w:tcPr>
           <w:p>
             <w:pPr>
@@ -9431,13 +3279,13 @@
               <w:rPr>
                 <w:sz w:val="17"/>
               </w:rPr>
-              <w:t>0.430</w:t>
+              <w:t>0.458</w:t>
             </w:r>
           </w:p>
         </w:tc>
         <w:tc>
           <w:tcPr>
-            <w:tcW w:type="dxa" w:w="1994"/>
+            <w:tcW w:type="dxa" w:w="2493"/>
           </w:tcPr>
           <w:p>
             <w:pPr>
@@ -9448,13 +3296,13 @@
               <w:rPr>
                 <w:sz w:val="17"/>
               </w:rPr>
-              <w:t>0.356 (VGGish)</w:t>
+              <w:t>0.364 (VGGish)</w:t>
             </w:r>
           </w:p>
         </w:tc>
         <w:tc>
           <w:tcPr>
-            <w:tcW w:type="dxa" w:w="1994"/>
+            <w:tcW w:type="dxa" w:w="2493"/>
           </w:tcPr>
           <w:p>
             <w:pPr>
@@ -9465,24 +3313,7 @@
               <w:rPr>
                 <w:sz w:val="17"/>
               </w:rPr>
-              <w:t>+0.074</w:t>
-            </w:r>
-          </w:p>
-        </w:tc>
-        <w:tc>
-          <w:tcPr>
-            <w:tcW w:type="dxa" w:w="1994"/>
-          </w:tcPr>
-          <w:p>
-            <w:pPr>
-              <w:spacing w:after="0"/>
-              <w:jc w:val="right"/>
-            </w:pPr>
-            <w:r>
-              <w:rPr>
-                <w:sz w:val="17"/>
-              </w:rPr>
-              <w:t>0.243</w:t>
+              <w:t>0.240</w:t>
             </w:r>
           </w:p>
         </w:tc>
@@ -9490,7 +3321,7 @@
       <w:tr>
         <w:tc>
           <w:tcPr>
-            <w:tcW w:type="dxa" w:w="1994"/>
+            <w:tcW w:type="dxa" w:w="2493"/>
           </w:tcPr>
           <w:p>
             <w:pPr>
@@ -9500,13 +3331,13 @@
               <w:rPr>
                 <w:sz w:val="17"/>
               </w:rPr>
-              <w:t>Blockbuster, in-domain (6 genres, films)</w:t>
+              <w:t>Blockbuster, in-domain</w:t>
             </w:r>
           </w:p>
         </w:tc>
         <w:tc>
           <w:tcPr>
-            <w:tcW w:type="dxa" w:w="1994"/>
+            <w:tcW w:type="dxa" w:w="2493"/>
           </w:tcPr>
           <w:p>
             <w:pPr>
@@ -9523,7 +3354,7 @@
         </w:tc>
         <w:tc>
           <w:tcPr>
-            <w:tcW w:type="dxa" w:w="1994"/>
+            <w:tcW w:type="dxa" w:w="2493"/>
           </w:tcPr>
           <w:p>
             <w:pPr>
@@ -9534,30 +3365,13 @@
               <w:rPr>
                 <w:sz w:val="17"/>
               </w:rPr>
-              <w:t>0.621 (VGGish, majority vote over cues)</w:t>
+              <w:t>0.621 (VGGish, majority vote)</w:t>
             </w:r>
           </w:p>
         </w:tc>
         <w:tc>
           <w:tcPr>
-            <w:tcW w:type="dxa" w:w="1994"/>
-          </w:tcPr>
-          <w:p>
-            <w:pPr>
-              <w:spacing w:after="0"/>
-              <w:jc w:val="right"/>
-            </w:pPr>
-            <w:r>
-              <w:rPr>
-                <w:sz w:val="17"/>
-              </w:rPr>
-              <w:t>−0.005</w:t>
-            </w:r>
-          </w:p>
-        </w:tc>
-        <w:tc>
-          <w:tcPr>
-            <w:tcW w:type="dxa" w:w="1994"/>
+            <w:tcW w:type="dxa" w:w="2493"/>
           </w:tcPr>
           <w:p>
             <w:pPr>
@@ -9581,23 +3395,7 @@
     </w:p>
     <w:p>
       <w:r>
-        <w:t>On five genres at film level the best direct representation is MusiCNN; against VGGish, the emotion route's own input, the lead is +0.095 (p = 0.047). On Blockbuster in-domain the best direct route is VGGish classified per cue with a majority vote over each film's cues (the architecture of Ma et al., 0.621). It is 0.005 ahead of the emotion route. This pair was not tested; for scale, majority voting's own lead over plain averaging (+0.028) is not significant (p = 0.388). The matched comparison with the same film-level VGGish embedding the emotion route starts from (0.593) is the one the thesis tests: +0.023, Nadeau–Bengio p = 0.536. The zero-shot Δ of +0.105 is the difference of the two scores; the bootstrap mean quoted below is +0.106.</w:t>
-      </w:r>
-    </w:p>
-    <w:p>
-      <w:r>
-        <w:t xml:space="preserve">In-domain significance (default threshold): emotion vs VGGish at film level +0.095, film bootstrap p = 0.047; over clips p = 0.042 (bootstrap) and 0.151 (Nadeau–Bengio). Zero-shot: +0.106 [+0.015, +0.186], p = 0.018. On 8 genres the pipeline scores 0.352 at film level against 0.234 for AST (clip level 0.318 against 0.276; most-frequent baseline 0.102 over clips). The 5-genre random guess is 0.308, the simulated value stored in </w:t>
-      </w:r>
-      <w:r>
-        <w:rPr>
-          <w:rFonts w:ascii="Consolas" w:hAnsi="Consolas"/>
-          <w:color w:val="404040"/>
-          <w:sz w:val="18"/>
-        </w:rPr>
-        <w:t>metrics_stability.json</w:t>
-      </w:r>
-      <w:r>
-        <w:t>.</w:t>
+        <w:t>Significance, in-domain (5 genres, film bootstrap): emotion vs VGGish p = 0.052, vs PCA-8 p = 0.089; over clips, Nadeau–Bengio p = 0.086 vs VGGish. Zero-shot: +0.106 [+0.021, +0.184], p = 0.013. Stability (clip level): SD over the 10 repeats 0.019 for the emotion route. Exact match of the most-frequent baseline: 0.283.</w:t>
       </w:r>
     </w:p>
     <w:sectPr>

--- a/docs/current_state.docx
+++ b/docs/current_state.docx
@@ -74,6 +74,47 @@
       </w:pPr>
       <w:r>
         <w:t>1. Your notes from the meeting</w:t>
+      </w:r>
+    </w:p>
+    <w:p>
+      <w:r>
+        <w:t>Your four notes from 8 October, as written down after the meeting:</w:t>
+      </w:r>
+    </w:p>
+    <w:p>
+      <w:pPr>
+        <w:spacing w:after="40"/>
+        <w:ind w:left="510" w:hanging="340"/>
+      </w:pPr>
+      <w:r>
+        <w:t>1. "Blockbuster cross validation (bar chart is ok, but with SD)"</w:t>
+      </w:r>
+    </w:p>
+    <w:p>
+      <w:pPr>
+        <w:spacing w:after="40"/>
+        <w:ind w:left="510" w:hanging="340"/>
+      </w:pPr>
+      <w:r>
+        <w:t>2. "Common films between Eerola and Blockbuster should be considered in the Evaluation part (leakage)"</w:t>
+      </w:r>
+    </w:p>
+    <w:p>
+      <w:pPr>
+        <w:spacing w:after="40"/>
+        <w:ind w:left="510" w:hanging="340"/>
+      </w:pPr>
+      <w:r>
+        <w:t>3. "Each genre: F1-score, precision and recall; check the highest model for each genre and maybe make a diagram out of the results"</w:t>
+      </w:r>
+    </w:p>
+    <w:p>
+      <w:pPr>
+        <w:spacing w:after="40"/>
+        <w:ind w:left="510" w:hanging="340"/>
+      </w:pPr>
+      <w:r>
+        <w:t>4. "More focus in the Evaluation part on only a couple of results, so the reader is not distracted; be more precise in the Discussion and the whole thesis"</w:t>
       </w:r>
     </w:p>
     <w:tbl>
@@ -2738,6 +2779,671 @@
         <w:pStyle w:val="Heading1"/>
       </w:pPr>
       <w:r>
+        <w:t>10. For the author: what was added, and how to explain it</w:t>
+      </w:r>
+    </w:p>
+    <w:p>
+      <w:r>
+        <w:rPr>
+          <w:i/>
+        </w:rPr>
+        <w:t>This section is your preparation, not part of the briefing.</w:t>
+      </w:r>
+      <w:r>
+        <w:t xml:space="preserve"> For every addition since the fifth meeting: where it is in the thesis, how it was computed, what to say, and where the weak spot is.</w:t>
+      </w:r>
+    </w:p>
+    <w:p>
+      <w:pPr>
+        <w:pStyle w:val="Heading2"/>
+      </w:pPr>
+      <w:r>
+        <w:t>10.1 The duplicate film (the change that moved every number)</w:t>
+      </w:r>
+    </w:p>
+    <w:p>
+      <w:pPr>
+        <w:pStyle w:val="ListBullet"/>
+        <w:spacing w:after="40"/>
+      </w:pPr>
+      <w:r>
+        <w:rPr>
+          <w:b/>
+        </w:rPr>
+        <w:t>Where:</w:t>
+      </w:r>
+      <w:r>
+        <w:t xml:space="preserve"> Chapter 5, Section 5.6 (paragraph "No film occurs in both datasets", last sentences); log section 24; </w:t>
+      </w:r>
+      <w:r>
+        <w:rPr>
+          <w:rFonts w:ascii="Consolas" w:hAnsi="Consolas"/>
+          <w:color w:val="404040"/>
+          <w:sz w:val="18"/>
+        </w:rPr>
+        <w:t>src/config.py</w:t>
+      </w:r>
+      <w:r>
+        <w:t xml:space="preserve"> (</w:t>
+      </w:r>
+      <w:r>
+        <w:rPr>
+          <w:rFonts w:ascii="Consolas" w:hAnsi="Consolas"/>
+          <w:color w:val="404040"/>
+          <w:sz w:val="18"/>
+        </w:rPr>
+        <w:t>SOUNDTRACK_NAME_FIXES</w:t>
+      </w:r>
+      <w:r>
+        <w:t xml:space="preserve">), applied in </w:t>
+      </w:r>
+      <w:r>
+        <w:rPr>
+          <w:rFonts w:ascii="Consolas" w:hAnsi="Consolas"/>
+          <w:color w:val="404040"/>
+          <w:sz w:val="18"/>
+        </w:rPr>
+        <w:t>src/features/loader.py</w:t>
+      </w:r>
+      <w:r>
+        <w:t>.</w:t>
+      </w:r>
+    </w:p>
+    <w:p>
+      <w:pPr>
+        <w:pStyle w:val="ListBullet"/>
+        <w:spacing w:after="40"/>
+      </w:pPr>
+      <w:r>
+        <w:rPr>
+          <w:b/>
+        </w:rPr>
+        <w:t>What happened:</w:t>
+      </w:r>
+      <w:r>
+        <w:t xml:space="preserve"> cross-validation groups clips by the soundtrack name so that a film is never in training and test at once. Clip 256 had the typo "The Portait of a Lady", so the grouping saw two films. That one clip could be tested while the film's other six clips were in training.</w:t>
+      </w:r>
+    </w:p>
+    <w:p>
+      <w:pPr>
+        <w:pStyle w:val="ListBullet"/>
+        <w:spacing w:after="40"/>
+      </w:pPr>
+      <w:r>
+        <w:rPr>
+          <w:b/>
+        </w:rPr>
+        <w:t>How it was fixed:</w:t>
+      </w:r>
+      <w:r>
+        <w:t xml:space="preserve"> the loader maps the misspelt name to the correct one before anything else runs. All 16 film-grouped experiments were then re-run in their dependency order (about two hours). Each script first reproduces the stored numbers of the one before it, so the changes come from the merge alone, not from a code change.</w:t>
+      </w:r>
+    </w:p>
+    <w:p>
+      <w:pPr>
+        <w:pStyle w:val="ListBullet"/>
+        <w:spacing w:after="40"/>
+      </w:pPr>
+      <w:r>
+        <w:rPr>
+          <w:b/>
+        </w:rPr>
+        <w:t>What to say:</w:t>
+      </w:r>
+      <w:r>
+        <w:t xml:space="preserve"> "While checking the leakage between the datasets I found a leak inside Eerola, fixed it and re-ran everything. The numbers moved by about the size of the split noise; the conclusions changed in one place: the in-domain lead over VGGish went from p = 0.047 to p = 0.052."</w:t>
+      </w:r>
+    </w:p>
+    <w:p>
+      <w:pPr>
+        <w:pStyle w:val="ListBullet"/>
+        <w:spacing w:after="40"/>
+      </w:pPr>
+      <w:r>
+        <w:rPr>
+          <w:b/>
+        </w:rPr>
+        <w:t>Weak spot:</w:t>
+      </w:r>
+      <w:r>
+        <w:t xml:space="preserve"> the earlier p = 0.047 was "significant", the new p = 0.052 is not. Do not round it; the thesis says it "just misses".</w:t>
+      </w:r>
+    </w:p>
+    <w:p>
+      <w:pPr>
+        <w:pStyle w:val="Heading2"/>
+      </w:pPr>
+      <w:r>
+        <w:t>10.2 Note 1: the bar charts with SD</w:t>
+      </w:r>
+    </w:p>
+    <w:p>
+      <w:pPr>
+        <w:pStyle w:val="ListBullet"/>
+        <w:spacing w:after="40"/>
+      </w:pPr>
+      <w:r>
+        <w:rPr>
+          <w:b/>
+        </w:rPr>
+        <w:t>Where:</w:t>
+      </w:r>
+      <w:r>
+        <w:t xml:space="preserve"> Figure </w:t>
+      </w:r>
+      <w:r>
+        <w:rPr>
+          <w:rFonts w:ascii="Consolas" w:hAnsi="Consolas"/>
+          <w:color w:val="404040"/>
+          <w:sz w:val="18"/>
+        </w:rPr>
+        <w:t>blockbuster_cv</w:t>
+      </w:r>
+      <w:r>
+        <w:t xml:space="preserve"> (Section 5.6.1) and Figure </w:t>
+      </w:r>
+      <w:r>
+        <w:rPr>
+          <w:rFonts w:ascii="Consolas" w:hAnsi="Consolas"/>
+          <w:color w:val="404040"/>
+          <w:sz w:val="18"/>
+        </w:rPr>
+        <w:t>cross_dataset</w:t>
+      </w:r>
+      <w:r>
+        <w:t xml:space="preserve"> (Section 5.6.3), now with error bars; scripts </w:t>
+      </w:r>
+      <w:r>
+        <w:rPr>
+          <w:rFonts w:ascii="Consolas" w:hAnsi="Consolas"/>
+          <w:color w:val="404040"/>
+          <w:sz w:val="18"/>
+        </w:rPr>
+        <w:t>experiments/make_figures.py</w:t>
+      </w:r>
+      <w:r>
+        <w:t>.</w:t>
+      </w:r>
+    </w:p>
+    <w:p>
+      <w:pPr>
+        <w:pStyle w:val="ListBullet"/>
+        <w:spacing w:after="40"/>
+      </w:pPr>
+      <w:r>
+        <w:rPr>
+          <w:b/>
+        </w:rPr>
+        <w:t>Blockbuster in-domain chart:</w:t>
+      </w:r>
+      <w:r>
+        <w:t xml:space="preserve"> 10×5 cross-validation over the 110 films. Each bar is the mean over the 50 folds; the </w:t>
+      </w:r>
+      <w:r>
+        <w:rPr>
+          <w:b/>
+        </w:rPr>
+        <w:t>error bar is the SD of the ten repeat means</w:t>
+      </w:r>
+      <w:r>
+        <w:t>, i.e. how much the result moves when the films are shuffled into different folds. The p-values beside it are Nadeau–Bengio (there are folds here, so that test works).</w:t>
+      </w:r>
+    </w:p>
+    <w:p>
+      <w:pPr>
+        <w:pStyle w:val="ListBullet"/>
+        <w:spacing w:after="40"/>
+      </w:pPr>
+      <w:r>
+        <w:rPr>
+          <w:b/>
+        </w:rPr>
+        <w:t>Cross-dataset chart:</w:t>
+      </w:r>
+      <w:r>
+        <w:t xml:space="preserve"> a transfer direction is one fixed train–test split, so there are no repeats to take an SD over. Its error bar is the </w:t>
+      </w:r>
+      <w:r>
+        <w:rPr>
+          <w:b/>
+        </w:rPr>
+        <w:t>bootstrap SD over the test films</w:t>
+      </w:r>
+      <w:r>
+        <w:t xml:space="preserve"> (draw the test films with replacement 2000 times, rescore, take the SD). For the pooled design, which is cross-validated, it is again the SD of the repeat means.</w:t>
+      </w:r>
+    </w:p>
+    <w:p>
+      <w:pPr>
+        <w:pStyle w:val="ListBullet"/>
+        <w:spacing w:after="40"/>
+      </w:pPr>
+      <w:r>
+        <w:rPr>
+          <w:b/>
+        </w:rPr>
+        <w:t>What to say:</w:t>
+      </w:r>
+      <w:r>
+        <w:t xml:space="preserve"> "The bars show that a single transfer split can move by ±0.03 to ±0.07, which is why I compare the routes with a paired bootstrap rather than by whether bars overlap."</w:t>
+      </w:r>
+    </w:p>
+    <w:p>
+      <w:pPr>
+        <w:pStyle w:val="ListBullet"/>
+        <w:spacing w:after="40"/>
+      </w:pPr>
+      <w:r>
+        <w:rPr>
+          <w:b/>
+        </w:rPr>
+        <w:t>Weak spot:</w:t>
+      </w:r>
+      <w:r>
+        <w:t xml:space="preserve"> the two error bars measure different things (fold shuffling vs which films are sampled). The figure text says which is which; if asked, say that.</w:t>
+      </w:r>
+    </w:p>
+    <w:p>
+      <w:pPr>
+        <w:pStyle w:val="Heading2"/>
+      </w:pPr>
+      <w:r>
+        <w:t>10.3 Note 2: the leakage check</w:t>
+      </w:r>
+    </w:p>
+    <w:p>
+      <w:pPr>
+        <w:pStyle w:val="ListBullet"/>
+        <w:spacing w:after="40"/>
+      </w:pPr>
+      <w:r>
+        <w:rPr>
+          <w:b/>
+        </w:rPr>
+        <w:t>Where:</w:t>
+      </w:r>
+      <w:r>
+        <w:t xml:space="preserve"> Chapter 5, Section 5.6, paragraph "No film occurs in both datasets".</w:t>
+      </w:r>
+    </w:p>
+    <w:p>
+      <w:pPr>
+        <w:pStyle w:val="ListBullet"/>
+        <w:spacing w:after="40"/>
+      </w:pPr>
+      <w:r>
+        <w:rPr>
+          <w:b/>
+        </w:rPr>
+        <w:t>How:</w:t>
+      </w:r>
+      <w:r>
+        <w:t xml:space="preserve"> every Eerola film's IMDb id was compared with the 110 Blockbuster ids, and the titles were compared exactly and loosely (lower case, punctuation removed). Nothing matched. The release years explain why: Eerola before 2011, Blockbuster 2014–2019.</w:t>
+      </w:r>
+    </w:p>
+    <w:p>
+      <w:pPr>
+        <w:pStyle w:val="ListBullet"/>
+        <w:spacing w:after="40"/>
+      </w:pPr>
+      <w:r>
+        <w:rPr>
+          <w:b/>
+        </w:rPr>
+        <w:t>What to say:</w:t>
+      </w:r>
+      <w:r>
+        <w:t xml:space="preserve"> "No film is in both datasets, so the transfer result cannot come from a shared film. The datasets do share composers, e.g. Danny Elfman (</w:t>
+      </w:r>
+      <w:r>
+        <w:rPr>
+          <w:i/>
+        </w:rPr>
+        <w:t>Batman</w:t>
+      </w:r>
+      <w:r>
+        <w:t xml:space="preserve"> / </w:t>
+      </w:r>
+      <w:r>
+        <w:rPr>
+          <w:i/>
+        </w:rPr>
+        <w:t>Justice League</w:t>
+      </w:r>
+      <w:r>
+        <w:t>), which is a possible stylistic overlap; I name it as a limitation."</w:t>
+      </w:r>
+    </w:p>
+    <w:p>
+      <w:pPr>
+        <w:pStyle w:val="Heading2"/>
+      </w:pPr>
+      <w:r>
+        <w:t>10.4 Note 3: precision, recall and F1 per genre</w:t>
+      </w:r>
+    </w:p>
+    <w:p>
+      <w:pPr>
+        <w:pStyle w:val="ListBullet"/>
+        <w:spacing w:after="40"/>
+      </w:pPr>
+      <w:r>
+        <w:rPr>
+          <w:b/>
+        </w:rPr>
+        <w:t>Where:</w:t>
+      </w:r>
+      <w:r>
+        <w:t xml:space="preserve"> Chapter 5, Section 5.4: Figure </w:t>
+      </w:r>
+      <w:r>
+        <w:rPr>
+          <w:rFonts w:ascii="Consolas" w:hAnsi="Consolas"/>
+          <w:color w:val="404040"/>
+          <w:sz w:val="18"/>
+        </w:rPr>
+        <w:t>per_genre</w:t>
+      </w:r>
+      <w:r>
+        <w:t xml:space="preserve"> (heatmap) and Table </w:t>
+      </w:r>
+      <w:r>
+        <w:rPr>
+          <w:rFonts w:ascii="Consolas" w:hAnsi="Consolas"/>
+          <w:color w:val="404040"/>
+          <w:sz w:val="18"/>
+        </w:rPr>
+        <w:t>per_genre</w:t>
+      </w:r>
+      <w:r>
+        <w:t xml:space="preserve">. Numbers in </w:t>
+      </w:r>
+      <w:r>
+        <w:rPr>
+          <w:rFonts w:ascii="Consolas" w:hAnsi="Consolas"/>
+          <w:color w:val="404040"/>
+          <w:sz w:val="18"/>
+        </w:rPr>
+        <w:t>results/film_level.json</w:t>
+      </w:r>
+      <w:r>
+        <w:t xml:space="preserve"> (</w:t>
+      </w:r>
+      <w:r>
+        <w:rPr>
+          <w:rFonts w:ascii="Consolas" w:hAnsi="Consolas"/>
+          <w:color w:val="404040"/>
+          <w:sz w:val="18"/>
+        </w:rPr>
+        <w:t>per_genre_precision</w:t>
+      </w:r>
+      <w:r>
+        <w:t xml:space="preserve">, </w:t>
+      </w:r>
+      <w:r>
+        <w:rPr>
+          <w:rFonts w:ascii="Consolas" w:hAnsi="Consolas"/>
+          <w:color w:val="404040"/>
+          <w:sz w:val="18"/>
+        </w:rPr>
+        <w:t>per_genre_recall</w:t>
+      </w:r>
+      <w:r>
+        <w:t xml:space="preserve">, </w:t>
+      </w:r>
+      <w:r>
+        <w:rPr>
+          <w:rFonts w:ascii="Consolas" w:hAnsi="Consolas"/>
+          <w:color w:val="404040"/>
+          <w:sz w:val="18"/>
+        </w:rPr>
+        <w:t>per_genre_f1</w:t>
+      </w:r>
+      <w:r>
+        <w:t xml:space="preserve"> for every route; </w:t>
+      </w:r>
+      <w:r>
+        <w:rPr>
+          <w:rFonts w:ascii="Consolas" w:hAnsi="Consolas"/>
+          <w:color w:val="404040"/>
+          <w:sz w:val="18"/>
+        </w:rPr>
+        <w:t>clip_per_genre_*</w:t>
+      </w:r>
+      <w:r>
+        <w:t xml:space="preserve"> for clip level).</w:t>
+      </w:r>
+    </w:p>
+    <w:p>
+      <w:pPr>
+        <w:pStyle w:val="ListBullet"/>
+        <w:spacing w:after="40"/>
+      </w:pPr>
+      <w:r>
+        <w:rPr>
+          <w:b/>
+        </w:rPr>
+        <w:t>How:</w:t>
+      </w:r>
+      <w:r>
+        <w:t xml:space="preserve"> the same predictions as the headline. Per repeat, all out-of-fold predictions are pooled, each film gets the average of its clips' probabilities, a genre is predicted at ≥ 0.5, and precision, recall and F1 are computed per genre over the 40 films. These are averaged over the ten repeats. Macro-F1 is simply the mean of the five per-genre F1s.</w:t>
+      </w:r>
+    </w:p>
+    <w:p>
+      <w:pPr>
+        <w:pStyle w:val="ListBullet"/>
+        <w:spacing w:after="40"/>
+      </w:pPr>
+      <w:r>
+        <w:rPr>
+          <w:b/>
+        </w:rPr>
+        <w:t>The heatmap:</w:t>
+      </w:r>
+      <w:r>
+        <w:t xml:space="preserve"> rows are routes, columns genres; the box marks the best route per genre among the emotion route, PCA-8 and the six direct representations (the ratings and the baseline are shown but not boxed, since they are a ceiling and a floor, not competitors).</w:t>
+      </w:r>
+    </w:p>
+    <w:p>
+      <w:pPr>
+        <w:pStyle w:val="ListBullet"/>
+        <w:spacing w:after="40"/>
+      </w:pPr>
+      <w:r>
+        <w:rPr>
+          <w:b/>
+        </w:rPr>
+        <w:t>What to say:</w:t>
+      </w:r>
+      <w:r>
+        <w:t xml:space="preserve"> "The emotion route is the best route for Action, Crime and Comedy. Its advantage is mainly recall: it finds the rare genres (Comedy recall 0.78 vs 0.12), at the price of more false positives. Horror is the exception: although fear defines it, the emotion route predicts Horror for too many films."</w:t>
+      </w:r>
+    </w:p>
+    <w:p>
+      <w:pPr>
+        <w:pStyle w:val="ListBullet"/>
+        <w:spacing w:after="40"/>
+      </w:pPr>
+      <w:r>
+        <w:rPr>
+          <w:b/>
+        </w:rPr>
+        <w:t>Weak spot:</w:t>
+      </w:r>
+      <w:r>
+        <w:t xml:space="preserve"> Comedy has 4 films and Horror 5. One film more or less changes their F1 by about 0.2, so the per-genre comparison is a description, not a test. No p-values are given per genre on purpose.</w:t>
+      </w:r>
+    </w:p>
+    <w:p>
+      <w:pPr>
+        <w:pStyle w:val="Heading2"/>
+      </w:pPr>
+      <w:r>
+        <w:t>10.5 Note 4: a focused Evaluation and Discussion</w:t>
+      </w:r>
+    </w:p>
+    <w:p>
+      <w:pPr>
+        <w:pStyle w:val="ListBullet"/>
+        <w:spacing w:after="40"/>
+      </w:pPr>
+      <w:r>
+        <w:rPr>
+          <w:b/>
+        </w:rPr>
+        <w:t>Chapter 5 now has seven sections:</w:t>
+      </w:r>
+      <w:r>
+        <w:t xml:space="preserve"> 5.1 Stage 1 → 5.2 RQ1 → 5.3 emotion vs direct audio (one table, four comparisons) → 5.4 per genre → 5.5 emotional signatures → 5.6 transfer (Blockbuster in-domain, leakage, zero-shot, three designs) → 5.7 summary.</w:t>
+      </w:r>
+    </w:p>
+    <w:p>
+      <w:pPr>
+        <w:pStyle w:val="ListBullet"/>
+        <w:spacing w:after="40"/>
+      </w:pPr>
+      <w:r>
+        <w:rPr>
+          <w:b/>
+        </w:rPr>
+        <w:t>New Appendix A</w:t>
+      </w:r>
+      <w:r>
+        <w:t xml:space="preserve"> (</w:t>
+      </w:r>
+      <w:r>
+        <w:rPr>
+          <w:rFonts w:ascii="Consolas" w:hAnsi="Consolas"/>
+          <w:color w:val="404040"/>
+          <w:sz w:val="18"/>
+        </w:rPr>
+        <w:t>appendix/supplementary.tex</w:t>
+      </w:r>
+      <w:r>
+        <w:t>) holds everything that checks a result without changing it: A.1 all paired comparisons and why Nadeau–Bengio stays borderline, A.2 choice of metric and stability, A.3 the emotion ablation, A.4 the waveform model, A.5 all eight genres, A.6 the reproduction of Ma et al. and cue-level prediction, A.7 error analysis. The main text points to each with one sentence.</w:t>
+      </w:r>
+    </w:p>
+    <w:p>
+      <w:pPr>
+        <w:pStyle w:val="ListBullet"/>
+        <w:spacing w:after="40"/>
+      </w:pPr>
+      <w:r>
+        <w:rPr>
+          <w:b/>
+        </w:rPr>
+        <w:t>Chapter 6 (Discussion)</w:t>
+      </w:r>
+      <w:r>
+        <w:t xml:space="preserve"> is built around one table of all settings. 6.1 interprets the main result, 6.2 explains why the bottleneck helps where it does (meaning vs compression, little data, domain shift), 6.3 limitations, 6.4 prior work.</w:t>
+      </w:r>
+    </w:p>
+    <w:p>
+      <w:pPr>
+        <w:pStyle w:val="ListBullet"/>
+        <w:spacing w:after="40"/>
+      </w:pPr>
+      <w:r>
+        <w:rPr>
+          <w:b/>
+        </w:rPr>
+        <w:t>What to say:</w:t>
+      </w:r>
+      <w:r>
+        <w:t xml:space="preserve"> "The main text now answers the research questions and nothing else; everything that only confirms a result is in the appendix."</w:t>
+      </w:r>
+    </w:p>
+    <w:p>
+      <w:pPr>
+        <w:pStyle w:val="Heading2"/>
+      </w:pPr>
+      <w:r>
+        <w:t>10.6 Background you may be asked about</w:t>
+      </w:r>
+    </w:p>
+    <w:p>
+      <w:pPr>
+        <w:pStyle w:val="ListBullet"/>
+        <w:spacing w:after="40"/>
+      </w:pPr>
+      <w:r>
+        <w:rPr>
+          <w:b/>
+        </w:rPr>
+        <w:t>How Stage 1 is evaluated.</w:t>
+      </w:r>
+      <w:r>
+        <w:t xml:space="preserve"> A random forest predicts each of the eight emotion ratings from an audio embedding. It is scored by R² on out-of-fold predictions of five-fold cross-validation grouped by film, over all 360 rated clips, and averaged over the emotions. R² = 0 means "as good as always predicting the mean rating"; the best embeddings reach 0.558, i.e. 62 % of the 0.897 at which two independent listener panels agree with each other.</w:t>
+      </w:r>
+    </w:p>
+    <w:p>
+      <w:pPr>
+        <w:pStyle w:val="ListBullet"/>
+        <w:spacing w:after="40"/>
+      </w:pPr>
+      <w:r>
+        <w:rPr>
+          <w:b/>
+        </w:rPr>
+        <w:t>What "random guess" means.</w:t>
+      </w:r>
+      <w:r>
+        <w:t xml:space="preserve"> The base-rate random guess predicts each genre at random with its frequency in the training data (Drama often, Comedy rarely). It is the fair chance floor for macro-F1 (0.309 on 5 genres). The </w:t>
+      </w:r>
+      <w:r>
+        <w:rPr>
+          <w:b/>
+        </w:rPr>
+        <w:t>most-frequent</w:t>
+      </w:r>
+      <w:r>
+        <w:t xml:space="preserve"> baseline decides each genre by its majority in training, so in practice it predicts Drama for every film and never a rare genre; it scores much lower (0.168). Always name which floor you quote.</w:t>
+      </w:r>
+    </w:p>
+    <w:p>
+      <w:pPr>
+        <w:pStyle w:val="ListBullet"/>
+        <w:spacing w:after="40"/>
+      </w:pPr>
+      <w:r>
+        <w:rPr>
+          <w:b/>
+        </w:rPr>
+        <w:t>Film level vs clip level.</w:t>
+      </w:r>
+      <w:r>
+        <w:t xml:space="preserve"> Film level: average the clip probabilities of a film, then score the film once (the headline). Clip level: score every clip. Film level was chosen after the clip results were known, and the thesis says so; it turned out the </w:t>
+      </w:r>
+      <w:r>
+        <w:rPr>
+          <w:i/>
+        </w:rPr>
+        <w:t>stricter</w:t>
+      </w:r>
+      <w:r>
+        <w:t xml:space="preserve"> unit, because over clips more of the comparisons are significant.</w:t>
+      </w:r>
+    </w:p>
+    <w:p>
+      <w:pPr>
+        <w:pStyle w:val="ListBullet"/>
+        <w:spacing w:after="40"/>
+      </w:pPr>
+      <w:r>
+        <w:rPr>
+          <w:b/>
+        </w:rPr>
+        <w:t>The two tests.</w:t>
+      </w:r>
+      <w:r>
+        <w:t xml:space="preserve"> The film bootstrap resamples films (a test fold holds about 8 films, so a per-fold t-test cannot be computed per film). Nadeau–Bengio is the corrected t-test over folds, used at clip level. It also charges for which films were used for training, so it is the more conservative test. Adding repeats cannot push its p-value below a floor (p_lim); for every borderline comparison of the emotion route that floor is 0.069 to 0.200 (Appendix A.1). Only more films could make those comparisons significant.</w:t>
+      </w:r>
+    </w:p>
+    <w:p>
+      <w:pPr>
+        <w:pStyle w:val="Heading1"/>
+      </w:pPr>
+      <w:r>
         <w:t>Headline numbers as they stand</w:t>
       </w:r>
     </w:p>

--- a/docs/current_state.docx
+++ b/docs/current_state.docx
@@ -3362,6 +3362,14 @@
       </w:r>
     </w:p>
     <w:p>
+      <w:r>
+        <w:rPr>
+          <w:i/>
+        </w:rPr>
+        <w:t>Every metric, why it was chosen and what it showed, including why the emotion route has the worst Hamming loss, is explained in `docs/evaluation_metrics.md`.</w:t>
+      </w:r>
+    </w:p>
+    <w:p>
       <w:pPr>
         <w:pStyle w:val="ListBullet"/>
         <w:spacing w:after="40"/>

--- a/docs/current_state.docx
+++ b/docs/current_state.docx
@@ -18,7 +18,7 @@
         <w:t>Can a soundtrack's emotion predict a film's genre?</w:t>
       </w:r>
       <w:r>
-        <w:t xml:space="preserve"> This page covers what was done after the fifth meeting: the four notes, a data error found while answering the second one, and what both changed. The briefing for the fourth meeting is archived in </w:t>
+        <w:t xml:space="preserve"> This page covers what was done after the fifth meeting: the four notes, a data error found while answering the second one, and what both changed; section 7b adds the checks of 15–20 October. The briefing for the fourth meeting is archived in </w:t>
       </w:r>
       <w:r>
         <w:rPr>
@@ -2616,6 +2616,133 @@
         <w:pStyle w:val="Heading1"/>
       </w:pPr>
       <w:r>
+        <w:t>7b. Since then (15–20 October): one new analysis, a figure check, two corrections</w:t>
+      </w:r>
+    </w:p>
+    <w:p>
+      <w:r>
+        <w:t>No result changed. The thesis on Overleaf (</w:t>
+      </w:r>
+      <w:r>
+        <w:rPr>
+          <w:rFonts w:ascii="Consolas" w:hAnsi="Consolas"/>
+          <w:color w:val="404040"/>
+          <w:sz w:val="18"/>
+        </w:rPr>
+        <w:t>4a77de0</w:t>
+      </w:r>
+      <w:r>
+        <w:t>) contains all of it.</w:t>
+      </w:r>
+    </w:p>
+    <w:p>
+      <w:pPr>
+        <w:spacing w:after="40"/>
+        <w:ind w:left="510" w:hanging="340"/>
+      </w:pPr>
+      <w:r>
+        <w:t xml:space="preserve">1. </w:t>
+      </w:r>
+      <w:r>
+        <w:rPr>
+          <w:b/>
+        </w:rPr>
+        <w:t>Why the emotion route has the worst Hamming loss</w:t>
+      </w:r>
+      <w:r>
+        <w:t xml:space="preserve"> (new paragraph in Appendix A.2). Hamming loss counts every wrong clip–genre decision equally, so for a rare genre the safest strategy is never to predict it. The emotion route predicts 2.35 genres per clip (truth 1.54, VGGish 1.85) and so makes more false alarms: Hamming loss 0.406 vs 0.358 for VGGish. Split by genre, it makes </w:t>
+      </w:r>
+      <w:r>
+        <w:rPr>
+          <w:i/>
+        </w:rPr>
+        <w:t>fewer</w:t>
+      </w:r>
+      <w:r>
+        <w:t xml:space="preserve"> errors than VGGish on Action and Drama and as many on Crime; the whole gap comes from Comedy and Horror, which it predicts for 148 and 135 of the 329 clips (40 and 28 are). The human ratings do the same (2.47 genres per clip, Hamming loss 0.427), so it is a property of the emotion features, not of prediction errors. Reproducible from </w:t>
+      </w:r>
+      <w:r>
+        <w:rPr>
+          <w:rFonts w:ascii="Consolas" w:hAnsi="Consolas"/>
+          <w:color w:val="404040"/>
+          <w:sz w:val="18"/>
+        </w:rPr>
+        <w:t>results/hamming_breakdown.json</w:t>
+      </w:r>
+      <w:r>
+        <w:t>. The paragraph before it was corrected: it said the always-"Drama" baseline wins every frequency-dominated metric, but it does not win weighted-F1.</w:t>
+      </w:r>
+    </w:p>
+    <w:p>
+      <w:pPr>
+        <w:spacing w:after="40"/>
+        <w:ind w:left="510" w:hanging="340"/>
+      </w:pPr>
+      <w:r>
+        <w:t xml:space="preserve">2. </w:t>
+      </w:r>
+      <w:r>
+        <w:rPr>
+          <w:b/>
+        </w:rPr>
+        <w:t>All ten figures checked.</w:t>
+      </w:r>
+      <w:r>
+        <w:t xml:space="preserve"> They regenerate identically from the results files and the Overleaf copies equal the repository's. Four were fixed: the in-domain figure's axis still said "41 films" (now 40) and two value labels covered clip-level markers; the axis labels of the zero-shot and ablation figures were cut off; the Stage 1 heatmap now writes "wav2vec 2.0" as the text does.</w:t>
+      </w:r>
+    </w:p>
+    <w:p>
+      <w:pPr>
+        <w:spacing w:after="40"/>
+        <w:ind w:left="510" w:hanging="340"/>
+      </w:pPr>
+      <w:r>
+        <w:t xml:space="preserve">3. </w:t>
+      </w:r>
+      <w:r>
+        <w:rPr>
+          <w:b/>
+        </w:rPr>
+        <w:t>Two stale film counts in the text</w:t>
+      </w:r>
+      <w:r>
+        <w:t>, missed in the re-run of 8 Oct: Methods (shared space: "319 clips from 41 films", now 40) and Discussion (reverse transfer: "41 test films", now 40). Chapter 5 now also says what the light-blue bars of the Blockbuster chart are (the 140 published MIR features, the 78 MFCC features among them, a random eight-dimensional projection).</w:t>
+      </w:r>
+    </w:p>
+    <w:p>
+      <w:pPr>
+        <w:spacing w:after="40"/>
+        <w:ind w:left="510" w:hanging="340"/>
+      </w:pPr>
+      <w:r>
+        <w:t xml:space="preserve">4. </w:t>
+      </w:r>
+      <w:r>
+        <w:rPr>
+          <w:b/>
+        </w:rPr>
+        <w:t>Documentation.</w:t>
+      </w:r>
+      <w:r>
+        <w:t xml:space="preserve"> Every evaluation metric, why it was chosen and what it showed, is explained in </w:t>
+      </w:r>
+      <w:r>
+        <w:rPr>
+          <w:rFonts w:ascii="Consolas" w:hAnsi="Consolas"/>
+          <w:color w:val="404040"/>
+          <w:sz w:val="18"/>
+        </w:rPr>
+        <w:t>docs/evaluation_metrics.md</w:t>
+      </w:r>
+      <w:r>
+        <w:t>. The repository's READMEs and the verification checklist were brought up to date with the post-fix numbers, and the consistency audit now flags any film count from before the fix.</w:t>
+      </w:r>
+    </w:p>
+    <w:p>
+      <w:pPr>
+        <w:pStyle w:val="Heading1"/>
+      </w:pPr>
+      <w:r>
         <w:t>8. Open items</w:t>
       </w:r>
     </w:p>
@@ -2672,7 +2799,7 @@
         <w:t>Read Chapters 5, 6 and Appendix A in full.</w:t>
       </w:r>
       <w:r>
-        <w:t xml:space="preserve"> They were rebuilt today; the Discussion's interpretation must become your own.</w:t>
+        <w:t xml:space="preserve"> They were rebuilt on 8 Oct; the Discussion's interpretation must become your own.</w:t>
       </w:r>
     </w:p>
     <w:p>
@@ -2690,7 +2817,7 @@
         <w:t>Zero-shot with a threshold tuned on the source dataset</w:t>
       </w:r>
       <w:r>
-        <w:t xml:space="preserve"> — still not run.</w:t>
+        <w:t xml:space="preserve"> — still not run (about 30 minutes); otherwise name it in Chapter 7 as future work.</w:t>
       </w:r>
     </w:p>
     <w:p>
@@ -2705,10 +2832,28 @@
         <w:rPr>
           <w:b/>
         </w:rPr>
+        <w:t>wav2vec 2.0 layer</w:t>
+      </w:r>
+      <w:r>
+        <w:t>: after the fix, block 1 is nominally best (0.297 vs 0.294 for the block 2 the thesis keeps). Decide whether that is acceptable.</w:t>
+      </w:r>
+    </w:p>
+    <w:p>
+      <w:pPr>
+        <w:spacing w:after="40"/>
+        <w:ind w:left="510" w:hanging="340"/>
+      </w:pPr>
+      <w:r>
+        <w:t xml:space="preserve">5. </w:t>
+      </w:r>
+      <w:r>
+        <w:rPr>
+          <w:b/>
+        </w:rPr>
         <w:t>AI declaration</w:t>
       </w:r>
       <w:r>
-        <w:t>: two red notes and the date.</w:t>
+        <w:t>: only the date is missing.</w:t>
       </w:r>
     </w:p>
     <w:p>
@@ -2761,6 +2906,17 @@
       </w:r>
       <w:r>
         <w:t xml:space="preserve"> A film was counted twice in Eerola; fixing it changed every split (section 2).</w:t>
+      </w:r>
+    </w:p>
+    <w:p>
+      <w:r>
+        <w:rPr>
+          <w:b/>
+        </w:rPr>
+        <w:t>Why does the emotion route score worst on Hamming loss?</w:t>
+      </w:r>
+      <w:r>
+        <w:t xml:space="preserve"> It predicts more genres per clip (2.35 against 1.54 true), which is how it finds the rare genres. Hamming loss counts every false alarm as an error, macro-F1 rewards every rare genre found. On Action and Drama it makes fewer errors than VGGish; the whole gap is Comedy and Horror. A model that always says "Drama" wins Hamming loss, which is why it is not the headline (section 7b; Appendix A.2).</w:t>
       </w:r>
     </w:p>
     <w:p>

--- a/docs/current_state.docx
+++ b/docs/current_state.docx
@@ -18,7 +18,7 @@
         <w:t>Can a soundtrack's emotion predict a film's genre?</w:t>
       </w:r>
       <w:r>
-        <w:t xml:space="preserve"> This page covers what was done after the fifth meeting: the four notes, a data error found while answering the second one, and what both changed; section 7b adds the checks of 15–20 October. The briefing for the fourth meeting is archived in </w:t>
+        <w:t xml:space="preserve"> This page covers what was done after the fifth meeting: the four notes, a data error found while answering the second one, and what both changed; section 7b adds the work of 15–21 October. The briefing for the fourth meeting is archived in </w:t>
       </w:r>
       <w:r>
         <w:rPr>
@@ -2616,7 +2616,7 @@
         <w:pStyle w:val="Heading1"/>
       </w:pPr>
       <w:r>
-        <w:t>7b. Since then (15–20 October): one new analysis, a figure check, two corrections</w:t>
+        <w:t>7b. Since then (15–21 October): one new analysis, a figure check, your comments</w:t>
       </w:r>
     </w:p>
     <w:p>
@@ -2629,7 +2629,7 @@
           <w:color w:val="404040"/>
           <w:sz w:val="18"/>
         </w:rPr>
-        <w:t>4a77de0</w:t>
+        <w:t>497c6db</w:t>
       </w:r>
       <w:r>
         <w:t>) contains all of it.</w:t>
@@ -2716,6 +2716,44 @@
       </w:pPr>
       <w:r>
         <w:t xml:space="preserve">4. </w:t>
+      </w:r>
+      <w:r>
+        <w:rPr>
+          <w:b/>
+        </w:rPr>
+        <w:t>Your comments on the draft of 16 Oct</w:t>
+      </w:r>
+      <w:r>
+        <w:t xml:space="preserve"> (all 14 answered in </w:t>
+      </w:r>
+      <w:r>
+        <w:rPr>
+          <w:rFonts w:ascii="Consolas" w:hAnsi="Consolas"/>
+          <w:color w:val="404040"/>
+          <w:sz w:val="18"/>
+        </w:rPr>
+        <w:t>docs/review_2026-10-16.md</w:t>
+      </w:r>
+      <w:r>
+        <w:t xml:space="preserve">): plainer wording in the Introduction and a paragraph naming the datasets and the approach; in Fundamentals the leakage share corrected ("about half", not "roughly forty percent"), the rating ceiling explained, and Cohen's d and the corrected t-test given with their formulas. </w:t>
+      </w:r>
+      <w:r>
+        <w:rPr>
+          <w:b/>
+        </w:rPr>
+        <w:t>The research questions are now three</w:t>
+      </w:r>
+      <w:r>
+        <w:t>: RQ2a and RQ3 were merged into RQ2 (which emotions characterise each genre, and do these signatures hold on Blockbuster), and the old RQ2b is RQ3. The wording of the main research question is for the supervisor to comment on.</w:t>
+      </w:r>
+    </w:p>
+    <w:p>
+      <w:pPr>
+        <w:spacing w:after="40"/>
+        <w:ind w:left="510" w:hanging="340"/>
+      </w:pPr>
+      <w:r>
+        <w:t xml:space="preserve">5. </w:t>
       </w:r>
       <w:r>
         <w:rPr>

--- a/docs/current_state.docx
+++ b/docs/current_state.docx
@@ -2921,7 +2921,7 @@
         <w:t>What is the main result then?</w:t>
       </w:r>
       <w:r>
-        <w:t xml:space="preserve"> The emotion route is clearly ahead where the classifier is trained on the small Eerola dataset — in-domain and from Eerola to Blockbuster (0.508 vs 0.403, p = 0.013) — and level where it is trained on the 110 Blockbuster films or on both. Its emotional signatures replicate on Blockbuster (r = 0.836).</w:t>
+        <w:t xml:space="preserve"> The emotion route is well ahead where the classifier is trained on the small Eerola dataset — significantly from Eerola to Blockbuster (0.508 vs 0.403, p = 0.013), just short of significance in-domain (p = 0.052) — and level where it is trained on the 110 Blockbuster films or on both. Its emotional signatures replicate on Blockbuster (r = 0.836).</w:t>
       </w:r>
     </w:p>
     <w:p>

--- a/docs/current_state.docx
+++ b/docs/current_state.docx
@@ -4,83 +4,138 @@
   <w:body>
     <w:p>
       <w:pPr>
-        <w:spacing w:after="20"/>
+        <w:pStyle w:val="Title"/>
       </w:pPr>
+      <w:r>
+        <w:t>Supervisor briefing — update since the fifth meeting (8 October 2026)</w:t>
+      </w:r>
+    </w:p>
+    <w:p>
       <w:r>
         <w:rPr>
           <w:b/>
-          <w:color w:val="0E6262"/>
-          <w:sz w:val="16"/>
         </w:rPr>
-        <w:t>SUPERVISOR BRIEFING</w:t>
+        <w:t>Can a soundtrack's emotion predict a film's genre?</w:t>
+      </w:r>
+      <w:r>
+        <w:t xml:space="preserve"> This page covers what was done after the fifth meeting: the four notes, a data error found while answering the second one, and what both changed; section 7b adds the work of 15–21 October. The briefing for the fourth meeting is archived in </w:t>
+      </w:r>
+      <w:r>
+        <w:rPr>
+          <w:rFonts w:ascii="Consolas" w:hAnsi="Consolas"/>
+          <w:color w:val="404040"/>
+          <w:sz w:val="18"/>
+        </w:rPr>
+        <w:t>docs/archive/current_state_2026-10-07.md</w:t>
+      </w:r>
+      <w:r>
+        <w:t xml:space="preserve">; every earlier round is in </w:t>
+      </w:r>
+      <w:r>
+        <w:rPr>
+          <w:rFonts w:ascii="Consolas" w:hAnsi="Consolas"/>
+          <w:color w:val="404040"/>
+          <w:sz w:val="18"/>
+        </w:rPr>
+        <w:t>briefing_full.md</w:t>
+      </w:r>
+      <w:r>
+        <w:t xml:space="preserve">, and every experiment in detail in the technical log, </w:t>
+      </w:r>
+      <w:r>
+        <w:rPr>
+          <w:rFonts w:ascii="Consolas" w:hAnsi="Consolas"/>
+          <w:color w:val="404040"/>
+          <w:sz w:val="18"/>
+        </w:rPr>
+        <w:t>docs/README.md</w:t>
+      </w:r>
+      <w:r>
+        <w:t xml:space="preserve"> (section 24 for this round). The thesis on Overleaf is up to date with everything below.</w:t>
+      </w:r>
+    </w:p>
+    <w:p>
+      <w:r>
+        <w:t xml:space="preserve">All genre scores are </w:t>
+      </w:r>
+      <w:r>
+        <w:rPr>
+          <w:b/>
+        </w:rPr>
+        <w:t>film-level macro-F1</w:t>
+      </w:r>
+      <w:r>
+        <w:t xml:space="preserve"> (the clip probabilities of a film are averaged and the film is scored once); the clip-level value of the same predictions is given where it matters.</w:t>
       </w:r>
     </w:p>
     <w:p>
       <w:pPr>
-        <w:spacing w:after="80"/>
+        <w:pStyle w:val="Heading1"/>
       </w:pPr>
       <w:r>
-        <w:rPr>
-          <w:rFonts w:ascii="Calibri Light" w:hAnsi="Calibri Light"/>
-          <w:color w:val="1A1D24"/>
-          <w:sz w:val="38"/>
-        </w:rPr>
-        <w:t>Can a soundtrack’s emotion predict a film’s genre?</w:t>
+        <w:t>1. Your notes from the meeting</w:t>
+      </w:r>
+    </w:p>
+    <w:p>
+      <w:r>
+        <w:t>Your four notes from 8 October, as written down after the meeting:</w:t>
       </w:r>
     </w:p>
     <w:p>
       <w:pPr>
-        <w:spacing w:after="160"/>
+        <w:spacing w:after="40"/>
+        <w:ind w:left="510" w:hanging="340"/>
       </w:pPr>
       <w:r>
-        <w:rPr>
-          <w:b w:val="0"/>
-          <w:i w:val="0"/>
-          <w:color w:val="67717E"/>
-          <w:sz w:val="17"/>
-        </w:rPr>
-        <w:t xml:space="preserve">346 clips · 43 films · Eerola &amp; Vuoskoski (2011)      </w:t>
+        <w:t>1. "Blockbuster cross validation (bar chart is ok, but with SD)"</w:t>
       </w:r>
+    </w:p>
+    <w:p>
+      <w:pPr>
+        <w:spacing w:after="40"/>
+        <w:ind w:left="510" w:hanging="340"/>
+      </w:pPr>
       <w:r>
-        <w:rPr>
-          <w:b w:val="0"/>
-          <w:i w:val="0"/>
-          <w:color w:val="67717E"/>
-          <w:sz w:val="17"/>
-        </w:rPr>
-        <w:t>Implementation complete. Open item: content chapters.</w:t>
+        <w:t>2. "Common films between Eerola and Blockbuster should be considered in the Evaluation part (leakage)"</w:t>
+      </w:r>
+    </w:p>
+    <w:p>
+      <w:pPr>
+        <w:spacing w:after="40"/>
+        <w:ind w:left="510" w:hanging="340"/>
+      </w:pPr>
+      <w:r>
+        <w:t>3. "Each genre: F1-score, precision and recall; check the highest model for each genre and maybe make a diagram out of the results"</w:t>
+      </w:r>
+    </w:p>
+    <w:p>
+      <w:pPr>
+        <w:spacing w:after="40"/>
+        <w:ind w:left="510" w:hanging="340"/>
+      </w:pPr>
+      <w:r>
+        <w:t>4. "More focus in the Evaluation part on only a couple of results, so the reader is not distracted; be more precise in the Discussion and the whole thesis"</w:t>
       </w:r>
     </w:p>
     <w:tbl>
       <w:tblPr>
         <w:tblStyle w:val="TableGrid"/>
         <w:tblW w:type="auto" w:w="0"/>
-        <w:tblLayout w:type="fixed"/>
+        <w:jc w:val="center"/>
         <w:tblLook w:firstColumn="1" w:firstRow="1" w:lastColumn="0" w:lastRow="0" w:noHBand="0" w:noVBand="1" w:val="04A0"/>
       </w:tblPr>
       <w:tblGrid>
-        <w:gridCol w:w="9412"/>
+        <w:gridCol w:w="2493"/>
+        <w:gridCol w:w="2493"/>
+        <w:gridCol w:w="2493"/>
+        <w:gridCol w:w="2493"/>
       </w:tblGrid>
       <w:tr>
         <w:tc>
           <w:tcPr>
-            <w:tcW w:type="dxa" w:w="9411"/>
-            <w:shd w:val="clear" w:color="auto" w:fill="F2F5F5"/>
+            <w:tcW w:type="dxa" w:w="2493"/>
+            <w:shd w:val="clear" w:color="auto" w:fill="E8E8E8"/>
           </w:tcPr>
-          <w:p>
-            <w:pPr>
-              <w:spacing w:after="40"/>
-            </w:pPr>
-            <w:r/>
-            <w:r>
-              <w:rPr>
-                <w:b/>
-                <w:color w:val="0E6262"/>
-                <w:sz w:val="18"/>
-              </w:rPr>
-              <w:t>The three things to say first</w:t>
-            </w:r>
-          </w:p>
           <w:p>
             <w:pPr>
               <w:spacing w:after="0"/>
@@ -88,29 +143,347 @@
             <w:r>
               <w:rPr>
                 <w:b/>
-                <w:i w:val="0"/>
-                <w:color w:val="333A44"/>
-                <w:sz w:val="18"/>
+                <w:sz w:val="17"/>
               </w:rPr>
-              <w:t xml:space="preserve">1.  Emotion beats direct audio on all 8 genres — and it is now statistically significant (p = 0.031). Last time this was p = 0.62.    </w:t>
+              <w:t>#</w:t>
+            </w:r>
+          </w:p>
+        </w:tc>
+        <w:tc>
+          <w:tcPr>
+            <w:tcW w:type="dxa" w:w="2493"/>
+            <w:shd w:val="clear" w:color="auto" w:fill="E8E8E8"/>
+          </w:tcPr>
+          <w:p>
+            <w:pPr>
+              <w:spacing w:after="0"/>
+            </w:pPr>
+            <w:r>
+              <w:rPr>
+                <w:b/>
+                <w:sz w:val="17"/>
+              </w:rPr>
+              <w:t>Your note</w:t>
+            </w:r>
+          </w:p>
+        </w:tc>
+        <w:tc>
+          <w:tcPr>
+            <w:tcW w:type="dxa" w:w="2493"/>
+            <w:shd w:val="clear" w:color="auto" w:fill="E8E8E8"/>
+          </w:tcPr>
+          <w:p>
+            <w:pPr>
+              <w:spacing w:after="0"/>
+            </w:pPr>
+            <w:r>
+              <w:rPr>
+                <w:b/>
+                <w:sz w:val="17"/>
+              </w:rPr>
+              <w:t>What was done</w:t>
+            </w:r>
+          </w:p>
+        </w:tc>
+        <w:tc>
+          <w:tcPr>
+            <w:tcW w:type="dxa" w:w="2493"/>
+            <w:shd w:val="clear" w:color="auto" w:fill="E8E8E8"/>
+          </w:tcPr>
+          <w:p>
+            <w:pPr>
+              <w:spacing w:after="0"/>
+            </w:pPr>
+            <w:r>
+              <w:rPr>
+                <w:b/>
+                <w:sz w:val="17"/>
+              </w:rPr>
+              <w:t>Result</w:t>
+            </w:r>
+          </w:p>
+        </w:tc>
+      </w:tr>
+      <w:tr>
+        <w:tc>
+          <w:tcPr>
+            <w:tcW w:type="dxa" w:w="2493"/>
+          </w:tcPr>
+          <w:p>
+            <w:pPr>
+              <w:spacing w:after="0"/>
+            </w:pPr>
+            <w:r>
+              <w:rPr>
+                <w:sz w:val="17"/>
+              </w:rPr>
+              <w:t>1</w:t>
+            </w:r>
+          </w:p>
+        </w:tc>
+        <w:tc>
+          <w:tcPr>
+            <w:tcW w:type="dxa" w:w="2493"/>
+          </w:tcPr>
+          <w:p>
+            <w:pPr>
+              <w:spacing w:after="0"/>
+            </w:pPr>
+            <w:r>
+              <w:rPr>
+                <w:sz w:val="17"/>
+              </w:rPr>
+              <w:t>Blockbuster cross-validation as a bar chart, but with SD</w:t>
+            </w:r>
+          </w:p>
+        </w:tc>
+        <w:tc>
+          <w:tcPr>
+            <w:tcW w:type="dxa" w:w="2493"/>
+          </w:tcPr>
+          <w:p>
+            <w:pPr>
+              <w:spacing w:after="0"/>
+            </w:pPr>
+            <w:r>
+              <w:rPr>
+                <w:sz w:val="17"/>
+              </w:rPr>
+              <w:t>Two bar charts with error bars (section 3)</w:t>
+            </w:r>
+          </w:p>
+        </w:tc>
+        <w:tc>
+          <w:tcPr>
+            <w:tcW w:type="dxa" w:w="2493"/>
+          </w:tcPr>
+          <w:p>
+            <w:pPr>
+              <w:spacing w:after="0"/>
+            </w:pPr>
+            <w:r>
+              <w:rPr>
+                <w:sz w:val="17"/>
+              </w:rPr>
+              <w:t>Blockbuster in-domain: the routes are level; across datasets the error bars show how much a single split can move</w:t>
+            </w:r>
+          </w:p>
+        </w:tc>
+      </w:tr>
+      <w:tr>
+        <w:tc>
+          <w:tcPr>
+            <w:tcW w:type="dxa" w:w="2493"/>
+          </w:tcPr>
+          <w:p>
+            <w:pPr>
+              <w:spacing w:after="0"/>
+            </w:pPr>
+            <w:r>
+              <w:rPr>
+                <w:sz w:val="17"/>
+              </w:rPr>
+              <w:t>2</w:t>
+            </w:r>
+          </w:p>
+        </w:tc>
+        <w:tc>
+          <w:tcPr>
+            <w:tcW w:type="dxa" w:w="2493"/>
+          </w:tcPr>
+          <w:p>
+            <w:pPr>
+              <w:spacing w:after="0"/>
+            </w:pPr>
+            <w:r>
+              <w:rPr>
+                <w:sz w:val="17"/>
+              </w:rPr>
+              <w:t>Films common to Eerola and Blockbuster (leakage)</w:t>
+            </w:r>
+          </w:p>
+        </w:tc>
+        <w:tc>
+          <w:tcPr>
+            <w:tcW w:type="dxa" w:w="2493"/>
+          </w:tcPr>
+          <w:p>
+            <w:pPr>
+              <w:spacing w:after="0"/>
+            </w:pPr>
+            <w:r>
+              <w:rPr>
+                <w:sz w:val="17"/>
+              </w:rPr>
+              <w:t>Checked every IMDb id and title (section 4)</w:t>
+            </w:r>
+          </w:p>
+        </w:tc>
+        <w:tc>
+          <w:tcPr>
+            <w:tcW w:type="dxa" w:w="2493"/>
+          </w:tcPr>
+          <w:p>
+            <w:pPr>
+              <w:spacing w:after="0"/>
+            </w:pPr>
+            <w:r>
+              <w:rPr>
+                <w:b/>
+                <w:sz w:val="17"/>
+              </w:rPr>
+              <w:t>No film is in both datasets.</w:t>
+            </w:r>
+            <w:r>
+              <w:rPr>
+                <w:sz w:val="17"/>
+              </w:rPr>
+              <w:t xml:space="preserve"> But inside Eerola </w:t>
             </w:r>
             <w:r>
               <w:rPr>
                 <w:b/>
-                <w:i w:val="0"/>
-                <w:color w:val="333A44"/>
-                <w:sz w:val="18"/>
+                <w:sz w:val="17"/>
               </w:rPr>
-              <w:t xml:space="preserve">2.  Audio-predicted emotions work as well as human ratings (p = 0.855), so the pipeline needs no emotion annotations.    </w:t>
+              <w:t>one film was counted twice</w:t>
             </w:r>
             <w:r>
               <w:rPr>
-                <w:b/>
-                <w:i w:val="0"/>
-                <w:color w:val="333A44"/>
-                <w:sz w:val="18"/>
+                <w:sz w:val="17"/>
               </w:rPr>
-              <w:t>3.  The emotion regression’s R² = 0.56 is 62% of the maximum any model could reach — two listener panels only agree at 0.90.</w:t>
+              <w:t xml:space="preserve"> — fixed, and every Eerola result re-run (section 2)</w:t>
+            </w:r>
+          </w:p>
+        </w:tc>
+      </w:tr>
+      <w:tr>
+        <w:tc>
+          <w:tcPr>
+            <w:tcW w:type="dxa" w:w="2493"/>
+          </w:tcPr>
+          <w:p>
+            <w:pPr>
+              <w:spacing w:after="0"/>
+            </w:pPr>
+            <w:r>
+              <w:rPr>
+                <w:sz w:val="17"/>
+              </w:rPr>
+              <w:t>3</w:t>
+            </w:r>
+          </w:p>
+        </w:tc>
+        <w:tc>
+          <w:tcPr>
+            <w:tcW w:type="dxa" w:w="2493"/>
+          </w:tcPr>
+          <w:p>
+            <w:pPr>
+              <w:spacing w:after="0"/>
+            </w:pPr>
+            <w:r>
+              <w:rPr>
+                <w:sz w:val="17"/>
+              </w:rPr>
+              <w:t>F1, precision and recall per genre; the best model per genre; a diagram</w:t>
+            </w:r>
+          </w:p>
+        </w:tc>
+        <w:tc>
+          <w:tcPr>
+            <w:tcW w:type="dxa" w:w="2493"/>
+          </w:tcPr>
+          <w:p>
+            <w:pPr>
+              <w:spacing w:after="0"/>
+            </w:pPr>
+            <w:r>
+              <w:rPr>
+                <w:sz w:val="17"/>
+              </w:rPr>
+              <w:t>Per-genre heatmap and table (section 5)</w:t>
+            </w:r>
+          </w:p>
+        </w:tc>
+        <w:tc>
+          <w:tcPr>
+            <w:tcW w:type="dxa" w:w="2493"/>
+          </w:tcPr>
+          <w:p>
+            <w:pPr>
+              <w:spacing w:after="0"/>
+            </w:pPr>
+            <w:r>
+              <w:rPr>
+                <w:sz w:val="17"/>
+              </w:rPr>
+              <w:t>The emotion route is best on Action, Crime and Comedy; MIR on Drama; CLAP on Horror</w:t>
+            </w:r>
+          </w:p>
+        </w:tc>
+      </w:tr>
+      <w:tr>
+        <w:tc>
+          <w:tcPr>
+            <w:tcW w:type="dxa" w:w="2493"/>
+          </w:tcPr>
+          <w:p>
+            <w:pPr>
+              <w:spacing w:after="0"/>
+            </w:pPr>
+            <w:r>
+              <w:rPr>
+                <w:sz w:val="17"/>
+              </w:rPr>
+              <w:t>4</w:t>
+            </w:r>
+          </w:p>
+        </w:tc>
+        <w:tc>
+          <w:tcPr>
+            <w:tcW w:type="dxa" w:w="2493"/>
+          </w:tcPr>
+          <w:p>
+            <w:pPr>
+              <w:spacing w:after="0"/>
+            </w:pPr>
+            <w:r>
+              <w:rPr>
+                <w:sz w:val="17"/>
+              </w:rPr>
+              <w:t>Focus the Evaluation on a few results; be more precise in the Discussion</w:t>
+            </w:r>
+          </w:p>
+        </w:tc>
+        <w:tc>
+          <w:tcPr>
+            <w:tcW w:type="dxa" w:w="2493"/>
+          </w:tcPr>
+          <w:p>
+            <w:pPr>
+              <w:spacing w:after="0"/>
+            </w:pPr>
+            <w:r>
+              <w:rPr>
+                <w:sz w:val="17"/>
+              </w:rPr>
+              <w:t>Evaluation rebuilt around the core results, the rest in a new Appendix A; Discussion shortened (section 6)</w:t>
+            </w:r>
+          </w:p>
+        </w:tc>
+        <w:tc>
+          <w:tcPr>
+            <w:tcW w:type="dxa" w:w="2493"/>
+          </w:tcPr>
+          <w:p>
+            <w:pPr>
+              <w:spacing w:after="0"/>
+            </w:pPr>
+            <w:r>
+              <w:rPr>
+                <w:sz w:val="17"/>
+              </w:rPr>
+              <w:t>Evaluation 990 → about 530 lines, Discussion 340 → about 200</w:t>
             </w:r>
           </w:p>
         </w:tc>
@@ -126,80 +499,326 @@
         <w:pStyle w:val="Heading1"/>
       </w:pPr>
       <w:r>
-        <w:t>Where the four research questions stand</w:t>
+        <w:t>2. A data error found while checking note 2</w:t>
+      </w:r>
+    </w:p>
+    <w:p>
+      <w:r>
+        <w:t xml:space="preserve">Eerola clip 256 is labelled </w:t>
+      </w:r>
+      <w:r>
+        <w:rPr>
+          <w:b/>
+        </w:rPr>
+        <w:t>"The Portait of a Lady"</w:t>
+      </w:r>
+      <w:r>
+        <w:t xml:space="preserve"> (a typo), the film's six other clips </w:t>
+      </w:r>
+      <w:r>
+        <w:rPr>
+          <w:b/>
+        </w:rPr>
+        <w:t>"The Portrait of a Lady"</w:t>
+      </w:r>
+      <w:r>
+        <w:t xml:space="preserve"> — the same film (same IMDb id). Every split groups clips by this name, so the film counted as two films and one of its clips could be tested while the other six were in training: a small leak, and wrong film counts everywhere.</w:t>
+      </w:r>
+    </w:p>
+    <w:p>
+      <w:pPr>
+        <w:pStyle w:val="ListBullet"/>
+        <w:spacing w:after="40"/>
+      </w:pPr>
+      <w:r>
+        <w:rPr>
+          <w:b/>
+        </w:rPr>
+        <w:t>Fixed in the loader</w:t>
+      </w:r>
+      <w:r>
+        <w:t xml:space="preserve"> (the two spellings are merged); the dataset has </w:t>
+      </w:r>
+      <w:r>
+        <w:rPr>
+          <w:b/>
+        </w:rPr>
+        <w:t>42 films</w:t>
+      </w:r>
+      <w:r>
+        <w:t xml:space="preserve"> on eight genres and </w:t>
+      </w:r>
+      <w:r>
+        <w:rPr>
+          <w:b/>
+        </w:rPr>
+        <w:t>40</w:t>
+      </w:r>
+      <w:r>
+        <w:t xml:space="preserve"> on five, not 43 and 41; clips per film range from 2 to 18.</w:t>
+      </w:r>
+    </w:p>
+    <w:p>
+      <w:pPr>
+        <w:pStyle w:val="ListBullet"/>
+        <w:spacing w:after="40"/>
+      </w:pPr>
+      <w:r>
+        <w:rPr>
+          <w:b/>
+        </w:rPr>
+        <w:t>Every Eerola experiment that groups by film was re-run</w:t>
+      </w:r>
+      <w:r>
+        <w:t xml:space="preserve"> (16 scripts, about two hours). Each re-run reproduced the one before it exactly, so the changes come from the grouping alone.</w:t>
+      </w:r>
+    </w:p>
+    <w:p>
+      <w:pPr>
+        <w:pStyle w:val="ListBullet"/>
+        <w:spacing w:after="40"/>
+      </w:pPr>
+      <w:r>
+        <w:t>The numbers moved by about the size of the split noise (0.01 to 0.03), because merging the two names changes which films land in which fold. Some conclusions changed with them (section 7).</w:t>
+      </w:r>
+    </w:p>
+    <w:p>
+      <w:pPr>
+        <w:pStyle w:val="Heading1"/>
+      </w:pPr>
+      <w:r>
+        <w:t>3. Note 1 — bar charts with SD</w:t>
+      </w:r>
+    </w:p>
+    <w:p>
+      <w:r>
+        <w:rPr>
+          <w:b/>
+        </w:rPr>
+        <w:t>Blockbuster in-domain</w:t>
+      </w:r>
+      <w:r>
+        <w:t xml:space="preserve"> (10×5 cross-validation over the 110 films; error bars = SD of the 10 repeat means):</w:t>
+      </w:r>
+    </w:p>
+    <w:p>
+      <w:pPr>
+        <w:jc w:val="center"/>
+      </w:pPr>
+      <w:r>
+        <w:drawing>
+          <wp:inline xmlns:a="http://schemas.openxmlformats.org/drawingml/2006/main" xmlns:pic="http://schemas.openxmlformats.org/drawingml/2006/picture">
+            <wp:extent cx="5580000" cy="3059836"/>
+            <wp:docPr id="1" name="Picture 1"/>
+            <wp:cNvGraphicFramePr>
+              <a:graphicFrameLocks noChangeAspect="1"/>
+            </wp:cNvGraphicFramePr>
+            <a:graphic>
+              <a:graphicData uri="http://schemas.openxmlformats.org/drawingml/2006/picture">
+                <pic:pic>
+                  <pic:nvPicPr>
+                    <pic:cNvPr id="0" name="blockbuster_cv.png"/>
+                    <pic:cNvPicPr/>
+                  </pic:nvPicPr>
+                  <pic:blipFill>
+                    <a:blip r:embed="rId9"/>
+                    <a:stretch>
+                      <a:fillRect/>
+                    </a:stretch>
+                  </pic:blipFill>
+                  <pic:spPr>
+                    <a:xfrm>
+                      <a:off x="0" y="0"/>
+                      <a:ext cx="5580000" cy="3059836"/>
+                    </a:xfrm>
+                    <a:prstGeom prst="rect"/>
+                  </pic:spPr>
+                </pic:pic>
+              </a:graphicData>
+            </a:graphic>
+          </wp:inline>
+        </w:drawing>
+      </w:r>
+    </w:p>
+    <w:p>
+      <w:pPr>
+        <w:jc w:val="center"/>
+      </w:pPr>
+      <w:r>
+        <w:rPr>
+          <w:i/>
+        </w:rPr>
+        <w:t>Blockbuster in-domain cross-validation</w:t>
+      </w:r>
+    </w:p>
+    <w:p>
+      <w:r>
+        <w:t>The emotion route (0.616 ± 0.022) is level with direct audio: VGGish film average 0.593 ± 0.028 (Nadeau–Bengio p = 0.536), VGGish with a majority vote over cues 0.621 ± 0.020, PCA-8 0.587, hand-crafted MIR 0.585; random guess 0.295.</w:t>
+      </w:r>
+    </w:p>
+    <w:p>
+      <w:r>
+        <w:rPr>
+          <w:b/>
+        </w:rPr>
+        <w:t>Across datasets</w:t>
+      </w:r>
+      <w:r>
+        <w:t xml:space="preserve"> (error bars: bootstrap SD over the test films for the two transfer directions, SD of the 5 repeat means for the pooled design):</w:t>
+      </w:r>
+    </w:p>
+    <w:p>
+      <w:pPr>
+        <w:jc w:val="center"/>
+      </w:pPr>
+      <w:r>
+        <w:drawing>
+          <wp:inline xmlns:a="http://schemas.openxmlformats.org/drawingml/2006/main" xmlns:pic="http://schemas.openxmlformats.org/drawingml/2006/picture">
+            <wp:extent cx="5580000" cy="2552905"/>
+            <wp:docPr id="2" name="Picture 2"/>
+            <wp:cNvGraphicFramePr>
+              <a:graphicFrameLocks noChangeAspect="1"/>
+            </wp:cNvGraphicFramePr>
+            <a:graphic>
+              <a:graphicData uri="http://schemas.openxmlformats.org/drawingml/2006/picture">
+                <pic:pic>
+                  <pic:nvPicPr>
+                    <pic:cNvPr id="0" name="cross_dataset.png"/>
+                    <pic:cNvPicPr/>
+                  </pic:nvPicPr>
+                  <pic:blipFill>
+                    <a:blip r:embed="rId10"/>
+                    <a:stretch>
+                      <a:fillRect/>
+                    </a:stretch>
+                  </pic:blipFill>
+                  <pic:spPr>
+                    <a:xfrm>
+                      <a:off x="0" y="0"/>
+                      <a:ext cx="5580000" cy="2552905"/>
+                    </a:xfrm>
+                    <a:prstGeom prst="rect"/>
+                  </pic:spPr>
+                </pic:pic>
+              </a:graphicData>
+            </a:graphic>
+          </wp:inline>
+        </w:drawing>
+      </w:r>
+    </w:p>
+    <w:p>
+      <w:pPr>
+        <w:jc w:val="center"/>
+      </w:pPr>
+      <w:r>
+        <w:rPr>
+          <w:i/>
+        </w:rPr>
+        <w:t>The three cross-dataset designs</w:t>
       </w:r>
     </w:p>
     <w:tbl>
       <w:tblPr>
         <w:tblStyle w:val="TableGrid"/>
         <w:tblW w:type="auto" w:w="0"/>
-        <w:jc w:val="left"/>
-        <w:tblLayout w:type="fixed"/>
+        <w:jc w:val="center"/>
         <w:tblLook w:firstColumn="1" w:firstRow="1" w:lastColumn="0" w:lastRow="0" w:noHBand="0" w:noVBand="1" w:val="04A0"/>
       </w:tblPr>
       <w:tblGrid>
-        <w:gridCol w:w="3137"/>
-        <w:gridCol w:w="3137"/>
-        <w:gridCol w:w="3137"/>
+        <w:gridCol w:w="1994"/>
+        <w:gridCol w:w="1994"/>
+        <w:gridCol w:w="1994"/>
+        <w:gridCol w:w="1994"/>
+        <w:gridCol w:w="1994"/>
       </w:tblGrid>
       <w:tr>
         <w:tc>
           <w:tcPr>
-            <w:tcW w:type="dxa" w:w="794"/>
-            <w:shd w:val="clear" w:color="auto" w:fill="E7EAEF"/>
+            <w:tcW w:type="dxa" w:w="1994"/>
+            <w:shd w:val="clear" w:color="auto" w:fill="E8E8E8"/>
           </w:tcPr>
           <w:p>
             <w:pPr>
-              <w:spacing w:after="20"/>
+              <w:spacing w:after="0"/>
             </w:pPr>
-            <w:r/>
             <w:r>
               <w:rPr>
                 <w:b/>
-                <w:color w:val="1A1D24"/>
                 <w:sz w:val="17"/>
               </w:rPr>
-              <w:t>RQ</w:t>
+              <w:t>design</w:t>
             </w:r>
           </w:p>
         </w:tc>
         <w:tc>
           <w:tcPr>
-            <w:tcW w:type="dxa" w:w="3742"/>
-            <w:shd w:val="clear" w:color="auto" w:fill="E7EAEF"/>
+            <w:tcW w:type="dxa" w:w="1994"/>
+            <w:shd w:val="clear" w:color="auto" w:fill="E8E8E8"/>
           </w:tcPr>
           <w:p>
             <w:pPr>
-              <w:spacing w:after="20"/>
+              <w:spacing w:after="0"/>
             </w:pPr>
-            <w:r/>
             <w:r>
               <w:rPr>
                 <w:b/>
-                <w:color w:val="1A1D24"/>
                 <w:sz w:val="17"/>
               </w:rPr>
-              <w:t>Question</w:t>
+              <w:t>emotion</w:t>
             </w:r>
           </w:p>
         </w:tc>
         <w:tc>
           <w:tcPr>
-            <w:tcW w:type="dxa" w:w="4876"/>
-            <w:shd w:val="clear" w:color="auto" w:fill="E7EAEF"/>
+            <w:tcW w:type="dxa" w:w="1994"/>
+            <w:shd w:val="clear" w:color="auto" w:fill="E8E8E8"/>
           </w:tcPr>
           <w:p>
             <w:pPr>
-              <w:spacing w:after="20"/>
+              <w:spacing w:after="0"/>
             </w:pPr>
-            <w:r/>
             <w:r>
               <w:rPr>
                 <w:b/>
-                <w:color w:val="1A1D24"/>
                 <w:sz w:val="17"/>
               </w:rPr>
-              <w:t>Status</w:t>
+              <w:t>PCA-8</w:t>
+            </w:r>
+          </w:p>
+        </w:tc>
+        <w:tc>
+          <w:tcPr>
+            <w:tcW w:type="dxa" w:w="1994"/>
+            <w:shd w:val="clear" w:color="auto" w:fill="E8E8E8"/>
+          </w:tcPr>
+          <w:p>
+            <w:pPr>
+              <w:spacing w:after="0"/>
+            </w:pPr>
+            <w:r>
+              <w:rPr>
+                <w:b/>
+                <w:sz w:val="17"/>
+              </w:rPr>
+              <w:t>direct</w:t>
+            </w:r>
+          </w:p>
+        </w:tc>
+        <w:tc>
+          <w:tcPr>
+            <w:tcW w:type="dxa" w:w="1994"/>
+            <w:shd w:val="clear" w:color="auto" w:fill="E8E8E8"/>
+          </w:tcPr>
+          <w:p>
+            <w:pPr>
+              <w:spacing w:after="0"/>
+            </w:pPr>
+            <w:r>
+              <w:rPr>
+                <w:b/>
+                <w:sz w:val="17"/>
+              </w:rPr>
+              <w:t>emotion − direct</w:t>
             </w:r>
           </w:p>
         </w:tc>
@@ -207,61 +826,84 @@
       <w:tr>
         <w:tc>
           <w:tcPr>
-            <w:tcW w:type="dxa" w:w="794"/>
+            <w:tcW w:type="dxa" w:w="1994"/>
           </w:tcPr>
           <w:p>
             <w:pPr>
-              <w:spacing w:after="20"/>
+              <w:spacing w:after="0"/>
             </w:pPr>
-            <w:r/>
             <w:r>
               <w:rPr>
-                <w:b/>
-                <w:i w:val="0"/>
-                <w:color w:val="333A44"/>
-                <w:sz w:val="18"/>
+                <w:sz w:val="17"/>
               </w:rPr>
-              <w:t>RQ1</w:t>
+              <w:t>Eerola → Blockbuster (re-implementation)</w:t>
             </w:r>
           </w:p>
         </w:tc>
         <w:tc>
           <w:tcPr>
-            <w:tcW w:type="dxa" w:w="3742"/>
+            <w:tcW w:type="dxa" w:w="1994"/>
           </w:tcPr>
           <w:p>
             <w:pPr>
-              <w:spacing w:after="20"/>
+              <w:spacing w:after="0"/>
+              <w:jc w:val="right"/>
             </w:pPr>
-            <w:r/>
             <w:r>
               <w:rPr>
-                <w:b w:val="0"/>
-                <w:i w:val="0"/>
-                <w:color w:val="333A44"/>
-                <w:sz w:val="18"/>
+                <w:sz w:val="17"/>
               </w:rPr>
-              <w:t>Can emotion predict genre?</w:t>
+              <w:t>0.503 ± 0.030</w:t>
             </w:r>
           </w:p>
         </w:tc>
         <w:tc>
           <w:tcPr>
-            <w:tcW w:type="dxa" w:w="4876"/>
+            <w:tcW w:type="dxa" w:w="1994"/>
           </w:tcPr>
           <w:p>
             <w:pPr>
-              <w:spacing w:after="20"/>
+              <w:spacing w:after="0"/>
+              <w:jc w:val="right"/>
             </w:pPr>
-            <w:r/>
             <w:r>
               <w:rPr>
-                <w:b/>
-                <w:i w:val="0"/>
-                <w:color w:val="2E6D45"/>
-                <w:sz w:val="18"/>
+                <w:sz w:val="17"/>
               </w:rPr>
-              <w:t>Yes — 0.397 on 5 genres vs 0.166 chance</w:t>
+              <w:t>0.457</w:t>
+            </w:r>
+          </w:p>
+        </w:tc>
+        <w:tc>
+          <w:tcPr>
+            <w:tcW w:type="dxa" w:w="1994"/>
+          </w:tcPr>
+          <w:p>
+            <w:pPr>
+              <w:spacing w:after="0"/>
+              <w:jc w:val="right"/>
+            </w:pPr>
+            <w:r>
+              <w:rPr>
+                <w:sz w:val="17"/>
+              </w:rPr>
+              <w:t>0.383 ± 0.037</w:t>
+            </w:r>
+          </w:p>
+        </w:tc>
+        <w:tc>
+          <w:tcPr>
+            <w:tcW w:type="dxa" w:w="1994"/>
+          </w:tcPr>
+          <w:p>
+            <w:pPr>
+              <w:spacing w:after="0"/>
+            </w:pPr>
+            <w:r>
+              <w:rPr>
+                <w:sz w:val="17"/>
+              </w:rPr>
+              <w:t>+0.121, p = 0.007</w:t>
             </w:r>
           </w:p>
         </w:tc>
@@ -269,61 +911,91 @@
       <w:tr>
         <w:tc>
           <w:tcPr>
-            <w:tcW w:type="dxa" w:w="794"/>
+            <w:tcW w:type="dxa" w:w="1994"/>
           </w:tcPr>
           <w:p>
             <w:pPr>
-              <w:spacing w:after="20"/>
+              <w:spacing w:after="0"/>
             </w:pPr>
-            <w:r/>
             <w:r>
               <w:rPr>
-                <w:b/>
-                <w:i w:val="0"/>
-                <w:color w:val="333A44"/>
-                <w:sz w:val="18"/>
+                <w:sz w:val="17"/>
               </w:rPr>
-              <w:t>RQ2a</w:t>
+              <w:t>Blockbuster → Eerola, 40 films</w:t>
             </w:r>
           </w:p>
         </w:tc>
         <w:tc>
           <w:tcPr>
-            <w:tcW w:type="dxa" w:w="3742"/>
+            <w:tcW w:type="dxa" w:w="1994"/>
           </w:tcPr>
           <w:p>
             <w:pPr>
-              <w:spacing w:after="20"/>
+              <w:spacing w:after="0"/>
+              <w:jc w:val="right"/>
             </w:pPr>
-            <w:r/>
             <w:r>
               <w:rPr>
-                <w:b w:val="0"/>
-                <w:i w:val="0"/>
-                <w:color w:val="333A44"/>
-                <w:sz w:val="18"/>
+                <w:sz w:val="17"/>
               </w:rPr>
-              <w:t>Which emotions relate to which genres?</w:t>
+              <w:t>0.458 ± 0.071</w:t>
             </w:r>
           </w:p>
         </w:tc>
         <w:tc>
           <w:tcPr>
-            <w:tcW w:type="dxa" w:w="4876"/>
+            <w:tcW w:type="dxa" w:w="1994"/>
           </w:tcPr>
           <w:p>
             <w:pPr>
-              <w:spacing w:after="20"/>
+              <w:spacing w:after="0"/>
+              <w:jc w:val="right"/>
             </w:pPr>
-            <w:r/>
+            <w:r>
+              <w:rPr>
+                <w:sz w:val="17"/>
+              </w:rPr>
+              <w:t>0.381</w:t>
+            </w:r>
+          </w:p>
+        </w:tc>
+        <w:tc>
+          <w:tcPr>
+            <w:tcW w:type="dxa" w:w="1994"/>
+          </w:tcPr>
+          <w:p>
+            <w:pPr>
+              <w:spacing w:after="0"/>
+              <w:jc w:val="right"/>
+            </w:pPr>
+            <w:r>
+              <w:rPr>
+                <w:sz w:val="17"/>
+              </w:rPr>
+              <w:t>0.364 ± 0.050</w:t>
+            </w:r>
+          </w:p>
+        </w:tc>
+        <w:tc>
+          <w:tcPr>
+            <w:tcW w:type="dxa" w:w="1994"/>
+          </w:tcPr>
+          <w:p>
+            <w:pPr>
+              <w:spacing w:after="0"/>
+            </w:pPr>
+            <w:r>
+              <w:rPr>
+                <w:sz w:val="17"/>
+              </w:rPr>
+              <w:t xml:space="preserve">+0.089, </w:t>
+            </w:r>
             <w:r>
               <w:rPr>
                 <w:b/>
-                <w:i w:val="0"/>
-                <w:color w:val="2E6D45"/>
-                <w:sz w:val="18"/>
+                <w:sz w:val="17"/>
               </w:rPr>
-              <w:t>Done — per-genre Cohen’s d signatures</w:t>
+              <w:t>p = 0.102</w:t>
             </w:r>
           </w:p>
         </w:tc>
@@ -331,123 +1003,84 @@
       <w:tr>
         <w:tc>
           <w:tcPr>
-            <w:tcW w:type="dxa" w:w="794"/>
+            <w:tcW w:type="dxa" w:w="1994"/>
           </w:tcPr>
           <w:p>
             <w:pPr>
-              <w:spacing w:after="20"/>
+              <w:spacing w:after="0"/>
             </w:pPr>
-            <w:r/>
             <w:r>
               <w:rPr>
-                <w:b/>
-                <w:i w:val="0"/>
-                <w:color w:val="333A44"/>
-                <w:sz w:val="18"/>
+                <w:sz w:val="17"/>
               </w:rPr>
-              <w:t>RQ2b</w:t>
+              <w:t>both in training (pooled, per film)</w:t>
             </w:r>
           </w:p>
         </w:tc>
         <w:tc>
           <w:tcPr>
-            <w:tcW w:type="dxa" w:w="3742"/>
+            <w:tcW w:type="dxa" w:w="1994"/>
           </w:tcPr>
           <w:p>
             <w:pPr>
-              <w:spacing w:after="20"/>
+              <w:spacing w:after="0"/>
+              <w:jc w:val="right"/>
             </w:pPr>
-            <w:r/>
             <w:r>
               <w:rPr>
-                <w:b w:val="0"/>
-                <w:i w:val="0"/>
-                <w:color w:val="333A44"/>
-                <w:sz w:val="18"/>
+                <w:sz w:val="17"/>
               </w:rPr>
-              <w:t>Does the emotion intermediate help vs direct audio?</w:t>
+              <w:t>0.531 ± 0.015</w:t>
             </w:r>
           </w:p>
         </w:tc>
         <w:tc>
           <w:tcPr>
-            <w:tcW w:type="dxa" w:w="4876"/>
+            <w:tcW w:type="dxa" w:w="1994"/>
           </w:tcPr>
           <w:p>
             <w:pPr>
-              <w:spacing w:after="20"/>
+              <w:spacing w:after="0"/>
+              <w:jc w:val="right"/>
             </w:pPr>
-            <w:r/>
             <w:r>
               <w:rPr>
-                <w:b/>
-                <w:i w:val="0"/>
-                <w:color w:val="2E6D45"/>
-                <w:sz w:val="18"/>
+                <w:sz w:val="17"/>
               </w:rPr>
-              <w:t>Yes on 8 genres (p = 0.031); borderline on the 5-genre subset</w:t>
-            </w:r>
-          </w:p>
-        </w:tc>
-      </w:tr>
-      <w:tr>
-        <w:tc>
-          <w:tcPr>
-            <w:tcW w:type="dxa" w:w="794"/>
-          </w:tcPr>
-          <w:p>
-            <w:pPr>
-              <w:spacing w:after="20"/>
-            </w:pPr>
-            <w:r/>
-            <w:r>
-              <w:rPr>
-                <w:b/>
-                <w:i w:val="0"/>
-                <w:color w:val="333A44"/>
-                <w:sz w:val="18"/>
-              </w:rPr>
-              <w:t>RQ3</w:t>
+              <w:t>0.531</w:t>
             </w:r>
           </w:p>
         </w:tc>
         <w:tc>
           <w:tcPr>
-            <w:tcW w:type="dxa" w:w="3742"/>
+            <w:tcW w:type="dxa" w:w="1994"/>
           </w:tcPr>
           <w:p>
             <w:pPr>
-              <w:spacing w:after="20"/>
+              <w:spacing w:after="0"/>
+              <w:jc w:val="right"/>
             </w:pPr>
-            <w:r/>
             <w:r>
               <w:rPr>
-                <w:b w:val="0"/>
-                <w:i w:val="0"/>
-                <w:color w:val="333A44"/>
-                <w:sz w:val="18"/>
+                <w:sz w:val="17"/>
               </w:rPr>
-              <w:t>Which emotions are strongest per genre?</w:t>
+              <w:t>0.543 ± 0.016</w:t>
             </w:r>
           </w:p>
         </w:tc>
         <w:tc>
           <w:tcPr>
-            <w:tcW w:type="dxa" w:w="4876"/>
+            <w:tcW w:type="dxa" w:w="1994"/>
           </w:tcPr>
           <w:p>
             <w:pPr>
-              <w:spacing w:after="20"/>
+              <w:spacing w:after="0"/>
             </w:pPr>
-            <w:r/>
             <w:r>
               <w:rPr>
-                <w:b/>
-                <w:i w:val="0"/>
-                <w:color w:val="2E6D45"/>
-                <w:sz w:val="18"/>
+                <w:sz w:val="17"/>
               </w:rPr>
-              <w:t>Done — coefficients, RF importance and effect sizes agree</w:t>
+              <w:t>-0.011, p = 0.688</w:t>
             </w:r>
           </w:p>
         </w:tc>
@@ -459,84 +1092,241 @@
       </w:pPr>
     </w:p>
     <w:p>
+      <w:r>
+        <w:t>The error bars of a single transfer split are large (about ±0.03 to ±0.07), which is why the comparisons rest on the paired bootstrap rather than on the bars overlapping or not.</w:t>
+      </w:r>
+    </w:p>
+    <w:p>
       <w:pPr>
         <w:pStyle w:val="Heading1"/>
       </w:pPr>
       <w:r>
-        <w:t>Four numbers changed since last time</w:t>
+        <w:t>4. Note 2 — leakage between the datasets</w:t>
+      </w:r>
+    </w:p>
+    <w:p>
+      <w:pPr>
+        <w:pStyle w:val="ListBullet"/>
+        <w:spacing w:after="40"/>
+      </w:pPr>
+      <w:r>
+        <w:rPr>
+          <w:b/>
+        </w:rPr>
+        <w:t>No common film.</w:t>
+      </w:r>
+      <w:r>
+        <w:t xml:space="preserve"> None of the 42 Eerola films' IMDb ids occurs among the 110 Blockbuster films, and no title matches (also not loosely). The Eerola films are all from before 2011, the Blockbuster films from 2014 to 2019.</w:t>
+      </w:r>
+    </w:p>
+    <w:p>
+      <w:pPr>
+        <w:pStyle w:val="ListBullet"/>
+        <w:spacing w:after="40"/>
+      </w:pPr>
+      <w:r>
+        <w:rPr>
+          <w:b/>
+        </w:rPr>
+        <w:t>Shared composers, not shared films.</w:t>
+      </w:r>
+      <w:r>
+        <w:t xml:space="preserve"> Some composers scored films in both, e.g. Danny Elfman (</w:t>
+      </w:r>
+      <w:r>
+        <w:rPr>
+          <w:i/>
+        </w:rPr>
+        <w:t>Batman</w:t>
+      </w:r>
+      <w:r>
+        <w:t xml:space="preserve"> in Eerola, </w:t>
+      </w:r>
+      <w:r>
+        <w:rPr>
+          <w:i/>
+        </w:rPr>
+        <w:t>Justice League</w:t>
+      </w:r>
+      <w:r>
+        <w:t xml:space="preserve"> in Blockbuster, which quotes his Batman theme). That is stylistic overlap, not a leak; the thesis names it as a limitation.</w:t>
+      </w:r>
+    </w:p>
+    <w:p>
+      <w:pPr>
+        <w:pStyle w:val="ListBullet"/>
+        <w:spacing w:after="40"/>
+      </w:pPr>
+      <w:r>
+        <w:rPr>
+          <w:b/>
+        </w:rPr>
+        <w:t>The leak that did exist was inside Eerola</w:t>
+      </w:r>
+      <w:r>
+        <w:t xml:space="preserve"> (section 2), and it is fixed.</w:t>
+      </w:r>
+    </w:p>
+    <w:p>
+      <w:pPr>
+        <w:pStyle w:val="Heading1"/>
+      </w:pPr>
+      <w:r>
+        <w:t>5. Note 3 — results per genre</w:t>
+      </w:r>
+    </w:p>
+    <w:p>
+      <w:pPr>
+        <w:jc w:val="center"/>
+      </w:pPr>
+      <w:r>
+        <w:drawing>
+          <wp:inline xmlns:a="http://schemas.openxmlformats.org/drawingml/2006/main" xmlns:pic="http://schemas.openxmlformats.org/drawingml/2006/picture">
+            <wp:extent cx="5580000" cy="2521642"/>
+            <wp:docPr id="3" name="Picture 3"/>
+            <wp:cNvGraphicFramePr>
+              <a:graphicFrameLocks noChangeAspect="1"/>
+            </wp:cNvGraphicFramePr>
+            <a:graphic>
+              <a:graphicData uri="http://schemas.openxmlformats.org/drawingml/2006/picture">
+                <pic:pic>
+                  <pic:nvPicPr>
+                    <pic:cNvPr id="0" name="per_genre.png"/>
+                    <pic:cNvPicPr/>
+                  </pic:nvPicPr>
+                  <pic:blipFill>
+                    <a:blip r:embed="rId11"/>
+                    <a:stretch>
+                      <a:fillRect/>
+                    </a:stretch>
+                  </pic:blipFill>
+                  <pic:spPr>
+                    <a:xfrm>
+                      <a:off x="0" y="0"/>
+                      <a:ext cx="5580000" cy="2521642"/>
+                    </a:xfrm>
+                    <a:prstGeom prst="rect"/>
+                  </pic:spPr>
+                </pic:pic>
+              </a:graphicData>
+            </a:graphic>
+          </wp:inline>
+        </w:drawing>
+      </w:r>
+    </w:p>
+    <w:p>
+      <w:pPr>
+        <w:jc w:val="center"/>
+      </w:pPr>
+      <w:r>
+        <w:rPr>
+          <w:i/>
+        </w:rPr>
+        <w:t>Film-level F1 per genre and route; the best route per genre is boxed</w:t>
       </w:r>
     </w:p>
     <w:tbl>
       <w:tblPr>
         <w:tblStyle w:val="TableGrid"/>
         <w:tblW w:type="auto" w:w="0"/>
-        <w:jc w:val="left"/>
-        <w:tblLayout w:type="fixed"/>
+        <w:jc w:val="center"/>
         <w:tblLook w:firstColumn="1" w:firstRow="1" w:lastColumn="0" w:lastRow="0" w:noHBand="0" w:noVBand="1" w:val="04A0"/>
       </w:tblPr>
       <w:tblGrid>
-        <w:gridCol w:w="3137"/>
-        <w:gridCol w:w="3137"/>
-        <w:gridCol w:w="3137"/>
+        <w:gridCol w:w="1994"/>
+        <w:gridCol w:w="1994"/>
+        <w:gridCol w:w="1994"/>
+        <w:gridCol w:w="1994"/>
+        <w:gridCol w:w="1994"/>
       </w:tblGrid>
       <w:tr>
         <w:tc>
           <w:tcPr>
-            <w:tcW w:type="dxa" w:w="3402"/>
-            <w:shd w:val="clear" w:color="auto" w:fill="E7EAEF"/>
+            <w:tcW w:type="dxa" w:w="1994"/>
+            <w:shd w:val="clear" w:color="auto" w:fill="E8E8E8"/>
           </w:tcPr>
           <w:p>
             <w:pPr>
-              <w:spacing w:after="20"/>
+              <w:spacing w:after="0"/>
             </w:pPr>
-            <w:r/>
             <w:r>
               <w:rPr>
                 <w:b/>
-                <w:color w:val="1A1D24"/>
                 <w:sz w:val="17"/>
               </w:rPr>
-              <w:t>Previously reported</w:t>
+              <w:t>genre</w:t>
             </w:r>
           </w:p>
         </w:tc>
         <w:tc>
           <w:tcPr>
-            <w:tcW w:type="dxa" w:w="2041"/>
-            <w:shd w:val="clear" w:color="auto" w:fill="E7EAEF"/>
+            <w:tcW w:type="dxa" w:w="1994"/>
+            <w:shd w:val="clear" w:color="auto" w:fill="E8E8E8"/>
           </w:tcPr>
           <w:p>
             <w:pPr>
-              <w:spacing w:after="20"/>
+              <w:spacing w:after="0"/>
             </w:pPr>
-            <w:r/>
             <w:r>
               <w:rPr>
                 <w:b/>
-                <w:color w:val="1A1D24"/>
                 <w:sz w:val="17"/>
               </w:rPr>
-              <w:t>Now</w:t>
+              <w:t>films</w:t>
             </w:r>
           </w:p>
         </w:tc>
         <w:tc>
           <w:tcPr>
-            <w:tcW w:type="dxa" w:w="3969"/>
-            <w:shd w:val="clear" w:color="auto" w:fill="E7EAEF"/>
+            <w:tcW w:type="dxa" w:w="1994"/>
+            <w:shd w:val="clear" w:color="auto" w:fill="E8E8E8"/>
           </w:tcPr>
           <w:p>
             <w:pPr>
-              <w:spacing w:after="20"/>
+              <w:spacing w:after="0"/>
             </w:pPr>
-            <w:r/>
             <w:r>
               <w:rPr>
                 <w:b/>
-                <w:color w:val="1A1D24"/>
                 <w:sz w:val="17"/>
               </w:rPr>
-              <w:t>Why</w:t>
+              <w:t>best route (F1)</w:t>
+            </w:r>
+          </w:p>
+        </w:tc>
+        <w:tc>
+          <w:tcPr>
+            <w:tcW w:type="dxa" w:w="1994"/>
+            <w:shd w:val="clear" w:color="auto" w:fill="E8E8E8"/>
+          </w:tcPr>
+          <w:p>
+            <w:pPr>
+              <w:spacing w:after="0"/>
+            </w:pPr>
+            <w:r>
+              <w:rPr>
+                <w:b/>
+                <w:sz w:val="17"/>
+              </w:rPr>
+              <w:t>emotion route P / R / F1</w:t>
+            </w:r>
+          </w:p>
+        </w:tc>
+        <w:tc>
+          <w:tcPr>
+            <w:tcW w:type="dxa" w:w="1994"/>
+            <w:shd w:val="clear" w:color="auto" w:fill="E8E8E8"/>
+          </w:tcPr>
+          <w:p>
+            <w:pPr>
+              <w:spacing w:after="0"/>
+            </w:pPr>
+            <w:r>
+              <w:rPr>
+                <w:b/>
+                <w:sz w:val="17"/>
+              </w:rPr>
+              <w:t>VGGish P / R / F1</w:t>
             </w:r>
           </w:p>
         </w:tc>
@@ -544,61 +1334,89 @@
       <w:tr>
         <w:tc>
           <w:tcPr>
-            <w:tcW w:type="dxa" w:w="3402"/>
+            <w:tcW w:type="dxa" w:w="1994"/>
           </w:tcPr>
           <w:p>
             <w:pPr>
-              <w:spacing w:after="20"/>
+              <w:spacing w:after="0"/>
             </w:pPr>
-            <w:r/>
             <w:r>
               <w:rPr>
-                <w:b w:val="0"/>
-                <w:i w:val="0"/>
-                <w:color w:val="333A44"/>
-                <w:sz w:val="18"/>
+                <w:sz w:val="17"/>
               </w:rPr>
-              <w:t>Emotion vs AST “within noise”, p = 0.62</w:t>
+              <w:t>Action</w:t>
             </w:r>
           </w:p>
         </w:tc>
         <w:tc>
           <w:tcPr>
-            <w:tcW w:type="dxa" w:w="2041"/>
+            <w:tcW w:type="dxa" w:w="1994"/>
           </w:tcPr>
           <w:p>
             <w:pPr>
-              <w:spacing w:after="20"/>
+              <w:spacing w:after="0"/>
+              <w:jc w:val="right"/>
             </w:pPr>
-            <w:r/>
             <w:r>
               <w:rPr>
-                <w:b/>
-                <w:i w:val="0"/>
-                <w:color w:val="333A44"/>
-                <w:sz w:val="18"/>
+                <w:sz w:val="17"/>
               </w:rPr>
-              <w:t>Significant, p = 0.031</w:t>
+              <w:t>12</w:t>
             </w:r>
           </w:p>
         </w:tc>
         <w:tc>
           <w:tcPr>
-            <w:tcW w:type="dxa" w:w="3969"/>
+            <w:tcW w:type="dxa" w:w="1994"/>
           </w:tcPr>
           <w:p>
             <w:pPr>
-              <w:spacing w:after="20"/>
+              <w:spacing w:after="0"/>
             </w:pPr>
-            <w:r/>
             <w:r>
               <w:rPr>
-                <w:b w:val="0"/>
-                <w:i w:val="0"/>
-                <w:color w:val="333A44"/>
-                <w:sz w:val="18"/>
+                <w:sz w:val="17"/>
               </w:rPr>
-              <w:t>5 folds can’t resolve that gap; 50 folds + tuning can</w:t>
+              <w:t>emotion route (0.61)</w:t>
+            </w:r>
+          </w:p>
+        </w:tc>
+        <w:tc>
+          <w:tcPr>
+            <w:tcW w:type="dxa" w:w="1994"/>
+          </w:tcPr>
+          <w:p>
+            <w:pPr>
+              <w:spacing w:after="0"/>
+            </w:pPr>
+            <w:r>
+              <w:rPr>
+                <w:sz w:val="17"/>
+              </w:rPr>
+              <w:t xml:space="preserve">0.52 / 0.76 / </w:t>
+            </w:r>
+            <w:r>
+              <w:rPr>
+                <w:b/>
+                <w:sz w:val="17"/>
+              </w:rPr>
+              <w:t>0.61</w:t>
+            </w:r>
+          </w:p>
+        </w:tc>
+        <w:tc>
+          <w:tcPr>
+            <w:tcW w:type="dxa" w:w="1994"/>
+          </w:tcPr>
+          <w:p>
+            <w:pPr>
+              <w:spacing w:after="0"/>
+            </w:pPr>
+            <w:r>
+              <w:rPr>
+                <w:sz w:val="17"/>
+              </w:rPr>
+              <w:t>0.39 / 0.47 / 0.43</w:t>
             </w:r>
           </w:p>
         </w:tc>
@@ -606,61 +1424,89 @@
       <w:tr>
         <w:tc>
           <w:tcPr>
-            <w:tcW w:type="dxa" w:w="3402"/>
+            <w:tcW w:type="dxa" w:w="1994"/>
           </w:tcPr>
           <w:p>
             <w:pPr>
-              <w:spacing w:after="20"/>
+              <w:spacing w:after="0"/>
             </w:pPr>
-            <w:r/>
             <w:r>
               <w:rPr>
-                <w:b w:val="0"/>
-                <w:i w:val="0"/>
-                <w:color w:val="333A44"/>
-                <w:sz w:val="18"/>
+                <w:sz w:val="17"/>
               </w:rPr>
-              <w:t>0.281 is a “robust ceiling”</w:t>
+              <w:t>Crime</w:t>
             </w:r>
           </w:p>
         </w:tc>
         <w:tc>
           <w:tcPr>
-            <w:tcW w:type="dxa" w:w="2041"/>
+            <w:tcW w:type="dxa" w:w="1994"/>
           </w:tcPr>
           <w:p>
             <w:pPr>
-              <w:spacing w:after="20"/>
+              <w:spacing w:after="0"/>
+              <w:jc w:val="right"/>
             </w:pPr>
-            <w:r/>
             <w:r>
               <w:rPr>
-                <w:b/>
-                <w:i w:val="0"/>
-                <w:color w:val="333A44"/>
-                <w:sz w:val="18"/>
+                <w:sz w:val="17"/>
               </w:rPr>
-              <w:t>Ceiling is 0.299</w:t>
+              <w:t>12</w:t>
             </w:r>
           </w:p>
         </w:tc>
         <w:tc>
           <w:tcPr>
-            <w:tcW w:type="dxa" w:w="3969"/>
+            <w:tcW w:type="dxa" w:w="1994"/>
           </w:tcPr>
           <w:p>
             <w:pPr>
-              <w:spacing w:after="20"/>
+              <w:spacing w:after="0"/>
             </w:pPr>
-            <w:r/>
             <w:r>
               <w:rPr>
-                <w:b w:val="0"/>
-                <w:i w:val="0"/>
-                <w:color w:val="333A44"/>
-                <w:sz w:val="18"/>
+                <w:sz w:val="17"/>
               </w:rPr>
-              <w:t>Regularisation was never tested; tuning alone beats it</w:t>
+              <w:t>emotion route (0.35)</w:t>
+            </w:r>
+          </w:p>
+        </w:tc>
+        <w:tc>
+          <w:tcPr>
+            <w:tcW w:type="dxa" w:w="1994"/>
+          </w:tcPr>
+          <w:p>
+            <w:pPr>
+              <w:spacing w:after="0"/>
+            </w:pPr>
+            <w:r>
+              <w:rPr>
+                <w:sz w:val="17"/>
+              </w:rPr>
+              <w:t xml:space="preserve">0.28 / 0.47 / </w:t>
+            </w:r>
+            <w:r>
+              <w:rPr>
+                <w:b/>
+                <w:sz w:val="17"/>
+              </w:rPr>
+              <w:t>0.35</w:t>
+            </w:r>
+          </w:p>
+        </w:tc>
+        <w:tc>
+          <w:tcPr>
+            <w:tcW w:type="dxa" w:w="1994"/>
+          </w:tcPr>
+          <w:p>
+            <w:pPr>
+              <w:spacing w:after="0"/>
+            </w:pPr>
+            <w:r>
+              <w:rPr>
+                <w:sz w:val="17"/>
+              </w:rPr>
+              <w:t>0.29 / 0.37 / 0.32</w:t>
             </w:r>
           </w:p>
         </w:tc>
@@ -668,61 +1514,89 @@
       <w:tr>
         <w:tc>
           <w:tcPr>
-            <w:tcW w:type="dxa" w:w="3402"/>
+            <w:tcW w:type="dxa" w:w="1994"/>
           </w:tcPr>
           <w:p>
             <w:pPr>
-              <w:spacing w:after="20"/>
+              <w:spacing w:after="0"/>
             </w:pPr>
-            <w:r/>
             <w:r>
               <w:rPr>
-                <w:b w:val="0"/>
-                <w:i w:val="0"/>
-                <w:color w:val="333A44"/>
-                <w:sz w:val="18"/>
+                <w:sz w:val="17"/>
               </w:rPr>
-              <w:t>Predicted-emotion pipeline = 0.406</w:t>
+              <w:t>Drama</w:t>
             </w:r>
           </w:p>
         </w:tc>
         <w:tc>
           <w:tcPr>
-            <w:tcW w:type="dxa" w:w="2041"/>
+            <w:tcW w:type="dxa" w:w="1994"/>
           </w:tcPr>
           <w:p>
             <w:pPr>
-              <w:spacing w:after="20"/>
+              <w:spacing w:after="0"/>
+              <w:jc w:val="right"/>
             </w:pPr>
-            <w:r/>
             <w:r>
               <w:rPr>
-                <w:b/>
-                <w:i w:val="0"/>
-                <w:color w:val="333A44"/>
-                <w:sz w:val="18"/>
+                <w:sz w:val="17"/>
               </w:rPr>
-              <w:t>0.394</w:t>
+              <w:t>29</w:t>
             </w:r>
           </w:p>
         </w:tc>
         <w:tc>
           <w:tcPr>
-            <w:tcW w:type="dxa" w:w="3969"/>
+            <w:tcW w:type="dxa" w:w="1994"/>
           </w:tcPr>
           <w:p>
             <w:pPr>
-              <w:spacing w:after="20"/>
+              <w:spacing w:after="0"/>
             </w:pPr>
-            <w:r/>
             <w:r>
               <w:rPr>
-                <w:b w:val="0"/>
-                <w:i w:val="0"/>
-                <w:color w:val="333A44"/>
-                <w:sz w:val="18"/>
+                <w:sz w:val="17"/>
               </w:rPr>
-              <w:t>One split was optimistic; 50 folds regress it</w:t>
+              <w:t>MIR (0.82)</w:t>
+            </w:r>
+          </w:p>
+        </w:tc>
+        <w:tc>
+          <w:tcPr>
+            <w:tcW w:type="dxa" w:w="1994"/>
+          </w:tcPr>
+          <w:p>
+            <w:pPr>
+              <w:spacing w:after="0"/>
+            </w:pPr>
+            <w:r>
+              <w:rPr>
+                <w:sz w:val="17"/>
+              </w:rPr>
+              <w:t xml:space="preserve">0.87 / 0.68 / </w:t>
+            </w:r>
+            <w:r>
+              <w:rPr>
+                <w:b/>
+                <w:sz w:val="17"/>
+              </w:rPr>
+              <w:t>0.76</w:t>
+            </w:r>
+          </w:p>
+        </w:tc>
+        <w:tc>
+          <w:tcPr>
+            <w:tcW w:type="dxa" w:w="1994"/>
+          </w:tcPr>
+          <w:p>
+            <w:pPr>
+              <w:spacing w:after="0"/>
+            </w:pPr>
+            <w:r>
+              <w:rPr>
+                <w:sz w:val="17"/>
+              </w:rPr>
+              <w:t>0.79 / 0.69 / 0.74</w:t>
             </w:r>
           </w:p>
         </w:tc>
@@ -730,196 +1604,89 @@
       <w:tr>
         <w:tc>
           <w:tcPr>
-            <w:tcW w:type="dxa" w:w="3402"/>
+            <w:tcW w:type="dxa" w:w="1994"/>
           </w:tcPr>
           <w:p>
             <w:pPr>
-              <w:spacing w:after="20"/>
+              <w:spacing w:after="0"/>
             </w:pPr>
-            <w:r/>
             <w:r>
               <w:rPr>
-                <w:b w:val="0"/>
-                <w:i w:val="0"/>
-                <w:color w:val="333A44"/>
-                <w:sz w:val="18"/>
+                <w:sz w:val="17"/>
               </w:rPr>
-              <w:t>338 clips</w:t>
+              <w:t>Comedy</w:t>
             </w:r>
           </w:p>
         </w:tc>
         <w:tc>
           <w:tcPr>
-            <w:tcW w:type="dxa" w:w="2041"/>
+            <w:tcW w:type="dxa" w:w="1994"/>
           </w:tcPr>
           <w:p>
             <w:pPr>
-              <w:spacing w:after="20"/>
+              <w:spacing w:after="0"/>
+              <w:jc w:val="right"/>
             </w:pPr>
-            <w:r/>
             <w:r>
               <w:rPr>
-                <w:b/>
-                <w:i w:val="0"/>
-                <w:color w:val="333A44"/>
-                <w:sz w:val="18"/>
+                <w:sz w:val="17"/>
               </w:rPr>
-              <w:t>346 clips</w:t>
+              <w:t>4</w:t>
             </w:r>
           </w:p>
         </w:tc>
         <w:tc>
           <w:tcPr>
-            <w:tcW w:type="dxa" w:w="3969"/>
+            <w:tcW w:type="dxa" w:w="1994"/>
           </w:tcPr>
           <w:p>
             <w:pPr>
-              <w:spacing w:after="20"/>
+              <w:spacing w:after="0"/>
             </w:pPr>
-            <w:r/>
             <w:r>
               <w:rPr>
-                <w:b w:val="0"/>
-                <w:i w:val="0"/>
-                <w:color w:val="333A44"/>
-                <w:sz w:val="18"/>
-              </w:rPr>
-              <w:t>Corrected inclusion rule</w:t>
-            </w:r>
-          </w:p>
-        </w:tc>
-      </w:tr>
-    </w:tbl>
-    <w:p>
-      <w:pPr>
-        <w:spacing w:after="40"/>
-      </w:pPr>
-    </w:p>
-    <w:p>
-      <w:pPr>
-        <w:spacing w:after="80"/>
-      </w:pPr>
-      <w:r>
-        <w:rPr>
-          <w:b w:val="0"/>
-          <w:i w:val="0"/>
-          <w:color w:val="333A44"/>
-          <w:sz w:val="20"/>
-        </w:rPr>
-        <w:t xml:space="preserve">Three of the four moved because the </w:t>
-      </w:r>
-      <w:r>
-        <w:rPr>
-          <w:b/>
-          <w:i w:val="0"/>
-          <w:color w:val="333A44"/>
-          <w:sz w:val="20"/>
-        </w:rPr>
-        <w:t>evaluation got stricter</w:t>
-      </w:r>
-      <w:r>
-        <w:rPr>
-          <w:b w:val="0"/>
-          <w:i w:val="0"/>
-          <w:color w:val="333A44"/>
-          <w:sz w:val="20"/>
-        </w:rPr>
-        <w:t>, not because the models improved. That progression — p = 0.62 → 0.092 → 0.031 — is itself a reportable finding about how little one cross-validation run can tell you.</w:t>
-      </w:r>
-    </w:p>
-    <w:p>
-      <w:pPr>
-        <w:pStyle w:val="Heading1"/>
-      </w:pPr>
-      <w:r>
-        <w:t>The result</w:t>
-      </w:r>
-    </w:p>
-    <w:p>
-      <w:pPr>
-        <w:spacing w:after="80"/>
-      </w:pPr>
-      <w:r>
-        <w:rPr>
-          <w:b w:val="0"/>
-          <w:i w:val="0"/>
-          <w:color w:val="67717E"/>
-          <w:sz w:val="18"/>
-        </w:rPr>
-        <w:t>Audio → emotion → genre, against classifying genre straight from audio. 10×5 repeated GroupKFold by film, nested-CV-tuned, Macro-F1.</w:t>
-      </w:r>
-    </w:p>
-    <w:tbl>
-      <w:tblPr>
-        <w:tblStyle w:val="TableGrid"/>
-        <w:tblW w:type="auto" w:w="0"/>
-        <w:jc w:val="left"/>
-        <w:tblLayout w:type="fixed"/>
-        <w:tblLook w:firstColumn="1" w:firstRow="1" w:lastColumn="0" w:lastRow="0" w:noHBand="0" w:noVBand="1" w:val="04A0"/>
-      </w:tblPr>
-      <w:tblGrid>
-        <w:gridCol w:w="3137"/>
-        <w:gridCol w:w="3137"/>
-        <w:gridCol w:w="3137"/>
-      </w:tblGrid>
-      <w:tr>
-        <w:tc>
-          <w:tcPr>
-            <w:tcW w:type="dxa" w:w="5329"/>
-            <w:shd w:val="clear" w:color="auto" w:fill="E7EAEF"/>
-          </w:tcPr>
-          <w:p>
-            <w:pPr>
-              <w:spacing w:after="20"/>
-            </w:pPr>
-            <w:r/>
-            <w:r>
-              <w:rPr>
-                <w:b/>
-                <w:color w:val="1A1D24"/>
                 <w:sz w:val="17"/>
               </w:rPr>
-              <w:t>Five-genre subset (329 clips, 41 films)</w:t>
+              <w:t>emotion route (0.34)</w:t>
             </w:r>
           </w:p>
         </w:tc>
         <w:tc>
           <w:tcPr>
-            <w:tcW w:type="dxa" w:w="1361"/>
-            <w:shd w:val="clear" w:color="auto" w:fill="E7EAEF"/>
+            <w:tcW w:type="dxa" w:w="1994"/>
           </w:tcPr>
           <w:p>
             <w:pPr>
-              <w:spacing w:after="20"/>
+              <w:spacing w:after="0"/>
             </w:pPr>
-            <w:r/>
+            <w:r>
+              <w:rPr>
+                <w:sz w:val="17"/>
+              </w:rPr>
+              <w:t xml:space="preserve">0.22 / 0.78 / </w:t>
+            </w:r>
             <w:r>
               <w:rPr>
                 <w:b/>
-                <w:color w:val="1A1D24"/>
                 <w:sz w:val="17"/>
               </w:rPr>
-              <w:t>Macro-F1</w:t>
+              <w:t>0.34</w:t>
             </w:r>
           </w:p>
         </w:tc>
         <w:tc>
           <w:tcPr>
-            <w:tcW w:type="dxa" w:w="2721"/>
-            <w:shd w:val="clear" w:color="auto" w:fill="E7EAEF"/>
+            <w:tcW w:type="dxa" w:w="1994"/>
           </w:tcPr>
           <w:p>
             <w:pPr>
-              <w:spacing w:after="20"/>
+              <w:spacing w:after="0"/>
             </w:pPr>
-            <w:r/>
             <w:r>
               <w:rPr>
-                <w:b/>
-                <w:color w:val="1A1D24"/>
                 <w:sz w:val="17"/>
               </w:rPr>
-              <w:t>95% CI</w:t>
+              <w:t>0.12 / 0.12 / 0.12</w:t>
             </w:r>
           </w:p>
         </w:tc>
@@ -927,1277 +1694,89 @@
       <w:tr>
         <w:tc>
           <w:tcPr>
-            <w:tcW w:type="dxa" w:w="5329"/>
+            <w:tcW w:type="dxa" w:w="1994"/>
           </w:tcPr>
           <w:p>
             <w:pPr>
-              <w:spacing w:after="20"/>
+              <w:spacing w:after="0"/>
             </w:pPr>
-            <w:r/>
             <w:r>
               <w:rPr>
-                <w:b/>
-                <w:i w:val="0"/>
-                <w:color w:val="333A44"/>
-                <w:sz w:val="18"/>
+                <w:sz w:val="17"/>
               </w:rPr>
-              <w:t>Ground-truth emotion — ceiling of the emotion path</w:t>
+              <w:t>Horror</w:t>
             </w:r>
           </w:p>
         </w:tc>
         <w:tc>
           <w:tcPr>
-            <w:tcW w:type="dxa" w:w="1361"/>
+            <w:tcW w:type="dxa" w:w="1994"/>
           </w:tcPr>
           <w:p>
             <w:pPr>
-              <w:spacing w:after="20"/>
+              <w:spacing w:after="0"/>
               <w:jc w:val="right"/>
             </w:pPr>
-            <w:r/>
             <w:r>
               <w:rPr>
-                <w:rFonts w:ascii="Consolas" w:hAnsi="Consolas"/>
-                <w:b/>
-                <w:i w:val="0"/>
-                <w:color w:val="333A44"/>
-                <w:sz w:val="18"/>
+                <w:sz w:val="17"/>
               </w:rPr>
-              <w:t>0.397</w:t>
+              <w:t>5</w:t>
             </w:r>
           </w:p>
         </w:tc>
         <w:tc>
           <w:tcPr>
-            <w:tcW w:type="dxa" w:w="2721"/>
+            <w:tcW w:type="dxa" w:w="1994"/>
           </w:tcPr>
           <w:p>
             <w:pPr>
-              <w:spacing w:after="20"/>
+              <w:spacing w:after="0"/>
             </w:pPr>
-            <w:r/>
             <w:r>
               <w:rPr>
-                <w:rFonts w:ascii="Consolas" w:hAnsi="Consolas"/>
-                <w:b w:val="0"/>
-                <w:i w:val="0"/>
-                <w:color w:val="333A44"/>
-                <w:sz w:val="18"/>
+                <w:sz w:val="17"/>
               </w:rPr>
-              <w:t>0.388–0.407</w:t>
-            </w:r>
-          </w:p>
-        </w:tc>
-      </w:tr>
-      <w:tr>
-        <w:tc>
-          <w:tcPr>
-            <w:tcW w:type="dxa" w:w="5329"/>
-          </w:tcPr>
-          <w:p>
-            <w:pPr>
-              <w:spacing w:after="20"/>
-            </w:pPr>
-            <w:r/>
-            <w:r>
-              <w:rPr>
-                <w:b/>
-                <w:i w:val="0"/>
-                <w:color w:val="333A44"/>
-                <w:sz w:val="18"/>
-              </w:rPr>
-              <w:t>VGGish → predicted emotion — the real pipeline</w:t>
+              <w:t>CLAP (0.43)</w:t>
             </w:r>
           </w:p>
         </w:tc>
         <w:tc>
           <w:tcPr>
-            <w:tcW w:type="dxa" w:w="1361"/>
+            <w:tcW w:type="dxa" w:w="1994"/>
           </w:tcPr>
           <w:p>
             <w:pPr>
-              <w:spacing w:after="20"/>
-              <w:jc w:val="right"/>
+              <w:spacing w:after="0"/>
             </w:pPr>
-            <w:r/>
             <w:r>
               <w:rPr>
-                <w:rFonts w:ascii="Consolas" w:hAnsi="Consolas"/>
+                <w:sz w:val="17"/>
+              </w:rPr>
+              <w:t xml:space="preserve">0.15 / 0.50 / </w:t>
+            </w:r>
+            <w:r>
+              <w:rPr>
                 <w:b/>
-                <w:i w:val="0"/>
-                <w:color w:val="333A44"/>
-                <w:sz w:val="18"/>
+                <w:sz w:val="17"/>
               </w:rPr>
-              <w:t>0.394</w:t>
+              <w:t>0.23</w:t>
             </w:r>
           </w:p>
         </w:tc>
         <w:tc>
           <w:tcPr>
-            <w:tcW w:type="dxa" w:w="2721"/>
+            <w:tcW w:type="dxa" w:w="1994"/>
           </w:tcPr>
           <w:p>
             <w:pPr>
-              <w:spacing w:after="20"/>
+              <w:spacing w:after="0"/>
             </w:pPr>
-            <w:r/>
             <w:r>
               <w:rPr>
-                <w:rFonts w:ascii="Consolas" w:hAnsi="Consolas"/>
-                <w:b w:val="0"/>
-                <w:i w:val="0"/>
-                <w:color w:val="333A44"/>
-                <w:sz w:val="18"/>
-              </w:rPr>
-              <w:t>0.389–0.400</w:t>
-            </w:r>
-          </w:p>
-        </w:tc>
-      </w:tr>
-      <w:tr>
-        <w:tc>
-          <w:tcPr>
-            <w:tcW w:type="dxa" w:w="5329"/>
-          </w:tcPr>
-          <w:p>
-            <w:pPr>
-              <w:spacing w:after="20"/>
-            </w:pPr>
-            <w:r/>
-            <w:r>
-              <w:rPr>
-                <w:b w:val="0"/>
-                <w:i w:val="0"/>
-                <w:color w:val="333A44"/>
-                <w:sz w:val="18"/>
-              </w:rPr>
-              <w:t>VGGish-128, direct</w:t>
-            </w:r>
-          </w:p>
-        </w:tc>
-        <w:tc>
-          <w:tcPr>
-            <w:tcW w:type="dxa" w:w="1361"/>
-          </w:tcPr>
-          <w:p>
-            <w:pPr>
-              <w:spacing w:after="20"/>
-              <w:jc w:val="right"/>
-            </w:pPr>
-            <w:r/>
-            <w:r>
-              <w:rPr>
-                <w:rFonts w:ascii="Consolas" w:hAnsi="Consolas"/>
-                <w:b w:val="0"/>
-                <w:i w:val="0"/>
-                <w:color w:val="333A44"/>
-                <w:sz w:val="18"/>
-              </w:rPr>
-              <w:t>0.350</w:t>
-            </w:r>
-          </w:p>
-        </w:tc>
-        <w:tc>
-          <w:tcPr>
-            <w:tcW w:type="dxa" w:w="2721"/>
-          </w:tcPr>
-          <w:p>
-            <w:pPr>
-              <w:spacing w:after="20"/>
-            </w:pPr>
-            <w:r/>
-            <w:r>
-              <w:rPr>
-                <w:rFonts w:ascii="Consolas" w:hAnsi="Consolas"/>
-                <w:b w:val="0"/>
-                <w:i w:val="0"/>
-                <w:color w:val="333A44"/>
-                <w:sz w:val="18"/>
-              </w:rPr>
-              <w:t>0.335–0.365</w:t>
-            </w:r>
-          </w:p>
-        </w:tc>
-      </w:tr>
-      <w:tr>
-        <w:tc>
-          <w:tcPr>
-            <w:tcW w:type="dxa" w:w="5329"/>
-          </w:tcPr>
-          <w:p>
-            <w:pPr>
-              <w:spacing w:after="20"/>
-            </w:pPr>
-            <w:r/>
-            <w:r>
-              <w:rPr>
-                <w:b w:val="0"/>
-                <w:i w:val="0"/>
-                <w:color w:val="333A44"/>
-                <w:sz w:val="18"/>
-              </w:rPr>
-              <w:t>AST-768, direct</w:t>
-            </w:r>
-          </w:p>
-        </w:tc>
-        <w:tc>
-          <w:tcPr>
-            <w:tcW w:type="dxa" w:w="1361"/>
-          </w:tcPr>
-          <w:p>
-            <w:pPr>
-              <w:spacing w:after="20"/>
-              <w:jc w:val="right"/>
-            </w:pPr>
-            <w:r/>
-            <w:r>
-              <w:rPr>
-                <w:rFonts w:ascii="Consolas" w:hAnsi="Consolas"/>
-                <w:b w:val="0"/>
-                <w:i w:val="0"/>
-                <w:color w:val="333A44"/>
-                <w:sz w:val="18"/>
-              </w:rPr>
-              <w:t>0.345</w:t>
-            </w:r>
-          </w:p>
-        </w:tc>
-        <w:tc>
-          <w:tcPr>
-            <w:tcW w:type="dxa" w:w="2721"/>
-          </w:tcPr>
-          <w:p>
-            <w:pPr>
-              <w:spacing w:after="20"/>
-            </w:pPr>
-            <w:r/>
-            <w:r>
-              <w:rPr>
-                <w:rFonts w:ascii="Consolas" w:hAnsi="Consolas"/>
-                <w:b w:val="0"/>
-                <w:i w:val="0"/>
-                <w:color w:val="333A44"/>
-                <w:sz w:val="18"/>
-              </w:rPr>
-              <w:t>0.328–0.361</w:t>
-            </w:r>
-          </w:p>
-        </w:tc>
-      </w:tr>
-      <w:tr>
-        <w:tc>
-          <w:tcPr>
-            <w:tcW w:type="dxa" w:w="5329"/>
-          </w:tcPr>
-          <w:p>
-            <w:pPr>
-              <w:spacing w:after="20"/>
-            </w:pPr>
-            <w:r/>
-            <w:r>
-              <w:rPr>
-                <w:b w:val="0"/>
-                <w:i w:val="0"/>
-                <w:color w:val="333A44"/>
-                <w:sz w:val="18"/>
-              </w:rPr>
-              <w:t>PCA-8 of VGGish — control for “any 8-d bottleneck”</w:t>
-            </w:r>
-          </w:p>
-        </w:tc>
-        <w:tc>
-          <w:tcPr>
-            <w:tcW w:type="dxa" w:w="1361"/>
-          </w:tcPr>
-          <w:p>
-            <w:pPr>
-              <w:spacing w:after="20"/>
-              <w:jc w:val="right"/>
-            </w:pPr>
-            <w:r/>
-            <w:r>
-              <w:rPr>
-                <w:rFonts w:ascii="Consolas" w:hAnsi="Consolas"/>
-                <w:b w:val="0"/>
-                <w:i w:val="0"/>
-                <w:color w:val="333A44"/>
-                <w:sz w:val="18"/>
-              </w:rPr>
-              <w:t>0.343</w:t>
-            </w:r>
-          </w:p>
-        </w:tc>
-        <w:tc>
-          <w:tcPr>
-            <w:tcW w:type="dxa" w:w="2721"/>
-          </w:tcPr>
-          <w:p>
-            <w:pPr>
-              <w:spacing w:after="20"/>
-            </w:pPr>
-            <w:r/>
-            <w:r>
-              <w:rPr>
-                <w:rFonts w:ascii="Consolas" w:hAnsi="Consolas"/>
-                <w:b w:val="0"/>
-                <w:i w:val="0"/>
-                <w:color w:val="333A44"/>
-                <w:sz w:val="18"/>
-              </w:rPr>
-              <w:t>0.330–0.355</w:t>
-            </w:r>
-          </w:p>
-        </w:tc>
-      </w:tr>
-      <w:tr>
-        <w:tc>
-          <w:tcPr>
-            <w:tcW w:type="dxa" w:w="5329"/>
-          </w:tcPr>
-          <w:p>
-            <w:pPr>
-              <w:spacing w:after="20"/>
-            </w:pPr>
-            <w:r/>
-            <w:r>
-              <w:rPr>
-                <w:b w:val="0"/>
-                <w:i w:val="0"/>
-                <w:color w:val="333A44"/>
-                <w:sz w:val="18"/>
-              </w:rPr>
-              <w:t>CLAP-512, direct</w:t>
-            </w:r>
-          </w:p>
-        </w:tc>
-        <w:tc>
-          <w:tcPr>
-            <w:tcW w:type="dxa" w:w="1361"/>
-          </w:tcPr>
-          <w:p>
-            <w:pPr>
-              <w:spacing w:after="20"/>
-              <w:jc w:val="right"/>
-            </w:pPr>
-            <w:r/>
-            <w:r>
-              <w:rPr>
-                <w:rFonts w:ascii="Consolas" w:hAnsi="Consolas"/>
-                <w:b w:val="0"/>
-                <w:i w:val="0"/>
-                <w:color w:val="333A44"/>
-                <w:sz w:val="18"/>
-              </w:rPr>
-              <w:t>0.335</w:t>
-            </w:r>
-          </w:p>
-        </w:tc>
-        <w:tc>
-          <w:tcPr>
-            <w:tcW w:type="dxa" w:w="2721"/>
-          </w:tcPr>
-          <w:p>
-            <w:pPr>
-              <w:spacing w:after="20"/>
-            </w:pPr>
-            <w:r/>
-            <w:r>
-              <w:rPr>
-                <w:rFonts w:ascii="Consolas" w:hAnsi="Consolas"/>
-                <w:b w:val="0"/>
-                <w:i w:val="0"/>
-                <w:color w:val="333A44"/>
-                <w:sz w:val="18"/>
-              </w:rPr>
-              <w:t>0.323–0.347</w:t>
-            </w:r>
-          </w:p>
-        </w:tc>
-      </w:tr>
-      <w:tr>
-        <w:tc>
-          <w:tcPr>
-            <w:tcW w:type="dxa" w:w="5329"/>
-          </w:tcPr>
-          <w:p>
-            <w:pPr>
-              <w:spacing w:after="20"/>
-            </w:pPr>
-            <w:r/>
-            <w:r>
-              <w:rPr>
-                <w:b w:val="0"/>
-                <w:i w:val="0"/>
-                <w:color w:val="333A44"/>
-                <w:sz w:val="18"/>
-              </w:rPr>
-              <w:t>Most-frequent dummy</w:t>
-            </w:r>
-          </w:p>
-        </w:tc>
-        <w:tc>
-          <w:tcPr>
-            <w:tcW w:type="dxa" w:w="1361"/>
-          </w:tcPr>
-          <w:p>
-            <w:pPr>
-              <w:spacing w:after="20"/>
-              <w:jc w:val="right"/>
-            </w:pPr>
-            <w:r/>
-            <w:r>
-              <w:rPr>
-                <w:rFonts w:ascii="Consolas" w:hAnsi="Consolas"/>
-                <w:b w:val="0"/>
-                <w:i w:val="0"/>
-                <w:color w:val="333A44"/>
-                <w:sz w:val="18"/>
-              </w:rPr>
-              <w:t>0.166</w:t>
-            </w:r>
-          </w:p>
-        </w:tc>
-        <w:tc>
-          <w:tcPr>
-            <w:tcW w:type="dxa" w:w="2721"/>
-          </w:tcPr>
-          <w:p>
-            <w:pPr>
-              <w:spacing w:after="20"/>
-            </w:pPr>
-            <w:r/>
-            <w:r>
-              <w:rPr>
-                <w:rFonts w:ascii="Consolas" w:hAnsi="Consolas"/>
-                <w:b w:val="0"/>
-                <w:i w:val="0"/>
-                <w:color w:val="333A44"/>
-                <w:sz w:val="18"/>
-              </w:rPr>
-              <w:t>0.165–0.167</w:t>
-            </w:r>
-          </w:p>
-        </w:tc>
-      </w:tr>
-    </w:tbl>
-    <w:p>
-      <w:pPr>
-        <w:spacing w:after="40"/>
-      </w:pPr>
-    </w:p>
-    <w:p>
-      <w:pPr>
-        <w:spacing w:after="120"/>
-      </w:pPr>
-      <w:r>
-        <w:rPr>
-          <w:b w:val="0"/>
-          <w:i w:val="0"/>
-          <w:color w:val="333A44"/>
-          <w:sz w:val="20"/>
-        </w:rPr>
-        <w:t xml:space="preserve">On all eight genres: emotion </w:t>
-      </w:r>
-      <w:r>
-        <w:rPr>
-          <w:rFonts w:ascii="Consolas" w:hAnsi="Consolas"/>
-          <w:b/>
-          <w:i w:val="0"/>
-          <w:color w:val="333A44"/>
-          <w:sz w:val="20"/>
-        </w:rPr>
-        <w:t>0.300</w:t>
-      </w:r>
-      <w:r>
-        <w:rPr>
-          <w:b w:val="0"/>
-          <w:i w:val="0"/>
-          <w:color w:val="333A44"/>
-          <w:sz w:val="20"/>
-        </w:rPr>
-        <w:t xml:space="preserve"> vs AST </w:t>
-      </w:r>
-      <w:r>
-        <w:rPr>
-          <w:rFonts w:ascii="Consolas" w:hAnsi="Consolas"/>
-          <w:b w:val="0"/>
-          <w:i w:val="0"/>
-          <w:color w:val="333A44"/>
-          <w:sz w:val="20"/>
-        </w:rPr>
-        <w:t>0.257</w:t>
-      </w:r>
-      <w:r>
-        <w:rPr>
-          <w:b w:val="0"/>
-          <w:i w:val="0"/>
-          <w:color w:val="333A44"/>
-          <w:sz w:val="20"/>
-        </w:rPr>
-        <w:t>, dummy 0.101.</w:t>
-      </w:r>
-    </w:p>
-    <w:tbl>
-      <w:tblPr>
-        <w:tblStyle w:val="TableGrid"/>
-        <w:tblW w:type="auto" w:w="0"/>
-        <w:jc w:val="left"/>
-        <w:tblLayout w:type="fixed"/>
-        <w:tblLook w:firstColumn="1" w:firstRow="1" w:lastColumn="0" w:lastRow="0" w:noHBand="0" w:noVBand="1" w:val="04A0"/>
-      </w:tblPr>
-      <w:tblGrid>
-        <w:gridCol w:w="1882"/>
-        <w:gridCol w:w="1882"/>
-        <w:gridCol w:w="1882"/>
-        <w:gridCol w:w="1882"/>
-        <w:gridCol w:w="1882"/>
-      </w:tblGrid>
-      <w:tr>
-        <w:tc>
-          <w:tcPr>
-            <w:tcW w:type="dxa" w:w="3402"/>
-            <w:shd w:val="clear" w:color="auto" w:fill="E7EAEF"/>
-          </w:tcPr>
-          <w:p>
-            <w:pPr>
-              <w:spacing w:after="20"/>
-            </w:pPr>
-            <w:r/>
-            <w:r>
-              <w:rPr>
-                <w:b/>
-                <w:color w:val="1A1D24"/>
                 <w:sz w:val="17"/>
               </w:rPr>
-              <w:t>Comparison</w:t>
-            </w:r>
-          </w:p>
-        </w:tc>
-        <w:tc>
-          <w:tcPr>
-            <w:tcW w:type="dxa" w:w="1020"/>
-            <w:shd w:val="clear" w:color="auto" w:fill="E7EAEF"/>
-          </w:tcPr>
-          <w:p>
-            <w:pPr>
-              <w:spacing w:after="20"/>
-            </w:pPr>
-            <w:r/>
-            <w:r>
-              <w:rPr>
-                <w:b/>
-                <w:color w:val="1A1D24"/>
-                <w:sz w:val="17"/>
-              </w:rPr>
-              <w:t>Δ</w:t>
-            </w:r>
-          </w:p>
-        </w:tc>
-        <w:tc>
-          <w:tcPr>
-            <w:tcW w:type="dxa" w:w="907"/>
-            <w:shd w:val="clear" w:color="auto" w:fill="E7EAEF"/>
-          </w:tcPr>
-          <w:p>
-            <w:pPr>
-              <w:spacing w:after="20"/>
-            </w:pPr>
-            <w:r/>
-            <w:r>
-              <w:rPr>
-                <w:b/>
-                <w:color w:val="1A1D24"/>
-                <w:sz w:val="17"/>
-              </w:rPr>
-              <w:t>p</w:t>
-            </w:r>
-          </w:p>
-        </w:tc>
-        <w:tc>
-          <w:tcPr>
-            <w:tcW w:type="dxa" w:w="1247"/>
-            <w:shd w:val="clear" w:color="auto" w:fill="E7EAEF"/>
-          </w:tcPr>
-          <w:p>
-            <w:pPr>
-              <w:spacing w:after="20"/>
-            </w:pPr>
-            <w:r/>
-            <w:r>
-              <w:rPr>
-                <w:b/>
-                <w:color w:val="1A1D24"/>
-                <w:sz w:val="17"/>
-              </w:rPr>
-              <w:t>Folds won</w:t>
-            </w:r>
-          </w:p>
-        </w:tc>
-        <w:tc>
-          <w:tcPr>
-            <w:tcW w:type="dxa" w:w="2835"/>
-            <w:shd w:val="clear" w:color="auto" w:fill="E7EAEF"/>
-          </w:tcPr>
-          <w:p>
-            <w:pPr>
-              <w:spacing w:after="20"/>
-            </w:pPr>
-            <w:r/>
-            <w:r>
-              <w:rPr>
-                <w:b/>
-                <w:color w:val="1A1D24"/>
-                <w:sz w:val="17"/>
-              </w:rPr>
-              <w:t>Verdict</w:t>
-            </w:r>
-          </w:p>
-        </w:tc>
-      </w:tr>
-      <w:tr>
-        <w:tc>
-          <w:tcPr>
-            <w:tcW w:type="dxa" w:w="3402"/>
-          </w:tcPr>
-          <w:p>
-            <w:pPr>
-              <w:spacing w:after="20"/>
-            </w:pPr>
-            <w:r/>
-            <w:r>
-              <w:rPr>
-                <w:b w:val="0"/>
-                <w:i w:val="0"/>
-                <w:color w:val="333A44"/>
-                <w:sz w:val="18"/>
-              </w:rPr>
-              <w:t>Emotion vs AST, 8 genres</w:t>
-            </w:r>
-          </w:p>
-        </w:tc>
-        <w:tc>
-          <w:tcPr>
-            <w:tcW w:type="dxa" w:w="1020"/>
-          </w:tcPr>
-          <w:p>
-            <w:pPr>
-              <w:spacing w:after="20"/>
-              <w:jc w:val="right"/>
-            </w:pPr>
-            <w:r/>
-            <w:r>
-              <w:rPr>
-                <w:rFonts w:ascii="Consolas" w:hAnsi="Consolas"/>
-                <w:b w:val="0"/>
-                <w:i w:val="0"/>
-                <w:color w:val="333A44"/>
-                <w:sz w:val="18"/>
-              </w:rPr>
-              <w:t>+0.043</w:t>
-            </w:r>
-          </w:p>
-        </w:tc>
-        <w:tc>
-          <w:tcPr>
-            <w:tcW w:type="dxa" w:w="907"/>
-          </w:tcPr>
-          <w:p>
-            <w:pPr>
-              <w:spacing w:after="20"/>
-              <w:jc w:val="right"/>
-            </w:pPr>
-            <w:r/>
-            <w:r>
-              <w:rPr>
-                <w:rFonts w:ascii="Consolas" w:hAnsi="Consolas"/>
-                <w:b w:val="0"/>
-                <w:i w:val="0"/>
-                <w:color w:val="333A44"/>
-                <w:sz w:val="18"/>
-              </w:rPr>
-              <w:t>0.031</w:t>
-            </w:r>
-          </w:p>
-        </w:tc>
-        <w:tc>
-          <w:tcPr>
-            <w:tcW w:type="dxa" w:w="1247"/>
-          </w:tcPr>
-          <w:p>
-            <w:pPr>
-              <w:spacing w:after="20"/>
-              <w:jc w:val="right"/>
-            </w:pPr>
-            <w:r/>
-            <w:r>
-              <w:rPr>
-                <w:rFonts w:ascii="Consolas" w:hAnsi="Consolas"/>
-                <w:b w:val="0"/>
-                <w:i w:val="0"/>
-                <w:color w:val="333A44"/>
-                <w:sz w:val="18"/>
-              </w:rPr>
-              <w:t>92%</w:t>
-            </w:r>
-          </w:p>
-        </w:tc>
-        <w:tc>
-          <w:tcPr>
-            <w:tcW w:type="dxa" w:w="2835"/>
-          </w:tcPr>
-          <w:p>
-            <w:pPr>
-              <w:spacing w:after="20"/>
-            </w:pPr>
-            <w:r/>
-            <w:r>
-              <w:rPr>
-                <w:b/>
-                <w:i w:val="0"/>
-                <w:color w:val="2E6D45"/>
-                <w:sz w:val="18"/>
-              </w:rPr>
-              <w:t>Significant</w:t>
-            </w:r>
-          </w:p>
-        </w:tc>
-      </w:tr>
-      <w:tr>
-        <w:tc>
-          <w:tcPr>
-            <w:tcW w:type="dxa" w:w="3402"/>
-          </w:tcPr>
-          <w:p>
-            <w:pPr>
-              <w:spacing w:after="20"/>
-            </w:pPr>
-            <w:r/>
-            <w:r>
-              <w:rPr>
-                <w:b w:val="0"/>
-                <w:i w:val="0"/>
-                <w:color w:val="333A44"/>
-                <w:sz w:val="18"/>
-              </w:rPr>
-              <w:t>Emotion vs CLAP, 5 genres</w:t>
-            </w:r>
-          </w:p>
-        </w:tc>
-        <w:tc>
-          <w:tcPr>
-            <w:tcW w:type="dxa" w:w="1020"/>
-          </w:tcPr>
-          <w:p>
-            <w:pPr>
-              <w:spacing w:after="20"/>
-              <w:jc w:val="right"/>
-            </w:pPr>
-            <w:r/>
-            <w:r>
-              <w:rPr>
-                <w:rFonts w:ascii="Consolas" w:hAnsi="Consolas"/>
-                <w:b w:val="0"/>
-                <w:i w:val="0"/>
-                <w:color w:val="333A44"/>
-                <w:sz w:val="18"/>
-              </w:rPr>
-              <w:t>+0.062</w:t>
-            </w:r>
-          </w:p>
-        </w:tc>
-        <w:tc>
-          <w:tcPr>
-            <w:tcW w:type="dxa" w:w="907"/>
-          </w:tcPr>
-          <w:p>
-            <w:pPr>
-              <w:spacing w:after="20"/>
-              <w:jc w:val="right"/>
-            </w:pPr>
-            <w:r/>
-            <w:r>
-              <w:rPr>
-                <w:rFonts w:ascii="Consolas" w:hAnsi="Consolas"/>
-                <w:b w:val="0"/>
-                <w:i w:val="0"/>
-                <w:color w:val="333A44"/>
-                <w:sz w:val="18"/>
-              </w:rPr>
-              <w:t>0.036</w:t>
-            </w:r>
-          </w:p>
-        </w:tc>
-        <w:tc>
-          <w:tcPr>
-            <w:tcW w:type="dxa" w:w="1247"/>
-          </w:tcPr>
-          <w:p>
-            <w:pPr>
-              <w:spacing w:after="20"/>
-              <w:jc w:val="right"/>
-            </w:pPr>
-            <w:r/>
-            <w:r>
-              <w:rPr>
-                <w:rFonts w:ascii="Consolas" w:hAnsi="Consolas"/>
-                <w:b w:val="0"/>
-                <w:i w:val="0"/>
-                <w:color w:val="333A44"/>
-                <w:sz w:val="18"/>
-              </w:rPr>
-              <w:t>86%</w:t>
-            </w:r>
-          </w:p>
-        </w:tc>
-        <w:tc>
-          <w:tcPr>
-            <w:tcW w:type="dxa" w:w="2835"/>
-          </w:tcPr>
-          <w:p>
-            <w:pPr>
-              <w:spacing w:after="20"/>
-            </w:pPr>
-            <w:r/>
-            <w:r>
-              <w:rPr>
-                <w:b/>
-                <w:i w:val="0"/>
-                <w:color w:val="2E6D45"/>
-                <w:sz w:val="18"/>
-              </w:rPr>
-              <w:t>Significant</w:t>
-            </w:r>
-          </w:p>
-        </w:tc>
-      </w:tr>
-      <w:tr>
-        <w:tc>
-          <w:tcPr>
-            <w:tcW w:type="dxa" w:w="3402"/>
-          </w:tcPr>
-          <w:p>
-            <w:pPr>
-              <w:spacing w:after="20"/>
-            </w:pPr>
-            <w:r/>
-            <w:r>
-              <w:rPr>
-                <w:b w:val="0"/>
-                <w:i w:val="0"/>
-                <w:color w:val="333A44"/>
-                <w:sz w:val="18"/>
-              </w:rPr>
-              <w:t>Predicted emotion vs PCA-8 control</w:t>
-            </w:r>
-          </w:p>
-        </w:tc>
-        <w:tc>
-          <w:tcPr>
-            <w:tcW w:type="dxa" w:w="1020"/>
-          </w:tcPr>
-          <w:p>
-            <w:pPr>
-              <w:spacing w:after="20"/>
-              <w:jc w:val="right"/>
-            </w:pPr>
-            <w:r/>
-            <w:r>
-              <w:rPr>
-                <w:rFonts w:ascii="Consolas" w:hAnsi="Consolas"/>
-                <w:b w:val="0"/>
-                <w:i w:val="0"/>
-                <w:color w:val="333A44"/>
-                <w:sz w:val="18"/>
-              </w:rPr>
-              <w:t>+0.052</w:t>
-            </w:r>
-          </w:p>
-        </w:tc>
-        <w:tc>
-          <w:tcPr>
-            <w:tcW w:type="dxa" w:w="907"/>
-          </w:tcPr>
-          <w:p>
-            <w:pPr>
-              <w:spacing w:after="20"/>
-              <w:jc w:val="right"/>
-            </w:pPr>
-            <w:r/>
-            <w:r>
-              <w:rPr>
-                <w:rFonts w:ascii="Consolas" w:hAnsi="Consolas"/>
-                <w:b w:val="0"/>
-                <w:i w:val="0"/>
-                <w:color w:val="333A44"/>
-                <w:sz w:val="18"/>
-              </w:rPr>
-              <w:t>0.060</w:t>
-            </w:r>
-          </w:p>
-        </w:tc>
-        <w:tc>
-          <w:tcPr>
-            <w:tcW w:type="dxa" w:w="1247"/>
-          </w:tcPr>
-          <w:p>
-            <w:pPr>
-              <w:spacing w:after="20"/>
-              <w:jc w:val="right"/>
-            </w:pPr>
-            <w:r/>
-            <w:r>
-              <w:rPr>
-                <w:rFonts w:ascii="Consolas" w:hAnsi="Consolas"/>
-                <w:b w:val="0"/>
-                <w:i w:val="0"/>
-                <w:color w:val="333A44"/>
-                <w:sz w:val="18"/>
-              </w:rPr>
-              <w:t>88%</w:t>
-            </w:r>
-          </w:p>
-        </w:tc>
-        <w:tc>
-          <w:tcPr>
-            <w:tcW w:type="dxa" w:w="2835"/>
-          </w:tcPr>
-          <w:p>
-            <w:pPr>
-              <w:spacing w:after="20"/>
-            </w:pPr>
-            <w:r/>
-            <w:r>
-              <w:rPr>
-                <w:b/>
-                <w:i w:val="0"/>
-                <w:color w:val="8A5E05"/>
-                <w:sz w:val="18"/>
-              </w:rPr>
-              <w:t>Borderline</w:t>
-            </w:r>
-          </w:p>
-        </w:tc>
-      </w:tr>
-      <w:tr>
-        <w:tc>
-          <w:tcPr>
-            <w:tcW w:type="dxa" w:w="3402"/>
-          </w:tcPr>
-          <w:p>
-            <w:pPr>
-              <w:spacing w:after="20"/>
-            </w:pPr>
-            <w:r/>
-            <w:r>
-              <w:rPr>
-                <w:b w:val="0"/>
-                <w:i w:val="0"/>
-                <w:color w:val="333A44"/>
-                <w:sz w:val="18"/>
-              </w:rPr>
-              <w:t>Predicted emotion vs AST, 5 genres</w:t>
-            </w:r>
-          </w:p>
-        </w:tc>
-        <w:tc>
-          <w:tcPr>
-            <w:tcW w:type="dxa" w:w="1020"/>
-          </w:tcPr>
-          <w:p>
-            <w:pPr>
-              <w:spacing w:after="20"/>
-              <w:jc w:val="right"/>
-            </w:pPr>
-            <w:r/>
-            <w:r>
-              <w:rPr>
-                <w:rFonts w:ascii="Consolas" w:hAnsi="Consolas"/>
-                <w:b w:val="0"/>
-                <w:i w:val="0"/>
-                <w:color w:val="333A44"/>
-                <w:sz w:val="18"/>
-              </w:rPr>
-              <w:t>+0.050</w:t>
-            </w:r>
-          </w:p>
-        </w:tc>
-        <w:tc>
-          <w:tcPr>
-            <w:tcW w:type="dxa" w:w="907"/>
-          </w:tcPr>
-          <w:p>
-            <w:pPr>
-              <w:spacing w:after="20"/>
-              <w:jc w:val="right"/>
-            </w:pPr>
-            <w:r/>
-            <w:r>
-              <w:rPr>
-                <w:rFonts w:ascii="Consolas" w:hAnsi="Consolas"/>
-                <w:b w:val="0"/>
-                <w:i w:val="0"/>
-                <w:color w:val="333A44"/>
-                <w:sz w:val="18"/>
-              </w:rPr>
-              <w:t>0.078</w:t>
-            </w:r>
-          </w:p>
-        </w:tc>
-        <w:tc>
-          <w:tcPr>
-            <w:tcW w:type="dxa" w:w="1247"/>
-          </w:tcPr>
-          <w:p>
-            <w:pPr>
-              <w:spacing w:after="20"/>
-              <w:jc w:val="right"/>
-            </w:pPr>
-            <w:r/>
-            <w:r>
-              <w:rPr>
-                <w:rFonts w:ascii="Consolas" w:hAnsi="Consolas"/>
-                <w:b w:val="0"/>
-                <w:i w:val="0"/>
-                <w:color w:val="333A44"/>
-                <w:sz w:val="18"/>
-              </w:rPr>
-              <w:t>82%</w:t>
-            </w:r>
-          </w:p>
-        </w:tc>
-        <w:tc>
-          <w:tcPr>
-            <w:tcW w:type="dxa" w:w="2835"/>
-          </w:tcPr>
-          <w:p>
-            <w:pPr>
-              <w:spacing w:after="20"/>
-            </w:pPr>
-            <w:r/>
-            <w:r>
-              <w:rPr>
-                <w:b/>
-                <w:i w:val="0"/>
-                <w:color w:val="8A5E05"/>
-                <w:sz w:val="18"/>
-              </w:rPr>
-              <w:t>Borderline</w:t>
-            </w:r>
-          </w:p>
-        </w:tc>
-      </w:tr>
-      <w:tr>
-        <w:tc>
-          <w:tcPr>
-            <w:tcW w:type="dxa" w:w="3402"/>
-          </w:tcPr>
-          <w:p>
-            <w:pPr>
-              <w:spacing w:after="20"/>
-            </w:pPr>
-            <w:r/>
-            <w:r>
-              <w:rPr>
-                <w:b w:val="0"/>
-                <w:i w:val="0"/>
-                <w:color w:val="333A44"/>
-                <w:sz w:val="18"/>
-              </w:rPr>
-              <w:t>Predicted vs ground-truth emotion</w:t>
-            </w:r>
-          </w:p>
-        </w:tc>
-        <w:tc>
-          <w:tcPr>
-            <w:tcW w:type="dxa" w:w="1020"/>
-          </w:tcPr>
-          <w:p>
-            <w:pPr>
-              <w:spacing w:after="20"/>
-              <w:jc w:val="right"/>
-            </w:pPr>
-            <w:r/>
-            <w:r>
-              <w:rPr>
-                <w:rFonts w:ascii="Consolas" w:hAnsi="Consolas"/>
-                <w:b w:val="0"/>
-                <w:i w:val="0"/>
-                <w:color w:val="333A44"/>
-                <w:sz w:val="18"/>
-              </w:rPr>
-              <w:t>−0.003</w:t>
-            </w:r>
-          </w:p>
-        </w:tc>
-        <w:tc>
-          <w:tcPr>
-            <w:tcW w:type="dxa" w:w="907"/>
-          </w:tcPr>
-          <w:p>
-            <w:pPr>
-              <w:spacing w:after="20"/>
-              <w:jc w:val="right"/>
-            </w:pPr>
-            <w:r/>
-            <w:r>
-              <w:rPr>
-                <w:rFonts w:ascii="Consolas" w:hAnsi="Consolas"/>
-                <w:b w:val="0"/>
-                <w:i w:val="0"/>
-                <w:color w:val="333A44"/>
-                <w:sz w:val="18"/>
-              </w:rPr>
-              <w:t>0.855</w:t>
-            </w:r>
-          </w:p>
-        </w:tc>
-        <w:tc>
-          <w:tcPr>
-            <w:tcW w:type="dxa" w:w="1247"/>
-          </w:tcPr>
-          <w:p>
-            <w:pPr>
-              <w:spacing w:after="20"/>
-              <w:jc w:val="right"/>
-            </w:pPr>
-            <w:r/>
-            <w:r>
-              <w:rPr>
-                <w:rFonts w:ascii="Consolas" w:hAnsi="Consolas"/>
-                <w:b w:val="0"/>
-                <w:i w:val="0"/>
-                <w:color w:val="333A44"/>
-                <w:sz w:val="18"/>
-              </w:rPr>
-              <w:t>54%</w:t>
-            </w:r>
-          </w:p>
-        </w:tc>
-        <w:tc>
-          <w:tcPr>
-            <w:tcW w:type="dxa" w:w="2835"/>
-          </w:tcPr>
-          <w:p>
-            <w:pPr>
-              <w:spacing w:after="20"/>
-            </w:pPr>
-            <w:r/>
-            <w:r>
-              <w:rPr>
-                <w:b/>
-                <w:i w:val="0"/>
-                <w:color w:val="67717E"/>
-                <w:sz w:val="18"/>
-              </w:rPr>
-              <w:t>Same</w:t>
-            </w:r>
-          </w:p>
-        </w:tc>
-      </w:tr>
-      <w:tr>
-        <w:tc>
-          <w:tcPr>
-            <w:tcW w:type="dxa" w:w="3402"/>
-          </w:tcPr>
-          <w:p>
-            <w:pPr>
-              <w:spacing w:after="20"/>
-            </w:pPr>
-            <w:r/>
-            <w:r>
-              <w:rPr>
-                <w:b w:val="0"/>
-                <w:i w:val="0"/>
-                <w:color w:val="333A44"/>
-                <w:sz w:val="18"/>
-              </w:rPr>
-              <w:t>AST vs CLAP</w:t>
-            </w:r>
-          </w:p>
-        </w:tc>
-        <w:tc>
-          <w:tcPr>
-            <w:tcW w:type="dxa" w:w="1020"/>
-          </w:tcPr>
-          <w:p>
-            <w:pPr>
-              <w:spacing w:after="20"/>
-              <w:jc w:val="right"/>
-            </w:pPr>
-            <w:r/>
-            <w:r>
-              <w:rPr>
-                <w:rFonts w:ascii="Consolas" w:hAnsi="Consolas"/>
-                <w:b w:val="0"/>
-                <w:i w:val="0"/>
-                <w:color w:val="333A44"/>
-                <w:sz w:val="18"/>
-              </w:rPr>
-              <w:t>+0.010</w:t>
-            </w:r>
-          </w:p>
-        </w:tc>
-        <w:tc>
-          <w:tcPr>
-            <w:tcW w:type="dxa" w:w="907"/>
-          </w:tcPr>
-          <w:p>
-            <w:pPr>
-              <w:spacing w:after="20"/>
-              <w:jc w:val="right"/>
-            </w:pPr>
-            <w:r/>
-            <w:r>
-              <w:rPr>
-                <w:rFonts w:ascii="Consolas" w:hAnsi="Consolas"/>
-                <w:b w:val="0"/>
-                <w:i w:val="0"/>
-                <w:color w:val="333A44"/>
-                <w:sz w:val="18"/>
-              </w:rPr>
-              <w:t>0.752</w:t>
-            </w:r>
-          </w:p>
-        </w:tc>
-        <w:tc>
-          <w:tcPr>
-            <w:tcW w:type="dxa" w:w="1247"/>
-          </w:tcPr>
-          <w:p>
-            <w:pPr>
-              <w:spacing w:after="20"/>
-              <w:jc w:val="right"/>
-            </w:pPr>
-            <w:r/>
-            <w:r>
-              <w:rPr>
-                <w:rFonts w:ascii="Consolas" w:hAnsi="Consolas"/>
-                <w:b w:val="0"/>
-                <w:i w:val="0"/>
-                <w:color w:val="333A44"/>
-                <w:sz w:val="18"/>
-              </w:rPr>
-              <w:t>62%</w:t>
-            </w:r>
-          </w:p>
-        </w:tc>
-        <w:tc>
-          <w:tcPr>
-            <w:tcW w:type="dxa" w:w="2835"/>
-          </w:tcPr>
-          <w:p>
-            <w:pPr>
-              <w:spacing w:after="20"/>
-            </w:pPr>
-            <w:r/>
-            <w:r>
-              <w:rPr>
-                <w:b/>
-                <w:i w:val="0"/>
-                <w:color w:val="67717E"/>
-                <w:sz w:val="18"/>
-              </w:rPr>
-              <w:t>Same</w:t>
+              <w:t>0.21 / 0.26 / 0.23</w:t>
             </w:r>
           </w:p>
         </w:tc>
@@ -2211,49 +1790,61 @@
     <w:p>
       <w:pPr>
         <w:pStyle w:val="ListBullet"/>
-        <w:spacing w:after="60"/>
+        <w:spacing w:after="40"/>
       </w:pPr>
+      <w:r>
+        <w:t xml:space="preserve">The emotion route is the </w:t>
+      </w:r>
       <w:r>
         <w:rPr>
           <w:b/>
-          <w:i w:val="0"/>
-          <w:color w:val="333A44"/>
-          <w:sz w:val="20"/>
         </w:rPr>
-        <w:t>The three pretrained embeddings are indistinguishable from each other</w:t>
+        <w:t>best route for Action, Crime and Comedy</w:t>
       </w:r>
       <w:r>
-        <w:rPr>
-          <w:b w:val="0"/>
-          <w:i w:val="0"/>
-          <w:color w:val="333A44"/>
-          <w:sz w:val="20"/>
-        </w:rPr>
-        <w:t xml:space="preserve"> (AST 0.345, VGGish 0.350, CLAP 0.335) and emotion beats all three — so the baseline wasn’t just a badly chosen audio model.</w:t>
+        <w:t>; the hand-crafted MIR features are best on Drama and CLAP on Horror.</w:t>
       </w:r>
     </w:p>
     <w:p>
       <w:pPr>
         <w:pStyle w:val="ListBullet"/>
-        <w:spacing w:after="60"/>
+        <w:spacing w:after="40"/>
+      </w:pPr>
+      <w:r>
+        <w:t xml:space="preserve">Its advantage is mostly </w:t>
+      </w:r>
+      <w:r>
+        <w:rPr>
+          <w:b/>
+        </w:rPr>
+        <w:t>recall on the rare genres</w:t>
+      </w:r>
+      <w:r>
+        <w:t>: averaged over the five genres recall 0.64 vs 0.38 for VGGish, at precision 0.41 vs 0.36. Comedy is the clearest case (recall 0.78 vs 0.12).</w:t>
+      </w:r>
+    </w:p>
+    <w:p>
+      <w:pPr>
+        <w:pStyle w:val="ListBullet"/>
+        <w:spacing w:after="40"/>
       </w:pPr>
       <w:r>
         <w:rPr>
           <w:b/>
-          <w:i w:val="0"/>
-          <w:color w:val="333A44"/>
-          <w:sz w:val="20"/>
         </w:rPr>
-        <w:t>Predicted emotion = ground-truth emotion.</w:t>
+        <w:t>Horror is the exception</w:t>
       </w:r>
       <w:r>
-        <w:rPr>
-          <w:b w:val="0"/>
-          <w:i w:val="0"/>
-          <w:color w:val="333A44"/>
-          <w:sz w:val="20"/>
-        </w:rPr>
-        <w:t xml:space="preserve"> The pipeline doesn’t depend on human ratings, which is what makes it usable at all.</w:t>
+        <w:t>: the emotion route finds half the Horror films but predicts the genre for too many others (precision 0.15).</w:t>
+      </w:r>
+    </w:p>
+    <w:p>
+      <w:pPr>
+        <w:pStyle w:val="ListBullet"/>
+        <w:spacing w:after="40"/>
+      </w:pPr>
+      <w:r>
+        <w:t>With 4 Comedy and 5 Horror films, one film moves a genre's F1 by about 0.2: this is a description, not a test.</w:t>
       </w:r>
     </w:p>
     <w:p>
@@ -2261,80 +1852,125 @@
         <w:pStyle w:val="Heading1"/>
       </w:pPr>
       <w:r>
-        <w:t>How it is actually built</w:t>
+        <w:t>6. Note 4 — a focused Evaluation and a more precise Discussion</w:t>
+      </w:r>
+    </w:p>
+    <w:p>
+      <w:r>
+        <w:rPr>
+          <w:b/>
+        </w:rPr>
+        <w:t>Main text of Chapter 5 now:</w:t>
+      </w:r>
+      <w:r>
+        <w:t xml:space="preserve"> Stage 1 (emotion regression, short) → RQ1 → emotion vs direct audio with </w:t>
+      </w:r>
+      <w:r>
+        <w:rPr>
+          <w:b/>
+        </w:rPr>
+        <w:t>one 4-row comparison table</w:t>
+      </w:r>
+      <w:r>
+        <w:t xml:space="preserve"> → </w:t>
+      </w:r>
+      <w:r>
+        <w:rPr>
+          <w:b/>
+        </w:rPr>
+        <w:t>results per genre</w:t>
+      </w:r>
+      <w:r>
+        <w:t xml:space="preserve"> (new) → emotional signatures and their replication → transfer (Blockbuster in-domain chart, leakage check, zero-shot, the three cross-dataset designs with SD) → a one-page summary.</w:t>
+      </w:r>
+    </w:p>
+    <w:p>
+      <w:r>
+        <w:rPr>
+          <w:b/>
+        </w:rPr>
+        <w:t>Moved to the new Appendix A</w:t>
+      </w:r>
+      <w:r>
+        <w:t xml:space="preserve"> (each with one sentence and a pointer in the main text): all paired comparisons and the Nadeau–Bengio limit, the metric family and the threshold analysis, stability over seeds, the emotion ablation, the waveform representation, all eight genres, the reproduction of Ma et al. with the cue-level analysis, and the error analysis.</w:t>
+      </w:r>
+    </w:p>
+    <w:p>
+      <w:r>
+        <w:rPr>
+          <w:b/>
+        </w:rPr>
+        <w:t>Discussion:</w:t>
+      </w:r>
+      <w:r>
+        <w:t xml:space="preserve"> built around one table of all settings; one paragraph each for the in-domain and the cross-dataset result; the "why" section reduced to meaning vs compression, scarce data and domain shift; limitations as short paragraphs.</w:t>
+      </w:r>
+    </w:p>
+    <w:p>
+      <w:pPr>
+        <w:pStyle w:val="Heading1"/>
+      </w:pPr>
+      <w:r>
+        <w:t>7. What changed in the numbers (before → after the duplicate fix)</w:t>
       </w:r>
     </w:p>
     <w:tbl>
       <w:tblPr>
         <w:tblStyle w:val="TableGrid"/>
         <w:tblW w:type="auto" w:w="0"/>
-        <w:jc w:val="left"/>
-        <w:tblLayout w:type="fixed"/>
+        <w:jc w:val="center"/>
         <w:tblLook w:firstColumn="1" w:firstRow="1" w:lastColumn="0" w:lastRow="0" w:noHBand="0" w:noVBand="1" w:val="04A0"/>
       </w:tblPr>
       <w:tblGrid>
-        <w:gridCol w:w="3137"/>
-        <w:gridCol w:w="3137"/>
-        <w:gridCol w:w="3137"/>
+        <w:gridCol w:w="3324"/>
+        <w:gridCol w:w="3324"/>
+        <w:gridCol w:w="3324"/>
       </w:tblGrid>
       <w:tr>
         <w:tc>
           <w:tcPr>
-            <w:tcW w:type="dxa" w:w="2041"/>
-            <w:shd w:val="clear" w:color="auto" w:fill="E7EAEF"/>
+            <w:tcW w:type="dxa" w:w="3324"/>
+            <w:shd w:val="clear" w:color="auto" w:fill="E8E8E8"/>
           </w:tcPr>
           <w:p>
             <w:pPr>
-              <w:spacing w:after="20"/>
+              <w:spacing w:after="0"/>
             </w:pPr>
-            <w:r/>
+          </w:p>
+        </w:tc>
+        <w:tc>
+          <w:tcPr>
+            <w:tcW w:type="dxa" w:w="3324"/>
+            <w:shd w:val="clear" w:color="auto" w:fill="E8E8E8"/>
+          </w:tcPr>
+          <w:p>
+            <w:pPr>
+              <w:spacing w:after="0"/>
+            </w:pPr>
             <w:r>
               <w:rPr>
                 <w:b/>
-                <w:color w:val="1A1D24"/>
                 <w:sz w:val="17"/>
               </w:rPr>
-              <w:t>Stage</w:t>
+              <w:t>before</w:t>
             </w:r>
           </w:p>
         </w:tc>
         <w:tc>
           <w:tcPr>
-            <w:tcW w:type="dxa" w:w="2608"/>
-            <w:shd w:val="clear" w:color="auto" w:fill="E7EAEF"/>
+            <w:tcW w:type="dxa" w:w="3324"/>
+            <w:shd w:val="clear" w:color="auto" w:fill="E8E8E8"/>
           </w:tcPr>
           <w:p>
             <w:pPr>
-              <w:spacing w:after="20"/>
+              <w:spacing w:after="0"/>
             </w:pPr>
-            <w:r/>
             <w:r>
               <w:rPr>
                 <w:b/>
-                <w:color w:val="1A1D24"/>
                 <w:sz w:val="17"/>
               </w:rPr>
-              <w:t>What runs</w:t>
-            </w:r>
-          </w:p>
-        </w:tc>
-        <w:tc>
-          <w:tcPr>
-            <w:tcW w:type="dxa" w:w="4762"/>
-            <w:shd w:val="clear" w:color="auto" w:fill="E7EAEF"/>
-          </w:tcPr>
-          <w:p>
-            <w:pPr>
-              <w:spacing w:after="20"/>
-            </w:pPr>
-            <w:r/>
-            <w:r>
-              <w:rPr>
-                <w:b/>
-                <w:color w:val="1A1D24"/>
-                <w:sz w:val="17"/>
-              </w:rPr>
-              <w:t>Detail</w:t>
+              <w:t>after</w:t>
             </w:r>
           </w:p>
         </w:tc>
@@ -2342,61 +1978,52 @@
       <w:tr>
         <w:tc>
           <w:tcPr>
-            <w:tcW w:type="dxa" w:w="2041"/>
+            <w:tcW w:type="dxa" w:w="3324"/>
           </w:tcPr>
           <w:p>
             <w:pPr>
-              <w:spacing w:after="20"/>
+              <w:spacing w:after="0"/>
             </w:pPr>
-            <w:r/>
             <w:r>
               <w:rPr>
-                <w:b/>
-                <w:i w:val="0"/>
-                <w:color w:val="333A44"/>
-                <w:sz w:val="18"/>
+                <w:sz w:val="17"/>
               </w:rPr>
-              <w:t>Audio → vector</w:t>
+              <w:t>emotion route, 5 genres (film level)</w:t>
             </w:r>
           </w:p>
         </w:tc>
         <w:tc>
           <w:tcPr>
-            <w:tcW w:type="dxa" w:w="2608"/>
+            <w:tcW w:type="dxa" w:w="3324"/>
           </w:tcPr>
           <w:p>
             <w:pPr>
-              <w:spacing w:after="20"/>
+              <w:spacing w:after="0"/>
+              <w:jc w:val="right"/>
             </w:pPr>
-            <w:r/>
             <w:r>
               <w:rPr>
-                <w:b w:val="0"/>
-                <w:i w:val="0"/>
-                <w:color w:val="333A44"/>
-                <w:sz w:val="18"/>
+                <w:sz w:val="17"/>
               </w:rPr>
-              <w:t>Frozen pretrained model, mean-pooled over time</w:t>
+              <w:t>0.469</w:t>
             </w:r>
           </w:p>
         </w:tc>
         <w:tc>
           <w:tcPr>
-            <w:tcW w:type="dxa" w:w="4762"/>
+            <w:tcW w:type="dxa" w:w="3324"/>
           </w:tcPr>
           <w:p>
             <w:pPr>
-              <w:spacing w:after="20"/>
+              <w:spacing w:after="0"/>
+              <w:jc w:val="right"/>
             </w:pPr>
-            <w:r/>
             <w:r>
               <w:rPr>
-                <w:b w:val="0"/>
-                <w:i w:val="0"/>
-                <w:color w:val="333A44"/>
-                <w:sz w:val="18"/>
+                <w:b/>
+                <w:sz w:val="17"/>
               </w:rPr>
-              <w:t>AST 768-d (primary), VGGish 128-d, CLAP 512-d, librosa-MIR 103-d. No fine-tuning anywhere — pure feature extraction, cached per clip.</w:t>
+              <w:t>0.460</w:t>
             </w:r>
           </w:p>
         </w:tc>
@@ -2404,61 +2031,51 @@
       <w:tr>
         <w:tc>
           <w:tcPr>
-            <w:tcW w:type="dxa" w:w="2041"/>
+            <w:tcW w:type="dxa" w:w="3324"/>
           </w:tcPr>
           <w:p>
             <w:pPr>
-              <w:spacing w:after="20"/>
+              <w:spacing w:after="0"/>
             </w:pPr>
-            <w:r/>
             <w:r>
               <w:rPr>
-                <w:b/>
-                <w:i w:val="0"/>
-                <w:color w:val="333A44"/>
-                <w:sz w:val="18"/>
+                <w:sz w:val="17"/>
               </w:rPr>
-              <w:t>Stage 1: vector → 8 emotions</w:t>
+              <w:t>ratings (ceiling)</w:t>
             </w:r>
           </w:p>
         </w:tc>
         <w:tc>
           <w:tcPr>
-            <w:tcW w:type="dxa" w:w="2608"/>
+            <w:tcW w:type="dxa" w:w="3324"/>
           </w:tcPr>
           <w:p>
             <w:pPr>
-              <w:spacing w:after="20"/>
+              <w:spacing w:after="0"/>
+              <w:jc w:val="right"/>
             </w:pPr>
-            <w:r/>
             <w:r>
               <w:rPr>
-                <w:b w:val="0"/>
-                <w:i w:val="0"/>
-                <w:color w:val="333A44"/>
-                <w:sz w:val="18"/>
+                <w:sz w:val="17"/>
               </w:rPr>
-              <w:t>RandomForestRegressor, 300 trees</w:t>
+              <w:t>0.521</w:t>
             </w:r>
           </w:p>
         </w:tc>
         <w:tc>
           <w:tcPr>
-            <w:tcW w:type="dxa" w:w="4762"/>
+            <w:tcW w:type="dxa" w:w="3324"/>
           </w:tcPr>
           <w:p>
             <w:pPr>
-              <w:spacing w:after="20"/>
+              <w:spacing w:after="0"/>
+              <w:jc w:val="right"/>
             </w:pPr>
-            <w:r/>
             <w:r>
               <w:rPr>
-                <w:b w:val="0"/>
-                <w:i w:val="0"/>
-                <w:color w:val="333A44"/>
-                <w:sz w:val="18"/>
+                <w:sz w:val="17"/>
               </w:rPr>
-              <w:t>One multi-output forest predicting all 8 emotions jointly. Chosen empirically: Ridge 0.37, SVR-RBF 0.54, RF 0.56 — the regressor mattered more than the features.</w:t>
+              <w:t>0.491</w:t>
             </w:r>
           </w:p>
         </w:tc>
@@ -2466,61 +2083,51 @@
       <w:tr>
         <w:tc>
           <w:tcPr>
-            <w:tcW w:type="dxa" w:w="2041"/>
+            <w:tcW w:type="dxa" w:w="3324"/>
           </w:tcPr>
           <w:p>
             <w:pPr>
-              <w:spacing w:after="20"/>
+              <w:spacing w:after="0"/>
             </w:pPr>
-            <w:r/>
             <w:r>
               <w:rPr>
-                <w:b/>
-                <w:i w:val="0"/>
-                <w:color w:val="333A44"/>
-                <w:sz w:val="18"/>
+                <w:sz w:val="17"/>
               </w:rPr>
-              <w:t>Stage 2: 8 → 11 → genre</w:t>
+              <w:t>direct VGGish / best direct (MusiCNN)</w:t>
             </w:r>
           </w:p>
         </w:tc>
         <w:tc>
           <w:tcPr>
-            <w:tcW w:type="dxa" w:w="2608"/>
+            <w:tcW w:type="dxa" w:w="3324"/>
           </w:tcPr>
           <w:p>
             <w:pPr>
-              <w:spacing w:after="20"/>
+              <w:spacing w:after="0"/>
+              <w:jc w:val="right"/>
             </w:pPr>
-            <w:r/>
             <w:r>
               <w:rPr>
-                <w:b w:val="0"/>
-                <w:i w:val="0"/>
-                <w:color w:val="333A44"/>
-                <w:sz w:val="18"/>
+                <w:sz w:val="17"/>
               </w:rPr>
-              <w:t>Binary relevance logistic regression</w:t>
+              <w:t>0.375 / 0.385</w:t>
             </w:r>
           </w:p>
         </w:tc>
         <w:tc>
           <w:tcPr>
-            <w:tcW w:type="dxa" w:w="4762"/>
+            <w:tcW w:type="dxa" w:w="3324"/>
           </w:tcPr>
           <w:p>
             <w:pPr>
-              <w:spacing w:after="20"/>
+              <w:spacing w:after="0"/>
+              <w:jc w:val="right"/>
             </w:pPr>
-            <w:r/>
             <w:r>
               <w:rPr>
-                <w:b w:val="0"/>
-                <w:i w:val="0"/>
-                <w:color w:val="333A44"/>
-                <w:sz w:val="18"/>
+                <w:sz w:val="17"/>
               </w:rPr>
-              <w:t>8 emotions plus valence×energy and a positive/negative composite. StandardScaler → one L2 LogReg per genre, class_weight=balanced, C≈0.003 chosen by nested CV.</w:t>
+              <w:t>0.367 / 0.396</w:t>
             </w:r>
           </w:p>
         </w:tc>
@@ -2528,167 +2135,422 @@
       <w:tr>
         <w:tc>
           <w:tcPr>
-            <w:tcW w:type="dxa" w:w="2041"/>
+            <w:tcW w:type="dxa" w:w="3324"/>
           </w:tcPr>
-          <w:p>
-            <w:pPr>
-              <w:spacing w:after="20"/>
-            </w:pPr>
-            <w:r/>
-            <w:r>
-              <w:rPr>
-                <w:b/>
-                <w:i w:val="0"/>
-                <w:color w:val="333A44"/>
-                <w:sz w:val="18"/>
-              </w:rPr>
-              <w:t>Per fold</w:t>
-            </w:r>
-          </w:p>
-        </w:tc>
-        <w:tc>
-          <w:tcPr>
-            <w:tcW w:type="dxa" w:w="2608"/>
-          </w:tcPr>
-          <w:p>
-            <w:pPr>
-              <w:spacing w:after="20"/>
-            </w:pPr>
-            <w:r/>
-            <w:r>
-              <w:rPr>
-                <w:b w:val="0"/>
-                <w:i w:val="0"/>
-                <w:color w:val="333A44"/>
-                <w:sz w:val="18"/>
-              </w:rPr>
-              <w:t>Everything fit on training clips only</w:t>
-            </w:r>
-          </w:p>
-        </w:tc>
-        <w:tc>
-          <w:tcPr>
-            <w:tcW w:type="dxa" w:w="4762"/>
-          </w:tcPr>
-          <w:p>
-            <w:pPr>
-              <w:spacing w:after="20"/>
-            </w:pPr>
-            <w:r/>
-            <w:r>
-              <w:rPr>
-                <w:b w:val="0"/>
-                <w:i w:val="0"/>
-                <w:color w:val="333A44"/>
-                <w:sz w:val="18"/>
-              </w:rPr>
-              <w:t>Scaler, PCA, forest and the C value are all fit inside the fold; no test clip touches any model. Seed 42 throughout — re-runs are bit-identical.</w:t>
-            </w:r>
-          </w:p>
-        </w:tc>
-      </w:tr>
-    </w:tbl>
-    <w:p>
-      <w:pPr>
-        <w:spacing w:after="40"/>
-      </w:pPr>
-    </w:p>
-    <w:tbl>
-      <w:tblPr>
-        <w:tblStyle w:val="TableGrid"/>
-        <w:tblW w:type="auto" w:w="0"/>
-        <w:tblLayout w:type="fixed"/>
-        <w:tblLook w:firstColumn="1" w:firstRow="1" w:lastColumn="0" w:lastRow="0" w:noHBand="0" w:noVBand="1" w:val="04A0"/>
-      </w:tblPr>
-      <w:tblGrid>
-        <w:gridCol w:w="9412"/>
-      </w:tblGrid>
-      <w:tr>
-        <w:tc>
-          <w:tcPr>
-            <w:tcW w:type="dxa" w:w="9411"/>
-            <w:shd w:val="clear" w:color="auto" w:fill="F7F2E8"/>
-          </w:tcPr>
-          <w:p>
-            <w:pPr>
-              <w:spacing w:after="40"/>
-            </w:pPr>
-            <w:r/>
-            <w:r>
-              <w:rPr>
-                <w:b/>
-                <w:color w:val="0E6262"/>
-                <w:sz w:val="18"/>
-              </w:rPr>
-              <w:t>The one technical detail worth pre-empting</w:t>
-            </w:r>
-          </w:p>
           <w:p>
             <w:pPr>
               <w:spacing w:after="0"/>
             </w:pPr>
             <w:r>
               <w:rPr>
-                <w:b w:val="0"/>
-                <w:i w:val="0"/>
-                <w:color w:val="333A44"/>
-                <w:sz w:val="18"/>
+                <w:sz w:val="17"/>
               </w:rPr>
-              <w:t xml:space="preserve">The genre classifier is trained on the forest’s </w:t>
+              <w:t>PCA-8 control</w:t>
+            </w:r>
+          </w:p>
+        </w:tc>
+        <w:tc>
+          <w:tcPr>
+            <w:tcW w:type="dxa" w:w="3324"/>
+          </w:tcPr>
+          <w:p>
+            <w:pPr>
+              <w:spacing w:after="0"/>
+              <w:jc w:val="right"/>
+            </w:pPr>
+            <w:r>
+              <w:rPr>
+                <w:sz w:val="17"/>
+              </w:rPr>
+              <w:t>0.418</w:t>
+            </w:r>
+          </w:p>
+        </w:tc>
+        <w:tc>
+          <w:tcPr>
+            <w:tcW w:type="dxa" w:w="3324"/>
+          </w:tcPr>
+          <w:p>
+            <w:pPr>
+              <w:spacing w:after="0"/>
+              <w:jc w:val="right"/>
+            </w:pPr>
+            <w:r>
+              <w:rPr>
+                <w:sz w:val="17"/>
+              </w:rPr>
+              <w:t>0.390</w:t>
+            </w:r>
+          </w:p>
+        </w:tc>
+      </w:tr>
+      <w:tr>
+        <w:tc>
+          <w:tcPr>
+            <w:tcW w:type="dxa" w:w="3324"/>
+          </w:tcPr>
+          <w:p>
+            <w:pPr>
+              <w:spacing w:after="0"/>
+            </w:pPr>
+            <w:r>
+              <w:rPr>
+                <w:sz w:val="17"/>
+              </w:rPr>
+              <w:t>emotion vs VGGish (film bootstrap)</w:t>
+            </w:r>
+          </w:p>
+        </w:tc>
+        <w:tc>
+          <w:tcPr>
+            <w:tcW w:type="dxa" w:w="3324"/>
+          </w:tcPr>
+          <w:p>
+            <w:pPr>
+              <w:spacing w:after="0"/>
+              <w:jc w:val="right"/>
+            </w:pPr>
+            <w:r>
+              <w:rPr>
+                <w:sz w:val="17"/>
+              </w:rPr>
+              <w:t>+0.095, p = 0.047</w:t>
+            </w:r>
+          </w:p>
+        </w:tc>
+        <w:tc>
+          <w:tcPr>
+            <w:tcW w:type="dxa" w:w="3324"/>
+          </w:tcPr>
+          <w:p>
+            <w:pPr>
+              <w:spacing w:after="0"/>
+              <w:jc w:val="right"/>
+            </w:pPr>
+            <w:r>
+              <w:rPr>
+                <w:sz w:val="17"/>
+              </w:rPr>
+              <w:t xml:space="preserve">+0.093, </w:t>
             </w:r>
             <w:r>
               <w:rPr>
-                <w:b w:val="0"/>
-                <w:i/>
-                <w:color w:val="333A44"/>
-                <w:sz w:val="18"/>
+                <w:b/>
+                <w:sz w:val="17"/>
               </w:rPr>
-              <w:t>in-sample</w:t>
+              <w:t>p = 0.052</w:t>
             </w:r>
+          </w:p>
+        </w:tc>
+      </w:tr>
+      <w:tr>
+        <w:tc>
+          <w:tcPr>
+            <w:tcW w:type="dxa" w:w="3324"/>
+          </w:tcPr>
+          <w:p>
+            <w:pPr>
+              <w:spacing w:after="0"/>
+            </w:pPr>
             <w:r>
               <w:rPr>
-                <w:b w:val="0"/>
-                <w:i w:val="0"/>
-                <w:color w:val="333A44"/>
-                <w:sz w:val="18"/>
+                <w:sz w:val="17"/>
               </w:rPr>
-              <w:t xml:space="preserve"> emotion predictions (R² = 0.94 on training clips) but evaluated on out-of-sample ones (R² = 0.60). That is a train/test distribution mismatch, </w:t>
+              <w:t>emotion vs PCA-8</w:t>
             </w:r>
+          </w:p>
+        </w:tc>
+        <w:tc>
+          <w:tcPr>
+            <w:tcW w:type="dxa" w:w="3324"/>
+          </w:tcPr>
+          <w:p>
+            <w:pPr>
+              <w:spacing w:after="0"/>
+              <w:jc w:val="right"/>
+            </w:pPr>
             <w:r>
               <w:rPr>
-                <w:b w:val="0"/>
-                <w:i/>
-                <w:color w:val="333A44"/>
-                <w:sz w:val="18"/>
+                <w:sz w:val="17"/>
               </w:rPr>
-              <w:t>not</w:t>
+              <w:t>+0.051, p = 0.326</w:t>
             </w:r>
+          </w:p>
+        </w:tc>
+        <w:tc>
+          <w:tcPr>
+            <w:tcW w:type="dxa" w:w="3324"/>
+          </w:tcPr>
+          <w:p>
+            <w:pPr>
+              <w:spacing w:after="0"/>
+              <w:jc w:val="right"/>
+            </w:pPr>
             <w:r>
               <w:rPr>
-                <w:b w:val="0"/>
-                <w:i w:val="0"/>
-                <w:color w:val="333A44"/>
-                <w:sz w:val="18"/>
+                <w:sz w:val="17"/>
               </w:rPr>
-              <w:t xml:space="preserve"> leakage — no test clip or label influences either fit, so the score stays an honest generalisation estimate. The direction matters: the classifier is calibrated on clean features and then handed noisy ones, so 0.394 is if anything a slight </w:t>
+              <w:t>+0.070, p = 0.089</w:t>
             </w:r>
+          </w:p>
+        </w:tc>
+      </w:tr>
+      <w:tr>
+        <w:tc>
+          <w:tcPr>
+            <w:tcW w:type="dxa" w:w="3324"/>
+          </w:tcPr>
+          <w:p>
+            <w:pPr>
+              <w:spacing w:after="0"/>
+            </w:pPr>
             <w:r>
               <w:rPr>
-                <w:b w:val="0"/>
-                <w:i/>
-                <w:color w:val="333A44"/>
-                <w:sz w:val="18"/>
+                <w:sz w:val="17"/>
               </w:rPr>
-              <w:t>under</w:t>
+              <w:t>predicted vs rated emotion</w:t>
             </w:r>
+          </w:p>
+        </w:tc>
+        <w:tc>
+          <w:tcPr>
+            <w:tcW w:type="dxa" w:w="3324"/>
+          </w:tcPr>
+          <w:p>
+            <w:pPr>
+              <w:spacing w:after="0"/>
+              <w:jc w:val="right"/>
+            </w:pPr>
             <w:r>
               <w:rPr>
-                <w:b w:val="0"/>
-                <w:i w:val="0"/>
-                <w:color w:val="333A44"/>
-                <w:sz w:val="18"/>
+                <w:sz w:val="17"/>
               </w:rPr>
-              <w:t>-estimate. The textbook fix is an inner cross_val_predict so both sides share a distribution. Better to state this than to have it drawn out.</w:t>
+              <w:t>−0.053, p = 0.053</w:t>
+            </w:r>
+          </w:p>
+        </w:tc>
+        <w:tc>
+          <w:tcPr>
+            <w:tcW w:type="dxa" w:w="3324"/>
+          </w:tcPr>
+          <w:p>
+            <w:pPr>
+              <w:spacing w:after="0"/>
+              <w:jc w:val="right"/>
+            </w:pPr>
+            <w:r>
+              <w:rPr>
+                <w:sz w:val="17"/>
+              </w:rPr>
+              <w:t>-0.032, p = 0.277</w:t>
+            </w:r>
+          </w:p>
+        </w:tc>
+      </w:tr>
+      <w:tr>
+        <w:tc>
+          <w:tcPr>
+            <w:tcW w:type="dxa" w:w="3324"/>
+          </w:tcPr>
+          <w:p>
+            <w:pPr>
+              <w:spacing w:after="0"/>
+            </w:pPr>
+            <w:r>
+              <w:rPr>
+                <w:sz w:val="17"/>
+              </w:rPr>
+              <w:t>8 genres: emotion vs VGGish</w:t>
+            </w:r>
+          </w:p>
+        </w:tc>
+        <w:tc>
+          <w:tcPr>
+            <w:tcW w:type="dxa" w:w="3324"/>
+          </w:tcPr>
+          <w:p>
+            <w:pPr>
+              <w:spacing w:after="0"/>
+              <w:jc w:val="right"/>
+            </w:pPr>
+            <w:r>
+              <w:rPr>
+                <w:sz w:val="17"/>
+              </w:rPr>
+              <w:t>+0.096, p = 0.002</w:t>
+            </w:r>
+          </w:p>
+        </w:tc>
+        <w:tc>
+          <w:tcPr>
+            <w:tcW w:type="dxa" w:w="3324"/>
+          </w:tcPr>
+          <w:p>
+            <w:pPr>
+              <w:spacing w:after="0"/>
+              <w:jc w:val="right"/>
+            </w:pPr>
+            <w:r>
+              <w:rPr>
+                <w:sz w:val="17"/>
+              </w:rPr>
+              <w:t>+0.093, p = 0.001</w:t>
+            </w:r>
+          </w:p>
+        </w:tc>
+      </w:tr>
+      <w:tr>
+        <w:tc>
+          <w:tcPr>
+            <w:tcW w:type="dxa" w:w="3324"/>
+          </w:tcPr>
+          <w:p>
+            <w:pPr>
+              <w:spacing w:after="0"/>
+            </w:pPr>
+            <w:r>
+              <w:rPr>
+                <w:sz w:val="17"/>
+              </w:rPr>
+              <w:t>zero-shot: emotion vs direct</w:t>
+            </w:r>
+          </w:p>
+        </w:tc>
+        <w:tc>
+          <w:tcPr>
+            <w:tcW w:type="dxa" w:w="3324"/>
+          </w:tcPr>
+          <w:p>
+            <w:pPr>
+              <w:spacing w:after="0"/>
+              <w:jc w:val="right"/>
+            </w:pPr>
+            <w:r>
+              <w:rPr>
+                <w:sz w:val="17"/>
+              </w:rPr>
+              <w:t>0.511 vs 0.407, p = 0.018</w:t>
+            </w:r>
+          </w:p>
+        </w:tc>
+        <w:tc>
+          <w:tcPr>
+            <w:tcW w:type="dxa" w:w="3324"/>
+          </w:tcPr>
+          <w:p>
+            <w:pPr>
+              <w:spacing w:after="0"/>
+              <w:jc w:val="right"/>
+            </w:pPr>
+            <w:r>
+              <w:rPr>
+                <w:sz w:val="17"/>
+              </w:rPr>
+              <w:t>0.508 vs 0.403, p = 0.013</w:t>
+            </w:r>
+          </w:p>
+        </w:tc>
+      </w:tr>
+      <w:tr>
+        <w:tc>
+          <w:tcPr>
+            <w:tcW w:type="dxa" w:w="3324"/>
+          </w:tcPr>
+          <w:p>
+            <w:pPr>
+              <w:spacing w:after="0"/>
+            </w:pPr>
+            <w:r>
+              <w:rPr>
+                <w:sz w:val="17"/>
+              </w:rPr>
+              <w:t>Blockbuster → Eerola (per film)</w:t>
+            </w:r>
+          </w:p>
+        </w:tc>
+        <w:tc>
+          <w:tcPr>
+            <w:tcW w:type="dxa" w:w="3324"/>
+          </w:tcPr>
+          <w:p>
+            <w:pPr>
+              <w:spacing w:after="0"/>
+              <w:jc w:val="right"/>
+            </w:pPr>
+            <w:r>
+              <w:rPr>
+                <w:sz w:val="17"/>
+              </w:rPr>
+              <w:t>+0.077, p = 0.127</w:t>
+            </w:r>
+          </w:p>
+        </w:tc>
+        <w:tc>
+          <w:tcPr>
+            <w:tcW w:type="dxa" w:w="3324"/>
+          </w:tcPr>
+          <w:p>
+            <w:pPr>
+              <w:spacing w:after="0"/>
+              <w:jc w:val="right"/>
+            </w:pPr>
+            <w:r>
+              <w:rPr>
+                <w:sz w:val="17"/>
+              </w:rPr>
+              <w:t>+0.089, p = 0.102</w:t>
+            </w:r>
+          </w:p>
+        </w:tc>
+      </w:tr>
+      <w:tr>
+        <w:tc>
+          <w:tcPr>
+            <w:tcW w:type="dxa" w:w="3324"/>
+          </w:tcPr>
+          <w:p>
+            <w:pPr>
+              <w:spacing w:after="0"/>
+            </w:pPr>
+            <w:r>
+              <w:rPr>
+                <w:sz w:val="17"/>
+              </w:rPr>
+              <w:t>Stage 1, best R²</w:t>
+            </w:r>
+          </w:p>
+        </w:tc>
+        <w:tc>
+          <w:tcPr>
+            <w:tcW w:type="dxa" w:w="3324"/>
+          </w:tcPr>
+          <w:p>
+            <w:pPr>
+              <w:spacing w:after="0"/>
+              <w:jc w:val="right"/>
+            </w:pPr>
+            <w:r>
+              <w:rPr>
+                <w:sz w:val="17"/>
+              </w:rPr>
+              <w:t>0.561</w:t>
+            </w:r>
+          </w:p>
+        </w:tc>
+        <w:tc>
+          <w:tcPr>
+            <w:tcW w:type="dxa" w:w="3324"/>
+          </w:tcPr>
+          <w:p>
+            <w:pPr>
+              <w:spacing w:after="0"/>
+              <w:jc w:val="right"/>
+            </w:pPr>
+            <w:r>
+              <w:rPr>
+                <w:sz w:val="17"/>
+              </w:rPr>
+              <w:t>0.558</w:t>
             </w:r>
           </w:p>
         </w:tc>
@@ -2700,63 +2562,1181 @@
       </w:pPr>
     </w:p>
     <w:p>
+      <w:r>
+        <w:rPr>
+          <w:b/>
+        </w:rPr>
+        <w:t>What this changes in the thesis.</w:t>
+      </w:r>
+    </w:p>
+    <w:p>
+      <w:pPr>
+        <w:pStyle w:val="ListBullet"/>
+        <w:spacing w:after="40"/>
+      </w:pPr>
+      <w:r>
+        <w:t xml:space="preserve">In-domain, the emotion route is still ahead of every direct representation in nearly every repeat and under every seed, but its lead is now significant only against the weaker ones (AST, hand-crafted MIR, wav2vec 2.0). Against VGGish it </w:t>
+      </w:r>
+      <w:r>
+        <w:rPr>
+          <w:b/>
+        </w:rPr>
+        <w:t>just misses</w:t>
+      </w:r>
+      <w:r>
+        <w:t xml:space="preserve"> (p = 0.052), against CLAP, MusiCNN and PCA-8 it is not significant.</w:t>
+      </w:r>
+    </w:p>
+    <w:p>
+      <w:pPr>
+        <w:pStyle w:val="ListBullet"/>
+        <w:spacing w:after="40"/>
+      </w:pPr>
+      <w:r>
+        <w:rPr>
+          <w:b/>
+        </w:rPr>
+        <w:t>Film level is the stricter unit.</w:t>
+      </w:r>
+      <w:r>
+        <w:t xml:space="preserve"> Over clips the film bootstrap finds the lead significant against VGGish, CLAP, MusiCNN and PCA-8; over films it does not. So the film-level choice does not favour the method — the thesis says so.</w:t>
+      </w:r>
+    </w:p>
+    <w:p>
+      <w:pPr>
+        <w:pStyle w:val="ListBullet"/>
+        <w:spacing w:after="40"/>
+      </w:pPr>
+      <w:r>
+        <w:t>The zero-shot result is unchanged in substance; the cross-dataset conclusions stand.</w:t>
+      </w:r>
+    </w:p>
+    <w:p>
       <w:pPr>
         <w:pStyle w:val="Heading1"/>
       </w:pPr>
       <w:r>
-        <w:t>Why the method holds up</w:t>
+        <w:t>7b. Since then (15–21 October): one new analysis, a figure check, your comments</w:t>
+      </w:r>
+    </w:p>
+    <w:p>
+      <w:r>
+        <w:t>No result changed. The thesis on Overleaf (</w:t>
+      </w:r>
+      <w:r>
+        <w:rPr>
+          <w:rFonts w:ascii="Consolas" w:hAnsi="Consolas"/>
+          <w:color w:val="404040"/>
+          <w:sz w:val="18"/>
+        </w:rPr>
+        <w:t>497c6db</w:t>
+      </w:r>
+      <w:r>
+        <w:t>) contains all of it.</w:t>
+      </w:r>
+    </w:p>
+    <w:p>
+      <w:pPr>
+        <w:spacing w:after="40"/>
+        <w:ind w:left="510" w:hanging="340"/>
+      </w:pPr>
+      <w:r>
+        <w:t xml:space="preserve">1. </w:t>
+      </w:r>
+      <w:r>
+        <w:rPr>
+          <w:b/>
+        </w:rPr>
+        <w:t>Why the emotion route has the worst Hamming loss</w:t>
+      </w:r>
+      <w:r>
+        <w:t xml:space="preserve"> (new paragraph in Appendix A.2). Hamming loss counts every wrong clip–genre decision equally, so for a rare genre the safest strategy is never to predict it. The emotion route predicts 2.35 genres per clip (truth 1.54, VGGish 1.85) and so makes more false alarms: Hamming loss 0.406 vs 0.358 for VGGish. Split by genre, it makes </w:t>
+      </w:r>
+      <w:r>
+        <w:rPr>
+          <w:i/>
+        </w:rPr>
+        <w:t>fewer</w:t>
+      </w:r>
+      <w:r>
+        <w:t xml:space="preserve"> errors than VGGish on Action and Drama and as many on Crime; the whole gap comes from Comedy and Horror, which it predicts for 148 and 135 of the 329 clips (40 and 28 are). The human ratings do the same (2.47 genres per clip, Hamming loss 0.427), so it is a property of the emotion features, not of prediction errors. Reproducible from </w:t>
+      </w:r>
+      <w:r>
+        <w:rPr>
+          <w:rFonts w:ascii="Consolas" w:hAnsi="Consolas"/>
+          <w:color w:val="404040"/>
+          <w:sz w:val="18"/>
+        </w:rPr>
+        <w:t>results/hamming_breakdown.json</w:t>
+      </w:r>
+      <w:r>
+        <w:t>. The paragraph before it was corrected: it said the always-"Drama" baseline wins every frequency-dominated metric, but it does not win weighted-F1.</w:t>
+      </w:r>
+    </w:p>
+    <w:p>
+      <w:pPr>
+        <w:spacing w:after="40"/>
+        <w:ind w:left="510" w:hanging="340"/>
+      </w:pPr>
+      <w:r>
+        <w:t xml:space="preserve">2. </w:t>
+      </w:r>
+      <w:r>
+        <w:rPr>
+          <w:b/>
+        </w:rPr>
+        <w:t>All ten figures checked.</w:t>
+      </w:r>
+      <w:r>
+        <w:t xml:space="preserve"> They regenerate identically from the results files and the Overleaf copies equal the repository's. Four were fixed: the in-domain figure's axis still said "41 films" (now 40) and two value labels covered clip-level markers; the axis labels of the zero-shot and ablation figures were cut off; the Stage 1 heatmap now writes "wav2vec 2.0" as the text does.</w:t>
+      </w:r>
+    </w:p>
+    <w:p>
+      <w:pPr>
+        <w:spacing w:after="40"/>
+        <w:ind w:left="510" w:hanging="340"/>
+      </w:pPr>
+      <w:r>
+        <w:t xml:space="preserve">3. </w:t>
+      </w:r>
+      <w:r>
+        <w:rPr>
+          <w:b/>
+        </w:rPr>
+        <w:t>Two stale film counts in the text</w:t>
+      </w:r>
+      <w:r>
+        <w:t>, missed in the re-run of 8 Oct: Methods (shared space: "319 clips from 41 films", now 40) and Discussion (reverse transfer: "41 test films", now 40). Chapter 5 now also says what the light-blue bars of the Blockbuster chart are (the 140 published MIR features, the 78 MFCC features among them, a random eight-dimensional projection).</w:t>
+      </w:r>
+    </w:p>
+    <w:p>
+      <w:pPr>
+        <w:spacing w:after="40"/>
+        <w:ind w:left="510" w:hanging="340"/>
+      </w:pPr>
+      <w:r>
+        <w:t xml:space="preserve">4. </w:t>
+      </w:r>
+      <w:r>
+        <w:rPr>
+          <w:b/>
+        </w:rPr>
+        <w:t>Your comments on the draft of 16 Oct</w:t>
+      </w:r>
+      <w:r>
+        <w:t xml:space="preserve"> (all 14 answered in </w:t>
+      </w:r>
+      <w:r>
+        <w:rPr>
+          <w:rFonts w:ascii="Consolas" w:hAnsi="Consolas"/>
+          <w:color w:val="404040"/>
+          <w:sz w:val="18"/>
+        </w:rPr>
+        <w:t>docs/review_2026-10-16.md</w:t>
+      </w:r>
+      <w:r>
+        <w:t xml:space="preserve">): plainer wording in the Introduction and a paragraph naming the datasets and the approach; in Fundamentals the leakage share corrected ("about half", not "roughly forty percent"), the rating ceiling explained, and Cohen's d and the corrected t-test given with their formulas. </w:t>
+      </w:r>
+      <w:r>
+        <w:rPr>
+          <w:b/>
+        </w:rPr>
+        <w:t>The research questions are now three</w:t>
+      </w:r>
+      <w:r>
+        <w:t>: RQ2a and RQ3 were merged into RQ2 (which emotions characterise each genre, and do these signatures hold on Blockbuster), and the old RQ2b is RQ3. The wording of the main research question is for the supervisor to comment on.</w:t>
+      </w:r>
+    </w:p>
+    <w:p>
+      <w:pPr>
+        <w:spacing w:after="40"/>
+        <w:ind w:left="510" w:hanging="340"/>
+      </w:pPr>
+      <w:r>
+        <w:t xml:space="preserve">5. </w:t>
+      </w:r>
+      <w:r>
+        <w:rPr>
+          <w:b/>
+        </w:rPr>
+        <w:t>Documentation.</w:t>
+      </w:r>
+      <w:r>
+        <w:t xml:space="preserve"> Every evaluation metric, why it was chosen and what it showed, is explained in </w:t>
+      </w:r>
+      <w:r>
+        <w:rPr>
+          <w:rFonts w:ascii="Consolas" w:hAnsi="Consolas"/>
+          <w:color w:val="404040"/>
+          <w:sz w:val="18"/>
+        </w:rPr>
+        <w:t>docs/evaluation_metrics.md</w:t>
+      </w:r>
+      <w:r>
+        <w:t>. The repository's READMEs and the verification checklist were brought up to date with the post-fix numbers, and the consistency audit now flags any film count from before the fix.</w:t>
+      </w:r>
+    </w:p>
+    <w:p>
+      <w:pPr>
+        <w:pStyle w:val="Heading1"/>
+      </w:pPr>
+      <w:r>
+        <w:t>8. Open items</w:t>
+      </w:r>
+    </w:p>
+    <w:p>
+      <w:pPr>
+        <w:spacing w:after="40"/>
+        <w:ind w:left="510" w:hanging="340"/>
+      </w:pPr>
+      <w:r>
+        <w:t xml:space="preserve">1. </w:t>
+      </w:r>
+      <w:r>
+        <w:rPr>
+          <w:b/>
+        </w:rPr>
+        <w:t>Write the held-back parts</w:t>
+      </w:r>
+      <w:r>
+        <w:t xml:space="preserve"> (abstract, Chapter 7, contributions). The drafts in </w:t>
+      </w:r>
+      <w:r>
+        <w:rPr>
+          <w:rFonts w:ascii="Consolas" w:hAnsi="Consolas"/>
+          <w:color w:val="404040"/>
+          <w:sz w:val="18"/>
+        </w:rPr>
+        <w:t>docs/latex/held_back/</w:t>
+      </w:r>
+      <w:r>
+        <w:t xml:space="preserve"> quote numbers from before the film-level switch </w:t>
+      </w:r>
+      <w:r>
+        <w:rPr>
+          <w:i/>
+        </w:rPr>
+        <w:t>and</w:t>
+      </w:r>
+      <w:r>
+        <w:t xml:space="preserve"> the fix; use section 7 above.</w:t>
+      </w:r>
+    </w:p>
+    <w:p>
+      <w:pPr>
+        <w:spacing w:after="40"/>
+        <w:ind w:left="510" w:hanging="340"/>
+      </w:pPr>
+      <w:r>
+        <w:t xml:space="preserve">2. </w:t>
+      </w:r>
+      <w:r>
+        <w:rPr>
+          <w:b/>
+        </w:rPr>
+        <w:t>Read Chapters 5, 6 and Appendix A in full.</w:t>
+      </w:r>
+      <w:r>
+        <w:t xml:space="preserve"> They were rebuilt on 8 Oct; the Discussion's interpretation must become your own.</w:t>
+      </w:r>
+    </w:p>
+    <w:p>
+      <w:pPr>
+        <w:spacing w:after="40"/>
+        <w:ind w:left="510" w:hanging="340"/>
+      </w:pPr>
+      <w:r>
+        <w:t xml:space="preserve">3. </w:t>
+      </w:r>
+      <w:r>
+        <w:rPr>
+          <w:b/>
+        </w:rPr>
+        <w:t>Zero-shot with a threshold tuned on the source dataset</w:t>
+      </w:r>
+      <w:r>
+        <w:t xml:space="preserve"> — still not run (about 30 minutes); otherwise name it in Chapter 7 as future work.</w:t>
+      </w:r>
+    </w:p>
+    <w:p>
+      <w:pPr>
+        <w:spacing w:after="40"/>
+        <w:ind w:left="510" w:hanging="340"/>
+      </w:pPr>
+      <w:r>
+        <w:t xml:space="preserve">4. </w:t>
+      </w:r>
+      <w:r>
+        <w:rPr>
+          <w:b/>
+        </w:rPr>
+        <w:t>wav2vec 2.0 layer</w:t>
+      </w:r>
+      <w:r>
+        <w:t>: after the fix, block 1 is nominally best (0.297 vs 0.294 for the block 2 the thesis keeps). Decide whether that is acceptable.</w:t>
+      </w:r>
+    </w:p>
+    <w:p>
+      <w:pPr>
+        <w:spacing w:after="40"/>
+        <w:ind w:left="510" w:hanging="340"/>
+      </w:pPr>
+      <w:r>
+        <w:t xml:space="preserve">5. </w:t>
+      </w:r>
+      <w:r>
+        <w:rPr>
+          <w:b/>
+        </w:rPr>
+        <w:t>AI declaration</w:t>
+      </w:r>
+      <w:r>
+        <w:t>: only the date is missing.</w:t>
+      </w:r>
+    </w:p>
+    <w:p>
+      <w:pPr>
+        <w:pStyle w:val="Heading1"/>
+      </w:pPr>
+      <w:r>
+        <w:t>9. Questions to expect, and the answers</w:t>
+      </w:r>
+    </w:p>
+    <w:p>
+      <w:r>
+        <w:rPr>
+          <w:b/>
+        </w:rPr>
+        <w:t>Is the emotion route better in-domain?</w:t>
+      </w:r>
+      <w:r>
+        <w:t xml:space="preserve"> It is ahead of every direct audio representation (by +0.093 over VGGish, its own input) in 9 or all ten repeats and under every seed, but on 40 films its lead is significant only against the weaker representations; against VGGish p = 0.052. Part of the gain is compression (PCA-8 is also ahead of VGGish under every seed) and part is the default threshold (with tuned thresholds the routes converge, 0.420–0.433 over clips).</w:t>
+      </w:r>
+    </w:p>
+    <w:p>
+      <w:r>
+        <w:rPr>
+          <w:b/>
+        </w:rPr>
+        <w:t>What is the main result then?</w:t>
+      </w:r>
+      <w:r>
+        <w:t xml:space="preserve"> The emotion route is well ahead where the classifier is trained on the small Eerola dataset — significantly from Eerola to Blockbuster (0.508 vs 0.403, p = 0.013), just short of significance in-domain (p = 0.052) — and level where it is trained on the 110 Blockbuster films or on both. Its emotional signatures replicate on Blockbuster (r = 0.836).</w:t>
+      </w:r>
+    </w:p>
+    <w:p>
+      <w:r>
+        <w:rPr>
+          <w:b/>
+        </w:rPr>
+        <w:t>Could the transfer result come from films that are in both datasets?</w:t>
+      </w:r>
+      <w:r>
+        <w:t xml:space="preserve"> No: no film is in both (section 4).</w:t>
+      </w:r>
+    </w:p>
+    <w:p>
+      <w:r>
+        <w:rPr>
+          <w:b/>
+        </w:rPr>
+        <w:t>Why do the numbers differ from the last meeting?</w:t>
+      </w:r>
+      <w:r>
+        <w:t xml:space="preserve"> A film was counted twice in Eerola; fixing it changed every split (section 2).</w:t>
+      </w:r>
+    </w:p>
+    <w:p>
+      <w:r>
+        <w:rPr>
+          <w:b/>
+        </w:rPr>
+        <w:t>Why does the emotion route score worst on Hamming loss?</w:t>
+      </w:r>
+      <w:r>
+        <w:t xml:space="preserve"> It predicts more genres per clip (2.35 against 1.54 true), which is how it finds the rare genres. Hamming loss counts every false alarm as an error, macro-F1 rewards every rare genre found. On Action and Drama it makes fewer errors than VGGish; the whole gap is Comedy and Horror. A model that always says "Drama" wins Hamming loss, which is why it is not the headline (section 7b; Appendix A.2).</w:t>
+      </w:r>
+    </w:p>
+    <w:p>
+      <w:r>
+        <w:rPr>
+          <w:b/>
+        </w:rPr>
+        <w:t>Why is box office not in the thesis?</w:t>
+      </w:r>
+      <w:r>
+        <w:t xml:space="preserve"> It answers a question about commercial success, not genre: classification quality does not relate to gross (Eerola ρ = +0.197), and the score's emotions relate to it only through the budget (anger ρ = +0.43, budget–gross ρ = +0.78).</w:t>
+      </w:r>
+    </w:p>
+    <w:p>
+      <w:pPr>
+        <w:pStyle w:val="Heading1"/>
+      </w:pPr>
+      <w:r>
+        <w:t>10. For the author: what was added, and how to explain it</w:t>
+      </w:r>
+    </w:p>
+    <w:p>
+      <w:r>
+        <w:rPr>
+          <w:i/>
+        </w:rPr>
+        <w:t>This section is your preparation, not part of the briefing.</w:t>
+      </w:r>
+      <w:r>
+        <w:t xml:space="preserve"> For every addition since the fifth meeting: where it is in the thesis, how it was computed, what to say, and where the weak spot is.</w:t>
+      </w:r>
+    </w:p>
+    <w:p>
+      <w:pPr>
+        <w:pStyle w:val="Heading2"/>
+      </w:pPr>
+      <w:r>
+        <w:t>10.1 The duplicate film (the change that moved every number)</w:t>
+      </w:r>
+    </w:p>
+    <w:p>
+      <w:pPr>
+        <w:pStyle w:val="ListBullet"/>
+        <w:spacing w:after="40"/>
+      </w:pPr>
+      <w:r>
+        <w:rPr>
+          <w:b/>
+        </w:rPr>
+        <w:t>Where:</w:t>
+      </w:r>
+      <w:r>
+        <w:t xml:space="preserve"> Chapter 5, Section 5.6 (paragraph "No film occurs in both datasets", last sentences); log section 24; </w:t>
+      </w:r>
+      <w:r>
+        <w:rPr>
+          <w:rFonts w:ascii="Consolas" w:hAnsi="Consolas"/>
+          <w:color w:val="404040"/>
+          <w:sz w:val="18"/>
+        </w:rPr>
+        <w:t>src/config.py</w:t>
+      </w:r>
+      <w:r>
+        <w:t xml:space="preserve"> (</w:t>
+      </w:r>
+      <w:r>
+        <w:rPr>
+          <w:rFonts w:ascii="Consolas" w:hAnsi="Consolas"/>
+          <w:color w:val="404040"/>
+          <w:sz w:val="18"/>
+        </w:rPr>
+        <w:t>SOUNDTRACK_NAME_FIXES</w:t>
+      </w:r>
+      <w:r>
+        <w:t xml:space="preserve">), applied in </w:t>
+      </w:r>
+      <w:r>
+        <w:rPr>
+          <w:rFonts w:ascii="Consolas" w:hAnsi="Consolas"/>
+          <w:color w:val="404040"/>
+          <w:sz w:val="18"/>
+        </w:rPr>
+        <w:t>src/features/loader.py</w:t>
+      </w:r>
+      <w:r>
+        <w:t>.</w:t>
+      </w:r>
+    </w:p>
+    <w:p>
+      <w:pPr>
+        <w:pStyle w:val="ListBullet"/>
+        <w:spacing w:after="40"/>
+      </w:pPr>
+      <w:r>
+        <w:rPr>
+          <w:b/>
+        </w:rPr>
+        <w:t>What happened:</w:t>
+      </w:r>
+      <w:r>
+        <w:t xml:space="preserve"> cross-validation groups clips by the soundtrack name so that a film is never in training and test at once. Clip 256 had the typo "The Portait of a Lady", so the grouping saw two films. That one clip could be tested while the film's other six clips were in training.</w:t>
+      </w:r>
+    </w:p>
+    <w:p>
+      <w:pPr>
+        <w:pStyle w:val="ListBullet"/>
+        <w:spacing w:after="40"/>
+      </w:pPr>
+      <w:r>
+        <w:rPr>
+          <w:b/>
+        </w:rPr>
+        <w:t>How it was fixed:</w:t>
+      </w:r>
+      <w:r>
+        <w:t xml:space="preserve"> the loader maps the misspelt name to the correct one before anything else runs. All 16 film-grouped experiments were then re-run in their dependency order (about two hours). Each script first reproduces the stored numbers of the one before it, so the changes come from the merge alone, not from a code change.</w:t>
+      </w:r>
+    </w:p>
+    <w:p>
+      <w:pPr>
+        <w:pStyle w:val="ListBullet"/>
+        <w:spacing w:after="40"/>
+      </w:pPr>
+      <w:r>
+        <w:rPr>
+          <w:b/>
+        </w:rPr>
+        <w:t>What to say:</w:t>
+      </w:r>
+      <w:r>
+        <w:t xml:space="preserve"> "While checking the leakage between the datasets I found a leak inside Eerola, fixed it and re-ran everything. The numbers moved by about the size of the split noise; the conclusions changed in one place: the in-domain lead over VGGish went from p = 0.047 to p = 0.052."</w:t>
+      </w:r>
+    </w:p>
+    <w:p>
+      <w:pPr>
+        <w:pStyle w:val="ListBullet"/>
+        <w:spacing w:after="40"/>
+      </w:pPr>
+      <w:r>
+        <w:rPr>
+          <w:b/>
+        </w:rPr>
+        <w:t>Weak spot:</w:t>
+      </w:r>
+      <w:r>
+        <w:t xml:space="preserve"> the earlier p = 0.047 was "significant", the new p = 0.052 is not. Do not round it; the thesis says it "just misses".</w:t>
+      </w:r>
+    </w:p>
+    <w:p>
+      <w:pPr>
+        <w:pStyle w:val="Heading2"/>
+      </w:pPr>
+      <w:r>
+        <w:t>10.2 Note 1: the bar charts with SD</w:t>
+      </w:r>
+    </w:p>
+    <w:p>
+      <w:pPr>
+        <w:pStyle w:val="ListBullet"/>
+        <w:spacing w:after="40"/>
+      </w:pPr>
+      <w:r>
+        <w:rPr>
+          <w:b/>
+        </w:rPr>
+        <w:t>Where:</w:t>
+      </w:r>
+      <w:r>
+        <w:t xml:space="preserve"> Figure </w:t>
+      </w:r>
+      <w:r>
+        <w:rPr>
+          <w:rFonts w:ascii="Consolas" w:hAnsi="Consolas"/>
+          <w:color w:val="404040"/>
+          <w:sz w:val="18"/>
+        </w:rPr>
+        <w:t>blockbuster_cv</w:t>
+      </w:r>
+      <w:r>
+        <w:t xml:space="preserve"> (Section 5.6.1) and Figure </w:t>
+      </w:r>
+      <w:r>
+        <w:rPr>
+          <w:rFonts w:ascii="Consolas" w:hAnsi="Consolas"/>
+          <w:color w:val="404040"/>
+          <w:sz w:val="18"/>
+        </w:rPr>
+        <w:t>cross_dataset</w:t>
+      </w:r>
+      <w:r>
+        <w:t xml:space="preserve"> (Section 5.6.3), now with error bars; scripts </w:t>
+      </w:r>
+      <w:r>
+        <w:rPr>
+          <w:rFonts w:ascii="Consolas" w:hAnsi="Consolas"/>
+          <w:color w:val="404040"/>
+          <w:sz w:val="18"/>
+        </w:rPr>
+        <w:t>experiments/make_figures.py</w:t>
+      </w:r>
+      <w:r>
+        <w:t>.</w:t>
+      </w:r>
+    </w:p>
+    <w:p>
+      <w:pPr>
+        <w:pStyle w:val="ListBullet"/>
+        <w:spacing w:after="40"/>
+      </w:pPr>
+      <w:r>
+        <w:rPr>
+          <w:b/>
+        </w:rPr>
+        <w:t>Blockbuster in-domain chart:</w:t>
+      </w:r>
+      <w:r>
+        <w:t xml:space="preserve"> 10×5 cross-validation over the 110 films. Each bar is the mean over the 50 folds; the </w:t>
+      </w:r>
+      <w:r>
+        <w:rPr>
+          <w:b/>
+        </w:rPr>
+        <w:t>error bar is the SD of the ten repeat means</w:t>
+      </w:r>
+      <w:r>
+        <w:t>, i.e. how much the result moves when the films are shuffled into different folds. The p-values beside it are Nadeau–Bengio (there are folds here, so that test works).</w:t>
+      </w:r>
+    </w:p>
+    <w:p>
+      <w:pPr>
+        <w:pStyle w:val="ListBullet"/>
+        <w:spacing w:after="40"/>
+      </w:pPr>
+      <w:r>
+        <w:rPr>
+          <w:b/>
+        </w:rPr>
+        <w:t>Cross-dataset chart:</w:t>
+      </w:r>
+      <w:r>
+        <w:t xml:space="preserve"> a transfer direction is one fixed train–test split, so there are no repeats to take an SD over. Its error bar is the </w:t>
+      </w:r>
+      <w:r>
+        <w:rPr>
+          <w:b/>
+        </w:rPr>
+        <w:t>bootstrap SD over the test films</w:t>
+      </w:r>
+      <w:r>
+        <w:t xml:space="preserve"> (draw the test films with replacement 2000 times, rescore, take the SD). For the pooled design, which is cross-validated, it is again the SD of the repeat means.</w:t>
+      </w:r>
+    </w:p>
+    <w:p>
+      <w:pPr>
+        <w:pStyle w:val="ListBullet"/>
+        <w:spacing w:after="40"/>
+      </w:pPr>
+      <w:r>
+        <w:rPr>
+          <w:b/>
+        </w:rPr>
+        <w:t>What to say:</w:t>
+      </w:r>
+      <w:r>
+        <w:t xml:space="preserve"> "The bars show that a single transfer split can move by ±0.03 to ±0.07, which is why I compare the routes with a paired bootstrap rather than by whether bars overlap."</w:t>
+      </w:r>
+    </w:p>
+    <w:p>
+      <w:pPr>
+        <w:pStyle w:val="ListBullet"/>
+        <w:spacing w:after="40"/>
+      </w:pPr>
+      <w:r>
+        <w:rPr>
+          <w:b/>
+        </w:rPr>
+        <w:t>Weak spot:</w:t>
+      </w:r>
+      <w:r>
+        <w:t xml:space="preserve"> the two error bars measure different things (fold shuffling vs which films are sampled). The figure text says which is which; if asked, say that.</w:t>
+      </w:r>
+    </w:p>
+    <w:p>
+      <w:pPr>
+        <w:pStyle w:val="Heading2"/>
+      </w:pPr>
+      <w:r>
+        <w:t>10.3 Note 2: the leakage check</w:t>
+      </w:r>
+    </w:p>
+    <w:p>
+      <w:pPr>
+        <w:pStyle w:val="ListBullet"/>
+        <w:spacing w:after="40"/>
+      </w:pPr>
+      <w:r>
+        <w:rPr>
+          <w:b/>
+        </w:rPr>
+        <w:t>Where:</w:t>
+      </w:r>
+      <w:r>
+        <w:t xml:space="preserve"> Chapter 5, Section 5.6, paragraph "No film occurs in both datasets".</w:t>
+      </w:r>
+    </w:p>
+    <w:p>
+      <w:pPr>
+        <w:pStyle w:val="ListBullet"/>
+        <w:spacing w:after="40"/>
+      </w:pPr>
+      <w:r>
+        <w:rPr>
+          <w:b/>
+        </w:rPr>
+        <w:t>How:</w:t>
+      </w:r>
+      <w:r>
+        <w:t xml:space="preserve"> every Eerola film's IMDb id was compared with the 110 Blockbuster ids, and the titles were compared exactly and loosely (lower case, punctuation removed). Nothing matched. The release years explain why: Eerola before 2011, Blockbuster 2014–2019.</w:t>
+      </w:r>
+    </w:p>
+    <w:p>
+      <w:pPr>
+        <w:pStyle w:val="ListBullet"/>
+        <w:spacing w:after="40"/>
+      </w:pPr>
+      <w:r>
+        <w:rPr>
+          <w:b/>
+        </w:rPr>
+        <w:t>What to say:</w:t>
+      </w:r>
+      <w:r>
+        <w:t xml:space="preserve"> "No film is in both datasets, so the transfer result cannot come from a shared film. The datasets do share composers, e.g. Danny Elfman (</w:t>
+      </w:r>
+      <w:r>
+        <w:rPr>
+          <w:i/>
+        </w:rPr>
+        <w:t>Batman</w:t>
+      </w:r>
+      <w:r>
+        <w:t xml:space="preserve"> / </w:t>
+      </w:r>
+      <w:r>
+        <w:rPr>
+          <w:i/>
+        </w:rPr>
+        <w:t>Justice League</w:t>
+      </w:r>
+      <w:r>
+        <w:t>), which is a possible stylistic overlap; I name it as a limitation."</w:t>
+      </w:r>
+    </w:p>
+    <w:p>
+      <w:pPr>
+        <w:pStyle w:val="Heading2"/>
+      </w:pPr>
+      <w:r>
+        <w:t>10.4 Note 3: precision, recall and F1 per genre</w:t>
+      </w:r>
+    </w:p>
+    <w:p>
+      <w:pPr>
+        <w:pStyle w:val="ListBullet"/>
+        <w:spacing w:after="40"/>
+      </w:pPr>
+      <w:r>
+        <w:rPr>
+          <w:b/>
+        </w:rPr>
+        <w:t>Where:</w:t>
+      </w:r>
+      <w:r>
+        <w:t xml:space="preserve"> Chapter 5, Section 5.4: Figure </w:t>
+      </w:r>
+      <w:r>
+        <w:rPr>
+          <w:rFonts w:ascii="Consolas" w:hAnsi="Consolas"/>
+          <w:color w:val="404040"/>
+          <w:sz w:val="18"/>
+        </w:rPr>
+        <w:t>per_genre</w:t>
+      </w:r>
+      <w:r>
+        <w:t xml:space="preserve"> (heatmap) and Table </w:t>
+      </w:r>
+      <w:r>
+        <w:rPr>
+          <w:rFonts w:ascii="Consolas" w:hAnsi="Consolas"/>
+          <w:color w:val="404040"/>
+          <w:sz w:val="18"/>
+        </w:rPr>
+        <w:t>per_genre</w:t>
+      </w:r>
+      <w:r>
+        <w:t xml:space="preserve">. Numbers in </w:t>
+      </w:r>
+      <w:r>
+        <w:rPr>
+          <w:rFonts w:ascii="Consolas" w:hAnsi="Consolas"/>
+          <w:color w:val="404040"/>
+          <w:sz w:val="18"/>
+        </w:rPr>
+        <w:t>results/film_level.json</w:t>
+      </w:r>
+      <w:r>
+        <w:t xml:space="preserve"> (</w:t>
+      </w:r>
+      <w:r>
+        <w:rPr>
+          <w:rFonts w:ascii="Consolas" w:hAnsi="Consolas"/>
+          <w:color w:val="404040"/>
+          <w:sz w:val="18"/>
+        </w:rPr>
+        <w:t>per_genre_precision</w:t>
+      </w:r>
+      <w:r>
+        <w:t xml:space="preserve">, </w:t>
+      </w:r>
+      <w:r>
+        <w:rPr>
+          <w:rFonts w:ascii="Consolas" w:hAnsi="Consolas"/>
+          <w:color w:val="404040"/>
+          <w:sz w:val="18"/>
+        </w:rPr>
+        <w:t>per_genre_recall</w:t>
+      </w:r>
+      <w:r>
+        <w:t xml:space="preserve">, </w:t>
+      </w:r>
+      <w:r>
+        <w:rPr>
+          <w:rFonts w:ascii="Consolas" w:hAnsi="Consolas"/>
+          <w:color w:val="404040"/>
+          <w:sz w:val="18"/>
+        </w:rPr>
+        <w:t>per_genre_f1</w:t>
+      </w:r>
+      <w:r>
+        <w:t xml:space="preserve"> for every route; </w:t>
+      </w:r>
+      <w:r>
+        <w:rPr>
+          <w:rFonts w:ascii="Consolas" w:hAnsi="Consolas"/>
+          <w:color w:val="404040"/>
+          <w:sz w:val="18"/>
+        </w:rPr>
+        <w:t>clip_per_genre_*</w:t>
+      </w:r>
+      <w:r>
+        <w:t xml:space="preserve"> for clip level).</w:t>
+      </w:r>
+    </w:p>
+    <w:p>
+      <w:pPr>
+        <w:pStyle w:val="ListBullet"/>
+        <w:spacing w:after="40"/>
+      </w:pPr>
+      <w:r>
+        <w:rPr>
+          <w:b/>
+        </w:rPr>
+        <w:t>How:</w:t>
+      </w:r>
+      <w:r>
+        <w:t xml:space="preserve"> the same predictions as the headline. Per repeat, all out-of-fold predictions are pooled, each film gets the average of its clips' probabilities, a genre is predicted at ≥ 0.5, and precision, recall and F1 are computed per genre over the 40 films. These are averaged over the ten repeats. Macro-F1 is simply the mean of the five per-genre F1s.</w:t>
+      </w:r>
+    </w:p>
+    <w:p>
+      <w:pPr>
+        <w:pStyle w:val="ListBullet"/>
+        <w:spacing w:after="40"/>
+      </w:pPr>
+      <w:r>
+        <w:rPr>
+          <w:b/>
+        </w:rPr>
+        <w:t>The heatmap:</w:t>
+      </w:r>
+      <w:r>
+        <w:t xml:space="preserve"> rows are routes, columns genres; the box marks the best route per genre among the emotion route, PCA-8 and the six direct representations (the ratings and the baseline are shown but not boxed, since they are a ceiling and a floor, not competitors).</w:t>
+      </w:r>
+    </w:p>
+    <w:p>
+      <w:pPr>
+        <w:pStyle w:val="ListBullet"/>
+        <w:spacing w:after="40"/>
+      </w:pPr>
+      <w:r>
+        <w:rPr>
+          <w:b/>
+        </w:rPr>
+        <w:t>What to say:</w:t>
+      </w:r>
+      <w:r>
+        <w:t xml:space="preserve"> "The emotion route is the best route for Action, Crime and Comedy. Its advantage is mainly recall: it finds the rare genres (Comedy recall 0.78 vs 0.12), at the price of more false positives. Horror is the exception: although fear defines it, the emotion route predicts Horror for too many films."</w:t>
+      </w:r>
+    </w:p>
+    <w:p>
+      <w:pPr>
+        <w:pStyle w:val="ListBullet"/>
+        <w:spacing w:after="40"/>
+      </w:pPr>
+      <w:r>
+        <w:rPr>
+          <w:b/>
+        </w:rPr>
+        <w:t>Weak spot:</w:t>
+      </w:r>
+      <w:r>
+        <w:t xml:space="preserve"> Comedy has 4 films and Horror 5. One film more or less changes their F1 by about 0.2, so the per-genre comparison is a description, not a test. No p-values are given per genre on purpose.</w:t>
+      </w:r>
+    </w:p>
+    <w:p>
+      <w:pPr>
+        <w:pStyle w:val="Heading2"/>
+      </w:pPr>
+      <w:r>
+        <w:t>10.5 Note 4: a focused Evaluation and Discussion</w:t>
+      </w:r>
+    </w:p>
+    <w:p>
+      <w:pPr>
+        <w:pStyle w:val="ListBullet"/>
+        <w:spacing w:after="40"/>
+      </w:pPr>
+      <w:r>
+        <w:rPr>
+          <w:b/>
+        </w:rPr>
+        <w:t>Chapter 5 now has seven sections:</w:t>
+      </w:r>
+      <w:r>
+        <w:t xml:space="preserve"> 5.1 Stage 1 → 5.2 RQ1 → 5.3 emotion vs direct audio (one table, four comparisons) → 5.4 per genre → 5.5 emotional signatures → 5.6 transfer (Blockbuster in-domain, leakage, zero-shot, three designs) → 5.7 summary.</w:t>
+      </w:r>
+    </w:p>
+    <w:p>
+      <w:pPr>
+        <w:pStyle w:val="ListBullet"/>
+        <w:spacing w:after="40"/>
+      </w:pPr>
+      <w:r>
+        <w:rPr>
+          <w:b/>
+        </w:rPr>
+        <w:t>New Appendix A</w:t>
+      </w:r>
+      <w:r>
+        <w:t xml:space="preserve"> (</w:t>
+      </w:r>
+      <w:r>
+        <w:rPr>
+          <w:rFonts w:ascii="Consolas" w:hAnsi="Consolas"/>
+          <w:color w:val="404040"/>
+          <w:sz w:val="18"/>
+        </w:rPr>
+        <w:t>appendix/supplementary.tex</w:t>
+      </w:r>
+      <w:r>
+        <w:t>) holds everything that checks a result without changing it: A.1 all paired comparisons and why Nadeau–Bengio stays borderline, A.2 choice of metric and stability, A.3 the emotion ablation, A.4 the waveform model, A.5 all eight genres, A.6 the reproduction of Ma et al. and cue-level prediction, A.7 error analysis. The main text points to each with one sentence.</w:t>
+      </w:r>
+    </w:p>
+    <w:p>
+      <w:pPr>
+        <w:pStyle w:val="ListBullet"/>
+        <w:spacing w:after="40"/>
+      </w:pPr>
+      <w:r>
+        <w:rPr>
+          <w:b/>
+        </w:rPr>
+        <w:t>Chapter 6 (Discussion)</w:t>
+      </w:r>
+      <w:r>
+        <w:t xml:space="preserve"> is built around one table of all settings. 6.1 interprets the main result, 6.2 explains why the bottleneck helps where it does (meaning vs compression, little data, domain shift), 6.3 limitations, 6.4 prior work.</w:t>
+      </w:r>
+    </w:p>
+    <w:p>
+      <w:pPr>
+        <w:pStyle w:val="ListBullet"/>
+        <w:spacing w:after="40"/>
+      </w:pPr>
+      <w:r>
+        <w:rPr>
+          <w:b/>
+        </w:rPr>
+        <w:t>What to say:</w:t>
+      </w:r>
+      <w:r>
+        <w:t xml:space="preserve"> "The main text now answers the research questions and nothing else; everything that only confirms a result is in the appendix."</w:t>
+      </w:r>
+    </w:p>
+    <w:p>
+      <w:pPr>
+        <w:pStyle w:val="Heading2"/>
+      </w:pPr>
+      <w:r>
+        <w:t>10.6 Background you may be asked about</w:t>
+      </w:r>
+    </w:p>
+    <w:p>
+      <w:r>
+        <w:rPr>
+          <w:i/>
+        </w:rPr>
+        <w:t>Every metric, why it was chosen and what it showed, including why the emotion route has the worst Hamming loss, is explained in `docs/evaluation_metrics.md`.</w:t>
+      </w:r>
+    </w:p>
+    <w:p>
+      <w:pPr>
+        <w:pStyle w:val="ListBullet"/>
+        <w:spacing w:after="40"/>
+      </w:pPr>
+      <w:r>
+        <w:rPr>
+          <w:b/>
+        </w:rPr>
+        <w:t>How Stage 1 is evaluated.</w:t>
+      </w:r>
+      <w:r>
+        <w:t xml:space="preserve"> A random forest predicts each of the eight emotion ratings from an audio embedding. It is scored by R² on out-of-fold predictions of five-fold cross-validation grouped by film, over all 360 rated clips, and averaged over the emotions. R² = 0 means "as good as always predicting the mean rating"; the best embeddings reach 0.558, i.e. 62 % of the 0.897 at which two independent listener panels agree with each other.</w:t>
+      </w:r>
+    </w:p>
+    <w:p>
+      <w:pPr>
+        <w:pStyle w:val="ListBullet"/>
+        <w:spacing w:after="40"/>
+      </w:pPr>
+      <w:r>
+        <w:rPr>
+          <w:b/>
+        </w:rPr>
+        <w:t>What "random guess" means.</w:t>
+      </w:r>
+      <w:r>
+        <w:t xml:space="preserve"> The base-rate random guess predicts each genre at random with its frequency in the training data (Drama often, Comedy rarely). It is the fair chance floor for macro-F1 (0.309 on 5 genres). The </w:t>
+      </w:r>
+      <w:r>
+        <w:rPr>
+          <w:b/>
+        </w:rPr>
+        <w:t>most-frequent</w:t>
+      </w:r>
+      <w:r>
+        <w:t xml:space="preserve"> baseline decides each genre by its majority in training, so in practice it predicts Drama for every film and never a rare genre; it scores much lower (0.168). Always name which floor you quote.</w:t>
+      </w:r>
+    </w:p>
+    <w:p>
+      <w:pPr>
+        <w:pStyle w:val="ListBullet"/>
+        <w:spacing w:after="40"/>
+      </w:pPr>
+      <w:r>
+        <w:rPr>
+          <w:b/>
+        </w:rPr>
+        <w:t>Film level vs clip level.</w:t>
+      </w:r>
+      <w:r>
+        <w:t xml:space="preserve"> Film level: average the clip probabilities of a film, then score the film once (the headline). Clip level: score every clip. Film level was chosen after the clip results were known, and the thesis says so; it turned out the </w:t>
+      </w:r>
+      <w:r>
+        <w:rPr>
+          <w:i/>
+        </w:rPr>
+        <w:t>stricter</w:t>
+      </w:r>
+      <w:r>
+        <w:t xml:space="preserve"> unit, because over clips more of the comparisons are significant.</w:t>
+      </w:r>
+    </w:p>
+    <w:p>
+      <w:pPr>
+        <w:pStyle w:val="ListBullet"/>
+        <w:spacing w:after="40"/>
+      </w:pPr>
+      <w:r>
+        <w:rPr>
+          <w:b/>
+        </w:rPr>
+        <w:t>The two tests.</w:t>
+      </w:r>
+      <w:r>
+        <w:t xml:space="preserve"> The film bootstrap resamples films (a test fold holds about 8 films, so a per-fold t-test cannot be computed per film). Nadeau–Bengio is the corrected t-test over folds, used at clip level. It also charges for which films were used for training, so it is the more conservative test. Adding repeats cannot push its p-value below a floor (p_lim); for every borderline comparison of the emotion route that floor is 0.069 to 0.200 (Appendix A.1). Only more films could make those comparisons significant.</w:t>
+      </w:r>
+    </w:p>
+    <w:p>
+      <w:pPr>
+        <w:pStyle w:val="Heading1"/>
+      </w:pPr>
+      <w:r>
+        <w:t>Headline numbers as they stand</w:t>
+      </w:r>
+    </w:p>
+    <w:p>
+      <w:r>
+        <w:t>Each row is its own label space, compared only against its own chance level:</w:t>
       </w:r>
     </w:p>
     <w:tbl>
       <w:tblPr>
         <w:tblStyle w:val="TableGrid"/>
         <w:tblW w:type="auto" w:w="0"/>
-        <w:jc w:val="left"/>
-        <w:tblLayout w:type="fixed"/>
+        <w:jc w:val="center"/>
         <w:tblLook w:firstColumn="1" w:firstRow="1" w:lastColumn="0" w:lastRow="0" w:noHBand="0" w:noVBand="1" w:val="04A0"/>
       </w:tblPr>
       <w:tblGrid>
-        <w:gridCol w:w="4706"/>
-        <w:gridCol w:w="4706"/>
+        <w:gridCol w:w="2493"/>
+        <w:gridCol w:w="2493"/>
+        <w:gridCol w:w="2493"/>
+        <w:gridCol w:w="2493"/>
       </w:tblGrid>
       <w:tr>
         <w:tc>
           <w:tcPr>
-            <w:tcW w:type="dxa" w:w="2608"/>
-            <w:shd w:val="clear" w:color="auto" w:fill="E7EAEF"/>
+            <w:tcW w:type="dxa" w:w="2493"/>
+            <w:shd w:val="clear" w:color="auto" w:fill="E8E8E8"/>
           </w:tcPr>
           <w:p>
             <w:pPr>
-              <w:spacing w:after="20"/>
+              <w:spacing w:after="0"/>
             </w:pPr>
-            <w:r/>
             <w:r>
               <w:rPr>
                 <w:b/>
-                <w:color w:val="1A1D24"/>
                 <w:sz w:val="17"/>
               </w:rPr>
-              <w:t>Decision</w:t>
+              <w:t>setting</w:t>
             </w:r>
           </w:p>
         </w:tc>
         <w:tc>
           <w:tcPr>
-            <w:tcW w:type="dxa" w:w="6803"/>
-            <w:shd w:val="clear" w:color="auto" w:fill="E7EAEF"/>
+            <w:tcW w:type="dxa" w:w="2493"/>
+            <w:shd w:val="clear" w:color="auto" w:fill="E8E8E8"/>
           </w:tcPr>
           <w:p>
             <w:pPr>
-              <w:spacing w:after="20"/>
+              <w:spacing w:after="0"/>
             </w:pPr>
-            <w:r/>
             <w:r>
               <w:rPr>
                 <w:b/>
-                <w:color w:val="1A1D24"/>
                 <w:sz w:val="17"/>
               </w:rPr>
-              <w:t>Why it is defensible</w:t>
+              <w:t>emotion route</w:t>
+            </w:r>
+          </w:p>
+        </w:tc>
+        <w:tc>
+          <w:tcPr>
+            <w:tcW w:type="dxa" w:w="2493"/>
+            <w:shd w:val="clear" w:color="auto" w:fill="E8E8E8"/>
+          </w:tcPr>
+          <w:p>
+            <w:pPr>
+              <w:spacing w:after="0"/>
+            </w:pPr>
+            <w:r>
+              <w:rPr>
+                <w:b/>
+                <w:sz w:val="17"/>
+              </w:rPr>
+              <w:t>best direct audio</w:t>
+            </w:r>
+          </w:p>
+        </w:tc>
+        <w:tc>
+          <w:tcPr>
+            <w:tcW w:type="dxa" w:w="2493"/>
+            <w:shd w:val="clear" w:color="auto" w:fill="E8E8E8"/>
+          </w:tcPr>
+          <w:p>
+            <w:pPr>
+              <w:spacing w:after="0"/>
+            </w:pPr>
+            <w:r>
+              <w:rPr>
+                <w:b/>
+                <w:sz w:val="17"/>
+              </w:rPr>
+              <w:t>random guess</w:t>
             </w:r>
           </w:p>
         </w:tc>
@@ -2764,41 +3744,69 @@
       <w:tr>
         <w:tc>
           <w:tcPr>
-            <w:tcW w:type="dxa" w:w="2608"/>
+            <w:tcW w:type="dxa" w:w="2493"/>
           </w:tcPr>
           <w:p>
             <w:pPr>
-              <w:spacing w:after="20"/>
+              <w:spacing w:after="0"/>
             </w:pPr>
-            <w:r/>
             <w:r>
               <w:rPr>
-                <w:b/>
-                <w:i w:val="0"/>
-                <w:color w:val="333A44"/>
-                <w:sz w:val="18"/>
+                <w:sz w:val="17"/>
               </w:rPr>
-              <w:t>Cross-validation grouped by film</w:t>
+              <w:t>Eerola, 5 genres, in-domain, film level</w:t>
             </w:r>
           </w:p>
         </w:tc>
         <w:tc>
           <w:tcPr>
-            <w:tcW w:type="dxa" w:w="6803"/>
+            <w:tcW w:type="dxa" w:w="2493"/>
           </w:tcPr>
           <w:p>
             <w:pPr>
-              <w:spacing w:after="20"/>
+              <w:spacing w:after="0"/>
+              <w:jc w:val="right"/>
             </w:pPr>
-            <w:r/>
             <w:r>
               <w:rPr>
-                <w:b w:val="0"/>
-                <w:i w:val="0"/>
-                <w:color w:val="333A44"/>
-                <w:sz w:val="18"/>
+                <w:b/>
+                <w:sz w:val="17"/>
               </w:rPr>
-              <w:t>AST scores 0.44 ungrouped vs 0.26 grouped — a +0.18 gap. ~40% of its apparent performance was recognising which film a clip came from. Emotion features leak only +0.05.</w:t>
+              <w:t>0.460</w:t>
+            </w:r>
+          </w:p>
+        </w:tc>
+        <w:tc>
+          <w:tcPr>
+            <w:tcW w:type="dxa" w:w="2493"/>
+          </w:tcPr>
+          <w:p>
+            <w:pPr>
+              <w:spacing w:after="0"/>
+              <w:jc w:val="right"/>
+            </w:pPr>
+            <w:r>
+              <w:rPr>
+                <w:sz w:val="17"/>
+              </w:rPr>
+              <w:t>0.396 (MusiCNN); VGGish 0.367</w:t>
+            </w:r>
+          </w:p>
+        </w:tc>
+        <w:tc>
+          <w:tcPr>
+            <w:tcW w:type="dxa" w:w="2493"/>
+          </w:tcPr>
+          <w:p>
+            <w:pPr>
+              <w:spacing w:after="0"/>
+              <w:jc w:val="right"/>
+            </w:pPr>
+            <w:r>
+              <w:rPr>
+                <w:sz w:val="17"/>
+              </w:rPr>
+              <w:t>0.309</w:t>
             </w:r>
           </w:p>
         </w:tc>
@@ -2806,41 +3814,68 @@
       <w:tr>
         <w:tc>
           <w:tcPr>
-            <w:tcW w:type="dxa" w:w="2608"/>
+            <w:tcW w:type="dxa" w:w="2493"/>
           </w:tcPr>
           <w:p>
             <w:pPr>
-              <w:spacing w:after="20"/>
+              <w:spacing w:after="0"/>
             </w:pPr>
-            <w:r/>
             <w:r>
               <w:rPr>
-                <w:b/>
-                <w:i w:val="0"/>
-                <w:color w:val="333A44"/>
-                <w:sz w:val="18"/>
+                <w:sz w:val="17"/>
               </w:rPr>
-              <w:t>Macro-F1 as headline metric</w:t>
+              <w:t>Eerola, 5 genres, in-domain, clip level</w:t>
             </w:r>
           </w:p>
         </w:tc>
         <w:tc>
           <w:tcPr>
-            <w:tcW w:type="dxa" w:w="6803"/>
+            <w:tcW w:type="dxa" w:w="2493"/>
           </w:tcPr>
           <w:p>
             <w:pPr>
-              <w:spacing w:after="20"/>
+              <w:spacing w:after="0"/>
+              <w:jc w:val="right"/>
             </w:pPr>
-            <w:r/>
             <w:r>
               <w:rPr>
-                <w:b w:val="0"/>
-                <w:i w:val="0"/>
-                <w:color w:val="333A44"/>
-                <w:sz w:val="18"/>
+                <w:sz w:val="17"/>
               </w:rPr>
-              <w:t>Under this imbalance the dummy wins exact-match and Hamming loss. Macro-F1 weights every genre equally, so predicting only Drama scores badly.</w:t>
+              <w:t>0.405</w:t>
+            </w:r>
+          </w:p>
+        </w:tc>
+        <w:tc>
+          <w:tcPr>
+            <w:tcW w:type="dxa" w:w="2493"/>
+          </w:tcPr>
+          <w:p>
+            <w:pPr>
+              <w:spacing w:after="0"/>
+              <w:jc w:val="right"/>
+            </w:pPr>
+            <w:r>
+              <w:rPr>
+                <w:sz w:val="17"/>
+              </w:rPr>
+              <w:t>0.366 (VGGish)</w:t>
+            </w:r>
+          </w:p>
+        </w:tc>
+        <w:tc>
+          <w:tcPr>
+            <w:tcW w:type="dxa" w:w="2493"/>
+          </w:tcPr>
+          <w:p>
+            <w:pPr>
+              <w:spacing w:after="0"/>
+              <w:jc w:val="right"/>
+            </w:pPr>
+            <w:r>
+              <w:rPr>
+                <w:sz w:val="17"/>
+              </w:rPr>
+              <w:t>0.307</w:t>
             </w:r>
           </w:p>
         </w:tc>
@@ -2848,41 +3883,68 @@
       <w:tr>
         <w:tc>
           <w:tcPr>
-            <w:tcW w:type="dxa" w:w="2608"/>
+            <w:tcW w:type="dxa" w:w="2493"/>
           </w:tcPr>
           <w:p>
             <w:pPr>
-              <w:spacing w:after="20"/>
+              <w:spacing w:after="0"/>
             </w:pPr>
-            <w:r/>
             <w:r>
               <w:rPr>
-                <w:b/>
-                <w:i w:val="0"/>
-                <w:color w:val="333A44"/>
-                <w:sz w:val="18"/>
+                <w:sz w:val="17"/>
               </w:rPr>
-              <w:t>50 folds, not 5</w:t>
+              <w:t>Eerola, 5 genres, clip level, tuned thresholds</w:t>
             </w:r>
           </w:p>
         </w:tc>
         <w:tc>
           <w:tcPr>
-            <w:tcW w:type="dxa" w:w="6803"/>
+            <w:tcW w:type="dxa" w:w="2493"/>
           </w:tcPr>
           <w:p>
             <w:pPr>
-              <w:spacing w:after="20"/>
+              <w:spacing w:after="0"/>
+              <w:jc w:val="right"/>
             </w:pPr>
-            <w:r/>
             <w:r>
               <w:rPr>
-                <w:b w:val="0"/>
-                <w:i w:val="0"/>
-                <w:color w:val="333A44"/>
-                <w:sz w:val="18"/>
+                <w:sz w:val="17"/>
               </w:rPr>
-              <w:t>Five folds can’t separate a 0.05 difference from partition noise. Significance uses the Nadeau–Bengio corrected test, since overlapping training sets break the ordinary t-test.</w:t>
+              <w:t>0.420</w:t>
+            </w:r>
+          </w:p>
+        </w:tc>
+        <w:tc>
+          <w:tcPr>
+            <w:tcW w:type="dxa" w:w="2493"/>
+          </w:tcPr>
+          <w:p>
+            <w:pPr>
+              <w:spacing w:after="0"/>
+              <w:jc w:val="right"/>
+            </w:pPr>
+            <w:r>
+              <w:rPr>
+                <w:sz w:val="17"/>
+              </w:rPr>
+              <w:t>0.423 (VGGish)</w:t>
+            </w:r>
+          </w:p>
+        </w:tc>
+        <w:tc>
+          <w:tcPr>
+            <w:tcW w:type="dxa" w:w="2493"/>
+          </w:tcPr>
+          <w:p>
+            <w:pPr>
+              <w:spacing w:after="0"/>
+              <w:jc w:val="right"/>
+            </w:pPr>
+            <w:r>
+              <w:rPr>
+                <w:sz w:val="17"/>
+              </w:rPr>
+              <w:t>0.307</w:t>
             </w:r>
           </w:p>
         </w:tc>
@@ -2890,41 +3952,68 @@
       <w:tr>
         <w:tc>
           <w:tcPr>
-            <w:tcW w:type="dxa" w:w="2608"/>
+            <w:tcW w:type="dxa" w:w="2493"/>
           </w:tcPr>
           <w:p>
             <w:pPr>
-              <w:spacing w:after="20"/>
+              <w:spacing w:after="0"/>
             </w:pPr>
-            <w:r/>
             <w:r>
               <w:rPr>
-                <w:b/>
-                <w:i w:val="0"/>
-                <w:color w:val="333A44"/>
-                <w:sz w:val="18"/>
+                <w:sz w:val="17"/>
               </w:rPr>
-              <w:t>Regularisation tuned by nested CV</w:t>
+              <w:t>Eerola, 8 genres, film level</w:t>
             </w:r>
           </w:p>
         </w:tc>
         <w:tc>
           <w:tcPr>
-            <w:tcW w:type="dxa" w:w="6803"/>
+            <w:tcW w:type="dxa" w:w="2493"/>
           </w:tcPr>
           <w:p>
             <w:pPr>
-              <w:spacing w:after="20"/>
+              <w:spacing w:after="0"/>
+              <w:jc w:val="right"/>
             </w:pPr>
-            <w:r/>
             <w:r>
               <w:rPr>
-                <w:b w:val="0"/>
-                <w:i w:val="0"/>
-                <w:color w:val="333A44"/>
-                <w:sz w:val="18"/>
+                <w:sz w:val="17"/>
               </w:rPr>
-              <w:t>The default C = 1.0 was the worst setting for every feature set. Tuning helped the baselines more than emotion (+0.033 CLAP vs +0.018 emotion), so it doesn’t flatter us.</w:t>
+              <w:t>0.349</w:t>
+            </w:r>
+          </w:p>
+        </w:tc>
+        <w:tc>
+          <w:tcPr>
+            <w:tcW w:type="dxa" w:w="2493"/>
+          </w:tcPr>
+          <w:p>
+            <w:pPr>
+              <w:spacing w:after="0"/>
+              <w:jc w:val="right"/>
+            </w:pPr>
+            <w:r>
+              <w:rPr>
+                <w:sz w:val="17"/>
+              </w:rPr>
+              <w:t>0.257 (VGGish)</w:t>
+            </w:r>
+          </w:p>
+        </w:tc>
+        <w:tc>
+          <w:tcPr>
+            <w:tcW w:type="dxa" w:w="2493"/>
+          </w:tcPr>
+          <w:p>
+            <w:pPr>
+              <w:spacing w:after="0"/>
+              <w:jc w:val="right"/>
+            </w:pPr>
+            <w:r>
+              <w:rPr>
+                <w:sz w:val="17"/>
+              </w:rPr>
+              <w:t>0.226</w:t>
             </w:r>
           </w:p>
         </w:tc>
@@ -2932,41 +4021,68 @@
       <w:tr>
         <w:tc>
           <w:tcPr>
-            <w:tcW w:type="dxa" w:w="2608"/>
+            <w:tcW w:type="dxa" w:w="2493"/>
           </w:tcPr>
           <w:p>
             <w:pPr>
-              <w:spacing w:after="20"/>
+              <w:spacing w:after="0"/>
             </w:pPr>
-            <w:r/>
             <w:r>
               <w:rPr>
-                <w:b/>
-                <w:i w:val="0"/>
-                <w:color w:val="333A44"/>
-                <w:sz w:val="18"/>
+                <w:sz w:val="17"/>
               </w:rPr>
-              <w:t>Both 5 and 8 genres reported</w:t>
+              <w:t>Eerola, 8 genres, clip level</w:t>
             </w:r>
           </w:p>
         </w:tc>
         <w:tc>
           <w:tcPr>
-            <w:tcW w:type="dxa" w:w="6803"/>
+            <w:tcW w:type="dxa" w:w="2493"/>
           </w:tcPr>
           <w:p>
             <w:pPr>
-              <w:spacing w:after="20"/>
+              <w:spacing w:after="0"/>
+              <w:jc w:val="right"/>
             </w:pPr>
-            <w:r/>
             <w:r>
               <w:rPr>
-                <w:b w:val="0"/>
-                <w:i w:val="0"/>
-                <w:color w:val="333A44"/>
-                <w:sz w:val="18"/>
+                <w:sz w:val="17"/>
               </w:rPr>
-              <w:t>Genre count scales with corpus size (Austin: 4 over 98 films; Ma: 6 over 110). Biography (24) and Documentary (17) are too rare; Adventure has no emotional signature at all.</w:t>
+              <w:t>0.317</w:t>
+            </w:r>
+          </w:p>
+        </w:tc>
+        <w:tc>
+          <w:tcPr>
+            <w:tcW w:type="dxa" w:w="2493"/>
+          </w:tcPr>
+          <w:p>
+            <w:pPr>
+              <w:spacing w:after="0"/>
+              <w:jc w:val="right"/>
+            </w:pPr>
+            <w:r>
+              <w:rPr>
+                <w:sz w:val="17"/>
+              </w:rPr>
+              <w:t>0.278 (AST)</w:t>
+            </w:r>
+          </w:p>
+        </w:tc>
+        <w:tc>
+          <w:tcPr>
+            <w:tcW w:type="dxa" w:w="2493"/>
+          </w:tcPr>
+          <w:p>
+            <w:pPr>
+              <w:spacing w:after="0"/>
+              <w:jc w:val="right"/>
+            </w:pPr>
+            <w:r>
+              <w:rPr>
+                <w:sz w:val="17"/>
+              </w:rPr>
+              <w:t>—</w:t>
             </w:r>
           </w:p>
         </w:tc>
@@ -2974,41 +4090,69 @@
       <w:tr>
         <w:tc>
           <w:tcPr>
-            <w:tcW w:type="dxa" w:w="2608"/>
+            <w:tcW w:type="dxa" w:w="2493"/>
           </w:tcPr>
           <w:p>
             <w:pPr>
-              <w:spacing w:after="20"/>
+              <w:spacing w:after="0"/>
             </w:pPr>
-            <w:r/>
             <w:r>
               <w:rPr>
-                <w:b/>
-                <w:i w:val="0"/>
-                <w:color w:val="333A44"/>
-                <w:sz w:val="18"/>
+                <w:sz w:val="17"/>
               </w:rPr>
-              <w:t>Binary relevance, not chains</w:t>
+              <w:t>Eerola → Blockbuster, zero-shot</w:t>
             </w:r>
           </w:p>
         </w:tc>
         <w:tc>
           <w:tcPr>
-            <w:tcW w:type="dxa" w:w="6803"/>
+            <w:tcW w:type="dxa" w:w="2493"/>
           </w:tcPr>
           <w:p>
             <w:pPr>
-              <w:spacing w:after="20"/>
+              <w:spacing w:after="0"/>
+              <w:jc w:val="right"/>
             </w:pPr>
-            <w:r/>
             <w:r>
               <w:rPr>
-                <w:b w:val="0"/>
-                <w:i w:val="0"/>
-                <w:color w:val="333A44"/>
-                <w:sz w:val="18"/>
+                <w:b/>
+                <w:sz w:val="17"/>
               </w:rPr>
-              <w:t>Chains were tested and are significantly worse (p = 0.024) — rejected empirically, not assumed.</w:t>
+              <w:t>0.508</w:t>
+            </w:r>
+          </w:p>
+        </w:tc>
+        <w:tc>
+          <w:tcPr>
+            <w:tcW w:type="dxa" w:w="2493"/>
+          </w:tcPr>
+          <w:p>
+            <w:pPr>
+              <w:spacing w:after="0"/>
+              <w:jc w:val="right"/>
+            </w:pPr>
+            <w:r>
+              <w:rPr>
+                <w:sz w:val="17"/>
+              </w:rPr>
+              <w:t>0.403 (VGGish)</w:t>
+            </w:r>
+          </w:p>
+        </w:tc>
+        <w:tc>
+          <w:tcPr>
+            <w:tcW w:type="dxa" w:w="2493"/>
+          </w:tcPr>
+          <w:p>
+            <w:pPr>
+              <w:spacing w:after="0"/>
+              <w:jc w:val="right"/>
+            </w:pPr>
+            <w:r>
+              <w:rPr>
+                <w:sz w:val="17"/>
+              </w:rPr>
+              <w:t>0.292</w:t>
             </w:r>
           </w:p>
         </w:tc>
@@ -3016,41 +4160,137 @@
       <w:tr>
         <w:tc>
           <w:tcPr>
-            <w:tcW w:type="dxa" w:w="2608"/>
+            <w:tcW w:type="dxa" w:w="2493"/>
           </w:tcPr>
           <w:p>
             <w:pPr>
-              <w:spacing w:after="20"/>
+              <w:spacing w:after="0"/>
             </w:pPr>
-            <w:r/>
             <w:r>
               <w:rPr>
-                <w:b/>
-                <w:i w:val="0"/>
-                <w:color w:val="333A44"/>
-                <w:sz w:val="18"/>
+                <w:sz w:val="17"/>
               </w:rPr>
-              <w:t>Single 10.24 s window</w:t>
+              <w:t>Blockbuster → Eerola, 40 films</w:t>
             </w:r>
           </w:p>
         </w:tc>
         <w:tc>
           <w:tcPr>
-            <w:tcW w:type="dxa" w:w="6803"/>
+            <w:tcW w:type="dxa" w:w="2493"/>
           </w:tcPr>
           <w:p>
             <w:pPr>
-              <w:spacing w:after="20"/>
+              <w:spacing w:after="0"/>
+              <w:jc w:val="right"/>
             </w:pPr>
-            <w:r/>
             <w:r>
               <w:rPr>
-                <w:b w:val="0"/>
-                <w:i w:val="0"/>
-                <w:color w:val="333A44"/>
-                <w:sz w:val="18"/>
+                <w:sz w:val="17"/>
               </w:rPr>
-              <w:t>Full-clip pooling (first/centre/mean/max) was tested; all differences ≤ 0.006. Short homogeneous cues — the opening 10 s already characterises the clip.</w:t>
+              <w:t>0.458</w:t>
+            </w:r>
+          </w:p>
+        </w:tc>
+        <w:tc>
+          <w:tcPr>
+            <w:tcW w:type="dxa" w:w="2493"/>
+          </w:tcPr>
+          <w:p>
+            <w:pPr>
+              <w:spacing w:after="0"/>
+              <w:jc w:val="right"/>
+            </w:pPr>
+            <w:r>
+              <w:rPr>
+                <w:sz w:val="17"/>
+              </w:rPr>
+              <w:t>0.364 (VGGish)</w:t>
+            </w:r>
+          </w:p>
+        </w:tc>
+        <w:tc>
+          <w:tcPr>
+            <w:tcW w:type="dxa" w:w="2493"/>
+          </w:tcPr>
+          <w:p>
+            <w:pPr>
+              <w:spacing w:after="0"/>
+              <w:jc w:val="right"/>
+            </w:pPr>
+            <w:r>
+              <w:rPr>
+                <w:sz w:val="17"/>
+              </w:rPr>
+              <w:t>0.240</w:t>
+            </w:r>
+          </w:p>
+        </w:tc>
+      </w:tr>
+      <w:tr>
+        <w:tc>
+          <w:tcPr>
+            <w:tcW w:type="dxa" w:w="2493"/>
+          </w:tcPr>
+          <w:p>
+            <w:pPr>
+              <w:spacing w:after="0"/>
+            </w:pPr>
+            <w:r>
+              <w:rPr>
+                <w:sz w:val="17"/>
+              </w:rPr>
+              <w:t>Blockbuster, in-domain</w:t>
+            </w:r>
+          </w:p>
+        </w:tc>
+        <w:tc>
+          <w:tcPr>
+            <w:tcW w:type="dxa" w:w="2493"/>
+          </w:tcPr>
+          <w:p>
+            <w:pPr>
+              <w:spacing w:after="0"/>
+              <w:jc w:val="right"/>
+            </w:pPr>
+            <w:r>
+              <w:rPr>
+                <w:sz w:val="17"/>
+              </w:rPr>
+              <w:t>0.616</w:t>
+            </w:r>
+          </w:p>
+        </w:tc>
+        <w:tc>
+          <w:tcPr>
+            <w:tcW w:type="dxa" w:w="2493"/>
+          </w:tcPr>
+          <w:p>
+            <w:pPr>
+              <w:spacing w:after="0"/>
+              <w:jc w:val="right"/>
+            </w:pPr>
+            <w:r>
+              <w:rPr>
+                <w:sz w:val="17"/>
+              </w:rPr>
+              <w:t>0.621 (VGGish, majority vote)</w:t>
+            </w:r>
+          </w:p>
+        </w:tc>
+        <w:tc>
+          <w:tcPr>
+            <w:tcW w:type="dxa" w:w="2493"/>
+          </w:tcPr>
+          <w:p>
+            <w:pPr>
+              <w:spacing w:after="0"/>
+              <w:jc w:val="right"/>
+            </w:pPr>
+            <w:r>
+              <w:rPr>
+                <w:sz w:val="17"/>
+              </w:rPr>
+              <w:t>0.295</w:t>
             </w:r>
           </w:p>
         </w:tc>
@@ -3062,3043 +4302,13 @@
       </w:pPr>
     </w:p>
     <w:p>
-      <w:pPr>
-        <w:pStyle w:val="Heading1"/>
-      </w:pPr>
       <w:r>
-        <w:t>How the pipeline compares with related work</w:t>
+        <w:t>Significance, in-domain (5 genres, film bootstrap): emotion vs VGGish p = 0.052, vs PCA-8 p = 0.089; over clips, Nadeau–Bengio p = 0.086 vs VGGish. Zero-shot: +0.106 [+0.021, +0.184], p = 0.013. Stability (clip level): SD over the 10 repeats 0.019 for the emotion route. Exact match of the most-frequent baseline: 0.283.</w:t>
       </w:r>
     </w:p>
-    <w:tbl>
-      <w:tblPr>
-        <w:tblStyle w:val="TableGrid"/>
-        <w:tblW w:type="auto" w:w="0"/>
-        <w:jc w:val="left"/>
-        <w:tblLayout w:type="fixed"/>
-        <w:tblLook w:firstColumn="1" w:firstRow="1" w:lastColumn="0" w:lastRow="0" w:noHBand="0" w:noVBand="1" w:val="04A0"/>
-      </w:tblPr>
-      <w:tblGrid>
-        <w:gridCol w:w="3137"/>
-        <w:gridCol w:w="3137"/>
-        <w:gridCol w:w="3137"/>
-      </w:tblGrid>
-      <w:tr>
-        <w:tc>
-          <w:tcPr>
-            <w:tcW w:type="dxa" w:w="1587"/>
-            <w:shd w:val="clear" w:color="auto" w:fill="E7EAEF"/>
-          </w:tcPr>
-          <w:p>
-            <w:pPr>
-              <w:spacing w:after="20"/>
-            </w:pPr>
-            <w:r/>
-            <w:r>
-              <w:rPr>
-                <w:b/>
-                <w:color w:val="1A1D24"/>
-                <w:sz w:val="17"/>
-              </w:rPr>
-              <w:t>Stage</w:t>
-            </w:r>
-          </w:p>
-        </w:tc>
-        <w:tc>
-          <w:tcPr>
-            <w:tcW w:type="dxa" w:w="2494"/>
-            <w:shd w:val="clear" w:color="auto" w:fill="E7EAEF"/>
-          </w:tcPr>
-          <w:p>
-            <w:pPr>
-              <w:spacing w:after="20"/>
-            </w:pPr>
-            <w:r/>
-            <w:r>
-              <w:rPr>
-                <w:b/>
-                <w:color w:val="1A1D24"/>
-                <w:sz w:val="17"/>
-              </w:rPr>
-              <w:t>This thesis</w:t>
-            </w:r>
-          </w:p>
-        </w:tc>
-        <w:tc>
-          <w:tcPr>
-            <w:tcW w:type="dxa" w:w="5329"/>
-            <w:shd w:val="clear" w:color="auto" w:fill="E7EAEF"/>
-          </w:tcPr>
-          <w:p>
-            <w:pPr>
-              <w:spacing w:after="20"/>
-            </w:pPr>
-            <w:r/>
-            <w:r>
-              <w:rPr>
-                <w:b/>
-                <w:color w:val="1A1D24"/>
-                <w:sz w:val="17"/>
-              </w:rPr>
-              <w:t>Related work says</w:t>
-            </w:r>
-          </w:p>
-        </w:tc>
-      </w:tr>
-      <w:tr>
-        <w:tc>
-          <w:tcPr>
-            <w:tcW w:type="dxa" w:w="1587"/>
-          </w:tcPr>
-          <w:p>
-            <w:pPr>
-              <w:spacing w:after="20"/>
-            </w:pPr>
-            <w:r/>
-            <w:r>
-              <w:rPr>
-                <w:b/>
-                <w:i w:val="0"/>
-                <w:color w:val="333A44"/>
-                <w:sz w:val="18"/>
-              </w:rPr>
-              <w:t>Embedding</w:t>
-            </w:r>
-          </w:p>
-        </w:tc>
-        <w:tc>
-          <w:tcPr>
-            <w:tcW w:type="dxa" w:w="2494"/>
-          </w:tcPr>
-          <w:p>
-            <w:pPr>
-              <w:spacing w:after="20"/>
-            </w:pPr>
-            <w:r/>
-            <w:r>
-              <w:rPr>
-                <w:b w:val="0"/>
-                <w:i w:val="0"/>
-                <w:color w:val="333A44"/>
-                <w:sz w:val="18"/>
-              </w:rPr>
-              <w:t>AST-768 (frozen)</w:t>
-            </w:r>
-          </w:p>
-        </w:tc>
-        <w:tc>
-          <w:tcPr>
-            <w:tcW w:type="dxa" w:w="5329"/>
-          </w:tcPr>
-          <w:p>
-            <w:pPr>
-              <w:spacing w:after="20"/>
-            </w:pPr>
-            <w:r/>
-            <w:r>
-              <w:rPr>
-                <w:b w:val="0"/>
-                <w:i w:val="0"/>
-                <w:color w:val="333A44"/>
-                <w:sz w:val="18"/>
-              </w:rPr>
-              <w:t>Kang &amp; Herremans (2025) name AST a leading pretrained embedding for MER.</w:t>
-            </w:r>
-          </w:p>
-        </w:tc>
-      </w:tr>
-      <w:tr>
-        <w:tc>
-          <w:tcPr>
-            <w:tcW w:type="dxa" w:w="1587"/>
-          </w:tcPr>
-          <w:p>
-            <w:pPr>
-              <w:spacing w:after="20"/>
-            </w:pPr>
-            <w:r/>
-            <w:r>
-              <w:rPr>
-                <w:b/>
-                <w:i w:val="0"/>
-                <w:color w:val="333A44"/>
-                <w:sz w:val="18"/>
-              </w:rPr>
-              <w:t>Pooling</w:t>
-            </w:r>
-          </w:p>
-        </w:tc>
-        <w:tc>
-          <w:tcPr>
-            <w:tcW w:type="dxa" w:w="2494"/>
-          </w:tcPr>
-          <w:p>
-            <w:pPr>
-              <w:spacing w:after="20"/>
-            </w:pPr>
-            <w:r/>
-            <w:r>
-              <w:rPr>
-                <w:b w:val="0"/>
-                <w:i w:val="0"/>
-                <w:color w:val="333A44"/>
-                <w:sz w:val="18"/>
-              </w:rPr>
-              <w:t>Mean-pool over time</w:t>
-            </w:r>
-          </w:p>
-        </w:tc>
-        <w:tc>
-          <w:tcPr>
-            <w:tcW w:type="dxa" w:w="5329"/>
-          </w:tcPr>
-          <w:p>
-            <w:pPr>
-              <w:spacing w:after="20"/>
-            </w:pPr>
-            <w:r/>
-            <w:r>
-              <w:rPr>
-                <w:b w:val="0"/>
-                <w:i w:val="0"/>
-                <w:color w:val="333A44"/>
-                <w:sz w:val="18"/>
-              </w:rPr>
-              <w:t>Behrouzi (2023) mean-pools MFCC per section; Ma (2021) resamples VGGish frames to 1 Hz.</w:t>
-            </w:r>
-          </w:p>
-        </w:tc>
-      </w:tr>
-      <w:tr>
-        <w:tc>
-          <w:tcPr>
-            <w:tcW w:type="dxa" w:w="1587"/>
-          </w:tcPr>
-          <w:p>
-            <w:pPr>
-              <w:spacing w:after="20"/>
-            </w:pPr>
-            <w:r/>
-            <w:r>
-              <w:rPr>
-                <w:b/>
-                <w:i w:val="0"/>
-                <w:color w:val="333A44"/>
-                <w:sz w:val="18"/>
-              </w:rPr>
-              <w:t>Multi-label</w:t>
-            </w:r>
-          </w:p>
-        </w:tc>
-        <w:tc>
-          <w:tcPr>
-            <w:tcW w:type="dxa" w:w="2494"/>
-          </w:tcPr>
-          <w:p>
-            <w:pPr>
-              <w:spacing w:after="20"/>
-            </w:pPr>
-            <w:r/>
-            <w:r>
-              <w:rPr>
-                <w:b w:val="0"/>
-                <w:i w:val="0"/>
-                <w:color w:val="333A44"/>
-                <w:sz w:val="18"/>
-              </w:rPr>
-              <w:t>Binary relevance</w:t>
-            </w:r>
-          </w:p>
-        </w:tc>
-        <w:tc>
-          <w:tcPr>
-            <w:tcW w:type="dxa" w:w="5329"/>
-          </w:tcPr>
-          <w:p>
-            <w:pPr>
-              <w:spacing w:after="20"/>
-            </w:pPr>
-            <w:r/>
-            <w:r>
-              <w:rPr>
-                <w:b w:val="0"/>
-                <w:i w:val="0"/>
-                <w:color w:val="333A44"/>
-                <w:sz w:val="18"/>
-              </w:rPr>
-              <w:t>Mangolin (2020) uses BR + ML-kNN; Behrouzi (2023) explicitly corroborates BR with a discriminative classifier.</w:t>
-            </w:r>
-          </w:p>
-        </w:tc>
-      </w:tr>
-      <w:tr>
-        <w:tc>
-          <w:tcPr>
-            <w:tcW w:type="dxa" w:w="1587"/>
-          </w:tcPr>
-          <w:p>
-            <w:pPr>
-              <w:spacing w:after="20"/>
-            </w:pPr>
-            <w:r/>
-            <w:r>
-              <w:rPr>
-                <w:b/>
-                <w:i w:val="0"/>
-                <w:color w:val="333A44"/>
-                <w:sz w:val="18"/>
-              </w:rPr>
-              <w:t>Metric</w:t>
-            </w:r>
-          </w:p>
-        </w:tc>
-        <w:tc>
-          <w:tcPr>
-            <w:tcW w:type="dxa" w:w="2494"/>
-          </w:tcPr>
-          <w:p>
-            <w:pPr>
-              <w:spacing w:after="20"/>
-            </w:pPr>
-            <w:r/>
-            <w:r>
-              <w:rPr>
-                <w:b w:val="0"/>
-                <w:i w:val="0"/>
-                <w:color w:val="333A44"/>
-                <w:sz w:val="18"/>
-              </w:rPr>
-              <w:t>Macro-F1</w:t>
-            </w:r>
-          </w:p>
-        </w:tc>
-        <w:tc>
-          <w:tcPr>
-            <w:tcW w:type="dxa" w:w="5329"/>
-          </w:tcPr>
-          <w:p>
-            <w:pPr>
-              <w:spacing w:after="20"/>
-            </w:pPr>
-            <w:r/>
-            <w:r>
-              <w:rPr>
-                <w:b w:val="0"/>
-                <w:i w:val="0"/>
-                <w:color w:val="333A44"/>
-                <w:sz w:val="18"/>
-              </w:rPr>
-              <w:t>Ma (2021), the closest comparator, also reports macro-F1.</w:t>
-            </w:r>
-          </w:p>
-        </w:tc>
-      </w:tr>
-      <w:tr>
-        <w:tc>
-          <w:tcPr>
-            <w:tcW w:type="dxa" w:w="1587"/>
-          </w:tcPr>
-          <w:p>
-            <w:pPr>
-              <w:spacing w:after="20"/>
-            </w:pPr>
-            <w:r/>
-            <w:r>
-              <w:rPr>
-                <w:b/>
-                <w:i w:val="0"/>
-                <w:color w:val="333A44"/>
-                <w:sz w:val="18"/>
-              </w:rPr>
-              <w:t>Emotion stage</w:t>
-            </w:r>
-          </w:p>
-        </w:tc>
-        <w:tc>
-          <w:tcPr>
-            <w:tcW w:type="dxa" w:w="2494"/>
-          </w:tcPr>
-          <w:p>
-            <w:pPr>
-              <w:spacing w:after="20"/>
-            </w:pPr>
-            <w:r/>
-            <w:r>
-              <w:rPr>
-                <w:b w:val="0"/>
-                <w:i w:val="0"/>
-                <w:color w:val="333A44"/>
-                <w:sz w:val="18"/>
-              </w:rPr>
-              <w:t>Audio → emotion → genre</w:t>
-            </w:r>
-          </w:p>
-        </w:tc>
-        <w:tc>
-          <w:tcPr>
-            <w:tcW w:type="dxa" w:w="5329"/>
-          </w:tcPr>
-          <w:p>
-            <w:pPr>
-              <w:spacing w:after="20"/>
-            </w:pPr>
-            <w:r/>
-            <w:r>
-              <w:rPr>
-                <w:b w:val="0"/>
-                <w:i w:val="0"/>
-                <w:color w:val="333A44"/>
-                <w:sz w:val="18"/>
-              </w:rPr>
-              <w:t>None of the four genre studies has one — this is the contribution.</w:t>
-            </w:r>
-          </w:p>
-        </w:tc>
-      </w:tr>
-      <w:tr>
-        <w:tc>
-          <w:tcPr>
-            <w:tcW w:type="dxa" w:w="1587"/>
-          </w:tcPr>
-          <w:p>
-            <w:pPr>
-              <w:spacing w:after="20"/>
-            </w:pPr>
-            <w:r/>
-            <w:r>
-              <w:rPr>
-                <w:b/>
-                <w:i w:val="0"/>
-                <w:color w:val="333A44"/>
-                <w:sz w:val="18"/>
-              </w:rPr>
-              <w:t>Grouped CV</w:t>
-            </w:r>
-          </w:p>
-        </w:tc>
-        <w:tc>
-          <w:tcPr>
-            <w:tcW w:type="dxa" w:w="2494"/>
-          </w:tcPr>
-          <w:p>
-            <w:pPr>
-              <w:spacing w:after="20"/>
-            </w:pPr>
-            <w:r/>
-            <w:r>
-              <w:rPr>
-                <w:b w:val="0"/>
-                <w:i w:val="0"/>
-                <w:color w:val="333A44"/>
-                <w:sz w:val="18"/>
-              </w:rPr>
-              <w:t>GroupKFold by film</w:t>
-            </w:r>
-          </w:p>
-        </w:tc>
-        <w:tc>
-          <w:tcPr>
-            <w:tcW w:type="dxa" w:w="5329"/>
-          </w:tcPr>
-          <w:p>
-            <w:pPr>
-              <w:spacing w:after="20"/>
-            </w:pPr>
-            <w:r/>
-            <w:r>
-              <w:rPr>
-                <w:b w:val="0"/>
-                <w:i w:val="0"/>
-                <w:color w:val="333A44"/>
-                <w:sz w:val="18"/>
-              </w:rPr>
-              <w:t>Only Ma (2021) gets it implicitly, via film-level MIL bags. Austin, Mangolin and Behrouzi do not guard against leakage.</w:t>
-            </w:r>
-          </w:p>
-        </w:tc>
-      </w:tr>
-      <w:tr>
-        <w:tc>
-          <w:tcPr>
-            <w:tcW w:type="dxa" w:w="1587"/>
-          </w:tcPr>
-          <w:p>
-            <w:pPr>
-              <w:spacing w:after="20"/>
-            </w:pPr>
-            <w:r/>
-            <w:r>
-              <w:rPr>
-                <w:b/>
-                <w:i w:val="0"/>
-                <w:color w:val="333A44"/>
-                <w:sz w:val="18"/>
-              </w:rPr>
-              <w:t>Significance</w:t>
-            </w:r>
-          </w:p>
-        </w:tc>
-        <w:tc>
-          <w:tcPr>
-            <w:tcW w:type="dxa" w:w="2494"/>
-          </w:tcPr>
-          <w:p>
-            <w:pPr>
-              <w:spacing w:after="20"/>
-            </w:pPr>
-            <w:r/>
-            <w:r>
-              <w:rPr>
-                <w:b w:val="0"/>
-                <w:i w:val="0"/>
-                <w:color w:val="333A44"/>
-                <w:sz w:val="18"/>
-              </w:rPr>
-              <w:t>Repeated CV + corrected t-test</w:t>
-            </w:r>
-          </w:p>
-        </w:tc>
-        <w:tc>
-          <w:tcPr>
-            <w:tcW w:type="dxa" w:w="5329"/>
-          </w:tcPr>
-          <w:p>
-            <w:pPr>
-              <w:spacing w:after="20"/>
-            </w:pPr>
-            <w:r/>
-            <w:r>
-              <w:rPr>
-                <w:b w:val="0"/>
-                <w:i w:val="0"/>
-                <w:color w:val="333A44"/>
-                <w:sz w:val="18"/>
-              </w:rPr>
-              <w:t>Not done anywhere in the reviewed literature — above field norm.</w:t>
-            </w:r>
-          </w:p>
-        </w:tc>
-      </w:tr>
-    </w:tbl>
-    <w:p>
-      <w:pPr>
-        <w:spacing w:after="40"/>
-      </w:pPr>
-    </w:p>
-    <w:tbl>
-      <w:tblPr>
-        <w:tblStyle w:val="TableGrid"/>
-        <w:tblW w:type="auto" w:w="0"/>
-        <w:tblLayout w:type="fixed"/>
-        <w:tblLook w:firstColumn="1" w:firstRow="1" w:lastColumn="0" w:lastRow="0" w:noHBand="0" w:noVBand="1" w:val="04A0"/>
-      </w:tblPr>
-      <w:tblGrid>
-        <w:gridCol w:w="9412"/>
-      </w:tblGrid>
-      <w:tr>
-        <w:tc>
-          <w:tcPr>
-            <w:tcW w:type="dxa" w:w="9411"/>
-            <w:shd w:val="clear" w:color="auto" w:fill="F2F5F5"/>
-          </w:tcPr>
-          <w:p>
-            <w:pPr>
-              <w:spacing w:after="40"/>
-            </w:pPr>
-            <w:r/>
-            <w:r>
-              <w:rPr>
-                <w:b/>
-                <w:color w:val="0E6262"/>
-                <w:sz w:val="18"/>
-              </w:rPr>
-              <w:t>Two things to raise before they are asked</w:t>
-            </w:r>
-          </w:p>
-          <w:p>
-            <w:pPr>
-              <w:spacing w:after="0"/>
-            </w:pPr>
-            <w:r>
-              <w:rPr>
-                <w:b/>
-                <w:i w:val="0"/>
-                <w:color w:val="333A44"/>
-                <w:sz w:val="18"/>
-              </w:rPr>
-              <w:t xml:space="preserve">Emotion R² against the MER benchmark. </w:t>
-            </w:r>
-            <w:r>
-              <w:rPr>
-                <w:b w:val="0"/>
-                <w:i w:val="0"/>
-                <w:color w:val="333A44"/>
-                <w:sz w:val="18"/>
-              </w:rPr>
-              <w:t xml:space="preserve">Kang &amp; Herremans report R² = 0.55 for valence and 0.79 for arousal. Ours: valence 0.616 (above), tension 0.664 and energy 0.612 (below). We beat the field on the hard dimension and trail it on the easy one — different datasets, so positioning rather than a head-to-head.    </w:t>
-            </w:r>
-            <w:r>
-              <w:rPr>
-                <w:b/>
-                <w:i w:val="0"/>
-                <w:color w:val="333A44"/>
-                <w:sz w:val="18"/>
-              </w:rPr>
-              <w:t xml:space="preserve">Our Blockbuster result diverges from Ma et al. </w:t>
-            </w:r>
-            <w:r>
-              <w:rPr>
-                <w:b w:val="0"/>
-                <w:i w:val="0"/>
-                <w:color w:val="333A44"/>
-                <w:sz w:val="18"/>
-              </w:rPr>
-              <w:t>They report VGGish not substantially beating hand-crafted MIR; we find VGGish 0.582 vs MFCC 0.455. But we use 78 of their 140 MIR features (MFCC family only) and mean-pool cues instead of MIL attention pooling — so this is most likely the reduced feature set and simpler pooling, not a refutation. State the caveat first.</w:t>
-            </w:r>
-          </w:p>
-        </w:tc>
-      </w:tr>
-    </w:tbl>
-    <w:p>
-      <w:pPr>
-        <w:spacing w:after="40"/>
-      </w:pPr>
-    </w:p>
-    <w:tbl>
-      <w:tblPr>
-        <w:tblStyle w:val="TableGrid"/>
-        <w:tblW w:type="auto" w:w="0"/>
-        <w:tblLayout w:type="fixed"/>
-        <w:tblLook w:firstColumn="1" w:firstRow="1" w:lastColumn="0" w:lastRow="0" w:noHBand="0" w:noVBand="1" w:val="04A0"/>
-      </w:tblPr>
-      <w:tblGrid>
-        <w:gridCol w:w="9412"/>
-      </w:tblGrid>
-      <w:tr>
-        <w:tc>
-          <w:tcPr>
-            <w:tcW w:type="dxa" w:w="9411"/>
-            <w:shd w:val="clear" w:color="auto" w:fill="F7F2E8"/>
-          </w:tcPr>
-          <w:p>
-            <w:pPr>
-              <w:spacing w:after="40"/>
-            </w:pPr>
-            <w:r/>
-            <w:r>
-              <w:rPr>
-                <w:b/>
-                <w:color w:val="0E6262"/>
-                <w:sz w:val="18"/>
-              </w:rPr>
-              <w:t>If they compare our 0.397 with Ma’s 0.65</w:t>
-            </w:r>
-          </w:p>
-          <w:p>
-            <w:pPr>
-              <w:spacing w:after="0"/>
-            </w:pPr>
-            <w:r>
-              <w:rPr>
-                <w:b/>
-                <w:i w:val="0"/>
-                <w:color w:val="333A44"/>
-                <w:sz w:val="18"/>
-              </w:rPr>
-              <w:t xml:space="preserve">Not comparable, for three reasons. </w:t>
-            </w:r>
-            <w:r>
-              <w:rPr>
-                <w:b w:val="0"/>
-                <w:i w:val="0"/>
-                <w:color w:val="333A44"/>
-                <w:sz w:val="18"/>
-              </w:rPr>
-              <w:t>(1) Ma classifies films, we classify clips — our own film-level Blockbuster run reaches 0.582, much closer to theirs. (2) Different corpus: 110 blockbusters with a Score Stamper filter vs 43 films of curated excerpts. (3) Our evaluation is leakage-safe and theirs largely is not — part of the apparent deficit is a deliberate methodological choice, and our own +0.18 leakage measurement shows its size.</w:t>
-            </w:r>
-          </w:p>
-        </w:tc>
-      </w:tr>
-    </w:tbl>
-    <w:p>
-      <w:pPr>
-        <w:spacing w:after="40"/>
-      </w:pPr>
-    </w:p>
-    <w:p>
-      <w:pPr>
-        <w:pStyle w:val="Heading1"/>
-      </w:pPr>
-      <w:r>
-        <w:t>How good could any model possibly be?</w:t>
-      </w:r>
-    </w:p>
-    <w:p>
-      <w:pPr>
-        <w:spacing w:after="100"/>
-      </w:pPr>
-      <w:r>
-        <w:rPr>
-          <w:b w:val="0"/>
-          <w:i w:val="0"/>
-          <w:color w:val="333A44"/>
-          <w:sz w:val="20"/>
-        </w:rPr>
-        <w:t xml:space="preserve">Set 2 re-rates 110 of the same excerpts with a </w:t>
-      </w:r>
-      <w:r>
-        <w:rPr>
-          <w:b/>
-          <w:i w:val="0"/>
-          <w:color w:val="333A44"/>
-          <w:sz w:val="20"/>
-        </w:rPr>
-        <w:t>different listener panel</w:t>
-      </w:r>
-      <w:r>
-        <w:rPr>
-          <w:b w:val="0"/>
-          <w:i w:val="0"/>
-          <w:color w:val="333A44"/>
-          <w:sz w:val="20"/>
-        </w:rPr>
-        <w:t>, which gives the one thing Set 1 alone cannot: how much of the emotion signal is real.</w:t>
-      </w:r>
-    </w:p>
-    <w:tbl>
-      <w:tblPr>
-        <w:tblStyle w:val="TableGrid"/>
-        <w:tblW w:type="auto" w:w="0"/>
-        <w:jc w:val="left"/>
-        <w:tblLayout w:type="fixed"/>
-        <w:tblLook w:firstColumn="1" w:firstRow="1" w:lastColumn="0" w:lastRow="0" w:noHBand="0" w:noVBand="1" w:val="04A0"/>
-      </w:tblPr>
-      <w:tblGrid>
-        <w:gridCol w:w="3137"/>
-        <w:gridCol w:w="3137"/>
-        <w:gridCol w:w="3137"/>
-      </w:tblGrid>
-      <w:tr>
-        <w:tc>
-          <w:tcPr>
-            <w:tcW w:type="dxa" w:w="2948"/>
-            <w:shd w:val="clear" w:color="auto" w:fill="E7EAEF"/>
-          </w:tcPr>
-          <w:p>
-            <w:pPr>
-              <w:spacing w:after="20"/>
-            </w:pPr>
-            <w:r/>
-            <w:r>
-              <w:rPr>
-                <w:b/>
-                <w:color w:val="1A1D24"/>
-                <w:sz w:val="17"/>
-              </w:rPr>
-              <w:t>Quantity</w:t>
-            </w:r>
-          </w:p>
-        </w:tc>
-        <w:tc>
-          <w:tcPr>
-            <w:tcW w:type="dxa" w:w="1361"/>
-            <w:shd w:val="clear" w:color="auto" w:fill="E7EAEF"/>
-          </w:tcPr>
-          <w:p>
-            <w:pPr>
-              <w:spacing w:after="20"/>
-            </w:pPr>
-            <w:r/>
-            <w:r>
-              <w:rPr>
-                <w:b/>
-                <w:color w:val="1A1D24"/>
-                <w:sz w:val="17"/>
-              </w:rPr>
-              <w:t>Value</w:t>
-            </w:r>
-          </w:p>
-        </w:tc>
-        <w:tc>
-          <w:tcPr>
-            <w:tcW w:type="dxa" w:w="5102"/>
-            <w:shd w:val="clear" w:color="auto" w:fill="E7EAEF"/>
-          </w:tcPr>
-          <w:p>
-            <w:pPr>
-              <w:spacing w:after="20"/>
-            </w:pPr>
-            <w:r/>
-            <w:r>
-              <w:rPr>
-                <w:b/>
-                <w:color w:val="1A1D24"/>
-                <w:sz w:val="17"/>
-              </w:rPr>
-              <w:t>Reading</w:t>
-            </w:r>
-          </w:p>
-        </w:tc>
-      </w:tr>
-      <w:tr>
-        <w:tc>
-          <w:tcPr>
-            <w:tcW w:type="dxa" w:w="2948"/>
-          </w:tcPr>
-          <w:p>
-            <w:pPr>
-              <w:spacing w:after="20"/>
-            </w:pPr>
-            <w:r/>
-            <w:r>
-              <w:rPr>
-                <w:b w:val="0"/>
-                <w:i w:val="0"/>
-                <w:color w:val="333A44"/>
-                <w:sz w:val="18"/>
-              </w:rPr>
-              <w:t>Between-panel agreement</w:t>
-            </w:r>
-          </w:p>
-        </w:tc>
-        <w:tc>
-          <w:tcPr>
-            <w:tcW w:type="dxa" w:w="1361"/>
-          </w:tcPr>
-          <w:p>
-            <w:pPr>
-              <w:spacing w:after="20"/>
-            </w:pPr>
-            <w:r/>
-            <w:r>
-              <w:rPr>
-                <w:rFonts w:ascii="Consolas" w:hAnsi="Consolas"/>
-                <w:b w:val="0"/>
-                <w:i w:val="0"/>
-                <w:color w:val="333A44"/>
-                <w:sz w:val="18"/>
-              </w:rPr>
-              <w:t>r = 0.912</w:t>
-            </w:r>
-          </w:p>
-        </w:tc>
-        <w:tc>
-          <w:tcPr>
-            <w:tcW w:type="dxa" w:w="5102"/>
-          </w:tcPr>
-          <w:p>
-            <w:pPr>
-              <w:spacing w:after="20"/>
-            </w:pPr>
-            <w:r/>
-            <w:r>
-              <w:rPr>
-                <w:b w:val="0"/>
-                <w:i w:val="0"/>
-                <w:color w:val="333A44"/>
-                <w:sz w:val="18"/>
-              </w:rPr>
-              <w:t>Two panels, same excerpts</w:t>
-            </w:r>
-          </w:p>
-        </w:tc>
-      </w:tr>
-      <w:tr>
-        <w:tc>
-          <w:tcPr>
-            <w:tcW w:type="dxa" w:w="2948"/>
-          </w:tcPr>
-          <w:p>
-            <w:pPr>
-              <w:spacing w:after="20"/>
-            </w:pPr>
-            <w:r/>
-            <w:r>
-              <w:rPr>
-                <w:b w:val="0"/>
-                <w:i w:val="0"/>
-                <w:color w:val="333A44"/>
-                <w:sz w:val="18"/>
-              </w:rPr>
-              <w:t>Within-panel repeat trials</w:t>
-            </w:r>
-          </w:p>
-        </w:tc>
-        <w:tc>
-          <w:tcPr>
-            <w:tcW w:type="dxa" w:w="1361"/>
-          </w:tcPr>
-          <w:p>
-            <w:pPr>
-              <w:spacing w:after="20"/>
-            </w:pPr>
-            <w:r/>
-            <w:r>
-              <w:rPr>
-                <w:rFonts w:ascii="Consolas" w:hAnsi="Consolas"/>
-                <w:b w:val="0"/>
-                <w:i w:val="0"/>
-                <w:color w:val="333A44"/>
-                <w:sz w:val="18"/>
-              </w:rPr>
-              <w:t>r = 0.988</w:t>
-            </w:r>
-          </w:p>
-        </w:tc>
-        <w:tc>
-          <w:tcPr>
-            <w:tcW w:type="dxa" w:w="5102"/>
-          </w:tcPr>
-          <w:p>
-            <w:pPr>
-              <w:spacing w:after="20"/>
-            </w:pPr>
-            <w:r/>
-            <w:r>
-              <w:rPr>
-                <w:b w:val="0"/>
-                <w:i w:val="0"/>
-                <w:color w:val="333A44"/>
-                <w:sz w:val="18"/>
-              </w:rPr>
-              <w:t>Same panel, excerpt shown twice</w:t>
-            </w:r>
-          </w:p>
-        </w:tc>
-      </w:tr>
-      <w:tr>
-        <w:tc>
-          <w:tcPr>
-            <w:tcW w:type="dxa" w:w="2948"/>
-          </w:tcPr>
-          <w:p>
-            <w:pPr>
-              <w:spacing w:after="20"/>
-            </w:pPr>
-            <w:r/>
-            <w:r>
-              <w:rPr>
-                <w:b/>
-                <w:i w:val="0"/>
-                <w:color w:val="333A44"/>
-                <w:sz w:val="18"/>
-              </w:rPr>
-              <w:t>Ceiling on R² this implies</w:t>
-            </w:r>
-          </w:p>
-        </w:tc>
-        <w:tc>
-          <w:tcPr>
-            <w:tcW w:type="dxa" w:w="1361"/>
-          </w:tcPr>
-          <w:p>
-            <w:pPr>
-              <w:spacing w:after="20"/>
-            </w:pPr>
-            <w:r/>
-            <w:r>
-              <w:rPr>
-                <w:rFonts w:ascii="Consolas" w:hAnsi="Consolas"/>
-                <w:b/>
-                <w:i w:val="0"/>
-                <w:color w:val="333A44"/>
-                <w:sz w:val="18"/>
-              </w:rPr>
-              <w:t>0.897</w:t>
-            </w:r>
-          </w:p>
-        </w:tc>
-        <w:tc>
-          <w:tcPr>
-            <w:tcW w:type="dxa" w:w="5102"/>
-          </w:tcPr>
-          <w:p>
-            <w:pPr>
-              <w:spacing w:after="20"/>
-            </w:pPr>
-            <w:r/>
-            <w:r>
-              <w:rPr>
-                <w:b w:val="0"/>
-                <w:i w:val="0"/>
-                <w:color w:val="333A44"/>
-                <w:sz w:val="18"/>
-              </w:rPr>
-              <w:t>The best any predictor could reach</w:t>
-            </w:r>
-          </w:p>
-        </w:tc>
-      </w:tr>
-      <w:tr>
-        <w:tc>
-          <w:tcPr>
-            <w:tcW w:type="dxa" w:w="2948"/>
-          </w:tcPr>
-          <w:p>
-            <w:pPr>
-              <w:spacing w:after="20"/>
-            </w:pPr>
-            <w:r/>
-            <w:r>
-              <w:rPr>
-                <w:b/>
-                <w:i w:val="0"/>
-                <w:color w:val="333A44"/>
-                <w:sz w:val="18"/>
-              </w:rPr>
-              <w:t>Achieved R² (random forest)</w:t>
-            </w:r>
-          </w:p>
-        </w:tc>
-        <w:tc>
-          <w:tcPr>
-            <w:tcW w:type="dxa" w:w="1361"/>
-          </w:tcPr>
-          <w:p>
-            <w:pPr>
-              <w:spacing w:after="20"/>
-            </w:pPr>
-            <w:r/>
-            <w:r>
-              <w:rPr>
-                <w:rFonts w:ascii="Consolas" w:hAnsi="Consolas"/>
-                <w:b/>
-                <w:i w:val="0"/>
-                <w:color w:val="333A44"/>
-                <w:sz w:val="18"/>
-              </w:rPr>
-              <w:t>0.560</w:t>
-            </w:r>
-          </w:p>
-        </w:tc>
-        <w:tc>
-          <w:tcPr>
-            <w:tcW w:type="dxa" w:w="5102"/>
-          </w:tcPr>
-          <w:p>
-            <w:pPr>
-              <w:spacing w:after="20"/>
-            </w:pPr>
-            <w:r/>
-            <w:r>
-              <w:rPr>
-                <w:b/>
-                <w:i w:val="0"/>
-                <w:color w:val="333A44"/>
-                <w:sz w:val="18"/>
-              </w:rPr>
-              <w:t>62% of attainable variance</w:t>
-            </w:r>
-          </w:p>
-        </w:tc>
-      </w:tr>
-    </w:tbl>
-    <w:p>
-      <w:pPr>
-        <w:spacing w:after="40"/>
-      </w:pPr>
-    </w:p>
-    <w:p>
-      <w:pPr>
-        <w:spacing w:after="100"/>
-      </w:pPr>
-      <w:r>
-        <w:rPr>
-          <w:b w:val="0"/>
-          <w:i w:val="0"/>
-          <w:color w:val="333A44"/>
-          <w:sz w:val="20"/>
-        </w:rPr>
-        <w:t xml:space="preserve">Per emotion the spread is wide: tension </w:t>
-      </w:r>
-      <w:r>
-        <w:rPr>
-          <w:rFonts w:ascii="Consolas" w:hAnsi="Consolas"/>
-          <w:b w:val="0"/>
-          <w:i w:val="0"/>
-          <w:color w:val="333A44"/>
-          <w:sz w:val="20"/>
-        </w:rPr>
-        <w:t>0.664</w:t>
-      </w:r>
-      <w:r>
-        <w:rPr>
-          <w:b w:val="0"/>
-          <w:i w:val="0"/>
-          <w:color w:val="333A44"/>
-          <w:sz w:val="20"/>
-        </w:rPr>
-        <w:t xml:space="preserve">, anger </w:t>
-      </w:r>
-      <w:r>
-        <w:rPr>
-          <w:rFonts w:ascii="Consolas" w:hAnsi="Consolas"/>
-          <w:b w:val="0"/>
-          <w:i w:val="0"/>
-          <w:color w:val="333A44"/>
-          <w:sz w:val="20"/>
-        </w:rPr>
-        <w:t>0.630</w:t>
-      </w:r>
-      <w:r>
-        <w:rPr>
-          <w:b w:val="0"/>
-          <w:i w:val="0"/>
-          <w:color w:val="333A44"/>
-          <w:sz w:val="20"/>
-        </w:rPr>
-        <w:t xml:space="preserve">, valence </w:t>
-      </w:r>
-      <w:r>
-        <w:rPr>
-          <w:rFonts w:ascii="Consolas" w:hAnsi="Consolas"/>
-          <w:b w:val="0"/>
-          <w:i w:val="0"/>
-          <w:color w:val="333A44"/>
-          <w:sz w:val="20"/>
-        </w:rPr>
-        <w:t>0.616</w:t>
-      </w:r>
-      <w:r>
-        <w:rPr>
-          <w:b w:val="0"/>
-          <w:i w:val="0"/>
-          <w:color w:val="333A44"/>
-          <w:sz w:val="20"/>
-        </w:rPr>
-        <w:t xml:space="preserve"> are easy; </w:t>
-      </w:r>
-      <w:r>
-        <w:rPr>
-          <w:rFonts w:ascii="Consolas" w:hAnsi="Consolas"/>
-          <w:b/>
-          <w:i w:val="0"/>
-          <w:color w:val="333A44"/>
-          <w:sz w:val="20"/>
-        </w:rPr>
-        <w:t>sad 0.437</w:t>
-      </w:r>
-      <w:r>
-        <w:rPr>
-          <w:b w:val="0"/>
-          <w:i w:val="0"/>
-          <w:color w:val="333A44"/>
-          <w:sz w:val="20"/>
-        </w:rPr>
-        <w:t xml:space="preserve"> and </w:t>
-      </w:r>
-      <w:r>
-        <w:rPr>
-          <w:rFonts w:ascii="Consolas" w:hAnsi="Consolas"/>
-          <w:b/>
-          <w:i w:val="0"/>
-          <w:color w:val="333A44"/>
-          <w:sz w:val="20"/>
-        </w:rPr>
-        <w:t>happy 0.314</w:t>
-      </w:r>
-      <w:r>
-        <w:rPr>
-          <w:b w:val="0"/>
-          <w:i w:val="0"/>
-          <w:color w:val="333A44"/>
-          <w:sz w:val="20"/>
-        </w:rPr>
-        <w:t xml:space="preserve"> are hard — the classic “valence problem”, documented by both Kim (2010) and Kang &amp; Herremans (2025). Our valence (0.616) actually beats their reported 0.55 benchmark.</w:t>
-      </w:r>
-    </w:p>
-    <w:p>
-      <w:pPr>
-        <w:pStyle w:val="ListBullet"/>
-        <w:spacing w:after="60"/>
-      </w:pPr>
-      <w:r>
-        <w:rPr>
-          <w:b/>
-          <w:i w:val="0"/>
-          <w:color w:val="333A44"/>
-          <w:sz w:val="20"/>
-        </w:rPr>
-        <w:t>R² ≈ 1.0 was never achievable</w:t>
-      </w:r>
-      <w:r>
-        <w:rPr>
-          <w:b w:val="0"/>
-          <w:i w:val="0"/>
-          <w:color w:val="333A44"/>
-          <w:sz w:val="20"/>
-        </w:rPr>
-        <w:t xml:space="preserve"> — read 0.56 against a ceiling of 0.90, not 1.0.</w:t>
-      </w:r>
-    </w:p>
-    <w:p>
-      <w:pPr>
-        <w:pStyle w:val="ListBullet"/>
-        <w:spacing w:after="60"/>
-      </w:pPr>
-      <w:r>
-        <w:rPr>
-          <w:b/>
-          <w:i w:val="0"/>
-          <w:color w:val="333A44"/>
-          <w:sz w:val="20"/>
-        </w:rPr>
-        <w:t>Rating noise does not excuse the gap</w:t>
-      </w:r>
-      <w:r>
-        <w:rPr>
-          <w:b w:val="0"/>
-          <w:i w:val="0"/>
-          <w:color w:val="333A44"/>
-          <w:sz w:val="20"/>
-        </w:rPr>
-        <w:t xml:space="preserve"> — a third of attainable variance is still unexplained, so the limit is the audio representation and corpus size, not the labels.</w:t>
-      </w:r>
-    </w:p>
-    <w:p>
-      <w:pPr>
-        <w:pStyle w:val="Heading1"/>
-      </w:pPr>
-      <w:r>
-        <w:t>Which emotions mark which genres</w:t>
-      </w:r>
-    </w:p>
-    <w:tbl>
-      <w:tblPr>
-        <w:tblStyle w:val="TableGrid"/>
-        <w:tblW w:type="auto" w:w="0"/>
-        <w:jc w:val="left"/>
-        <w:tblLayout w:type="fixed"/>
-        <w:tblLook w:firstColumn="1" w:firstRow="1" w:lastColumn="0" w:lastRow="0" w:noHBand="0" w:noVBand="1" w:val="04A0"/>
-      </w:tblPr>
-      <w:tblGrid>
-        <w:gridCol w:w="1176"/>
-        <w:gridCol w:w="1176"/>
-        <w:gridCol w:w="1176"/>
-        <w:gridCol w:w="1176"/>
-        <w:gridCol w:w="1176"/>
-        <w:gridCol w:w="1176"/>
-        <w:gridCol w:w="1176"/>
-        <w:gridCol w:w="1176"/>
-      </w:tblGrid>
-      <w:tr>
-        <w:tc>
-          <w:tcPr>
-            <w:tcW w:type="dxa" w:w="1077"/>
-            <w:shd w:val="clear" w:color="auto" w:fill="E7EAEF"/>
-          </w:tcPr>
-          <w:p>
-            <w:pPr>
-              <w:spacing w:after="20"/>
-            </w:pPr>
-            <w:r/>
-            <w:r>
-              <w:rPr>
-                <w:b/>
-                <w:color w:val="1A1D24"/>
-                <w:sz w:val="17"/>
-              </w:rPr>
-              <w:t>Genre</w:t>
-            </w:r>
-          </w:p>
-        </w:tc>
-        <w:tc>
-          <w:tcPr>
-            <w:tcW w:type="dxa" w:w="510"/>
-            <w:shd w:val="clear" w:color="auto" w:fill="E7EAEF"/>
-          </w:tcPr>
-          <w:p>
-            <w:pPr>
-              <w:spacing w:after="20"/>
-            </w:pPr>
-            <w:r/>
-            <w:r>
-              <w:rPr>
-                <w:b/>
-                <w:color w:val="1A1D24"/>
-                <w:sz w:val="17"/>
-              </w:rPr>
-              <w:t>n</w:t>
-            </w:r>
-          </w:p>
-        </w:tc>
-        <w:tc>
-          <w:tcPr>
-            <w:tcW w:type="dxa" w:w="1814"/>
-            <w:shd w:val="clear" w:color="auto" w:fill="E7EAEF"/>
-          </w:tcPr>
-          <w:p>
-            <w:pPr>
-              <w:spacing w:after="20"/>
-            </w:pPr>
-            <w:r/>
-            <w:r>
-              <w:rPr>
-                <w:b/>
-                <w:color w:val="1A1D24"/>
-                <w:sz w:val="17"/>
-              </w:rPr>
-              <w:t>Signature</w:t>
-            </w:r>
-          </w:p>
-        </w:tc>
-        <w:tc>
-          <w:tcPr>
-            <w:tcW w:type="dxa" w:w="907"/>
-            <w:shd w:val="clear" w:color="auto" w:fill="E7EAEF"/>
-          </w:tcPr>
-          <w:p>
-            <w:pPr>
-              <w:spacing w:after="20"/>
-            </w:pPr>
-            <w:r/>
-            <w:r>
-              <w:rPr>
-                <w:b/>
-                <w:color w:val="1A1D24"/>
-                <w:sz w:val="17"/>
-              </w:rPr>
-              <w:t>d</w:t>
-            </w:r>
-          </w:p>
-        </w:tc>
-        <w:tc>
-          <w:tcPr>
-            <w:tcW w:type="dxa" w:w="1247"/>
-            <w:shd w:val="clear" w:color="auto" w:fill="E7EAEF"/>
-          </w:tcPr>
-          <w:p>
-            <w:pPr>
-              <w:spacing w:after="20"/>
-            </w:pPr>
-            <w:r/>
-            <w:r>
-              <w:rPr>
-                <w:b/>
-                <w:color w:val="1A1D24"/>
-                <w:sz w:val="17"/>
-              </w:rPr>
-              <w:t>Genre</w:t>
-            </w:r>
-          </w:p>
-        </w:tc>
-        <w:tc>
-          <w:tcPr>
-            <w:tcW w:type="dxa" w:w="510"/>
-            <w:shd w:val="clear" w:color="auto" w:fill="E7EAEF"/>
-          </w:tcPr>
-          <w:p>
-            <w:pPr>
-              <w:spacing w:after="20"/>
-            </w:pPr>
-            <w:r/>
-            <w:r>
-              <w:rPr>
-                <w:b/>
-                <w:color w:val="1A1D24"/>
-                <w:sz w:val="17"/>
-              </w:rPr>
-              <w:t>n</w:t>
-            </w:r>
-          </w:p>
-        </w:tc>
-        <w:tc>
-          <w:tcPr>
-            <w:tcW w:type="dxa" w:w="2041"/>
-            <w:shd w:val="clear" w:color="auto" w:fill="E7EAEF"/>
-          </w:tcPr>
-          <w:p>
-            <w:pPr>
-              <w:spacing w:after="20"/>
-            </w:pPr>
-            <w:r/>
-            <w:r>
-              <w:rPr>
-                <w:b/>
-                <w:color w:val="1A1D24"/>
-                <w:sz w:val="17"/>
-              </w:rPr>
-              <w:t>Signature</w:t>
-            </w:r>
-          </w:p>
-        </w:tc>
-        <w:tc>
-          <w:tcPr>
-            <w:tcW w:type="dxa" w:w="907"/>
-            <w:shd w:val="clear" w:color="auto" w:fill="E7EAEF"/>
-          </w:tcPr>
-          <w:p>
-            <w:pPr>
-              <w:spacing w:after="20"/>
-            </w:pPr>
-            <w:r/>
-            <w:r>
-              <w:rPr>
-                <w:b/>
-                <w:color w:val="1A1D24"/>
-                <w:sz w:val="17"/>
-              </w:rPr>
-              <w:t>d</w:t>
-            </w:r>
-          </w:p>
-        </w:tc>
-      </w:tr>
-      <w:tr>
-        <w:tc>
-          <w:tcPr>
-            <w:tcW w:type="dxa" w:w="1077"/>
-          </w:tcPr>
-          <w:p>
-            <w:pPr>
-              <w:spacing w:after="20"/>
-            </w:pPr>
-            <w:r/>
-            <w:r>
-              <w:rPr>
-                <w:b w:val="0"/>
-                <w:i w:val="0"/>
-                <w:color w:val="333A44"/>
-                <w:sz w:val="17"/>
-              </w:rPr>
-              <w:t>Horror</w:t>
-            </w:r>
-          </w:p>
-        </w:tc>
-        <w:tc>
-          <w:tcPr>
-            <w:tcW w:type="dxa" w:w="510"/>
-          </w:tcPr>
-          <w:p>
-            <w:pPr>
-              <w:spacing w:after="20"/>
-              <w:jc w:val="right"/>
-            </w:pPr>
-            <w:r/>
-            <w:r>
-              <w:rPr>
-                <w:rFonts w:ascii="Consolas" w:hAnsi="Consolas"/>
-                <w:b w:val="0"/>
-                <w:i w:val="0"/>
-                <w:color w:val="333A44"/>
-                <w:sz w:val="17"/>
-              </w:rPr>
-              <w:t>28</w:t>
-            </w:r>
-          </w:p>
-        </w:tc>
-        <w:tc>
-          <w:tcPr>
-            <w:tcW w:type="dxa" w:w="1814"/>
-          </w:tcPr>
-          <w:p>
-            <w:pPr>
-              <w:spacing w:after="20"/>
-            </w:pPr>
-            <w:r/>
-            <w:r>
-              <w:rPr>
-                <w:b w:val="0"/>
-                <w:i w:val="0"/>
-                <w:color w:val="333A44"/>
-                <w:sz w:val="17"/>
-              </w:rPr>
-              <w:t>high fear</w:t>
-            </w:r>
-          </w:p>
-        </w:tc>
-        <w:tc>
-          <w:tcPr>
-            <w:tcW w:type="dxa" w:w="907"/>
-          </w:tcPr>
-          <w:p>
-            <w:pPr>
-              <w:spacing w:after="20"/>
-              <w:jc w:val="right"/>
-            </w:pPr>
-            <w:r/>
-            <w:r>
-              <w:rPr>
-                <w:rFonts w:ascii="Consolas" w:hAnsi="Consolas"/>
-                <w:b w:val="0"/>
-                <w:i w:val="0"/>
-                <w:color w:val="333A44"/>
-                <w:sz w:val="17"/>
-              </w:rPr>
-              <w:t>+0.75</w:t>
-            </w:r>
-          </w:p>
-        </w:tc>
-        <w:tc>
-          <w:tcPr>
-            <w:tcW w:type="dxa" w:w="1247"/>
-          </w:tcPr>
-          <w:p>
-            <w:pPr>
-              <w:spacing w:after="20"/>
-            </w:pPr>
-            <w:r/>
-            <w:r>
-              <w:rPr>
-                <w:b w:val="0"/>
-                <w:i w:val="0"/>
-                <w:color w:val="333A44"/>
-                <w:sz w:val="17"/>
-              </w:rPr>
-              <w:t>Documentary</w:t>
-            </w:r>
-          </w:p>
-        </w:tc>
-        <w:tc>
-          <w:tcPr>
-            <w:tcW w:type="dxa" w:w="510"/>
-          </w:tcPr>
-          <w:p>
-            <w:pPr>
-              <w:spacing w:after="20"/>
-              <w:jc w:val="right"/>
-            </w:pPr>
-            <w:r/>
-            <w:r>
-              <w:rPr>
-                <w:rFonts w:ascii="Consolas" w:hAnsi="Consolas"/>
-                <w:b w:val="0"/>
-                <w:i w:val="0"/>
-                <w:color w:val="333A44"/>
-                <w:sz w:val="17"/>
-              </w:rPr>
-              <w:t>17</w:t>
-            </w:r>
-          </w:p>
-        </w:tc>
-        <w:tc>
-          <w:tcPr>
-            <w:tcW w:type="dxa" w:w="2041"/>
-          </w:tcPr>
-          <w:p>
-            <w:pPr>
-              <w:spacing w:after="20"/>
-            </w:pPr>
-            <w:r/>
-            <w:r>
-              <w:rPr>
-                <w:b w:val="0"/>
-                <w:i w:val="0"/>
-                <w:color w:val="333A44"/>
-                <w:sz w:val="17"/>
-              </w:rPr>
-              <w:t>low anger</w:t>
-            </w:r>
-          </w:p>
-        </w:tc>
-        <w:tc>
-          <w:tcPr>
-            <w:tcW w:type="dxa" w:w="907"/>
-          </w:tcPr>
-          <w:p>
-            <w:pPr>
-              <w:spacing w:after="20"/>
-              <w:jc w:val="right"/>
-            </w:pPr>
-            <w:r/>
-            <w:r>
-              <w:rPr>
-                <w:rFonts w:ascii="Consolas" w:hAnsi="Consolas"/>
-                <w:b w:val="0"/>
-                <w:i w:val="0"/>
-                <w:color w:val="333A44"/>
-                <w:sz w:val="17"/>
-              </w:rPr>
-              <w:t>−0.51</w:t>
-            </w:r>
-          </w:p>
-        </w:tc>
-      </w:tr>
-      <w:tr>
-        <w:tc>
-          <w:tcPr>
-            <w:tcW w:type="dxa" w:w="1077"/>
-          </w:tcPr>
-          <w:p>
-            <w:pPr>
-              <w:spacing w:after="20"/>
-            </w:pPr>
-            <w:r/>
-            <w:r>
-              <w:rPr>
-                <w:b w:val="0"/>
-                <w:i w:val="0"/>
-                <w:color w:val="333A44"/>
-                <w:sz w:val="17"/>
-              </w:rPr>
-              <w:t>Biography</w:t>
-            </w:r>
-          </w:p>
-        </w:tc>
-        <w:tc>
-          <w:tcPr>
-            <w:tcW w:type="dxa" w:w="510"/>
-          </w:tcPr>
-          <w:p>
-            <w:pPr>
-              <w:spacing w:after="20"/>
-              <w:jc w:val="right"/>
-            </w:pPr>
-            <w:r/>
-            <w:r>
-              <w:rPr>
-                <w:rFonts w:ascii="Consolas" w:hAnsi="Consolas"/>
-                <w:b w:val="0"/>
-                <w:i w:val="0"/>
-                <w:color w:val="333A44"/>
-                <w:sz w:val="17"/>
-              </w:rPr>
-              <w:t>24</w:t>
-            </w:r>
-          </w:p>
-        </w:tc>
-        <w:tc>
-          <w:tcPr>
-            <w:tcW w:type="dxa" w:w="1814"/>
-          </w:tcPr>
-          <w:p>
-            <w:pPr>
-              <w:spacing w:after="20"/>
-            </w:pPr>
-            <w:r/>
-            <w:r>
-              <w:rPr>
-                <w:b w:val="0"/>
-                <w:i w:val="0"/>
-                <w:color w:val="333A44"/>
-                <w:sz w:val="17"/>
-              </w:rPr>
-              <w:t>high happy</w:t>
-            </w:r>
-          </w:p>
-        </w:tc>
-        <w:tc>
-          <w:tcPr>
-            <w:tcW w:type="dxa" w:w="907"/>
-          </w:tcPr>
-          <w:p>
-            <w:pPr>
-              <w:spacing w:after="20"/>
-              <w:jc w:val="right"/>
-            </w:pPr>
-            <w:r/>
-            <w:r>
-              <w:rPr>
-                <w:rFonts w:ascii="Consolas" w:hAnsi="Consolas"/>
-                <w:b w:val="0"/>
-                <w:i w:val="0"/>
-                <w:color w:val="333A44"/>
-                <w:sz w:val="17"/>
-              </w:rPr>
-              <w:t>+0.67</w:t>
-            </w:r>
-          </w:p>
-        </w:tc>
-        <w:tc>
-          <w:tcPr>
-            <w:tcW w:type="dxa" w:w="1247"/>
-          </w:tcPr>
-          <w:p>
-            <w:pPr>
-              <w:spacing w:after="20"/>
-            </w:pPr>
-            <w:r/>
-            <w:r>
-              <w:rPr>
-                <w:b w:val="0"/>
-                <w:i w:val="0"/>
-                <w:color w:val="333A44"/>
-                <w:sz w:val="17"/>
-              </w:rPr>
-              <w:t>Action</w:t>
-            </w:r>
-          </w:p>
-        </w:tc>
-        <w:tc>
-          <w:tcPr>
-            <w:tcW w:type="dxa" w:w="510"/>
-          </w:tcPr>
-          <w:p>
-            <w:pPr>
-              <w:spacing w:after="20"/>
-              <w:jc w:val="right"/>
-            </w:pPr>
-            <w:r/>
-            <w:r>
-              <w:rPr>
-                <w:rFonts w:ascii="Consolas" w:hAnsi="Consolas"/>
-                <w:b w:val="0"/>
-                <w:i w:val="0"/>
-                <w:color w:val="333A44"/>
-                <w:sz w:val="17"/>
-              </w:rPr>
-              <w:t>103</w:t>
-            </w:r>
-          </w:p>
-        </w:tc>
-        <w:tc>
-          <w:tcPr>
-            <w:tcW w:type="dxa" w:w="2041"/>
-          </w:tcPr>
-          <w:p>
-            <w:pPr>
-              <w:spacing w:after="20"/>
-            </w:pPr>
-            <w:r/>
-            <w:r>
-              <w:rPr>
-                <w:b w:val="0"/>
-                <w:i w:val="0"/>
-                <w:color w:val="333A44"/>
-                <w:sz w:val="17"/>
-              </w:rPr>
-              <w:t>low happy / tension</w:t>
-            </w:r>
-          </w:p>
-        </w:tc>
-        <w:tc>
-          <w:tcPr>
-            <w:tcW w:type="dxa" w:w="907"/>
-          </w:tcPr>
-          <w:p>
-            <w:pPr>
-              <w:spacing w:after="20"/>
-              <w:jc w:val="right"/>
-            </w:pPr>
-            <w:r/>
-            <w:r>
-              <w:rPr>
-                <w:rFonts w:ascii="Consolas" w:hAnsi="Consolas"/>
-                <w:b w:val="0"/>
-                <w:i w:val="0"/>
-                <w:color w:val="333A44"/>
-                <w:sz w:val="17"/>
-              </w:rPr>
-              <w:t>−0.50</w:t>
-            </w:r>
-          </w:p>
-        </w:tc>
-      </w:tr>
-      <w:tr>
-        <w:tc>
-          <w:tcPr>
-            <w:tcW w:type="dxa" w:w="1077"/>
-          </w:tcPr>
-          <w:p>
-            <w:pPr>
-              <w:spacing w:after="20"/>
-            </w:pPr>
-            <w:r/>
-            <w:r>
-              <w:rPr>
-                <w:b w:val="0"/>
-                <w:i w:val="0"/>
-                <w:color w:val="333A44"/>
-                <w:sz w:val="17"/>
-              </w:rPr>
-              <w:t>Comedy</w:t>
-            </w:r>
-          </w:p>
-        </w:tc>
-        <w:tc>
-          <w:tcPr>
-            <w:tcW w:type="dxa" w:w="510"/>
-          </w:tcPr>
-          <w:p>
-            <w:pPr>
-              <w:spacing w:after="20"/>
-              <w:jc w:val="right"/>
-            </w:pPr>
-            <w:r/>
-            <w:r>
-              <w:rPr>
-                <w:rFonts w:ascii="Consolas" w:hAnsi="Consolas"/>
-                <w:b w:val="0"/>
-                <w:i w:val="0"/>
-                <w:color w:val="333A44"/>
-                <w:sz w:val="17"/>
-              </w:rPr>
-              <w:t>40</w:t>
-            </w:r>
-          </w:p>
-        </w:tc>
-        <w:tc>
-          <w:tcPr>
-            <w:tcW w:type="dxa" w:w="1814"/>
-          </w:tcPr>
-          <w:p>
-            <w:pPr>
-              <w:spacing w:after="20"/>
-            </w:pPr>
-            <w:r/>
-            <w:r>
-              <w:rPr>
-                <w:b w:val="0"/>
-                <w:i w:val="0"/>
-                <w:color w:val="333A44"/>
-                <w:sz w:val="17"/>
-              </w:rPr>
-              <w:t>low fear</w:t>
-            </w:r>
-          </w:p>
-        </w:tc>
-        <w:tc>
-          <w:tcPr>
-            <w:tcW w:type="dxa" w:w="907"/>
-          </w:tcPr>
-          <w:p>
-            <w:pPr>
-              <w:spacing w:after="20"/>
-              <w:jc w:val="right"/>
-            </w:pPr>
-            <w:r/>
-            <w:r>
-              <w:rPr>
-                <w:rFonts w:ascii="Consolas" w:hAnsi="Consolas"/>
-                <w:b w:val="0"/>
-                <w:i w:val="0"/>
-                <w:color w:val="333A44"/>
-                <w:sz w:val="17"/>
-              </w:rPr>
-              <w:t>−0.61</w:t>
-            </w:r>
-          </w:p>
-        </w:tc>
-        <w:tc>
-          <w:tcPr>
-            <w:tcW w:type="dxa" w:w="1247"/>
-          </w:tcPr>
-          <w:p>
-            <w:pPr>
-              <w:spacing w:after="20"/>
-            </w:pPr>
-            <w:r/>
-            <w:r>
-              <w:rPr>
-                <w:b w:val="0"/>
-                <w:i w:val="0"/>
-                <w:color w:val="333A44"/>
-                <w:sz w:val="17"/>
-              </w:rPr>
-              <w:t>Crime</w:t>
-            </w:r>
-          </w:p>
-        </w:tc>
-        <w:tc>
-          <w:tcPr>
-            <w:tcW w:type="dxa" w:w="510"/>
-          </w:tcPr>
-          <w:p>
-            <w:pPr>
-              <w:spacing w:after="20"/>
-              <w:jc w:val="right"/>
-            </w:pPr>
-            <w:r/>
-            <w:r>
-              <w:rPr>
-                <w:rFonts w:ascii="Consolas" w:hAnsi="Consolas"/>
-                <w:b w:val="0"/>
-                <w:i w:val="0"/>
-                <w:color w:val="333A44"/>
-                <w:sz w:val="17"/>
-              </w:rPr>
-              <w:t>98</w:t>
-            </w:r>
-          </w:p>
-        </w:tc>
-        <w:tc>
-          <w:tcPr>
-            <w:tcW w:type="dxa" w:w="2041"/>
-          </w:tcPr>
-          <w:p>
-            <w:pPr>
-              <w:spacing w:after="20"/>
-            </w:pPr>
-            <w:r/>
-            <w:r>
-              <w:rPr>
-                <w:b w:val="0"/>
-                <w:i w:val="0"/>
-                <w:color w:val="333A44"/>
-                <w:sz w:val="17"/>
-              </w:rPr>
-              <w:t>high fear / low sad</w:t>
-            </w:r>
-          </w:p>
-        </w:tc>
-        <w:tc>
-          <w:tcPr>
-            <w:tcW w:type="dxa" w:w="907"/>
-          </w:tcPr>
-          <w:p>
-            <w:pPr>
-              <w:spacing w:after="20"/>
-              <w:jc w:val="right"/>
-            </w:pPr>
-            <w:r/>
-            <w:r>
-              <w:rPr>
-                <w:rFonts w:ascii="Consolas" w:hAnsi="Consolas"/>
-                <w:b w:val="0"/>
-                <w:i w:val="0"/>
-                <w:color w:val="333A44"/>
-                <w:sz w:val="17"/>
-              </w:rPr>
-              <w:t>+0.40</w:t>
-            </w:r>
-          </w:p>
-        </w:tc>
-      </w:tr>
-      <w:tr>
-        <w:tc>
-          <w:tcPr>
-            <w:tcW w:type="dxa" w:w="1077"/>
-          </w:tcPr>
-          <w:p>
-            <w:pPr>
-              <w:spacing w:after="20"/>
-            </w:pPr>
-            <w:r/>
-            <w:r>
-              <w:rPr>
-                <w:b w:val="0"/>
-                <w:i w:val="0"/>
-                <w:color w:val="333A44"/>
-                <w:sz w:val="17"/>
-              </w:rPr>
-              <w:t>Drama</w:t>
-            </w:r>
-          </w:p>
-        </w:tc>
-        <w:tc>
-          <w:tcPr>
-            <w:tcW w:type="dxa" w:w="510"/>
-          </w:tcPr>
-          <w:p>
-            <w:pPr>
-              <w:spacing w:after="20"/>
-              <w:jc w:val="right"/>
-            </w:pPr>
-            <w:r/>
-            <w:r>
-              <w:rPr>
-                <w:rFonts w:ascii="Consolas" w:hAnsi="Consolas"/>
-                <w:b w:val="0"/>
-                <w:i w:val="0"/>
-                <w:color w:val="333A44"/>
-                <w:sz w:val="17"/>
-              </w:rPr>
-              <w:t>239</w:t>
-            </w:r>
-          </w:p>
-        </w:tc>
-        <w:tc>
-          <w:tcPr>
-            <w:tcW w:type="dxa" w:w="1814"/>
-          </w:tcPr>
-          <w:p>
-            <w:pPr>
-              <w:spacing w:after="20"/>
-            </w:pPr>
-            <w:r/>
-            <w:r>
-              <w:rPr>
-                <w:b w:val="0"/>
-                <w:i w:val="0"/>
-                <w:color w:val="333A44"/>
-                <w:sz w:val="17"/>
-              </w:rPr>
-              <w:t>high valence</w:t>
-            </w:r>
-          </w:p>
-        </w:tc>
-        <w:tc>
-          <w:tcPr>
-            <w:tcW w:type="dxa" w:w="907"/>
-          </w:tcPr>
-          <w:p>
-            <w:pPr>
-              <w:spacing w:after="20"/>
-              <w:jc w:val="right"/>
-            </w:pPr>
-            <w:r/>
-            <w:r>
-              <w:rPr>
-                <w:rFonts w:ascii="Consolas" w:hAnsi="Consolas"/>
-                <w:b w:val="0"/>
-                <w:i w:val="0"/>
-                <w:color w:val="333A44"/>
-                <w:sz w:val="17"/>
-              </w:rPr>
-              <w:t>+0.57</w:t>
-            </w:r>
-          </w:p>
-        </w:tc>
-        <w:tc>
-          <w:tcPr>
-            <w:tcW w:type="dxa" w:w="1247"/>
-          </w:tcPr>
-          <w:p>
-            <w:pPr>
-              <w:spacing w:after="20"/>
-            </w:pPr>
-            <w:r/>
-            <w:r>
-              <w:rPr>
-                <w:b w:val="0"/>
-                <w:i w:val="0"/>
-                <w:color w:val="333A44"/>
-                <w:sz w:val="17"/>
-              </w:rPr>
-              <w:t>Adventure</w:t>
-            </w:r>
-          </w:p>
-        </w:tc>
-        <w:tc>
-          <w:tcPr>
-            <w:tcW w:type="dxa" w:w="510"/>
-          </w:tcPr>
-          <w:p>
-            <w:pPr>
-              <w:spacing w:after="20"/>
-              <w:jc w:val="right"/>
-            </w:pPr>
-            <w:r/>
-            <w:r>
-              <w:rPr>
-                <w:rFonts w:ascii="Consolas" w:hAnsi="Consolas"/>
-                <w:b w:val="0"/>
-                <w:i w:val="0"/>
-                <w:color w:val="333A44"/>
-                <w:sz w:val="17"/>
-              </w:rPr>
-              <w:t>97</w:t>
-            </w:r>
-          </w:p>
-        </w:tc>
-        <w:tc>
-          <w:tcPr>
-            <w:tcW w:type="dxa" w:w="2041"/>
-          </w:tcPr>
-          <w:p>
-            <w:pPr>
-              <w:spacing w:after="20"/>
-            </w:pPr>
-            <w:r/>
-            <w:r>
-              <w:rPr>
-                <w:b w:val="0"/>
-                <w:i/>
-                <w:color w:val="333A44"/>
-                <w:sz w:val="17"/>
-              </w:rPr>
-              <w:t>none</w:t>
-            </w:r>
-          </w:p>
-        </w:tc>
-        <w:tc>
-          <w:tcPr>
-            <w:tcW w:type="dxa" w:w="907"/>
-          </w:tcPr>
-          <w:p>
-            <w:pPr>
-              <w:spacing w:after="20"/>
-              <w:jc w:val="right"/>
-            </w:pPr>
-            <w:r/>
-            <w:r>
-              <w:rPr>
-                <w:rFonts w:ascii="Consolas" w:hAnsi="Consolas"/>
-                <w:b w:val="0"/>
-                <w:i w:val="0"/>
-                <w:color w:val="333A44"/>
-                <w:sz w:val="17"/>
-              </w:rPr>
-              <w:t>±0.25</w:t>
-            </w:r>
-          </w:p>
-        </w:tc>
-      </w:tr>
-    </w:tbl>
-    <w:p>
-      <w:pPr>
-        <w:spacing w:after="40"/>
-      </w:pPr>
-    </w:p>
-    <w:p>
-      <w:pPr>
-        <w:spacing w:after="80"/>
-      </w:pPr>
-      <w:r>
-        <w:rPr>
-          <w:b/>
-          <w:i w:val="0"/>
-          <w:color w:val="333A44"/>
-          <w:sz w:val="20"/>
-        </w:rPr>
-        <w:t>Fear is the master discriminator</w:t>
-      </w:r>
-      <w:r>
-        <w:rPr>
-          <w:b w:val="0"/>
-          <w:i w:val="0"/>
-          <w:color w:val="333A44"/>
-          <w:sz w:val="20"/>
-        </w:rPr>
-        <w:t xml:space="preserve"> (threat genres vs light genres), valence the second axis. Adventure having no signature </w:t>
-      </w:r>
-      <w:r>
-        <w:rPr>
-          <w:b w:val="0"/>
-          <w:i/>
-          <w:color w:val="333A44"/>
-          <w:sz w:val="20"/>
-        </w:rPr>
-        <w:t>explains</w:t>
-      </w:r>
-      <w:r>
-        <w:rPr>
-          <w:b w:val="0"/>
-          <w:i w:val="0"/>
-          <w:color w:val="333A44"/>
-          <w:sz w:val="20"/>
-        </w:rPr>
-        <w:t xml:space="preserve"> its near-chance predictability rather than leaving it unexplained.</w:t>
-      </w:r>
-    </w:p>
-    <w:tbl>
-      <w:tblPr>
-        <w:tblStyle w:val="TableGrid"/>
-        <w:tblW w:type="auto" w:w="0"/>
-        <w:tblLayout w:type="fixed"/>
-        <w:tblLook w:firstColumn="1" w:firstRow="1" w:lastColumn="0" w:lastRow="0" w:noHBand="0" w:noVBand="1" w:val="04A0"/>
-      </w:tblPr>
-      <w:tblGrid>
-        <w:gridCol w:w="9412"/>
-      </w:tblGrid>
-      <w:tr>
-        <w:tc>
-          <w:tcPr>
-            <w:tcW w:type="dxa" w:w="9411"/>
-            <w:shd w:val="clear" w:color="auto" w:fill="F7F2E8"/>
-          </w:tcPr>
-          <w:p>
-            <w:pPr>
-              <w:spacing w:after="40"/>
-            </w:pPr>
-            <w:r/>
-            <w:r>
-              <w:rPr>
-                <w:b/>
-                <w:color w:val="0E6262"/>
-                <w:sz w:val="18"/>
-              </w:rPr>
-              <w:t>Fix before submission</w:t>
-            </w:r>
-          </w:p>
-          <w:p>
-            <w:pPr>
-              <w:spacing w:after="0"/>
-            </w:pPr>
-            <w:r>
-              <w:rPr>
-                <w:b w:val="0"/>
-                <w:i w:val="0"/>
-                <w:color w:val="333A44"/>
-                <w:sz w:val="18"/>
-              </w:rPr>
-              <w:t xml:space="preserve">chapter/fundamentals.tex gives Horror’s anger effect as d ≈ 0.51 and fear as 0.77. The correct values are 0.34 and 0.75 — which makes the argument there </w:t>
-            </w:r>
-            <w:r>
-              <w:rPr>
-                <w:b w:val="0"/>
-                <w:i/>
-                <w:color w:val="333A44"/>
-                <w:sz w:val="18"/>
-              </w:rPr>
-              <w:t>stronger</w:t>
-            </w:r>
-            <w:r>
-              <w:rPr>
-                <w:b w:val="0"/>
-                <w:i w:val="0"/>
-                <w:color w:val="333A44"/>
-                <w:sz w:val="18"/>
-              </w:rPr>
-              <w:t>, not weaker.</w:t>
-            </w:r>
-          </w:p>
-        </w:tc>
-      </w:tr>
-    </w:tbl>
-    <w:p>
-      <w:pPr>
-        <w:spacing w:after="40"/>
-      </w:pPr>
-    </w:p>
-    <w:p>
-      <w:pPr>
-        <w:pStyle w:val="Heading1"/>
-      </w:pPr>
-      <w:r>
-        <w:t>Questions to expect</w:t>
-      </w:r>
-    </w:p>
-    <w:p>
-      <w:pPr>
-        <w:keepNext/>
-        <w:spacing w:after="20" w:before="100"/>
-      </w:pPr>
-      <w:r>
-        <w:rPr>
-          <w:b/>
-          <w:color w:val="1A1D24"/>
-          <w:sz w:val="19"/>
-        </w:rPr>
-        <w:t>Is the emotion advantage real, or noise?</w:t>
-      </w:r>
-    </w:p>
-    <w:p>
-      <w:pPr>
-        <w:spacing w:after="60"/>
-        <w:ind w:left="227"/>
-      </w:pPr>
-      <w:r>
-        <w:rPr>
-          <w:color w:val="333A44"/>
-          <w:sz w:val="18"/>
-        </w:rPr>
-        <w:t>Significant on 8 genres (p = 0.031, 92% of folds). On the 5-genre subset the margins are consistent (80–88% of folds) but p = 0.060–0.104, so it is reported as borderline, deliberately.</w:t>
-      </w:r>
-    </w:p>
-    <w:p>
-      <w:pPr>
-        <w:keepNext/>
-        <w:spacing w:after="20" w:before="100"/>
-      </w:pPr>
-      <w:r>
-        <w:rPr>
-          <w:b/>
-          <w:color w:val="1A1D24"/>
-          <w:sz w:val="19"/>
-        </w:rPr>
-        <w:t>Isn’t emotion just a generic 8-d bottleneck? Any compression would help.</w:t>
-      </w:r>
-    </w:p>
-    <w:p>
-      <w:pPr>
-        <w:spacing w:after="60"/>
-        <w:ind w:left="227"/>
-      </w:pPr>
-      <w:r>
-        <w:rPr>
-          <w:color w:val="333A44"/>
-          <w:sz w:val="18"/>
-        </w:rPr>
-        <w:t>That control was run: PCA-8 of the same embedding scores 0.343 vs the emotion pipeline’s 0.394, winning 88% of folds. So it is not merely dimensionality reduction — but at p = 0.060 it stays borderline.</w:t>
-      </w:r>
-    </w:p>
-    <w:p>
-      <w:pPr>
-        <w:keepNext/>
-        <w:spacing w:after="20" w:before="100"/>
-      </w:pPr>
-      <w:r>
-        <w:rPr>
-          <w:b/>
-          <w:color w:val="1A1D24"/>
-          <w:sz w:val="19"/>
-        </w:rPr>
-        <w:t>Why is the emotion regression only R² = 0.56?</w:t>
-      </w:r>
-    </w:p>
-    <w:p>
-      <w:pPr>
-        <w:spacing w:after="60"/>
-        <w:ind w:left="227"/>
-      </w:pPr>
-      <w:r>
-        <w:rPr>
-          <w:color w:val="333A44"/>
-          <w:sz w:val="18"/>
-        </w:rPr>
-        <w:t>Because 1.0 was never attainable. Two listener panels agree at 0.897, so 0.56 is 62% of the ceiling. Label noise is therefore not what limits it.</w:t>
-      </w:r>
-    </w:p>
-    <w:p>
-      <w:pPr>
-        <w:keepNext/>
-        <w:spacing w:after="20" w:before="100"/>
-      </w:pPr>
-      <w:r>
-        <w:rPr>
-          <w:b/>
-          <w:color w:val="1A1D24"/>
-          <w:sz w:val="19"/>
-        </w:rPr>
-        <w:t>Did you tune, or use defaults?</w:t>
-      </w:r>
-    </w:p>
-    <w:p>
-      <w:pPr>
-        <w:spacing w:after="60"/>
-        <w:ind w:left="227"/>
-      </w:pPr>
-      <w:r>
-        <w:rPr>
-          <w:color w:val="333A44"/>
-          <w:sz w:val="18"/>
-        </w:rPr>
-        <w:t>Tuned by nested CV, inner loop also grouped by film. The default C = 1.0 was the worst setting for every feature set, and tuning helped the baselines more than emotion.</w:t>
-      </w:r>
-    </w:p>
-    <w:p>
-      <w:pPr>
-        <w:keepNext/>
-        <w:spacing w:after="20" w:before="100"/>
-      </w:pPr>
-      <w:r>
-        <w:rPr>
-          <w:b/>
-          <w:color w:val="1A1D24"/>
-          <w:sz w:val="19"/>
-        </w:rPr>
-        <w:t>Why not an end-to-end neural network?</w:t>
-      </w:r>
-    </w:p>
-    <w:p>
-      <w:pPr>
-        <w:spacing w:after="60"/>
-        <w:ind w:left="227"/>
-      </w:pPr>
-      <w:r>
-        <w:rPr>
-          <w:color w:val="333A44"/>
-          <w:sz w:val="18"/>
-        </w:rPr>
-        <w:t>346 clips from 43 films, with learning curves still rising at 100% of the data — already size-limited for linear models. Gradient boosting was tested and is the worst arm (0.198, p &lt; 0.001).</w:t>
-      </w:r>
-    </w:p>
-    <w:p>
-      <w:pPr>
-        <w:keepNext/>
-        <w:spacing w:after="20" w:before="100"/>
-      </w:pPr>
-      <w:r>
-        <w:rPr>
-          <w:b/>
-          <w:color w:val="1A1D24"/>
-          <w:sz w:val="19"/>
-        </w:rPr>
-        <w:t>Have you tried harder to improve the score?</w:t>
-      </w:r>
-    </w:p>
-    <w:p>
-      <w:pPr>
-        <w:spacing w:after="60"/>
-        <w:ind w:left="227"/>
-      </w:pPr>
-      <w:r>
-        <w:rPr>
-          <w:color w:val="333A44"/>
-          <w:sz w:val="18"/>
-        </w:rPr>
-        <w:t>Four angles: feature fusion, PCA fusion, gradient boosting, classifier chains, threshold and class-weight changes. Every alternative is below the baseline and wins at most 16% of folds.</w:t>
-      </w:r>
-    </w:p>
-    <w:p>
-      <w:pPr>
-        <w:keepNext/>
-        <w:spacing w:after="20" w:before="100"/>
-      </w:pPr>
-      <w:r>
-        <w:rPr>
-          <w:b/>
-          <w:color w:val="1A1D24"/>
-          <w:sz w:val="19"/>
-        </w:rPr>
-        <w:t>Does it transfer beyond this dataset?</w:t>
-      </w:r>
-    </w:p>
-    <w:p>
-      <w:pPr>
-        <w:spacing w:after="60"/>
-        <w:ind w:left="227"/>
-      </w:pPr>
-      <w:r>
-        <w:rPr>
-          <w:color w:val="333A44"/>
-          <w:sz w:val="18"/>
-        </w:rPr>
-        <w:t>Partly. Applied to Ma et al.’s Blockbuster corpus the predicted emotions are face-valid (horror → fear +0.99, romance → tenderness +1.05). On genre accuracy it ties the control there rather than beating it.</w:t>
-      </w:r>
-    </w:p>
-    <w:p>
-      <w:pPr>
-        <w:keepNext/>
-        <w:spacing w:after="20" w:before="100"/>
-      </w:pPr>
-      <w:r>
-        <w:rPr>
-          <w:b/>
-          <w:color w:val="1A1D24"/>
-          <w:sz w:val="19"/>
-        </w:rPr>
-        <w:t>Would more data fix the borderline results?</w:t>
-      </w:r>
-    </w:p>
-    <w:p>
-      <w:pPr>
-        <w:spacing w:after="60"/>
-        <w:ind w:left="227"/>
-      </w:pPr>
-      <w:r>
-        <w:rPr>
-          <w:color w:val="333A44"/>
-          <w:sz w:val="18"/>
-        </w:rPr>
-        <w:t>Yes — and it is provable. The corrected test has a floor that ten repeats already sit within 0.02 of, so the constraint is the 41 films, not the number of folds.</w:t>
-      </w:r>
-    </w:p>
-    <w:p>
-      <w:pPr>
-        <w:pStyle w:val="Heading1"/>
-      </w:pPr>
-      <w:r>
-        <w:t>Limitations, and what to ask</w:t>
-      </w:r>
-    </w:p>
-    <w:p>
-      <w:pPr>
-        <w:pStyle w:val="ListBullet"/>
-        <w:spacing w:after="60"/>
-      </w:pPr>
-      <w:r>
-        <w:rPr>
-          <w:b/>
-          <w:i w:val="0"/>
-          <w:color w:val="333A44"/>
-          <w:sz w:val="20"/>
-        </w:rPr>
-        <w:t>43 films</w:t>
-      </w:r>
-      <w:r>
-        <w:rPr>
-          <w:b w:val="0"/>
-          <w:i w:val="0"/>
-          <w:color w:val="333A44"/>
-          <w:sz w:val="20"/>
-        </w:rPr>
-        <w:t xml:space="preserve"> is the binding constraint on every borderline result — grouping by film means the effective sample size is films, not clips.</w:t>
-      </w:r>
-    </w:p>
-    <w:p>
-      <w:pPr>
-        <w:pStyle w:val="ListBullet"/>
-        <w:spacing w:after="60"/>
-      </w:pPr>
-      <w:r>
-        <w:rPr>
-          <w:b/>
-          <w:i w:val="0"/>
-          <w:color w:val="333A44"/>
-          <w:sz w:val="20"/>
-        </w:rPr>
-        <w:t>The 0.397 figure uses human ratings</w:t>
-      </w:r>
-      <w:r>
-        <w:rPr>
-          <w:b w:val="0"/>
-          <w:i w:val="0"/>
-          <w:color w:val="333A44"/>
-          <w:sz w:val="20"/>
-        </w:rPr>
-        <w:t xml:space="preserve"> — it is the ceiling of the emotion path. The honest end-to-end number is 0.394, which matches it.</w:t>
-      </w:r>
-    </w:p>
-    <w:p>
-      <w:pPr>
-        <w:pStyle w:val="ListBullet"/>
-        <w:spacing w:after="60"/>
-      </w:pPr>
-      <w:r>
-        <w:rPr>
-          <w:b/>
-          <w:i w:val="0"/>
-          <w:color w:val="333A44"/>
-          <w:sz w:val="20"/>
-        </w:rPr>
-        <w:t>Biography (17) and Documentary (24) are unlearnable</w:t>
-      </w:r>
-      <w:r>
-        <w:rPr>
-          <w:b w:val="0"/>
-          <w:i w:val="0"/>
-          <w:color w:val="333A44"/>
-          <w:sz w:val="20"/>
-        </w:rPr>
-        <w:t xml:space="preserve"> at this scale, and Adventure has no signature. That is why the 5-genre subset exists.</w:t>
-      </w:r>
-    </w:p>
-    <w:p>
-      <w:pPr>
-        <w:pStyle w:val="ListBullet"/>
-        <w:spacing w:after="60"/>
-      </w:pPr>
-      <w:r>
-        <w:rPr>
-          <w:b/>
-          <w:i w:val="0"/>
-          <w:color w:val="333A44"/>
-          <w:sz w:val="20"/>
-        </w:rPr>
-        <w:t>Blockbuster has no ground-truth emotions</w:t>
-      </w:r>
-      <w:r>
-        <w:rPr>
-          <w:b w:val="0"/>
-          <w:i w:val="0"/>
-          <w:color w:val="333A44"/>
-          <w:sz w:val="20"/>
-        </w:rPr>
-        <w:t xml:space="preserve"> — transferred predictions can be checked for face validity but not scored.</w:t>
-      </w:r>
-    </w:p>
-    <w:p>
-      <w:pPr>
-        <w:spacing w:after="60"/>
-      </w:pPr>
-      <w:r>
-        <w:rPr>
-          <w:b/>
-          <w:i w:val="0"/>
-          <w:color w:val="333A44"/>
-          <w:sz w:val="20"/>
-        </w:rPr>
-        <w:t>Three things worth deciding together:</w:t>
-      </w:r>
-    </w:p>
-    <w:p>
-      <w:pPr>
-        <w:pStyle w:val="ListNumber"/>
-        <w:spacing w:after="60"/>
-      </w:pPr>
-      <w:r>
-        <w:rPr>
-          <w:b/>
-          <w:color w:val="1A1D24"/>
-          <w:sz w:val="19"/>
-        </w:rPr>
-        <w:t>Is borderline good enough?</w:t>
-      </w:r>
-      <w:r>
-        <w:rPr>
-          <w:color w:val="333A44"/>
-          <w:sz w:val="18"/>
-        </w:rPr>
-        <w:t xml:space="preserve"> Report emotion-vs-control as a consistent but non-significant advantage, or lead with the 8-genre result that is significant? Your call on framing.</w:t>
-      </w:r>
-    </w:p>
-    <w:p>
-      <w:pPr>
-        <w:pStyle w:val="ListNumber"/>
-        <w:spacing w:after="60"/>
-      </w:pPr>
-      <w:r>
-        <w:rPr>
-          <w:b/>
-          <w:color w:val="1A1D24"/>
-          <w:sz w:val="19"/>
-        </w:rPr>
-        <w:t>Extend the corpus?</w:t>
-      </w:r>
-      <w:r>
-        <w:rPr>
-          <w:color w:val="333A44"/>
-          <w:sz w:val="18"/>
-        </w:rPr>
-        <w:t xml:space="preserve"> Every remaining uncertainty is corpus-bound — the only lever left, though likely out of scope.</w:t>
-      </w:r>
-    </w:p>
-    <w:p>
-      <w:pPr>
-        <w:pStyle w:val="ListNumber"/>
-        <w:spacing w:after="60"/>
-      </w:pPr>
-      <w:r>
-        <w:rPr>
-          <w:b/>
-          <w:color w:val="1A1D24"/>
-          <w:sz w:val="19"/>
-        </w:rPr>
-        <w:t>Which chapter to draft next?</w:t>
-      </w:r>
-      <w:r>
-        <w:rPr>
-          <w:color w:val="333A44"/>
-          <w:sz w:val="18"/>
-        </w:rPr>
-        <w:t xml:space="preserve"> Methods is still a stub and all the material exists; agreeing its structure makes the writing mechanical.</w:t>
-      </w:r>
-    </w:p>
-    <w:p>
-      <w:pPr>
-        <w:spacing w:after="160"/>
-      </w:pPr>
-      <w:r>
-        <w:rPr>
-          <w:b w:val="0"/>
-          <w:i w:val="0"/>
-          <w:color w:val="67717E"/>
-          <w:sz w:val="18"/>
-        </w:rPr>
-        <w:t>Status: 5 of 6 supervisor items done; content chapters (#5) is the open one. 17 experiments, reproducible from a clone, with every per-fold score committed. Five thesis-ready LaTeX sections written and mutually consistent.</w:t>
-      </w:r>
-    </w:p>
-    <w:p>
-      <w:pPr>
-        <w:pStyle w:val="Heading2"/>
-      </w:pPr>
-      <w:r>
-        <w:t>Terms, if they come up</w:t>
-      </w:r>
-    </w:p>
-    <w:tbl>
-      <w:tblPr>
-        <w:tblStyle w:val="TableGrid"/>
-        <w:tblW w:type="auto" w:w="0"/>
-        <w:jc w:val="left"/>
-        <w:tblLayout w:type="fixed"/>
-        <w:tblLook w:firstColumn="1" w:firstRow="1" w:lastColumn="0" w:lastRow="0" w:noHBand="0" w:noVBand="1" w:val="04A0"/>
-      </w:tblPr>
-      <w:tblGrid>
-        <w:gridCol w:w="2353"/>
-        <w:gridCol w:w="2353"/>
-        <w:gridCol w:w="2353"/>
-        <w:gridCol w:w="2353"/>
-      </w:tblGrid>
-      <w:tr>
-        <w:tc>
-          <w:tcPr>
-            <w:tcW w:type="dxa" w:w="1474"/>
-            <w:shd w:val="clear" w:color="auto" w:fill="E7EAEF"/>
-          </w:tcPr>
-          <w:p>
-            <w:pPr>
-              <w:spacing w:after="20"/>
-            </w:pPr>
-            <w:r/>
-            <w:r>
-              <w:rPr>
-                <w:b/>
-                <w:color w:val="1A1D24"/>
-                <w:sz w:val="17"/>
-              </w:rPr>
-              <w:t>Term</w:t>
-            </w:r>
-          </w:p>
-        </w:tc>
-        <w:tc>
-          <w:tcPr>
-            <w:tcW w:type="dxa" w:w="3175"/>
-            <w:shd w:val="clear" w:color="auto" w:fill="E7EAEF"/>
-          </w:tcPr>
-          <w:p>
-            <w:pPr>
-              <w:spacing w:after="20"/>
-            </w:pPr>
-            <w:r/>
-            <w:r>
-              <w:rPr>
-                <w:b/>
-                <w:color w:val="1A1D24"/>
-                <w:sz w:val="17"/>
-              </w:rPr>
-              <w:t>Meaning</w:t>
-            </w:r>
-          </w:p>
-        </w:tc>
-        <w:tc>
-          <w:tcPr>
-            <w:tcW w:type="dxa" w:w="1644"/>
-            <w:shd w:val="clear" w:color="auto" w:fill="E7EAEF"/>
-          </w:tcPr>
-          <w:p>
-            <w:pPr>
-              <w:spacing w:after="20"/>
-            </w:pPr>
-            <w:r/>
-            <w:r>
-              <w:rPr>
-                <w:b/>
-                <w:color w:val="1A1D24"/>
-                <w:sz w:val="17"/>
-              </w:rPr>
-              <w:t>Term</w:t>
-            </w:r>
-          </w:p>
-        </w:tc>
-        <w:tc>
-          <w:tcPr>
-            <w:tcW w:type="dxa" w:w="3118"/>
-            <w:shd w:val="clear" w:color="auto" w:fill="E7EAEF"/>
-          </w:tcPr>
-          <w:p>
-            <w:pPr>
-              <w:spacing w:after="20"/>
-            </w:pPr>
-            <w:r/>
-            <w:r>
-              <w:rPr>
-                <w:b/>
-                <w:color w:val="1A1D24"/>
-                <w:sz w:val="17"/>
-              </w:rPr>
-              <w:t>Meaning</w:t>
-            </w:r>
-          </w:p>
-        </w:tc>
-      </w:tr>
-      <w:tr>
-        <w:tc>
-          <w:tcPr>
-            <w:tcW w:type="dxa" w:w="1474"/>
-          </w:tcPr>
-          <w:p>
-            <w:pPr>
-              <w:spacing w:after="20"/>
-            </w:pPr>
-            <w:r/>
-            <w:r>
-              <w:rPr>
-                <w:b/>
-                <w:i w:val="0"/>
-                <w:color w:val="333A44"/>
-                <w:sz w:val="17"/>
-              </w:rPr>
-              <w:t>Macro-F1</w:t>
-            </w:r>
-          </w:p>
-        </w:tc>
-        <w:tc>
-          <w:tcPr>
-            <w:tcW w:type="dxa" w:w="3175"/>
-          </w:tcPr>
-          <w:p>
-            <w:pPr>
-              <w:spacing w:after="20"/>
-            </w:pPr>
-            <w:r/>
-            <w:r>
-              <w:rPr>
-                <w:b w:val="0"/>
-                <w:i w:val="0"/>
-                <w:color w:val="333A44"/>
-                <w:sz w:val="17"/>
-              </w:rPr>
-              <w:t>Mean F1 across genres, each weighted equally</w:t>
-            </w:r>
-          </w:p>
-        </w:tc>
-        <w:tc>
-          <w:tcPr>
-            <w:tcW w:type="dxa" w:w="1644"/>
-          </w:tcPr>
-          <w:p>
-            <w:pPr>
-              <w:spacing w:after="20"/>
-            </w:pPr>
-            <w:r/>
-            <w:r>
-              <w:rPr>
-                <w:b/>
-                <w:i w:val="0"/>
-                <w:color w:val="333A44"/>
-                <w:sz w:val="17"/>
-              </w:rPr>
-              <w:t>Nested CV</w:t>
-            </w:r>
-          </w:p>
-        </w:tc>
-        <w:tc>
-          <w:tcPr>
-            <w:tcW w:type="dxa" w:w="3118"/>
-          </w:tcPr>
-          <w:p>
-            <w:pPr>
-              <w:spacing w:after="20"/>
-            </w:pPr>
-            <w:r/>
-            <w:r>
-              <w:rPr>
-                <w:b w:val="0"/>
-                <w:i w:val="0"/>
-                <w:color w:val="333A44"/>
-                <w:sz w:val="17"/>
-              </w:rPr>
-              <w:t>Hyperparameters picked inside each training fold</w:t>
-            </w:r>
-          </w:p>
-        </w:tc>
-      </w:tr>
-      <w:tr>
-        <w:tc>
-          <w:tcPr>
-            <w:tcW w:type="dxa" w:w="1474"/>
-          </w:tcPr>
-          <w:p>
-            <w:pPr>
-              <w:spacing w:after="20"/>
-            </w:pPr>
-            <w:r/>
-            <w:r>
-              <w:rPr>
-                <w:b/>
-                <w:i w:val="0"/>
-                <w:color w:val="333A44"/>
-                <w:sz w:val="17"/>
-              </w:rPr>
-              <w:t>GroupKFold</w:t>
-            </w:r>
-          </w:p>
-        </w:tc>
-        <w:tc>
-          <w:tcPr>
-            <w:tcW w:type="dxa" w:w="3175"/>
-          </w:tcPr>
-          <w:p>
-            <w:pPr>
-              <w:spacing w:after="20"/>
-            </w:pPr>
-            <w:r/>
-            <w:r>
-              <w:rPr>
-                <w:b w:val="0"/>
-                <w:i w:val="0"/>
-                <w:color w:val="333A44"/>
-                <w:sz w:val="17"/>
-              </w:rPr>
-              <w:t>All clips of one film stay together in a split</w:t>
-            </w:r>
-          </w:p>
-        </w:tc>
-        <w:tc>
-          <w:tcPr>
-            <w:tcW w:type="dxa" w:w="1644"/>
-          </w:tcPr>
-          <w:p>
-            <w:pPr>
-              <w:spacing w:after="20"/>
-            </w:pPr>
-            <w:r/>
-            <w:r>
-              <w:rPr>
-                <w:b/>
-                <w:i w:val="0"/>
-                <w:color w:val="333A44"/>
-                <w:sz w:val="17"/>
-              </w:rPr>
-              <w:t>Nadeau–Bengio</w:t>
-            </w:r>
-          </w:p>
-        </w:tc>
-        <w:tc>
-          <w:tcPr>
-            <w:tcW w:type="dxa" w:w="3118"/>
-          </w:tcPr>
-          <w:p>
-            <w:pPr>
-              <w:spacing w:after="20"/>
-            </w:pPr>
-            <w:r/>
-            <w:r>
-              <w:rPr>
-                <w:b w:val="0"/>
-                <w:i w:val="0"/>
-                <w:color w:val="333A44"/>
-                <w:sz w:val="17"/>
-              </w:rPr>
-              <w:t>t-test corrected for folds sharing training data</w:t>
-            </w:r>
-          </w:p>
-        </w:tc>
-      </w:tr>
-      <w:tr>
-        <w:tc>
-          <w:tcPr>
-            <w:tcW w:type="dxa" w:w="1474"/>
-          </w:tcPr>
-          <w:p>
-            <w:pPr>
-              <w:spacing w:after="20"/>
-            </w:pPr>
-            <w:r/>
-            <w:r>
-              <w:rPr>
-                <w:b/>
-                <w:i w:val="0"/>
-                <w:color w:val="333A44"/>
-                <w:sz w:val="17"/>
-              </w:rPr>
-              <w:t>Binary relevance</w:t>
-            </w:r>
-          </w:p>
-        </w:tc>
-        <w:tc>
-          <w:tcPr>
-            <w:tcW w:type="dxa" w:w="3175"/>
-          </w:tcPr>
-          <w:p>
-            <w:pPr>
-              <w:spacing w:after="20"/>
-            </w:pPr>
-            <w:r/>
-            <w:r>
-              <w:rPr>
-                <w:b w:val="0"/>
-                <w:i w:val="0"/>
-                <w:color w:val="333A44"/>
-                <w:sz w:val="17"/>
-              </w:rPr>
-              <w:t>One yes/no classifier per genre</w:t>
-            </w:r>
-          </w:p>
-        </w:tc>
-        <w:tc>
-          <w:tcPr>
-            <w:tcW w:type="dxa" w:w="1644"/>
-          </w:tcPr>
-          <w:p>
-            <w:pPr>
-              <w:spacing w:after="20"/>
-            </w:pPr>
-            <w:r/>
-            <w:r>
-              <w:rPr>
-                <w:b/>
-                <w:i w:val="0"/>
-                <w:color w:val="333A44"/>
-                <w:sz w:val="17"/>
-              </w:rPr>
-              <w:t>ICC</w:t>
-            </w:r>
-          </w:p>
-        </w:tc>
-        <w:tc>
-          <w:tcPr>
-            <w:tcW w:type="dxa" w:w="3118"/>
-          </w:tcPr>
-          <w:p>
-            <w:pPr>
-              <w:spacing w:after="20"/>
-            </w:pPr>
-            <w:r/>
-            <w:r>
-              <w:rPr>
-                <w:b w:val="0"/>
-                <w:i w:val="0"/>
-                <w:color w:val="333A44"/>
-                <w:sz w:val="17"/>
-              </w:rPr>
-              <w:t>Rater agreement: ranking vs identical values</w:t>
-            </w:r>
-          </w:p>
-        </w:tc>
-      </w:tr>
-      <w:tr>
-        <w:tc>
-          <w:tcPr>
-            <w:tcW w:type="dxa" w:w="1474"/>
-          </w:tcPr>
-          <w:p>
-            <w:pPr>
-              <w:spacing w:after="20"/>
-            </w:pPr>
-            <w:r/>
-            <w:r>
-              <w:rPr>
-                <w:b/>
-                <w:i w:val="0"/>
-                <w:color w:val="333A44"/>
-                <w:sz w:val="17"/>
-              </w:rPr>
-              <w:t>Cohen’s d</w:t>
-            </w:r>
-          </w:p>
-        </w:tc>
-        <w:tc>
-          <w:tcPr>
-            <w:tcW w:type="dxa" w:w="3175"/>
-          </w:tcPr>
-          <w:p>
-            <w:pPr>
-              <w:spacing w:after="20"/>
-            </w:pPr>
-            <w:r/>
-            <w:r>
-              <w:rPr>
-                <w:b w:val="0"/>
-                <w:i w:val="0"/>
-                <w:color w:val="333A44"/>
-                <w:sz w:val="17"/>
-              </w:rPr>
-              <w:t>Standardised gap between two means (0.5 ≈ moderate)</w:t>
-            </w:r>
-          </w:p>
-        </w:tc>
-        <w:tc>
-          <w:tcPr>
-            <w:tcW w:type="dxa" w:w="1644"/>
-          </w:tcPr>
-          <w:p>
-            <w:pPr>
-              <w:spacing w:after="20"/>
-            </w:pPr>
-            <w:r/>
-            <w:r>
-              <w:rPr>
-                <w:b/>
-                <w:i w:val="0"/>
-                <w:color w:val="333A44"/>
-                <w:sz w:val="17"/>
-              </w:rPr>
-              <w:t>AST / VGGish / CLAP</w:t>
-            </w:r>
-          </w:p>
-        </w:tc>
-        <w:tc>
-          <w:tcPr>
-            <w:tcW w:type="dxa" w:w="3118"/>
-          </w:tcPr>
-          <w:p>
-            <w:pPr>
-              <w:spacing w:after="20"/>
-            </w:pPr>
-            <w:r/>
-            <w:r>
-              <w:rPr>
-                <w:b w:val="0"/>
-                <w:i w:val="0"/>
-                <w:color w:val="333A44"/>
-                <w:sz w:val="17"/>
-              </w:rPr>
-              <w:t>Pretrained audio models: 768-, 128-, 512-d</w:t>
-            </w:r>
-          </w:p>
-        </w:tc>
-      </w:tr>
-    </w:tbl>
-    <w:p>
-      <w:pPr>
-        <w:spacing w:after="40"/>
-      </w:pPr>
-    </w:p>
     <w:sectPr>
-      <w:pgSz w:w="11906" w:h="16838"/>
-      <w:pgMar w:top="1077" w:right="1247" w:bottom="1077" w:left="1247" w:header="720" w:footer="720" w:gutter="0"/>
+      <w:pgSz w:w="12240" w:h="15840"/>
+      <w:pgMar w:top="1020" w:right="1134" w:bottom="1020" w:left="1134" w:header="720" w:footer="720" w:gutter="0"/>
       <w:cols w:space="720"/>
       <w:docGrid w:linePitch="360"/>
     </w:sectPr>
@@ -6470,12 +4680,11 @@
     <w:qFormat/>
     <w:rsid w:val="00FC693F"/>
     <w:pPr>
-      <w:spacing w:after="120" w:line="269" w:lineRule="auto"/>
+      <w:spacing w:after="80"/>
     </w:pPr>
     <w:rPr>
       <w:rFonts w:ascii="Calibri" w:hAnsi="Calibri"/>
-      <w:color w:val="333A44"/>
-      <w:sz w:val="20"/>
+      <w:sz w:val="21"/>
     </w:rPr>
   </w:style>
   <w:style w:type="paragraph" w:styleId="Header">
@@ -6533,15 +4742,15 @@
     <w:pPr>
       <w:keepNext/>
       <w:keepLines/>
-      <w:spacing w:before="300" w:after="80"/>
+      <w:spacing w:before="480" w:after="0"/>
       <w:outlineLvl w:val="0"/>
     </w:pPr>
     <w:rPr>
-      <w:rFonts w:asciiTheme="majorHAnsi" w:eastAsiaTheme="majorEastAsia" w:hAnsiTheme="majorHAnsi" w:cstheme="majorBidi" w:ascii="Calibri" w:hAnsi="Calibri"/>
+      <w:rFonts w:asciiTheme="majorHAnsi" w:eastAsiaTheme="majorEastAsia" w:hAnsiTheme="majorHAnsi" w:cstheme="majorBidi"/>
       <w:b/>
       <w:bCs/>
-      <w:color w:val="1A1D24"/>
-      <w:sz w:val="29"/>
+      <w:color w:val="365F91" w:themeColor="accent1" w:themeShade="BF"/>
+      <w:sz w:val="28"/>
       <w:szCs w:val="28"/>
     </w:rPr>
   </w:style>
@@ -6557,15 +4766,15 @@
     <w:pPr>
       <w:keepNext/>
       <w:keepLines/>
-      <w:spacing w:before="200" w:after="80"/>
+      <w:spacing w:before="200" w:after="0"/>
       <w:outlineLvl w:val="1"/>
     </w:pPr>
     <w:rPr>
-      <w:rFonts w:asciiTheme="majorHAnsi" w:eastAsiaTheme="majorEastAsia" w:hAnsiTheme="majorHAnsi" w:cstheme="majorBidi" w:ascii="Calibri" w:hAnsi="Calibri"/>
+      <w:rFonts w:asciiTheme="majorHAnsi" w:eastAsiaTheme="majorEastAsia" w:hAnsiTheme="majorHAnsi" w:cstheme="majorBidi"/>
       <w:b/>
       <w:bCs/>
-      <w:color w:val="0E6262"/>
-      <w:sz w:val="21"/>
+      <w:color w:val="4F81BD" w:themeColor="accent1"/>
+      <w:sz w:val="26"/>
       <w:szCs w:val="26"/>
     </w:rPr>
   </w:style>

--- a/docs/current_state.docx
+++ b/docs/current_state.docx
@@ -18,7 +18,7 @@
         <w:t>Can a soundtrack's emotion predict a film's genre?</w:t>
       </w:r>
       <w:r>
-        <w:t xml:space="preserve"> This page covers what was done after the fifth meeting: the four notes, a data error found while answering the second one, and what both changed; section 7b adds the work of 15–21 October. The briefing for the fourth meeting is archived in </w:t>
+        <w:t xml:space="preserve"> This page covers what was done after the fifth meeting: the four notes, a data error found while answering the second one, and what both changed; section 7b adds the work of 15–27 October. The briefing for the fourth meeting is archived in </w:t>
       </w:r>
       <w:r>
         <w:rPr>
@@ -608,7 +608,7 @@
       <w:r>
         <w:drawing>
           <wp:inline xmlns:a="http://schemas.openxmlformats.org/drawingml/2006/main" xmlns:pic="http://schemas.openxmlformats.org/drawingml/2006/picture">
-            <wp:extent cx="5580000" cy="3059836"/>
+            <wp:extent cx="5580000" cy="2450564"/>
             <wp:docPr id="1" name="Picture 1"/>
             <wp:cNvGraphicFramePr>
               <a:graphicFrameLocks noChangeAspect="1"/>
@@ -629,7 +629,7 @@
                   <pic:spPr>
                     <a:xfrm>
                       <a:off x="0" y="0"/>
-                      <a:ext cx="5580000" cy="3059836"/>
+                      <a:ext cx="5580000" cy="2450564"/>
                     </a:xfrm>
                     <a:prstGeom prst="rect"/>
                   </pic:spPr>
@@ -1182,7 +1182,7 @@
       <w:r>
         <w:drawing>
           <wp:inline xmlns:a="http://schemas.openxmlformats.org/drawingml/2006/main" xmlns:pic="http://schemas.openxmlformats.org/drawingml/2006/picture">
-            <wp:extent cx="5580000" cy="2521642"/>
+            <wp:extent cx="5580000" cy="2502963"/>
             <wp:docPr id="3" name="Picture 3"/>
             <wp:cNvGraphicFramePr>
               <a:graphicFrameLocks noChangeAspect="1"/>
@@ -1203,7 +1203,7 @@
                   <pic:spPr>
                     <a:xfrm>
                       <a:off x="0" y="0"/>
-                      <a:ext cx="5580000" cy="2521642"/>
+                      <a:ext cx="5580000" cy="2502963"/>
                     </a:xfrm>
                     <a:prstGeom prst="rect"/>
                   </pic:spPr>
@@ -2616,12 +2616,12 @@
         <w:pStyle w:val="Heading1"/>
       </w:pPr>
       <w:r>
-        <w:t>7b. Since then (15–21 October): one new analysis, a figure check, your comments</w:t>
+        <w:t>7b. Since then (15–27 October): two new analyses, a figure check, your comments</w:t>
       </w:r>
     </w:p>
     <w:p>
       <w:r>
-        <w:t>No result changed. The thesis on Overleaf (</w:t>
+        <w:t>No headline result changed. The thesis on Overleaf (</w:t>
       </w:r>
       <w:r>
         <w:rPr>
@@ -2629,7 +2629,7 @@
           <w:color w:val="404040"/>
           <w:sz w:val="18"/>
         </w:rPr>
-        <w:t>497c6db</w:t>
+        <w:t>011fc8c</w:t>
       </w:r>
       <w:r>
         <w:t>) contains all of it.</w:t>
@@ -2754,6 +2754,53 @@
       </w:pPr>
       <w:r>
         <w:t xml:space="preserve">5. </w:t>
+      </w:r>
+      <w:r>
+        <w:rPr>
+          <w:b/>
+        </w:rPr>
+        <w:t>Your comments on the draft of 21 Oct</w:t>
+      </w:r>
+      <w:r>
+        <w:t xml:space="preserve"> (27 Oct; </w:t>
+      </w:r>
+      <w:r>
+        <w:rPr>
+          <w:rFonts w:ascii="Consolas" w:hAnsi="Consolas"/>
+          <w:color w:val="404040"/>
+          <w:sz w:val="18"/>
+        </w:rPr>
+        <w:t>docs/review_2026-10-16.md</w:t>
+      </w:r>
+      <w:r>
+        <w:t xml:space="preserve">, third part): the research questions are now </w:t>
+      </w:r>
+      <w:r>
+        <w:rPr>
+          <w:b/>
+        </w:rPr>
+        <w:t>four how-questions</w:t>
+      </w:r>
+      <w:r>
+        <w:t xml:space="preserve"> (RQ3 compares the two pipelines within one dataset, RQ4 asks how they generalise to the other); "route" is now "pipeline" throughout; Section 5.4 has a new precision/recall heatmap and explains </w:t>
+      </w:r>
+      <w:r>
+        <w:rPr>
+          <w:b/>
+        </w:rPr>
+        <w:t>why Horror is weak</w:t>
+      </w:r>
+      <w:r>
+        <w:t>: the emotion regression pulls the high fear of Horror clips towards the level of Action (predicted 3.73 vs 3.46, rated 4.35 vs 3.42), so with rated emotions Horror reaches F1 0.41 but with predicted ones only 0.23; the Blockbuster chart shows only the four compared pipelines, each defined; every abbreviation is spelled out at its first use.</w:t>
+      </w:r>
+    </w:p>
+    <w:p>
+      <w:pPr>
+        <w:spacing w:after="40"/>
+        <w:ind w:left="510" w:hanging="340"/>
+      </w:pPr>
+      <w:r>
+        <w:t xml:space="preserve">6. </w:t>
       </w:r>
       <w:r>
         <w:rPr>
